--- a/docs/Next_Owner_Market_User_Guide.docx
+++ b/docs/Next_Owner_Market_User_Guide.docx
@@ -4891,6 +4891,96 @@
         <w:t xml:space="preserve">: real reviews from completed orders, and a three-step "How it works" (pay by card, money held, pick up or ship).</w:t>
       </w:r>
     </w:p>
+    <w:p>
+      <w:pPr>
+        <w:pStyle w:val="FirstParagraph"/>
+      </w:pPr>
+      <w:r>
+        <w:rPr>
+          <w:bCs/>
+          <w:b/>
+        </w:rPr>
+        <w:t xml:space="preserve">Three more tools (evening of Sept 30)</w:t>
+      </w:r>
+    </w:p>
+    <w:p>
+      <w:pPr>
+        <w:numPr>
+          <w:ilvl w:val="0"/>
+          <w:numId w:val="1021"/>
+        </w:numPr>
+        <w:pStyle w:val="Compact"/>
+      </w:pPr>
+      <w:r>
+        <w:rPr>
+          <w:bCs/>
+          <w:b/>
+        </w:rPr>
+        <w:t xml:space="preserve">Sort the pile</w:t>
+      </w:r>
+      <w:r>
+        <w:t xml:space="preserve"> </w:t>
+      </w:r>
+      <w:r>
+        <w:t xml:space="preserve">(nextownermarket.com/pile): photograph a box, shelf, or garage corner (up to 10 photos). Every item comes back with a value range and Keep / Sell / Donate / Toss, with a reason. Change any label. "List N items" turns the Sell ones into draft listings with photo, title, description, and price. Uses AI credits like Worth.</w:t>
+      </w:r>
+    </w:p>
+    <w:p>
+      <w:pPr>
+        <w:numPr>
+          <w:ilvl w:val="0"/>
+          <w:numId w:val="1021"/>
+        </w:numPr>
+        <w:pStyle w:val="Compact"/>
+      </w:pPr>
+      <w:r>
+        <w:rPr>
+          <w:bCs/>
+          <w:b/>
+        </w:rPr>
+        <w:t xml:space="preserve">Buy or pass?</w:t>
+      </w:r>
+      <w:r>
+        <w:t xml:space="preserve"> </w:t>
+      </w:r>
+      <w:r>
+        <w:t xml:space="preserve">(nextownermarket.com/buy-or-pass): in a thrift store, one photo plus what they're asking. You get resale range, best place to sell, fees, shipping, profit, and BUY / MAYBE / PASS.</w:t>
+      </w:r>
+    </w:p>
+    <w:p>
+      <w:pPr>
+        <w:numPr>
+          <w:ilvl w:val="0"/>
+          <w:numId w:val="1021"/>
+        </w:numPr>
+        <w:pStyle w:val="Compact"/>
+      </w:pPr>
+      <w:r>
+        <w:rPr>
+          <w:bCs/>
+          <w:b/>
+        </w:rPr>
+        <w:t xml:space="preserve">Year summary</w:t>
+      </w:r>
+      <w:r>
+        <w:t xml:space="preserve"> </w:t>
+      </w:r>
+      <w:r>
+        <w:t xml:space="preserve">(📊 Year in the seller app): sales, shipping collected, fees, commissions, labels paid, cost of goods, net, per year, with CSV download for your tax preparer. It's a summary, not tax advice, and we don't file anything.</w:t>
+      </w:r>
+    </w:p>
+    <w:p>
+      <w:pPr>
+        <w:numPr>
+          <w:ilvl w:val="0"/>
+          <w:numId w:val="1021"/>
+        </w:numPr>
+        <w:pStyle w:val="Compact"/>
+      </w:pPr>
+      <w:r>
+        <w:t xml:space="preserve">Help now has "How do I spot a scam in a marketplace deal?"</w:t>
+      </w:r>
+    </w:p>
     <w:bookmarkEnd w:id="55"/>
     <w:bookmarkStart w:id="58" w:name="part-7--sharing-the-store"/>
     <w:p>
@@ -4905,7 +4995,7 @@
       <w:pPr>
         <w:numPr>
           <w:ilvl w:val="0"/>
-          <w:numId w:val="1021"/>
+          <w:numId w:val="1022"/>
         </w:numPr>
         <w:pStyle w:val="Compact"/>
       </w:pPr>
@@ -4930,7 +5020,7 @@
       <w:pPr>
         <w:numPr>
           <w:ilvl w:val="0"/>
-          <w:numId w:val="1021"/>
+          <w:numId w:val="1022"/>
         </w:numPr>
         <w:pStyle w:val="Compact"/>
       </w:pPr>
@@ -4942,7 +5032,7 @@
       <w:pPr>
         <w:numPr>
           <w:ilvl w:val="0"/>
-          <w:numId w:val="1021"/>
+          <w:numId w:val="1022"/>
         </w:numPr>
         <w:pStyle w:val="Compact"/>
       </w:pPr>
@@ -4967,7 +5057,7 @@
       <w:pPr>
         <w:numPr>
           <w:ilvl w:val="0"/>
-          <w:numId w:val="1021"/>
+          <w:numId w:val="1022"/>
         </w:numPr>
         <w:pStyle w:val="Compact"/>
       </w:pPr>
@@ -5017,7 +5107,7 @@
       <w:pPr>
         <w:numPr>
           <w:ilvl w:val="0"/>
-          <w:numId w:val="1022"/>
+          <w:numId w:val="1023"/>
         </w:numPr>
         <w:pStyle w:val="Compact"/>
       </w:pPr>
@@ -5029,7 +5119,7 @@
       <w:pPr>
         <w:numPr>
           <w:ilvl w:val="0"/>
-          <w:numId w:val="1022"/>
+          <w:numId w:val="1023"/>
         </w:numPr>
         <w:pStyle w:val="Compact"/>
       </w:pPr>
@@ -5041,7 +5131,7 @@
       <w:pPr>
         <w:numPr>
           <w:ilvl w:val="0"/>
-          <w:numId w:val="1022"/>
+          <w:numId w:val="1023"/>
         </w:numPr>
         <w:pStyle w:val="Compact"/>
       </w:pPr>
@@ -5053,7 +5143,7 @@
       <w:pPr>
         <w:numPr>
           <w:ilvl w:val="0"/>
-          <w:numId w:val="1022"/>
+          <w:numId w:val="1023"/>
         </w:numPr>
         <w:pStyle w:val="Compact"/>
       </w:pPr>
@@ -5065,7 +5155,7 @@
       <w:pPr>
         <w:numPr>
           <w:ilvl w:val="0"/>
-          <w:numId w:val="1022"/>
+          <w:numId w:val="1023"/>
         </w:numPr>
         <w:pStyle w:val="Compact"/>
       </w:pPr>
@@ -5077,7 +5167,7 @@
       <w:pPr>
         <w:numPr>
           <w:ilvl w:val="0"/>
-          <w:numId w:val="1022"/>
+          <w:numId w:val="1023"/>
         </w:numPr>
         <w:pStyle w:val="Compact"/>
       </w:pPr>
@@ -5089,7 +5179,7 @@
       <w:pPr>
         <w:numPr>
           <w:ilvl w:val="0"/>
-          <w:numId w:val="1022"/>
+          <w:numId w:val="1023"/>
         </w:numPr>
         <w:pStyle w:val="Compact"/>
       </w:pPr>
@@ -5101,7 +5191,7 @@
       <w:pPr>
         <w:numPr>
           <w:ilvl w:val="0"/>
-          <w:numId w:val="1022"/>
+          <w:numId w:val="1023"/>
         </w:numPr>
         <w:pStyle w:val="Compact"/>
       </w:pPr>
@@ -5174,7 +5264,7 @@
       <w:pPr>
         <w:numPr>
           <w:ilvl w:val="0"/>
-          <w:numId w:val="1023"/>
+          <w:numId w:val="1024"/>
         </w:numPr>
         <w:pStyle w:val="Compact"/>
       </w:pPr>
@@ -5186,7 +5276,7 @@
       <w:pPr>
         <w:numPr>
           <w:ilvl w:val="0"/>
-          <w:numId w:val="1023"/>
+          <w:numId w:val="1024"/>
         </w:numPr>
         <w:pStyle w:val="Compact"/>
       </w:pPr>
@@ -5198,7 +5288,7 @@
       <w:pPr>
         <w:numPr>
           <w:ilvl w:val="0"/>
-          <w:numId w:val="1023"/>
+          <w:numId w:val="1024"/>
         </w:numPr>
         <w:pStyle w:val="Compact"/>
       </w:pPr>
@@ -5210,7 +5300,7 @@
       <w:pPr>
         <w:numPr>
           <w:ilvl w:val="0"/>
-          <w:numId w:val="1023"/>
+          <w:numId w:val="1024"/>
         </w:numPr>
         <w:pStyle w:val="Compact"/>
       </w:pPr>
@@ -5222,7 +5312,7 @@
       <w:pPr>
         <w:numPr>
           <w:ilvl w:val="0"/>
-          <w:numId w:val="1023"/>
+          <w:numId w:val="1024"/>
         </w:numPr>
         <w:pStyle w:val="Compact"/>
       </w:pPr>
@@ -5677,6 +5767,9 @@
     <w:abstractNumId w:val="991"/>
   </w:num>
   <w:num w:numId="1023">
+    <w:abstractNumId w:val="991"/>
+  </w:num>
+  <w:num w:numId="1024">
     <w:abstractNumId w:val="991"/>
   </w:num>
 </w:numbering>

--- a/docs/Next_Owner_Market_User_Guide.docx
+++ b/docs/Next_Owner_Market_User_Guide.docx
@@ -4981,6 +4981,103 @@
         <w:t xml:space="preserve">Help now has "How do I spot a scam in a marketplace deal?"</w:t>
       </w:r>
     </w:p>
+    <w:p>
+      <w:pPr>
+        <w:pStyle w:val="FirstParagraph"/>
+      </w:pPr>
+      <w:r>
+        <w:rPr>
+          <w:bCs/>
+          <w:b/>
+        </w:rPr>
+        <w:t xml:space="preserve">Teaching pages and the public valuations archive (Sept 30, evening)</w:t>
+      </w:r>
+    </w:p>
+    <w:p>
+      <w:pPr>
+        <w:numPr>
+          <w:ilvl w:val="0"/>
+          <w:numId w:val="1022"/>
+        </w:numPr>
+        <w:pStyle w:val="Compact"/>
+      </w:pPr>
+      <w:r>
+        <w:rPr>
+          <w:bCs/>
+          <w:b/>
+        </w:rPr>
+        <w:t xml:space="preserve">Why we built this</w:t>
+      </w:r>
+      <w:r>
+        <w:t xml:space="preserve"> </w:t>
+      </w:r>
+      <w:r>
+        <w:t xml:space="preserve">(nextownermarket.com/why): the mission statement, in Shayne's words. Linked from the home page, Pro page, tool pages, footer.</w:t>
+      </w:r>
+    </w:p>
+    <w:p>
+      <w:pPr>
+        <w:numPr>
+          <w:ilvl w:val="0"/>
+          <w:numId w:val="1022"/>
+        </w:numPr>
+        <w:pStyle w:val="Compact"/>
+      </w:pPr>
+      <w:r>
+        <w:rPr>
+          <w:bCs/>
+          <w:b/>
+        </w:rPr>
+        <w:t xml:space="preserve">Start with one box</w:t>
+      </w:r>
+      <w:r>
+        <w:t xml:space="preserve"> </w:t>
+      </w:r>
+      <w:r>
+        <w:t xml:space="preserve">(nextownermarket.com/start): the eight-step path for someone overwhelmed by stuff. Pick one box → photograph → Sort the pile → list the Sell ones → set up payouts → copy to Facebook and the rest → hand over safely → next box. Google reads it as a how-to.</w:t>
+      </w:r>
+    </w:p>
+    <w:p>
+      <w:pPr>
+        <w:numPr>
+          <w:ilvl w:val="0"/>
+          <w:numId w:val="1022"/>
+        </w:numPr>
+        <w:pStyle w:val="Compact"/>
+      </w:pPr>
+      <w:r>
+        <w:rPr>
+          <w:bCs/>
+          <w:b/>
+        </w:rPr>
+        <w:t xml:space="preserve">Every tool page now teaches</w:t>
+      </w:r>
+      <w:r>
+        <w:t xml:space="preserve">: What's it worth?, Sort the pile, and Buy or pass? each have a plain-English explanation, numbered steps, real examples, and a Questions people ask section that Google can show directly in results.</w:t>
+      </w:r>
+    </w:p>
+    <w:p>
+      <w:pPr>
+        <w:numPr>
+          <w:ilvl w:val="0"/>
+          <w:numId w:val="1022"/>
+        </w:numPr>
+        <w:pStyle w:val="Compact"/>
+      </w:pPr>
+      <w:r>
+        <w:rPr>
+          <w:bCs/>
+          <w:b/>
+        </w:rPr>
+        <w:t xml:space="preserve">What things are worth</w:t>
+      </w:r>
+      <w:r>
+        <w:t xml:space="preserve"> </w:t>
+      </w:r>
+      <w:r>
+        <w:t xml:space="preserve">(nextownermarket.com/valued): a public archive of valuations people chose to share (no names). After any Worth or Pile result there's a "Share it (no name)" box; tick it and the valuation gets its own page (photo optional). Each page: value range, why, where it sells best, what raises the price, similar items, and a "value mine" button. Every shared item is another page Google can send people to. Owners can hide theirs from My account.</w:t>
+      </w:r>
+    </w:p>
     <w:bookmarkEnd w:id="55"/>
     <w:bookmarkStart w:id="58" w:name="part-7--sharing-the-store"/>
     <w:p>
@@ -4995,7 +5092,7 @@
       <w:pPr>
         <w:numPr>
           <w:ilvl w:val="0"/>
-          <w:numId w:val="1022"/>
+          <w:numId w:val="1023"/>
         </w:numPr>
         <w:pStyle w:val="Compact"/>
       </w:pPr>
@@ -5020,7 +5117,7 @@
       <w:pPr>
         <w:numPr>
           <w:ilvl w:val="0"/>
-          <w:numId w:val="1022"/>
+          <w:numId w:val="1023"/>
         </w:numPr>
         <w:pStyle w:val="Compact"/>
       </w:pPr>
@@ -5032,7 +5129,7 @@
       <w:pPr>
         <w:numPr>
           <w:ilvl w:val="0"/>
-          <w:numId w:val="1022"/>
+          <w:numId w:val="1023"/>
         </w:numPr>
         <w:pStyle w:val="Compact"/>
       </w:pPr>
@@ -5057,7 +5154,7 @@
       <w:pPr>
         <w:numPr>
           <w:ilvl w:val="0"/>
-          <w:numId w:val="1022"/>
+          <w:numId w:val="1023"/>
         </w:numPr>
         <w:pStyle w:val="Compact"/>
       </w:pPr>
@@ -5107,7 +5204,7 @@
       <w:pPr>
         <w:numPr>
           <w:ilvl w:val="0"/>
-          <w:numId w:val="1023"/>
+          <w:numId w:val="1024"/>
         </w:numPr>
         <w:pStyle w:val="Compact"/>
       </w:pPr>
@@ -5119,7 +5216,7 @@
       <w:pPr>
         <w:numPr>
           <w:ilvl w:val="0"/>
-          <w:numId w:val="1023"/>
+          <w:numId w:val="1024"/>
         </w:numPr>
         <w:pStyle w:val="Compact"/>
       </w:pPr>
@@ -5131,7 +5228,7 @@
       <w:pPr>
         <w:numPr>
           <w:ilvl w:val="0"/>
-          <w:numId w:val="1023"/>
+          <w:numId w:val="1024"/>
         </w:numPr>
         <w:pStyle w:val="Compact"/>
       </w:pPr>
@@ -5143,7 +5240,7 @@
       <w:pPr>
         <w:numPr>
           <w:ilvl w:val="0"/>
-          <w:numId w:val="1023"/>
+          <w:numId w:val="1024"/>
         </w:numPr>
         <w:pStyle w:val="Compact"/>
       </w:pPr>
@@ -5155,7 +5252,7 @@
       <w:pPr>
         <w:numPr>
           <w:ilvl w:val="0"/>
-          <w:numId w:val="1023"/>
+          <w:numId w:val="1024"/>
         </w:numPr>
         <w:pStyle w:val="Compact"/>
       </w:pPr>
@@ -5167,7 +5264,7 @@
       <w:pPr>
         <w:numPr>
           <w:ilvl w:val="0"/>
-          <w:numId w:val="1023"/>
+          <w:numId w:val="1024"/>
         </w:numPr>
         <w:pStyle w:val="Compact"/>
       </w:pPr>
@@ -5179,7 +5276,7 @@
       <w:pPr>
         <w:numPr>
           <w:ilvl w:val="0"/>
-          <w:numId w:val="1023"/>
+          <w:numId w:val="1024"/>
         </w:numPr>
         <w:pStyle w:val="Compact"/>
       </w:pPr>
@@ -5191,7 +5288,7 @@
       <w:pPr>
         <w:numPr>
           <w:ilvl w:val="0"/>
-          <w:numId w:val="1023"/>
+          <w:numId w:val="1024"/>
         </w:numPr>
         <w:pStyle w:val="Compact"/>
       </w:pPr>
@@ -5264,7 +5361,7 @@
       <w:pPr>
         <w:numPr>
           <w:ilvl w:val="0"/>
-          <w:numId w:val="1024"/>
+          <w:numId w:val="1025"/>
         </w:numPr>
         <w:pStyle w:val="Compact"/>
       </w:pPr>
@@ -5276,7 +5373,7 @@
       <w:pPr>
         <w:numPr>
           <w:ilvl w:val="0"/>
-          <w:numId w:val="1024"/>
+          <w:numId w:val="1025"/>
         </w:numPr>
         <w:pStyle w:val="Compact"/>
       </w:pPr>
@@ -5288,7 +5385,7 @@
       <w:pPr>
         <w:numPr>
           <w:ilvl w:val="0"/>
-          <w:numId w:val="1024"/>
+          <w:numId w:val="1025"/>
         </w:numPr>
         <w:pStyle w:val="Compact"/>
       </w:pPr>
@@ -5300,7 +5397,7 @@
       <w:pPr>
         <w:numPr>
           <w:ilvl w:val="0"/>
-          <w:numId w:val="1024"/>
+          <w:numId w:val="1025"/>
         </w:numPr>
         <w:pStyle w:val="Compact"/>
       </w:pPr>
@@ -5312,7 +5409,7 @@
       <w:pPr>
         <w:numPr>
           <w:ilvl w:val="0"/>
-          <w:numId w:val="1024"/>
+          <w:numId w:val="1025"/>
         </w:numPr>
         <w:pStyle w:val="Compact"/>
       </w:pPr>
@@ -5770,6 +5867,9 @@
     <w:abstractNumId w:val="991"/>
   </w:num>
   <w:num w:numId="1024">
+    <w:abstractNumId w:val="991"/>
+  </w:num>
+  <w:num w:numId="1025">
     <w:abstractNumId w:val="991"/>
   </w:num>
 </w:numbering>

--- a/docs/Next_Owner_Market_User_Guide.docx
+++ b/docs/Next_Owner_Market_User_Guide.docx
@@ -5078,6 +5078,264 @@
         <w:t xml:space="preserve">(nextownermarket.com/valued): a public archive of valuations people chose to share (no names). After any Worth or Pile result there's a "Share it (no name)" box; tick it and the valuation gets its own page (photo optional). Each page: value range, why, where it sells best, what raises the price, similar items, and a "value mine" button. Every shared item is another page Google can send people to. Owners can hide theirs from My account.</w:t>
       </w:r>
     </w:p>
+    <w:p>
+      <w:pPr>
+        <w:pStyle w:val="FirstParagraph"/>
+      </w:pPr>
+      <w:r>
+        <w:rPr>
+          <w:bCs/>
+          <w:b/>
+        </w:rPr>
+        <w:t xml:space="preserve">Runs by itself, and the Operations page (Sept 30, night)</w:t>
+      </w:r>
+    </w:p>
+    <w:p>
+      <w:pPr>
+        <w:numPr>
+          <w:ilvl w:val="0"/>
+          <w:numId w:val="1023"/>
+        </w:numPr>
+        <w:pStyle w:val="Compact"/>
+      </w:pPr>
+      <w:r>
+        <w:rPr>
+          <w:bCs/>
+          <w:b/>
+        </w:rPr>
+        <w:t xml:space="preserve">🎛 Operations</w:t>
+      </w:r>
+      <w:r>
+        <w:t xml:space="preserve"> </w:t>
+      </w:r>
+      <w:r>
+        <w:t xml:space="preserve">(first tab in the staff app): the numbers (tap any for what it means), every automation with what it does / why / last result / on-off / Run now, the list of human tasks with exact steps and a notes box, and a glossary. Hand this page to an assistant.</w:t>
+      </w:r>
+    </w:p>
+    <w:p>
+      <w:pPr>
+        <w:numPr>
+          <w:ilvl w:val="0"/>
+          <w:numId w:val="1023"/>
+        </w:numPr>
+        <w:pStyle w:val="Compact"/>
+      </w:pPr>
+      <w:r>
+        <w:rPr>
+          <w:bCs/>
+          <w:b/>
+        </w:rPr>
+        <w:t xml:space="preserve">Automatic emails</w:t>
+      </w:r>
+      <w:r>
+        <w:t xml:space="preserve">: welcome series (day 1, 3, 7), seller nudges (views with no messages, saves, drafts sitting, payouts not set up), milestones (first listing, 10 listings, first sale, third sale,</w:t>
+      </w:r>
+      <w:r>
+        <w:t xml:space="preserve"> </w:t>
+      </w:r>
+      <m:oMath>
+        <m:r>
+          <m:t>100</m:t>
+        </m:r>
+        <m:r>
+          <m:rPr>
+            <m:sty m:val="p"/>
+          </m:rPr>
+          <m:t>/</m:t>
+        </m:r>
+      </m:oMath>
+      <w:r>
+        <w:t xml:space="preserve">500/$1,000) with a share line, review requests after each order. Each once; capped per day; anyone can turn tips off at /unsubscribe (order emails always come).</w:t>
+      </w:r>
+    </w:p>
+    <w:p>
+      <w:pPr>
+        <w:numPr>
+          <w:ilvl w:val="0"/>
+          <w:numId w:val="1023"/>
+        </w:numPr>
+        <w:pStyle w:val="Compact"/>
+      </w:pPr>
+      <w:r>
+        <w:rPr>
+          <w:bCs/>
+          <w:b/>
+        </w:rPr>
+        <w:t xml:space="preserve">Weekly blog post</w:t>
+      </w:r>
+      <w:r>
+        <w:t xml:space="preserve"> </w:t>
+      </w:r>
+      <w:r>
+        <w:t xml:space="preserve">written every Monday from the week's real valuations, sales and new items.</w:t>
+      </w:r>
+    </w:p>
+    <w:p>
+      <w:pPr>
+        <w:numPr>
+          <w:ilvl w:val="0"/>
+          <w:numId w:val="1023"/>
+        </w:numPr>
+        <w:pStyle w:val="Compact"/>
+      </w:pPr>
+      <w:r>
+        <w:rPr>
+          <w:bCs/>
+          <w:b/>
+        </w:rPr>
+        <w:t xml:space="preserve">Pages that build themselves</w:t>
+      </w:r>
+      <w:r>
+        <w:t xml:space="preserve">: hub pages (/valued/about/…) once two valuations share the same words; city pages (/near/richmond-va) for any city with items.</w:t>
+      </w:r>
+    </w:p>
+    <w:p>
+      <w:pPr>
+        <w:numPr>
+          <w:ilvl w:val="0"/>
+          <w:numId w:val="1023"/>
+        </w:numPr>
+        <w:pStyle w:val="Compact"/>
+      </w:pPr>
+      <w:r>
+        <w:rPr>
+          <w:bCs/>
+          <w:b/>
+        </w:rPr>
+        <w:t xml:space="preserve">Share images</w:t>
+      </w:r>
+      <w:r>
+        <w:t xml:space="preserve"> </w:t>
+      </w:r>
+      <w:r>
+        <w:t xml:space="preserve">for every item, valuation, tool page and the home page, so links look right on Facebook, texts and Reddit.</w:t>
+      </w:r>
+    </w:p>
+    <w:p>
+      <w:pPr>
+        <w:numPr>
+          <w:ilvl w:val="0"/>
+          <w:numId w:val="1023"/>
+        </w:numPr>
+        <w:pStyle w:val="Compact"/>
+      </w:pPr>
+      <w:r>
+        <w:rPr>
+          <w:bCs/>
+          <w:b/>
+        </w:rPr>
+        <w:t xml:space="preserve">RSS feeds</w:t>
+      </w:r>
+      <w:r>
+        <w:t xml:space="preserve"> </w:t>
+      </w:r>
+      <w:r>
+        <w:t xml:space="preserve">(/feed/items.xml, /feed/valued.xml, /feed/blog.xml) and the</w:t>
+      </w:r>
+      <w:r>
+        <w:t xml:space="preserve"> </w:t>
+      </w:r>
+      <w:r>
+        <w:rPr>
+          <w:bCs/>
+          <w:b/>
+        </w:rPr>
+        <w:t xml:space="preserve">free embeddable widget</w:t>
+      </w:r>
+      <w:r>
+        <w:t xml:space="preserve"> </w:t>
+      </w:r>
+      <w:r>
+        <w:t xml:space="preserve">(/embed) other sites can paste in.</w:t>
+      </w:r>
+    </w:p>
+    <w:p>
+      <w:pPr>
+        <w:numPr>
+          <w:ilvl w:val="0"/>
+          <w:numId w:val="1023"/>
+        </w:numPr>
+        <w:pStyle w:val="Compact"/>
+      </w:pPr>
+      <w:r>
+        <w:rPr>
+          <w:bCs/>
+          <w:b/>
+        </w:rPr>
+        <w:t xml:space="preserve">Year summary</w:t>
+      </w:r>
+      <w:r>
+        <w:t xml:space="preserve"> </w:t>
+      </w:r>
+      <w:r>
+        <w:t xml:space="preserve">(📊 Year),</w:t>
+      </w:r>
+      <w:r>
+        <w:t xml:space="preserve"> </w:t>
+      </w:r>
+      <w:r>
+        <w:rPr>
+          <w:bCs/>
+          <w:b/>
+        </w:rPr>
+        <w:t xml:space="preserve">Sort the pile</w:t>
+      </w:r>
+      <w:r>
+        <w:t xml:space="preserve">,</w:t>
+      </w:r>
+      <w:r>
+        <w:t xml:space="preserve"> </w:t>
+      </w:r>
+      <w:r>
+        <w:rPr>
+          <w:bCs/>
+          <w:b/>
+        </w:rPr>
+        <w:t xml:space="preserve">Buy or pass?</w:t>
+      </w:r>
+      <w:r>
+        <w:t xml:space="preserve">,</w:t>
+      </w:r>
+      <w:r>
+        <w:t xml:space="preserve"> </w:t>
+      </w:r>
+      <w:r>
+        <w:rPr>
+          <w:bCs/>
+          <w:b/>
+        </w:rPr>
+        <w:t xml:space="preserve">Why we built this</w:t>
+      </w:r>
+      <w:r>
+        <w:t xml:space="preserve">,</w:t>
+      </w:r>
+      <w:r>
+        <w:t xml:space="preserve"> </w:t>
+      </w:r>
+      <w:r>
+        <w:rPr>
+          <w:bCs/>
+          <w:b/>
+        </w:rPr>
+        <w:t xml:space="preserve">Start with one box</w:t>
+      </w:r>
+      <w:r>
+        <w:t xml:space="preserve">,</w:t>
+      </w:r>
+      <w:r>
+        <w:t xml:space="preserve"> </w:t>
+      </w:r>
+      <w:r>
+        <w:rPr>
+          <w:bCs/>
+          <w:b/>
+        </w:rPr>
+        <w:t xml:space="preserve">What things are worth</w:t>
+      </w:r>
+      <w:r>
+        <w:t xml:space="preserve">: see Part 6c.</w:t>
+      </w:r>
+    </w:p>
     <w:bookmarkEnd w:id="55"/>
     <w:bookmarkStart w:id="58" w:name="part-7--sharing-the-store"/>
     <w:p>
@@ -5092,7 +5350,7 @@
       <w:pPr>
         <w:numPr>
           <w:ilvl w:val="0"/>
-          <w:numId w:val="1023"/>
+          <w:numId w:val="1024"/>
         </w:numPr>
         <w:pStyle w:val="Compact"/>
       </w:pPr>
@@ -5117,7 +5375,7 @@
       <w:pPr>
         <w:numPr>
           <w:ilvl w:val="0"/>
-          <w:numId w:val="1023"/>
+          <w:numId w:val="1024"/>
         </w:numPr>
         <w:pStyle w:val="Compact"/>
       </w:pPr>
@@ -5129,7 +5387,7 @@
       <w:pPr>
         <w:numPr>
           <w:ilvl w:val="0"/>
-          <w:numId w:val="1023"/>
+          <w:numId w:val="1024"/>
         </w:numPr>
         <w:pStyle w:val="Compact"/>
       </w:pPr>
@@ -5154,7 +5412,7 @@
       <w:pPr>
         <w:numPr>
           <w:ilvl w:val="0"/>
-          <w:numId w:val="1023"/>
+          <w:numId w:val="1024"/>
         </w:numPr>
         <w:pStyle w:val="Compact"/>
       </w:pPr>
@@ -5204,7 +5462,7 @@
       <w:pPr>
         <w:numPr>
           <w:ilvl w:val="0"/>
-          <w:numId w:val="1024"/>
+          <w:numId w:val="1025"/>
         </w:numPr>
         <w:pStyle w:val="Compact"/>
       </w:pPr>
@@ -5216,7 +5474,7 @@
       <w:pPr>
         <w:numPr>
           <w:ilvl w:val="0"/>
-          <w:numId w:val="1024"/>
+          <w:numId w:val="1025"/>
         </w:numPr>
         <w:pStyle w:val="Compact"/>
       </w:pPr>
@@ -5228,7 +5486,7 @@
       <w:pPr>
         <w:numPr>
           <w:ilvl w:val="0"/>
-          <w:numId w:val="1024"/>
+          <w:numId w:val="1025"/>
         </w:numPr>
         <w:pStyle w:val="Compact"/>
       </w:pPr>
@@ -5240,7 +5498,7 @@
       <w:pPr>
         <w:numPr>
           <w:ilvl w:val="0"/>
-          <w:numId w:val="1024"/>
+          <w:numId w:val="1025"/>
         </w:numPr>
         <w:pStyle w:val="Compact"/>
       </w:pPr>
@@ -5252,7 +5510,7 @@
       <w:pPr>
         <w:numPr>
           <w:ilvl w:val="0"/>
-          <w:numId w:val="1024"/>
+          <w:numId w:val="1025"/>
         </w:numPr>
         <w:pStyle w:val="Compact"/>
       </w:pPr>
@@ -5264,7 +5522,7 @@
       <w:pPr>
         <w:numPr>
           <w:ilvl w:val="0"/>
-          <w:numId w:val="1024"/>
+          <w:numId w:val="1025"/>
         </w:numPr>
         <w:pStyle w:val="Compact"/>
       </w:pPr>
@@ -5276,7 +5534,7 @@
       <w:pPr>
         <w:numPr>
           <w:ilvl w:val="0"/>
-          <w:numId w:val="1024"/>
+          <w:numId w:val="1025"/>
         </w:numPr>
         <w:pStyle w:val="Compact"/>
       </w:pPr>
@@ -5288,7 +5546,7 @@
       <w:pPr>
         <w:numPr>
           <w:ilvl w:val="0"/>
-          <w:numId w:val="1024"/>
+          <w:numId w:val="1025"/>
         </w:numPr>
         <w:pStyle w:val="Compact"/>
       </w:pPr>
@@ -5361,7 +5619,7 @@
       <w:pPr>
         <w:numPr>
           <w:ilvl w:val="0"/>
-          <w:numId w:val="1025"/>
+          <w:numId w:val="1026"/>
         </w:numPr>
         <w:pStyle w:val="Compact"/>
       </w:pPr>
@@ -5373,7 +5631,7 @@
       <w:pPr>
         <w:numPr>
           <w:ilvl w:val="0"/>
-          <w:numId w:val="1025"/>
+          <w:numId w:val="1026"/>
         </w:numPr>
         <w:pStyle w:val="Compact"/>
       </w:pPr>
@@ -5385,7 +5643,7 @@
       <w:pPr>
         <w:numPr>
           <w:ilvl w:val="0"/>
-          <w:numId w:val="1025"/>
+          <w:numId w:val="1026"/>
         </w:numPr>
         <w:pStyle w:val="Compact"/>
       </w:pPr>
@@ -5397,7 +5655,7 @@
       <w:pPr>
         <w:numPr>
           <w:ilvl w:val="0"/>
-          <w:numId w:val="1025"/>
+          <w:numId w:val="1026"/>
         </w:numPr>
         <w:pStyle w:val="Compact"/>
       </w:pPr>
@@ -5409,7 +5667,7 @@
       <w:pPr>
         <w:numPr>
           <w:ilvl w:val="0"/>
-          <w:numId w:val="1025"/>
+          <w:numId w:val="1026"/>
         </w:numPr>
         <w:pStyle w:val="Compact"/>
       </w:pPr>
@@ -5870,6 +6128,9 @@
     <w:abstractNumId w:val="991"/>
   </w:num>
   <w:num w:numId="1025">
+    <w:abstractNumId w:val="991"/>
+  </w:num>
+  <w:num w:numId="1026">
     <w:abstractNumId w:val="991"/>
   </w:num>
 </w:numbering>

--- a/docs/Next_Owner_Market_User_Guide.docx
+++ b/docs/Next_Owner_Market_User_Guide.docx
@@ -5334,6 +5334,25 @@
       </w:r>
       <w:r>
         <w:t xml:space="preserve">: see Part 6c.</w:t>
+      </w:r>
+    </w:p>
+    <w:p>
+      <w:pPr>
+        <w:numPr>
+          <w:ilvl w:val="0"/>
+          <w:numId w:val="1023"/>
+        </w:numPr>
+        <w:pStyle w:val="Compact"/>
+      </w:pPr>
+      <w:r>
+        <w:rPr>
+          <w:bCs/>
+          <w:b/>
+        </w:rPr>
+        <w:t xml:space="preserve">Later the same night</w:t>
+      </w:r>
+      <w:r>
+        <w:t xml:space="preserve">: buyer weekly "new near you" (Thursdays), seller weekly report (Mondays), win-back at 30 days, Pro offer when free credits run out, Facebook Page auto-posting (needs a token; steps in Operations), a daily health check of every outside service, a Monday digest to staff. Milestones now start at $25 and $50; nudges fire at 10 views / 2 saves; milestone texts for people with text alerts on. Operations gained a Read-me-first for new hires, the Outside-the-site registry with live status, and every automatic email word for word. Settings has a Facebook Page ID/token box.</w:t>
       </w:r>
     </w:p>
     <w:bookmarkEnd w:id="55"/>

--- a/docs/Next_Owner_Market_User_Guide.docx
+++ b/docs/Next_Owner_Market_User_Guide.docx
@@ -3928,7 +3928,7 @@
         <w:t xml:space="preserve"> </w:t>
       </w:r>
       <w:r>
-        <w:t xml:space="preserve">(Payouts page, 2 minutes, done with Stripe: name, address, bank account; we never see them). Until this is done, listings show without a Buy button.</w:t>
+        <w:t xml:space="preserve">(Payouts page, 2 minutes, done with Stripe: name, address, bank account; we never see them). You can sell before this is done: if something sells first, we hold your money and send it the moment you finish.</w:t>
       </w:r>
     </w:p>
     <w:p>
@@ -5128,7 +5128,7 @@
         <w:t xml:space="preserve">Automatic emails</w:t>
       </w:r>
       <w:r>
-        <w:t xml:space="preserve">: welcome series (day 1, 3, 7), seller nudges (views with no messages, saves, drafts sitting, payouts not set up), milestones (first listing, 10 listings, first sale, third sale,</w:t>
+        <w:t xml:space="preserve">: welcome series (day 1, 3, 7), seller nudges (views with no messages, saves, drafts sitting, payout setup reminders on day 1, 3 and 5), milestones (first listing, 10 listings, first sale, third sale,</w:t>
       </w:r>
       <w:r>
         <w:t xml:space="preserve"> </w:t>
@@ -5692,6 +5692,33 @@
       </w:pPr>
       <w:r>
         <w:t xml:space="preserve">Built and launched in a single day, September 29, 2026.</w:t>
+      </w:r>
+    </w:p>
+    <w:p>
+      <w:pPr>
+        <w:pStyle w:val="FirstParagraph"/>
+      </w:pPr>
+      <w:r>
+        <w:rPr>
+          <w:bCs/>
+          <w:b/>
+        </w:rPr>
+        <w:t xml:space="preserve">Selling before payouts are set up (Sept 30, 2026):</w:t>
+      </w:r>
+      <w:r>
+        <w:t xml:space="preserve"> </w:t>
+      </w:r>
+      <w:r>
+        <w:t xml:space="preserve">every listing shows Buy now from day one, whether or not the seller has finished payout setup. The buyer pays and the money is held as always. When the item is handed over, if the seller hasn't set up payouts, their share stays held and they get an email: "You sold [item].</w:t>
+      </w:r>
+      <w:r>
+        <w:t xml:space="preserve"> </w:t>
+      </w:r>
+      <w:r>
+        <w:t xml:space="preserve">$X is waiting for you." Reminders go out every 3 days with the amount. The moment the seller finishes setup, everything owed is sent to their bank automatically, and the daily job double-checks each morning (automation: "Send held seller money"). Anything held 60+ days alerts staff to decide. New sellers also get payout setup reminders on day 1, 3 and 5 after signing up. The Payouts page shows sellers a green "$</w:t>
+      </w:r>
+      <w:r>
+        <w:t xml:space="preserve">X is waiting for you" box.</w:t>
       </w:r>
     </w:p>
     <w:bookmarkEnd w:id="61"/>

--- a/docs/Next_Owner_Market_User_Guide.docx
+++ b/docs/Next_Owner_Market_User_Guide.docx
@@ -5709,16 +5709,7 @@
         <w:t xml:space="preserve"> </w:t>
       </w:r>
       <w:r>
-        <w:t xml:space="preserve">every listing shows Buy now from day one, whether or not the seller has finished payout setup. The buyer pays and the money is held as always. When the item is handed over, if the seller hasn't set up payouts, their share stays held and they get an email: "You sold [item].</w:t>
-      </w:r>
-      <w:r>
-        <w:t xml:space="preserve"> </w:t>
-      </w:r>
-      <w:r>
-        <w:t xml:space="preserve">$X is waiting for you." Reminders go out every 3 days with the amount. The moment the seller finishes setup, everything owed is sent to their bank automatically, and the daily job double-checks each morning (automation: "Send held seller money"). Anything held 60+ days alerts staff to decide. New sellers also get payout setup reminders on day 1, 3 and 5 after signing up. The Payouts page shows sellers a green "$</w:t>
-      </w:r>
-      <w:r>
-        <w:t xml:space="preserve">X is waiting for you" box.</w:t>
+        <w:t xml:space="preserve">every listing shows Buy now from day one, whether or not the seller has finished payout setup. The buyer pays and the money is held as always. When the item is handed over, if the seller hasn't set up payouts, their share stays held and they get an email: "You sold [item]. $X is waiting for you." Reminders go out every 3 days with the amount. The moment the seller finishes setup, everything owed is sent to their bank automatically, and the daily job double-checks each morning (automation: "Send held seller money"). Anything held 60+ days alerts staff to decide. New sellers also get payout setup reminders on day 1, 3 and 5 after signing up. The Payouts page shows sellers a green "$X is waiting for you" box.</w:t>
       </w:r>
     </w:p>
     <w:bookmarkEnd w:id="61"/>

--- a/docs/Next_Owner_Market_User_Guide.docx
+++ b/docs/Next_Owner_Market_User_Guide.docx
@@ -5710,6 +5710,56 @@
       </w:r>
       <w:r>
         <w:t xml:space="preserve">every listing shows Buy now from day one, whether or not the seller has finished payout setup. The buyer pays and the money is held as always. When the item is handed over, if the seller hasn't set up payouts, their share stays held and they get an email: "You sold [item]. $X is waiting for you." Reminders go out every 3 days with the amount. The moment the seller finishes setup, everything owed is sent to their bank automatically, and the daily job double-checks each morning (automation: "Send held seller money"). Anything held 60+ days alerts staff to decide. New sellers also get payout setup reminders on day 1, 3 and 5 after signing up. The Payouts page shows sellers a green "$X is waiting for you" box.</w:t>
+      </w:r>
+    </w:p>
+    <w:p>
+      <w:pPr>
+        <w:pStyle w:val="BodyText"/>
+      </w:pPr>
+      <w:r>
+        <w:rPr>
+          <w:bCs/>
+          <w:b/>
+        </w:rPr>
+        <w:t xml:space="preserve">🗑 Deleted (staff menu, /app/trash):</w:t>
+      </w:r>
+      <w:r>
+        <w:t xml:space="preserve"> </w:t>
+      </w:r>
+      <w:r>
+        <w:t xml:space="preserve">everything anyone deletes anywhere on the site is captured here and never erased: items (with their photos and videos), photos removed while editing, blog posts, community posts and replies, pickup times, invites, bins, categories, subscribers, offers. Each delete shows as one card (an item and its photos together): what it was, when, who deleted it, whose it was.</w:t>
+      </w:r>
+      <w:r>
+        <w:t xml:space="preserve"> </w:t>
+      </w:r>
+      <w:r>
+        <w:rPr>
+          <w:bCs/>
+          <w:b/>
+        </w:rPr>
+        <w:t xml:space="preserve">Bring it back</w:t>
+      </w:r>
+      <w:r>
+        <w:t xml:space="preserve"> </w:t>
+      </w:r>
+      <w:r>
+        <w:t xml:space="preserve">puts it back exactly as it was, photos included. Below that,</w:t>
+      </w:r>
+      <w:r>
+        <w:t xml:space="preserve"> </w:t>
+      </w:r>
+      <w:r>
+        <w:rPr>
+          <w:bCs/>
+          <w:b/>
+        </w:rPr>
+        <w:t xml:space="preserve">Archived items</w:t>
+      </w:r>
+      <w:r>
+        <w:t xml:space="preserve"> </w:t>
+      </w:r>
+      <w:r>
+        <w:t xml:space="preserve">(hidden but kept) can be brought back too: live again if they were listed before, otherwise to Drafts. Delete buttons now say the item goes to 🗑 Deleted instead of "for good."</w:t>
       </w:r>
     </w:p>
     <w:bookmarkEnd w:id="61"/>

--- a/docs/Next_Owner_Market_User_Guide.docx
+++ b/docs/Next_Owner_Market_User_Guide.docx
@@ -3796,7 +3796,7 @@
         <w:pStyle w:val="FirstParagraph"/>
       </w:pPr>
       <w:r>
-        <w:t xml:space="preserve">New sellers see a checklist on their home screen (account → approved → payouts → first item → first live listing). Below it,</w:t>
+        <w:t xml:space="preserve">New sellers see a "Getting started" checklist on their home screen, in the order things happen: account made → account approved → ZIP code → first item listed → first item live → payouts set up. Below it,</w:t>
       </w:r>
       <w:r>
         <w:t xml:space="preserve"> </w:t>
@@ -4629,20 +4629,20 @@
         <w:pStyle w:val="Compact"/>
       </w:pPr>
       <w:r>
-        <w:t xml:space="preserve">The seller home checklist is now</w:t>
-      </w:r>
-      <w:r>
-        <w:t xml:space="preserve"> </w:t>
-      </w:r>
-      <w:r>
-        <w:rPr>
-          <w:bCs/>
-          <w:b/>
-        </w:rPr>
-        <w:t xml:space="preserve">"Your first sale in 10 minutes"</w:t>
-      </w:r>
-      <w:r>
-        <w:t xml:space="preserve">: ZIP → payouts → first item → approval → live.</w:t>
+        <w:t xml:space="preserve">The seller home checklist is</w:t>
+      </w:r>
+      <w:r>
+        <w:t xml:space="preserve"> </w:t>
+      </w:r>
+      <w:r>
+        <w:rPr>
+          <w:bCs/>
+          <w:b/>
+        </w:rPr>
+        <w:t xml:space="preserve">"Getting started"</w:t>
+      </w:r>
+      <w:r>
+        <w:t xml:space="preserve">, in real order: account made → account approved → ZIP → first item → first item live → payouts. Each step has a number in a circle; finished steps turn into a green check with the word "Done" (nothing is crossed out); the next thing the seller can do has one big button; our steps say "waiting on us."</w:t>
       </w:r>
     </w:p>
     <w:p>

--- a/docs/Next_Owner_Market_User_Guide.docx
+++ b/docs/Next_Owner_Market_User_Guide.docx
@@ -5760,6 +5760,56 @@
       </w:r>
       <w:r>
         <w:t xml:space="preserve">(hidden but kept) can be brought back too: live again if they were listed before, otherwise to Drafts. Delete buttons now say the item goes to 🗑 Deleted instead of "for good."</w:t>
+      </w:r>
+    </w:p>
+    <w:p>
+      <w:pPr>
+        <w:pStyle w:val="BodyText"/>
+      </w:pPr>
+      <w:r>
+        <w:rPr>
+          <w:bCs/>
+          <w:b/>
+        </w:rPr>
+        <w:t xml:space="preserve">Weight guess (Add / Edit item):</w:t>
+      </w:r>
+      <w:r>
+        <w:t xml:space="preserve"> </w:t>
+      </w:r>
+      <w:r>
+        <w:t xml:space="preserve">next to "Weight (lbs, packed)" there's a</w:t>
+      </w:r>
+      <w:r>
+        <w:t xml:space="preserve"> </w:t>
+      </w:r>
+      <w:r>
+        <w:rPr>
+          <w:bCs/>
+          <w:b/>
+        </w:rPr>
+        <w:t xml:space="preserve">✨ Guess it</w:t>
+      </w:r>
+      <w:r>
+        <w:t xml:space="preserve"> </w:t>
+      </w:r>
+      <w:r>
+        <w:t xml:space="preserve">button. It reads the title, description and specs and fills in the packed weight (item + box + padding, rounded up) and the box size, with a one-line reason under it. It also runs by itself when someone ticks</w:t>
+      </w:r>
+      <w:r>
+        <w:t xml:space="preserve"> </w:t>
+      </w:r>
+      <w:r>
+        <w:rPr>
+          <w:bCs/>
+          <w:b/>
+        </w:rPr>
+        <w:t xml:space="preserve">Will ship</w:t>
+      </w:r>
+      <w:r>
+        <w:t xml:space="preserve"> </w:t>
+      </w:r>
+      <w:r>
+        <w:t xml:space="preserve">and the weight is empty. It's free (no AI credit used). If the seller can weigh it, the real number is better.</w:t>
       </w:r>
     </w:p>
     <w:bookmarkEnd w:id="61"/>

--- a/docs/Next_Owner_Market_User_Guide.docx
+++ b/docs/Next_Owner_Market_User_Guide.docx
@@ -5810,6 +5810,40 @@
       </w:r>
       <w:r>
         <w:t xml:space="preserve">and the weight is empty. It's free (no AI credit used). If the seller can weigh it, the real number is better.</w:t>
+      </w:r>
+    </w:p>
+    <w:p>
+      <w:pPr>
+        <w:pStyle w:val="BodyText"/>
+      </w:pPr>
+      <w:r>
+        <w:rPr>
+          <w:bCs/>
+          <w:b/>
+        </w:rPr>
+        <w:t xml:space="preserve">Text alerts (free, by carrier):</w:t>
+      </w:r>
+      <w:r>
+        <w:t xml:space="preserve"> </w:t>
+      </w:r>
+      <w:r>
+        <w:t xml:space="preserve">AT&amp;T and Cricket shut off free email-to-text on June 17, 2025; T-Mobile, Metro and Mint stopped around December 2024; Sprint is gone. Those carriers are marked "texts not available" on Profile, the site skips them, and those people still get every alert by email. Verizon (and Xfinity, Visible, Straight Talk) still works but Verizon plans to end it by March 31, 2027; a paid text service would replace it then (ask first; about a cent a text).</w:t>
+      </w:r>
+      <w:r>
+        <w:t xml:space="preserve"> </w:t>
+      </w:r>
+      <w:r>
+        <w:rPr>
+          <w:bCs/>
+          <w:b/>
+        </w:rPr>
+        <w:t xml:space="preserve">Resend health:</w:t>
+      </w:r>
+      <w:r>
+        <w:t xml:space="preserve"> </w:t>
+      </w:r>
+      <w:r>
+        <w:t xml:space="preserve">the email key is send-only (the safe kind), so the old check showed "Broken" even while emails were delivering; Health now judges by real sends.</w:t>
       </w:r>
     </w:p>
     <w:bookmarkEnd w:id="61"/>

--- a/docs/Next_Owner_Market_User_Guide.docx
+++ b/docs/Next_Owner_Market_User_Guide.docx
@@ -2,7 +2,7 @@
 <file path=word/document.xml><?xml version="1.0" encoding="utf-8"?>
 <w:document xmlns:w="http://schemas.openxmlformats.org/wordprocessingml/2006/main" xmlns:m="http://schemas.openxmlformats.org/officeDocument/2006/math" xmlns:r="http://schemas.openxmlformats.org/officeDocument/2006/relationships" xmlns:o="urn:schemas-microsoft-com:office:office" xmlns:v="urn:schemas-microsoft-com:vml" xmlns:w10="urn:schemas-microsoft-com:office:word" xmlns:a="http://schemas.openxmlformats.org/drawingml/2006/main" xmlns:pic="http://schemas.openxmlformats.org/drawingml/2006/picture" xmlns:wp="http://schemas.openxmlformats.org/drawingml/2006/wordprocessingDrawing">
   <w:body>
-    <w:bookmarkStart w:id="62" w:name="X1452e13f906b9fc343603a64fb4c0fd70c69517"/>
+    <w:bookmarkStart w:id="63" w:name="X1452e13f906b9fc343603a64fb4c0fd70c69517"/>
     <w:p>
       <w:pPr>
         <w:pStyle w:val="Heading1"/>
@@ -5847,7 +5847,427 @@
       </w:r>
     </w:p>
     <w:bookmarkEnd w:id="61"/>
+    <w:bookmarkStart w:id="62" w:name="the-new-visitor-redesign-oct-1-2026"/>
+    <w:p>
+      <w:pPr>
+        <w:pStyle w:val="Heading2"/>
+      </w:pPr>
+      <w:r>
+        <w:t xml:space="preserve">The new-visitor redesign (Oct 1, 2026)</w:t>
+      </w:r>
+    </w:p>
+    <w:p>
+      <w:pPr>
+        <w:pStyle w:val="FirstParagraph"/>
+      </w:pPr>
+      <w:r>
+        <w:t xml:space="preserve">Built on how people actually decide: one obvious next step, see the value before signing up, ask for Pro only at happy moments.</w:t>
+      </w:r>
+    </w:p>
+    <w:p>
+      <w:pPr>
+        <w:pStyle w:val="BodyText"/>
+      </w:pPr>
+      <w:r>
+        <w:rPr>
+          <w:bCs/>
+          <w:b/>
+        </w:rPr>
+        <w:t xml:space="preserve">Try it free (/try).</w:t>
+      </w:r>
+      <w:r>
+        <w:t xml:space="preserve"> </w:t>
+      </w:r>
+      <w:r>
+        <w:t xml:space="preserve">The home page now leads with one big button:</w:t>
+      </w:r>
+      <w:r>
+        <w:t xml:space="preserve"> </w:t>
+      </w:r>
+      <w:r>
+        <w:rPr>
+          <w:bCs/>
+          <w:b/>
+        </w:rPr>
+        <w:t xml:space="preserve">📸 Try it free: pick a photo</w:t>
+      </w:r>
+      <w:r>
+        <w:t xml:space="preserve">. No account. The visitor picks one photo (gallery first, camera second), can add a note by typing or talking, and taps</w:t>
+      </w:r>
+      <w:r>
+        <w:t xml:space="preserve"> </w:t>
+      </w:r>
+      <w:r>
+        <w:rPr>
+          <w:bCs/>
+          <w:b/>
+        </w:rPr>
+        <w:t xml:space="preserve">Write my listing</w:t>
+      </w:r>
+      <w:r>
+        <w:t xml:space="preserve">. About 30 seconds later they see their title, a price range, the description, and ready-to-paste versions for all 9 sites, with "Done in 22 seconds. By hand that's 15 to 20 minutes." Then:</w:t>
+      </w:r>
+      <w:r>
+        <w:t xml:space="preserve"> </w:t>
+      </w:r>
+      <w:r>
+        <w:rPr>
+          <w:bCs/>
+          <w:b/>
+        </w:rPr>
+        <w:t xml:space="preserve">💾 Keep this listing (free account)</w:t>
+      </w:r>
+      <w:r>
+        <w:t xml:space="preserve"> </w:t>
+      </w:r>
+      <w:r>
+        <w:t xml:space="preserve">and</w:t>
+      </w:r>
+      <w:r>
+        <w:t xml:space="preserve"> </w:t>
+      </w:r>
+      <w:r>
+        <w:rPr>
+          <w:bCs/>
+          <w:b/>
+        </w:rPr>
+        <w:t xml:space="preserve">🏪 Bonus: list it in our store too, free.</w:t>
+      </w:r>
+      <w:r>
+        <w:t xml:space="preserve"> </w:t>
+      </w:r>
+      <w:r>
+        <w:t xml:space="preserve">One free try per phone (and two per network per day, 300 a day site-wide) keeps the AI bill small.</w:t>
+      </w:r>
+    </w:p>
+    <w:p>
+      <w:pPr>
+        <w:pStyle w:val="BodyText"/>
+      </w:pPr>
+      <w:r>
+        <w:rPr>
+          <w:bCs/>
+          <w:b/>
+        </w:rPr>
+        <w:t xml:space="preserve">Keep it.</w:t>
+      </w:r>
+      <w:r>
+        <w:t xml:space="preserve"> </w:t>
+      </w:r>
+      <w:r>
+        <w:t xml:space="preserve">Signing up from a try turns the result into the person's first draft listing, photo and all, and drops them on it with a 🎉 welcome card and one green button:</w:t>
+      </w:r>
+      <w:r>
+        <w:t xml:space="preserve"> </w:t>
+      </w:r>
+      <w:r>
+        <w:rPr>
+          <w:bCs/>
+          <w:b/>
+        </w:rPr>
+        <w:t xml:space="preserve">🏪 List it in the store (free)</w:t>
+      </w:r>
+      <w:r>
+        <w:t xml:space="preserve">.</w:t>
+      </w:r>
+    </w:p>
+    <w:p>
+      <w:pPr>
+        <w:pStyle w:val="BodyText"/>
+      </w:pPr>
+      <w:r>
+        <w:rPr>
+          <w:bCs/>
+          <w:b/>
+        </w:rPr>
+        <w:t xml:space="preserve">Home page.</w:t>
+      </w:r>
+      <w:r>
+        <w:t xml:space="preserve"> </w:t>
+      </w:r>
+      <w:r>
+        <w:t xml:space="preserve">Headline "Snap a photo. The AI writes your listing." One big button, three small links (What's it worth? · List a whole box · Overwhelmed? Start here), a 3-step "How selling works" (Snap it · AI writes it · Get paid), then "Shopping? Find something near you" with the search and the store. The top bar is just</w:t>
+      </w:r>
+      <w:r>
+        <w:t xml:space="preserve"> </w:t>
+      </w:r>
+      <w:r>
+        <w:rPr>
+          <w:bCs/>
+          <w:b/>
+        </w:rPr>
+        <w:t xml:space="preserve">📸 Sell · Tools · ? · Sign in</w:t>
+      </w:r>
+      <w:r>
+        <w:t xml:space="preserve"> </w:t>
+      </w:r>
+      <w:r>
+        <w:t xml:space="preserve">(Tools hides on narrow phones).</w:t>
+      </w:r>
+    </w:p>
+    <w:p>
+      <w:pPr>
+        <w:pStyle w:val="BodyText"/>
+      </w:pPr>
+      <w:r>
+        <w:rPr>
+          <w:bCs/>
+          <w:b/>
+        </w:rPr>
+        <w:t xml:space="preserve">AI tools page (/tools).</w:t>
+      </w:r>
+      <w:r>
+        <w:t xml:space="preserve"> </w:t>
+      </w:r>
+      <w:r>
+        <w:t xml:space="preserve">Every tool in plain words, biggest first: List one item (Start here), List a whole box, What's it worth?, Should I buy it?, How to post on each app, Overwhelmed? Start with one box, What things are worth. Plus a simple Free vs Pro box.</w:t>
+      </w:r>
+    </w:p>
+    <w:p>
+      <w:pPr>
+        <w:pStyle w:val="BodyText"/>
+      </w:pPr>
+      <w:r>
+        <w:rPr>
+          <w:bCs/>
+          <w:b/>
+        </w:rPr>
+        <w:t xml:space="preserve">Pro at the right moments.</w:t>
+      </w:r>
+      <w:r>
+        <w:t xml:space="preserve"> </w:t>
+      </w:r>
+      <w:r>
+        <w:t xml:space="preserve">Right after the AI writes a listing for a free seller: "✨ Written in 18 seconds. By hand that's about 15 minutes. 2 free AI listings left." with</w:t>
+      </w:r>
+      <w:r>
+        <w:t xml:space="preserve"> </w:t>
+      </w:r>
+      <w:r>
+        <w:rPr>
+          <w:bCs/>
+          <w:b/>
+        </w:rPr>
+        <w:t xml:space="preserve">⭐ Go Pro</w:t>
+      </w:r>
+      <w:r>
+        <w:t xml:space="preserve"> </w:t>
+      </w:r>
+      <w:r>
+        <w:t xml:space="preserve">and</w:t>
+      </w:r>
+      <w:r>
+        <w:t xml:space="preserve"> </w:t>
+      </w:r>
+      <w:r>
+        <w:rPr>
+          <w:bCs/>
+          <w:b/>
+        </w:rPr>
+        <w:t xml:space="preserve">Later</w:t>
+      </w:r>
+      <w:r>
+        <w:t xml:space="preserve">. When the free listings run out: "You've used your free AI listings 🎉 That means it's working for you," with Go Pro or "Not now, I'll type this one myself." Never before they've seen it work.</w:t>
+      </w:r>
+    </w:p>
+    <w:p>
+      <w:pPr>
+        <w:pStyle w:val="BodyText"/>
+      </w:pPr>
+      <w:r>
+        <w:rPr>
+          <w:bCs/>
+          <w:b/>
+        </w:rPr>
+        <w:t xml:space="preserve">Simple menus.</w:t>
+      </w:r>
+      <w:r>
+        <w:t xml:space="preserve"> </w:t>
+      </w:r>
+      <w:r>
+        <w:t xml:space="preserve">Sellers see 4 big tabs:</w:t>
+      </w:r>
+      <w:r>
+        <w:t xml:space="preserve"> </w:t>
+      </w:r>
+      <w:r>
+        <w:rPr>
+          <w:bCs/>
+          <w:b/>
+        </w:rPr>
+        <w:t xml:space="preserve">➕ Sell · 📦 My stuff · 💬 Messages · 💵 Money</w:t>
+      </w:r>
+      <w:r>
+        <w:t xml:space="preserve">. Everything else is under</w:t>
+      </w:r>
+      <w:r>
+        <w:t xml:space="preserve"> </w:t>
+      </w:r>
+      <w:r>
+        <w:rPr>
+          <w:bCs/>
+          <w:b/>
+        </w:rPr>
+        <w:t xml:space="preserve">☰ More</w:t>
+      </w:r>
+      <w:r>
+        <w:t xml:space="preserve">, grouped (Selling: Orders, Offers, AI tools, List a whole pile · You: Profile &amp; alerts, Year summary, Pro, See the store, Help). When an order or offer needs them, a green bar across the top says so ("🛒 Someone bought something! Tap to see what to do."). Staff see 6 tabs (Inventory, Add, Inbox, Orders, Review, Operations) and More in three groups: Selling · Store &amp; people · Run the business.</w:t>
+      </w:r>
+    </w:p>
+    <w:p>
+      <w:pPr>
+        <w:pStyle w:val="BodyText"/>
+      </w:pPr>
+      <w:r>
+        <w:rPr>
+          <w:bCs/>
+          <w:b/>
+        </w:rPr>
+        <w:t xml:space="preserve">Plain-English sign-up.</w:t>
+      </w:r>
+      <w:r>
+        <w:t xml:space="preserve"> </w:t>
+      </w:r>
+      <w:r>
+        <w:t xml:space="preserve">"Start selling, free" / "Keep your listing"; no "consignor" anywhere a newcomer looks.</w:t>
+      </w:r>
+    </w:p>
+    <w:p>
+      <w:pPr>
+        <w:pStyle w:val="BodyText"/>
+      </w:pPr>
+      <w:r>
+        <w:rPr>
+          <w:bCs/>
+          <w:b/>
+        </w:rPr>
+        <w:t xml:space="preserve">Checks that now run by themselves.</w:t>
+      </w:r>
+    </w:p>
+    <w:p>
+      <w:pPr>
+        <w:numPr>
+          <w:ilvl w:val="0"/>
+          <w:numId w:val="1027"/>
+        </w:numPr>
+        <w:pStyle w:val="Compact"/>
+      </w:pPr>
+      <w:r>
+        <w:rPr>
+          <w:bCs/>
+          <w:b/>
+        </w:rPr>
+        <w:t xml:space="preserve">Pretend new seller (weekly, Mondays; Run now on Operations):</w:t>
+      </w:r>
+      <w:r>
+        <w:t xml:space="preserve"> </w:t>
+      </w:r>
+      <w:r>
+        <w:t xml:space="preserve">a robot does the whole new-person path on the live site: try it free with a real photo → keep it → sign up → its first draft appears → signs in → adds another item with a photo → sends for review → approved → a signed-out shopper opens it → then it deletes everything it made. If any step breaks, staff get an alert naming the step. Its very first run found that the AI tools were failing (below).</w:t>
+      </w:r>
+    </w:p>
+    <w:p>
+      <w:pPr>
+        <w:numPr>
+          <w:ilvl w:val="0"/>
+          <w:numId w:val="1027"/>
+        </w:numPr>
+        <w:pStyle w:val="Compact"/>
+      </w:pPr>
+      <w:r>
+        <w:rPr>
+          <w:bCs/>
+          <w:b/>
+        </w:rPr>
+        <w:t xml:space="preserve">Morning page sweep:</w:t>
+      </w:r>
+      <w:r>
+        <w:t xml:space="preserve"> </w:t>
+      </w:r>
+      <w:r>
+        <w:t xml:space="preserve">every page in the sitemap plus the feeds, opened as a signed-out shopper.</w:t>
+      </w:r>
+    </w:p>
+    <w:p>
+      <w:pPr>
+        <w:numPr>
+          <w:ilvl w:val="0"/>
+          <w:numId w:val="1027"/>
+        </w:numPr>
+        <w:pStyle w:val="Compact"/>
+      </w:pPr>
+      <w:r>
+        <w:rPr>
+          <w:bCs/>
+          <w:b/>
+        </w:rPr>
+        <w:t xml:space="preserve">Morning AI test:</w:t>
+      </w:r>
+      <w:r>
+        <w:t xml:space="preserve"> </w:t>
+      </w:r>
+      <w:r>
+        <w:t xml:space="preserve">a real structured AI call like the tools make; alerts if the AI tools stop answering.</w:t>
+      </w:r>
+    </w:p>
+    <w:p>
+      <w:pPr>
+        <w:numPr>
+          <w:ilvl w:val="0"/>
+          <w:numId w:val="1027"/>
+        </w:numPr>
+        <w:pStyle w:val="Compact"/>
+      </w:pPr>
+      <w:r>
+        <w:rPr>
+          <w:bCs/>
+          <w:b/>
+        </w:rPr>
+        <w:t xml:space="preserve">Where new people drop off (Operations):</w:t>
+      </w:r>
+      <w:r>
+        <w:t xml:space="preserve"> </w:t>
+      </w:r>
+      <w:r>
+        <w:t xml:space="preserve">bars for Tried it free → Kept it → Seller accounts → Added an item → Has something live → Made a sale → Paying Pro, with the % that made it from each step to the next.</w:t>
+      </w:r>
+    </w:p>
+    <w:p>
+      <w:pPr>
+        <w:pStyle w:val="FirstParagraph"/>
+      </w:pPr>
+      <w:r>
+        <w:rPr>
+          <w:bCs/>
+          <w:b/>
+        </w:rPr>
+        <w:t xml:space="preserve">Fixed while testing (Oct 1).</w:t>
+      </w:r>
+      <w:r>
+        <w:t xml:space="preserve"> </w:t>
+      </w:r>
+      <w:r>
+        <w:t xml:space="preserve">The AI model in use stopped accepting the way several tools asked for their answer, so</w:t>
+      </w:r>
+      <w:r>
+        <w:t xml:space="preserve"> </w:t>
+      </w:r>
+      <w:r>
+        <w:rPr>
+          <w:bCs/>
+          <w:b/>
+        </w:rPr>
+        <w:t xml:space="preserve">What's it worth?, Sort the pile, Buy or pass?, the weight guess and try-it-free were all failing</w:t>
+      </w:r>
+      <w:r>
+        <w:t xml:space="preserve"> </w:t>
+      </w:r>
+      <w:r>
+        <w:t xml:space="preserve">(7 real Sort-the-pile attempts failed between 12:45 and 12:48 PM; credits were refunded automatically). All of them now go through one shared helper that asks the way the model accepts.</w:t>
+      </w:r>
+    </w:p>
     <w:bookmarkEnd w:id="62"/>
+    <w:bookmarkEnd w:id="63"/>
     <w:sectPr/>
   </w:body>
 </w:document>
@@ -6302,6 +6722,9 @@
     <w:abstractNumId w:val="991"/>
   </w:num>
   <w:num w:numId="1026">
+    <w:abstractNumId w:val="991"/>
+  </w:num>
+  <w:num w:numId="1027">
     <w:abstractNumId w:val="991"/>
   </w:num>
 </w:numbering>

--- a/docs/Next_Owner_Market_User_Guide.docx
+++ b/docs/Next_Owner_Market_User_Guide.docx
@@ -6264,6 +6264,24 @@
       </w:r>
       <w:r>
         <w:t xml:space="preserve">(7 real Sort-the-pile attempts failed between 12:45 and 12:48 PM; credits were refunded automatically). All of them now go through one shared helper that asks the way the model accepts.</w:t>
+      </w:r>
+    </w:p>
+    <w:p>
+      <w:pPr>
+        <w:pStyle w:val="BodyText"/>
+      </w:pPr>
+      <w:r>
+        <w:rPr>
+          <w:bCs/>
+          <w:b/>
+        </w:rPr>
+        <w:t xml:space="preserve">Also fixed Oct 1:</w:t>
+      </w:r>
+      <w:r>
+        <w:t xml:space="preserve"> </w:t>
+      </w:r>
+      <w:r>
+        <w:t xml:space="preserve">the Google Shopping feed (what Merchant Center reads), the new-items feed and the sitemap were being saved once at build time, and the last build saved an empty Google feed. They're now made fresh on request (cached at the edge for 15 to 30 minutes), and if the database ever doesn't answer they return "try again later" instead of an empty list, so Google keeps its last good copy. The morning sweep checks that both feeds have items.</w:t>
       </w:r>
     </w:p>
     <w:bookmarkEnd w:id="62"/>

--- a/docs/Next_Owner_Market_User_Guide.docx
+++ b/docs/Next_Owner_Market_User_Guide.docx
@@ -2,7 +2,7 @@
 <file path=word/document.xml><?xml version="1.0" encoding="utf-8"?>
 <w:document xmlns:w="http://schemas.openxmlformats.org/wordprocessingml/2006/main" xmlns:m="http://schemas.openxmlformats.org/officeDocument/2006/math" xmlns:r="http://schemas.openxmlformats.org/officeDocument/2006/relationships" xmlns:o="urn:schemas-microsoft-com:office:office" xmlns:v="urn:schemas-microsoft-com:vml" xmlns:w10="urn:schemas-microsoft-com:office:word" xmlns:a="http://schemas.openxmlformats.org/drawingml/2006/main" xmlns:pic="http://schemas.openxmlformats.org/drawingml/2006/picture" xmlns:wp="http://schemas.openxmlformats.org/drawingml/2006/wordprocessingDrawing">
   <w:body>
-    <w:bookmarkStart w:id="61" w:name="X89149b4c8308fd0ef97e83bd0c50b8284bb9c95"/>
+    <w:bookmarkStart w:id="62" w:name="X89149b4c8308fd0ef97e83bd0c50b8284bb9c95"/>
     <w:p>
       <w:pPr>
         <w:pStyle w:val="Heading1"/>
@@ -7129,7 +7129,162 @@
       </w:r>
     </w:p>
     <w:bookmarkEnd w:id="60"/>
+    <w:bookmarkStart w:id="61" w:name="buy-or-pass-in-a-thrift-store-oct-1-2026"/>
+    <w:p>
+      <w:pPr>
+        <w:pStyle w:val="Heading2"/>
+      </w:pPr>
+      <w:r>
+        <w:t xml:space="preserve">Buy or Pass in a thrift store (Oct 1, 2026)</w:t>
+      </w:r>
+    </w:p>
+    <w:p>
+      <w:pPr>
+        <w:pStyle w:val="FirstParagraph"/>
+      </w:pPr>
+      <w:r>
+        <w:t xml:space="preserve">Go to</w:t>
+      </w:r>
+      <w:r>
+        <w:t xml:space="preserve"> </w:t>
+      </w:r>
+      <w:r>
+        <w:rPr>
+          <w:bCs/>
+          <w:b/>
+        </w:rPr>
+        <w:t xml:space="preserve">nextownermarket.com/thrift</w:t>
+      </w:r>
+      <w:r>
+        <w:t xml:space="preserve">. Snap the item, type the price on the tag, and tap</w:t>
+      </w:r>
+      <w:r>
+        <w:t xml:space="preserve"> </w:t>
+      </w:r>
+      <w:r>
+        <w:rPr>
+          <w:bCs/>
+          <w:b/>
+        </w:rPr>
+        <w:t xml:space="preserve">Buy or pass?</w:t>
+      </w:r>
+      <w:r>
+        <w:t xml:space="preserve"> </w:t>
+      </w:r>
+      <w:r>
+        <w:t xml:space="preserve">Your first check is free with no account. A free account gives you 5 free checks every day.</w:t>
+      </w:r>
+    </w:p>
+    <w:p>
+      <w:pPr>
+        <w:pStyle w:val="BodyText"/>
+      </w:pPr>
+      <w:r>
+        <w:rPr>
+          <w:bCs/>
+          <w:b/>
+        </w:rPr>
+        <w:t xml:space="preserve">What you get back:</w:t>
+      </w:r>
+      <w:r>
+        <w:t xml:space="preserve"> </w:t>
+      </w:r>
+      <w:r>
+        <w:t xml:space="preserve">- what you’d keep at eBay, Mercari, Poshmark, Facebook and our store, with the best one marked;</w:t>
+      </w:r>
+      <w:r>
+        <w:t xml:space="preserve"> </w:t>
+      </w:r>
+      <w:r>
+        <w:t xml:space="preserve">- the most you should pay;</w:t>
+      </w:r>
+      <w:r>
+        <w:t xml:space="preserve"> </w:t>
+      </w:r>
+      <w:r>
+        <w:t xml:space="preserve">- a straight BUY, MAYBE or PASS.</w:t>
+      </w:r>
+    </w:p>
+    <w:p>
+      <w:pPr>
+        <w:pStyle w:val="BodyText"/>
+      </w:pPr>
+      <w:r>
+        <w:rPr>
+          <w:bCs/>
+          <w:b/>
+        </w:rPr>
+        <w:t xml:space="preserve">After the answer:</w:t>
+      </w:r>
+      <w:r>
+        <w:t xml:space="preserve"> </w:t>
+      </w:r>
+      <w:r>
+        <w:t xml:space="preserve">-</w:t>
+      </w:r>
+      <w:r>
+        <w:t xml:space="preserve"> </w:t>
+      </w:r>
+      <w:r>
+        <w:rPr>
+          <w:bCs/>
+          <w:b/>
+        </w:rPr>
+        <w:t xml:space="preserve">I bought it: list it now</w:t>
+      </w:r>
+      <w:r>
+        <w:t xml:space="preserve"> </w:t>
+      </w:r>
+      <w:r>
+        <w:t xml:space="preserve">turns the find into a listing.</w:t>
+      </w:r>
+      <w:r>
+        <w:t xml:space="preserve"> </w:t>
+      </w:r>
+      <w:r>
+        <w:t xml:space="preserve">-</w:t>
+      </w:r>
+      <w:r>
+        <w:t xml:space="preserve"> </w:t>
+      </w:r>
+      <w:r>
+        <w:rPr>
+          <w:bCs/>
+          <w:b/>
+        </w:rPr>
+        <w:t xml:space="preserve">Show off this find</w:t>
+      </w:r>
+      <w:r>
+        <w:t xml:space="preserve"> </w:t>
+      </w:r>
+      <w:r>
+        <w:t xml:space="preserve">shares a picture card with your invite link.</w:t>
+      </w:r>
+      <w:r>
+        <w:t xml:space="preserve"> </w:t>
+      </w:r>
+      <w:r>
+        <w:t xml:space="preserve">-</w:t>
+      </w:r>
+      <w:r>
+        <w:t xml:space="preserve"> </w:t>
+      </w:r>
+      <w:r>
+        <w:rPr>
+          <w:bCs/>
+          <w:b/>
+        </w:rPr>
+        <w:t xml:space="preserve">Remind me Mondays</w:t>
+      </w:r>
+      <w:r>
+        <w:t xml:space="preserve"> </w:t>
+      </w:r>
+      <w:r>
+        <w:t xml:space="preserve">sends a heads-up on color-tag day.</w:t>
+      </w:r>
+    </w:p>
     <w:bookmarkEnd w:id="61"/>
+    <w:bookmarkEnd w:id="62"/>
     <w:sectPr/>
   </w:body>
 </w:document>

--- a/docs/Next_Owner_Market_User_Guide.docx
+++ b/docs/Next_Owner_Market_User_Guide.docx
@@ -2,7 +2,7 @@
 <file path=word/document.xml><?xml version="1.0" encoding="utf-8"?>
 <w:document xmlns:w="http://schemas.openxmlformats.org/wordprocessingml/2006/main" xmlns:m="http://schemas.openxmlformats.org/officeDocument/2006/math" xmlns:r="http://schemas.openxmlformats.org/officeDocument/2006/relationships" xmlns:o="urn:schemas-microsoft-com:office:office" xmlns:v="urn:schemas-microsoft-com:vml" xmlns:w10="urn:schemas-microsoft-com:office:word" xmlns:a="http://schemas.openxmlformats.org/drawingml/2006/main" xmlns:pic="http://schemas.openxmlformats.org/drawingml/2006/picture" xmlns:wp="http://schemas.openxmlformats.org/drawingml/2006/wordprocessingDrawing">
   <w:body>
-    <w:bookmarkStart w:id="62" w:name="X89149b4c8308fd0ef97e83bd0c50b8284bb9c95"/>
+    <w:bookmarkStart w:id="63" w:name="X89149b4c8308fd0ef97e83bd0c50b8284bb9c95"/>
     <w:p>
       <w:pPr>
         <w:pStyle w:val="Heading1"/>
@@ -7284,7 +7284,77 @@
       </w:r>
     </w:p>
     <w:bookmarkEnd w:id="61"/>
+    <w:bookmarkStart w:id="62" w:name="share-every-find-oct-1-2026"/>
+    <w:p>
+      <w:pPr>
+        <w:pStyle w:val="Heading2"/>
+      </w:pPr>
+      <w:r>
+        <w:t xml:space="preserve">Share every find (Oct 1, 2026)</w:t>
+      </w:r>
+    </w:p>
+    <w:p>
+      <w:pPr>
+        <w:pStyle w:val="FirstParagraph"/>
+      </w:pPr>
+      <w:r>
+        <w:t xml:space="preserve">Right under every answer is a big</w:t>
+      </w:r>
+      <w:r>
+        <w:t xml:space="preserve"> </w:t>
+      </w:r>
+      <w:r>
+        <w:rPr>
+          <w:bCs/>
+          <w:b/>
+        </w:rPr>
+        <w:t xml:space="preserve">📣 Share this find</w:t>
+      </w:r>
+      <w:r>
+        <w:t xml:space="preserve"> </w:t>
+      </w:r>
+      <w:r>
+        <w:t xml:space="preserve">button. Tapping it gives your find its own page that people searching Google can find, then lets you send it to Facebook, a text, or anywhere else.</w:t>
+      </w:r>
+    </w:p>
+    <w:p>
+      <w:pPr>
+        <w:pStyle w:val="BodyText"/>
+      </w:pPr>
+      <w:r>
+        <w:rPr>
+          <w:bCs/>
+          <w:b/>
+        </w:rPr>
+        <w:t xml:space="preserve">🔒 It’s private.</w:t>
+      </w:r>
+      <w:r>
+        <w:t xml:space="preserve"> </w:t>
+      </w:r>
+      <w:r>
+        <w:t xml:space="preserve">No name, no email, no address, no location. People only see the item, its photo and what it’s worth.</w:t>
+      </w:r>
+    </w:p>
+    <w:p>
+      <w:pPr>
+        <w:pStyle w:val="BodyText"/>
+      </w:pPr>
+      <w:r>
+        <w:rPr>
+          <w:bCs/>
+          <w:b/>
+        </w:rPr>
+        <w:t xml:space="preserve">Thrift Pro ($3.99 a month)</w:t>
+      </w:r>
+      <w:r>
+        <w:t xml:space="preserve"> </w:t>
+      </w:r>
+      <w:r>
+        <w:t xml:space="preserve">gives you unlimited checks if 5 a day isn’t enough.</w:t>
+      </w:r>
+    </w:p>
     <w:bookmarkEnd w:id="62"/>
+    <w:bookmarkEnd w:id="63"/>
     <w:sectPr/>
   </w:body>
 </w:document>

--- a/docs/Next_Owner_Market_User_Guide.docx
+++ b/docs/Next_Owner_Market_User_Guide.docx
@@ -2,7 +2,7 @@
 <file path=word/document.xml><?xml version="1.0" encoding="utf-8"?>
 <w:document xmlns:w="http://schemas.openxmlformats.org/wordprocessingml/2006/main" xmlns:m="http://schemas.openxmlformats.org/officeDocument/2006/math" xmlns:r="http://schemas.openxmlformats.org/officeDocument/2006/relationships" xmlns:o="urn:schemas-microsoft-com:office:office" xmlns:v="urn:schemas-microsoft-com:vml" xmlns:w10="urn:schemas-microsoft-com:office:word" xmlns:a="http://schemas.openxmlformats.org/drawingml/2006/main" xmlns:pic="http://schemas.openxmlformats.org/drawingml/2006/picture" xmlns:wp="http://schemas.openxmlformats.org/drawingml/2006/wordprocessingDrawing">
   <w:body>
-    <w:bookmarkStart w:id="63" w:name="X89149b4c8308fd0ef97e83bd0c50b8284bb9c95"/>
+    <w:bookmarkStart w:id="67" w:name="X1452e13f906b9fc343603a64fb4c0fd70c69517"/>
     <w:p>
       <w:pPr>
         <w:pStyle w:val="Heading1"/>
@@ -20,35 +20,7 @@
           <w:iCs/>
           <w:i/>
         </w:rPr>
-        <w:t xml:space="preserve">nextownermarket.com —</w:t>
-      </w:r>
-      <w:r>
-        <w:rPr>
-          <w:iCs/>
-          <w:i/>
-        </w:rPr>
-        <w:t xml:space="preserve"> </w:t>
-      </w:r>
-      <w:r>
-        <w:rPr>
-          <w:iCs/>
-          <w:i/>
-        </w:rPr>
-        <w:t xml:space="preserve">“</w:t>
-      </w:r>
-      <w:r>
-        <w:rPr>
-          <w:iCs/>
-          <w:i/>
-        </w:rPr>
-        <w:t xml:space="preserve">Find its next owner.</w:t>
-      </w:r>
-      <w:r>
-        <w:rPr>
-          <w:iCs/>
-          <w:i/>
-        </w:rPr>
-        <w:t xml:space="preserve">”</w:t>
+        <w:t xml:space="preserve">nextownermarket.com — "Find its next owner."</w:t>
       </w:r>
       <w:r>
         <w:t xml:space="preserve"> </w:t>
@@ -68,7 +40,7 @@
         </w:pict>
       </w:r>
     </w:p>
-    <w:bookmarkStart w:id="20" w:name="part-1-what-next-owner-market-is"/>
+    <w:bookmarkStart w:id="20" w:name="part-1--what-next-owner-market-is"/>
     <w:p>
       <w:pPr>
         <w:pStyle w:val="Heading2"/>
@@ -235,25 +207,7 @@
         <w:t xml:space="preserve"> </w:t>
       </w:r>
       <w:r>
-        <w:t xml:space="preserve">Everyone who messages, signs up, asks for something, or subscribes lands in one exportable list for</w:t>
-      </w:r>
-      <w:r>
-        <w:t xml:space="preserve"> </w:t>
-      </w:r>
-      <w:r>
-        <w:t xml:space="preserve">“</w:t>
-      </w:r>
-      <w:r>
-        <w:t xml:space="preserve">new arrivals</w:t>
-      </w:r>
-      <w:r>
-        <w:t xml:space="preserve">”</w:t>
-      </w:r>
-      <w:r>
-        <w:t xml:space="preserve"> </w:t>
-      </w:r>
-      <w:r>
-        <w:t xml:space="preserve">blasts.</w:t>
+        <w:t xml:space="preserve">Everyone who messages, signs up, asks for something, or subscribes lands in one exportable list for "new arrivals" blasts.</w:t>
       </w:r>
     </w:p>
     <w:p>
@@ -272,7 +226,7 @@
       </w:r>
     </w:p>
     <w:bookmarkEnd w:id="20"/>
-    <w:bookmarkStart w:id="22" w:name="part-2-the-four-kinds-of-users"/>
+    <w:bookmarkStart w:id="22" w:name="part-2--the-four-kinds-of-users"/>
     <w:p>
       <w:pPr>
         <w:pStyle w:val="Heading2"/>
@@ -284,7 +238,7 @@
     <w:tbl>
       <w:tblPr>
         <w:tblStyle w:val="Table"/>
-        <w:tblW w:type="pct" w:w="5000"/>
+        <w:tblW w:type="auto" w:w="0"/>
         <w:tblLook w:firstRow="1" w:lastRow="0" w:firstColumn="0" w:lastColumn="0" w:noHBand="0" w:noVBand="0" w:val="0020"/>
         <w:jc w:val="start"/>
       </w:tblPr>
@@ -555,7 +509,7 @@
         <w:t xml:space="preserve"> </w:t>
       </w:r>
       <w:r>
-        <w:t xml:space="preserve">is on the sign-in page: enter your email, tap the link we send (good for 1 hour), choose a new one, and you’re signed in.</w:t>
+        <w:t xml:space="preserve">is on the sign-in page: enter your email, tap the link we send (good for 1 hour), choose a new one, and you're signed in.</w:t>
       </w:r>
     </w:p>
     <w:bookmarkStart w:id="21" w:name="free-vs-pro-for-sellers"/>
@@ -570,7 +524,7 @@
     <w:tbl>
       <w:tblPr>
         <w:tblStyle w:val="Table"/>
-        <w:tblW w:type="pct" w:w="5000"/>
+        <w:tblW w:type="auto" w:w="0"/>
         <w:tblLook w:firstRow="1" w:lastRow="0" w:firstColumn="0" w:lastColumn="0" w:noHBand="0" w:noVBand="0" w:val="0020"/>
         <w:jc w:val="start"/>
       </w:tblPr>
@@ -875,7 +829,7 @@
     </w:p>
     <w:bookmarkEnd w:id="21"/>
     <w:bookmarkEnd w:id="22"/>
-    <w:bookmarkStart w:id="30" w:name="Xf7f61eb9e8d5e3c748cca0aa19fe7e28d899cbf"/>
+    <w:bookmarkStart w:id="31" w:name="X71ade42779688b51d63413075896c227280988b"/>
     <w:p>
       <w:pPr>
         <w:pStyle w:val="Heading2"/>
@@ -898,11 +852,16 @@
       <w:r>
         <w:t xml:space="preserve"> </w:t>
       </w:r>
-      <w:r>
-        <w:t xml:space="preserve">https://nextownermarket.com</w:t>
-      </w:r>
-    </w:p>
-    <w:bookmarkStart w:id="23" w:name="home-page"/>
+      <w:hyperlink r:id="rId23">
+        <w:r>
+          <w:rPr>
+            <w:rStyle w:val="Hyperlink"/>
+          </w:rPr>
+          <w:t xml:space="preserve">https://nextownermarket.com</w:t>
+        </w:r>
+      </w:hyperlink>
+    </w:p>
+    <w:bookmarkStart w:id="24" w:name="X0837dbe47e18c5bbc29552ac9b7a73f6ccbb745"/>
     <w:p>
       <w:pPr>
         <w:pStyle w:val="Heading3"/>
@@ -968,52 +927,7 @@
         <w:t xml:space="preserve"> </w:t>
       </w:r>
       <w:r>
-        <w:t xml:space="preserve">— type anything:</w:t>
-      </w:r>
-      <w:r>
-        <w:t xml:space="preserve"> </w:t>
-      </w:r>
-      <w:r>
-        <w:t xml:space="preserve">“</w:t>
-      </w:r>
-      <w:r>
-        <w:t xml:space="preserve">turntable</w:t>
-      </w:r>
-      <w:r>
-        <w:t xml:space="preserve">”</w:t>
-      </w:r>
-      <w:r>
-        <w:t xml:space="preserve">,</w:t>
-      </w:r>
-      <w:r>
-        <w:t xml:space="preserve"> </w:t>
-      </w:r>
-      <w:r>
-        <w:t xml:space="preserve">“</w:t>
-      </w:r>
-      <w:r>
-        <w:t xml:space="preserve">DeWalt</w:t>
-      </w:r>
-      <w:r>
-        <w:t xml:space="preserve">”</w:t>
-      </w:r>
-      <w:r>
-        <w:t xml:space="preserve">,</w:t>
-      </w:r>
-      <w:r>
-        <w:t xml:space="preserve"> </w:t>
-      </w:r>
-      <w:r>
-        <w:t xml:space="preserve">“</w:t>
-      </w:r>
-      <w:r>
-        <w:t xml:space="preserve">lamp</w:t>
-      </w:r>
-      <w:r>
-        <w:t xml:space="preserve">”</w:t>
-      </w:r>
-      <w:r>
-        <w:t xml:space="preserve">. Full-text search across titles, descriptions, brands, and tags.</w:t>
+        <w:t xml:space="preserve">— type anything: "turntable", "DeWalt", "lamp". Full-text search across titles, descriptions, brands, and tags.</w:t>
       </w:r>
     </w:p>
     <w:p>
@@ -1070,7 +984,7 @@
         <w:t xml:space="preserve">Sold</w:t>
       </w:r>
       <w:r>
-        <w:t xml:space="preserve">: everything sold in the last 90 days with the final price, like eBay’s sold listings. Sold item pages stay up permanently unless staff archive them.</w:t>
+        <w:t xml:space="preserve">: everything sold in the last 90 days with the final price, like eBay's sold listings. Sold item pages stay up permanently unless staff archive them.</w:t>
       </w:r>
     </w:p>
     <w:p>
@@ -1108,21 +1022,7 @@
           <w:bCs/>
           <w:b/>
         </w:rPr>
-        <w:t xml:space="preserve">“</w:t>
-      </w:r>
-      <w:r>
-        <w:rPr>
-          <w:bCs/>
-          <w:b/>
-        </w:rPr>
-        <w:t xml:space="preserve">Looking for something specific?</w:t>
-      </w:r>
-      <w:r>
-        <w:rPr>
-          <w:bCs/>
-          <w:b/>
-        </w:rPr>
-        <w:t xml:space="preserve">”</w:t>
+        <w:t xml:space="preserve">"Looking for something specific?"</w:t>
       </w:r>
       <w:r>
         <w:t xml:space="preserve"> </w:t>
@@ -1144,21 +1044,7 @@
           <w:bCs/>
           <w:b/>
         </w:rPr>
-        <w:t xml:space="preserve">“</w:t>
-      </w:r>
-      <w:r>
-        <w:rPr>
-          <w:bCs/>
-          <w:b/>
-        </w:rPr>
-        <w:t xml:space="preserve">Have stuff to sell?</w:t>
-      </w:r>
-      <w:r>
-        <w:rPr>
-          <w:bCs/>
-          <w:b/>
-        </w:rPr>
-        <w:t xml:space="preserve">”</w:t>
+        <w:t xml:space="preserve">"Have stuff to sell?"</w:t>
       </w:r>
       <w:r>
         <w:t xml:space="preserve"> </w:t>
@@ -1189,8 +1075,8 @@
         <w:t xml:space="preserve">— a name/email/phone box near the bottom. One tap subscribes.</w:t>
       </w:r>
     </w:p>
-    <w:bookmarkEnd w:id="23"/>
-    <w:bookmarkStart w:id="24" w:name="item-page-nextownermarket.comitemsku"/>
+    <w:bookmarkEnd w:id="24"/>
+    <w:bookmarkStart w:id="25" w:name="Xf046023cf26c8a87deea07b8111a5397b19e8b9"/>
     <w:p>
       <w:pPr>
         <w:pStyle w:val="Heading3"/>
@@ -1319,7 +1205,7 @@
         <w:t xml:space="preserve"> </w:t>
       </w:r>
       <w:r>
-        <w:t xml:space="preserve">— Facebook-style message. Needs a free account (one tap to create); the message goes out under the account’s own email, so nobody can pose as someone else. Replies land in My account → Messages and by email.</w:t>
+        <w:t xml:space="preserve">— Facebook-style message. Needs a free account (one tap to create); the message goes out under the account's own email, so nobody can pose as someone else. Replies land in My account → Messages and by email.</w:t>
       </w:r>
     </w:p>
     <w:p>
@@ -1410,32 +1296,14 @@
         <w:t xml:space="preserve">— the page has product markup so it previews well in Facebook, Messenger, and texts, and shows up in Google Shopping results.</w:t>
       </w:r>
     </w:p>
-    <w:bookmarkEnd w:id="24"/>
-    <w:bookmarkStart w:id="25" w:name="X87f0f724f709f705484067e8a67c35a30a172e9"/>
+    <w:bookmarkEnd w:id="25"/>
+    <w:bookmarkStart w:id="26" w:name="X7c083d30dc69d471d14eb8f07f60f76fa975520"/>
     <w:p>
       <w:pPr>
         <w:pStyle w:val="Heading3"/>
       </w:pPr>
       <w:r>
-        <w:t xml:space="preserve">3.3</w:t>
-      </w:r>
-      <w:r>
-        <w:t xml:space="preserve"> </w:t>
-      </w:r>
-      <w:r>
-        <w:t xml:space="preserve">“</w:t>
-      </w:r>
-      <w:r>
-        <w:t xml:space="preserve">I’m looking for something</w:t>
-      </w:r>
-      <w:r>
-        <w:t xml:space="preserve">”</w:t>
-      </w:r>
-      <w:r>
-        <w:t xml:space="preserve"> </w:t>
-      </w:r>
-      <w:r>
-        <w:t xml:space="preserve">(nextownermarket.com/looking-for)</w:t>
+        <w:t xml:space="preserve">3.3 "I'm looking for something" (nextownermarket.com/looking-for)</w:t>
       </w:r>
     </w:p>
     <w:p>
@@ -1443,7 +1311,7 @@
         <w:pStyle w:val="FirstParagraph"/>
       </w:pPr>
       <w:r>
-        <w:t xml:space="preserve">A sourcing request form: what you want, top budget, how far you’ll drive, OK to ship, and how to reach you. Requests go to the staff</w:t>
+        <w:t xml:space="preserve">A sourcing request form: what you want, top budget, how far you'll drive, OK to ship, and how to reach you. Requests go to the staff</w:t>
       </w:r>
       <w:r>
         <w:t xml:space="preserve"> </w:t>
@@ -1462,8 +1330,8 @@
         <w:t xml:space="preserve">list. When a matching item is listed later, the system flags the match automatically.</w:t>
       </w:r>
     </w:p>
-    <w:bookmarkEnd w:id="25"/>
-    <w:bookmarkStart w:id="26" w:name="how-buying-works-held-payment"/>
+    <w:bookmarkEnd w:id="26"/>
+    <w:bookmarkStart w:id="27" w:name="X98e5e7cf92ff6827f0db7f345f4dc71978b0946"/>
     <w:p>
       <w:pPr>
         <w:pStyle w:val="Heading3"/>
@@ -1493,7 +1361,7 @@
         <w:t xml:space="preserve"> </w:t>
       </w:r>
       <w:r>
-        <w:t xml:space="preserve">(the seller’s location; warehouse items show the store’s city) and</w:t>
+        <w:t xml:space="preserve">(the seller's location; warehouse items show the store's city) and</w:t>
       </w:r>
       <w:r>
         <w:t xml:space="preserve"> </w:t>
@@ -1509,13 +1377,19 @@
         <w:t xml:space="preserve"> </w:t>
       </w:r>
       <w:r>
-        <w:t xml:space="preserve">if the seller offers shipping, so you know before you buy whether it’s near you.</w:t>
-      </w:r>
-      <w:r>
-        <w:t xml:space="preserve"> </w:t>
-      </w:r>
-      <w:r>
-        <w:t xml:space="preserve">1. Tap</w:t>
+        <w:t xml:space="preserve">if the seller offers shipping, so you know before you buy whether it's near you.</w:t>
+      </w:r>
+    </w:p>
+    <w:p>
+      <w:pPr>
+        <w:numPr>
+          <w:ilvl w:val="0"/>
+          <w:numId w:val="1004"/>
+        </w:numPr>
+        <w:pStyle w:val="Compact"/>
+      </w:pPr>
+      <w:r>
+        <w:t xml:space="preserve">Tap</w:t>
       </w:r>
       <w:r>
         <w:t xml:space="preserve"> </w:t>
@@ -1530,15 +1404,15 @@
       <w:r>
         <w:t xml:space="preserve">, choose Pickup or Ship, pay on the secure checkout page. You and the seller both get a confirmation email.</w:t>
       </w:r>
-      <w:r>
-        <w:t xml:space="preserve"> </w:t>
-      </w:r>
-      <w:r>
-        <w:t xml:space="preserve">2.</w:t>
-      </w:r>
-      <w:r>
-        <w:t xml:space="preserve"> </w:t>
-      </w:r>
+    </w:p>
+    <w:p>
+      <w:pPr>
+        <w:numPr>
+          <w:ilvl w:val="0"/>
+          <w:numId w:val="1004"/>
+        </w:numPr>
+        <w:pStyle w:val="Compact"/>
+      </w:pPr>
       <w:r>
         <w:rPr>
           <w:bCs/>
@@ -1579,7 +1453,7 @@
         <w:t xml:space="preserve">Suggest a time</w:t>
       </w:r>
       <w:r>
-        <w:t xml:space="preserve">: it opens the order thread with your proposed times, the seller answers there, and both of you get every message by email. Also shows (the warehouse address and hours for store items; the seller’s city for others, with the exact spot arranged in</w:t>
+        <w:t xml:space="preserve">: it opens the order thread with your proposed times, the seller answers there, and both of you get every message by email. Also shows (the warehouse address and hours for store items; the seller's city for others, with the exact spot arranged in</w:t>
       </w:r>
       <w:r>
         <w:t xml:space="preserve"> </w:t>
@@ -1608,7 +1482,7 @@
         <w:t xml:space="preserve">6-digit code</w:t>
       </w:r>
       <w:r>
-        <w:t xml:space="preserve">. Meet the seller, check the item, then read them the code. They enter it and the payment is released. Don’t give the code until the item is in your hands. If pickup never happens, you’re refunded automatically after 7 days.</w:t>
+        <w:t xml:space="preserve">. Meet the seller, check the item, then read them the code. They enter it and the payment is released. Don't give the code until the item is in your hands. If pickup never happens, you're refunded automatically after 7 days.</w:t>
       </w:r>
       <w:r>
         <w:t xml:space="preserve"> </w:t>
@@ -1642,11 +1516,17 @@
       <w:r>
         <w:t xml:space="preserve">(or it releases on its own 3 days after delivery).</w:t>
       </w:r>
-      <w:r>
-        <w:t xml:space="preserve"> </w:t>
-      </w:r>
-      <w:r>
-        <w:t xml:space="preserve">3. Something wrong? Tap</w:t>
+    </w:p>
+    <w:p>
+      <w:pPr>
+        <w:numPr>
+          <w:ilvl w:val="0"/>
+          <w:numId w:val="1004"/>
+        </w:numPr>
+        <w:pStyle w:val="Compact"/>
+      </w:pPr>
+      <w:r>
+        <w:t xml:space="preserve">Something wrong? Tap</w:t>
       </w:r>
       <w:r>
         <w:t xml:space="preserve"> </w:t>
@@ -1664,23 +1544,29 @@
       <w:r>
         <w:t xml:space="preserve">on the order. The money stays frozen until staff decide: refund you, or pay the seller.</w:t>
       </w:r>
-      <w:r>
-        <w:t xml:space="preserve"> </w:t>
-      </w:r>
-      <w:r>
-        <w:t xml:space="preserve">4. After it’s done, rate the seller (and they rate you). Ratings show on every listing.</w:t>
-      </w:r>
-    </w:p>
-    <w:p>
-      <w:pPr>
-        <w:pStyle w:val="BodyText"/>
+    </w:p>
+    <w:p>
+      <w:pPr>
+        <w:numPr>
+          <w:ilvl w:val="0"/>
+          <w:numId w:val="1004"/>
+        </w:numPr>
+        <w:pStyle w:val="Compact"/>
+      </w:pPr>
+      <w:r>
+        <w:t xml:space="preserve">After it's done, rate the seller (and they rate you). Ratings show on every listing.</w:t>
+      </w:r>
+    </w:p>
+    <w:p>
+      <w:pPr>
+        <w:pStyle w:val="FirstParagraph"/>
       </w:pPr>
       <w:r>
         <w:t xml:space="preserve">Card payments are processed by Stripe; the store never sees your card number.</w:t>
       </w:r>
     </w:p>
-    <w:bookmarkEnd w:id="26"/>
-    <w:bookmarkStart w:id="27" w:name="b-pro-page-nextownermarket.compro"/>
+    <w:bookmarkEnd w:id="27"/>
+    <w:bookmarkStart w:id="28" w:name="X90298e4ecd44baf795ad3c0a7c2ee15830d9690"/>
     <w:p>
       <w:pPr>
         <w:pStyle w:val="Heading3"/>
@@ -1694,29 +1580,11 @@
         <w:pStyle w:val="FirstParagraph"/>
       </w:pPr>
       <w:r>
-        <w:t xml:space="preserve">The pitch for sellers: what the tools do, free vs Pro, and a Start free button.</w:t>
-      </w:r>
-      <w:r>
-        <w:t xml:space="preserve"> </w:t>
-      </w:r>
-      <w:r>
-        <w:t xml:space="preserve">“</w:t>
-      </w:r>
-      <w:r>
-        <w:t xml:space="preserve">Sell</w:t>
-      </w:r>
-      <w:r>
-        <w:t xml:space="preserve">”</w:t>
-      </w:r>
-      <w:r>
-        <w:t xml:space="preserve"> </w:t>
-      </w:r>
-      <w:r>
-        <w:t xml:space="preserve">links across the store go here.</w:t>
-      </w:r>
-    </w:p>
-    <w:bookmarkEnd w:id="27"/>
-    <w:bookmarkStart w:id="28" w:name="sign-up-nextownermarket.comsignup"/>
+        <w:t xml:space="preserve">The pitch for sellers: what the tools do, free vs Pro, and a Start free button. "Sell" links across the store go here.</w:t>
+      </w:r>
+    </w:p>
+    <w:bookmarkEnd w:id="28"/>
+    <w:bookmarkStart w:id="29" w:name="X97ab5ca46dead87720d5c603c0a8877a8749b6d"/>
     <w:p>
       <w:pPr>
         <w:pStyle w:val="Heading3"/>
@@ -1729,7 +1597,7 @@
       <w:pPr>
         <w:numPr>
           <w:ilvl w:val="0"/>
-          <w:numId w:val="1004"/>
+          <w:numId w:val="1005"/>
         </w:numPr>
         <w:pStyle w:val="Compact"/>
       </w:pPr>
@@ -1767,7 +1635,7 @@
       <w:pPr>
         <w:numPr>
           <w:ilvl w:val="0"/>
-          <w:numId w:val="1004"/>
+          <w:numId w:val="1005"/>
         </w:numPr>
         <w:pStyle w:val="Compact"/>
       </w:pPr>
@@ -1782,26 +1650,11 @@
         <w:t xml:space="preserve"> </w:t>
       </w:r>
       <w:r>
-        <w:t xml:space="preserve">— same form via</w:t>
-      </w:r>
-      <w:r>
-        <w:t xml:space="preserve"> </w:t>
-      </w:r>
-      <w:r>
-        <w:t xml:space="preserve">“</w:t>
-      </w:r>
-      <w:r>
-        <w:t xml:space="preserve">Sell with us</w:t>
-      </w:r>
-      <w:r>
-        <w:t xml:space="preserve">”</w:t>
-      </w:r>
-      <w:r>
-        <w:t xml:space="preserve">. Instantly active, but items only go live after staff approval.</w:t>
-      </w:r>
-    </w:p>
-    <w:bookmarkEnd w:id="28"/>
-    <w:bookmarkStart w:id="29" w:name="my-account-nextownermarket.comaccount"/>
+        <w:t xml:space="preserve">— same form via "Sell with us". Instantly active, but items only go live after staff approval.</w:t>
+      </w:r>
+    </w:p>
+    <w:bookmarkEnd w:id="29"/>
+    <w:bookmarkStart w:id="30" w:name="X0b37191461766136189d7afd8e6cdee379a37ce"/>
     <w:p>
       <w:pPr>
         <w:pStyle w:val="Heading3"/>
@@ -1814,7 +1667,7 @@
       <w:pPr>
         <w:numPr>
           <w:ilvl w:val="0"/>
-          <w:numId w:val="1005"/>
+          <w:numId w:val="1006"/>
         </w:numPr>
         <w:pStyle w:val="Compact"/>
       </w:pPr>
@@ -1836,7 +1689,7 @@
       <w:pPr>
         <w:numPr>
           <w:ilvl w:val="0"/>
-          <w:numId w:val="1005"/>
+          <w:numId w:val="1006"/>
         </w:numPr>
         <w:pStyle w:val="Compact"/>
       </w:pPr>
@@ -1858,7 +1711,7 @@
       <w:pPr>
         <w:numPr>
           <w:ilvl w:val="0"/>
-          <w:numId w:val="1005"/>
+          <w:numId w:val="1006"/>
         </w:numPr>
         <w:pStyle w:val="Compact"/>
       </w:pPr>
@@ -1873,14 +1726,14 @@
         <w:t xml:space="preserve"> </w:t>
       </w:r>
       <w:r>
-        <w:t xml:space="preserve">— every conversation you’ve started, with replies.</w:t>
-      </w:r>
-    </w:p>
-    <w:p>
-      <w:pPr>
-        <w:numPr>
-          <w:ilvl w:val="0"/>
-          <w:numId w:val="1005"/>
+        <w:t xml:space="preserve">— every conversation you've started, with replies.</w:t>
+      </w:r>
+    </w:p>
+    <w:p>
+      <w:pPr>
+        <w:numPr>
+          <w:ilvl w:val="0"/>
+          <w:numId w:val="1006"/>
         </w:numPr>
         <w:pStyle w:val="Compact"/>
       </w:pPr>
@@ -1895,26 +1748,14 @@
         <w:t xml:space="preserve"> </w:t>
       </w:r>
       <w:r>
-        <w:t xml:space="preserve">— create a saved search (</w:t>
-      </w:r>
-      <w:r>
-        <w:t xml:space="preserve">“</w:t>
-      </w:r>
-      <w:r>
-        <w:t xml:space="preserve">Technics turntable under $300</w:t>
-      </w:r>
-      <w:r>
-        <w:t xml:space="preserve">”</w:t>
-      </w:r>
-      <w:r>
-        <w:t xml:space="preserve">, any category). When a matching item goes live you’re notified here and, once email/text sending is switched on, by email or text.</w:t>
-      </w:r>
-    </w:p>
-    <w:p>
-      <w:pPr>
-        <w:numPr>
-          <w:ilvl w:val="0"/>
-          <w:numId w:val="1005"/>
+        <w:t xml:space="preserve">— create a saved search ("Technics turntable under $300", any category). When a matching item goes live you're notified here and, once email/text sending is switched on, by email or text.</w:t>
+      </w:r>
+    </w:p>
+    <w:p>
+      <w:pPr>
+        <w:numPr>
+          <w:ilvl w:val="0"/>
+          <w:numId w:val="1006"/>
         </w:numPr>
         <w:pStyle w:val="Compact"/>
       </w:pPr>
@@ -1929,14 +1770,14 @@
         <w:t xml:space="preserve"> </w:t>
       </w:r>
       <w:r>
-        <w:t xml:space="preserve">— every auction you’ve bid on: winning / outbid / won / lost.</w:t>
-      </w:r>
-    </w:p>
-    <w:p>
-      <w:pPr>
-        <w:numPr>
-          <w:ilvl w:val="0"/>
-          <w:numId w:val="1005"/>
+        <w:t xml:space="preserve">— every auction you've bid on: winning / outbid / won / lost.</w:t>
+      </w:r>
+    </w:p>
+    <w:p>
+      <w:pPr>
+        <w:numPr>
+          <w:ilvl w:val="0"/>
+          <w:numId w:val="1006"/>
         </w:numPr>
         <w:pStyle w:val="Compact"/>
       </w:pPr>
@@ -1961,9 +1802,9 @@
         </w:pict>
       </w:r>
     </w:p>
-    <w:bookmarkEnd w:id="29"/>
     <w:bookmarkEnd w:id="30"/>
-    <w:bookmarkStart w:id="50" w:name="Xc1bcd4442824295258f3ef6748d1e1d8a798bdf"/>
+    <w:bookmarkEnd w:id="31"/>
+    <w:bookmarkStart w:id="51" w:name="Xcb1a7bc3074739d39c5062a1e84f4d7ea1d8b67"/>
     <w:p>
       <w:pPr>
         <w:pStyle w:val="Heading2"/>
@@ -2009,7 +1850,7 @@
         <w:t xml:space="preserve">for the admin.</w:t>
       </w:r>
     </w:p>
-    <w:bookmarkStart w:id="31" w:name="inventory-app"/>
+    <w:bookmarkStart w:id="32" w:name="X7c7cefe76d13077c775c67ba7739d122c8087d3"/>
     <w:p>
       <w:pPr>
         <w:pStyle w:val="Heading3"/>
@@ -2025,11 +1866,17 @@
       <w:r>
         <w:t xml:space="preserve">The master list of every item.</w:t>
       </w:r>
-      <w:r>
-        <w:t xml:space="preserve"> </w:t>
-      </w:r>
-      <w:r>
-        <w:t xml:space="preserve">- Opens on</w:t>
+    </w:p>
+    <w:p>
+      <w:pPr>
+        <w:numPr>
+          <w:ilvl w:val="0"/>
+          <w:numId w:val="1007"/>
+        </w:numPr>
+        <w:pStyle w:val="Compact"/>
+      </w:pPr>
+      <w:r>
+        <w:t xml:space="preserve">Opens on</w:t>
       </w:r>
       <w:r>
         <w:t xml:space="preserve"> </w:t>
@@ -2045,7 +1892,7 @@
         <w:t xml:space="preserve"> </w:t>
       </w:r>
       <w:r>
-        <w:t xml:space="preserve">(what’s live). Pills switch to</w:t>
+        <w:t xml:space="preserve">(what's live). Pills switch to</w:t>
       </w:r>
       <w:r>
         <w:t xml:space="preserve"> </w:t>
@@ -2089,11 +1936,17 @@
       <w:r>
         <w:t xml:space="preserve">. Search box on top.</w:t>
       </w:r>
-      <w:r>
-        <w:t xml:space="preserve"> </w:t>
-      </w:r>
-      <w:r>
-        <w:t xml:space="preserve">- Each row: photo, SKU, title, price, status, bin, days listed. Items listed 30+ days show a</w:t>
+    </w:p>
+    <w:p>
+      <w:pPr>
+        <w:numPr>
+          <w:ilvl w:val="0"/>
+          <w:numId w:val="1007"/>
+        </w:numPr>
+        <w:pStyle w:val="Compact"/>
+      </w:pPr>
+      <w:r>
+        <w:t xml:space="preserve">Each row: photo, SKU, title, price, status, bin, days listed. Items listed 30+ days show a</w:t>
       </w:r>
       <w:r>
         <w:t xml:space="preserve"> </w:t>
@@ -2111,15 +1964,15 @@
       <w:r>
         <w:t xml:space="preserve">flag so you know what to reprice.</w:t>
       </w:r>
-      <w:r>
-        <w:t xml:space="preserve"> </w:t>
-      </w:r>
-      <w:r>
-        <w:t xml:space="preserve">-</w:t>
-      </w:r>
-      <w:r>
-        <w:t xml:space="preserve"> </w:t>
-      </w:r>
+    </w:p>
+    <w:p>
+      <w:pPr>
+        <w:numPr>
+          <w:ilvl w:val="0"/>
+          <w:numId w:val="1007"/>
+        </w:numPr>
+        <w:pStyle w:val="Compact"/>
+      </w:pPr>
       <w:r>
         <w:rPr>
           <w:bCs/>
@@ -2240,15 +2093,21 @@
       <w:r>
         <w:t xml:space="preserve">(skips anything that sold). Sellers get select mode on their own items too: Submit for review, Unlist, Archive, Delete.</w:t>
       </w:r>
-      <w:r>
-        <w:t xml:space="preserve"> </w:t>
-      </w:r>
-      <w:r>
-        <w:t xml:space="preserve">- Tap any row to open the item.</w:t>
-      </w:r>
-    </w:p>
-    <w:bookmarkEnd w:id="31"/>
-    <w:bookmarkStart w:id="32" w:name="add-appitemsnew"/>
+    </w:p>
+    <w:p>
+      <w:pPr>
+        <w:numPr>
+          <w:ilvl w:val="0"/>
+          <w:numId w:val="1007"/>
+        </w:numPr>
+        <w:pStyle w:val="Compact"/>
+      </w:pPr>
+      <w:r>
+        <w:t xml:space="preserve">Tap any row to open the item.</w:t>
+      </w:r>
+    </w:p>
+    <w:bookmarkEnd w:id="32"/>
+    <w:bookmarkStart w:id="33" w:name="X940e5f5baf5aecad0b7ef7af77ce8bfddf21f8c"/>
     <w:p>
       <w:pPr>
         <w:pStyle w:val="Heading3"/>
@@ -2264,15 +2123,15 @@
       <w:r>
         <w:t xml:space="preserve">Add one item by hand.</w:t>
       </w:r>
-      <w:r>
-        <w:t xml:space="preserve"> </w:t>
-      </w:r>
-      <w:r>
-        <w:t xml:space="preserve">1.</w:t>
-      </w:r>
-      <w:r>
-        <w:t xml:space="preserve"> </w:t>
-      </w:r>
+    </w:p>
+    <w:p>
+      <w:pPr>
+        <w:numPr>
+          <w:ilvl w:val="0"/>
+          <w:numId w:val="1008"/>
+        </w:numPr>
+        <w:pStyle w:val="Compact"/>
+      </w:pPr>
       <w:r>
         <w:rPr>
           <w:bCs/>
@@ -2299,15 +2158,15 @@
       <w:r>
         <w:t xml:space="preserve">. Add as many as you like; the first is the cover. Drag to reorder, × to remove.</w:t>
       </w:r>
-      <w:r>
-        <w:t xml:space="preserve"> </w:t>
-      </w:r>
-      <w:r>
-        <w:t xml:space="preserve">2.</w:t>
-      </w:r>
-      <w:r>
-        <w:t xml:space="preserve"> </w:t>
-      </w:r>
+    </w:p>
+    <w:p>
+      <w:pPr>
+        <w:numPr>
+          <w:ilvl w:val="0"/>
+          <w:numId w:val="1008"/>
+        </w:numPr>
+        <w:pStyle w:val="Compact"/>
+      </w:pPr>
       <w:r>
         <w:rPr>
           <w:bCs/>
@@ -2319,17 +2178,17 @@
         <w:t xml:space="preserve"> </w:t>
       </w:r>
       <w:r>
-        <w:t xml:space="preserve">checkbox — cuts the item out onto the plain background color from Settings. The first use downloads a ~40 MB model once; after that it’s instant and free.</w:t>
-      </w:r>
-      <w:r>
-        <w:t xml:space="preserve"> </w:t>
-      </w:r>
-      <w:r>
-        <w:t xml:space="preserve">3.</w:t>
-      </w:r>
-      <w:r>
-        <w:t xml:space="preserve"> </w:t>
-      </w:r>
+        <w:t xml:space="preserve">checkbox — cuts the item out onto the plain background color from Settings. The first use downloads a ~40 MB model once; after that it's instant and free.</w:t>
+      </w:r>
+    </w:p>
+    <w:p>
+      <w:pPr>
+        <w:numPr>
+          <w:ilvl w:val="0"/>
+          <w:numId w:val="1008"/>
+        </w:numPr>
+        <w:pStyle w:val="Compact"/>
+      </w:pPr>
       <w:r>
         <w:rPr>
           <w:bCs/>
@@ -2341,28 +2200,19 @@
         <w:t xml:space="preserve"> </w:t>
       </w:r>
       <w:r>
-        <w:t xml:space="preserve">— the AI reads the photos and fills in: title, description, brand, model, category, condition, specs, tags, price and price range,</w:t>
-      </w:r>
-      <w:r>
-        <w:t xml:space="preserve"> </w:t>
-      </w:r>
-      <w:r>
-        <w:t xml:space="preserve">“</w:t>
-      </w:r>
-      <w:r>
-        <w:t xml:space="preserve">worth listing?</w:t>
-      </w:r>
-      <w:r>
-        <w:t xml:space="preserve">”</w:t>
-      </w:r>
-      <w:r>
-        <w:t xml:space="preserve">, and any recall/prohibited-item warning.</w:t>
-      </w:r>
-      <w:r>
-        <w:t xml:space="preserve"> </w:t>
-      </w:r>
-      <w:r>
-        <w:t xml:space="preserve">4. Edit anything, set the bin code, quantity, cost (what you paid), consignor and tier if applicable. For shipping:</w:t>
+        <w:t xml:space="preserve">— the AI reads the photos and fills in: title, description, brand, model, category, condition, specs, tags, price and price range, "worth listing?", and any recall/prohibited-item warning.</w:t>
+      </w:r>
+    </w:p>
+    <w:p>
+      <w:pPr>
+        <w:numPr>
+          <w:ilvl w:val="0"/>
+          <w:numId w:val="1008"/>
+        </w:numPr>
+        <w:pStyle w:val="Compact"/>
+      </w:pPr>
+      <w:r>
+        <w:t xml:space="preserve">Edit anything, set the bin code, quantity, cost (what you paid), consignor and tier if applicable. For shipping:</w:t>
       </w:r>
       <w:r>
         <w:t xml:space="preserve"> </w:t>
@@ -2426,19 +2276,954 @@
         <w:t xml:space="preserve"> </w:t>
       </w:r>
       <w:r>
-        <w:t xml:space="preserve">(the label cost comes out of your payout). Listings show</w:t>
-      </w:r>
-      <w:r>
-        <w:t xml:space="preserve"> </w:t>
-      </w:r>
-      <w:r>
-        <w:t xml:space="preserve">“</w:t>
-      </w:r>
-      <w:r>
-        <w:t xml:space="preserve">🚚 Ships</w:t>
-      </w:r>
-      <w:r>
-        <w:t xml:space="preserve">”</w:t>
+        <w:t xml:space="preserve">(the label cost comes out of your payout). Listings show "🚚 Ships" or "🚚 Free shipping."</w:t>
+      </w:r>
+    </w:p>
+    <w:p>
+      <w:pPr>
+        <w:numPr>
+          <w:ilvl w:val="0"/>
+          <w:numId w:val="1008"/>
+        </w:numPr>
+        <w:pStyle w:val="Compact"/>
+      </w:pPr>
+      <w:r>
+        <w:rPr>
+          <w:bCs/>
+          <w:b/>
+        </w:rPr>
+        <w:t xml:space="preserve">Video (optional)</w:t>
+      </w:r>
+      <w:r>
+        <w:t xml:space="preserve"> </w:t>
+      </w:r>
+      <w:r>
+        <w:t xml:space="preserve">—</w:t>
+      </w:r>
+      <w:r>
+        <w:t xml:space="preserve"> </w:t>
+      </w:r>
+      <w:r>
+        <w:rPr>
+          <w:bCs/>
+          <w:b/>
+        </w:rPr>
+        <w:t xml:space="preserve">🎬 Upload a clip</w:t>
+      </w:r>
+      <w:r>
+        <w:t xml:space="preserve"> </w:t>
+      </w:r>
+      <w:r>
+        <w:t xml:space="preserve">(up to 50 MB, about a minute from a phone) or paste a</w:t>
+      </w:r>
+      <w:r>
+        <w:t xml:space="preserve"> </w:t>
+      </w:r>
+      <w:r>
+        <w:rPr>
+          <w:bCs/>
+          <w:b/>
+        </w:rPr>
+        <w:t xml:space="preserve">YouTube / Facebook / Vimeo link</w:t>
+      </w:r>
+      <w:r>
+        <w:t xml:space="preserve">. A clip of the item working sells faster. Videos play right in the photo gallery on the public page.</w:t>
+      </w:r>
+    </w:p>
+    <w:p>
+      <w:pPr>
+        <w:numPr>
+          <w:ilvl w:val="0"/>
+          <w:numId w:val="1008"/>
+        </w:numPr>
+        <w:pStyle w:val="Compact"/>
+      </w:pPr>
+      <w:r>
+        <w:rPr>
+          <w:bCs/>
+          <w:b/>
+        </w:rPr>
+        <w:t xml:space="preserve">Save</w:t>
+      </w:r>
+      <w:r>
+        <w:t xml:space="preserve"> </w:t>
+      </w:r>
+      <w:r>
+        <w:t xml:space="preserve">→ item goes to Review (or straight to active if you choose).</w:t>
+      </w:r>
+    </w:p>
+    <w:bookmarkEnd w:id="33"/>
+    <w:bookmarkStart w:id="34" w:name="X201b399493280ca922746597b213bbdc0912609"/>
+    <w:p>
+      <w:pPr>
+        <w:pStyle w:val="Heading3"/>
+      </w:pPr>
+      <w:r>
+        <w:t xml:space="preserve">4.3 📷 Snap mode (/app/snap) — the fast lane</w:t>
+      </w:r>
+    </w:p>
+    <w:p>
+      <w:pPr>
+        <w:pStyle w:val="FirstParagraph"/>
+      </w:pPr>
+      <w:r>
+        <w:t xml:space="preserve">Built for working a pallet.</w:t>
+      </w:r>
+    </w:p>
+    <w:p>
+      <w:pPr>
+        <w:numPr>
+          <w:ilvl w:val="0"/>
+          <w:numId w:val="1009"/>
+        </w:numPr>
+        <w:pStyle w:val="Compact"/>
+      </w:pPr>
+      <w:r>
+        <w:t xml:space="preserve">Set the</w:t>
+      </w:r>
+      <w:r>
+        <w:t xml:space="preserve"> </w:t>
+      </w:r>
+      <w:r>
+        <w:rPr>
+          <w:bCs/>
+          <w:b/>
+        </w:rPr>
+        <w:t xml:space="preserve">bin</w:t>
+      </w:r>
+      <w:r>
+        <w:t xml:space="preserve"> </w:t>
+      </w:r>
+      <w:r>
+        <w:t xml:space="preserve">you're standing at and the</w:t>
+      </w:r>
+      <w:r>
+        <w:t xml:space="preserve"> </w:t>
+      </w:r>
+      <w:r>
+        <w:rPr>
+          <w:bCs/>
+          <w:b/>
+        </w:rPr>
+        <w:t xml:space="preserve">tier</w:t>
+      </w:r>
+      <w:r>
+        <w:t xml:space="preserve"> </w:t>
+      </w:r>
+      <w:r>
+        <w:t xml:space="preserve">(my inventory / consignment) once; every item you create inherits them.</w:t>
+      </w:r>
+    </w:p>
+    <w:p>
+      <w:pPr>
+        <w:numPr>
+          <w:ilvl w:val="0"/>
+          <w:numId w:val="1009"/>
+        </w:numPr>
+        <w:pStyle w:val="Compact"/>
+      </w:pPr>
+      <w:r>
+        <w:rPr>
+          <w:bCs/>
+          <w:b/>
+        </w:rPr>
+        <w:t xml:space="preserve">🖼 Upload photos from gallery</w:t>
+      </w:r>
+      <w:r>
+        <w:t xml:space="preserve"> </w:t>
+      </w:r>
+      <w:r>
+        <w:t xml:space="preserve">— pick photos of the item you're on.</w:t>
+      </w:r>
+    </w:p>
+    <w:p>
+      <w:pPr>
+        <w:numPr>
+          <w:ilvl w:val="0"/>
+          <w:numId w:val="1009"/>
+        </w:numPr>
+        <w:pStyle w:val="Compact"/>
+      </w:pPr>
+      <w:r>
+        <w:rPr>
+          <w:bCs/>
+          <w:b/>
+        </w:rPr>
+        <w:t xml:space="preserve">📷 Take a photo</w:t>
+      </w:r>
+      <w:r>
+        <w:t xml:space="preserve"> </w:t>
+      </w:r>
+      <w:r>
+        <w:t xml:space="preserve">— camera, one after another.</w:t>
+      </w:r>
+      <w:r>
+        <w:t xml:space="preserve"> </w:t>
+      </w:r>
+      <w:r>
+        <w:rPr>
+          <w:bCs/>
+          <w:b/>
+        </w:rPr>
+        <w:t xml:space="preserve">Next item</w:t>
+      </w:r>
+      <w:r>
+        <w:t xml:space="preserve"> </w:t>
+      </w:r>
+      <w:r>
+        <w:t xml:space="preserve">when you're done with this one.</w:t>
+      </w:r>
+    </w:p>
+    <w:p>
+      <w:pPr>
+        <w:numPr>
+          <w:ilvl w:val="0"/>
+          <w:numId w:val="1009"/>
+        </w:numPr>
+        <w:pStyle w:val="Compact"/>
+      </w:pPr>
+      <w:r>
+        <w:rPr>
+          <w:bCs/>
+          <w:b/>
+        </w:rPr>
+        <w:t xml:space="preserve">🗂 Dump a batch (AI sorts)</w:t>
+      </w:r>
+      <w:r>
+        <w:t xml:space="preserve"> </w:t>
+      </w:r>
+      <w:r>
+        <w:t xml:space="preserve">— pick up to 40 photos of many different things. The AI groups them into items. Use</w:t>
+      </w:r>
+      <w:r>
+        <w:t xml:space="preserve"> </w:t>
+      </w:r>
+      <w:r>
+        <w:rPr>
+          <w:bCs/>
+          <w:b/>
+        </w:rPr>
+        <w:t xml:space="preserve">split</w:t>
+      </w:r>
+      <w:r>
+        <w:t xml:space="preserve"> </w:t>
+      </w:r>
+      <w:r>
+        <w:t xml:space="preserve">and</w:t>
+      </w:r>
+      <w:r>
+        <w:t xml:space="preserve"> </w:t>
+      </w:r>
+      <w:r>
+        <w:rPr>
+          <w:bCs/>
+          <w:b/>
+        </w:rPr>
+        <w:t xml:space="preserve">merge</w:t>
+      </w:r>
+      <w:r>
+        <w:t xml:space="preserve"> </w:t>
+      </w:r>
+      <w:r>
+        <w:t xml:space="preserve">to correct any grouping.</w:t>
+      </w:r>
+    </w:p>
+    <w:p>
+      <w:pPr>
+        <w:numPr>
+          <w:ilvl w:val="0"/>
+          <w:numId w:val="1009"/>
+        </w:numPr>
+        <w:pStyle w:val="Compact"/>
+      </w:pPr>
+      <w:r>
+        <w:rPr>
+          <w:bCs/>
+          <w:b/>
+        </w:rPr>
+        <w:t xml:space="preserve">Finish</w:t>
+      </w:r>
+      <w:r>
+        <w:t xml:space="preserve"> </w:t>
+      </w:r>
+      <w:r>
+        <w:t xml:space="preserve">— creates every draft, cleans every background, writes every listing with AI, and sends them all to Review. Walk away; come back to finished listings.</w:t>
+      </w:r>
+    </w:p>
+    <w:bookmarkEnd w:id="34"/>
+    <w:bookmarkStart w:id="35" w:name="X7f5455860ac7b0bef4d679c9caf09f6677608a3"/>
+    <w:p>
+      <w:pPr>
+        <w:pStyle w:val="Heading3"/>
+      </w:pPr>
+      <w:r>
+        <w:t xml:space="preserve">4.4 Review (/app/review)</w:t>
+      </w:r>
+    </w:p>
+    <w:p>
+      <w:pPr>
+        <w:pStyle w:val="FirstParagraph"/>
+      </w:pPr>
+      <w:r>
+        <w:t xml:space="preserve">Everything the AI or a consignor produced, waiting for a human eye. Open one to check it, or tick several (</w:t>
+      </w:r>
+      <w:r>
+        <w:rPr>
+          <w:bCs/>
+          <w:b/>
+        </w:rPr>
+        <w:t xml:space="preserve">Select all</w:t>
+      </w:r>
+      <w:r>
+        <w:t xml:space="preserve">) and use the bar:</w:t>
+      </w:r>
+      <w:r>
+        <w:t xml:space="preserve"> </w:t>
+      </w:r>
+      <w:r>
+        <w:rPr>
+          <w:bCs/>
+          <w:b/>
+        </w:rPr>
+        <w:t xml:space="preserve">✅ Approve &amp; list</w:t>
+      </w:r>
+      <w:r>
+        <w:t xml:space="preserve">,</w:t>
+      </w:r>
+      <w:r>
+        <w:t xml:space="preserve"> </w:t>
+      </w:r>
+      <w:r>
+        <w:rPr>
+          <w:bCs/>
+          <w:b/>
+        </w:rPr>
+        <w:t xml:space="preserve">Archive</w:t>
+      </w:r>
+      <w:r>
+        <w:t xml:space="preserve">,</w:t>
+      </w:r>
+      <w:r>
+        <w:t xml:space="preserve"> </w:t>
+      </w:r>
+      <w:r>
+        <w:rPr>
+          <w:bCs/>
+          <w:b/>
+        </w:rPr>
+        <w:t xml:space="preserve">🗑 Delete</w:t>
+      </w:r>
+      <w:r>
+        <w:t xml:space="preserve">. Approved items leave the queue. Consignor items always pass through here.</w:t>
+      </w:r>
+    </w:p>
+    <w:bookmarkEnd w:id="35"/>
+    <w:bookmarkStart w:id="36" w:name="X1f262441b983331098a0573302ebbc5aaf73498"/>
+    <w:p>
+      <w:pPr>
+        <w:pStyle w:val="Heading3"/>
+      </w:pPr>
+      <w:r>
+        <w:t xml:space="preserve">4.5 The item page (/app/items/ID)</w:t>
+      </w:r>
+    </w:p>
+    <w:p>
+      <w:pPr>
+        <w:pStyle w:val="FirstParagraph"/>
+      </w:pPr>
+      <w:r>
+        <w:t xml:space="preserve">Everything about one item:</w:t>
+      </w:r>
+    </w:p>
+    <w:p>
+      <w:pPr>
+        <w:numPr>
+          <w:ilvl w:val="0"/>
+          <w:numId w:val="1010"/>
+        </w:numPr>
+        <w:pStyle w:val="Compact"/>
+      </w:pPr>
+      <w:r>
+        <w:rPr>
+          <w:bCs/>
+          <w:b/>
+        </w:rPr>
+        <w:t xml:space="preserve">Copy blocks</w:t>
+      </w:r>
+      <w:r>
+        <w:t xml:space="preserve"> </w:t>
+      </w:r>
+      <w:r>
+        <w:t xml:space="preserve">— Facebook Marketplace/Group, OfferUp, eBay, Craigslist, Mercari, Poshmark, Vinted, Depop, and Etsy (vintage/handmade only). Each is formatted to that site's rules (title length, tags, hashtags). Tap to copy, open the app, paste. Only eBay and Etsy offer posting APIs; the rest allow no automation, so copy-paste is the only safe path. eBay direct posting is on the roadmap.</w:t>
+      </w:r>
+    </w:p>
+    <w:p>
+      <w:pPr>
+        <w:numPr>
+          <w:ilvl w:val="0"/>
+          <w:numId w:val="1010"/>
+        </w:numPr>
+        <w:pStyle w:val="Compact"/>
+      </w:pPr>
+      <w:r>
+        <w:rPr>
+          <w:bCs/>
+          <w:b/>
+        </w:rPr>
+        <w:t xml:space="preserve">✅ Approve &amp; list · Unlist · Hold / Release hold · Archive · 🗑 Delete</w:t>
+      </w:r>
+      <w:r>
+        <w:t xml:space="preserve"> </w:t>
+      </w:r>
+      <w:r>
+        <w:t xml:space="preserve">(Delete works only on items that never sold and have no paid order; those get archived instead, so the books stay whole. Sellers can delete their own unsold items too.)</w:t>
+      </w:r>
+    </w:p>
+    <w:p>
+      <w:pPr>
+        <w:numPr>
+          <w:ilvl w:val="0"/>
+          <w:numId w:val="1010"/>
+        </w:numPr>
+        <w:pStyle w:val="Compact"/>
+      </w:pPr>
+      <w:r>
+        <w:rPr>
+          <w:bCs/>
+          <w:b/>
+        </w:rPr>
+        <w:t xml:space="preserve">💰 Mark sold</w:t>
+      </w:r>
+      <w:r>
+        <w:t xml:space="preserve"> </w:t>
+      </w:r>
+      <w:r>
+        <w:t xml:space="preserve">— sold for, shipping charged, platform fees, channel (Facebook, store, eBay, cash walk-in…), paid by, buyer name and contact. Commission and consignor payout are calculated automatically.</w:t>
+      </w:r>
+      <w:r>
+        <w:t xml:space="preserve"> </w:t>
+      </w:r>
+      <w:r>
+        <w:rPr>
+          <w:bCs/>
+          <w:b/>
+        </w:rPr>
+        <w:t xml:space="preserve">Undo sale</w:t>
+      </w:r>
+      <w:r>
+        <w:t xml:space="preserve"> </w:t>
+      </w:r>
+      <w:r>
+        <w:t xml:space="preserve">relists it.</w:t>
+      </w:r>
+    </w:p>
+    <w:p>
+      <w:pPr>
+        <w:numPr>
+          <w:ilvl w:val="0"/>
+          <w:numId w:val="1010"/>
+        </w:numPr>
+        <w:pStyle w:val="Compact"/>
+      </w:pPr>
+      <w:r>
+        <w:rPr>
+          <w:bCs/>
+          <w:b/>
+        </w:rPr>
+        <w:t xml:space="preserve">📦 Mark shipped</w:t>
+      </w:r>
+    </w:p>
+    <w:p>
+      <w:pPr>
+        <w:numPr>
+          <w:ilvl w:val="0"/>
+          <w:numId w:val="1010"/>
+        </w:numPr>
+        <w:pStyle w:val="Compact"/>
+      </w:pPr>
+      <w:r>
+        <w:rPr>
+          <w:bCs/>
+          <w:b/>
+        </w:rPr>
+        <w:t xml:space="preserve">Start an auction</w:t>
+      </w:r>
+      <w:r>
+        <w:t xml:space="preserve"> </w:t>
+      </w:r>
+      <w:r>
+        <w:t xml:space="preserve">— starting bid, days, reserve, buy-now. Live countdown, minimum-increment rules, 2-minute anti-snipe extension, closes itself. Winner is contacted for payment and pickup.</w:t>
+      </w:r>
+    </w:p>
+    <w:p>
+      <w:pPr>
+        <w:numPr>
+          <w:ilvl w:val="0"/>
+          <w:numId w:val="1010"/>
+        </w:numPr>
+        <w:pStyle w:val="Compact"/>
+      </w:pPr>
+      <w:r>
+        <w:rPr>
+          <w:bCs/>
+          <w:b/>
+        </w:rPr>
+        <w:t xml:space="preserve">🏷 Tag</w:t>
+      </w:r>
+      <w:r>
+        <w:t xml:space="preserve"> </w:t>
+      </w:r>
+      <w:r>
+        <w:t xml:space="preserve">— print the QR tag (see 4.6).</w:t>
+      </w:r>
+    </w:p>
+    <w:p>
+      <w:pPr>
+        <w:numPr>
+          <w:ilvl w:val="0"/>
+          <w:numId w:val="1010"/>
+        </w:numPr>
+        <w:pStyle w:val="Compact"/>
+      </w:pPr>
+      <w:r>
+        <w:rPr>
+          <w:bCs/>
+          <w:b/>
+        </w:rPr>
+        <w:t xml:space="preserve">Edit</w:t>
+      </w:r>
+      <w:r>
+        <w:t xml:space="preserve"> </w:t>
+      </w:r>
+      <w:r>
+        <w:t xml:space="preserve">— full form.</w:t>
+      </w:r>
+    </w:p>
+    <w:p>
+      <w:pPr>
+        <w:numPr>
+          <w:ilvl w:val="0"/>
+          <w:numId w:val="1010"/>
+        </w:numPr>
+        <w:pStyle w:val="Compact"/>
+      </w:pPr>
+      <w:r>
+        <w:t xml:space="preserve">Activity log — who did what, when.</w:t>
+      </w:r>
+    </w:p>
+    <w:bookmarkEnd w:id="36"/>
+    <w:bookmarkStart w:id="37" w:name="X5b194047a1f281db7f3b9e7ba849aba675287ba"/>
+    <w:p>
+      <w:pPr>
+        <w:pStyle w:val="Heading3"/>
+      </w:pPr>
+      <w:r>
+        <w:t xml:space="preserve">4.6 QR tags (/app/items/ID/tag and /app/tags)</w:t>
+      </w:r>
+    </w:p>
+    <w:p>
+      <w:pPr>
+        <w:pStyle w:val="FirstParagraph"/>
+      </w:pPr>
+      <w:r>
+        <w:t xml:space="preserve">Three sizes:</w:t>
+      </w:r>
+      <w:r>
+        <w:t xml:space="preserve"> </w:t>
+      </w:r>
+      <w:r>
+        <w:rPr>
+          <w:bCs/>
+          <w:b/>
+        </w:rPr>
+        <w:t xml:space="preserve">small</w:t>
+      </w:r>
+      <w:r>
+        <w:t xml:space="preserve"> </w:t>
+      </w:r>
+      <w:r>
+        <w:t xml:space="preserve">(thermal label printer),</w:t>
+      </w:r>
+      <w:r>
+        <w:t xml:space="preserve"> </w:t>
+      </w:r>
+      <w:r>
+        <w:rPr>
+          <w:bCs/>
+          <w:b/>
+        </w:rPr>
+        <w:t xml:space="preserve">medium</w:t>
+      </w:r>
+      <w:r>
+        <w:t xml:space="preserve"> </w:t>
+      </w:r>
+      <w:r>
+        <w:t xml:space="preserve">(4×2),</w:t>
+      </w:r>
+      <w:r>
+        <w:t xml:space="preserve"> </w:t>
+      </w:r>
+      <w:r>
+        <w:rPr>
+          <w:bCs/>
+          <w:b/>
+        </w:rPr>
+        <w:t xml:space="preserve">large</w:t>
+      </w:r>
+      <w:r>
+        <w:t xml:space="preserve"> </w:t>
+      </w:r>
+      <w:r>
+        <w:t xml:space="preserve">(4×6 hang tag with description and price). Each carries the SKU, title, price, bin, and a QR code that opens the item's page. Print one or a whole batch from the Inventory select mode. Works with any printer via the phone's print dialog; label-printer presets can be added.</w:t>
+      </w:r>
+    </w:p>
+    <w:bookmarkEnd w:id="37"/>
+    <w:bookmarkStart w:id="38" w:name="Xe7297d43e4b3d50d20aee3b30ce37a3372c7505"/>
+    <w:p>
+      <w:pPr>
+        <w:pStyle w:val="Heading3"/>
+      </w:pPr>
+      <w:r>
+        <w:t xml:space="preserve">4.7 💬 Inbox (/app/inbox)</w:t>
+      </w:r>
+    </w:p>
+    <w:p>
+      <w:pPr>
+        <w:pStyle w:val="FirstParagraph"/>
+      </w:pPr>
+      <w:r>
+        <w:t xml:space="preserve">Every message from every item page and general question, newest first, with an unread count in the nav.</w:t>
+      </w:r>
+    </w:p>
+    <w:p>
+      <w:pPr>
+        <w:numPr>
+          <w:ilvl w:val="0"/>
+          <w:numId w:val="1011"/>
+        </w:numPr>
+        <w:pStyle w:val="Compact"/>
+      </w:pPr>
+      <w:r>
+        <w:t xml:space="preserve">Tap a thread: buyer, contact, the item (photo, price, status), and the conversation.</w:t>
+      </w:r>
+    </w:p>
+    <w:p>
+      <w:pPr>
+        <w:numPr>
+          <w:ilvl w:val="0"/>
+          <w:numId w:val="1011"/>
+        </w:numPr>
+        <w:pStyle w:val="Compact"/>
+      </w:pPr>
+      <w:r>
+        <w:rPr>
+          <w:bCs/>
+          <w:b/>
+        </w:rPr>
+        <w:t xml:space="preserve">Canned replies</w:t>
+      </w:r>
+      <w:r>
+        <w:t xml:space="preserve"> </w:t>
+      </w:r>
+      <w:r>
+        <w:t xml:space="preserve">— one tap: "Yes, still available." · "Best I can do is $" · "Tested and working." · "Pickup is at the warehouse…" · "I can ship that…" · "Sorry, that one just sold."</w:t>
+      </w:r>
+    </w:p>
+    <w:p>
+      <w:pPr>
+        <w:numPr>
+          <w:ilvl w:val="0"/>
+          <w:numId w:val="1011"/>
+        </w:numPr>
+        <w:pStyle w:val="Compact"/>
+      </w:pPr>
+      <w:r>
+        <w:rPr>
+          <w:bCs/>
+          <w:b/>
+        </w:rPr>
+        <w:t xml:space="preserve">Text / Email</w:t>
+      </w:r>
+      <w:r>
+        <w:t xml:space="preserve"> </w:t>
+      </w:r>
+      <w:r>
+        <w:t xml:space="preserve">buttons open your phone's messaging or mail with the buyer's contact filled in.</w:t>
+      </w:r>
+    </w:p>
+    <w:p>
+      <w:pPr>
+        <w:numPr>
+          <w:ilvl w:val="0"/>
+          <w:numId w:val="1011"/>
+        </w:numPr>
+        <w:pStyle w:val="Compact"/>
+      </w:pPr>
+      <w:r>
+        <w:rPr>
+          <w:bCs/>
+          <w:b/>
+        </w:rPr>
+        <w:t xml:space="preserve">Close / Reopen</w:t>
+      </w:r>
+      <w:r>
+        <w:t xml:space="preserve"> </w:t>
+      </w:r>
+      <w:r>
+        <w:t xml:space="preserve">threads. Filter Open / All.</w:t>
+      </w:r>
+    </w:p>
+    <w:p>
+      <w:pPr>
+        <w:numPr>
+          <w:ilvl w:val="0"/>
+          <w:numId w:val="1011"/>
+        </w:numPr>
+        <w:pStyle w:val="Compact"/>
+      </w:pPr>
+      <w:r>
+        <w:rPr>
+          <w:bCs/>
+          <w:b/>
+        </w:rPr>
+        <w:t xml:space="preserve">📧 List</w:t>
+      </w:r>
+      <w:r>
+        <w:t xml:space="preserve"> </w:t>
+      </w:r>
+      <w:r>
+        <w:t xml:space="preserve">— jumps to the subscriber list.</w:t>
+      </w:r>
+    </w:p>
+    <w:bookmarkEnd w:id="38"/>
+    <w:bookmarkStart w:id="39" w:name="Xf1989b286842e0935c331250d1d2258ede8ddf0"/>
+    <w:p>
+      <w:pPr>
+        <w:pStyle w:val="Heading3"/>
+      </w:pPr>
+      <w:r>
+        <w:t xml:space="preserve">4.7a 💸 Offers (/app/offers)</w:t>
+      </w:r>
+    </w:p>
+    <w:p>
+      <w:pPr>
+        <w:pStyle w:val="FirstParagraph"/>
+      </w:pPr>
+      <w:r>
+        <w:t xml:space="preserve">Every offer on your items (staff see all).</w:t>
+      </w:r>
+      <w:r>
+        <w:t xml:space="preserve"> </w:t>
+      </w:r>
+      <w:r>
+        <w:rPr>
+          <w:bCs/>
+          <w:b/>
+        </w:rPr>
+        <w:t xml:space="preserve">Accept</w:t>
+      </w:r>
+      <w:r>
+        <w:t xml:space="preserve"> </w:t>
+      </w:r>
+      <w:r>
+        <w:t xml:space="preserve">(other open offers on that item are declined automatically and the buyer has 48 hours to pay),</w:t>
+      </w:r>
+      <w:r>
+        <w:t xml:space="preserve"> </w:t>
+      </w:r>
+      <w:r>
+        <w:rPr>
+          <w:bCs/>
+          <w:b/>
+        </w:rPr>
+        <w:t xml:space="preserve">Decline</w:t>
+      </w:r>
+      <w:r>
+        <w:t xml:space="preserve">, or type a number and</w:t>
+      </w:r>
+      <w:r>
+        <w:t xml:space="preserve"> </w:t>
+      </w:r>
+      <w:r>
+        <w:rPr>
+          <w:bCs/>
+          <w:b/>
+        </w:rPr>
+        <w:t xml:space="preserve">Counter</w:t>
+      </w:r>
+      <w:r>
+        <w:t xml:space="preserve">. Buyer name, city, and rating show so you know who you're dealing with.</w:t>
+      </w:r>
+    </w:p>
+    <w:bookmarkEnd w:id="39"/>
+    <w:bookmarkStart w:id="40" w:name="Xc4b208f73a9fbc64eaebe74404345dbd71f1954"/>
+    <w:p>
+      <w:pPr>
+        <w:pStyle w:val="Heading3"/>
+      </w:pPr>
+      <w:r>
+        <w:t xml:space="preserve">4.7b 🛒 Orders (/app/orders) and Problems (/app/disputes)</w:t>
+      </w:r>
+    </w:p>
+    <w:p>
+      <w:pPr>
+        <w:pStyle w:val="FirstParagraph"/>
+      </w:pPr>
+      <w:r>
+        <w:t xml:space="preserve">Every store purchase. Open orders are highlighted.</w:t>
+      </w:r>
+    </w:p>
+    <w:p>
+      <w:pPr>
+        <w:numPr>
+          <w:ilvl w:val="0"/>
+          <w:numId w:val="1012"/>
+        </w:numPr>
+        <w:pStyle w:val="Compact"/>
+      </w:pPr>
+      <w:r>
+        <w:rPr>
+          <w:bCs/>
+          <w:b/>
+        </w:rPr>
+        <w:t xml:space="preserve">Pickup orders:</w:t>
+      </w:r>
+      <w:r>
+        <w:t xml:space="preserve"> </w:t>
+      </w:r>
+      <w:r>
+        <w:t xml:space="preserve">the order page shows the buyer's name and city and a</w:t>
+      </w:r>
+      <w:r>
+        <w:t xml:space="preserve"> </w:t>
+      </w:r>
+      <w:r>
+        <w:rPr>
+          <w:bCs/>
+          <w:b/>
+        </w:rPr>
+        <w:t xml:space="preserve">Message the buyer</w:t>
+      </w:r>
+      <w:r>
+        <w:t xml:space="preserve"> </w:t>
+      </w:r>
+      <w:r>
+        <w:t xml:space="preserve">button (staff also see their contact). Agree a spot and time there. At hand-off, enter the buyer's 6-digit code →</w:t>
+      </w:r>
+      <w:r>
+        <w:t xml:space="preserve"> </w:t>
+      </w:r>
+      <w:r>
+        <w:rPr>
+          <w:bCs/>
+          <w:b/>
+        </w:rPr>
+        <w:t xml:space="preserve">Release</w:t>
+      </w:r>
+      <w:r>
+        <w:t xml:space="preserve">. Done; the sale is recorded under Money automatically and the item is marked sold.</w:t>
+      </w:r>
+    </w:p>
+    <w:p>
+      <w:pPr>
+        <w:numPr>
+          <w:ilvl w:val="0"/>
+          <w:numId w:val="1012"/>
+        </w:numPr>
+        <w:pStyle w:val="Compact"/>
+      </w:pPr>
+      <w:r>
+        <w:rPr>
+          <w:bCs/>
+          <w:b/>
+        </w:rPr>
+        <w:t xml:space="preserve">Shipping orders:</w:t>
+      </w:r>
+      <w:r>
+        <w:t xml:space="preserve"> </w:t>
+      </w:r>
+      <w:r>
+        <w:t xml:space="preserve">every shipped order ships with a label bought on the order page (box and weight pre-filled; tap the rate; print the 4×6). That is the only way to ship: it is how tracking, delivery, and payout are handled. Buyer-paid shipping covers the label; on free-shipping listings the label comes out of the seller's payout. Sellers cannot enter outside tracking numbers; staff can, for oddball cases. Or ship it yourself and type the tracking number →</w:t>
+      </w:r>
+      <w:r>
+        <w:t xml:space="preserve"> </w:t>
+      </w:r>
+      <w:r>
+        <w:rPr>
+          <w:bCs/>
+          <w:b/>
+        </w:rPr>
+        <w:t xml:space="preserve">Save tracking</w:t>
+      </w:r>
+      <w:r>
+        <w:t xml:space="preserve">. When delivered, tap</w:t>
+      </w:r>
+      <w:r>
+        <w:t xml:space="preserve"> </w:t>
+      </w:r>
+      <w:r>
+        <w:rPr>
+          <w:bCs/>
+          <w:b/>
+        </w:rPr>
+        <w:t xml:space="preserve">Mark delivered</w:t>
+      </w:r>
+      <w:r>
+        <w:t xml:space="preserve">; money releases 3 days later unless the buyer reports a problem.</w:t>
+      </w:r>
+    </w:p>
+    <w:p>
+      <w:pPr>
+        <w:numPr>
+          <w:ilvl w:val="0"/>
+          <w:numId w:val="1012"/>
+        </w:numPr>
+        <w:pStyle w:val="Compact"/>
+      </w:pPr>
+      <w:r>
+        <w:rPr>
+          <w:bCs/>
+          <w:b/>
+        </w:rPr>
+        <w:t xml:space="preserve">Cancel &amp; refund</w:t>
+      </w:r>
+      <w:r>
+        <w:t xml:space="preserve"> </w:t>
+      </w:r>
+      <w:r>
+        <w:t xml:space="preserve">any paid order before hand-off (item damaged, can't find it).</w:t>
+      </w:r>
+    </w:p>
+    <w:p>
+      <w:pPr>
+        <w:numPr>
+          <w:ilvl w:val="0"/>
+          <w:numId w:val="1012"/>
+        </w:numPr>
+        <w:pStyle w:val="Compact"/>
+      </w:pPr>
+      <w:r>
+        <w:rPr>
+          <w:bCs/>
+          <w:b/>
+        </w:rPr>
+        <w:t xml:space="preserve">Problems:</w:t>
+      </w:r>
+      <w:r>
+        <w:t xml:space="preserve"> </w:t>
+      </w:r>
+      <w:r>
+        <w:t xml:space="preserve">buyer or seller reports go here. Read both sides, then</w:t>
+      </w:r>
+      <w:r>
+        <w:t xml:space="preserve"> </w:t>
+      </w:r>
+      <w:r>
+        <w:rPr>
+          <w:bCs/>
+          <w:b/>
+        </w:rPr>
+        <w:t xml:space="preserve">Refund buyer</w:t>
       </w:r>
       <w:r>
         <w:t xml:space="preserve"> </w:t>
@@ -2450,96 +3235,32 @@
         <w:t xml:space="preserve"> </w:t>
       </w:r>
       <w:r>
-        <w:t xml:space="preserve">“</w:t>
-      </w:r>
-      <w:r>
-        <w:t xml:space="preserve">🚚 Free shipping.</w:t>
-      </w:r>
-      <w:r>
-        <w:t xml:space="preserve">”</w:t>
-      </w:r>
-      <w:r>
-        <w:t xml:space="preserve"> </w:t>
-      </w:r>
-      <w:r>
-        <w:t xml:space="preserve">5.</w:t>
-      </w:r>
-      <w:r>
-        <w:t xml:space="preserve"> </w:t>
-      </w:r>
-      <w:r>
-        <w:rPr>
-          <w:bCs/>
-          <w:b/>
-        </w:rPr>
-        <w:t xml:space="preserve">Video (optional)</w:t>
-      </w:r>
-      <w:r>
-        <w:t xml:space="preserve"> </w:t>
-      </w:r>
-      <w:r>
-        <w:t xml:space="preserve">—</w:t>
-      </w:r>
-      <w:r>
-        <w:t xml:space="preserve"> </w:t>
-      </w:r>
-      <w:r>
-        <w:rPr>
-          <w:bCs/>
-          <w:b/>
-        </w:rPr>
-        <w:t xml:space="preserve">🎬 Upload a clip</w:t>
-      </w:r>
-      <w:r>
-        <w:t xml:space="preserve"> </w:t>
-      </w:r>
-      <w:r>
-        <w:t xml:space="preserve">(up to 50 MB, about a minute from a phone) or paste a</w:t>
-      </w:r>
-      <w:r>
-        <w:t xml:space="preserve"> </w:t>
-      </w:r>
-      <w:r>
-        <w:rPr>
-          <w:bCs/>
-          <w:b/>
-        </w:rPr>
-        <w:t xml:space="preserve">YouTube / Facebook / Vimeo link</w:t>
-      </w:r>
-      <w:r>
-        <w:t xml:space="preserve">. A clip of the item working sells faster. Videos play right in the photo gallery on the public page.</w:t>
-      </w:r>
-      <w:r>
-        <w:t xml:space="preserve"> </w:t>
-      </w:r>
-      <w:r>
-        <w:t xml:space="preserve">6.</w:t>
-      </w:r>
-      <w:r>
-        <w:t xml:space="preserve"> </w:t>
-      </w:r>
-      <w:r>
-        <w:rPr>
-          <w:bCs/>
-          <w:b/>
-        </w:rPr>
-        <w:t xml:space="preserve">Save</w:t>
-      </w:r>
-      <w:r>
-        <w:t xml:space="preserve"> </w:t>
-      </w:r>
-      <w:r>
-        <w:t xml:space="preserve">→ item goes to Review (or straight to active if you choose).</w:t>
-      </w:r>
-    </w:p>
-    <w:bookmarkEnd w:id="32"/>
-    <w:bookmarkStart w:id="33" w:name="snap-mode-appsnap-the-fast-lane"/>
+        <w:rPr>
+          <w:bCs/>
+          <w:b/>
+        </w:rPr>
+        <w:t xml:space="preserve">Pay seller</w:t>
+      </w:r>
+      <w:r>
+        <w:t xml:space="preserve">, with a note both can see.</w:t>
+      </w:r>
+    </w:p>
+    <w:p>
+      <w:pPr>
+        <w:pStyle w:val="FirstParagraph"/>
+      </w:pPr>
+      <w:r>
+        <w:t xml:space="preserve">Consignors see only their own orders and enter codes for their own hand-offs.</w:t>
+      </w:r>
+    </w:p>
+    <w:bookmarkEnd w:id="40"/>
+    <w:bookmarkStart w:id="41" w:name="X5becd7be8d5740b41af26e158ed92a906af4941"/>
     <w:p>
       <w:pPr>
         <w:pStyle w:val="Heading3"/>
       </w:pPr>
       <w:r>
-        <w:t xml:space="preserve">4.3 📷 Snap mode (/app/snap) — the fast lane</w:t>
+        <w:t xml:space="preserve">4.7c Seller inbox (consignors)</w:t>
       </w:r>
     </w:p>
     <w:p>
@@ -2547,191 +3268,33 @@
         <w:pStyle w:val="FirstParagraph"/>
       </w:pPr>
       <w:r>
-        <w:t xml:space="preserve">Built for working a pallet.</w:t>
-      </w:r>
-      <w:r>
-        <w:t xml:space="preserve"> </w:t>
-      </w:r>
-      <w:r>
-        <w:t xml:space="preserve">- Set the</w:t>
-      </w:r>
-      <w:r>
-        <w:t xml:space="preserve"> </w:t>
-      </w:r>
-      <w:r>
-        <w:rPr>
-          <w:bCs/>
-          <w:b/>
-        </w:rPr>
-        <w:t xml:space="preserve">bin</w:t>
-      </w:r>
-      <w:r>
-        <w:t xml:space="preserve"> </w:t>
-      </w:r>
-      <w:r>
-        <w:t xml:space="preserve">you’re standing at and the</w:t>
-      </w:r>
-      <w:r>
-        <w:t xml:space="preserve"> </w:t>
-      </w:r>
-      <w:r>
-        <w:rPr>
-          <w:bCs/>
-          <w:b/>
-        </w:rPr>
-        <w:t xml:space="preserve">tier</w:t>
-      </w:r>
-      <w:r>
-        <w:t xml:space="preserve"> </w:t>
-      </w:r>
-      <w:r>
-        <w:t xml:space="preserve">(my inventory / consignment) once; every item you create inherits them.</w:t>
-      </w:r>
-      <w:r>
-        <w:t xml:space="preserve"> </w:t>
-      </w:r>
-      <w:r>
-        <w:t xml:space="preserve">-</w:t>
-      </w:r>
-      <w:r>
-        <w:t xml:space="preserve"> </w:t>
-      </w:r>
-      <w:r>
-        <w:rPr>
-          <w:bCs/>
-          <w:b/>
-        </w:rPr>
-        <w:t xml:space="preserve">🖼 Upload photos from gallery</w:t>
-      </w:r>
-      <w:r>
-        <w:t xml:space="preserve"> </w:t>
-      </w:r>
-      <w:r>
-        <w:t xml:space="preserve">— pick photos of the item you’re on.</w:t>
-      </w:r>
-      <w:r>
-        <w:t xml:space="preserve"> </w:t>
-      </w:r>
-      <w:r>
-        <w:t xml:space="preserve">-</w:t>
-      </w:r>
-      <w:r>
-        <w:t xml:space="preserve"> </w:t>
-      </w:r>
-      <w:r>
-        <w:rPr>
-          <w:bCs/>
-          <w:b/>
-        </w:rPr>
-        <w:t xml:space="preserve">📷 Take a photo</w:t>
-      </w:r>
-      <w:r>
-        <w:t xml:space="preserve"> </w:t>
-      </w:r>
-      <w:r>
-        <w:t xml:space="preserve">— camera, one after another.</w:t>
-      </w:r>
-      <w:r>
-        <w:t xml:space="preserve"> </w:t>
-      </w:r>
-      <w:r>
-        <w:rPr>
-          <w:bCs/>
-          <w:b/>
-        </w:rPr>
-        <w:t xml:space="preserve">Next item</w:t>
-      </w:r>
-      <w:r>
-        <w:t xml:space="preserve"> </w:t>
-      </w:r>
-      <w:r>
-        <w:t xml:space="preserve">when you’re done with this one.</w:t>
-      </w:r>
-      <w:r>
-        <w:t xml:space="preserve"> </w:t>
-      </w:r>
-      <w:r>
-        <w:t xml:space="preserve">-</w:t>
-      </w:r>
-      <w:r>
-        <w:t xml:space="preserve"> </w:t>
-      </w:r>
-      <w:r>
-        <w:rPr>
-          <w:bCs/>
-          <w:b/>
-        </w:rPr>
-        <w:t xml:space="preserve">🗂 Dump a batch (AI sorts)</w:t>
-      </w:r>
-      <w:r>
-        <w:t xml:space="preserve"> </w:t>
-      </w:r>
-      <w:r>
-        <w:t xml:space="preserve">— pick up to 40 photos of many different things. The AI groups them into items. Use</w:t>
-      </w:r>
-      <w:r>
-        <w:t xml:space="preserve"> </w:t>
-      </w:r>
-      <w:r>
-        <w:rPr>
-          <w:bCs/>
-          <w:b/>
-        </w:rPr>
-        <w:t xml:space="preserve">split</w:t>
-      </w:r>
-      <w:r>
-        <w:t xml:space="preserve"> </w:t>
-      </w:r>
-      <w:r>
-        <w:t xml:space="preserve">and</w:t>
-      </w:r>
-      <w:r>
-        <w:t xml:space="preserve"> </w:t>
-      </w:r>
-      <w:r>
-        <w:rPr>
-          <w:bCs/>
-          <w:b/>
-        </w:rPr>
-        <w:t xml:space="preserve">merge</w:t>
-      </w:r>
-      <w:r>
-        <w:t xml:space="preserve"> </w:t>
-      </w:r>
-      <w:r>
-        <w:t xml:space="preserve">to correct any grouping.</w:t>
-      </w:r>
-      <w:r>
-        <w:t xml:space="preserve"> </w:t>
-      </w:r>
-      <w:r>
-        <w:t xml:space="preserve">-</w:t>
-      </w:r>
-      <w:r>
-        <w:t xml:space="preserve"> </w:t>
-      </w:r>
-      <w:r>
-        <w:rPr>
-          <w:bCs/>
-          <w:b/>
-        </w:rPr>
-        <w:t xml:space="preserve">Finish</w:t>
-      </w:r>
-      <w:r>
-        <w:t xml:space="preserve"> </w:t>
-      </w:r>
-      <w:r>
-        <w:t xml:space="preserve">— creates every draft, cleans every background, writes every listing with AI, and sends them all to Review. Walk away; come back to finished listings.</w:t>
-      </w:r>
-    </w:p>
-    <w:bookmarkEnd w:id="33"/>
-    <w:bookmarkStart w:id="34" w:name="review-appreview"/>
+        <w:t xml:space="preserve">Sellers see messages about their own items under</w:t>
+      </w:r>
+      <w:r>
+        <w:t xml:space="preserve"> </w:t>
+      </w:r>
+      <w:r>
+        <w:rPr>
+          <w:bCs/>
+          <w:b/>
+        </w:rPr>
+        <w:t xml:space="preserve">💬 Inbox</w:t>
+      </w:r>
+      <w:r>
+        <w:t xml:space="preserve"> </w:t>
+      </w:r>
+      <w:r>
+        <w:t xml:space="preserve">and reply there. They see the buyer's first name and the thread, never the contact. Replies reach the buyer by email instantly; phone-only buyers see it in their account.</w:t>
+      </w:r>
+    </w:p>
+    <w:bookmarkEnd w:id="41"/>
+    <w:bookmarkStart w:id="42" w:name="X5c5581c47a78f402ac0630140c4f4c73e1764cd"/>
     <w:p>
       <w:pPr>
         <w:pStyle w:val="Heading3"/>
       </w:pPr>
       <w:r>
-        <w:t xml:space="preserve">4.4 Review (/app/review)</w:t>
+        <w:t xml:space="preserve">4.8 Wanted (/app/requests)</w:t>
       </w:r>
     </w:p>
     <w:p>
@@ -2739,27 +3302,325 @@
         <w:pStyle w:val="FirstParagraph"/>
       </w:pPr>
       <w:r>
-        <w:t xml:space="preserve">Everything the AI or a consignor produced, waiting for a human eye. Open one to check it, or tick several (</w:t>
-      </w:r>
-      <w:r>
-        <w:rPr>
-          <w:bCs/>
-          <w:b/>
-        </w:rPr>
-        <w:t xml:space="preserve">Select all</w:t>
-      </w:r>
-      <w:r>
-        <w:t xml:space="preserve">) and use the bar:</w:t>
-      </w:r>
-      <w:r>
-        <w:t xml:space="preserve"> </w:t>
-      </w:r>
-      <w:r>
-        <w:rPr>
-          <w:bCs/>
-          <w:b/>
-        </w:rPr>
-        <w:t xml:space="preserve">✅ Approve &amp; list</w:t>
+        <w:t xml:space="preserve">All "looking for" requests: what, budget, distance, contact, status (open → searching → matched → fulfilled). Text or email the person from the row. Carry this list when you buy pallets. Automatic matches show when a fitting item is listed.</w:t>
+      </w:r>
+    </w:p>
+    <w:bookmarkEnd w:id="42"/>
+    <w:bookmarkStart w:id="43" w:name="X3b009d647e181dbb56f10b95b6a257841b541b4"/>
+    <w:p>
+      <w:pPr>
+        <w:pStyle w:val="Heading3"/>
+      </w:pPr>
+      <w:r>
+        <w:t xml:space="preserve">4.9 Pickups (/app/pickups)</w:t>
+      </w:r>
+    </w:p>
+    <w:p>
+      <w:pPr>
+        <w:pStyle w:val="FirstParagraph"/>
+      </w:pPr>
+      <w:r>
+        <w:t xml:space="preserve">Open time slots (day, start, end, how many). Buyers who have paid book them from their order page; bookings appear here already confirmed with a link to the order (enter the code there at hand-off). Mark</w:t>
+      </w:r>
+      <w:r>
+        <w:t xml:space="preserve"> </w:t>
+      </w:r>
+      <w:r>
+        <w:rPr>
+          <w:bCs/>
+          <w:b/>
+        </w:rPr>
+        <w:t xml:space="preserve">complete</w:t>
+      </w:r>
+      <w:r>
+        <w:t xml:space="preserve"> </w:t>
+      </w:r>
+      <w:r>
+        <w:t xml:space="preserve">or</w:t>
+      </w:r>
+      <w:r>
+        <w:t xml:space="preserve"> </w:t>
+      </w:r>
+      <w:r>
+        <w:rPr>
+          <w:bCs/>
+          <w:b/>
+        </w:rPr>
+        <w:t xml:space="preserve">no-show</w:t>
+      </w:r>
+      <w:r>
+        <w:t xml:space="preserve">. Post slots for the week every Sunday so buyers always have times to choose.</w:t>
+      </w:r>
+    </w:p>
+    <w:bookmarkEnd w:id="43"/>
+    <w:bookmarkStart w:id="44" w:name="Xd9c68c11cf21800b4d6f5c0c0e52524b34e9289"/>
+    <w:p>
+      <w:pPr>
+        <w:pStyle w:val="Heading3"/>
+      </w:pPr>
+      <w:r>
+        <w:t xml:space="preserve">4.10 Bins (/app/bins)</w:t>
+      </w:r>
+    </w:p>
+    <w:p>
+      <w:pPr>
+        <w:pStyle w:val="FirstParagraph"/>
+      </w:pPr>
+      <w:r>
+        <w:t xml:space="preserve">Every Gaylord, pallet, shelf, or bin code with item counts. Mark a bin</w:t>
+      </w:r>
+      <w:r>
+        <w:t xml:space="preserve"> </w:t>
+      </w:r>
+      <w:r>
+        <w:rPr>
+          <w:bCs/>
+          <w:b/>
+        </w:rPr>
+        <w:t xml:space="preserve">sorted</w:t>
+      </w:r>
+      <w:r>
+        <w:t xml:space="preserve">, add notes. Tap a bin to see what's in it.</w:t>
+      </w:r>
+    </w:p>
+    <w:bookmarkEnd w:id="44"/>
+    <w:bookmarkStart w:id="45" w:name="X1593226d85b7dad9fb7f42cb9abb42b13214a77"/>
+    <w:p>
+      <w:pPr>
+        <w:pStyle w:val="Heading3"/>
+      </w:pPr>
+      <w:r>
+        <w:t xml:space="preserve">4.11 Money (/app/money)</w:t>
+      </w:r>
+    </w:p>
+    <w:p>
+      <w:pPr>
+        <w:numPr>
+          <w:ilvl w:val="0"/>
+          <w:numId w:val="1013"/>
+        </w:numPr>
+        <w:pStyle w:val="Compact"/>
+      </w:pPr>
+      <w:r>
+        <w:rPr>
+          <w:bCs/>
+          <w:b/>
+        </w:rPr>
+        <w:t xml:space="preserve">This month:</w:t>
+      </w:r>
+      <w:r>
+        <w:t xml:space="preserve"> </w:t>
+      </w:r>
+      <w:r>
+        <w:t xml:space="preserve">sold total and your take (after cost, fees, shipping).</w:t>
+      </w:r>
+    </w:p>
+    <w:p>
+      <w:pPr>
+        <w:numPr>
+          <w:ilvl w:val="0"/>
+          <w:numId w:val="1013"/>
+        </w:numPr>
+        <w:pStyle w:val="Compact"/>
+      </w:pPr>
+      <w:r>
+        <w:rPr>
+          <w:bCs/>
+          <w:b/>
+        </w:rPr>
+        <w:t xml:space="preserve">All time</w:t>
+      </w:r>
+      <w:r>
+        <w:t xml:space="preserve"> </w:t>
+      </w:r>
+      <w:r>
+        <w:t xml:space="preserve">totals.</w:t>
+      </w:r>
+    </w:p>
+    <w:p>
+      <w:pPr>
+        <w:numPr>
+          <w:ilvl w:val="0"/>
+          <w:numId w:val="1013"/>
+        </w:numPr>
+        <w:pStyle w:val="Compact"/>
+      </w:pPr>
+      <w:r>
+        <w:rPr>
+          <w:bCs/>
+          <w:b/>
+        </w:rPr>
+        <w:t xml:space="preserve">Sales log</w:t>
+      </w:r>
+      <w:r>
+        <w:t xml:space="preserve"> </w:t>
+      </w:r>
+      <w:r>
+        <w:t xml:space="preserve">— every sale with channel, fees, commission, consignor due.</w:t>
+      </w:r>
+    </w:p>
+    <w:p>
+      <w:pPr>
+        <w:numPr>
+          <w:ilvl w:val="0"/>
+          <w:numId w:val="1013"/>
+        </w:numPr>
+        <w:pStyle w:val="Compact"/>
+      </w:pPr>
+      <w:r>
+        <w:rPr>
+          <w:bCs/>
+          <w:b/>
+        </w:rPr>
+        <w:t xml:space="preserve">Consignor balances</w:t>
+      </w:r>
+      <w:r>
+        <w:t xml:space="preserve"> </w:t>
+      </w:r>
+      <w:r>
+        <w:t xml:space="preserve">— who is owed what for sales made outside the store (cash, Facebook);</w:t>
+      </w:r>
+      <w:r>
+        <w:t xml:space="preserve"> </w:t>
+      </w:r>
+      <w:r>
+        <w:rPr>
+          <w:bCs/>
+          <w:b/>
+        </w:rPr>
+        <w:t xml:space="preserve">Mark paid</w:t>
+      </w:r>
+      <w:r>
+        <w:t xml:space="preserve"> </w:t>
+      </w:r>
+      <w:r>
+        <w:t xml:space="preserve">records a payout in one tap. Store sales pay consignors automatically through Stripe and need nothing here.</w:t>
+      </w:r>
+    </w:p>
+    <w:p>
+      <w:pPr>
+        <w:numPr>
+          <w:ilvl w:val="0"/>
+          <w:numId w:val="1013"/>
+        </w:numPr>
+        <w:pStyle w:val="Compact"/>
+      </w:pPr>
+      <w:r>
+        <w:rPr>
+          <w:bCs/>
+          <w:b/>
+        </w:rPr>
+        <w:t xml:space="preserve">Payments (admin)</w:t>
+      </w:r>
+      <w:r>
+        <w:t xml:space="preserve"> </w:t>
+      </w:r>
+      <w:r>
+        <w:t xml:space="preserve">— one-tap Stripe setup and status check.</w:t>
+      </w:r>
+    </w:p>
+    <w:p>
+      <w:pPr>
+        <w:numPr>
+          <w:ilvl w:val="0"/>
+          <w:numId w:val="1013"/>
+        </w:numPr>
+        <w:pStyle w:val="Compact"/>
+      </w:pPr>
+      <w:r>
+        <w:rPr>
+          <w:bCs/>
+          <w:b/>
+        </w:rPr>
+        <w:t xml:space="preserve">Shipping margin</w:t>
+      </w:r>
+      <w:r>
+        <w:t xml:space="preserve"> </w:t>
+      </w:r>
+      <w:r>
+        <w:t xml:space="preserve">(Settings) — buyers pay the discounted label rate plus your margin (default 20% or at least $1.50). The platform buys every label through its own Shippo account, so all sellers ship at your volume rate and the spread is store revenue. On calculated-shipping orders the seller's payout is item minus commission; shipping is the store's.</w:t>
+      </w:r>
+    </w:p>
+    <w:p>
+      <w:pPr>
+        <w:numPr>
+          <w:ilvl w:val="0"/>
+          <w:numId w:val="1013"/>
+        </w:numPr>
+        <w:pStyle w:val="Compact"/>
+      </w:pPr>
+      <w:r>
+        <w:rPr>
+          <w:bCs/>
+          <w:b/>
+        </w:rPr>
+        <w:t xml:space="preserve">⬇ CSV</w:t>
+      </w:r>
+      <w:r>
+        <w:t xml:space="preserve"> </w:t>
+      </w:r>
+      <w:r>
+        <w:t xml:space="preserve">— sales, items, or subscribers. Tax-ready columns: date, SKU, sale price, cost, shipping, fees, commission, consignor due, channel, payment method.</w:t>
+      </w:r>
+    </w:p>
+    <w:bookmarkEnd w:id="45"/>
+    <w:bookmarkStart w:id="46" w:name="X892b0caf210e49829b0c8f4603c30ae4010485b"/>
+    <w:p>
+      <w:pPr>
+        <w:pStyle w:val="Heading3"/>
+      </w:pPr>
+      <w:r>
+        <w:t xml:space="preserve">4.12 People (/app/people)</w:t>
+      </w:r>
+    </w:p>
+    <w:p>
+      <w:pPr>
+        <w:pStyle w:val="FirstParagraph"/>
+      </w:pPr>
+      <w:r>
+        <w:t xml:space="preserve">Every account. Tap a person: set role (buyer / consignor / staff / admin),</w:t>
+      </w:r>
+      <w:r>
+        <w:t xml:space="preserve"> </w:t>
+      </w:r>
+      <w:r>
+        <w:rPr>
+          <w:bCs/>
+          <w:b/>
+        </w:rPr>
+        <w:t xml:space="preserve">approve</w:t>
+      </w:r>
+      <w:r>
+        <w:t xml:space="preserve"> </w:t>
+      </w:r>
+      <w:r>
+        <w:t xml:space="preserve">a consignor, set their commission tier or a custom rate,</w:t>
+      </w:r>
+      <w:r>
+        <w:t xml:space="preserve"> </w:t>
+      </w:r>
+      <w:r>
+        <w:rPr>
+          <w:bCs/>
+          <w:b/>
+        </w:rPr>
+        <w:t xml:space="preserve">plan</w:t>
+      </w:r>
+      <w:r>
+        <w:t xml:space="preserve"> </w:t>
+      </w:r>
+      <w:r>
+        <w:t xml:space="preserve">(comp someone Pro),</w:t>
+      </w:r>
+      <w:r>
+        <w:t xml:space="preserve"> </w:t>
+      </w:r>
+      <w:r>
+        <w:rPr>
+          <w:bCs/>
+          <w:b/>
+        </w:rPr>
+        <w:t xml:space="preserve">AI credits</w:t>
       </w:r>
       <w:r>
         <w:t xml:space="preserve">,</w:t>
@@ -2772,33 +3633,20 @@
           <w:bCs/>
           <w:b/>
         </w:rPr>
-        <w:t xml:space="preserve">Archive</w:t>
-      </w:r>
-      <w:r>
-        <w:t xml:space="preserve">,</w:t>
-      </w:r>
-      <w:r>
-        <w:t xml:space="preserve"> </w:t>
-      </w:r>
-      <w:r>
-        <w:rPr>
-          <w:bCs/>
-          <w:b/>
-        </w:rPr>
-        <w:t xml:space="preserve">🗑 Delete</w:t>
-      </w:r>
-      <w:r>
-        <w:t xml:space="preserve">. Approved items leave the queue. Consignor items always pass through here.</w:t>
-      </w:r>
-    </w:p>
-    <w:bookmarkEnd w:id="34"/>
-    <w:bookmarkStart w:id="35" w:name="the-item-page-appitemsid"/>
+        <w:t xml:space="preserve">suspend</w:t>
+      </w:r>
+      <w:r>
+        <w:t xml:space="preserve">, business name, contact, location, notes. Only an admin can make another admin. Users can never change their own role, plan, or credits; that's locked in the database. See their items and balance.</w:t>
+      </w:r>
+    </w:p>
+    <w:bookmarkEnd w:id="46"/>
+    <w:bookmarkStart w:id="47" w:name="X761b9479be6e1ccf878d4af9d2f8ea55545f6a9"/>
     <w:p>
       <w:pPr>
         <w:pStyle w:val="Heading3"/>
       </w:pPr>
       <w:r>
-        <w:t xml:space="preserve">4.5 The item page (/app/items/ID)</w:t>
+        <w:t xml:space="preserve">4.12b 📧 New arrivals email (/app/blast)</w:t>
       </w:r>
     </w:p>
     <w:p>
@@ -2806,187 +3654,43 @@
         <w:pStyle w:val="FirstParagraph"/>
       </w:pPr>
       <w:r>
-        <w:t xml:space="preserve">Everything about one item:</w:t>
-      </w:r>
-      <w:r>
-        <w:t xml:space="preserve"> </w:t>
-      </w:r>
-      <w:r>
-        <w:t xml:space="preserve">-</w:t>
-      </w:r>
-      <w:r>
-        <w:t xml:space="preserve"> </w:t>
-      </w:r>
-      <w:r>
-        <w:rPr>
-          <w:bCs/>
-          <w:b/>
-        </w:rPr>
-        <w:t xml:space="preserve">Copy blocks</w:t>
-      </w:r>
-      <w:r>
-        <w:t xml:space="preserve"> </w:t>
-      </w:r>
-      <w:r>
-        <w:t xml:space="preserve">— Facebook Marketplace/Group, OfferUp, eBay, Craigslist, Mercari, Poshmark, Vinted, Depop, and Etsy (vintage/handmade only). Each is formatted to that site’s rules (title length, tags, hashtags). Tap to copy, open the app, paste. Only eBay and Etsy offer posting APIs; the rest allow no automation, so copy-paste is the only safe path. eBay direct posting is on the roadmap.</w:t>
-      </w:r>
-      <w:r>
-        <w:t xml:space="preserve"> </w:t>
-      </w:r>
-      <w:r>
-        <w:t xml:space="preserve">-</w:t>
-      </w:r>
-      <w:r>
-        <w:t xml:space="preserve"> </w:t>
-      </w:r>
-      <w:r>
-        <w:rPr>
-          <w:bCs/>
-          <w:b/>
-        </w:rPr>
-        <w:t xml:space="preserve">✅ Approve &amp; list · Unlist · Hold / Release hold · Archive · 🗑 Delete</w:t>
-      </w:r>
-      <w:r>
-        <w:t xml:space="preserve"> </w:t>
-      </w:r>
-      <w:r>
-        <w:t xml:space="preserve">(Delete works only on items that never sold and have no paid order; those get archived instead, so the books stay whole. Sellers can delete their own unsold items too.)</w:t>
-      </w:r>
-      <w:r>
-        <w:t xml:space="preserve"> </w:t>
-      </w:r>
-      <w:r>
-        <w:t xml:space="preserve">-</w:t>
-      </w:r>
-      <w:r>
-        <w:t xml:space="preserve"> </w:t>
-      </w:r>
-      <w:r>
-        <w:rPr>
-          <w:bCs/>
-          <w:b/>
-        </w:rPr>
-        <w:t xml:space="preserve">💰 Mark sold</w:t>
-      </w:r>
-      <w:r>
-        <w:t xml:space="preserve"> </w:t>
-      </w:r>
-      <w:r>
-        <w:t xml:space="preserve">— sold for, shipping charged, platform fees, channel (Facebook, store, eBay, cash walk-in…), paid by, buyer name and contact. Commission and consignor payout are calculated automatically.</w:t>
-      </w:r>
-      <w:r>
-        <w:t xml:space="preserve"> </w:t>
-      </w:r>
-      <w:r>
-        <w:rPr>
-          <w:bCs/>
-          <w:b/>
-        </w:rPr>
-        <w:t xml:space="preserve">Undo sale</w:t>
-      </w:r>
-      <w:r>
-        <w:t xml:space="preserve"> </w:t>
-      </w:r>
-      <w:r>
-        <w:t xml:space="preserve">relists it.</w:t>
-      </w:r>
-      <w:r>
-        <w:t xml:space="preserve"> </w:t>
-      </w:r>
-      <w:r>
-        <w:t xml:space="preserve">-</w:t>
-      </w:r>
-      <w:r>
-        <w:t xml:space="preserve"> </w:t>
-      </w:r>
-      <w:r>
-        <w:rPr>
-          <w:bCs/>
-          <w:b/>
-        </w:rPr>
-        <w:t xml:space="preserve">📦 Mark shipped</w:t>
-      </w:r>
-      <w:r>
-        <w:t xml:space="preserve"> </w:t>
-      </w:r>
-      <w:r>
-        <w:t xml:space="preserve">-</w:t>
-      </w:r>
-      <w:r>
-        <w:t xml:space="preserve"> </w:t>
-      </w:r>
-      <w:r>
-        <w:rPr>
-          <w:bCs/>
-          <w:b/>
-        </w:rPr>
-        <w:t xml:space="preserve">Start an auction</w:t>
-      </w:r>
-      <w:r>
-        <w:t xml:space="preserve"> </w:t>
-      </w:r>
-      <w:r>
-        <w:t xml:space="preserve">— starting bid, days, reserve, buy-now. Live countdown, minimum-increment rules, 2-minute anti-snipe extension, closes itself. Winner is contacted for payment and pickup.</w:t>
-      </w:r>
-      <w:r>
-        <w:t xml:space="preserve"> </w:t>
-      </w:r>
-      <w:r>
-        <w:t xml:space="preserve">-</w:t>
-      </w:r>
-      <w:r>
-        <w:t xml:space="preserve"> </w:t>
-      </w:r>
-      <w:r>
-        <w:rPr>
-          <w:bCs/>
-          <w:b/>
-        </w:rPr>
-        <w:t xml:space="preserve">🏷 Tag</w:t>
-      </w:r>
-      <w:r>
-        <w:t xml:space="preserve"> </w:t>
-      </w:r>
-      <w:r>
-        <w:t xml:space="preserve">— print the QR tag (see 4.6).</w:t>
-      </w:r>
-      <w:r>
-        <w:t xml:space="preserve"> </w:t>
-      </w:r>
-      <w:r>
-        <w:t xml:space="preserve">-</w:t>
-      </w:r>
-      <w:r>
-        <w:t xml:space="preserve"> </w:t>
-      </w:r>
-      <w:r>
-        <w:rPr>
-          <w:bCs/>
-          <w:b/>
-        </w:rPr>
-        <w:t xml:space="preserve">Edit</w:t>
-      </w:r>
-      <w:r>
-        <w:t xml:space="preserve"> </w:t>
-      </w:r>
-      <w:r>
-        <w:t xml:space="preserve">— full form.</w:t>
-      </w:r>
-      <w:r>
-        <w:t xml:space="preserve"> </w:t>
-      </w:r>
-      <w:r>
-        <w:t xml:space="preserve">- Activity log — who did what, when.</w:t>
-      </w:r>
-    </w:p>
-    <w:bookmarkEnd w:id="35"/>
-    <w:bookmarkStart w:id="36" w:name="qr-tags-appitemsidtag-and-apptags"/>
+        <w:t xml:space="preserve">Pick items (this week's are pre-selected), write a subject and two lines,</w:t>
+      </w:r>
+      <w:r>
+        <w:t xml:space="preserve"> </w:t>
+      </w:r>
+      <w:r>
+        <w:rPr>
+          <w:bCs/>
+          <w:b/>
+        </w:rPr>
+        <w:t xml:space="preserve">Send me a test</w:t>
+      </w:r>
+      <w:r>
+        <w:t xml:space="preserve">, then</w:t>
+      </w:r>
+      <w:r>
+        <w:t xml:space="preserve"> </w:t>
+      </w:r>
+      <w:r>
+        <w:rPr>
+          <w:bCs/>
+          <w:b/>
+        </w:rPr>
+        <w:t xml:space="preserve">Send</w:t>
+      </w:r>
+      <w:r>
+        <w:t xml:space="preserve">. Goes to everyone on the list with photos, prices, a store button, your address, and an unsubscribe link. Free tier: 100/day, 3,000/month.</w:t>
+      </w:r>
+    </w:p>
+    <w:bookmarkEnd w:id="47"/>
+    <w:bookmarkStart w:id="48" w:name="X434adf16432d1cefa4baf77f115ed7d18d88270"/>
     <w:p>
       <w:pPr>
         <w:pStyle w:val="Heading3"/>
       </w:pPr>
       <w:r>
-        <w:t xml:space="preserve">4.6 QR tags (/app/items/ID/tag and /app/tags)</w:t>
+        <w:t xml:space="preserve">4.13 Subscribers (/app/subscribers)</w:t>
       </w:r>
     </w:p>
     <w:p>
@@ -2994,1015 +3698,11 @@
         <w:pStyle w:val="FirstParagraph"/>
       </w:pPr>
       <w:r>
-        <w:t xml:space="preserve">Three sizes:</w:t>
-      </w:r>
-      <w:r>
-        <w:t xml:space="preserve"> </w:t>
-      </w:r>
-      <w:r>
-        <w:rPr>
-          <w:bCs/>
-          <w:b/>
-        </w:rPr>
-        <w:t xml:space="preserve">small</w:t>
-      </w:r>
-      <w:r>
-        <w:t xml:space="preserve"> </w:t>
-      </w:r>
-      <w:r>
-        <w:t xml:space="preserve">(thermal label printer),</w:t>
-      </w:r>
-      <w:r>
-        <w:t xml:space="preserve"> </w:t>
-      </w:r>
-      <w:r>
-        <w:rPr>
-          <w:bCs/>
-          <w:b/>
-        </w:rPr>
-        <w:t xml:space="preserve">medium</w:t>
-      </w:r>
-      <w:r>
-        <w:t xml:space="preserve"> </w:t>
-      </w:r>
-      <w:r>
-        <w:t xml:space="preserve">(4×2),</w:t>
-      </w:r>
-      <w:r>
-        <w:t xml:space="preserve"> </w:t>
-      </w:r>
-      <w:r>
-        <w:rPr>
-          <w:bCs/>
-          <w:b/>
-        </w:rPr>
-        <w:t xml:space="preserve">large</w:t>
-      </w:r>
-      <w:r>
-        <w:t xml:space="preserve"> </w:t>
-      </w:r>
-      <w:r>
-        <w:t xml:space="preserve">(4×6 hang tag with description and price). Each carries the SKU, title, price, bin, and a QR code that opens the item’s page. Print one or a whole batch from the Inventory select mode. Works with any printer via the phone’s print dialog; label-printer presets can be added.</w:t>
-      </w:r>
-    </w:p>
-    <w:bookmarkEnd w:id="36"/>
-    <w:bookmarkStart w:id="37" w:name="inbox-appinbox"/>
-    <w:p>
-      <w:pPr>
-        <w:pStyle w:val="Heading3"/>
-      </w:pPr>
-      <w:r>
-        <w:t xml:space="preserve">4.7 💬 Inbox (/app/inbox)</w:t>
-      </w:r>
-    </w:p>
-    <w:p>
-      <w:pPr>
-        <w:pStyle w:val="FirstParagraph"/>
-      </w:pPr>
-      <w:r>
-        <w:t xml:space="preserve">Every message from every item page and general question, newest first, with an unread count in the nav.</w:t>
-      </w:r>
-      <w:r>
-        <w:t xml:space="preserve"> </w:t>
-      </w:r>
-      <w:r>
-        <w:t xml:space="preserve">- Tap a thread: buyer, contact, the item (photo, price, status), and the conversation.</w:t>
-      </w:r>
-      <w:r>
-        <w:t xml:space="preserve"> </w:t>
-      </w:r>
-      <w:r>
-        <w:t xml:space="preserve">-</w:t>
-      </w:r>
-      <w:r>
-        <w:t xml:space="preserve"> </w:t>
-      </w:r>
-      <w:r>
-        <w:rPr>
-          <w:bCs/>
-          <w:b/>
-        </w:rPr>
-        <w:t xml:space="preserve">Canned replies</w:t>
-      </w:r>
-      <w:r>
-        <w:t xml:space="preserve"> </w:t>
-      </w:r>
-      <w:r>
-        <w:t xml:space="preserve">— one tap:</w:t>
-      </w:r>
-      <w:r>
-        <w:t xml:space="preserve"> </w:t>
-      </w:r>
-      <w:r>
-        <w:t xml:space="preserve">“</w:t>
-      </w:r>
-      <w:r>
-        <w:t xml:space="preserve">Yes, still available.</w:t>
-      </w:r>
-      <w:r>
-        <w:t xml:space="preserve">”</w:t>
-      </w:r>
-      <w:r>
-        <w:t xml:space="preserve"> </w:t>
-      </w:r>
-      <w:r>
-        <w:t xml:space="preserve">·</w:t>
-      </w:r>
-      <w:r>
-        <w:t xml:space="preserve"> </w:t>
-      </w:r>
-      <w:r>
-        <w:t xml:space="preserve">“</w:t>
-      </w:r>
-      <w:r>
-        <w:t xml:space="preserve">Best I can do is $</w:t>
-      </w:r>
-      <w:r>
-        <w:t xml:space="preserve">”</w:t>
-      </w:r>
-      <w:r>
-        <w:t xml:space="preserve"> </w:t>
-      </w:r>
-      <w:r>
-        <w:t xml:space="preserve">·</w:t>
-      </w:r>
-      <w:r>
-        <w:t xml:space="preserve"> </w:t>
-      </w:r>
-      <w:r>
-        <w:t xml:space="preserve">“</w:t>
-      </w:r>
-      <w:r>
-        <w:t xml:space="preserve">Tested and working.</w:t>
-      </w:r>
-      <w:r>
-        <w:t xml:space="preserve">”</w:t>
-      </w:r>
-      <w:r>
-        <w:t xml:space="preserve"> </w:t>
-      </w:r>
-      <w:r>
-        <w:t xml:space="preserve">·</w:t>
-      </w:r>
-      <w:r>
-        <w:t xml:space="preserve"> </w:t>
-      </w:r>
-      <w:r>
-        <w:t xml:space="preserve">“</w:t>
-      </w:r>
-      <w:r>
-        <w:t xml:space="preserve">Pickup is at the warehouse…</w:t>
-      </w:r>
-      <w:r>
-        <w:t xml:space="preserve">”</w:t>
-      </w:r>
-      <w:r>
-        <w:t xml:space="preserve"> </w:t>
-      </w:r>
-      <w:r>
-        <w:t xml:space="preserve">·</w:t>
-      </w:r>
-      <w:r>
-        <w:t xml:space="preserve"> </w:t>
-      </w:r>
-      <w:r>
-        <w:t xml:space="preserve">“</w:t>
-      </w:r>
-      <w:r>
-        <w:t xml:space="preserve">I can ship that…</w:t>
-      </w:r>
-      <w:r>
-        <w:t xml:space="preserve">”</w:t>
-      </w:r>
-      <w:r>
-        <w:t xml:space="preserve"> </w:t>
-      </w:r>
-      <w:r>
-        <w:t xml:space="preserve">·</w:t>
-      </w:r>
-      <w:r>
-        <w:t xml:space="preserve"> </w:t>
-      </w:r>
-      <w:r>
-        <w:t xml:space="preserve">“</w:t>
-      </w:r>
-      <w:r>
-        <w:t xml:space="preserve">Sorry, that one just sold.</w:t>
-      </w:r>
-      <w:r>
-        <w:t xml:space="preserve">”</w:t>
-      </w:r>
-      <w:r>
-        <w:t xml:space="preserve"> </w:t>
-      </w:r>
-      <w:r>
-        <w:t xml:space="preserve">-</w:t>
-      </w:r>
-      <w:r>
-        <w:t xml:space="preserve"> </w:t>
-      </w:r>
-      <w:r>
-        <w:rPr>
-          <w:bCs/>
-          <w:b/>
-        </w:rPr>
-        <w:t xml:space="preserve">Text / Email</w:t>
-      </w:r>
-      <w:r>
-        <w:t xml:space="preserve"> </w:t>
-      </w:r>
-      <w:r>
-        <w:t xml:space="preserve">buttons open your phone’s messaging or mail with the buyer’s contact filled in.</w:t>
-      </w:r>
-      <w:r>
-        <w:t xml:space="preserve"> </w:t>
-      </w:r>
-      <w:r>
-        <w:t xml:space="preserve">-</w:t>
-      </w:r>
-      <w:r>
-        <w:t xml:space="preserve"> </w:t>
-      </w:r>
-      <w:r>
-        <w:rPr>
-          <w:bCs/>
-          <w:b/>
-        </w:rPr>
-        <w:t xml:space="preserve">Close / Reopen</w:t>
-      </w:r>
-      <w:r>
-        <w:t xml:space="preserve"> </w:t>
-      </w:r>
-      <w:r>
-        <w:t xml:space="preserve">threads. Filter Open / All.</w:t>
-      </w:r>
-      <w:r>
-        <w:t xml:space="preserve"> </w:t>
-      </w:r>
-      <w:r>
-        <w:t xml:space="preserve">-</w:t>
-      </w:r>
-      <w:r>
-        <w:t xml:space="preserve"> </w:t>
-      </w:r>
-      <w:r>
-        <w:rPr>
-          <w:bCs/>
-          <w:b/>
-        </w:rPr>
-        <w:t xml:space="preserve">📧 List</w:t>
-      </w:r>
-      <w:r>
-        <w:t xml:space="preserve"> </w:t>
-      </w:r>
-      <w:r>
-        <w:t xml:space="preserve">— jumps to the subscriber list.</w:t>
-      </w:r>
-    </w:p>
-    <w:bookmarkEnd w:id="37"/>
-    <w:bookmarkStart w:id="38" w:name="a-offers-appoffers"/>
-    <w:p>
-      <w:pPr>
-        <w:pStyle w:val="Heading3"/>
-      </w:pPr>
-      <w:r>
-        <w:t xml:space="preserve">4.7a 💸 Offers (/app/offers)</w:t>
-      </w:r>
-    </w:p>
-    <w:p>
-      <w:pPr>
-        <w:pStyle w:val="FirstParagraph"/>
-      </w:pPr>
-      <w:r>
-        <w:t xml:space="preserve">Every offer on your items (staff see all).</w:t>
-      </w:r>
-      <w:r>
-        <w:t xml:space="preserve"> </w:t>
-      </w:r>
-      <w:r>
-        <w:rPr>
-          <w:bCs/>
-          <w:b/>
-        </w:rPr>
-        <w:t xml:space="preserve">Accept</w:t>
-      </w:r>
-      <w:r>
-        <w:t xml:space="preserve"> </w:t>
-      </w:r>
-      <w:r>
-        <w:t xml:space="preserve">(other open offers on that item are declined automatically and the buyer has 48 hours to pay),</w:t>
-      </w:r>
-      <w:r>
-        <w:t xml:space="preserve"> </w:t>
-      </w:r>
-      <w:r>
-        <w:rPr>
-          <w:bCs/>
-          <w:b/>
-        </w:rPr>
-        <w:t xml:space="preserve">Decline</w:t>
-      </w:r>
-      <w:r>
-        <w:t xml:space="preserve">, or type a number and</w:t>
-      </w:r>
-      <w:r>
-        <w:t xml:space="preserve"> </w:t>
-      </w:r>
-      <w:r>
-        <w:rPr>
-          <w:bCs/>
-          <w:b/>
-        </w:rPr>
-        <w:t xml:space="preserve">Counter</w:t>
-      </w:r>
-      <w:r>
-        <w:t xml:space="preserve">. Buyer name, city, and rating show so you know who you’re dealing with.</w:t>
-      </w:r>
-    </w:p>
-    <w:bookmarkEnd w:id="38"/>
-    <w:bookmarkStart w:id="39" w:name="X88b282e2da55a872eb0f3d10b9bb35663558a24"/>
-    <w:p>
-      <w:pPr>
-        <w:pStyle w:val="Heading3"/>
-      </w:pPr>
-      <w:r>
-        <w:t xml:space="preserve">4.7b 🛒 Orders (/app/orders) and Problems (/app/disputes)</w:t>
-      </w:r>
-    </w:p>
-    <w:p>
-      <w:pPr>
-        <w:pStyle w:val="FirstParagraph"/>
-      </w:pPr>
-      <w:r>
-        <w:t xml:space="preserve">Every store purchase. Open orders are highlighted.</w:t>
-      </w:r>
-      <w:r>
-        <w:t xml:space="preserve"> </w:t>
-      </w:r>
-      <w:r>
-        <w:t xml:space="preserve">-</w:t>
-      </w:r>
-      <w:r>
-        <w:t xml:space="preserve"> </w:t>
-      </w:r>
-      <w:r>
-        <w:rPr>
-          <w:bCs/>
-          <w:b/>
-        </w:rPr>
-        <w:t xml:space="preserve">Pickup orders:</w:t>
-      </w:r>
-      <w:r>
-        <w:t xml:space="preserve"> </w:t>
-      </w:r>
-      <w:r>
-        <w:t xml:space="preserve">the order page shows the buyer’s name and city and a</w:t>
-      </w:r>
-      <w:r>
-        <w:t xml:space="preserve"> </w:t>
-      </w:r>
-      <w:r>
-        <w:rPr>
-          <w:bCs/>
-          <w:b/>
-        </w:rPr>
-        <w:t xml:space="preserve">Message the buyer</w:t>
-      </w:r>
-      <w:r>
-        <w:t xml:space="preserve"> </w:t>
-      </w:r>
-      <w:r>
-        <w:t xml:space="preserve">button (staff also see their contact). Agree a spot and time there. At hand-off, enter the buyer’s 6-digit code →</w:t>
-      </w:r>
-      <w:r>
-        <w:t xml:space="preserve"> </w:t>
-      </w:r>
-      <w:r>
-        <w:rPr>
-          <w:bCs/>
-          <w:b/>
-        </w:rPr>
-        <w:t xml:space="preserve">Release</w:t>
-      </w:r>
-      <w:r>
-        <w:t xml:space="preserve">. Done; the sale is recorded under Money automatically and the item is marked sold.</w:t>
-      </w:r>
-      <w:r>
-        <w:t xml:space="preserve"> </w:t>
-      </w:r>
-      <w:r>
-        <w:t xml:space="preserve">-</w:t>
-      </w:r>
-      <w:r>
-        <w:t xml:space="preserve"> </w:t>
-      </w:r>
-      <w:r>
-        <w:rPr>
-          <w:bCs/>
-          <w:b/>
-        </w:rPr>
-        <w:t xml:space="preserve">Shipping orders:</w:t>
-      </w:r>
-      <w:r>
-        <w:t xml:space="preserve"> </w:t>
-      </w:r>
-      <w:r>
-        <w:t xml:space="preserve">every shipped order ships with a label bought on the order page (box and weight pre-filled; tap the rate; print the 4×6). That is the only way to ship: it is how tracking, delivery, and payout are handled. Buyer-paid shipping covers the label; on free-shipping listings the label comes out of the seller’s payout. Sellers cannot enter outside tracking numbers; staff can, for oddball cases. Or ship it yourself and type the tracking number →</w:t>
-      </w:r>
-      <w:r>
-        <w:t xml:space="preserve"> </w:t>
-      </w:r>
-      <w:r>
-        <w:rPr>
-          <w:bCs/>
-          <w:b/>
-        </w:rPr>
-        <w:t xml:space="preserve">Save tracking</w:t>
-      </w:r>
-      <w:r>
-        <w:t xml:space="preserve">. When delivered, tap</w:t>
-      </w:r>
-      <w:r>
-        <w:t xml:space="preserve"> </w:t>
-      </w:r>
-      <w:r>
-        <w:rPr>
-          <w:bCs/>
-          <w:b/>
-        </w:rPr>
-        <w:t xml:space="preserve">Mark delivered</w:t>
-      </w:r>
-      <w:r>
-        <w:t xml:space="preserve">; money releases 3 days later unless the buyer reports a problem.</w:t>
-      </w:r>
-      <w:r>
-        <w:t xml:space="preserve"> </w:t>
-      </w:r>
-      <w:r>
-        <w:t xml:space="preserve">-</w:t>
-      </w:r>
-      <w:r>
-        <w:t xml:space="preserve"> </w:t>
-      </w:r>
-      <w:r>
-        <w:rPr>
-          <w:bCs/>
-          <w:b/>
-        </w:rPr>
-        <w:t xml:space="preserve">Cancel &amp; refund</w:t>
-      </w:r>
-      <w:r>
-        <w:t xml:space="preserve"> </w:t>
-      </w:r>
-      <w:r>
-        <w:t xml:space="preserve">any paid order before hand-off (item damaged, can’t find it).</w:t>
-      </w:r>
-      <w:r>
-        <w:t xml:space="preserve"> </w:t>
-      </w:r>
-      <w:r>
-        <w:t xml:space="preserve">-</w:t>
-      </w:r>
-      <w:r>
-        <w:t xml:space="preserve"> </w:t>
-      </w:r>
-      <w:r>
-        <w:rPr>
-          <w:bCs/>
-          <w:b/>
-        </w:rPr>
-        <w:t xml:space="preserve">Problems:</w:t>
-      </w:r>
-      <w:r>
-        <w:t xml:space="preserve"> </w:t>
-      </w:r>
-      <w:r>
-        <w:t xml:space="preserve">buyer or seller reports go here. Read both sides, then</w:t>
-      </w:r>
-      <w:r>
-        <w:t xml:space="preserve"> </w:t>
-      </w:r>
-      <w:r>
-        <w:rPr>
-          <w:bCs/>
-          <w:b/>
-        </w:rPr>
-        <w:t xml:space="preserve">Refund buyer</w:t>
-      </w:r>
-      <w:r>
-        <w:t xml:space="preserve"> </w:t>
-      </w:r>
-      <w:r>
-        <w:t xml:space="preserve">or</w:t>
-      </w:r>
-      <w:r>
-        <w:t xml:space="preserve"> </w:t>
-      </w:r>
-      <w:r>
-        <w:rPr>
-          <w:bCs/>
-          <w:b/>
-        </w:rPr>
-        <w:t xml:space="preserve">Pay seller</w:t>
-      </w:r>
-      <w:r>
-        <w:t xml:space="preserve">, with a note both can see.</w:t>
-      </w:r>
-    </w:p>
-    <w:p>
-      <w:pPr>
-        <w:pStyle w:val="BodyText"/>
-      </w:pPr>
-      <w:r>
-        <w:t xml:space="preserve">Consignors see only their own orders and enter codes for their own hand-offs.</w:t>
-      </w:r>
-    </w:p>
-    <w:bookmarkEnd w:id="39"/>
-    <w:bookmarkStart w:id="40" w:name="c-seller-inbox-consignors"/>
-    <w:p>
-      <w:pPr>
-        <w:pStyle w:val="Heading3"/>
-      </w:pPr>
-      <w:r>
-        <w:t xml:space="preserve">4.7c Seller inbox (consignors)</w:t>
-      </w:r>
-    </w:p>
-    <w:p>
-      <w:pPr>
-        <w:pStyle w:val="FirstParagraph"/>
-      </w:pPr>
-      <w:r>
-        <w:t xml:space="preserve">Sellers see messages about their own items under</w:t>
-      </w:r>
-      <w:r>
-        <w:t xml:space="preserve"> </w:t>
-      </w:r>
-      <w:r>
-        <w:rPr>
-          <w:bCs/>
-          <w:b/>
-        </w:rPr>
-        <w:t xml:space="preserve">💬 Inbox</w:t>
-      </w:r>
-      <w:r>
-        <w:t xml:space="preserve"> </w:t>
-      </w:r>
-      <w:r>
-        <w:t xml:space="preserve">and reply there. They see the buyer’s first name and the thread, never the contact. Replies reach the buyer by email instantly; phone-only buyers see it in their account.</w:t>
-      </w:r>
-    </w:p>
-    <w:bookmarkEnd w:id="40"/>
-    <w:bookmarkStart w:id="41" w:name="wanted-apprequests"/>
-    <w:p>
-      <w:pPr>
-        <w:pStyle w:val="Heading3"/>
-      </w:pPr>
-      <w:r>
-        <w:t xml:space="preserve">4.8 Wanted (/app/requests)</w:t>
-      </w:r>
-    </w:p>
-    <w:p>
-      <w:pPr>
-        <w:pStyle w:val="FirstParagraph"/>
-      </w:pPr>
-      <w:r>
-        <w:t xml:space="preserve">All</w:t>
-      </w:r>
-      <w:r>
-        <w:t xml:space="preserve"> </w:t>
-      </w:r>
-      <w:r>
-        <w:t xml:space="preserve">“</w:t>
-      </w:r>
-      <w:r>
-        <w:t xml:space="preserve">looking for</w:t>
-      </w:r>
-      <w:r>
-        <w:t xml:space="preserve">”</w:t>
-      </w:r>
-      <w:r>
-        <w:t xml:space="preserve"> </w:t>
-      </w:r>
-      <w:r>
-        <w:t xml:space="preserve">requests: what, budget, distance, contact, status (open → searching → matched → fulfilled). Text or email the person from the row. Carry this list when you buy pallets. Automatic matches show when a fitting item is listed.</w:t>
-      </w:r>
-    </w:p>
-    <w:bookmarkEnd w:id="41"/>
-    <w:bookmarkStart w:id="42" w:name="pickups-apppickups"/>
-    <w:p>
-      <w:pPr>
-        <w:pStyle w:val="Heading3"/>
-      </w:pPr>
-      <w:r>
-        <w:t xml:space="preserve">4.9 Pickups (/app/pickups)</w:t>
-      </w:r>
-    </w:p>
-    <w:p>
-      <w:pPr>
-        <w:pStyle w:val="FirstParagraph"/>
-      </w:pPr>
-      <w:r>
-        <w:t xml:space="preserve">Open time slots (day, start, end, how many). Buyers who have paid book them from their order page; bookings appear here already confirmed with a link to the order (enter the code there at hand-off). Mark</w:t>
-      </w:r>
-      <w:r>
-        <w:t xml:space="preserve"> </w:t>
-      </w:r>
-      <w:r>
-        <w:rPr>
-          <w:bCs/>
-          <w:b/>
-        </w:rPr>
-        <w:t xml:space="preserve">complete</w:t>
-      </w:r>
-      <w:r>
-        <w:t xml:space="preserve"> </w:t>
-      </w:r>
-      <w:r>
-        <w:t xml:space="preserve">or</w:t>
-      </w:r>
-      <w:r>
-        <w:t xml:space="preserve"> </w:t>
-      </w:r>
-      <w:r>
-        <w:rPr>
-          <w:bCs/>
-          <w:b/>
-        </w:rPr>
-        <w:t xml:space="preserve">no-show</w:t>
-      </w:r>
-      <w:r>
-        <w:t xml:space="preserve">. Post slots for the week every Sunday so buyers always have times to choose.</w:t>
-      </w:r>
-    </w:p>
-    <w:bookmarkEnd w:id="42"/>
-    <w:bookmarkStart w:id="43" w:name="bins-appbins"/>
-    <w:p>
-      <w:pPr>
-        <w:pStyle w:val="Heading3"/>
-      </w:pPr>
-      <w:r>
-        <w:t xml:space="preserve">4.10 Bins (/app/bins)</w:t>
-      </w:r>
-    </w:p>
-    <w:p>
-      <w:pPr>
-        <w:pStyle w:val="FirstParagraph"/>
-      </w:pPr>
-      <w:r>
-        <w:t xml:space="preserve">Every Gaylord, pallet, shelf, or bin code with item counts. Mark a bin</w:t>
-      </w:r>
-      <w:r>
-        <w:t xml:space="preserve"> </w:t>
-      </w:r>
-      <w:r>
-        <w:rPr>
-          <w:bCs/>
-          <w:b/>
-        </w:rPr>
-        <w:t xml:space="preserve">sorted</w:t>
-      </w:r>
-      <w:r>
-        <w:t xml:space="preserve">, add notes. Tap a bin to see what’s in it.</w:t>
-      </w:r>
-    </w:p>
-    <w:bookmarkEnd w:id="43"/>
-    <w:bookmarkStart w:id="44" w:name="money-appmoney"/>
-    <w:p>
-      <w:pPr>
-        <w:pStyle w:val="Heading3"/>
-      </w:pPr>
-      <w:r>
-        <w:t xml:space="preserve">4.11 Money (/app/money)</w:t>
-      </w:r>
-    </w:p>
-    <w:p>
-      <w:pPr>
-        <w:numPr>
-          <w:ilvl w:val="0"/>
-          <w:numId w:val="1006"/>
-        </w:numPr>
-        <w:pStyle w:val="Compact"/>
-      </w:pPr>
-      <w:r>
-        <w:rPr>
-          <w:bCs/>
-          <w:b/>
-        </w:rPr>
-        <w:t xml:space="preserve">This month:</w:t>
-      </w:r>
-      <w:r>
-        <w:t xml:space="preserve"> </w:t>
-      </w:r>
-      <w:r>
-        <w:t xml:space="preserve">sold total and your take (after cost, fees, shipping).</w:t>
-      </w:r>
-    </w:p>
-    <w:p>
-      <w:pPr>
-        <w:numPr>
-          <w:ilvl w:val="0"/>
-          <w:numId w:val="1006"/>
-        </w:numPr>
-        <w:pStyle w:val="Compact"/>
-      </w:pPr>
-      <w:r>
-        <w:rPr>
-          <w:bCs/>
-          <w:b/>
-        </w:rPr>
-        <w:t xml:space="preserve">All time</w:t>
-      </w:r>
-      <w:r>
-        <w:t xml:space="preserve"> </w:t>
-      </w:r>
-      <w:r>
-        <w:t xml:space="preserve">totals.</w:t>
-      </w:r>
-    </w:p>
-    <w:p>
-      <w:pPr>
-        <w:numPr>
-          <w:ilvl w:val="0"/>
-          <w:numId w:val="1006"/>
-        </w:numPr>
-        <w:pStyle w:val="Compact"/>
-      </w:pPr>
-      <w:r>
-        <w:rPr>
-          <w:bCs/>
-          <w:b/>
-        </w:rPr>
-        <w:t xml:space="preserve">Sales log</w:t>
-      </w:r>
-      <w:r>
-        <w:t xml:space="preserve"> </w:t>
-      </w:r>
-      <w:r>
-        <w:t xml:space="preserve">— every sale with channel, fees, commission, consignor due.</w:t>
-      </w:r>
-    </w:p>
-    <w:p>
-      <w:pPr>
-        <w:numPr>
-          <w:ilvl w:val="0"/>
-          <w:numId w:val="1006"/>
-        </w:numPr>
-        <w:pStyle w:val="Compact"/>
-      </w:pPr>
-      <w:r>
-        <w:rPr>
-          <w:bCs/>
-          <w:b/>
-        </w:rPr>
-        <w:t xml:space="preserve">Consignor balances</w:t>
-      </w:r>
-      <w:r>
-        <w:t xml:space="preserve"> </w:t>
-      </w:r>
-      <w:r>
-        <w:t xml:space="preserve">— who is owed what for sales made outside the store (cash, Facebook);</w:t>
-      </w:r>
-      <w:r>
-        <w:t xml:space="preserve"> </w:t>
-      </w:r>
-      <w:r>
-        <w:rPr>
-          <w:bCs/>
-          <w:b/>
-        </w:rPr>
-        <w:t xml:space="preserve">Mark paid</w:t>
-      </w:r>
-      <w:r>
-        <w:t xml:space="preserve"> </w:t>
-      </w:r>
-      <w:r>
-        <w:t xml:space="preserve">records a payout in one tap. Store sales pay consignors automatically through Stripe and need nothing here.</w:t>
-      </w:r>
-    </w:p>
-    <w:p>
-      <w:pPr>
-        <w:numPr>
-          <w:ilvl w:val="0"/>
-          <w:numId w:val="1006"/>
-        </w:numPr>
-        <w:pStyle w:val="Compact"/>
-      </w:pPr>
-      <w:r>
-        <w:rPr>
-          <w:bCs/>
-          <w:b/>
-        </w:rPr>
-        <w:t xml:space="preserve">Payments (admin)</w:t>
-      </w:r>
-      <w:r>
-        <w:t xml:space="preserve"> </w:t>
-      </w:r>
-      <w:r>
-        <w:t xml:space="preserve">— one-tap Stripe setup and status check.</w:t>
-      </w:r>
-    </w:p>
-    <w:p>
-      <w:pPr>
-        <w:numPr>
-          <w:ilvl w:val="0"/>
-          <w:numId w:val="1006"/>
-        </w:numPr>
-        <w:pStyle w:val="Compact"/>
-      </w:pPr>
-      <w:r>
-        <w:rPr>
-          <w:bCs/>
-          <w:b/>
-        </w:rPr>
-        <w:t xml:space="preserve">Shipping margin</w:t>
-      </w:r>
-      <w:r>
-        <w:t xml:space="preserve"> </w:t>
-      </w:r>
-      <w:r>
-        <w:t xml:space="preserve">(Settings) — buyers pay the discounted label rate plus your margin (default 20% or at least $1.50). The platform buys every label through its own Shippo account, so all sellers ship at your volume rate and the spread is store revenue. On calculated-shipping orders the seller’s payout is item minus commission; shipping is the store’s.</w:t>
-      </w:r>
-    </w:p>
-    <w:p>
-      <w:pPr>
-        <w:numPr>
-          <w:ilvl w:val="0"/>
-          <w:numId w:val="1006"/>
-        </w:numPr>
-        <w:pStyle w:val="Compact"/>
-      </w:pPr>
-      <w:r>
-        <w:rPr>
-          <w:bCs/>
-          <w:b/>
-        </w:rPr>
-        <w:t xml:space="preserve">⬇ CSV</w:t>
-      </w:r>
-      <w:r>
-        <w:t xml:space="preserve"> </w:t>
-      </w:r>
-      <w:r>
-        <w:t xml:space="preserve">— sales, items, or subscribers. Tax-ready columns: date, SKU, sale price, cost, shipping, fees, commission, consignor due, channel, payment method.</w:t>
-      </w:r>
-    </w:p>
-    <w:bookmarkEnd w:id="44"/>
-    <w:bookmarkStart w:id="45" w:name="people-apppeople"/>
-    <w:p>
-      <w:pPr>
-        <w:pStyle w:val="Heading3"/>
-      </w:pPr>
-      <w:r>
-        <w:t xml:space="preserve">4.12 People (/app/people)</w:t>
-      </w:r>
-    </w:p>
-    <w:p>
-      <w:pPr>
-        <w:pStyle w:val="FirstParagraph"/>
-      </w:pPr>
-      <w:r>
-        <w:t xml:space="preserve">Every account. Tap a person: set role (buyer / consignor / staff / admin),</w:t>
-      </w:r>
-      <w:r>
-        <w:t xml:space="preserve"> </w:t>
-      </w:r>
-      <w:r>
-        <w:rPr>
-          <w:bCs/>
-          <w:b/>
-        </w:rPr>
-        <w:t xml:space="preserve">approve</w:t>
-      </w:r>
-      <w:r>
-        <w:t xml:space="preserve"> </w:t>
-      </w:r>
-      <w:r>
-        <w:t xml:space="preserve">a consignor, set their commission tier or a custom rate,</w:t>
-      </w:r>
-      <w:r>
-        <w:t xml:space="preserve"> </w:t>
-      </w:r>
-      <w:r>
-        <w:rPr>
-          <w:bCs/>
-          <w:b/>
-        </w:rPr>
-        <w:t xml:space="preserve">plan</w:t>
-      </w:r>
-      <w:r>
-        <w:t xml:space="preserve"> </w:t>
-      </w:r>
-      <w:r>
-        <w:t xml:space="preserve">(comp someone Pro),</w:t>
-      </w:r>
-      <w:r>
-        <w:t xml:space="preserve"> </w:t>
-      </w:r>
-      <w:r>
-        <w:rPr>
-          <w:bCs/>
-          <w:b/>
-        </w:rPr>
-        <w:t xml:space="preserve">AI credits</w:t>
-      </w:r>
-      <w:r>
-        <w:t xml:space="preserve">,</w:t>
-      </w:r>
-      <w:r>
-        <w:t xml:space="preserve"> </w:t>
-      </w:r>
-      <w:r>
-        <w:rPr>
-          <w:bCs/>
-          <w:b/>
-        </w:rPr>
-        <w:t xml:space="preserve">suspend</w:t>
-      </w:r>
-      <w:r>
-        <w:t xml:space="preserve">, business name, contact, location, notes. Only an admin can make another admin. Users can never change their own role, plan, or credits; that’s locked in the database. See their items and balance.</w:t>
-      </w:r>
-    </w:p>
-    <w:bookmarkEnd w:id="45"/>
-    <w:bookmarkStart w:id="46" w:name="b-new-arrivals-email-appblast"/>
-    <w:p>
-      <w:pPr>
-        <w:pStyle w:val="Heading3"/>
-      </w:pPr>
-      <w:r>
-        <w:t xml:space="preserve">4.12b 📧 New arrivals email (/app/blast)</w:t>
-      </w:r>
-    </w:p>
-    <w:p>
-      <w:pPr>
-        <w:pStyle w:val="FirstParagraph"/>
-      </w:pPr>
-      <w:r>
-        <w:t xml:space="preserve">Pick items (this week’s are pre-selected), write a subject and two lines,</w:t>
-      </w:r>
-      <w:r>
-        <w:t xml:space="preserve"> </w:t>
-      </w:r>
-      <w:r>
-        <w:rPr>
-          <w:bCs/>
-          <w:b/>
-        </w:rPr>
-        <w:t xml:space="preserve">Send me a test</w:t>
-      </w:r>
-      <w:r>
-        <w:t xml:space="preserve">, then</w:t>
-      </w:r>
-      <w:r>
-        <w:t xml:space="preserve"> </w:t>
-      </w:r>
-      <w:r>
-        <w:rPr>
-          <w:bCs/>
-          <w:b/>
-        </w:rPr>
-        <w:t xml:space="preserve">Send</w:t>
-      </w:r>
-      <w:r>
-        <w:t xml:space="preserve">. Goes to everyone on the list with photos, prices, a store button, your address, and an unsubscribe link. Free tier: 100/day, 3,000/month.</w:t>
-      </w:r>
-    </w:p>
-    <w:bookmarkEnd w:id="46"/>
-    <w:bookmarkStart w:id="47" w:name="subscribers-appsubscribers"/>
-    <w:p>
-      <w:pPr>
-        <w:pStyle w:val="Heading3"/>
-      </w:pPr>
-      <w:r>
-        <w:t xml:space="preserve">4.13 Subscribers (/app/subscribers)</w:t>
-      </w:r>
-    </w:p>
-    <w:p>
-      <w:pPr>
-        <w:pStyle w:val="FirstParagraph"/>
-      </w:pPr>
-      <w:r>
-        <w:t xml:space="preserve">Your email and text list. Counts by source (store box, message, signup, wanted, pickup). Export CSV to Mailchimp, Gmail, or a texting service for a</w:t>
-      </w:r>
-      <w:r>
-        <w:t xml:space="preserve"> </w:t>
-      </w:r>
-      <w:r>
-        <w:t xml:space="preserve">“</w:t>
-      </w:r>
-      <w:r>
-        <w:t xml:space="preserve">new arrivals</w:t>
-      </w:r>
-      <w:r>
-        <w:t xml:space="preserve">”</w:t>
-      </w:r>
-      <w:r>
-        <w:t xml:space="preserve"> </w:t>
-      </w:r>
-      <w:r>
-        <w:t xml:space="preserve">blast.</w:t>
-      </w:r>
-    </w:p>
-    <w:bookmarkEnd w:id="47"/>
-    <w:bookmarkStart w:id="48" w:name="settings-appsettings-admin-only"/>
+        <w:t xml:space="preserve">Your email and text list. Counts by source (store box, message, signup, wanted, pickup). Export CSV to Mailchimp, Gmail, or a texting service for a "new arrivals" blast.</w:t>
+      </w:r>
+    </w:p>
+    <w:bookmarkEnd w:id="48"/>
+    <w:bookmarkStart w:id="49" w:name="Xcc492f38b580f3a02fd9a281155890c7e3bd029"/>
     <w:p>
       <w:pPr>
         <w:pStyle w:val="Heading3"/>
@@ -4081,8 +3781,8 @@
         </w:pict>
       </w:r>
     </w:p>
-    <w:bookmarkEnd w:id="48"/>
-    <w:bookmarkStart w:id="49" w:name="Xec02c7b7a2d2c0be784d74a5ca8976269e111bd"/>
+    <w:bookmarkEnd w:id="49"/>
+    <w:bookmarkStart w:id="50" w:name="X711fd5c63ad0c01ade3867443faf563d1693a75"/>
     <w:p>
       <w:pPr>
         <w:pStyle w:val="Heading3"/>
@@ -4096,25 +3796,7 @@
         <w:pStyle w:val="FirstParagraph"/>
       </w:pPr>
       <w:r>
-        <w:t xml:space="preserve">New sellers see a</w:t>
-      </w:r>
-      <w:r>
-        <w:t xml:space="preserve"> </w:t>
-      </w:r>
-      <w:r>
-        <w:t xml:space="preserve">“</w:t>
-      </w:r>
-      <w:r>
-        <w:t xml:space="preserve">Getting started</w:t>
-      </w:r>
-      <w:r>
-        <w:t xml:space="preserve">”</w:t>
-      </w:r>
-      <w:r>
-        <w:t xml:space="preserve"> </w:t>
-      </w:r>
-      <w:r>
-        <w:t xml:space="preserve">checklist on their home screen, in the order things happen: account made → account approved → ZIP code → first item listed → first item live → payouts set up. Below it,</w:t>
+        <w:t xml:space="preserve">New sellers see a "Getting started" checklist on their home screen, in the order things happen: account made → account approved → ZIP code → first item listed → first item live → payouts set up. Below it,</w:t>
       </w:r>
       <w:r>
         <w:t xml:space="preserve"> </w:t>
@@ -4139,9 +3821,9 @@
         <w:t xml:space="preserve">). When someone they invite goes Pro, both get a free month, applied automatically to their Stripe bill.</w:t>
       </w:r>
     </w:p>
-    <w:bookmarkEnd w:id="49"/>
     <w:bookmarkEnd w:id="50"/>
-    <w:bookmarkStart w:id="51" w:name="X1785d5e4dd7dd0101792f3626c71f37e5893834"/>
+    <w:bookmarkEnd w:id="51"/>
+    <w:bookmarkStart w:id="52" w:name="X6d0cfc05150a815e3ec951494cf44175d125e73"/>
     <w:p>
       <w:pPr>
         <w:pStyle w:val="Heading2"/>
@@ -4154,7 +3836,7 @@
       <w:pPr>
         <w:numPr>
           <w:ilvl w:val="0"/>
-          <w:numId w:val="1007"/>
+          <w:numId w:val="1014"/>
         </w:numPr>
         <w:pStyle w:val="Compact"/>
       </w:pPr>
@@ -4175,29 +3857,14 @@
         <w:t xml:space="preserve"> </w:t>
       </w:r>
       <w:r>
-        <w:t xml:space="preserve">→</w:t>
-      </w:r>
-      <w:r>
-        <w:t xml:space="preserve"> </w:t>
-      </w:r>
-      <w:r>
-        <w:t xml:space="preserve">“</w:t>
-      </w:r>
-      <w:r>
-        <w:t xml:space="preserve">Sell with us</w:t>
-      </w:r>
-      <w:r>
-        <w:t xml:space="preserve">”</w:t>
-      </w:r>
-      <w:r>
-        <w:t xml:space="preserve">.</w:t>
-      </w:r>
-    </w:p>
-    <w:p>
-      <w:pPr>
-        <w:numPr>
-          <w:ilvl w:val="0"/>
-          <w:numId w:val="1007"/>
+        <w:t xml:space="preserve">→ "Sell with us".</w:t>
+      </w:r>
+    </w:p>
+    <w:p>
+      <w:pPr>
+        <w:numPr>
+          <w:ilvl w:val="0"/>
+          <w:numId w:val="1014"/>
         </w:numPr>
         <w:pStyle w:val="Compact"/>
       </w:pPr>
@@ -4209,7 +3876,7 @@
       <w:pPr>
         <w:numPr>
           <w:ilvl w:val="0"/>
-          <w:numId w:val="1007"/>
+          <w:numId w:val="1014"/>
         </w:numPr>
         <w:pStyle w:val="Compact"/>
       </w:pPr>
@@ -4234,7 +3901,7 @@
       <w:pPr>
         <w:numPr>
           <w:ilvl w:val="0"/>
-          <w:numId w:val="1007"/>
+          <w:numId w:val="1014"/>
         </w:numPr>
         <w:pStyle w:val="Compact"/>
       </w:pPr>
@@ -4246,7 +3913,7 @@
       <w:pPr>
         <w:numPr>
           <w:ilvl w:val="0"/>
-          <w:numId w:val="1007"/>
+          <w:numId w:val="1014"/>
         </w:numPr>
         <w:pStyle w:val="Compact"/>
       </w:pPr>
@@ -4268,19 +3935,19 @@
       <w:pPr>
         <w:numPr>
           <w:ilvl w:val="0"/>
-          <w:numId w:val="1007"/>
-        </w:numPr>
-        <w:pStyle w:val="Compact"/>
-      </w:pPr>
-      <w:r>
-        <w:t xml:space="preserve">When a buyer pays in the store, the money is held. At pickup the consignor enters the buyer’s code (or ships with tracking). The consignor’s share, minus commission, lands in their bank in about 2 business days. Nothing to invoice, nothing to chase.</w:t>
-      </w:r>
-    </w:p>
-    <w:p>
-      <w:pPr>
-        <w:numPr>
-          <w:ilvl w:val="0"/>
-          <w:numId w:val="1007"/>
+          <w:numId w:val="1014"/>
+        </w:numPr>
+        <w:pStyle w:val="Compact"/>
+      </w:pPr>
+      <w:r>
+        <w:t xml:space="preserve">When a buyer pays in the store, the money is held. At pickup the consignor enters the buyer's code (or ships with tracking). The consignor's share, minus commission, lands in their bank in about 2 business days. Nothing to invoice, nothing to chase.</w:t>
+      </w:r>
+    </w:p>
+    <w:p>
+      <w:pPr>
+        <w:numPr>
+          <w:ilvl w:val="0"/>
+          <w:numId w:val="1014"/>
         </w:numPr>
         <w:pStyle w:val="Compact"/>
       </w:pPr>
@@ -4322,7 +3989,7 @@
     <w:tbl>
       <w:tblPr>
         <w:tblStyle w:val="Table"/>
-        <w:tblW w:type="pct" w:w="5000"/>
+        <w:tblW w:type="auto" w:w="0"/>
         <w:tblLook w:firstRow="1" w:lastRow="0" w:firstColumn="0" w:lastColumn="0" w:noHBand="0" w:noVBand="0" w:val="0020"/>
         <w:jc w:val="start"/>
       </w:tblPr>
@@ -4502,8 +4169,8 @@
         </w:pict>
       </w:r>
     </w:p>
-    <w:bookmarkEnd w:id="51"/>
-    <w:bookmarkStart w:id="52" w:name="part-6-day-to-day-playbook"/>
+    <w:bookmarkEnd w:id="52"/>
+    <w:bookmarkStart w:id="53" w:name="part-6--day-to-day-playbook"/>
     <w:p>
       <w:pPr>
         <w:pStyle w:val="Heading2"/>
@@ -4523,29 +4190,71 @@
         </w:rPr>
         <w:t xml:space="preserve">Listing a pallet (30 minutes for 40 items)</w:t>
       </w:r>
-      <w:r>
-        <w:t xml:space="preserve"> </w:t>
-      </w:r>
-      <w:r>
-        <w:t xml:space="preserve">1. Snap → set bin and tier → Dump a batch → pick 40 photos → wait for sorting → fix any splits → Finish.</w:t>
-      </w:r>
-      <w:r>
-        <w:t xml:space="preserve"> </w:t>
-      </w:r>
-      <w:r>
-        <w:t xml:space="preserve">2. Review → open each → check price → Approve &amp; list.</w:t>
-      </w:r>
-      <w:r>
-        <w:t xml:space="preserve"> </w:t>
-      </w:r>
-      <w:r>
-        <w:t xml:space="preserve">3. Inventory → select all from that bin → Print tags → stick them on.</w:t>
-      </w:r>
-      <w:r>
-        <w:t xml:space="preserve"> </w:t>
-      </w:r>
-      <w:r>
-        <w:t xml:space="preserve">4. Item page → copy Facebook block → paste into Marketplace and your group.</w:t>
+    </w:p>
+    <w:p>
+      <w:pPr>
+        <w:numPr>
+          <w:ilvl w:val="0"/>
+          <w:numId w:val="1015"/>
+        </w:numPr>
+        <w:pStyle w:val="Compact"/>
+      </w:pPr>
+      <w:r>
+        <w:t xml:space="preserve">Snap → set bin and tier → Dump a batch → pick 40 photos → wait for sorting → fix any splits → Finish.</w:t>
+      </w:r>
+    </w:p>
+    <w:p>
+      <w:pPr>
+        <w:numPr>
+          <w:ilvl w:val="0"/>
+          <w:numId w:val="1015"/>
+        </w:numPr>
+        <w:pStyle w:val="Compact"/>
+      </w:pPr>
+      <w:r>
+        <w:t xml:space="preserve">Review → open each → check price → Approve &amp; list.</w:t>
+      </w:r>
+    </w:p>
+    <w:p>
+      <w:pPr>
+        <w:numPr>
+          <w:ilvl w:val="0"/>
+          <w:numId w:val="1015"/>
+        </w:numPr>
+        <w:pStyle w:val="Compact"/>
+      </w:pPr>
+      <w:r>
+        <w:t xml:space="preserve">Inventory → select all from that bin → Print tags → stick them on.</w:t>
+      </w:r>
+    </w:p>
+    <w:p>
+      <w:pPr>
+        <w:numPr>
+          <w:ilvl w:val="0"/>
+          <w:numId w:val="1015"/>
+        </w:numPr>
+        <w:pStyle w:val="Compact"/>
+      </w:pPr>
+      <w:r>
+        <w:t xml:space="preserve">Item page → copy Facebook block → paste into Marketplace and your group.</w:t>
+      </w:r>
+    </w:p>
+    <w:p>
+      <w:pPr>
+        <w:pStyle w:val="FirstParagraph"/>
+      </w:pPr>
+      <w:r>
+        <w:rPr>
+          <w:bCs/>
+          <w:b/>
+        </w:rPr>
+        <w:t xml:space="preserve">Answering buyers</w:t>
+      </w:r>
+      <w:r>
+        <w:t xml:space="preserve"> </w:t>
+      </w:r>
+      <w:r>
+        <w:t xml:space="preserve">— Inbox badge lights up → tap → canned reply or type → Send. Or Text/Email directly.</w:t>
       </w:r>
     </w:p>
     <w:p>
@@ -4557,13 +4266,13 @@
           <w:bCs/>
           <w:b/>
         </w:rPr>
-        <w:t xml:space="preserve">Answering buyers</w:t>
-      </w:r>
-      <w:r>
-        <w:t xml:space="preserve"> </w:t>
-      </w:r>
-      <w:r>
-        <w:t xml:space="preserve">— Inbox badge lights up → tap → canned reply or type → Send. Or Text/Email directly.</w:t>
+        <w:t xml:space="preserve">Selling</w:t>
+      </w:r>
+      <w:r>
+        <w:t xml:space="preserve"> </w:t>
+      </w:r>
+      <w:r>
+        <w:t xml:space="preserve">— Item page → Mark sold → fill the form. Done; books updated.</w:t>
       </w:r>
     </w:p>
     <w:p>
@@ -4575,13 +4284,13 @@
           <w:bCs/>
           <w:b/>
         </w:rPr>
-        <w:t xml:space="preserve">Selling</w:t>
-      </w:r>
-      <w:r>
-        <w:t xml:space="preserve"> </w:t>
-      </w:r>
-      <w:r>
-        <w:t xml:space="preserve">— Item page → Mark sold → fill the form. Done; books updated.</w:t>
+        <w:t xml:space="preserve">Paying consignors</w:t>
+      </w:r>
+      <w:r>
+        <w:t xml:space="preserve"> </w:t>
+      </w:r>
+      <w:r>
+        <w:t xml:space="preserve">— Money → balances → Mark paid.</w:t>
       </w:r>
     </w:p>
     <w:p>
@@ -4593,49 +4302,13 @@
           <w:bCs/>
           <w:b/>
         </w:rPr>
-        <w:t xml:space="preserve">Paying consignors</w:t>
-      </w:r>
-      <w:r>
-        <w:t xml:space="preserve"> </w:t>
-      </w:r>
-      <w:r>
-        <w:t xml:space="preserve">— Money → balances → Mark paid.</w:t>
-      </w:r>
-    </w:p>
-    <w:p>
-      <w:pPr>
-        <w:pStyle w:val="BodyText"/>
-      </w:pPr>
-      <w:r>
-        <w:rPr>
-          <w:bCs/>
-          <w:b/>
-        </w:rPr>
         <w:t xml:space="preserve">Growing the list</w:t>
       </w:r>
       <w:r>
         <w:t xml:space="preserve"> </w:t>
       </w:r>
       <w:r>
-        <w:t xml:space="preserve">— Subscribers → CSV → send a</w:t>
-      </w:r>
-      <w:r>
-        <w:t xml:space="preserve"> </w:t>
-      </w:r>
-      <w:r>
-        <w:t xml:space="preserve">“</w:t>
-      </w:r>
-      <w:r>
-        <w:t xml:space="preserve">this week’s arrivals</w:t>
-      </w:r>
-      <w:r>
-        <w:t xml:space="preserve">”</w:t>
-      </w:r>
-      <w:r>
-        <w:t xml:space="preserve"> </w:t>
-      </w:r>
-      <w:r>
-        <w:t xml:space="preserve">email or text with a link to the store.</w:t>
+        <w:t xml:space="preserve">— Subscribers → CSV → send a "this week's arrivals" email or text with a link to the store.</w:t>
       </w:r>
     </w:p>
     <w:p>
@@ -4645,8 +4318,8 @@
         </w:pict>
       </w:r>
     </w:p>
-    <w:bookmarkEnd w:id="52"/>
-    <w:bookmarkStart w:id="53" w:name="Xf74de77b91e4ef3eeb708070938e33da8902f56"/>
+    <w:bookmarkEnd w:id="53"/>
+    <w:bookmarkStart w:id="54" w:name="Xaabc82db9d262ab6426eaf3205a95d67605ce41"/>
     <w:p>
       <w:pPr>
         <w:pStyle w:val="Heading2"/>
@@ -4659,7 +4332,7 @@
       <w:pPr>
         <w:numPr>
           <w:ilvl w:val="0"/>
-          <w:numId w:val="1008"/>
+          <w:numId w:val="1016"/>
         </w:numPr>
         <w:pStyle w:val="Compact"/>
       </w:pPr>
@@ -4674,14 +4347,14 @@
         <w:t xml:space="preserve"> </w:t>
       </w:r>
       <w:r>
-        <w:t xml:space="preserve">Nobody can sell through checkout without passing Stripe’s identity and bank verification.</w:t>
-      </w:r>
-    </w:p>
-    <w:p>
-      <w:pPr>
-        <w:numPr>
-          <w:ilvl w:val="0"/>
-          <w:numId w:val="1008"/>
+        <w:t xml:space="preserve">Nobody can sell through checkout without passing Stripe's identity and bank verification.</w:t>
+      </w:r>
+    </w:p>
+    <w:p>
+      <w:pPr>
+        <w:numPr>
+          <w:ilvl w:val="0"/>
+          <w:numId w:val="1016"/>
         </w:numPr>
         <w:pStyle w:val="Compact"/>
       </w:pPr>
@@ -4696,14 +4369,14 @@
         <w:t xml:space="preserve"> </w:t>
       </w:r>
       <w:r>
-        <w:t xml:space="preserve">Buyers never pay a stranger directly; sellers never hand over an item to someone who hasn’t paid.</w:t>
-      </w:r>
-    </w:p>
-    <w:p>
-      <w:pPr>
-        <w:numPr>
-          <w:ilvl w:val="0"/>
-          <w:numId w:val="1008"/>
+        <w:t xml:space="preserve">Buyers never pay a stranger directly; sellers never hand over an item to someone who hasn't paid.</w:t>
+      </w:r>
+    </w:p>
+    <w:p>
+      <w:pPr>
+        <w:numPr>
+          <w:ilvl w:val="0"/>
+          <w:numId w:val="1016"/>
         </w:numPr>
         <w:pStyle w:val="Compact"/>
       </w:pPr>
@@ -4725,7 +4398,7 @@
       <w:pPr>
         <w:numPr>
           <w:ilvl w:val="0"/>
-          <w:numId w:val="1008"/>
+          <w:numId w:val="1016"/>
         </w:numPr>
         <w:pStyle w:val="Compact"/>
       </w:pPr>
@@ -4740,29 +4413,14 @@
         <w:t xml:space="preserve"> </w:t>
       </w:r>
       <w:r>
-        <w:t xml:space="preserve">(phone numbers, emails,</w:t>
-      </w:r>
-      <w:r>
-        <w:t xml:space="preserve"> </w:t>
-      </w:r>
-      <w:r>
-        <w:t xml:space="preserve">“</w:t>
-      </w:r>
-      <w:r>
-        <w:t xml:space="preserve">Venmo me</w:t>
-      </w:r>
-      <w:r>
-        <w:t xml:space="preserve">”</w:t>
-      </w:r>
-      <w:r>
-        <w:t xml:space="preserve">) so every deal is protected by checkout. Buyers and sellers never see each other’s email or phone; they message inside the app, and shipping addresses are collected at checkout and shown to the seller only after payment. Staff listings are exempt and staff can see contacts to mediate.</w:t>
-      </w:r>
-    </w:p>
-    <w:p>
-      <w:pPr>
-        <w:numPr>
-          <w:ilvl w:val="0"/>
-          <w:numId w:val="1008"/>
+        <w:t xml:space="preserve">(phone numbers, emails, "Venmo me") so every deal is protected by checkout. Buyers and sellers never see each other's email or phone; they message inside the app, and shipping addresses are collected at checkout and shown to the seller only after payment. Staff listings are exempt and staff can see contacts to mediate.</w:t>
+      </w:r>
+    </w:p>
+    <w:p>
+      <w:pPr>
+        <w:numPr>
+          <w:ilvl w:val="0"/>
+          <w:numId w:val="1016"/>
         </w:numPr>
         <w:pStyle w:val="Compact"/>
       </w:pPr>
@@ -4784,7 +4442,7 @@
       <w:pPr>
         <w:numPr>
           <w:ilvl w:val="0"/>
-          <w:numId w:val="1008"/>
+          <w:numId w:val="1016"/>
         </w:numPr>
         <w:pStyle w:val="Compact"/>
       </w:pPr>
@@ -4806,7 +4464,7 @@
       <w:pPr>
         <w:numPr>
           <w:ilvl w:val="0"/>
-          <w:numId w:val="1008"/>
+          <w:numId w:val="1016"/>
         </w:numPr>
         <w:pStyle w:val="Compact"/>
       </w:pPr>
@@ -4828,7 +4486,7 @@
       <w:pPr>
         <w:numPr>
           <w:ilvl w:val="0"/>
-          <w:numId w:val="1008"/>
+          <w:numId w:val="1016"/>
         </w:numPr>
         <w:pStyle w:val="Compact"/>
       </w:pPr>
@@ -4843,17 +4501,17 @@
         <w:t xml:space="preserve"> </w:t>
       </w:r>
       <w:r>
-        <w:t xml:space="preserve">any account from People; suspended sellers can’t list or sell.</w:t>
-      </w:r>
-    </w:p>
-    <w:bookmarkEnd w:id="53"/>
-    <w:bookmarkStart w:id="54" w:name="part-6c-whats-new-september-30-2026"/>
+        <w:t xml:space="preserve">any account from People; suspended sellers can't list or sell.</w:t>
+      </w:r>
+    </w:p>
+    <w:bookmarkEnd w:id="54"/>
+    <w:bookmarkStart w:id="55" w:name="part-6c--whats-new-september-30-2026"/>
     <w:p>
       <w:pPr>
         <w:pStyle w:val="Heading2"/>
       </w:pPr>
       <w:r>
-        <w:t xml:space="preserve">Part 6c · What’s new (September 30, 2026)</w:t>
+        <w:t xml:space="preserve">Part 6c · What's new (September 30, 2026)</w:t>
       </w:r>
     </w:p>
     <w:p>
@@ -4867,11 +4525,17 @@
         </w:rPr>
         <w:t xml:space="preserve">Plain-English help everywhere</w:t>
       </w:r>
-      <w:r>
-        <w:t xml:space="preserve"> </w:t>
-      </w:r>
-      <w:r>
-        <w:t xml:space="preserve">- Every screen in the app starts with one sentence saying what to do there, and a green</w:t>
+    </w:p>
+    <w:p>
+      <w:pPr>
+        <w:numPr>
+          <w:ilvl w:val="0"/>
+          <w:numId w:val="1017"/>
+        </w:numPr>
+        <w:pStyle w:val="Compact"/>
+      </w:pPr>
+      <w:r>
+        <w:t xml:space="preserve">Every screen in the app starts with one sentence saying what to do there, and a green</w:t>
       </w:r>
       <w:r>
         <w:t xml:space="preserve"> </w:t>
@@ -4889,15 +4553,15 @@
       <w:r>
         <w:t xml:space="preserve">that opens a short answer.</w:t>
       </w:r>
-      <w:r>
-        <w:t xml:space="preserve"> </w:t>
-      </w:r>
-      <w:r>
-        <w:t xml:space="preserve">-</w:t>
-      </w:r>
-      <w:r>
-        <w:t xml:space="preserve"> </w:t>
-      </w:r>
+    </w:p>
+    <w:p>
+      <w:pPr>
+        <w:numPr>
+          <w:ilvl w:val="0"/>
+          <w:numId w:val="1017"/>
+        </w:numPr>
+        <w:pStyle w:val="Compact"/>
+      </w:pPr>
       <w:r>
         <w:rPr>
           <w:bCs/>
@@ -4927,35 +4591,27 @@
       <w:r>
         <w:t xml:space="preserve">box that answers from this guide in plain words.</w:t>
       </w:r>
-      <w:r>
-        <w:t xml:space="preserve"> </w:t>
-      </w:r>
-      <w:r>
-        <w:t xml:space="preserve">- Every marketplace guide (Facebook, eBay, OfferUp, Craigslist, Mercari, Poshmark, Vinted, Depop, Etsy) now has a</w:t>
-      </w:r>
-      <w:r>
-        <w:t xml:space="preserve"> </w:t>
-      </w:r>
-      <w:r>
-        <w:rPr>
-          <w:bCs/>
-          <w:b/>
-        </w:rPr>
-        <w:t xml:space="preserve">“</w:t>
-      </w:r>
-      <w:r>
-        <w:rPr>
-          <w:bCs/>
-          <w:b/>
-        </w:rPr>
-        <w:t xml:space="preserve">Never used this app?</w:t>
-      </w:r>
-      <w:r>
-        <w:rPr>
-          <w:bCs/>
-          <w:b/>
-        </w:rPr>
-        <w:t xml:space="preserve">”</w:t>
+    </w:p>
+    <w:p>
+      <w:pPr>
+        <w:numPr>
+          <w:ilvl w:val="0"/>
+          <w:numId w:val="1017"/>
+        </w:numPr>
+        <w:pStyle w:val="Compact"/>
+      </w:pPr>
+      <w:r>
+        <w:t xml:space="preserve">Every marketplace guide (Facebook, eBay, OfferUp, Craigslist, Mercari, Poshmark, Vinted, Depop, Etsy) now has a</w:t>
+      </w:r>
+      <w:r>
+        <w:t xml:space="preserve"> </w:t>
+      </w:r>
+      <w:r>
+        <w:rPr>
+          <w:bCs/>
+          <w:b/>
+        </w:rPr>
+        <w:t xml:space="preserve">"Never used this app?"</w:t>
       </w:r>
       <w:r>
         <w:t xml:space="preserve"> </w:t>
@@ -4963,73 +4619,35 @@
       <w:r>
         <w:t xml:space="preserve">section (what signing up asks for, what the odd words mean) and a glossary.</w:t>
       </w:r>
-      <w:r>
-        <w:t xml:space="preserve"> </w:t>
-      </w:r>
-      <w:r>
-        <w:t xml:space="preserve">- The seller home checklist is</w:t>
-      </w:r>
-      <w:r>
-        <w:t xml:space="preserve"> </w:t>
-      </w:r>
-      <w:r>
-        <w:rPr>
-          <w:bCs/>
-          <w:b/>
-        </w:rPr>
-        <w:t xml:space="preserve">“</w:t>
-      </w:r>
-      <w:r>
-        <w:rPr>
-          <w:bCs/>
-          <w:b/>
-        </w:rPr>
-        <w:t xml:space="preserve">Getting started</w:t>
-      </w:r>
-      <w:r>
-        <w:rPr>
-          <w:bCs/>
-          <w:b/>
-        </w:rPr>
-        <w:t xml:space="preserve">”</w:t>
-      </w:r>
-      <w:r>
-        <w:t xml:space="preserve">, in real order: account made → account approved → ZIP → first item → first item live → payouts. Each step has a number in a circle; finished steps turn into a green check with the word</w:t>
-      </w:r>
-      <w:r>
-        <w:t xml:space="preserve"> </w:t>
-      </w:r>
-      <w:r>
-        <w:t xml:space="preserve">“</w:t>
-      </w:r>
-      <w:r>
-        <w:t xml:space="preserve">Done</w:t>
-      </w:r>
-      <w:r>
-        <w:t xml:space="preserve">”</w:t>
-      </w:r>
-      <w:r>
-        <w:t xml:space="preserve"> </w:t>
-      </w:r>
-      <w:r>
-        <w:t xml:space="preserve">(nothing is crossed out); the next thing the seller can do has one big button; our steps say</w:t>
-      </w:r>
-      <w:r>
-        <w:t xml:space="preserve"> </w:t>
-      </w:r>
-      <w:r>
-        <w:t xml:space="preserve">“</w:t>
-      </w:r>
-      <w:r>
-        <w:t xml:space="preserve">waiting on us.</w:t>
-      </w:r>
-      <w:r>
-        <w:t xml:space="preserve">”</w:t>
-      </w:r>
-    </w:p>
-    <w:p>
-      <w:pPr>
-        <w:pStyle w:val="BodyText"/>
+    </w:p>
+    <w:p>
+      <w:pPr>
+        <w:numPr>
+          <w:ilvl w:val="0"/>
+          <w:numId w:val="1017"/>
+        </w:numPr>
+        <w:pStyle w:val="Compact"/>
+      </w:pPr>
+      <w:r>
+        <w:t xml:space="preserve">The seller home checklist is</w:t>
+      </w:r>
+      <w:r>
+        <w:t xml:space="preserve"> </w:t>
+      </w:r>
+      <w:r>
+        <w:rPr>
+          <w:bCs/>
+          <w:b/>
+        </w:rPr>
+        <w:t xml:space="preserve">"Getting started"</w:t>
+      </w:r>
+      <w:r>
+        <w:t xml:space="preserve">, in real order: account made → account approved → ZIP → first item → first item live → payouts. Each step has a number in a circle; finished steps turn into a green check with the word "Done" (nothing is crossed out); the next thing the seller can do has one big button; our steps say "waiting on us."</w:t>
+      </w:r>
+    </w:p>
+    <w:p>
+      <w:pPr>
+        <w:pStyle w:val="FirstParagraph"/>
       </w:pPr>
       <w:r>
         <w:rPr>
@@ -5038,11 +4656,17 @@
         </w:rPr>
         <w:t xml:space="preserve">Usernames and privacy</w:t>
       </w:r>
-      <w:r>
-        <w:t xml:space="preserve"> </w:t>
-      </w:r>
-      <w:r>
-        <w:t xml:space="preserve">- Everyone has a</w:t>
+    </w:p>
+    <w:p>
+      <w:pPr>
+        <w:numPr>
+          <w:ilvl w:val="0"/>
+          <w:numId w:val="1018"/>
+        </w:numPr>
+        <w:pStyle w:val="Compact"/>
+      </w:pPr>
+      <w:r>
+        <w:t xml:space="preserve">Everyone has a</w:t>
       </w:r>
       <w:r>
         <w:t xml:space="preserve"> </w:t>
@@ -5058,33 +4682,36 @@
         <w:t xml:space="preserve"> </w:t>
       </w:r>
       <w:r>
-        <w:t xml:space="preserve">(like</w:t>
-      </w:r>
-      <w:r>
-        <w:t xml:space="preserve"> </w:t>
-      </w:r>
-      <w:r>
-        <w:t xml:space="preserve">@vintageaudio804</w:t>
-      </w:r>
-      <w:r>
-        <w:t xml:space="preserve">). That’s what buyers and sellers see everywhere: listings, messages, orders, reviews. Real names, emails, and phone numbers are private; only staff see them.</w:t>
-      </w:r>
-      <w:r>
-        <w:t xml:space="preserve"> </w:t>
-      </w:r>
-      <w:r>
-        <w:t xml:space="preserve">- Pick or change it under Profile. The site checks while you type whether it’s taken. 3–20 letters, numbers, or underscores.</w:t>
-      </w:r>
-      <w:r>
-        <w:t xml:space="preserve"> </w:t>
-      </w:r>
-      <w:r>
-        <w:t xml:space="preserve">- Existing accounts were given a starter handle (first name + 3 digits); change it any time.</w:t>
-      </w:r>
-    </w:p>
-    <w:p>
-      <w:pPr>
-        <w:pStyle w:val="BodyText"/>
+        <w:t xml:space="preserve">(like @vintageaudio804). That's what buyers and sellers see everywhere: listings, messages, orders, reviews. Real names, emails, and phone numbers are private; only staff see them.</w:t>
+      </w:r>
+    </w:p>
+    <w:p>
+      <w:pPr>
+        <w:numPr>
+          <w:ilvl w:val="0"/>
+          <w:numId w:val="1018"/>
+        </w:numPr>
+        <w:pStyle w:val="Compact"/>
+      </w:pPr>
+      <w:r>
+        <w:t xml:space="preserve">Pick or change it under Profile. The site checks while you type whether it's taken. 3–20 letters, numbers, or underscores.</w:t>
+      </w:r>
+    </w:p>
+    <w:p>
+      <w:pPr>
+        <w:numPr>
+          <w:ilvl w:val="0"/>
+          <w:numId w:val="1018"/>
+        </w:numPr>
+        <w:pStyle w:val="Compact"/>
+      </w:pPr>
+      <w:r>
+        <w:t xml:space="preserve">Existing accounts were given a starter handle (first name + 3 digits); change it any time.</w:t>
+      </w:r>
+    </w:p>
+    <w:p>
+      <w:pPr>
+        <w:pStyle w:val="FirstParagraph"/>
       </w:pPr>
       <w:r>
         <w:rPr>
@@ -5093,15 +4720,15 @@
         </w:rPr>
         <w:t xml:space="preserve">Seller tools (on each item page in the app)</w:t>
       </w:r>
-      <w:r>
-        <w:t xml:space="preserve"> </w:t>
-      </w:r>
-      <w:r>
-        <w:t xml:space="preserve">-</w:t>
-      </w:r>
-      <w:r>
-        <w:t xml:space="preserve"> </w:t>
-      </w:r>
+    </w:p>
+    <w:p>
+      <w:pPr>
+        <w:numPr>
+          <w:ilvl w:val="0"/>
+          <w:numId w:val="1019"/>
+        </w:numPr>
+        <w:pStyle w:val="Compact"/>
+      </w:pPr>
       <w:r>
         <w:rPr>
           <w:bCs/>
@@ -5112,15 +4739,15 @@
       <w:r>
         <w:t xml:space="preserve">: views, saves, messages, offers. If lots of people look but nobody asks, it suggests a small price drop.</w:t>
       </w:r>
-      <w:r>
-        <w:t xml:space="preserve"> </w:t>
-      </w:r>
-      <w:r>
-        <w:t xml:space="preserve">-</w:t>
-      </w:r>
-      <w:r>
-        <w:t xml:space="preserve"> </w:t>
-      </w:r>
+    </w:p>
+    <w:p>
+      <w:pPr>
+        <w:numPr>
+          <w:ilvl w:val="0"/>
+          <w:numId w:val="1019"/>
+        </w:numPr>
+        <w:pStyle w:val="Compact"/>
+      </w:pPr>
       <w:r>
         <w:rPr>
           <w:bCs/>
@@ -5131,15 +4758,15 @@
       <w:r>
         <w:t xml:space="preserve">: tick each site you pasted the listing to. When the item sells here, a red box reminds you to take it down from the others, with a link straight to your listings on each site.</w:t>
       </w:r>
-      <w:r>
-        <w:t xml:space="preserve"> </w:t>
-      </w:r>
-      <w:r>
-        <w:t xml:space="preserve">-</w:t>
-      </w:r>
-      <w:r>
-        <w:t xml:space="preserve"> </w:t>
-      </w:r>
+    </w:p>
+    <w:p>
+      <w:pPr>
+        <w:numPr>
+          <w:ilvl w:val="0"/>
+          <w:numId w:val="1019"/>
+        </w:numPr>
+        <w:pStyle w:val="Compact"/>
+      </w:pPr>
       <w:r>
         <w:rPr>
           <w:bCs/>
@@ -5148,17 +4775,17 @@
         <w:t xml:space="preserve">Drop the price automatically</w:t>
       </w:r>
       <w:r>
-        <w:t xml:space="preserve">: e.g. 10% every 7 days, never below $X. Runs nightly. Anyone who saved the item gets an email about the drop.</w:t>
-      </w:r>
-      <w:r>
-        <w:t xml:space="preserve"> </w:t>
-      </w:r>
-      <w:r>
-        <w:t xml:space="preserve">-</w:t>
-      </w:r>
-      <w:r>
-        <w:t xml:space="preserve"> </w:t>
-      </w:r>
+        <w:t xml:space="preserve">: e.g. 10% every 7 days, never below $X. Runs nightly. Anyone who saved the item gets an email about the drop.</w:t>
+      </w:r>
+    </w:p>
+    <w:p>
+      <w:pPr>
+        <w:numPr>
+          <w:ilvl w:val="0"/>
+          <w:numId w:val="1019"/>
+        </w:numPr>
+        <w:pStyle w:val="Compact"/>
+      </w:pPr>
       <w:r>
         <w:rPr>
           <w:bCs/>
@@ -5170,27 +4797,12 @@
         <w:t xml:space="preserve"> </w:t>
       </w:r>
       <w:r>
-        <w:t xml:space="preserve">(Profile →</w:t>
-      </w:r>
-      <w:r>
-        <w:t xml:space="preserve"> </w:t>
-      </w:r>
-      <w:r>
-        <w:t xml:space="preserve">“</w:t>
-      </w:r>
-      <w:r>
-        <w:t xml:space="preserve">Text me when something happens</w:t>
-      </w:r>
-      <w:r>
-        <w:t xml:space="preserve">”</w:t>
-      </w:r>
-      <w:r>
-        <w:t xml:space="preserve">): pick your carrier, and new messages, offers, and sales come as free texts. Email still comes too.</w:t>
-      </w:r>
-    </w:p>
-    <w:p>
-      <w:pPr>
-        <w:pStyle w:val="BodyText"/>
+        <w:t xml:space="preserve">(Profile → "Text me when something happens"): pick your carrier, and new messages, offers, and sales come as free texts. Email still comes too.</w:t>
+      </w:r>
+    </w:p>
+    <w:p>
+      <w:pPr>
+        <w:pStyle w:val="FirstParagraph"/>
       </w:pPr>
       <w:r>
         <w:rPr>
@@ -5199,15 +4811,15 @@
         </w:rPr>
         <w:t xml:space="preserve">Buyer tools</w:t>
       </w:r>
-      <w:r>
-        <w:t xml:space="preserve"> </w:t>
-      </w:r>
-      <w:r>
-        <w:t xml:space="preserve">-</w:t>
-      </w:r>
-      <w:r>
-        <w:t xml:space="preserve"> </w:t>
-      </w:r>
+    </w:p>
+    <w:p>
+      <w:pPr>
+        <w:numPr>
+          <w:ilvl w:val="0"/>
+          <w:numId w:val="1020"/>
+        </w:numPr>
+        <w:pStyle w:val="Compact"/>
+      </w:pPr>
       <w:r>
         <w:rPr>
           <w:bCs/>
@@ -5221,15 +4833,15 @@
       <w:r>
         <w:t xml:space="preserve">on any item (shows how many others saved it). Saved items are on My account, and a price drop on a saved item emails you.</w:t>
       </w:r>
-      <w:r>
-        <w:t xml:space="preserve"> </w:t>
-      </w:r>
-      <w:r>
-        <w:t xml:space="preserve">-</w:t>
-      </w:r>
-      <w:r>
-        <w:t xml:space="preserve"> </w:t>
-      </w:r>
+    </w:p>
+    <w:p>
+      <w:pPr>
+        <w:numPr>
+          <w:ilvl w:val="0"/>
+          <w:numId w:val="1020"/>
+        </w:numPr>
+        <w:pStyle w:val="Compact"/>
+      </w:pPr>
       <w:r>
         <w:rPr>
           <w:bCs/>
@@ -5240,15 +4852,15 @@
       <w:r>
         <w:t xml:space="preserve">: on a pickup order, a list of police stations near the seller (many have marked Safe Exchange Zones), each with a map link.</w:t>
       </w:r>
-      <w:r>
-        <w:t xml:space="preserve"> </w:t>
-      </w:r>
-      <w:r>
-        <w:t xml:space="preserve">-</w:t>
-      </w:r>
-      <w:r>
-        <w:t xml:space="preserve"> </w:t>
-      </w:r>
+    </w:p>
+    <w:p>
+      <w:pPr>
+        <w:numPr>
+          <w:ilvl w:val="0"/>
+          <w:numId w:val="1020"/>
+        </w:numPr>
+        <w:pStyle w:val="Compact"/>
+      </w:pPr>
       <w:r>
         <w:rPr>
           <w:bCs/>
@@ -5257,35 +4869,17 @@
         <w:t xml:space="preserve">Problems can be settled without staff</w:t>
       </w:r>
       <w:r>
-        <w:t xml:space="preserve">: whoever reported a problem can tap</w:t>
-      </w:r>
-      <w:r>
-        <w:t xml:space="preserve"> </w:t>
-      </w:r>
-      <w:r>
-        <w:t xml:space="preserve">“</w:t>
-      </w:r>
-      <w:r>
-        <w:t xml:space="preserve">It’s sorted, continue,</w:t>
-      </w:r>
-      <w:r>
-        <w:t xml:space="preserve">”</w:t>
-      </w:r>
-      <w:r>
-        <w:t xml:space="preserve"> </w:t>
-      </w:r>
-      <w:r>
-        <w:t xml:space="preserve">and the seller can refund in full at any point. Staff only step in when the two can’t agree.</w:t>
-      </w:r>
-      <w:r>
-        <w:t xml:space="preserve"> </w:t>
-      </w:r>
-      <w:r>
-        <w:t xml:space="preserve">-</w:t>
-      </w:r>
-      <w:r>
-        <w:t xml:space="preserve"> </w:t>
-      </w:r>
+        <w:t xml:space="preserve">: whoever reported a problem can tap "It's sorted, continue," and the seller can refund in full at any point. Staff only step in when the two can't agree.</w:t>
+      </w:r>
+    </w:p>
+    <w:p>
+      <w:pPr>
+        <w:numPr>
+          <w:ilvl w:val="0"/>
+          <w:numId w:val="1020"/>
+        </w:numPr>
+        <w:pStyle w:val="Compact"/>
+      </w:pPr>
       <w:r>
         <w:rPr>
           <w:bCs/>
@@ -5294,30 +4888,12 @@
         <w:t xml:space="preserve">Landing page</w:t>
       </w:r>
       <w:r>
-        <w:t xml:space="preserve">: real reviews from completed orders, and a three-step</w:t>
-      </w:r>
-      <w:r>
-        <w:t xml:space="preserve"> </w:t>
-      </w:r>
-      <w:r>
-        <w:t xml:space="preserve">“</w:t>
-      </w:r>
-      <w:r>
-        <w:t xml:space="preserve">How it works</w:t>
-      </w:r>
-      <w:r>
-        <w:t xml:space="preserve">”</w:t>
-      </w:r>
-      <w:r>
-        <w:t xml:space="preserve"> </w:t>
-      </w:r>
-      <w:r>
-        <w:t xml:space="preserve">(pay by card, money held, pick up or ship).</w:t>
-      </w:r>
-    </w:p>
-    <w:p>
-      <w:pPr>
-        <w:pStyle w:val="BodyText"/>
+        <w:t xml:space="preserve">: real reviews from completed orders, and a three-step "How it works" (pay by card, money held, pick up or ship).</w:t>
+      </w:r>
+    </w:p>
+    <w:p>
+      <w:pPr>
+        <w:pStyle w:val="FirstParagraph"/>
       </w:pPr>
       <w:r>
         <w:rPr>
@@ -5326,15 +4902,15 @@
         </w:rPr>
         <w:t xml:space="preserve">Three more tools (evening of Sept 30)</w:t>
       </w:r>
-      <w:r>
-        <w:t xml:space="preserve"> </w:t>
-      </w:r>
-      <w:r>
-        <w:t xml:space="preserve">-</w:t>
-      </w:r>
-      <w:r>
-        <w:t xml:space="preserve"> </w:t>
-      </w:r>
+    </w:p>
+    <w:p>
+      <w:pPr>
+        <w:numPr>
+          <w:ilvl w:val="0"/>
+          <w:numId w:val="1021"/>
+        </w:numPr>
+        <w:pStyle w:val="Compact"/>
+      </w:pPr>
       <w:r>
         <w:rPr>
           <w:bCs/>
@@ -5346,35 +4922,17 @@
         <w:t xml:space="preserve"> </w:t>
       </w:r>
       <w:r>
-        <w:t xml:space="preserve">(nextownermarket.com/pile): photograph a box, shelf, or garage corner (up to 10 photos). Every item comes back with a value range and Keep / Sell / Donate / Toss, with a reason. Change any label.</w:t>
-      </w:r>
-      <w:r>
-        <w:t xml:space="preserve"> </w:t>
-      </w:r>
-      <w:r>
-        <w:t xml:space="preserve">“</w:t>
-      </w:r>
-      <w:r>
-        <w:t xml:space="preserve">List N items</w:t>
-      </w:r>
-      <w:r>
-        <w:t xml:space="preserve">”</w:t>
-      </w:r>
-      <w:r>
-        <w:t xml:space="preserve"> </w:t>
-      </w:r>
-      <w:r>
-        <w:t xml:space="preserve">turns the Sell ones into draft listings with photo, title, description, and price. Uses AI credits like Worth.</w:t>
-      </w:r>
-      <w:r>
-        <w:t xml:space="preserve"> </w:t>
-      </w:r>
-      <w:r>
-        <w:t xml:space="preserve">-</w:t>
-      </w:r>
-      <w:r>
-        <w:t xml:space="preserve"> </w:t>
-      </w:r>
+        <w:t xml:space="preserve">(nextownermarket.com/pile): photograph a box, shelf, or garage corner (up to 10 photos). Every item comes back with a value range and Keep / Sell / Donate / Toss, with a reason. Change any label. "List N items" turns the Sell ones into draft listings with photo, title, description, and price. Uses AI credits like Worth.</w:t>
+      </w:r>
+    </w:p>
+    <w:p>
+      <w:pPr>
+        <w:numPr>
+          <w:ilvl w:val="0"/>
+          <w:numId w:val="1021"/>
+        </w:numPr>
+        <w:pStyle w:val="Compact"/>
+      </w:pPr>
       <w:r>
         <w:rPr>
           <w:bCs/>
@@ -5386,17 +4944,17 @@
         <w:t xml:space="preserve"> </w:t>
       </w:r>
       <w:r>
-        <w:t xml:space="preserve">(nextownermarket.com/buy-or-pass): in a thrift store, one photo plus what they’re asking. You get resale range, best place to sell, fees, shipping, profit, and BUY / MAYBE / PASS.</w:t>
-      </w:r>
-      <w:r>
-        <w:t xml:space="preserve"> </w:t>
-      </w:r>
-      <w:r>
-        <w:t xml:space="preserve">-</w:t>
-      </w:r>
-      <w:r>
-        <w:t xml:space="preserve"> </w:t>
-      </w:r>
+        <w:t xml:space="preserve">(nextownermarket.com/buy-or-pass): in a thrift store, one photo plus what they're asking. You get resale range, best place to sell, fees, shipping, profit, and BUY / MAYBE / PASS.</w:t>
+      </w:r>
+    </w:p>
+    <w:p>
+      <w:pPr>
+        <w:numPr>
+          <w:ilvl w:val="0"/>
+          <w:numId w:val="1021"/>
+        </w:numPr>
+        <w:pStyle w:val="Compact"/>
+      </w:pPr>
       <w:r>
         <w:rPr>
           <w:bCs/>
@@ -5408,30 +4966,24 @@
         <w:t xml:space="preserve"> </w:t>
       </w:r>
       <w:r>
-        <w:t xml:space="preserve">(📊 Year in the seller app): sales, shipping collected, fees, commissions, labels paid, cost of goods, net, per year, with CSV download for your tax preparer. It’s a summary, not tax advice, and we don’t file anything.</w:t>
-      </w:r>
-      <w:r>
-        <w:t xml:space="preserve"> </w:t>
-      </w:r>
-      <w:r>
-        <w:t xml:space="preserve">- Help now has</w:t>
-      </w:r>
-      <w:r>
-        <w:t xml:space="preserve"> </w:t>
-      </w:r>
-      <w:r>
-        <w:t xml:space="preserve">“</w:t>
-      </w:r>
-      <w:r>
-        <w:t xml:space="preserve">How do I spot a scam in a marketplace deal?</w:t>
-      </w:r>
-      <w:r>
-        <w:t xml:space="preserve">”</w:t>
-      </w:r>
-    </w:p>
-    <w:p>
-      <w:pPr>
-        <w:pStyle w:val="BodyText"/>
+        <w:t xml:space="preserve">(📊 Year in the seller app): sales, shipping collected, fees, commissions, labels paid, cost of goods, net, per year, with CSV download for your tax preparer. It's a summary, not tax advice, and we don't file anything.</w:t>
+      </w:r>
+    </w:p>
+    <w:p>
+      <w:pPr>
+        <w:numPr>
+          <w:ilvl w:val="0"/>
+          <w:numId w:val="1021"/>
+        </w:numPr>
+        <w:pStyle w:val="Compact"/>
+      </w:pPr>
+      <w:r>
+        <w:t xml:space="preserve">Help now has "How do I spot a scam in a marketplace deal?"</w:t>
+      </w:r>
+    </w:p>
+    <w:p>
+      <w:pPr>
+        <w:pStyle w:val="FirstParagraph"/>
       </w:pPr>
       <w:r>
         <w:rPr>
@@ -5440,15 +4992,15 @@
         </w:rPr>
         <w:t xml:space="preserve">Teaching pages and the public valuations archive (Sept 30, evening)</w:t>
       </w:r>
-      <w:r>
-        <w:t xml:space="preserve"> </w:t>
-      </w:r>
-      <w:r>
-        <w:t xml:space="preserve">-</w:t>
-      </w:r>
-      <w:r>
-        <w:t xml:space="preserve"> </w:t>
-      </w:r>
+    </w:p>
+    <w:p>
+      <w:pPr>
+        <w:numPr>
+          <w:ilvl w:val="0"/>
+          <w:numId w:val="1022"/>
+        </w:numPr>
+        <w:pStyle w:val="Compact"/>
+      </w:pPr>
       <w:r>
         <w:rPr>
           <w:bCs/>
@@ -5460,17 +5012,17 @@
         <w:t xml:space="preserve"> </w:t>
       </w:r>
       <w:r>
-        <w:t xml:space="preserve">(nextownermarket.com/why): the mission statement, in Shayne’s words. Linked from the home page, Pro page, tool pages, footer.</w:t>
-      </w:r>
-      <w:r>
-        <w:t xml:space="preserve"> </w:t>
-      </w:r>
-      <w:r>
-        <w:t xml:space="preserve">-</w:t>
-      </w:r>
-      <w:r>
-        <w:t xml:space="preserve"> </w:t>
-      </w:r>
+        <w:t xml:space="preserve">(nextownermarket.com/why): the mission statement, in Shayne's words. Linked from the home page, Pro page, tool pages, footer.</w:t>
+      </w:r>
+    </w:p>
+    <w:p>
+      <w:pPr>
+        <w:numPr>
+          <w:ilvl w:val="0"/>
+          <w:numId w:val="1022"/>
+        </w:numPr>
+        <w:pStyle w:val="Compact"/>
+      </w:pPr>
       <w:r>
         <w:rPr>
           <w:bCs/>
@@ -5484,15 +5036,15 @@
       <w:r>
         <w:t xml:space="preserve">(nextownermarket.com/start): the eight-step path for someone overwhelmed by stuff. Pick one box → photograph → Sort the pile → list the Sell ones → set up payouts → copy to Facebook and the rest → hand over safely → next box. Google reads it as a how-to.</w:t>
       </w:r>
-      <w:r>
-        <w:t xml:space="preserve"> </w:t>
-      </w:r>
-      <w:r>
-        <w:t xml:space="preserve">-</w:t>
-      </w:r>
-      <w:r>
-        <w:t xml:space="preserve"> </w:t>
-      </w:r>
+    </w:p>
+    <w:p>
+      <w:pPr>
+        <w:numPr>
+          <w:ilvl w:val="0"/>
+          <w:numId w:val="1022"/>
+        </w:numPr>
+        <w:pStyle w:val="Compact"/>
+      </w:pPr>
       <w:r>
         <w:rPr>
           <w:bCs/>
@@ -5501,17 +5053,17 @@
         <w:t xml:space="preserve">Every tool page now teaches</w:t>
       </w:r>
       <w:r>
-        <w:t xml:space="preserve">: What’s it worth?, Sort the pile, and Buy or pass? each have a plain-English explanation, numbered steps, real examples, and a Questions people ask section that Google can show directly in results.</w:t>
-      </w:r>
-      <w:r>
-        <w:t xml:space="preserve"> </w:t>
-      </w:r>
-      <w:r>
-        <w:t xml:space="preserve">-</w:t>
-      </w:r>
-      <w:r>
-        <w:t xml:space="preserve"> </w:t>
-      </w:r>
+        <w:t xml:space="preserve">: What's it worth?, Sort the pile, and Buy or pass? each have a plain-English explanation, numbered steps, real examples, and a Questions people ask section that Google can show directly in results.</w:t>
+      </w:r>
+    </w:p>
+    <w:p>
+      <w:pPr>
+        <w:numPr>
+          <w:ilvl w:val="0"/>
+          <w:numId w:val="1022"/>
+        </w:numPr>
+        <w:pStyle w:val="Compact"/>
+      </w:pPr>
       <w:r>
         <w:rPr>
           <w:bCs/>
@@ -5523,48 +5075,12 @@
         <w:t xml:space="preserve"> </w:t>
       </w:r>
       <w:r>
-        <w:t xml:space="preserve">(nextownermarket.com/valued): a public archive of valuations people chose to share (no names). After any Worth or Pile result there’s a</w:t>
-      </w:r>
-      <w:r>
-        <w:t xml:space="preserve"> </w:t>
-      </w:r>
-      <w:r>
-        <w:t xml:space="preserve">“</w:t>
-      </w:r>
-      <w:r>
-        <w:t xml:space="preserve">Share it (no name)</w:t>
-      </w:r>
-      <w:r>
-        <w:t xml:space="preserve">”</w:t>
-      </w:r>
-      <w:r>
-        <w:t xml:space="preserve"> </w:t>
-      </w:r>
-      <w:r>
-        <w:t xml:space="preserve">box; tick it and the valuation gets its own page (photo optional). Each page: value range, why, where it sells best, what raises the price, similar items, and a</w:t>
-      </w:r>
-      <w:r>
-        <w:t xml:space="preserve"> </w:t>
-      </w:r>
-      <w:r>
-        <w:t xml:space="preserve">“</w:t>
-      </w:r>
-      <w:r>
-        <w:t xml:space="preserve">value mine</w:t>
-      </w:r>
-      <w:r>
-        <w:t xml:space="preserve">”</w:t>
-      </w:r>
-      <w:r>
-        <w:t xml:space="preserve"> </w:t>
-      </w:r>
-      <w:r>
-        <w:t xml:space="preserve">button. Every shared item is another page Google can send people to. Owners can hide theirs from My account.</w:t>
-      </w:r>
-    </w:p>
-    <w:p>
-      <w:pPr>
-        <w:pStyle w:val="BodyText"/>
+        <w:t xml:space="preserve">(nextownermarket.com/valued): a public archive of valuations people chose to share (no names). After any Worth or Pile result there's a "Share it (no name)" box; tick it and the valuation gets its own page (photo optional). Each page: value range, why, where it sells best, what raises the price, similar items, and a "value mine" button. Every shared item is another page Google can send people to. Owners can hide theirs from My account.</w:t>
+      </w:r>
+    </w:p>
+    <w:p>
+      <w:pPr>
+        <w:pStyle w:val="FirstParagraph"/>
       </w:pPr>
       <w:r>
         <w:rPr>
@@ -5573,15 +5089,15 @@
         </w:rPr>
         <w:t xml:space="preserve">Runs by itself, and the Operations page (Sept 30, night)</w:t>
       </w:r>
-      <w:r>
-        <w:t xml:space="preserve"> </w:t>
-      </w:r>
-      <w:r>
-        <w:t xml:space="preserve">-</w:t>
-      </w:r>
-      <w:r>
-        <w:t xml:space="preserve"> </w:t>
-      </w:r>
+    </w:p>
+    <w:p>
+      <w:pPr>
+        <w:numPr>
+          <w:ilvl w:val="0"/>
+          <w:numId w:val="1023"/>
+        </w:numPr>
+        <w:pStyle w:val="Compact"/>
+      </w:pPr>
       <w:r>
         <w:rPr>
           <w:bCs/>
@@ -5595,15 +5111,15 @@
       <w:r>
         <w:t xml:space="preserve">(first tab in the staff app): the numbers (tap any for what it means), every automation with what it does / why / last result / on-off / Run now, the list of human tasks with exact steps and a notes box, and a glossary. Hand this page to an assistant.</w:t>
       </w:r>
-      <w:r>
-        <w:t xml:space="preserve"> </w:t>
-      </w:r>
-      <w:r>
-        <w:t xml:space="preserve">-</w:t>
-      </w:r>
-      <w:r>
-        <w:t xml:space="preserve"> </w:t>
-      </w:r>
+    </w:p>
+    <w:p>
+      <w:pPr>
+        <w:numPr>
+          <w:ilvl w:val="0"/>
+          <w:numId w:val="1023"/>
+        </w:numPr>
+        <w:pStyle w:val="Compact"/>
+      </w:pPr>
       <w:r>
         <w:rPr>
           <w:bCs/>
@@ -5614,15 +5130,15 @@
       <w:r>
         <w:t xml:space="preserve">: welcome series (day 1, 3, 7), seller nudges (views with no messages, saves, drafts sitting, payout setup reminders on day 1, 3 and 5), milestones (first listing, 10 listings, first sale, third sale, $100/$500/$1,000) with a share line, review requests after each order. Each once; capped per day; anyone can turn tips off at /unsubscribe (order emails always come).</w:t>
       </w:r>
-      <w:r>
-        <w:t xml:space="preserve"> </w:t>
-      </w:r>
-      <w:r>
-        <w:t xml:space="preserve">-</w:t>
-      </w:r>
-      <w:r>
-        <w:t xml:space="preserve"> </w:t>
-      </w:r>
+    </w:p>
+    <w:p>
+      <w:pPr>
+        <w:numPr>
+          <w:ilvl w:val="0"/>
+          <w:numId w:val="1023"/>
+        </w:numPr>
+        <w:pStyle w:val="Compact"/>
+      </w:pPr>
       <w:r>
         <w:rPr>
           <w:bCs/>
@@ -5634,17 +5150,17 @@
         <w:t xml:space="preserve"> </w:t>
       </w:r>
       <w:r>
-        <w:t xml:space="preserve">written every Monday from the week’s real valuations, sales and new items.</w:t>
-      </w:r>
-      <w:r>
-        <w:t xml:space="preserve"> </w:t>
-      </w:r>
-      <w:r>
-        <w:t xml:space="preserve">-</w:t>
-      </w:r>
-      <w:r>
-        <w:t xml:space="preserve"> </w:t>
-      </w:r>
+        <w:t xml:space="preserve">written every Monday from the week's real valuations, sales and new items.</w:t>
+      </w:r>
+    </w:p>
+    <w:p>
+      <w:pPr>
+        <w:numPr>
+          <w:ilvl w:val="0"/>
+          <w:numId w:val="1023"/>
+        </w:numPr>
+        <w:pStyle w:val="Compact"/>
+      </w:pPr>
       <w:r>
         <w:rPr>
           <w:bCs/>
@@ -5655,15 +5171,15 @@
       <w:r>
         <w:t xml:space="preserve">: hub pages (/valued/about/…) once two valuations share the same words; city pages (/near/richmond-va) for any city with items.</w:t>
       </w:r>
-      <w:r>
-        <w:t xml:space="preserve"> </w:t>
-      </w:r>
-      <w:r>
-        <w:t xml:space="preserve">-</w:t>
-      </w:r>
-      <w:r>
-        <w:t xml:space="preserve"> </w:t>
-      </w:r>
+    </w:p>
+    <w:p>
+      <w:pPr>
+        <w:numPr>
+          <w:ilvl w:val="0"/>
+          <w:numId w:val="1023"/>
+        </w:numPr>
+        <w:pStyle w:val="Compact"/>
+      </w:pPr>
       <w:r>
         <w:rPr>
           <w:bCs/>
@@ -5677,15 +5193,15 @@
       <w:r>
         <w:t xml:space="preserve">for every item, valuation, tool page and the home page, so links look right on Facebook, texts and Reddit.</w:t>
       </w:r>
-      <w:r>
-        <w:t xml:space="preserve"> </w:t>
-      </w:r>
-      <w:r>
-        <w:t xml:space="preserve">-</w:t>
-      </w:r>
-      <w:r>
-        <w:t xml:space="preserve"> </w:t>
-      </w:r>
+    </w:p>
+    <w:p>
+      <w:pPr>
+        <w:numPr>
+          <w:ilvl w:val="0"/>
+          <w:numId w:val="1023"/>
+        </w:numPr>
+        <w:pStyle w:val="Compact"/>
+      </w:pPr>
       <w:r>
         <w:rPr>
           <w:bCs/>
@@ -5715,15 +5231,15 @@
       <w:r>
         <w:t xml:space="preserve">(/embed) other sites can paste in.</w:t>
       </w:r>
-      <w:r>
-        <w:t xml:space="preserve"> </w:t>
-      </w:r>
-      <w:r>
-        <w:t xml:space="preserve">-</w:t>
-      </w:r>
-      <w:r>
-        <w:t xml:space="preserve"> </w:t>
-      </w:r>
+    </w:p>
+    <w:p>
+      <w:pPr>
+        <w:numPr>
+          <w:ilvl w:val="0"/>
+          <w:numId w:val="1023"/>
+        </w:numPr>
+        <w:pStyle w:val="Compact"/>
+      </w:pPr>
       <w:r>
         <w:rPr>
           <w:bCs/>
@@ -5802,15 +5318,15 @@
       <w:r>
         <w:t xml:space="preserve">: see Part 6c.</w:t>
       </w:r>
-      <w:r>
-        <w:t xml:space="preserve"> </w:t>
-      </w:r>
-      <w:r>
-        <w:t xml:space="preserve">-</w:t>
-      </w:r>
-      <w:r>
-        <w:t xml:space="preserve"> </w:t>
-      </w:r>
+    </w:p>
+    <w:p>
+      <w:pPr>
+        <w:numPr>
+          <w:ilvl w:val="0"/>
+          <w:numId w:val="1023"/>
+        </w:numPr>
+        <w:pStyle w:val="Compact"/>
+      </w:pPr>
       <w:r>
         <w:rPr>
           <w:bCs/>
@@ -5819,29 +5335,11 @@
         <w:t xml:space="preserve">Later the same night</w:t>
       </w:r>
       <w:r>
-        <w:t xml:space="preserve">: buyer weekly</w:t>
-      </w:r>
-      <w:r>
-        <w:t xml:space="preserve"> </w:t>
-      </w:r>
-      <w:r>
-        <w:t xml:space="preserve">“</w:t>
-      </w:r>
-      <w:r>
-        <w:t xml:space="preserve">new near you</w:t>
-      </w:r>
-      <w:r>
-        <w:t xml:space="preserve">”</w:t>
-      </w:r>
-      <w:r>
-        <w:t xml:space="preserve"> </w:t>
-      </w:r>
-      <w:r>
-        <w:t xml:space="preserve">(Thursdays), seller weekly report (Mondays), win-back at 30 days, Pro offer when free credits run out, Facebook Page auto-posting (needs a token; steps in Operations), a daily health check of every outside service, a Monday digest to staff. Milestones now start at $25 and $50; nudges fire at 10 views / 2 saves; milestone texts for people with text alerts on. Operations gained a Read-me-first for new hires, the Outside-the-site registry with live status, and every automatic email word for word. Settings has a Facebook Page ID/token box.</w:t>
-      </w:r>
-    </w:p>
-    <w:bookmarkEnd w:id="54"/>
-    <w:bookmarkStart w:id="55" w:name="part-7-sharing-the-store"/>
+        <w:t xml:space="preserve">: buyer weekly "new near you" (Thursdays), seller weekly report (Mondays), win-back at 30 days, Pro offer when free credits run out, Facebook Page auto-posting (needs a token; steps in Operations), a daily health check of every outside service, a Monday digest to staff. Milestones now start at $25 and $50; nudges fire at 10 views / 2 saves; milestone texts for people with text alerts on. Operations gained a Read-me-first for new hires, the Outside-the-site registry with live status, and every automatic email word for word. Settings has a Facebook Page ID/token box.</w:t>
+      </w:r>
+    </w:p>
+    <w:bookmarkEnd w:id="55"/>
+    <w:bookmarkStart w:id="58" w:name="part-7--sharing-the-store"/>
     <w:p>
       <w:pPr>
         <w:pStyle w:val="Heading2"/>
@@ -5854,7 +5352,7 @@
       <w:pPr>
         <w:numPr>
           <w:ilvl w:val="0"/>
-          <w:numId w:val="1009"/>
+          <w:numId w:val="1024"/>
         </w:numPr>
         <w:pStyle w:val="Compact"/>
       </w:pPr>
@@ -5864,19 +5362,22 @@
       <w:r>
         <w:t xml:space="preserve"> </w:t>
       </w:r>
-      <w:r>
-        <w:rPr>
-          <w:bCs/>
-          <w:b/>
-        </w:rPr>
-        <w:t xml:space="preserve">https://nextownermarket.com</w:t>
-      </w:r>
-    </w:p>
-    <w:p>
-      <w:pPr>
-        <w:numPr>
-          <w:ilvl w:val="0"/>
-          <w:numId w:val="1009"/>
+      <w:hyperlink r:id="rId23">
+        <w:r>
+          <w:rPr>
+            <w:rStyle w:val="Hyperlink"/>
+            <w:bCs/>
+            <w:b/>
+          </w:rPr>
+          <w:t xml:space="preserve">https://nextownermarket.com</w:t>
+        </w:r>
+      </w:hyperlink>
+    </w:p>
+    <w:p>
+      <w:pPr>
+        <w:numPr>
+          <w:ilvl w:val="0"/>
+          <w:numId w:val="1024"/>
         </w:numPr>
         <w:pStyle w:val="Compact"/>
       </w:pPr>
@@ -5888,7 +5389,7 @@
       <w:pPr>
         <w:numPr>
           <w:ilvl w:val="0"/>
-          <w:numId w:val="1009"/>
+          <w:numId w:val="1024"/>
         </w:numPr>
         <w:pStyle w:val="Compact"/>
       </w:pPr>
@@ -5898,19 +5399,22 @@
       <w:r>
         <w:t xml:space="preserve"> </w:t>
       </w:r>
-      <w:r>
-        <w:rPr>
-          <w:bCs/>
-          <w:b/>
-        </w:rPr>
-        <w:t xml:space="preserve">https://nextownermarket.com/signup</w:t>
-      </w:r>
-    </w:p>
-    <w:p>
-      <w:pPr>
-        <w:numPr>
-          <w:ilvl w:val="0"/>
-          <w:numId w:val="1009"/>
+      <w:hyperlink r:id="rId56">
+        <w:r>
+          <w:rPr>
+            <w:rStyle w:val="Hyperlink"/>
+            <w:bCs/>
+            <w:b/>
+          </w:rPr>
+          <w:t xml:space="preserve">https://nextownermarket.com/signup</w:t>
+        </w:r>
+      </w:hyperlink>
+    </w:p>
+    <w:p>
+      <w:pPr>
+        <w:numPr>
+          <w:ilvl w:val="0"/>
+          <w:numId w:val="1024"/>
         </w:numPr>
         <w:pStyle w:val="Compact"/>
       </w:pPr>
@@ -5920,20 +5424,23 @@
       <w:r>
         <w:t xml:space="preserve"> </w:t>
       </w:r>
-      <w:r>
-        <w:rPr>
-          <w:bCs/>
-          <w:b/>
-        </w:rPr>
-        <w:t xml:space="preserve">https://nextownermarket.com/looking-for</w:t>
-      </w:r>
+      <w:hyperlink r:id="rId57">
+        <w:r>
+          <w:rPr>
+            <w:rStyle w:val="Hyperlink"/>
+            <w:bCs/>
+            <w:b/>
+          </w:rPr>
+          <w:t xml:space="preserve">https://nextownermarket.com/looking-for</w:t>
+        </w:r>
+      </w:hyperlink>
     </w:p>
     <w:p>
       <w:pPr>
         <w:pStyle w:val="FirstParagraph"/>
       </w:pPr>
       <w:r>
-        <w:t xml:space="preserve">Post the store link in your Facebook group’s description and pinned post. Every Facebook/OfferUp/Craigslist listing you paste ends with the item’s link, so buyers land on your store, not just the marketplace.</w:t>
+        <w:t xml:space="preserve">Post the store link in your Facebook group's description and pinned post. Every Facebook/OfferUp/Craigslist listing you paste ends with the item's link, so buyers land on your store, not just the marketplace.</w:t>
       </w:r>
     </w:p>
     <w:p>
@@ -5943,21 +5450,21 @@
         </w:pict>
       </w:r>
     </w:p>
-    <w:bookmarkEnd w:id="55"/>
-    <w:bookmarkStart w:id="56" w:name="part-8-whats-coming-already-designed-for"/>
+    <w:bookmarkEnd w:id="58"/>
+    <w:bookmarkStart w:id="59" w:name="Xac76e462ed03799ac44caee0a2758d76f0a5d6e"/>
     <w:p>
       <w:pPr>
         <w:pStyle w:val="Heading2"/>
       </w:pPr>
       <w:r>
-        <w:t xml:space="preserve">Part 8 · What’s coming (already designed for)</w:t>
-      </w:r>
-    </w:p>
-    <w:p>
-      <w:pPr>
-        <w:numPr>
-          <w:ilvl w:val="0"/>
-          <w:numId w:val="1010"/>
+        <w:t xml:space="preserve">Part 8 · What's coming (already designed for)</w:t>
+      </w:r>
+    </w:p>
+    <w:p>
+      <w:pPr>
+        <w:numPr>
+          <w:ilvl w:val="0"/>
+          <w:numId w:val="1025"/>
         </w:numPr>
         <w:pStyle w:val="Compact"/>
       </w:pPr>
@@ -5969,7 +5476,7 @@
       <w:pPr>
         <w:numPr>
           <w:ilvl w:val="0"/>
-          <w:numId w:val="1010"/>
+          <w:numId w:val="1025"/>
         </w:numPr>
         <w:pStyle w:val="Compact"/>
       </w:pPr>
@@ -5981,7 +5488,7 @@
       <w:pPr>
         <w:numPr>
           <w:ilvl w:val="0"/>
-          <w:numId w:val="1010"/>
+          <w:numId w:val="1025"/>
         </w:numPr>
         <w:pStyle w:val="Compact"/>
       </w:pPr>
@@ -5993,7 +5500,7 @@
       <w:pPr>
         <w:numPr>
           <w:ilvl w:val="0"/>
-          <w:numId w:val="1010"/>
+          <w:numId w:val="1025"/>
         </w:numPr>
         <w:pStyle w:val="Compact"/>
       </w:pPr>
@@ -6005,7 +5512,7 @@
       <w:pPr>
         <w:numPr>
           <w:ilvl w:val="0"/>
-          <w:numId w:val="1010"/>
+          <w:numId w:val="1025"/>
         </w:numPr>
         <w:pStyle w:val="Compact"/>
       </w:pPr>
@@ -6017,7 +5524,7 @@
       <w:pPr>
         <w:numPr>
           <w:ilvl w:val="0"/>
-          <w:numId w:val="1010"/>
+          <w:numId w:val="1025"/>
         </w:numPr>
         <w:pStyle w:val="Compact"/>
       </w:pPr>
@@ -6029,7 +5536,7 @@
       <w:pPr>
         <w:numPr>
           <w:ilvl w:val="0"/>
-          <w:numId w:val="1010"/>
+          <w:numId w:val="1025"/>
         </w:numPr>
         <w:pStyle w:val="Compact"/>
       </w:pPr>
@@ -6041,7 +5548,7 @@
       <w:pPr>
         <w:numPr>
           <w:ilvl w:val="0"/>
-          <w:numId w:val="1010"/>
+          <w:numId w:val="1025"/>
         </w:numPr>
         <w:pStyle w:val="Compact"/>
       </w:pPr>
@@ -6056,8 +5563,8 @@
         </w:pict>
       </w:r>
     </w:p>
-    <w:bookmarkEnd w:id="56"/>
-    <w:bookmarkStart w:id="57" w:name="part-8b-legal-pages"/>
+    <w:bookmarkEnd w:id="59"/>
+    <w:bookmarkStart w:id="60" w:name="part-8b--legal-pages"/>
     <w:p>
       <w:pPr>
         <w:pStyle w:val="Heading2"/>
@@ -6100,8 +5607,8 @@
         <w:t xml:space="preserve">are live, linked from the store footer, the sign-up form, and the Buy button. Have a lawyer review the terms before heavy promotion.</w:t>
       </w:r>
     </w:p>
-    <w:bookmarkEnd w:id="57"/>
-    <w:bookmarkStart w:id="58" w:name="part-9-quick-facts"/>
+    <w:bookmarkEnd w:id="60"/>
+    <w:bookmarkStart w:id="61" w:name="part-9--quick-facts"/>
     <w:p>
       <w:pPr>
         <w:pStyle w:val="Heading2"/>
@@ -6114,7 +5621,7 @@
       <w:pPr>
         <w:numPr>
           <w:ilvl w:val="0"/>
-          <w:numId w:val="1011"/>
+          <w:numId w:val="1026"/>
         </w:numPr>
         <w:pStyle w:val="Compact"/>
       </w:pPr>
@@ -6126,7 +5633,7 @@
       <w:pPr>
         <w:numPr>
           <w:ilvl w:val="0"/>
-          <w:numId w:val="1011"/>
+          <w:numId w:val="1026"/>
         </w:numPr>
         <w:pStyle w:val="Compact"/>
       </w:pPr>
@@ -6138,7 +5645,7 @@
       <w:pPr>
         <w:numPr>
           <w:ilvl w:val="0"/>
-          <w:numId w:val="1011"/>
+          <w:numId w:val="1026"/>
         </w:numPr>
         <w:pStyle w:val="Compact"/>
       </w:pPr>
@@ -6150,7 +5657,7 @@
       <w:pPr>
         <w:numPr>
           <w:ilvl w:val="0"/>
-          <w:numId w:val="1011"/>
+          <w:numId w:val="1026"/>
         </w:numPr>
         <w:pStyle w:val="Compact"/>
       </w:pPr>
@@ -6162,7 +5669,7 @@
       <w:pPr>
         <w:numPr>
           <w:ilvl w:val="0"/>
-          <w:numId w:val="1011"/>
+          <w:numId w:val="1026"/>
         </w:numPr>
         <w:pStyle w:val="Compact"/>
       </w:pPr>
@@ -6185,58 +5692,7 @@
         <w:t xml:space="preserve"> </w:t>
       </w:r>
       <w:r>
-        <w:t xml:space="preserve">every listing shows Buy now from day one, whether or not the seller has finished payout setup. The buyer pays and the money is held as always. When the item is handed over, if the seller hasn’t set up payouts, their share stays held and they get an email:</w:t>
-      </w:r>
-      <w:r>
-        <w:t xml:space="preserve"> </w:t>
-      </w:r>
-      <w:r>
-        <w:t xml:space="preserve">“</w:t>
-      </w:r>
-      <w:r>
-        <w:t xml:space="preserve">You sold [item]. $X is waiting for you.</w:t>
-      </w:r>
-      <w:r>
-        <w:t xml:space="preserve">”</w:t>
-      </w:r>
-      <w:r>
-        <w:t xml:space="preserve"> </w:t>
-      </w:r>
-      <w:r>
-        <w:t xml:space="preserve">Reminders go out every 3 days with the amount. The moment the seller finishes setup, everything owed is sent to their bank automatically, and the daily job double-checks each morning (automation:</w:t>
-      </w:r>
-      <w:r>
-        <w:t xml:space="preserve"> </w:t>
-      </w:r>
-      <w:r>
-        <w:t xml:space="preserve">“</w:t>
-      </w:r>
-      <w:r>
-        <w:t xml:space="preserve">Send held seller money</w:t>
-      </w:r>
-      <w:r>
-        <w:t xml:space="preserve">”</w:t>
-      </w:r>
-      <w:r>
-        <w:t xml:space="preserve">). Anything held 60+ days alerts staff to decide. New sellers also get payout setup reminders on day 1, 3 and 5 after signing up. The Payouts page shows sellers a green</w:t>
-      </w:r>
-      <w:r>
-        <w:t xml:space="preserve"> </w:t>
-      </w:r>
-      <w:r>
-        <w:t xml:space="preserve">“</w:t>
-      </w:r>
-      <w:r>
-        <w:t xml:space="preserve">$X is waiting for you</w:t>
-      </w:r>
-      <w:r>
-        <w:t xml:space="preserve">”</w:t>
-      </w:r>
-      <w:r>
-        <w:t xml:space="preserve"> </w:t>
-      </w:r>
-      <w:r>
-        <w:t xml:space="preserve">box.</w:t>
+        <w:t xml:space="preserve">every listing shows Buy now from day one, whether or not the seller has finished payout setup. The buyer pays and the money is held as always. When the item is handed over, if the seller hasn't set up payouts, their share stays held and they get an email: "You sold [item]. $X is waiting for you." Reminders go out every 3 days with the amount. The moment the seller finishes setup, everything owed is sent to their bank automatically, and the daily job double-checks each morning (automation: "Send held seller money"). Anything held 60+ days alerts staff to decide. New sellers also get payout setup reminders on day 1, 3 and 5 after signing up. The Payouts page shows sellers a green "$X is waiting for you" box.</w:t>
       </w:r>
     </w:p>
     <w:p>
@@ -6286,19 +5742,7 @@
         <w:t xml:space="preserve"> </w:t>
       </w:r>
       <w:r>
-        <w:t xml:space="preserve">(hidden but kept) can be brought back too: live again if they were listed before, otherwise to Drafts. Delete buttons now say the item goes to 🗑 Deleted instead of</w:t>
-      </w:r>
-      <w:r>
-        <w:t xml:space="preserve"> </w:t>
-      </w:r>
-      <w:r>
-        <w:t xml:space="preserve">“</w:t>
-      </w:r>
-      <w:r>
-        <w:t xml:space="preserve">for good.</w:t>
-      </w:r>
-      <w:r>
-        <w:t xml:space="preserve">”</w:t>
+        <w:t xml:space="preserve">(hidden but kept) can be brought back too: live again if they were listed before, otherwise to Drafts. Delete buttons now say the item goes to 🗑 Deleted instead of "for good."</w:t>
       </w:r>
     </w:p>
     <w:p>
@@ -6316,25 +5760,7 @@
         <w:t xml:space="preserve"> </w:t>
       </w:r>
       <w:r>
-        <w:t xml:space="preserve">next to</w:t>
-      </w:r>
-      <w:r>
-        <w:t xml:space="preserve"> </w:t>
-      </w:r>
-      <w:r>
-        <w:t xml:space="preserve">“</w:t>
-      </w:r>
-      <w:r>
-        <w:t xml:space="preserve">Weight (lbs, packed)</w:t>
-      </w:r>
-      <w:r>
-        <w:t xml:space="preserve">”</w:t>
-      </w:r>
-      <w:r>
-        <w:t xml:space="preserve"> </w:t>
-      </w:r>
-      <w:r>
-        <w:t xml:space="preserve">there’s a</w:t>
+        <w:t xml:space="preserve">next to "Weight (lbs, packed)" there's a</w:t>
       </w:r>
       <w:r>
         <w:t xml:space="preserve"> </w:t>
@@ -6366,7 +5792,7 @@
         <w:t xml:space="preserve"> </w:t>
       </w:r>
       <w:r>
-        <w:t xml:space="preserve">and the weight is empty. It’s free (no AI credit used). If the seller can weigh it, the real number is better.</w:t>
+        <w:t xml:space="preserve">and the weight is empty. It's free (no AI credit used). If the seller can weigh it, the real number is better.</w:t>
       </w:r>
     </w:p>
     <w:p>
@@ -6384,25 +5810,7 @@
         <w:t xml:space="preserve"> </w:t>
       </w:r>
       <w:r>
-        <w:t xml:space="preserve">AT&amp;T and Cricket shut off free email-to-text on June 17, 2025; T-Mobile, Metro and Mint stopped around December 2024; Sprint is gone. Those carriers are marked</w:t>
-      </w:r>
-      <w:r>
-        <w:t xml:space="preserve"> </w:t>
-      </w:r>
-      <w:r>
-        <w:t xml:space="preserve">“</w:t>
-      </w:r>
-      <w:r>
-        <w:t xml:space="preserve">texts not available</w:t>
-      </w:r>
-      <w:r>
-        <w:t xml:space="preserve">”</w:t>
-      </w:r>
-      <w:r>
-        <w:t xml:space="preserve"> </w:t>
-      </w:r>
-      <w:r>
-        <w:t xml:space="preserve">on Profile, the site skips them, and those people still get every alert by email. Verizon (and Xfinity, Visible, Straight Talk) still works but Verizon plans to end it by March 31, 2027; a paid text service would replace it then (ask first; about a cent a text).</w:t>
+        <w:t xml:space="preserve">AT&amp;T and Cricket shut off free email-to-text on June 17, 2025; T-Mobile, Metro and Mint stopped around December 2024; Sprint is gone. Those carriers are marked "texts not available" on Profile, the site skips them, and those people still get every alert by email. Verizon (and Xfinity, Visible, Straight Talk) still works but Verizon plans to end it by March 31, 2027; a paid text service would replace it then (ask first; about a cent a text).</w:t>
       </w:r>
       <w:r>
         <w:t xml:space="preserve"> </w:t>
@@ -6418,29 +5826,11 @@
         <w:t xml:space="preserve"> </w:t>
       </w:r>
       <w:r>
-        <w:t xml:space="preserve">the email key is send-only (the safe kind), so the old check showed</w:t>
-      </w:r>
-      <w:r>
-        <w:t xml:space="preserve"> </w:t>
-      </w:r>
-      <w:r>
-        <w:t xml:space="preserve">“</w:t>
-      </w:r>
-      <w:r>
-        <w:t xml:space="preserve">Broken</w:t>
-      </w:r>
-      <w:r>
-        <w:t xml:space="preserve">”</w:t>
-      </w:r>
-      <w:r>
-        <w:t xml:space="preserve"> </w:t>
-      </w:r>
-      <w:r>
-        <w:t xml:space="preserve">even while emails were delivering; Health now judges by real sends.</w:t>
-      </w:r>
-    </w:p>
-    <w:bookmarkEnd w:id="58"/>
-    <w:bookmarkStart w:id="59" w:name="the-new-visitor-redesign-oct-1-2026"/>
+        <w:t xml:space="preserve">the email key is send-only (the safe kind), so the old check showed "Broken" even while emails were delivering; Health now judges by real sends.</w:t>
+      </w:r>
+    </w:p>
+    <w:bookmarkEnd w:id="61"/>
+    <w:bookmarkStart w:id="62" w:name="the-new-visitor-redesign-oct-1-2026"/>
     <w:p>
       <w:pPr>
         <w:pStyle w:val="Heading2"/>
@@ -6498,25 +5888,7 @@
         <w:t xml:space="preserve">Write my listing</w:t>
       </w:r>
       <w:r>
-        <w:t xml:space="preserve">. About 30 seconds later they see their title, a price range, the description, and ready-to-paste versions for all 9 sites, with</w:t>
-      </w:r>
-      <w:r>
-        <w:t xml:space="preserve"> </w:t>
-      </w:r>
-      <w:r>
-        <w:t xml:space="preserve">“</w:t>
-      </w:r>
-      <w:r>
-        <w:t xml:space="preserve">Done in 22 seconds. By hand that’s 15 to 20 minutes.</w:t>
-      </w:r>
-      <w:r>
-        <w:t xml:space="preserve">”</w:t>
-      </w:r>
-      <w:r>
-        <w:t xml:space="preserve"> </w:t>
-      </w:r>
-      <w:r>
-        <w:t xml:space="preserve">Then:</w:t>
+        <w:t xml:space="preserve">. About 30 seconds later they see their title, a price range, the description, and ready-to-paste versions for all 9 sites, with "Done in 22 seconds. By hand that's 15 to 20 minutes." Then:</w:t>
       </w:r>
       <w:r>
         <w:t xml:space="preserve"> </w:t>
@@ -6566,7 +5938,7 @@
         <w:t xml:space="preserve"> </w:t>
       </w:r>
       <w:r>
-        <w:t xml:space="preserve">Signing up from a try turns the result into the person’s first draft listing, photo and all, and drops them on it with a 🎉 welcome card and one green button:</w:t>
+        <w:t xml:space="preserve">Signing up from a try turns the result into the person's first draft listing, photo and all, and drops them on it with a 🎉 welcome card and one green button:</w:t>
       </w:r>
       <w:r>
         <w:t xml:space="preserve"> </w:t>
@@ -6597,61 +5969,7 @@
         <w:t xml:space="preserve"> </w:t>
       </w:r>
       <w:r>
-        <w:t xml:space="preserve">Headline</w:t>
-      </w:r>
-      <w:r>
-        <w:t xml:space="preserve"> </w:t>
-      </w:r>
-      <w:r>
-        <w:t xml:space="preserve">“</w:t>
-      </w:r>
-      <w:r>
-        <w:t xml:space="preserve">Snap a photo. The AI writes your listing.</w:t>
-      </w:r>
-      <w:r>
-        <w:t xml:space="preserve">”</w:t>
-      </w:r>
-      <w:r>
-        <w:t xml:space="preserve"> </w:t>
-      </w:r>
-      <w:r>
-        <w:t xml:space="preserve">One big button, three small links (What’s it worth? · List a whole box · Overwhelmed? Start here), a 3-step</w:t>
-      </w:r>
-      <w:r>
-        <w:t xml:space="preserve"> </w:t>
-      </w:r>
-      <w:r>
-        <w:t xml:space="preserve">“</w:t>
-      </w:r>
-      <w:r>
-        <w:t xml:space="preserve">How selling works</w:t>
-      </w:r>
-      <w:r>
-        <w:t xml:space="preserve">”</w:t>
-      </w:r>
-      <w:r>
-        <w:t xml:space="preserve"> </w:t>
-      </w:r>
-      <w:r>
-        <w:t xml:space="preserve">(Snap it · AI writes it · Get paid), then</w:t>
-      </w:r>
-      <w:r>
-        <w:t xml:space="preserve"> </w:t>
-      </w:r>
-      <w:r>
-        <w:t xml:space="preserve">“</w:t>
-      </w:r>
-      <w:r>
-        <w:t xml:space="preserve">Shopping? Find something near you</w:t>
-      </w:r>
-      <w:r>
-        <w:t xml:space="preserve">”</w:t>
-      </w:r>
-      <w:r>
-        <w:t xml:space="preserve"> </w:t>
-      </w:r>
-      <w:r>
-        <w:t xml:space="preserve">with the search and the store. The top bar is just</w:t>
+        <w:t xml:space="preserve">Headline "Snap a photo. The AI writes your listing." One big button, three small links (What's it worth? · List a whole box · Overwhelmed? Start here), a 3-step "How selling works" (Snap it · AI writes it · Get paid), then "Shopping? Find something near you" with the search and the store. The top bar is just</w:t>
       </w:r>
       <w:r>
         <w:t xml:space="preserve"> </w:t>
@@ -6685,7 +6003,7 @@
         <w:t xml:space="preserve"> </w:t>
       </w:r>
       <w:r>
-        <w:t xml:space="preserve">Every tool in plain words, biggest first: List one item (Start here), List a whole box, What’s it worth?, Should I buy it?, How to post on each app, Overwhelmed? Start with one box, What things are worth. Plus a simple Free vs Pro box.</w:t>
+        <w:t xml:space="preserve">Every tool in plain words, biggest first: List one item (Start here), List a whole box, What's it worth?, Should I buy it?, How to post on each app, Overwhelmed? Start with one box, What things are worth. Plus a simple Free vs Pro box.</w:t>
       </w:r>
     </w:p>
     <w:p>
@@ -6703,25 +6021,7 @@
         <w:t xml:space="preserve"> </w:t>
       </w:r>
       <w:r>
-        <w:t xml:space="preserve">Right after the AI writes a listing for a free seller:</w:t>
-      </w:r>
-      <w:r>
-        <w:t xml:space="preserve"> </w:t>
-      </w:r>
-      <w:r>
-        <w:t xml:space="preserve">“</w:t>
-      </w:r>
-      <w:r>
-        <w:t xml:space="preserve">✨ Written in 18 seconds. By hand that’s about 15 minutes. 2 free AI listings left.</w:t>
-      </w:r>
-      <w:r>
-        <w:t xml:space="preserve">”</w:t>
-      </w:r>
-      <w:r>
-        <w:t xml:space="preserve"> </w:t>
-      </w:r>
-      <w:r>
-        <w:t xml:space="preserve">with</w:t>
+        <w:t xml:space="preserve">Right after the AI writes a listing for a free seller: "✨ Written in 18 seconds. By hand that's about 15 minutes. 2 free AI listings left." with</w:t>
       </w:r>
       <w:r>
         <w:t xml:space="preserve"> </w:t>
@@ -6750,43 +6050,7 @@
         <w:t xml:space="preserve">Later</w:t>
       </w:r>
       <w:r>
-        <w:t xml:space="preserve">. When the free listings run out:</w:t>
-      </w:r>
-      <w:r>
-        <w:t xml:space="preserve"> </w:t>
-      </w:r>
-      <w:r>
-        <w:t xml:space="preserve">“</w:t>
-      </w:r>
-      <w:r>
-        <w:t xml:space="preserve">You’ve used your free AI listings 🎉 That means it’s working for you,</w:t>
-      </w:r>
-      <w:r>
-        <w:t xml:space="preserve">”</w:t>
-      </w:r>
-      <w:r>
-        <w:t xml:space="preserve"> </w:t>
-      </w:r>
-      <w:r>
-        <w:t xml:space="preserve">with Go Pro or</w:t>
-      </w:r>
-      <w:r>
-        <w:t xml:space="preserve"> </w:t>
-      </w:r>
-      <w:r>
-        <w:t xml:space="preserve">“</w:t>
-      </w:r>
-      <w:r>
-        <w:t xml:space="preserve">Not now, I’ll type this one myself.</w:t>
-      </w:r>
-      <w:r>
-        <w:t xml:space="preserve">”</w:t>
-      </w:r>
-      <w:r>
-        <w:t xml:space="preserve"> </w:t>
-      </w:r>
-      <w:r>
-        <w:t xml:space="preserve">Never before they’ve seen it work.</w:t>
+        <w:t xml:space="preserve">. When the free listings run out: "You've used your free AI listings 🎉 That means it's working for you," with Go Pro or "Not now, I'll type this one myself." Never before they've seen it work.</w:t>
       </w:r>
     </w:p>
     <w:p>
@@ -6830,19 +6094,7 @@
         <w:t xml:space="preserve">☰ More</w:t>
       </w:r>
       <w:r>
-        <w:t xml:space="preserve">, grouped (Selling: Orders, Offers, AI tools, List a whole pile · You: Profile &amp; alerts, Year summary, Pro, See the store, Help). When an order or offer needs them, a green bar across the top says so (</w:t>
-      </w:r>
-      <w:r>
-        <w:t xml:space="preserve">“</w:t>
-      </w:r>
-      <w:r>
-        <w:t xml:space="preserve">🛒 Someone bought something! Tap to see what to do.</w:t>
-      </w:r>
-      <w:r>
-        <w:t xml:space="preserve">”</w:t>
-      </w:r>
-      <w:r>
-        <w:t xml:space="preserve">). Staff see 6 tabs (Inventory, Add, Inbox, Orders, Review, Operations) and More in three groups: Selling · Store &amp; people · Run the business.</w:t>
+        <w:t xml:space="preserve">, grouped (Selling: Orders, Offers, AI tools, List a whole pile · You: Profile &amp; alerts, Year summary, Pro, See the store, Help). When an order or offer needs them, a green bar across the top says so ("🛒 Someone bought something! Tap to see what to do."). Staff see 6 tabs (Inventory, Add, Inbox, Orders, Review, Operations) and More in three groups: Selling · Store &amp; people · Run the business.</w:t>
       </w:r>
     </w:p>
     <w:p>
@@ -6860,52 +6112,7 @@
         <w:t xml:space="preserve"> </w:t>
       </w:r>
       <w:r>
-        <w:t xml:space="preserve">“</w:t>
-      </w:r>
-      <w:r>
-        <w:t xml:space="preserve">Start selling, free</w:t>
-      </w:r>
-      <w:r>
-        <w:t xml:space="preserve">”</w:t>
-      </w:r>
-      <w:r>
-        <w:t xml:space="preserve"> </w:t>
-      </w:r>
-      <w:r>
-        <w:t xml:space="preserve">/</w:t>
-      </w:r>
-      <w:r>
-        <w:t xml:space="preserve"> </w:t>
-      </w:r>
-      <w:r>
-        <w:t xml:space="preserve">“</w:t>
-      </w:r>
-      <w:r>
-        <w:t xml:space="preserve">Keep your listing</w:t>
-      </w:r>
-      <w:r>
-        <w:t xml:space="preserve">”</w:t>
-      </w:r>
-      <w:r>
-        <w:t xml:space="preserve">; no</w:t>
-      </w:r>
-      <w:r>
-        <w:t xml:space="preserve"> </w:t>
-      </w:r>
-      <w:r>
-        <w:t xml:space="preserve">“</w:t>
-      </w:r>
-      <w:r>
-        <w:t xml:space="preserve">consignor</w:t>
-      </w:r>
-      <w:r>
-        <w:t xml:space="preserve">”</w:t>
-      </w:r>
-      <w:r>
-        <w:t xml:space="preserve"> </w:t>
-      </w:r>
-      <w:r>
-        <w:t xml:space="preserve">anywhere a newcomer looks.</w:t>
+        <w:t xml:space="preserve">"Start selling, free" / "Keep your listing"; no "consignor" anywhere a newcomer looks.</w:t>
       </w:r>
     </w:p>
     <w:p>
@@ -6919,15 +6126,15 @@
         </w:rPr>
         <w:t xml:space="preserve">Checks that now run by themselves.</w:t>
       </w:r>
-      <w:r>
-        <w:t xml:space="preserve"> </w:t>
-      </w:r>
-      <w:r>
-        <w:t xml:space="preserve">-</w:t>
-      </w:r>
-      <w:r>
-        <w:t xml:space="preserve"> </w:t>
-      </w:r>
+    </w:p>
+    <w:p>
+      <w:pPr>
+        <w:numPr>
+          <w:ilvl w:val="0"/>
+          <w:numId w:val="1027"/>
+        </w:numPr>
+        <w:pStyle w:val="Compact"/>
+      </w:pPr>
       <w:r>
         <w:rPr>
           <w:bCs/>
@@ -6941,15 +6148,15 @@
       <w:r>
         <w:t xml:space="preserve">a robot does the whole new-person path on the live site: try it free with a real photo → keep it → sign up → its first draft appears → signs in → adds another item with a photo → sends for review → approved → a signed-out shopper opens it → then it deletes everything it made. If any step breaks, staff get an alert naming the step. Its very first run found that the AI tools were failing (below).</w:t>
       </w:r>
-      <w:r>
-        <w:t xml:space="preserve"> </w:t>
-      </w:r>
-      <w:r>
-        <w:t xml:space="preserve">-</w:t>
-      </w:r>
-      <w:r>
-        <w:t xml:space="preserve"> </w:t>
-      </w:r>
+    </w:p>
+    <w:p>
+      <w:pPr>
+        <w:numPr>
+          <w:ilvl w:val="0"/>
+          <w:numId w:val="1027"/>
+        </w:numPr>
+        <w:pStyle w:val="Compact"/>
+      </w:pPr>
       <w:r>
         <w:rPr>
           <w:bCs/>
@@ -6963,15 +6170,15 @@
       <w:r>
         <w:t xml:space="preserve">every page in the sitemap plus the feeds, opened as a signed-out shopper.</w:t>
       </w:r>
-      <w:r>
-        <w:t xml:space="preserve"> </w:t>
-      </w:r>
-      <w:r>
-        <w:t xml:space="preserve">-</w:t>
-      </w:r>
-      <w:r>
-        <w:t xml:space="preserve"> </w:t>
-      </w:r>
+    </w:p>
+    <w:p>
+      <w:pPr>
+        <w:numPr>
+          <w:ilvl w:val="0"/>
+          <w:numId w:val="1027"/>
+        </w:numPr>
+        <w:pStyle w:val="Compact"/>
+      </w:pPr>
       <w:r>
         <w:rPr>
           <w:bCs/>
@@ -6985,15 +6192,15 @@
       <w:r>
         <w:t xml:space="preserve">a real structured AI call like the tools make; alerts if the AI tools stop answering.</w:t>
       </w:r>
-      <w:r>
-        <w:t xml:space="preserve"> </w:t>
-      </w:r>
-      <w:r>
-        <w:t xml:space="preserve">-</w:t>
-      </w:r>
-      <w:r>
-        <w:t xml:space="preserve"> </w:t>
-      </w:r>
+    </w:p>
+    <w:p>
+      <w:pPr>
+        <w:numPr>
+          <w:ilvl w:val="0"/>
+          <w:numId w:val="1027"/>
+        </w:numPr>
+        <w:pStyle w:val="Compact"/>
+      </w:pPr>
       <w:r>
         <w:rPr>
           <w:bCs/>
@@ -7010,6 +6217,40 @@
     </w:p>
     <w:p>
       <w:pPr>
+        <w:pStyle w:val="FirstParagraph"/>
+      </w:pPr>
+      <w:r>
+        <w:rPr>
+          <w:bCs/>
+          <w:b/>
+        </w:rPr>
+        <w:t xml:space="preserve">Fixed while testing (Oct 1).</w:t>
+      </w:r>
+      <w:r>
+        <w:t xml:space="preserve"> </w:t>
+      </w:r>
+      <w:r>
+        <w:t xml:space="preserve">The AI model in use stopped accepting the way several tools asked for their answer, so</w:t>
+      </w:r>
+      <w:r>
+        <w:t xml:space="preserve"> </w:t>
+      </w:r>
+      <w:r>
+        <w:rPr>
+          <w:bCs/>
+          <w:b/>
+        </w:rPr>
+        <w:t xml:space="preserve">What's it worth?, Sort the pile, Buy or pass?, the weight guess and try-it-free were all failing</w:t>
+      </w:r>
+      <w:r>
+        <w:t xml:space="preserve"> </w:t>
+      </w:r>
+      <w:r>
+        <w:t xml:space="preserve">(7 real Sort-the-pile attempts failed between 12:45 and 12:48 PM; credits were refunded automatically). All of them now go through one shared helper that asks the way the model accepts.</w:t>
+      </w:r>
+    </w:p>
+    <w:p>
+      <w:pPr>
         <w:pStyle w:val="BodyText"/>
       </w:pPr>
       <w:r>
@@ -7017,29 +6258,110 @@
           <w:bCs/>
           <w:b/>
         </w:rPr>
-        <w:t xml:space="preserve">Fixed while testing (Oct 1).</w:t>
-      </w:r>
-      <w:r>
-        <w:t xml:space="preserve"> </w:t>
-      </w:r>
-      <w:r>
-        <w:t xml:space="preserve">The AI model in use stopped accepting the way several tools asked for their answer, so</w:t>
-      </w:r>
-      <w:r>
-        <w:t xml:space="preserve"> </w:t>
-      </w:r>
-      <w:r>
-        <w:rPr>
-          <w:bCs/>
-          <w:b/>
-        </w:rPr>
-        <w:t xml:space="preserve">What’s it worth?, Sort the pile, Buy or pass?, the weight guess and try-it-free were all failing</w:t>
-      </w:r>
-      <w:r>
-        <w:t xml:space="preserve"> </w:t>
-      </w:r>
-      <w:r>
-        <w:t xml:space="preserve">(7 real Sort-the-pile attempts failed between 12:45 and 12:48 PM; credits were refunded automatically). All of them now go through one shared helper that asks the way the model accepts.</w:t>
+        <w:t xml:space="preserve">Also fixed Oct 1:</w:t>
+      </w:r>
+      <w:r>
+        <w:t xml:space="preserve"> </w:t>
+      </w:r>
+      <w:r>
+        <w:t xml:space="preserve">the Google Shopping feed (what Merchant Center reads), the new-items feed and the sitemap were being saved once at build time, and the last build saved an empty Google feed. They're now made fresh on request (cached at the edge for 15 to 30 minutes), and if the database ever doesn't answer they return "try again later" instead of an empty list, so Google keeps its last good copy. The morning sweep checks that both feeds have items.</w:t>
+      </w:r>
+    </w:p>
+    <w:bookmarkEnd w:id="62"/>
+    <w:bookmarkStart w:id="63" w:name="Xf96c76047641fee63af2299afe63d7779b3ca8c"/>
+    <w:p>
+      <w:pPr>
+        <w:pStyle w:val="Heading2"/>
+      </w:pPr>
+      <w:r>
+        <w:t xml:space="preserve">Taking a photo right in the app (Oct 1, 2026)</w:t>
+      </w:r>
+    </w:p>
+    <w:p>
+      <w:pPr>
+        <w:pStyle w:val="FirstParagraph"/>
+      </w:pPr>
+      <w:r>
+        <w:t xml:space="preserve">What's it worth, Buy or Pass and Sort the pile each have two buttons.</w:t>
+      </w:r>
+      <w:r>
+        <w:t xml:space="preserve"> </w:t>
+      </w:r>
+      <w:r>
+        <w:rPr>
+          <w:bCs/>
+          <w:b/>
+        </w:rPr>
+        <w:t xml:space="preserve">🖼 Pick photos</w:t>
+      </w:r>
+      <w:r>
+        <w:t xml:space="preserve"> </w:t>
+      </w:r>
+      <w:r>
+        <w:t xml:space="preserve">uses pictures already on your phone.</w:t>
+      </w:r>
+      <w:r>
+        <w:t xml:space="preserve"> </w:t>
+      </w:r>
+      <w:r>
+        <w:rPr>
+          <w:bCs/>
+          <w:b/>
+        </w:rPr>
+        <w:t xml:space="preserve">📸 Take a photo</w:t>
+      </w:r>
+      <w:r>
+        <w:t xml:space="preserve"> </w:t>
+      </w:r>
+      <w:r>
+        <w:t xml:space="preserve">opens the camera right there, which is handy in a store aisle.</w:t>
+      </w:r>
+    </w:p>
+    <w:bookmarkEnd w:id="63"/>
+    <w:bookmarkStart w:id="64" w:name="buy-or-pass-in-a-thrift-store-oct-1-2026"/>
+    <w:p>
+      <w:pPr>
+        <w:pStyle w:val="Heading2"/>
+      </w:pPr>
+      <w:r>
+        <w:t xml:space="preserve">Buy or Pass in a thrift store (Oct 1, 2026)</w:t>
+      </w:r>
+    </w:p>
+    <w:p>
+      <w:pPr>
+        <w:pStyle w:val="FirstParagraph"/>
+      </w:pPr>
+      <w:r>
+        <w:t xml:space="preserve">Go to</w:t>
+      </w:r>
+      <w:r>
+        <w:t xml:space="preserve"> </w:t>
+      </w:r>
+      <w:r>
+        <w:rPr>
+          <w:bCs/>
+          <w:b/>
+        </w:rPr>
+        <w:t xml:space="preserve">nextownermarket.com/thrift</w:t>
+      </w:r>
+      <w:r>
+        <w:t xml:space="preserve">. Snap the item, type the price on the tag, and tap</w:t>
+      </w:r>
+      <w:r>
+        <w:t xml:space="preserve"> </w:t>
+      </w:r>
+      <w:r>
+        <w:rPr>
+          <w:bCs/>
+          <w:b/>
+        </w:rPr>
+        <w:t xml:space="preserve">Buy or pass?</w:t>
+      </w:r>
+      <w:r>
+        <w:t xml:space="preserve"> </w:t>
+      </w:r>
+      <w:r>
+        <w:t xml:space="preserve">Your first check is free with no account. A free account gives you 5 free checks every day.</w:t>
       </w:r>
     </w:p>
     <w:p>
@@ -7051,41 +6373,131 @@
           <w:bCs/>
           <w:b/>
         </w:rPr>
-        <w:t xml:space="preserve">Also fixed Oct 1:</w:t>
-      </w:r>
-      <w:r>
-        <w:t xml:space="preserve"> </w:t>
-      </w:r>
-      <w:r>
-        <w:t xml:space="preserve">the Google Shopping feed (what Merchant Center reads), the new-items feed and the sitemap were being saved once at build time, and the last build saved an empty Google feed. They’re now made fresh on request (cached at the edge for 15 to 30 minutes), and if the database ever doesn’t answer they return</w:t>
-      </w:r>
-      <w:r>
-        <w:t xml:space="preserve"> </w:t>
-      </w:r>
-      <w:r>
-        <w:t xml:space="preserve">“</w:t>
-      </w:r>
-      <w:r>
-        <w:t xml:space="preserve">try again later</w:t>
-      </w:r>
-      <w:r>
-        <w:t xml:space="preserve">”</w:t>
-      </w:r>
-      <w:r>
-        <w:t xml:space="preserve"> </w:t>
-      </w:r>
-      <w:r>
-        <w:t xml:space="preserve">instead of an empty list, so Google keeps its last good copy. The morning sweep checks that both feeds have items.</w:t>
-      </w:r>
-    </w:p>
-    <w:bookmarkEnd w:id="59"/>
-    <w:bookmarkStart w:id="60" w:name="Xf96c76047641fee63af2299afe63d7779b3ca8c"/>
+        <w:t xml:space="preserve">What you get back:</w:t>
+      </w:r>
+    </w:p>
+    <w:p>
+      <w:pPr>
+        <w:numPr>
+          <w:ilvl w:val="0"/>
+          <w:numId w:val="1028"/>
+        </w:numPr>
+        <w:pStyle w:val="Compact"/>
+      </w:pPr>
+      <w:r>
+        <w:t xml:space="preserve">what you'd keep at eBay, Mercari, Poshmark, Facebook and our store, with the best one marked;</w:t>
+      </w:r>
+    </w:p>
+    <w:p>
+      <w:pPr>
+        <w:numPr>
+          <w:ilvl w:val="0"/>
+          <w:numId w:val="1028"/>
+        </w:numPr>
+        <w:pStyle w:val="Compact"/>
+      </w:pPr>
+      <w:r>
+        <w:t xml:space="preserve">the most you should pay;</w:t>
+      </w:r>
+    </w:p>
+    <w:p>
+      <w:pPr>
+        <w:numPr>
+          <w:ilvl w:val="0"/>
+          <w:numId w:val="1028"/>
+        </w:numPr>
+        <w:pStyle w:val="Compact"/>
+      </w:pPr>
+      <w:r>
+        <w:t xml:space="preserve">a straight BUY, MAYBE or PASS.</w:t>
+      </w:r>
+    </w:p>
+    <w:p>
+      <w:pPr>
+        <w:pStyle w:val="FirstParagraph"/>
+      </w:pPr>
+      <w:r>
+        <w:rPr>
+          <w:bCs/>
+          <w:b/>
+        </w:rPr>
+        <w:t xml:space="preserve">After the answer:</w:t>
+      </w:r>
+    </w:p>
+    <w:p>
+      <w:pPr>
+        <w:numPr>
+          <w:ilvl w:val="0"/>
+          <w:numId w:val="1029"/>
+        </w:numPr>
+        <w:pStyle w:val="Compact"/>
+      </w:pPr>
+      <w:r>
+        <w:rPr>
+          <w:bCs/>
+          <w:b/>
+        </w:rPr>
+        <w:t xml:space="preserve">I bought it: list it now</w:t>
+      </w:r>
+      <w:r>
+        <w:t xml:space="preserve"> </w:t>
+      </w:r>
+      <w:r>
+        <w:t xml:space="preserve">turns the find into a listing.</w:t>
+      </w:r>
+    </w:p>
+    <w:p>
+      <w:pPr>
+        <w:numPr>
+          <w:ilvl w:val="0"/>
+          <w:numId w:val="1029"/>
+        </w:numPr>
+        <w:pStyle w:val="Compact"/>
+      </w:pPr>
+      <w:r>
+        <w:rPr>
+          <w:bCs/>
+          <w:b/>
+        </w:rPr>
+        <w:t xml:space="preserve">Show off this find</w:t>
+      </w:r>
+      <w:r>
+        <w:t xml:space="preserve"> </w:t>
+      </w:r>
+      <w:r>
+        <w:t xml:space="preserve">shares a picture card with your invite link.</w:t>
+      </w:r>
+    </w:p>
+    <w:p>
+      <w:pPr>
+        <w:numPr>
+          <w:ilvl w:val="0"/>
+          <w:numId w:val="1029"/>
+        </w:numPr>
+        <w:pStyle w:val="Compact"/>
+      </w:pPr>
+      <w:r>
+        <w:rPr>
+          <w:bCs/>
+          <w:b/>
+        </w:rPr>
+        <w:t xml:space="preserve">Remind me Mondays</w:t>
+      </w:r>
+      <w:r>
+        <w:t xml:space="preserve"> </w:t>
+      </w:r>
+      <w:r>
+        <w:t xml:space="preserve">sends a heads-up on color-tag day.</w:t>
+      </w:r>
+    </w:p>
+    <w:bookmarkEnd w:id="64"/>
+    <w:bookmarkStart w:id="65" w:name="share-every-find-oct-1-2026"/>
     <w:p>
       <w:pPr>
         <w:pStyle w:val="Heading2"/>
       </w:pPr>
       <w:r>
-        <w:t xml:space="preserve">Taking a photo right in the app (Oct 1, 2026)</w:t>
+        <w:t xml:space="preserve">Share every find (Oct 1, 2026)</w:t>
       </w:r>
     </w:p>
     <w:p>
@@ -7093,49 +6505,69 @@
         <w:pStyle w:val="FirstParagraph"/>
       </w:pPr>
       <w:r>
-        <w:t xml:space="preserve">What’s it worth, Buy or Pass and Sort the pile each have two buttons.</w:t>
-      </w:r>
-      <w:r>
-        <w:t xml:space="preserve"> </w:t>
-      </w:r>
-      <w:r>
-        <w:rPr>
-          <w:bCs/>
-          <w:b/>
-        </w:rPr>
-        <w:t xml:space="preserve">🖼 Pick photos</w:t>
-      </w:r>
-      <w:r>
-        <w:t xml:space="preserve"> </w:t>
-      </w:r>
-      <w:r>
-        <w:t xml:space="preserve">uses pictures already on your phone.</w:t>
-      </w:r>
-      <w:r>
-        <w:t xml:space="preserve"> </w:t>
-      </w:r>
-      <w:r>
-        <w:rPr>
-          <w:bCs/>
-          <w:b/>
-        </w:rPr>
-        <w:t xml:space="preserve">📸 Take a photo</w:t>
-      </w:r>
-      <w:r>
-        <w:t xml:space="preserve"> </w:t>
-      </w:r>
-      <w:r>
-        <w:t xml:space="preserve">opens the camera right there, which is handy in a store aisle.</w:t>
-      </w:r>
-    </w:p>
-    <w:bookmarkEnd w:id="60"/>
-    <w:bookmarkStart w:id="61" w:name="buy-or-pass-in-a-thrift-store-oct-1-2026"/>
+        <w:t xml:space="preserve">Right under every answer is a big</w:t>
+      </w:r>
+      <w:r>
+        <w:t xml:space="preserve"> </w:t>
+      </w:r>
+      <w:r>
+        <w:rPr>
+          <w:bCs/>
+          <w:b/>
+        </w:rPr>
+        <w:t xml:space="preserve">📣 Share this find</w:t>
+      </w:r>
+      <w:r>
+        <w:t xml:space="preserve"> </w:t>
+      </w:r>
+      <w:r>
+        <w:t xml:space="preserve">button. Tapping it gives your find its own page that people searching Google can find, then lets you send it to Facebook, a text, or anywhere else.</w:t>
+      </w:r>
+    </w:p>
+    <w:p>
+      <w:pPr>
+        <w:pStyle w:val="BodyText"/>
+      </w:pPr>
+      <w:r>
+        <w:rPr>
+          <w:bCs/>
+          <w:b/>
+        </w:rPr>
+        <w:t xml:space="preserve">🔒 It's private.</w:t>
+      </w:r>
+      <w:r>
+        <w:t xml:space="preserve"> </w:t>
+      </w:r>
+      <w:r>
+        <w:t xml:space="preserve">No name, no email, no address, no location. People only see the item, its photo and what it's worth.</w:t>
+      </w:r>
+    </w:p>
+    <w:p>
+      <w:pPr>
+        <w:pStyle w:val="BodyText"/>
+      </w:pPr>
+      <w:r>
+        <w:rPr>
+          <w:bCs/>
+          <w:b/>
+        </w:rPr>
+        <w:t xml:space="preserve">Thrift Pro ($3.99 a month)</w:t>
+      </w:r>
+      <w:r>
+        <w:t xml:space="preserve"> </w:t>
+      </w:r>
+      <w:r>
+        <w:t xml:space="preserve">gives you unlimited checks if 5 a day isn't enough.</w:t>
+      </w:r>
+    </w:p>
+    <w:bookmarkEnd w:id="65"/>
+    <w:bookmarkStart w:id="66" w:name="fix-a-wrong-answer-oct-2-2026"/>
     <w:p>
       <w:pPr>
         <w:pStyle w:val="Heading2"/>
       </w:pPr>
       <w:r>
-        <w:t xml:space="preserve">Buy or Pass in a thrift store (Oct 1, 2026)</w:t>
+        <w:t xml:space="preserve">Fix a wrong answer (Oct 2, 2026)</w:t>
       </w:r>
     </w:p>
     <w:p>
@@ -7143,36 +6575,33 @@
         <w:pStyle w:val="FirstParagraph"/>
       </w:pPr>
       <w:r>
-        <w:t xml:space="preserve">Go to</w:t>
-      </w:r>
-      <w:r>
-        <w:t xml:space="preserve"> </w:t>
-      </w:r>
-      <w:r>
-        <w:rPr>
-          <w:bCs/>
-          <w:b/>
-        </w:rPr>
-        <w:t xml:space="preserve">nextownermarket.com/thrift</w:t>
-      </w:r>
-      <w:r>
-        <w:t xml:space="preserve">. Snap the item, type the price on the tag, and tap</w:t>
-      </w:r>
-      <w:r>
-        <w:t xml:space="preserve"> </w:t>
-      </w:r>
-      <w:r>
-        <w:rPr>
-          <w:bCs/>
-          <w:b/>
-        </w:rPr>
-        <w:t xml:space="preserve">Buy or pass?</w:t>
-      </w:r>
-      <w:r>
-        <w:t xml:space="preserve"> </w:t>
-      </w:r>
-      <w:r>
-        <w:t xml:space="preserve">Your first check is free with no account. A free account gives you 5 free checks every day.</w:t>
+        <w:t xml:space="preserve">If What's it worth, Buy or Pass or Sort the pile gets something wrong, tap</w:t>
+      </w:r>
+      <w:r>
+        <w:t xml:space="preserve"> </w:t>
+      </w:r>
+      <w:r>
+        <w:rPr>
+          <w:bCs/>
+          <w:b/>
+        </w:rPr>
+        <w:t xml:space="preserve">✏️ Something wrong? Tell it and it re-checks</w:t>
+      </w:r>
+      <w:r>
+        <w:t xml:space="preserve">, right under the answer. Type or tap the mic and say what's wrong ("it's the 1978 model," "the lid is missing," "that's real gold"), then tap</w:t>
+      </w:r>
+      <w:r>
+        <w:t xml:space="preserve"> </w:t>
+      </w:r>
+      <w:r>
+        <w:rPr>
+          <w:bCs/>
+          <w:b/>
+        </w:rPr>
+        <w:t xml:space="preserve">🔄 Update the answer</w:t>
+      </w:r>
+      <w:r>
+        <w:t xml:space="preserve">.</w:t>
       </w:r>
     </w:p>
     <w:p>
@@ -7180,181 +6609,11 @@
         <w:pStyle w:val="BodyText"/>
       </w:pPr>
       <w:r>
-        <w:rPr>
-          <w:bCs/>
-          <w:b/>
-        </w:rPr>
-        <w:t xml:space="preserve">What you get back:</w:t>
-      </w:r>
-      <w:r>
-        <w:t xml:space="preserve"> </w:t>
-      </w:r>
-      <w:r>
-        <w:t xml:space="preserve">- what you’d keep at eBay, Mercari, Poshmark, Facebook and our store, with the best one marked;</w:t>
-      </w:r>
-      <w:r>
-        <w:t xml:space="preserve"> </w:t>
-      </w:r>
-      <w:r>
-        <w:t xml:space="preserve">- the most you should pay;</w:t>
-      </w:r>
-      <w:r>
-        <w:t xml:space="preserve"> </w:t>
-      </w:r>
-      <w:r>
-        <w:t xml:space="preserve">- a straight BUY, MAYBE or PASS.</w:t>
-      </w:r>
-    </w:p>
-    <w:p>
-      <w:pPr>
-        <w:pStyle w:val="BodyText"/>
-      </w:pPr>
-      <w:r>
-        <w:rPr>
-          <w:bCs/>
-          <w:b/>
-        </w:rPr>
-        <w:t xml:space="preserve">After the answer:</w:t>
-      </w:r>
-      <w:r>
-        <w:t xml:space="preserve"> </w:t>
-      </w:r>
-      <w:r>
-        <w:t xml:space="preserve">-</w:t>
-      </w:r>
-      <w:r>
-        <w:t xml:space="preserve"> </w:t>
-      </w:r>
-      <w:r>
-        <w:rPr>
-          <w:bCs/>
-          <w:b/>
-        </w:rPr>
-        <w:t xml:space="preserve">I bought it: list it now</w:t>
-      </w:r>
-      <w:r>
-        <w:t xml:space="preserve"> </w:t>
-      </w:r>
-      <w:r>
-        <w:t xml:space="preserve">turns the find into a listing.</w:t>
-      </w:r>
-      <w:r>
-        <w:t xml:space="preserve"> </w:t>
-      </w:r>
-      <w:r>
-        <w:t xml:space="preserve">-</w:t>
-      </w:r>
-      <w:r>
-        <w:t xml:space="preserve"> </w:t>
-      </w:r>
-      <w:r>
-        <w:rPr>
-          <w:bCs/>
-          <w:b/>
-        </w:rPr>
-        <w:t xml:space="preserve">Show off this find</w:t>
-      </w:r>
-      <w:r>
-        <w:t xml:space="preserve"> </w:t>
-      </w:r>
-      <w:r>
-        <w:t xml:space="preserve">shares a picture card with your invite link.</w:t>
-      </w:r>
-      <w:r>
-        <w:t xml:space="preserve"> </w:t>
-      </w:r>
-      <w:r>
-        <w:t xml:space="preserve">-</w:t>
-      </w:r>
-      <w:r>
-        <w:t xml:space="preserve"> </w:t>
-      </w:r>
-      <w:r>
-        <w:rPr>
-          <w:bCs/>
-          <w:b/>
-        </w:rPr>
-        <w:t xml:space="preserve">Remind me Mondays</w:t>
-      </w:r>
-      <w:r>
-        <w:t xml:space="preserve"> </w:t>
-      </w:r>
-      <w:r>
-        <w:t xml:space="preserve">sends a heads-up on color-tag day.</w:t>
-      </w:r>
-    </w:p>
-    <w:bookmarkEnd w:id="61"/>
-    <w:bookmarkStart w:id="62" w:name="share-every-find-oct-1-2026"/>
-    <w:p>
-      <w:pPr>
-        <w:pStyle w:val="Heading2"/>
-      </w:pPr>
-      <w:r>
-        <w:t xml:space="preserve">Share every find (Oct 1, 2026)</w:t>
-      </w:r>
-    </w:p>
-    <w:p>
-      <w:pPr>
-        <w:pStyle w:val="FirstParagraph"/>
-      </w:pPr>
-      <w:r>
-        <w:t xml:space="preserve">Right under every answer is a big</w:t>
-      </w:r>
-      <w:r>
-        <w:t xml:space="preserve"> </w:t>
-      </w:r>
-      <w:r>
-        <w:rPr>
-          <w:bCs/>
-          <w:b/>
-        </w:rPr>
-        <w:t xml:space="preserve">📣 Share this find</w:t>
-      </w:r>
-      <w:r>
-        <w:t xml:space="preserve"> </w:t>
-      </w:r>
-      <w:r>
-        <w:t xml:space="preserve">button. Tapping it gives your find its own page that people searching Google can find, then lets you send it to Facebook, a text, or anywhere else.</w:t>
-      </w:r>
-    </w:p>
-    <w:p>
-      <w:pPr>
-        <w:pStyle w:val="BodyText"/>
-      </w:pPr>
-      <w:r>
-        <w:rPr>
-          <w:bCs/>
-          <w:b/>
-        </w:rPr>
-        <w:t xml:space="preserve">🔒 It’s private.</w:t>
-      </w:r>
-      <w:r>
-        <w:t xml:space="preserve"> </w:t>
-      </w:r>
-      <w:r>
-        <w:t xml:space="preserve">No name, no email, no address, no location. People only see the item, its photo and what it’s worth.</w:t>
-      </w:r>
-    </w:p>
-    <w:p>
-      <w:pPr>
-        <w:pStyle w:val="BodyText"/>
-      </w:pPr>
-      <w:r>
-        <w:rPr>
-          <w:bCs/>
-          <w:b/>
-        </w:rPr>
-        <w:t xml:space="preserve">Thrift Pro ($3.99 a month)</w:t>
-      </w:r>
-      <w:r>
-        <w:t xml:space="preserve"> </w:t>
-      </w:r>
-      <w:r>
-        <w:t xml:space="preserve">gives you unlimited checks if 5 a day isn’t enough.</w:t>
-      </w:r>
-    </w:p>
-    <w:bookmarkEnd w:id="62"/>
-    <w:bookmarkEnd w:id="63"/>
+        <w:t xml:space="preserve">It re-checks your same photos with your correction. It's free and doesn't use one of your lookups.</w:t>
+      </w:r>
+    </w:p>
+    <w:bookmarkEnd w:id="66"/>
+    <w:bookmarkEnd w:id="67"/>
     <w:sectPr/>
   </w:body>
 </w:document>
@@ -7635,15 +6894,6 @@
     <w:abstractNumId w:val="991"/>
   </w:num>
   <w:num w:numId="1004">
-    <w:abstractNumId w:val="991"/>
-  </w:num>
-  <w:num w:numId="1005">
-    <w:abstractNumId w:val="991"/>
-  </w:num>
-  <w:num w:numId="1006">
-    <w:abstractNumId w:val="991"/>
-  </w:num>
-  <w:num w:numId="1007">
     <w:abstractNumId w:val="99411"/>
     <w:lvlOverride w:ilvl="0">
       <w:startOverride w:val="1"/>
@@ -7673,8 +6923,44 @@
       <w:startOverride w:val="1"/>
     </w:lvlOverride>
   </w:num>
+  <w:num w:numId="1005">
+    <w:abstractNumId w:val="991"/>
+  </w:num>
+  <w:num w:numId="1006">
+    <w:abstractNumId w:val="991"/>
+  </w:num>
+  <w:num w:numId="1007">
+    <w:abstractNumId w:val="991"/>
+  </w:num>
   <w:num w:numId="1008">
-    <w:abstractNumId w:val="991"/>
+    <w:abstractNumId w:val="99411"/>
+    <w:lvlOverride w:ilvl="0">
+      <w:startOverride w:val="1"/>
+    </w:lvlOverride>
+    <w:lvlOverride w:ilvl="1">
+      <w:startOverride w:val="1"/>
+    </w:lvlOverride>
+    <w:lvlOverride w:ilvl="2">
+      <w:startOverride w:val="1"/>
+    </w:lvlOverride>
+    <w:lvlOverride w:ilvl="3">
+      <w:startOverride w:val="1"/>
+    </w:lvlOverride>
+    <w:lvlOverride w:ilvl="4">
+      <w:startOverride w:val="1"/>
+    </w:lvlOverride>
+    <w:lvlOverride w:ilvl="5">
+      <w:startOverride w:val="1"/>
+    </w:lvlOverride>
+    <w:lvlOverride w:ilvl="6">
+      <w:startOverride w:val="1"/>
+    </w:lvlOverride>
+    <w:lvlOverride w:ilvl="7">
+      <w:startOverride w:val="1"/>
+    </w:lvlOverride>
+    <w:lvlOverride w:ilvl="8">
+      <w:startOverride w:val="1"/>
+    </w:lvlOverride>
   </w:num>
   <w:num w:numId="1009">
     <w:abstractNumId w:val="991"/>
@@ -7683,6 +6969,114 @@
     <w:abstractNumId w:val="991"/>
   </w:num>
   <w:num w:numId="1011">
+    <w:abstractNumId w:val="991"/>
+  </w:num>
+  <w:num w:numId="1012">
+    <w:abstractNumId w:val="991"/>
+  </w:num>
+  <w:num w:numId="1013">
+    <w:abstractNumId w:val="991"/>
+  </w:num>
+  <w:num w:numId="1014">
+    <w:abstractNumId w:val="99411"/>
+    <w:lvlOverride w:ilvl="0">
+      <w:startOverride w:val="1"/>
+    </w:lvlOverride>
+    <w:lvlOverride w:ilvl="1">
+      <w:startOverride w:val="1"/>
+    </w:lvlOverride>
+    <w:lvlOverride w:ilvl="2">
+      <w:startOverride w:val="1"/>
+    </w:lvlOverride>
+    <w:lvlOverride w:ilvl="3">
+      <w:startOverride w:val="1"/>
+    </w:lvlOverride>
+    <w:lvlOverride w:ilvl="4">
+      <w:startOverride w:val="1"/>
+    </w:lvlOverride>
+    <w:lvlOverride w:ilvl="5">
+      <w:startOverride w:val="1"/>
+    </w:lvlOverride>
+    <w:lvlOverride w:ilvl="6">
+      <w:startOverride w:val="1"/>
+    </w:lvlOverride>
+    <w:lvlOverride w:ilvl="7">
+      <w:startOverride w:val="1"/>
+    </w:lvlOverride>
+    <w:lvlOverride w:ilvl="8">
+      <w:startOverride w:val="1"/>
+    </w:lvlOverride>
+  </w:num>
+  <w:num w:numId="1015">
+    <w:abstractNumId w:val="99411"/>
+    <w:lvlOverride w:ilvl="0">
+      <w:startOverride w:val="1"/>
+    </w:lvlOverride>
+    <w:lvlOverride w:ilvl="1">
+      <w:startOverride w:val="1"/>
+    </w:lvlOverride>
+    <w:lvlOverride w:ilvl="2">
+      <w:startOverride w:val="1"/>
+    </w:lvlOverride>
+    <w:lvlOverride w:ilvl="3">
+      <w:startOverride w:val="1"/>
+    </w:lvlOverride>
+    <w:lvlOverride w:ilvl="4">
+      <w:startOverride w:val="1"/>
+    </w:lvlOverride>
+    <w:lvlOverride w:ilvl="5">
+      <w:startOverride w:val="1"/>
+    </w:lvlOverride>
+    <w:lvlOverride w:ilvl="6">
+      <w:startOverride w:val="1"/>
+    </w:lvlOverride>
+    <w:lvlOverride w:ilvl="7">
+      <w:startOverride w:val="1"/>
+    </w:lvlOverride>
+    <w:lvlOverride w:ilvl="8">
+      <w:startOverride w:val="1"/>
+    </w:lvlOverride>
+  </w:num>
+  <w:num w:numId="1016">
+    <w:abstractNumId w:val="991"/>
+  </w:num>
+  <w:num w:numId="1017">
+    <w:abstractNumId w:val="991"/>
+  </w:num>
+  <w:num w:numId="1018">
+    <w:abstractNumId w:val="991"/>
+  </w:num>
+  <w:num w:numId="1019">
+    <w:abstractNumId w:val="991"/>
+  </w:num>
+  <w:num w:numId="1020">
+    <w:abstractNumId w:val="991"/>
+  </w:num>
+  <w:num w:numId="1021">
+    <w:abstractNumId w:val="991"/>
+  </w:num>
+  <w:num w:numId="1022">
+    <w:abstractNumId w:val="991"/>
+  </w:num>
+  <w:num w:numId="1023">
+    <w:abstractNumId w:val="991"/>
+  </w:num>
+  <w:num w:numId="1024">
+    <w:abstractNumId w:val="991"/>
+  </w:num>
+  <w:num w:numId="1025">
+    <w:abstractNumId w:val="991"/>
+  </w:num>
+  <w:num w:numId="1026">
+    <w:abstractNumId w:val="991"/>
+  </w:num>
+  <w:num w:numId="1027">
+    <w:abstractNumId w:val="991"/>
+  </w:num>
+  <w:num w:numId="1028">
+    <w:abstractNumId w:val="991"/>
+  </w:num>
+  <w:num w:numId="1029">
     <w:abstractNumId w:val="991"/>
   </w:num>
 </w:numbering>

--- a/docs/Next_Owner_Market_User_Guide.docx
+++ b/docs/Next_Owner_Market_User_Guide.docx
@@ -2,7 +2,7 @@
 <file path=word/document.xml><?xml version="1.0" encoding="utf-8"?>
 <w:document xmlns:w="http://schemas.openxmlformats.org/wordprocessingml/2006/main" xmlns:m="http://schemas.openxmlformats.org/officeDocument/2006/math" xmlns:r="http://schemas.openxmlformats.org/officeDocument/2006/relationships" xmlns:o="urn:schemas-microsoft-com:office:office" xmlns:v="urn:schemas-microsoft-com:vml" xmlns:w10="urn:schemas-microsoft-com:office:word" xmlns:a="http://schemas.openxmlformats.org/drawingml/2006/main" xmlns:pic="http://schemas.openxmlformats.org/drawingml/2006/picture" xmlns:wp="http://schemas.openxmlformats.org/drawingml/2006/wordprocessingDrawing">
   <w:body>
-    <w:bookmarkStart w:id="67" w:name="X1452e13f906b9fc343603a64fb4c0fd70c69517"/>
+    <w:bookmarkStart w:id="68" w:name="X1452e13f906b9fc343603a64fb4c0fd70c69517"/>
     <w:p>
       <w:pPr>
         <w:pStyle w:val="Heading1"/>
@@ -6613,7 +6613,161 @@
       </w:r>
     </w:p>
     <w:bookmarkEnd w:id="66"/>
+    <w:bookmarkStart w:id="67" w:name="missing-a-part-find-it-oct-2-2026"/>
+    <w:p>
+      <w:pPr>
+        <w:pStyle w:val="Heading2"/>
+      </w:pPr>
+      <w:r>
+        <w:t xml:space="preserve">Missing a part? Find it (Oct 2, 2026)</w:t>
+      </w:r>
+    </w:p>
+    <w:p>
+      <w:pPr>
+        <w:pStyle w:val="FirstParagraph"/>
+      </w:pPr>
+      <w:r>
+        <w:t xml:space="preserve">If the item is missing a part or has a worn-out one (a filter, a remote, a charger, a lid, a cord), the answer shows a</w:t>
+      </w:r>
+      <w:r>
+        <w:t xml:space="preserve"> </w:t>
+      </w:r>
+      <w:r>
+        <w:rPr>
+          <w:bCs/>
+          <w:b/>
+        </w:rPr>
+        <w:t xml:space="preserve">🔧 Missing</w:t>
+      </w:r>
+      <w:r>
+        <w:t xml:space="preserve"> </w:t>
+      </w:r>
+      <w:r>
+        <w:t xml:space="preserve">box under it:</w:t>
+      </w:r>
+    </w:p>
+    <w:p>
+      <w:pPr>
+        <w:numPr>
+          <w:ilvl w:val="0"/>
+          <w:numId w:val="1030"/>
+        </w:numPr>
+        <w:pStyle w:val="Compact"/>
+      </w:pPr>
+      <w:r>
+        <w:t xml:space="preserve">what the part is, and its part number when known;</w:t>
+      </w:r>
+    </w:p>
+    <w:p>
+      <w:pPr>
+        <w:numPr>
+          <w:ilvl w:val="0"/>
+          <w:numId w:val="1030"/>
+        </w:numPr>
+        <w:pStyle w:val="Compact"/>
+      </w:pPr>
+      <w:r>
+        <w:t xml:space="preserve">about what the part costs;</w:t>
+      </w:r>
+    </w:p>
+    <w:p>
+      <w:pPr>
+        <w:numPr>
+          <w:ilvl w:val="0"/>
+          <w:numId w:val="1030"/>
+        </w:numPr>
+        <w:pStyle w:val="Compact"/>
+      </w:pPr>
+      <w:r>
+        <w:t xml:space="preserve">what the item is worth</w:t>
+      </w:r>
+      <w:r>
+        <w:t xml:space="preserve"> </w:t>
+      </w:r>
+      <w:r>
+        <w:rPr>
+          <w:bCs/>
+          <w:b/>
+        </w:rPr>
+        <w:t xml:space="preserve">with</w:t>
+      </w:r>
+      <w:r>
+        <w:t xml:space="preserve"> </w:t>
+      </w:r>
+      <w:r>
+        <w:t xml:space="preserve">the part versus as-is;</w:t>
+      </w:r>
+    </w:p>
+    <w:p>
+      <w:pPr>
+        <w:numPr>
+          <w:ilvl w:val="0"/>
+          <w:numId w:val="1030"/>
+        </w:numPr>
+        <w:pStyle w:val="Compact"/>
+      </w:pPr>
+      <w:r>
+        <w:t xml:space="preserve">on Buy or Pass, whether it's a BUY once you add the part.</w:t>
+      </w:r>
+    </w:p>
+    <w:p>
+      <w:pPr>
+        <w:pStyle w:val="FirstParagraph"/>
+      </w:pPr>
+      <w:r>
+        <w:t xml:space="preserve">Tap</w:t>
+      </w:r>
+      <w:r>
+        <w:t xml:space="preserve"> </w:t>
+      </w:r>
+      <w:r>
+        <w:rPr>
+          <w:bCs/>
+          <w:b/>
+        </w:rPr>
+        <w:t xml:space="preserve">🛒 Find it on Amazon</w:t>
+      </w:r>
+      <w:r>
+        <w:t xml:space="preserve"> </w:t>
+      </w:r>
+      <w:r>
+        <w:t xml:space="preserve">or</w:t>
+      </w:r>
+      <w:r>
+        <w:t xml:space="preserve"> </w:t>
+      </w:r>
+      <w:r>
+        <w:rPr>
+          <w:bCs/>
+          <w:b/>
+        </w:rPr>
+        <w:t xml:space="preserve">Find it on eBay</w:t>
+      </w:r>
+      <w:r>
+        <w:t xml:space="preserve"> </w:t>
+      </w:r>
+      <w:r>
+        <w:t xml:space="preserve">to see the part for sale. Tip: if you know something is missing, say so in the notes or with</w:t>
+      </w:r>
+      <w:r>
+        <w:t xml:space="preserve"> </w:t>
+      </w:r>
+      <w:r>
+        <w:rPr>
+          <w:bCs/>
+          <w:b/>
+        </w:rPr>
+        <w:t xml:space="preserve">✏️ Something wrong?</w:t>
+      </w:r>
+      <w:r>
+        <w:t xml:space="preserve"> </w:t>
+      </w:r>
+      <w:r>
+        <w:t xml:space="preserve">("the filter is missing") and it checks for the part.</w:t>
+      </w:r>
+    </w:p>
     <w:bookmarkEnd w:id="67"/>
+    <w:bookmarkEnd w:id="68"/>
     <w:sectPr/>
   </w:body>
 </w:document>
@@ -7077,6 +7231,9 @@
     <w:abstractNumId w:val="991"/>
   </w:num>
   <w:num w:numId="1029">
+    <w:abstractNumId w:val="991"/>
+  </w:num>
+  <w:num w:numId="1030">
     <w:abstractNumId w:val="991"/>
   </w:num>
 </w:numbering>

--- a/docs/Next_Owner_Market_User_Guide.docx
+++ b/docs/Next_Owner_Market_User_Guide.docx
@@ -2,7 +2,7 @@
 <file path=word/document.xml><?xml version="1.0" encoding="utf-8"?>
 <w:document xmlns:w="http://schemas.openxmlformats.org/wordprocessingml/2006/main" xmlns:m="http://schemas.openxmlformats.org/officeDocument/2006/math" xmlns:r="http://schemas.openxmlformats.org/officeDocument/2006/relationships" xmlns:o="urn:schemas-microsoft-com:office:office" xmlns:v="urn:schemas-microsoft-com:vml" xmlns:w10="urn:schemas-microsoft-com:office:word" xmlns:a="http://schemas.openxmlformats.org/drawingml/2006/main" xmlns:pic="http://schemas.openxmlformats.org/drawingml/2006/picture" xmlns:wp="http://schemas.openxmlformats.org/drawingml/2006/wordprocessingDrawing">
   <w:body>
-    <w:bookmarkStart w:id="68" w:name="X1452e13f906b9fc343603a64fb4c0fd70c69517"/>
+    <w:bookmarkStart w:id="69" w:name="X1452e13f906b9fc343603a64fb4c0fd70c69517"/>
     <w:p>
       <w:pPr>
         <w:pStyle w:val="Heading1"/>
@@ -6767,7 +6767,290 @@
       </w:r>
     </w:p>
     <w:bookmarkEnd w:id="67"/>
+    <w:bookmarkStart w:id="68" w:name="Xed51aaddfdaaeed07435f6fbedd83690ff035bb"/>
+    <w:p>
+      <w:pPr>
+        <w:pStyle w:val="Heading2"/>
+      </w:pPr>
+      <w:r>
+        <w:t xml:space="preserve">Write my listing, touch up photos, and lots (Oct 2, 2026)</w:t>
+      </w:r>
+    </w:p>
+    <w:p>
+      <w:pPr>
+        <w:pStyle w:val="FirstParagraph"/>
+      </w:pPr>
+      <w:r>
+        <w:rPr>
+          <w:bCs/>
+          <w:b/>
+        </w:rPr>
+        <w:t xml:space="preserve">📝 Write my listing</w:t>
+      </w:r>
+      <w:r>
+        <w:t xml:space="preserve"> </w:t>
+      </w:r>
+      <w:r>
+        <w:t xml:space="preserve">is now right under the answer on What's it worth, Buy or Pass ("I bought it: write my listing") and Sort the pile. One tap opens your finished listing with the</w:t>
+      </w:r>
+      <w:r>
+        <w:t xml:space="preserve"> </w:t>
+      </w:r>
+      <w:r>
+        <w:rPr>
+          <w:bCs/>
+          <w:b/>
+        </w:rPr>
+        <w:t xml:space="preserve">Facebook post ready to copy</w:t>
+      </w:r>
+      <w:r>
+        <w:t xml:space="preserve">, plus eBay, OfferUp, Mercari and 5 more. No second lookup.</w:t>
+      </w:r>
+    </w:p>
+    <w:p>
+      <w:pPr>
+        <w:pStyle w:val="BodyText"/>
+      </w:pPr>
+      <w:r>
+        <w:rPr>
+          <w:bCs/>
+          <w:b/>
+        </w:rPr>
+        <w:t xml:space="preserve">✨ Touch up a photo:</w:t>
+      </w:r>
+      <w:r>
+        <w:t xml:space="preserve"> </w:t>
+      </w:r>
+      <w:r>
+        <w:t xml:space="preserve">tap any photo (on What's it worth, or on any listing's Edit page) and tap</w:t>
+      </w:r>
+      <w:r>
+        <w:t xml:space="preserve"> </w:t>
+      </w:r>
+      <w:r>
+        <w:rPr>
+          <w:bCs/>
+          <w:b/>
+        </w:rPr>
+        <w:t xml:space="preserve">✨ Touch up</w:t>
+      </w:r>
+      <w:r>
+        <w:t xml:space="preserve">. Big buttons:</w:t>
+      </w:r>
+    </w:p>
+    <w:p>
+      <w:pPr>
+        <w:numPr>
+          <w:ilvl w:val="0"/>
+          <w:numId w:val="1031"/>
+        </w:numPr>
+        <w:pStyle w:val="Compact"/>
+      </w:pPr>
+      <w:r>
+        <w:rPr>
+          <w:bCs/>
+          <w:b/>
+        </w:rPr>
+        <w:t xml:space="preserve">✨ Fix it up</w:t>
+      </w:r>
+      <w:r>
+        <w:t xml:space="preserve">: one tap for both of the next two;</w:t>
+      </w:r>
+    </w:p>
+    <w:p>
+      <w:pPr>
+        <w:numPr>
+          <w:ilvl w:val="0"/>
+          <w:numId w:val="1031"/>
+        </w:numPr>
+        <w:pStyle w:val="Compact"/>
+      </w:pPr>
+      <w:r>
+        <w:rPr>
+          <w:bCs/>
+          <w:b/>
+        </w:rPr>
+        <w:t xml:space="preserve">🧽 Clean off dust</w:t>
+      </w:r>
+      <w:r>
+        <w:t xml:space="preserve">: wipes dust specks, lint and crumbs. Labels and model numbers stay sharp;</w:t>
+      </w:r>
+    </w:p>
+    <w:p>
+      <w:pPr>
+        <w:numPr>
+          <w:ilvl w:val="0"/>
+          <w:numId w:val="1031"/>
+        </w:numPr>
+        <w:pStyle w:val="Compact"/>
+      </w:pPr>
+      <w:r>
+        <w:rPr>
+          <w:bCs/>
+          <w:b/>
+        </w:rPr>
+        <w:t xml:space="preserve">☀️ Fix the light</w:t>
+      </w:r>
+      <w:r>
+        <w:t xml:space="preserve">: dull or dark photos look bright and clean;</w:t>
+      </w:r>
+    </w:p>
+    <w:p>
+      <w:pPr>
+        <w:numPr>
+          <w:ilvl w:val="0"/>
+          <w:numId w:val="1031"/>
+        </w:numPr>
+        <w:pStyle w:val="Compact"/>
+      </w:pPr>
+      <w:r>
+        <w:rPr>
+          <w:bCs/>
+          <w:b/>
+        </w:rPr>
+        <w:t xml:space="preserve">⬜ Clean background</w:t>
+      </w:r>
+      <w:r>
+        <w:t xml:space="preserve"> </w:t>
+      </w:r>
+      <w:r>
+        <w:t xml:space="preserve">and</w:t>
+      </w:r>
+      <w:r>
+        <w:t xml:space="preserve"> </w:t>
+      </w:r>
+      <w:r>
+        <w:rPr>
+          <w:bCs/>
+          <w:b/>
+        </w:rPr>
+        <w:t xml:space="preserve">↻ Turn</w:t>
+      </w:r>
+      <w:r>
+        <w:t xml:space="preserve">;</w:t>
+      </w:r>
+    </w:p>
+    <w:p>
+      <w:pPr>
+        <w:numPr>
+          <w:ilvl w:val="0"/>
+          <w:numId w:val="1031"/>
+        </w:numPr>
+        <w:pStyle w:val="Compact"/>
+      </w:pPr>
+      <w:r>
+        <w:rPr>
+          <w:bCs/>
+          <w:b/>
+        </w:rPr>
+        <w:t xml:space="preserve">↩ Undo</w:t>
+      </w:r>
+      <w:r>
+        <w:t xml:space="preserve"> </w:t>
+      </w:r>
+      <w:r>
+        <w:t xml:space="preserve">any time, and nothing changes until you tap</w:t>
+      </w:r>
+      <w:r>
+        <w:t xml:space="preserve"> </w:t>
+      </w:r>
+      <w:r>
+        <w:rPr>
+          <w:bCs/>
+          <w:b/>
+        </w:rPr>
+        <w:t xml:space="preserve">✓ Save</w:t>
+      </w:r>
+      <w:r>
+        <w:t xml:space="preserve">.</w:t>
+      </w:r>
+    </w:p>
+    <w:p>
+      <w:pPr>
+        <w:pStyle w:val="FirstParagraph"/>
+      </w:pPr>
+      <w:r>
+        <w:t xml:space="preserve">It runs on your phone and it's free. It doesn't hide scratches, chips or stains, so buyers get what they see. Wipe the item down before it ships.</w:t>
+      </w:r>
+    </w:p>
+    <w:p>
+      <w:pPr>
+        <w:pStyle w:val="BodyText"/>
+      </w:pPr>
+      <w:r>
+        <w:rPr>
+          <w:bCs/>
+          <w:b/>
+        </w:rPr>
+        <w:t xml:space="preserve">Lots of things (a stack, a box, a set):</w:t>
+      </w:r>
+      <w:r>
+        <w:t xml:space="preserve"> </w:t>
+      </w:r>
+      <w:r>
+        <w:t xml:space="preserve">What's it worth gives the price</w:t>
+      </w:r>
+      <w:r>
+        <w:t xml:space="preserve"> </w:t>
+      </w:r>
+      <w:r>
+        <w:rPr>
+          <w:bCs/>
+          <w:b/>
+        </w:rPr>
+        <w:t xml:space="preserve">all together as one lot</w:t>
+      </w:r>
+      <w:r>
+        <w:t xml:space="preserve"> </w:t>
+      </w:r>
+      <w:r>
+        <w:t xml:space="preserve">and</w:t>
+      </w:r>
+      <w:r>
+        <w:t xml:space="preserve"> </w:t>
+      </w:r>
+      <w:r>
+        <w:rPr>
+          <w:bCs/>
+          <w:b/>
+        </w:rPr>
+        <w:t xml:space="preserve">sold one at a time</w:t>
+      </w:r>
+      <w:r>
+        <w:t xml:space="preserve">. You get each piece's value, why it's worth that, its own description, and a tip on which pieces to pull out and sell alone. Tap</w:t>
+      </w:r>
+      <w:r>
+        <w:t xml:space="preserve"> </w:t>
+      </w:r>
+      <w:r>
+        <w:rPr>
+          <w:bCs/>
+          <w:b/>
+        </w:rPr>
+        <w:t xml:space="preserve">📝 Write the listing for the lot</w:t>
+      </w:r>
+      <w:r>
+        <w:t xml:space="preserve">, or</w:t>
+      </w:r>
+      <w:r>
+        <w:t xml:space="preserve"> </w:t>
+      </w:r>
+      <w:r>
+        <w:rPr>
+          <w:bCs/>
+          <w:b/>
+        </w:rPr>
+        <w:t xml:space="preserve">📝 List this one by itself</w:t>
+      </w:r>
+      <w:r>
+        <w:t xml:space="preserve"> </w:t>
+      </w:r>
+      <w:r>
+        <w:t xml:space="preserve">under any piece.</w:t>
+      </w:r>
+    </w:p>
     <w:bookmarkEnd w:id="68"/>
+    <w:bookmarkEnd w:id="69"/>
     <w:sectPr/>
   </w:body>
 </w:document>
@@ -7234,6 +7517,9 @@
     <w:abstractNumId w:val="991"/>
   </w:num>
   <w:num w:numId="1030">
+    <w:abstractNumId w:val="991"/>
+  </w:num>
+  <w:num w:numId="1031">
     <w:abstractNumId w:val="991"/>
   </w:num>
 </w:numbering>

--- a/docs/Next_Owner_Market_User_Guide.docx
+++ b/docs/Next_Owner_Market_User_Guide.docx
@@ -2,7 +2,7 @@
 <file path=word/document.xml><?xml version="1.0" encoding="utf-8"?>
 <w:document xmlns:w="http://schemas.openxmlformats.org/wordprocessingml/2006/main" xmlns:m="http://schemas.openxmlformats.org/officeDocument/2006/math" xmlns:r="http://schemas.openxmlformats.org/officeDocument/2006/relationships" xmlns:o="urn:schemas-microsoft-com:office:office" xmlns:v="urn:schemas-microsoft-com:vml" xmlns:w10="urn:schemas-microsoft-com:office:word" xmlns:a="http://schemas.openxmlformats.org/drawingml/2006/main" xmlns:pic="http://schemas.openxmlformats.org/drawingml/2006/picture" xmlns:wp="http://schemas.openxmlformats.org/drawingml/2006/wordprocessingDrawing">
   <w:body>
-    <w:bookmarkStart w:id="69" w:name="X1452e13f906b9fc343603a64fb4c0fd70c69517"/>
+    <w:bookmarkStart w:id="70" w:name="X1452e13f906b9fc343603a64fb4c0fd70c69517"/>
     <w:p>
       <w:pPr>
         <w:pStyle w:val="Heading1"/>
@@ -7050,7 +7050,356 @@
       </w:r>
     </w:p>
     <w:bookmarkEnd w:id="68"/>
+    <w:bookmarkStart w:id="69" w:name="plans-and-ai-uses-oct-2-2026"/>
+    <w:p>
+      <w:pPr>
+        <w:pStyle w:val="Heading2"/>
+      </w:pPr>
+      <w:r>
+        <w:t xml:space="preserve">Plans and AI uses (Oct 2, 2026)</w:t>
+      </w:r>
+    </w:p>
+    <w:p>
+      <w:pPr>
+        <w:pStyle w:val="FirstParagraph"/>
+      </w:pPr>
+      <w:r>
+        <w:rPr>
+          <w:bCs/>
+          <w:b/>
+        </w:rPr>
+        <w:t xml:space="preserve">An AI use</w:t>
+      </w:r>
+      <w:r>
+        <w:t xml:space="preserve"> </w:t>
+      </w:r>
+      <w:r>
+        <w:t xml:space="preserve">is one listing written by the AI, one What's it worth lookup, one pile sorted, or one Buy or Pass check after your 5 free ones each day. Listing in our store is always free.</w:t>
+      </w:r>
+    </w:p>
+    <w:tbl>
+      <w:tblPr>
+        <w:tblStyle w:val="Table"/>
+        <w:tblW w:type="auto" w:w="0"/>
+        <w:tblLook w:firstRow="1" w:lastRow="0" w:firstColumn="0" w:lastColumn="0" w:noHBand="0" w:noVBand="0" w:val="0020"/>
+        <w:jc w:val="start"/>
+      </w:tblPr>
+      <w:tblGrid>
+        <w:gridCol w:w="2640"/>
+        <w:gridCol w:w="2640"/>
+        <w:gridCol w:w="2640"/>
+      </w:tblGrid>
+      <w:tr>
+        <w:trPr>
+          <w:tblHeader w:val="true"/>
+        </w:trPr>
+        <w:tc>
+          <w:tcPr/>
+          <w:p>
+            <w:pPr>
+              <w:pStyle w:val="Compact"/>
+              <w:jc w:val="left"/>
+            </w:pPr>
+            <w:r>
+              <w:t xml:space="preserve">Plan</w:t>
+            </w:r>
+          </w:p>
+        </w:tc>
+        <w:tc>
+          <w:tcPr/>
+          <w:p>
+            <w:pPr>
+              <w:pStyle w:val="Compact"/>
+              <w:jc w:val="left"/>
+            </w:pPr>
+            <w:r>
+              <w:t xml:space="preserve">Price</w:t>
+            </w:r>
+          </w:p>
+        </w:tc>
+        <w:tc>
+          <w:tcPr/>
+          <w:p>
+            <w:pPr>
+              <w:pStyle w:val="Compact"/>
+              <w:jc w:val="left"/>
+            </w:pPr>
+            <w:r>
+              <w:t xml:space="preserve">What you get</w:t>
+            </w:r>
+          </w:p>
+        </w:tc>
+      </w:tr>
+      <w:tr>
+        <w:tc>
+          <w:tcPr/>
+          <w:p>
+            <w:pPr>
+              <w:pStyle w:val="Compact"/>
+              <w:jc w:val="left"/>
+            </w:pPr>
+            <w:r>
+              <w:t xml:space="preserve">Free</w:t>
+            </w:r>
+          </w:p>
+        </w:tc>
+        <w:tc>
+          <w:tcPr/>
+          <w:p>
+            <w:pPr>
+              <w:pStyle w:val="Compact"/>
+              <w:jc w:val="left"/>
+            </w:pPr>
+            <w:r>
+              <w:t xml:space="preserve">$0</w:t>
+            </w:r>
+          </w:p>
+        </w:tc>
+        <w:tc>
+          <w:tcPr/>
+          <w:p>
+            <w:pPr>
+              <w:pStyle w:val="Compact"/>
+              <w:jc w:val="left"/>
+            </w:pPr>
+            <w:r>
+              <w:t xml:space="preserve">3 AI uses to try it, 5 Buy or Pass checks a day</w:t>
+            </w:r>
+          </w:p>
+        </w:tc>
+      </w:tr>
+      <w:tr>
+        <w:tc>
+          <w:tcPr/>
+          <w:p>
+            <w:pPr>
+              <w:pStyle w:val="Compact"/>
+              <w:jc w:val="left"/>
+            </w:pPr>
+            <w:r>
+              <w:t xml:space="preserve">Thrift Pro</w:t>
+            </w:r>
+          </w:p>
+        </w:tc>
+        <w:tc>
+          <w:tcPr/>
+          <w:p>
+            <w:pPr>
+              <w:pStyle w:val="Compact"/>
+              <w:jc w:val="left"/>
+            </w:pPr>
+            <w:r>
+              <w:t xml:space="preserve">$3.99/month</w:t>
+            </w:r>
+          </w:p>
+        </w:tc>
+        <w:tc>
+          <w:tcPr/>
+          <w:p>
+            <w:pPr>
+              <w:pStyle w:val="Compact"/>
+              <w:jc w:val="left"/>
+            </w:pPr>
+            <w:r>
+              <w:t xml:space="preserve">Up to 30 checks a day</w:t>
+            </w:r>
+          </w:p>
+        </w:tc>
+      </w:tr>
+      <w:tr>
+        <w:tc>
+          <w:tcPr/>
+          <w:p>
+            <w:pPr>
+              <w:pStyle w:val="Compact"/>
+              <w:jc w:val="left"/>
+            </w:pPr>
+            <w:r>
+              <w:rPr>
+                <w:bCs/>
+                <w:b/>
+              </w:rPr>
+              <w:t xml:space="preserve">Pro</w:t>
+            </w:r>
+          </w:p>
+        </w:tc>
+        <w:tc>
+          <w:tcPr/>
+          <w:p>
+            <w:pPr>
+              <w:pStyle w:val="Compact"/>
+              <w:jc w:val="left"/>
+            </w:pPr>
+            <w:r>
+              <w:t xml:space="preserve">$15/month</w:t>
+            </w:r>
+          </w:p>
+        </w:tc>
+        <w:tc>
+          <w:tcPr/>
+          <w:p>
+            <w:pPr>
+              <w:pStyle w:val="Compact"/>
+              <w:jc w:val="left"/>
+            </w:pPr>
+            <w:r>
+              <w:rPr>
+                <w:bCs/>
+                <w:b/>
+              </w:rPr>
+              <w:t xml:space="preserve">300 AI uses a month</w:t>
+            </w:r>
+            <w:r>
+              <w:t xml:space="preserve"> </w:t>
+            </w:r>
+            <w:r>
+              <w:t xml:space="preserve">(most people use about half), all 9 marketplaces, video</w:t>
+            </w:r>
+          </w:p>
+        </w:tc>
+      </w:tr>
+      <w:tr>
+        <w:tc>
+          <w:tcPr/>
+          <w:p>
+            <w:pPr>
+              <w:pStyle w:val="Compact"/>
+              <w:jc w:val="left"/>
+            </w:pPr>
+            <w:r>
+              <w:t xml:space="preserve">Power Seller</w:t>
+            </w:r>
+          </w:p>
+        </w:tc>
+        <w:tc>
+          <w:tcPr/>
+          <w:p>
+            <w:pPr>
+              <w:pStyle w:val="Compact"/>
+              <w:jc w:val="left"/>
+            </w:pPr>
+            <w:r>
+              <w:t xml:space="preserve">$39/month</w:t>
+            </w:r>
+          </w:p>
+        </w:tc>
+        <w:tc>
+          <w:tcPr/>
+          <w:p>
+            <w:pPr>
+              <w:pStyle w:val="Compact"/>
+              <w:jc w:val="left"/>
+            </w:pPr>
+            <w:r>
+              <w:t xml:space="preserve">1,000 AI uses a month, for people listing every day</w:t>
+            </w:r>
+          </w:p>
+        </w:tc>
+      </w:tr>
+    </w:tbl>
+    <w:p>
+      <w:pPr>
+        <w:pStyle w:val="BodyText"/>
+      </w:pPr>
+      <w:r>
+        <w:rPr>
+          <w:bCs/>
+          <w:b/>
+        </w:rPr>
+        <w:t xml:space="preserve">Need a few more?</w:t>
+      </w:r>
+      <w:r>
+        <w:t xml:space="preserve"> </w:t>
+      </w:r>
+      <w:r>
+        <w:t xml:space="preserve">Add</w:t>
+      </w:r>
+      <w:r>
+        <w:t xml:space="preserve"> </w:t>
+      </w:r>
+      <w:r>
+        <w:rPr>
+          <w:bCs/>
+          <w:b/>
+        </w:rPr>
+        <w:t xml:space="preserve">100 for $6.99</w:t>
+      </w:r>
+      <w:r>
+        <w:t xml:space="preserve"> </w:t>
+      </w:r>
+      <w:r>
+        <w:t xml:space="preserve">or</w:t>
+      </w:r>
+      <w:r>
+        <w:t xml:space="preserve"> </w:t>
+      </w:r>
+      <w:r>
+        <w:rPr>
+          <w:bCs/>
+          <w:b/>
+        </w:rPr>
+        <w:t xml:space="preserve">300 for $14.99</w:t>
+      </w:r>
+      <w:r>
+        <w:t xml:space="preserve">. They never expire.</w:t>
+      </w:r>
+    </w:p>
+    <w:p>
+      <w:pPr>
+        <w:pStyle w:val="BodyText"/>
+      </w:pPr>
+      <w:r>
+        <w:rPr>
+          <w:bCs/>
+          <w:b/>
+        </w:rPr>
+        <w:t xml:space="preserve">Your meter:</w:t>
+      </w:r>
+      <w:r>
+        <w:t xml:space="preserve"> </w:t>
+      </w:r>
+      <w:r>
+        <w:t xml:space="preserve">your Items page shows "214 of 300 AI uses this month." At 80% it turns gold and offers more, and you get one email. Uses reset on the 1st.</w:t>
+      </w:r>
+    </w:p>
+    <w:p>
+      <w:pPr>
+        <w:pStyle w:val="BodyText"/>
+      </w:pPr>
+      <w:r>
+        <w:rPr>
+          <w:bCs/>
+          <w:b/>
+        </w:rPr>
+        <w:t xml:space="preserve">Fixing an answer</w:t>
+      </w:r>
+      <w:r>
+        <w:t xml:space="preserve"> </w:t>
+      </w:r>
+      <w:r>
+        <w:t xml:space="preserve">with "Something wrong?" is free twice for each lookup. After that, a fix counts as a use.</w:t>
+      </w:r>
+    </w:p>
+    <w:p>
+      <w:pPr>
+        <w:pStyle w:val="BodyText"/>
+      </w:pPr>
+      <w:r>
+        <w:rPr>
+          <w:bCs/>
+          <w:b/>
+        </w:rPr>
+        <w:t xml:space="preserve">If you run out,</w:t>
+      </w:r>
+      <w:r>
+        <w:t xml:space="preserve"> </w:t>
+      </w:r>
+      <w:r>
+        <w:t xml:space="preserve">the box that pops up has one button: Add 100 AI uses. Plans are one tap below it.</w:t>
+      </w:r>
+    </w:p>
     <w:bookmarkEnd w:id="69"/>
+    <w:bookmarkEnd w:id="70"/>
     <w:sectPr/>
   </w:body>
 </w:document>

--- a/docs/Next_Owner_Market_User_Guide.docx
+++ b/docs/Next_Owner_Market_User_Guide.docx
@@ -2,7 +2,7 @@
 <file path=word/document.xml><?xml version="1.0" encoding="utf-8"?>
 <w:document xmlns:w="http://schemas.openxmlformats.org/wordprocessingml/2006/main" xmlns:m="http://schemas.openxmlformats.org/officeDocument/2006/math" xmlns:r="http://schemas.openxmlformats.org/officeDocument/2006/relationships" xmlns:o="urn:schemas-microsoft-com:office:office" xmlns:v="urn:schemas-microsoft-com:vml" xmlns:w10="urn:schemas-microsoft-com:office:word" xmlns:a="http://schemas.openxmlformats.org/drawingml/2006/main" xmlns:pic="http://schemas.openxmlformats.org/drawingml/2006/picture" xmlns:wp="http://schemas.openxmlformats.org/drawingml/2006/wordprocessingDrawing">
   <w:body>
-    <w:bookmarkStart w:id="70" w:name="X1452e13f906b9fc343603a64fb4c0fd70c69517"/>
+    <w:bookmarkStart w:id="72" w:name="X1452e13f906b9fc343603a64fb4c0fd70c69517"/>
     <w:p>
       <w:pPr>
         <w:pStyle w:val="Heading1"/>
@@ -7399,7 +7399,362 @@
       </w:r>
     </w:p>
     <w:bookmarkEnd w:id="69"/>
+    <w:bookmarkStart w:id="70" w:name="as-is-cleaned-up-or-tested-oct-2-2026"/>
+    <w:p>
+      <w:pPr>
+        <w:pStyle w:val="Heading2"/>
+      </w:pPr>
+      <w:r>
+        <w:t xml:space="preserve">As-is, cleaned up or tested (Oct 2, 2026)</w:t>
+      </w:r>
+    </w:p>
+    <w:p>
+      <w:pPr>
+        <w:pStyle w:val="FirstParagraph"/>
+      </w:pPr>
+      <w:r>
+        <w:t xml:space="preserve">Every lookup shows the honest</w:t>
+      </w:r>
+      <w:r>
+        <w:t xml:space="preserve"> </w:t>
+      </w:r>
+      <w:r>
+        <w:rPr>
+          <w:bCs/>
+          <w:b/>
+        </w:rPr>
+        <w:t xml:space="preserve">as-is</w:t>
+      </w:r>
+      <w:r>
+        <w:t xml:space="preserve"> </w:t>
+      </w:r>
+      <w:r>
+        <w:t xml:space="preserve">price first. If it looks dusty, or it plugs in and nobody's said it works, you'll see</w:t>
+      </w:r>
+      <w:r>
+        <w:t xml:space="preserve"> </w:t>
+      </w:r>
+      <w:r>
+        <w:rPr>
+          <w:bCs/>
+          <w:b/>
+        </w:rPr>
+        <w:t xml:space="preserve">💡 Worth more with a little work</w:t>
+      </w:r>
+      <w:r>
+        <w:t xml:space="preserve">:</w:t>
+      </w:r>
+    </w:p>
+    <w:p>
+      <w:pPr>
+        <w:numPr>
+          <w:ilvl w:val="0"/>
+          <w:numId w:val="1032"/>
+        </w:numPr>
+        <w:pStyle w:val="Compact"/>
+      </w:pPr>
+      <w:r>
+        <w:rPr>
+          <w:bCs/>
+          <w:b/>
+        </w:rPr>
+        <w:t xml:space="preserve">As it is now</w:t>
+      </w:r>
+      <w:r>
+        <w:t xml:space="preserve"> </w:t>
+      </w:r>
+      <w:r>
+        <w:t xml:space="preserve">(dusty, untested), for example $60–180;</w:t>
+      </w:r>
+    </w:p>
+    <w:p>
+      <w:pPr>
+        <w:numPr>
+          <w:ilvl w:val="0"/>
+          <w:numId w:val="1032"/>
+        </w:numPr>
+        <w:pStyle w:val="Compact"/>
+      </w:pPr>
+      <w:r>
+        <w:rPr>
+          <w:bCs/>
+          <w:b/>
+        </w:rPr>
+        <w:t xml:space="preserve">🧽 Cleaned up</w:t>
+      </w:r>
+      <w:r>
+        <w:t xml:space="preserve">, for example $80–220, with how to clean it;</w:t>
+      </w:r>
+    </w:p>
+    <w:p>
+      <w:pPr>
+        <w:numPr>
+          <w:ilvl w:val="0"/>
+          <w:numId w:val="1032"/>
+        </w:numPr>
+        <w:pStyle w:val="Compact"/>
+      </w:pPr>
+      <w:r>
+        <w:rPr>
+          <w:bCs/>
+          <w:b/>
+        </w:rPr>
+        <w:t xml:space="preserve">🔌 Tested and working</w:t>
+      </w:r>
+      <w:r>
+        <w:t xml:space="preserve">, for example $150–400, with how to test it;</w:t>
+      </w:r>
+    </w:p>
+    <w:p>
+      <w:pPr>
+        <w:numPr>
+          <w:ilvl w:val="0"/>
+          <w:numId w:val="1032"/>
+        </w:numPr>
+        <w:pStyle w:val="Compact"/>
+      </w:pPr>
+      <w:r>
+        <w:rPr>
+          <w:bCs/>
+          <w:b/>
+        </w:rPr>
+        <w:t xml:space="preserve">✨ Both</w:t>
+      </w:r>
+      <w:r>
+        <w:t xml:space="preserve">, for example $180–480.</w:t>
+      </w:r>
+    </w:p>
+    <w:p>
+      <w:pPr>
+        <w:pStyle w:val="FirstParagraph"/>
+      </w:pPr>
+      <w:r>
+        <w:t xml:space="preserve">On Buy or Pass each step also shows what you'd keep and whether it becomes a BUY. On Sort the pile, each item gets one line, like "🔌 If it works: $35–45 (+$20)". Tested it already? Say "it works" in</w:t>
+      </w:r>
+      <w:r>
+        <w:t xml:space="preserve"> </w:t>
+      </w:r>
+      <w:r>
+        <w:rPr>
+          <w:bCs/>
+          <w:b/>
+        </w:rPr>
+        <w:t xml:space="preserve">Something wrong?</w:t>
+      </w:r>
+      <w:r>
+        <w:t xml:space="preserve"> </w:t>
+      </w:r>
+      <w:r>
+        <w:t xml:space="preserve">and the price updates. Listings written by the AI say "untested" plainly unless you said it works.</w:t>
+      </w:r>
+    </w:p>
     <w:bookmarkEnd w:id="70"/>
+    <w:bookmarkStart w:id="71" w:name="X50912bb37eeb3be85453fd34d498d2e19346950"/>
+    <w:p>
+      <w:pPr>
+        <w:pStyle w:val="Heading2"/>
+      </w:pPr>
+      <w:r>
+        <w:t xml:space="preserve">My lookups: everything you check is saved (Oct 2, 2026)</w:t>
+      </w:r>
+    </w:p>
+    <w:p>
+      <w:pPr>
+        <w:pStyle w:val="FirstParagraph"/>
+      </w:pPr>
+      <w:r>
+        <w:t xml:space="preserve">Every What's it worth, Buy or Pass and Sort the pile check is saved in</w:t>
+      </w:r>
+      <w:r>
+        <w:t xml:space="preserve"> </w:t>
+      </w:r>
+      <w:r>
+        <w:rPr>
+          <w:bCs/>
+          <w:b/>
+        </w:rPr>
+        <w:t xml:space="preserve">📂 My lookups</w:t>
+      </w:r>
+      <w:r>
+        <w:t xml:space="preserve"> </w:t>
+      </w:r>
+      <w:r>
+        <w:t xml:space="preserve">until you delete it. It's in the menu, on your account page, and under each tool. You can check a whole pallet now and list later.</w:t>
+      </w:r>
+    </w:p>
+    <w:p>
+      <w:pPr>
+        <w:numPr>
+          <w:ilvl w:val="0"/>
+          <w:numId w:val="1033"/>
+        </w:numPr>
+        <w:pStyle w:val="Compact"/>
+      </w:pPr>
+      <w:r>
+        <w:rPr>
+          <w:bCs/>
+          <w:b/>
+        </w:rPr>
+        <w:t xml:space="preserve">📝 List it</w:t>
+      </w:r>
+      <w:r>
+        <w:t xml:space="preserve"> </w:t>
+      </w:r>
+      <w:r>
+        <w:t xml:space="preserve">writes the listing (Facebook post plus 8 more sites) right from the list.</w:t>
+      </w:r>
+      <w:r>
+        <w:t xml:space="preserve"> </w:t>
+      </w:r>
+      <w:r>
+        <w:rPr>
+          <w:bCs/>
+          <w:b/>
+        </w:rPr>
+        <w:t xml:space="preserve">📝 List all</w:t>
+      </w:r>
+      <w:r>
+        <w:t xml:space="preserve"> </w:t>
+      </w:r>
+      <w:r>
+        <w:t xml:space="preserve">does every one at once, as drafts you check first.</w:t>
+      </w:r>
+    </w:p>
+    <w:p>
+      <w:pPr>
+        <w:numPr>
+          <w:ilvl w:val="0"/>
+          <w:numId w:val="1033"/>
+        </w:numPr>
+        <w:pStyle w:val="Compact"/>
+      </w:pPr>
+      <w:r>
+        <w:rPr>
+          <w:bCs/>
+          <w:b/>
+        </w:rPr>
+        <w:t xml:space="preserve">Open</w:t>
+      </w:r>
+      <w:r>
+        <w:t xml:space="preserve"> </w:t>
+      </w:r>
+      <w:r>
+        <w:t xml:space="preserve">brings the result back, with the fix box, the price ladder and your photos.</w:t>
+      </w:r>
+    </w:p>
+    <w:p>
+      <w:pPr>
+        <w:numPr>
+          <w:ilvl w:val="0"/>
+          <w:numId w:val="1033"/>
+        </w:numPr>
+        <w:pStyle w:val="Compact"/>
+      </w:pPr>
+      <w:r>
+        <w:rPr>
+          <w:bCs/>
+          <w:b/>
+        </w:rPr>
+        <w:t xml:space="preserve">Add photos to a saved lookup:</w:t>
+      </w:r>
+      <w:r>
+        <w:t xml:space="preserve"> </w:t>
+      </w:r>
+      <w:r>
+        <w:t xml:space="preserve">tap 🖼 Add or 📸 Camera, ✨ touch any up, or × to remove one. Then tap</w:t>
+      </w:r>
+      <w:r>
+        <w:t xml:space="preserve"> </w:t>
+      </w:r>
+      <w:r>
+        <w:rPr>
+          <w:bCs/>
+          <w:b/>
+        </w:rPr>
+        <w:t xml:space="preserve">🔄 Re-check with the new photos</w:t>
+      </w:r>
+      <w:r>
+        <w:t xml:space="preserve">.</w:t>
+      </w:r>
+    </w:p>
+    <w:p>
+      <w:pPr>
+        <w:numPr>
+          <w:ilvl w:val="0"/>
+          <w:numId w:val="1033"/>
+        </w:numPr>
+        <w:pStyle w:val="Compact"/>
+      </w:pPr>
+      <w:r>
+        <w:rPr>
+          <w:bCs/>
+          <w:b/>
+        </w:rPr>
+        <w:t xml:space="preserve">🗑 Delete</w:t>
+      </w:r>
+      <w:r>
+        <w:t xml:space="preserve"> </w:t>
+      </w:r>
+      <w:r>
+        <w:t xml:space="preserve">has an Undo.</w:t>
+      </w:r>
+    </w:p>
+    <w:p>
+      <w:pPr>
+        <w:numPr>
+          <w:ilvl w:val="0"/>
+          <w:numId w:val="1033"/>
+        </w:numPr>
+        <w:pStyle w:val="Compact"/>
+      </w:pPr>
+      <w:r>
+        <w:rPr>
+          <w:bCs/>
+          <w:b/>
+        </w:rPr>
+        <w:t xml:space="preserve">On any listing</w:t>
+      </w:r>
+      <w:r>
+        <w:t xml:space="preserve">, tap</w:t>
+      </w:r>
+      <w:r>
+        <w:t xml:space="preserve"> </w:t>
+      </w:r>
+      <w:r>
+        <w:rPr>
+          <w:bCs/>
+          <w:b/>
+        </w:rPr>
+        <w:t xml:space="preserve">📷 Add, change or ✨ touch up photos</w:t>
+      </w:r>
+      <w:r>
+        <w:t xml:space="preserve">.</w:t>
+      </w:r>
+    </w:p>
+    <w:p>
+      <w:pPr>
+        <w:numPr>
+          <w:ilvl w:val="0"/>
+          <w:numId w:val="1033"/>
+        </w:numPr>
+        <w:pStyle w:val="Compact"/>
+      </w:pPr>
+      <w:r>
+        <w:rPr>
+          <w:bCs/>
+          <w:b/>
+        </w:rPr>
+        <w:t xml:space="preserve">Check another item</w:t>
+      </w:r>
+      <w:r>
+        <w:t xml:space="preserve"> </w:t>
+      </w:r>
+      <w:r>
+        <w:t xml:space="preserve">now jumps you back to the top.</w:t>
+      </w:r>
+    </w:p>
+    <w:bookmarkEnd w:id="71"/>
+    <w:bookmarkEnd w:id="72"/>
     <w:sectPr/>
   </w:body>
 </w:document>
@@ -7869,6 +8224,12 @@
     <w:abstractNumId w:val="991"/>
   </w:num>
   <w:num w:numId="1031">
+    <w:abstractNumId w:val="991"/>
+  </w:num>
+  <w:num w:numId="1032">
+    <w:abstractNumId w:val="991"/>
+  </w:num>
+  <w:num w:numId="1033">
     <w:abstractNumId w:val="991"/>
   </w:num>
 </w:numbering>

--- a/docs/Next_Owner_Market_User_Guide.docx
+++ b/docs/Next_Owner_Market_User_Guide.docx
@@ -2,7 +2,7 @@
 <file path=word/document.xml><?xml version="1.0" encoding="utf-8"?>
 <w:document xmlns:w="http://schemas.openxmlformats.org/wordprocessingml/2006/main" xmlns:m="http://schemas.openxmlformats.org/officeDocument/2006/math" xmlns:r="http://schemas.openxmlformats.org/officeDocument/2006/relationships" xmlns:o="urn:schemas-microsoft-com:office:office" xmlns:v="urn:schemas-microsoft-com:vml" xmlns:w10="urn:schemas-microsoft-com:office:word" xmlns:a="http://schemas.openxmlformats.org/drawingml/2006/main" xmlns:pic="http://schemas.openxmlformats.org/drawingml/2006/picture" xmlns:wp="http://schemas.openxmlformats.org/drawingml/2006/wordprocessingDrawing">
   <w:body>
-    <w:bookmarkStart w:id="72" w:name="X1452e13f906b9fc343603a64fb4c0fd70c69517"/>
+    <w:bookmarkStart w:id="73" w:name="X1452e13f906b9fc343603a64fb4c0fd70c69517"/>
     <w:p>
       <w:pPr>
         <w:pStyle w:val="Heading1"/>
@@ -7579,7 +7579,23 @@
         <w:t xml:space="preserve"> </w:t>
       </w:r>
       <w:r>
-        <w:t xml:space="preserve">until you delete it. It's in the menu, on your account page, and under each tool. You can check a whole pallet now and list later.</w:t>
+        <w:t xml:space="preserve">until you delete it. It's on your</w:t>
+      </w:r>
+      <w:r>
+        <w:t xml:space="preserve"> </w:t>
+      </w:r>
+      <w:r>
+        <w:rPr>
+          <w:bCs/>
+          <w:b/>
+        </w:rPr>
+        <w:t xml:space="preserve">Inventory / My stuff</w:t>
+      </w:r>
+      <w:r>
+        <w:t xml:space="preserve"> </w:t>
+      </w:r>
+      <w:r>
+        <w:t xml:space="preserve">page: a box at the top shows the ones not listed yet, with a 📝 List them button, plus a 📂 Lookups tab next to Drafts and Listed. It's also in the menu, on your account page, and under each tool. You can check a whole pallet now and list later.</w:t>
       </w:r>
     </w:p>
     <w:p>
@@ -7754,7 +7770,124 @@
       </w:r>
     </w:p>
     <w:bookmarkEnd w:id="71"/>
+    <w:bookmarkStart w:id="72" w:name="X7a6cb5deef22213dbf4ee25dbc99e194a5de089"/>
+    <w:p>
+      <w:pPr>
+        <w:pStyle w:val="Heading2"/>
+      </w:pPr>
+      <w:r>
+        <w:t xml:space="preserve">💡 Ideas &amp; problems (Oct 2, 2026)</w:t>
+      </w:r>
+    </w:p>
+    <w:p>
+      <w:pPr>
+        <w:pStyle w:val="FirstParagraph"/>
+      </w:pPr>
+      <w:r>
+        <w:t xml:space="preserve">Have an idea that would make the site better, or something isn't working? Tap</w:t>
+      </w:r>
+      <w:r>
+        <w:t xml:space="preserve"> </w:t>
+      </w:r>
+      <w:r>
+        <w:rPr>
+          <w:bCs/>
+          <w:b/>
+        </w:rPr>
+        <w:t xml:space="preserve">💡 Ideas &amp; problems</w:t>
+      </w:r>
+      <w:r>
+        <w:t xml:space="preserve">. It's in the menu, on your account page, at the top of Help, and at the bottom of the home page.</w:t>
+      </w:r>
+    </w:p>
+    <w:p>
+      <w:pPr>
+        <w:numPr>
+          <w:ilvl w:val="0"/>
+          <w:numId w:val="1034"/>
+        </w:numPr>
+        <w:pStyle w:val="Compact"/>
+      </w:pPr>
+      <w:r>
+        <w:t xml:space="preserve">Pick</w:t>
+      </w:r>
+      <w:r>
+        <w:t xml:space="preserve"> </w:t>
+      </w:r>
+      <w:r>
+        <w:rPr>
+          <w:bCs/>
+          <w:b/>
+        </w:rPr>
+        <w:t xml:space="preserve">💡 Suggest an upgrade</w:t>
+      </w:r>
+      <w:r>
+        <w:t xml:space="preserve"> </w:t>
+      </w:r>
+      <w:r>
+        <w:t xml:space="preserve">or</w:t>
+      </w:r>
+      <w:r>
+        <w:t xml:space="preserve"> </w:t>
+      </w:r>
+      <w:r>
+        <w:rPr>
+          <w:bCs/>
+          <w:b/>
+        </w:rPr>
+        <w:t xml:space="preserve">🐞 Something's not working</w:t>
+      </w:r>
+      <w:r>
+        <w:t xml:space="preserve">.</w:t>
+      </w:r>
+    </w:p>
+    <w:p>
+      <w:pPr>
+        <w:numPr>
+          <w:ilvl w:val="0"/>
+          <w:numId w:val="1034"/>
+        </w:numPr>
+        <w:pStyle w:val="Compact"/>
+      </w:pPr>
+      <w:r>
+        <w:t xml:space="preserve">Type it or tap the mic. You can add a screenshot.</w:t>
+      </w:r>
+    </w:p>
+    <w:p>
+      <w:pPr>
+        <w:numPr>
+          <w:ilvl w:val="0"/>
+          <w:numId w:val="1034"/>
+        </w:numPr>
+        <w:pStyle w:val="Compact"/>
+      </w:pPr>
+      <w:r>
+        <w:t xml:space="preserve">Tap</w:t>
+      </w:r>
+      <w:r>
+        <w:t xml:space="preserve"> </w:t>
+      </w:r>
+      <w:r>
+        <w:rPr>
+          <w:bCs/>
+          <w:b/>
+        </w:rPr>
+        <w:t xml:space="preserve">Send it</w:t>
+      </w:r>
+      <w:r>
+        <w:t xml:space="preserve">.</w:t>
+      </w:r>
+    </w:p>
+    <w:p>
+      <w:pPr>
+        <w:pStyle w:val="FirstParagraph"/>
+      </w:pPr>
+      <w:r>
+        <w:t xml:space="preserve">The owner gets every one right away. Your own sends show on that page with where they stand: 📬 Got it, 🛠 We're on it, ✅ Done or ⏸ Not right now, plus any note from us.</w:t>
+      </w:r>
+    </w:p>
     <w:bookmarkEnd w:id="72"/>
+    <w:bookmarkEnd w:id="73"/>
     <w:sectPr/>
   </w:body>
 </w:document>
@@ -8230,6 +8363,9 @@
     <w:abstractNumId w:val="991"/>
   </w:num>
   <w:num w:numId="1033">
+    <w:abstractNumId w:val="991"/>
+  </w:num>
+  <w:num w:numId="1034">
     <w:abstractNumId w:val="991"/>
   </w:num>
 </w:numbering>

--- a/docs/Next_Owner_Market_User_Guide.docx
+++ b/docs/Next_Owner_Market_User_Guide.docx
@@ -2,7 +2,7 @@
 <file path=word/document.xml><?xml version="1.0" encoding="utf-8"?>
 <w:document xmlns:w="http://schemas.openxmlformats.org/wordprocessingml/2006/main" xmlns:m="http://schemas.openxmlformats.org/officeDocument/2006/math" xmlns:r="http://schemas.openxmlformats.org/officeDocument/2006/relationships" xmlns:o="urn:schemas-microsoft-com:office:office" xmlns:v="urn:schemas-microsoft-com:vml" xmlns:w10="urn:schemas-microsoft-com:office:word" xmlns:a="http://schemas.openxmlformats.org/drawingml/2006/main" xmlns:pic="http://schemas.openxmlformats.org/drawingml/2006/picture" xmlns:wp="http://schemas.openxmlformats.org/drawingml/2006/wordprocessingDrawing">
   <w:body>
-    <w:bookmarkStart w:id="73" w:name="X1452e13f906b9fc343603a64fb4c0fd70c69517"/>
+    <w:bookmarkStart w:id="74" w:name="X1452e13f906b9fc343603a64fb4c0fd70c69517"/>
     <w:p>
       <w:pPr>
         <w:pStyle w:val="Heading1"/>
@@ -7887,7 +7887,124 @@
       </w:r>
     </w:p>
     <w:bookmarkEnd w:id="72"/>
+    <w:bookmarkStart w:id="73" w:name="change-the-words-by-talking-oct-2-2026"/>
+    <w:p>
+      <w:pPr>
+        <w:pStyle w:val="Heading2"/>
+      </w:pPr>
+      <w:r>
+        <w:t xml:space="preserve">Change the words by talking (Oct 2, 2026)</w:t>
+      </w:r>
+    </w:p>
+    <w:p>
+      <w:pPr>
+        <w:pStyle w:val="FirstParagraph"/>
+      </w:pPr>
+      <w:r>
+        <w:t xml:space="preserve">Don't like how the listing reads? On any listing tap</w:t>
+      </w:r>
+      <w:r>
+        <w:t xml:space="preserve"> </w:t>
+      </w:r>
+      <w:r>
+        <w:rPr>
+          <w:bCs/>
+          <w:b/>
+        </w:rPr>
+        <w:t xml:space="preserve">✨ Change the words</w:t>
+      </w:r>
+      <w:r>
+        <w:t xml:space="preserve">, or open</w:t>
+      </w:r>
+      <w:r>
+        <w:t xml:space="preserve"> </w:t>
+      </w:r>
+      <w:r>
+        <w:rPr>
+          <w:bCs/>
+          <w:b/>
+        </w:rPr>
+        <w:t xml:space="preserve">Edit</w:t>
+      </w:r>
+      <w:r>
+        <w:t xml:space="preserve">. At the top is</w:t>
+      </w:r>
+      <w:r>
+        <w:t xml:space="preserve"> </w:t>
+      </w:r>
+      <w:r>
+        <w:rPr>
+          <w:bCs/>
+          <w:b/>
+        </w:rPr>
+        <w:t xml:space="preserve">✨ Tell it what to change</w:t>
+      </w:r>
+      <w:r>
+        <w:t xml:space="preserve">. Tap the mic and say it, for example "take out the part about dust, they're new and never used, make it a good listing." Then tap</w:t>
+      </w:r>
+      <w:r>
+        <w:t xml:space="preserve"> </w:t>
+      </w:r>
+      <w:r>
+        <w:rPr>
+          <w:bCs/>
+          <w:b/>
+        </w:rPr>
+        <w:t xml:space="preserve">🔄 Rewrite it</w:t>
+      </w:r>
+      <w:r>
+        <w:t xml:space="preserve">. The title, description and condition line are rewritten. Check them and tap</w:t>
+      </w:r>
+      <w:r>
+        <w:t xml:space="preserve"> </w:t>
+      </w:r>
+      <w:r>
+        <w:rPr>
+          <w:bCs/>
+          <w:b/>
+        </w:rPr>
+        <w:t xml:space="preserve">Save</w:t>
+      </w:r>
+      <w:r>
+        <w:t xml:space="preserve">.</w:t>
+      </w:r>
+      <w:r>
+        <w:t xml:space="preserve"> </w:t>
+      </w:r>
+      <w:r>
+        <w:rPr>
+          <w:bCs/>
+          <w:b/>
+        </w:rPr>
+        <w:t xml:space="preserve">↩ Undo</w:t>
+      </w:r>
+      <w:r>
+        <w:t xml:space="preserve"> </w:t>
+      </w:r>
+      <w:r>
+        <w:t xml:space="preserve">puts the old words back. It's free.</w:t>
+      </w:r>
+    </w:p>
+    <w:p>
+      <w:pPr>
+        <w:pStyle w:val="BodyText"/>
+      </w:pPr>
+      <w:r>
+        <w:rPr>
+          <w:bCs/>
+          <w:b/>
+        </w:rPr>
+        <w:t xml:space="preserve">Your notes stay out of the listing:</w:t>
+      </w:r>
+      <w:r>
+        <w:t xml:space="preserve"> </w:t>
+      </w:r>
+      <w:r>
+        <w:t xml:space="preserve">what you tell the AI ("they're dusty from the warehouse but new") is used as facts. The listing just says "New, never used." It never says "seller says…" or repeats your notes.</w:t>
+      </w:r>
+    </w:p>
     <w:bookmarkEnd w:id="73"/>
+    <w:bookmarkEnd w:id="74"/>
     <w:sectPr/>
   </w:body>
 </w:document>

--- a/docs/Next_Owner_Market_User_Guide.docx
+++ b/docs/Next_Owner_Market_User_Guide.docx
@@ -2,7 +2,7 @@
 <file path=word/document.xml><?xml version="1.0" encoding="utf-8"?>
 <w:document xmlns:w="http://schemas.openxmlformats.org/wordprocessingml/2006/main" xmlns:m="http://schemas.openxmlformats.org/officeDocument/2006/math" xmlns:r="http://schemas.openxmlformats.org/officeDocument/2006/relationships" xmlns:o="urn:schemas-microsoft-com:office:office" xmlns:v="urn:schemas-microsoft-com:vml" xmlns:w10="urn:schemas-microsoft-com:office:word" xmlns:a="http://schemas.openxmlformats.org/drawingml/2006/main" xmlns:pic="http://schemas.openxmlformats.org/drawingml/2006/picture" xmlns:wp="http://schemas.openxmlformats.org/drawingml/2006/wordprocessingDrawing">
   <w:body>
-    <w:bookmarkStart w:id="74" w:name="X1452e13f906b9fc343603a64fb4c0fd70c69517"/>
+    <w:bookmarkStart w:id="75" w:name="X1452e13f906b9fc343603a64fb4c0fd70c69517"/>
     <w:p>
       <w:pPr>
         <w:pStyle w:val="Heading1"/>
@@ -8004,7 +8004,157 @@
       </w:r>
     </w:p>
     <w:bookmarkEnd w:id="73"/>
+    <w:bookmarkStart w:id="74" w:name="X3edbd78f013ceb92743cfabca21265ecc47cd37"/>
+    <w:p>
+      <w:pPr>
+        <w:pStyle w:val="Heading2"/>
+      </w:pPr>
+      <w:r>
+        <w:t xml:space="preserve">📋 About it: who made it, when, and what it cost new (Oct 3, 2026)</w:t>
+      </w:r>
+    </w:p>
+    <w:p>
+      <w:pPr>
+        <w:pStyle w:val="FirstParagraph"/>
+      </w:pPr>
+      <w:r>
+        <w:t xml:space="preserve">Every What's it worth and Buy or Pass answer now has an</w:t>
+      </w:r>
+      <w:r>
+        <w:t xml:space="preserve"> </w:t>
+      </w:r>
+      <w:r>
+        <w:rPr>
+          <w:bCs/>
+          <w:b/>
+        </w:rPr>
+        <w:t xml:space="preserve">📋 About it</w:t>
+      </w:r>
+      <w:r>
+        <w:t xml:space="preserve"> </w:t>
+      </w:r>
+      <w:r>
+        <w:t xml:space="preserve">card right under the price. It shows:</w:t>
+      </w:r>
+    </w:p>
+    <w:p>
+      <w:pPr>
+        <w:numPr>
+          <w:ilvl w:val="0"/>
+          <w:numId w:val="1035"/>
+        </w:numPr>
+        <w:pStyle w:val="Compact"/>
+      </w:pPr>
+      <w:r>
+        <w:rPr>
+          <w:bCs/>
+          <w:b/>
+        </w:rPr>
+        <w:t xml:space="preserve">Made by</w:t>
+      </w:r>
+      <w:r>
+        <w:t xml:space="preserve"> </w:t>
+      </w:r>
+      <w:r>
+        <w:t xml:space="preserve">and</w:t>
+      </w:r>
+      <w:r>
+        <w:t xml:space="preserve"> </w:t>
+      </w:r>
+      <w:r>
+        <w:rPr>
+          <w:bCs/>
+          <w:b/>
+        </w:rPr>
+        <w:t xml:space="preserve">Made in</w:t>
+      </w:r>
+      <w:r>
+        <w:t xml:space="preserve">;</w:t>
+      </w:r>
+    </w:p>
+    <w:p>
+      <w:pPr>
+        <w:numPr>
+          <w:ilvl w:val="0"/>
+          <w:numId w:val="1035"/>
+        </w:numPr>
+        <w:pStyle w:val="Compact"/>
+      </w:pPr>
+      <w:r>
+        <w:rPr>
+          <w:bCs/>
+          <w:b/>
+        </w:rPr>
+        <w:t xml:space="preserve">Year made</w:t>
+      </w:r>
+      <w:r>
+        <w:t xml:space="preserve">;</w:t>
+      </w:r>
+    </w:p>
+    <w:p>
+      <w:pPr>
+        <w:numPr>
+          <w:ilvl w:val="0"/>
+          <w:numId w:val="1035"/>
+        </w:numPr>
+        <w:pStyle w:val="Compact"/>
+      </w:pPr>
+      <w:r>
+        <w:rPr>
+          <w:bCs/>
+          <w:b/>
+        </w:rPr>
+        <w:t xml:space="preserve">Sold new for</w:t>
+      </w:r>
+      <w:r>
+        <w:t xml:space="preserve">, with the year and about what that is in today's money;</w:t>
+      </w:r>
+    </w:p>
+    <w:p>
+      <w:pPr>
+        <w:numPr>
+          <w:ilvl w:val="0"/>
+          <w:numId w:val="1035"/>
+        </w:numPr>
+        <w:pStyle w:val="Compact"/>
+      </w:pPr>
+      <w:r>
+        <w:rPr>
+          <w:bCs/>
+          <w:b/>
+        </w:rPr>
+        <w:t xml:space="preserve">New today</w:t>
+      </w:r>
+      <w:r>
+        <w:t xml:space="preserve">, or what replaced it.</w:t>
+      </w:r>
+    </w:p>
+    <w:p>
+      <w:pPr>
+        <w:pStyle w:val="FirstParagraph"/>
+      </w:pPr>
+      <w:r>
+        <w:t xml:space="preserve">It says how it knows: read off the label in your photo, known for that model, or a best estimate.</w:t>
+      </w:r>
+      <w:r>
+        <w:t xml:space="preserve"> </w:t>
+      </w:r>
+      <w:r>
+        <w:rPr>
+          <w:bCs/>
+          <w:b/>
+        </w:rPr>
+        <w:t xml:space="preserve">Tip:</w:t>
+      </w:r>
+      <w:r>
+        <w:t xml:space="preserve"> </w:t>
+      </w:r>
+      <w:r>
+        <w:t xml:space="preserve">photograph the label or model plate to make it exact. On a lot, each piece shows its year and what it sold for new. On Sort the pile, each item's line shows "made 1990 · new $250" when it can tell.</w:t>
+      </w:r>
+    </w:p>
     <w:bookmarkEnd w:id="74"/>
+    <w:bookmarkEnd w:id="75"/>
     <w:sectPr/>
   </w:body>
 </w:document>
@@ -8483,6 +8633,9 @@
     <w:abstractNumId w:val="991"/>
   </w:num>
   <w:num w:numId="1034">
+    <w:abstractNumId w:val="991"/>
+  </w:num>
+  <w:num w:numId="1035">
     <w:abstractNumId w:val="991"/>
   </w:num>
 </w:numbering>

--- a/docs/Next_Owner_Market_User_Guide.docx
+++ b/docs/Next_Owner_Market_User_Guide.docx
@@ -2,7 +2,7 @@
 <file path=word/document.xml><?xml version="1.0" encoding="utf-8"?>
 <w:document xmlns:w="http://schemas.openxmlformats.org/wordprocessingml/2006/main" xmlns:m="http://schemas.openxmlformats.org/officeDocument/2006/math" xmlns:r="http://schemas.openxmlformats.org/officeDocument/2006/relationships" xmlns:o="urn:schemas-microsoft-com:office:office" xmlns:v="urn:schemas-microsoft-com:vml" xmlns:w10="urn:schemas-microsoft-com:office:word" xmlns:a="http://schemas.openxmlformats.org/drawingml/2006/main" xmlns:pic="http://schemas.openxmlformats.org/drawingml/2006/picture" xmlns:wp="http://schemas.openxmlformats.org/drawingml/2006/wordprocessingDrawing">
   <w:body>
-    <w:bookmarkStart w:id="75" w:name="X1452e13f906b9fc343603a64fb4c0fd70c69517"/>
+    <w:bookmarkStart w:id="76" w:name="X1452e13f906b9fc343603a64fb4c0fd70c69517"/>
     <w:p>
       <w:pPr>
         <w:pStyle w:val="Heading1"/>
@@ -8154,7 +8154,188 @@
       </w:r>
     </w:p>
     <w:bookmarkEnd w:id="74"/>
+    <w:bookmarkStart w:id="75" w:name="Xea09e90ccf2cf58559e470983020236bf2b77dd"/>
+    <w:p>
+      <w:pPr>
+        <w:pStyle w:val="Heading2"/>
+      </w:pPr>
+      <w:r>
+        <w:t xml:space="preserve">Keywords on every site's listing (Oct 3, 2026)</w:t>
+      </w:r>
+    </w:p>
+    <w:p>
+      <w:pPr>
+        <w:pStyle w:val="FirstParagraph"/>
+      </w:pPr>
+      <w:r>
+        <w:t xml:space="preserve">Every copy-and-paste listing now ends with the words people search for, in the way each site uses them:</w:t>
+      </w:r>
+    </w:p>
+    <w:tbl>
+      <w:tblPr>
+        <w:tblStyle w:val="Table"/>
+        <w:tblW w:type="auto" w:w="0"/>
+        <w:tblLook w:firstRow="1" w:lastRow="0" w:firstColumn="0" w:lastColumn="0" w:noHBand="0" w:noVBand="0" w:val="0020"/>
+        <w:jc w:val="start"/>
+      </w:tblPr>
+      <w:tblGrid>
+        <w:gridCol w:w="3960"/>
+        <w:gridCol w:w="3960"/>
+      </w:tblGrid>
+      <w:tr>
+        <w:trPr>
+          <w:tblHeader w:val="true"/>
+        </w:trPr>
+        <w:tc>
+          <w:tcPr/>
+          <w:p>
+            <w:pPr>
+              <w:pStyle w:val="Compact"/>
+              <w:jc w:val="left"/>
+            </w:pPr>
+            <w:r>
+              <w:t xml:space="preserve">Site</w:t>
+            </w:r>
+          </w:p>
+        </w:tc>
+        <w:tc>
+          <w:tcPr/>
+          <w:p>
+            <w:pPr>
+              <w:pStyle w:val="Compact"/>
+              <w:jc w:val="left"/>
+            </w:pPr>
+            <w:r>
+              <w:t xml:space="preserve">What's added at the bottom</w:t>
+            </w:r>
+          </w:p>
+        </w:tc>
+      </w:tr>
+      <w:tr>
+        <w:tc>
+          <w:tcPr/>
+          <w:p>
+            <w:pPr>
+              <w:pStyle w:val="Compact"/>
+              <w:jc w:val="left"/>
+            </w:pPr>
+            <w:r>
+              <w:t xml:space="preserve">Facebook, eBay, OfferUp, Craigslist, Poshmark</w:t>
+            </w:r>
+          </w:p>
+        </w:tc>
+        <w:tc>
+          <w:tcPr/>
+          <w:p>
+            <w:pPr>
+              <w:pStyle w:val="Compact"/>
+              <w:jc w:val="left"/>
+            </w:pPr>
+            <w:r>
+              <w:rPr>
+                <w:bCs/>
+                <w:b/>
+              </w:rPr>
+              <w:t xml:space="preserve">Keywords:</w:t>
+            </w:r>
+            <w:r>
+              <w:t xml:space="preserve"> </w:t>
+            </w:r>
+            <w:r>
+              <w:t xml:space="preserve">up to 20 search words (brand, model, model number, what it is, other names)</w:t>
+            </w:r>
+          </w:p>
+        </w:tc>
+      </w:tr>
+      <w:tr>
+        <w:tc>
+          <w:tcPr/>
+          <w:p>
+            <w:pPr>
+              <w:pStyle w:val="Compact"/>
+              <w:jc w:val="left"/>
+            </w:pPr>
+            <w:r>
+              <w:t xml:space="preserve">Mercari</w:t>
+            </w:r>
+          </w:p>
+        </w:tc>
+        <w:tc>
+          <w:tcPr/>
+          <w:p>
+            <w:pPr>
+              <w:pStyle w:val="Compact"/>
+              <w:jc w:val="left"/>
+            </w:pPr>
+            <w:r>
+              <w:t xml:space="preserve">Keywords, plus its 3 hashtags (Mercari allows 3)</w:t>
+            </w:r>
+          </w:p>
+        </w:tc>
+      </w:tr>
+      <w:tr>
+        <w:tc>
+          <w:tcPr/>
+          <w:p>
+            <w:pPr>
+              <w:pStyle w:val="Compact"/>
+              <w:jc w:val="left"/>
+            </w:pPr>
+            <w:r>
+              <w:t xml:space="preserve">Vinted, Depop</w:t>
+            </w:r>
+          </w:p>
+        </w:tc>
+        <w:tc>
+          <w:tcPr/>
+          <w:p>
+            <w:pPr>
+              <w:pStyle w:val="Compact"/>
+              <w:jc w:val="left"/>
+            </w:pPr>
+            <w:r>
+              <w:t xml:space="preserve">5 hashtags</w:t>
+            </w:r>
+          </w:p>
+        </w:tc>
+      </w:tr>
+      <w:tr>
+        <w:tc>
+          <w:tcPr/>
+          <w:p>
+            <w:pPr>
+              <w:pStyle w:val="Compact"/>
+              <w:jc w:val="left"/>
+            </w:pPr>
+            <w:r>
+              <w:t xml:space="preserve">Etsy</w:t>
+            </w:r>
+          </w:p>
+        </w:tc>
+        <w:tc>
+          <w:tcPr/>
+          <w:p>
+            <w:pPr>
+              <w:pStyle w:val="Compact"/>
+              <w:jc w:val="left"/>
+            </w:pPr>
+            <w:r>
+              <w:t xml:space="preserve">13 tags in the Tags box</w:t>
+            </w:r>
+          </w:p>
+        </w:tc>
+      </w:tr>
+    </w:tbl>
+    <w:p>
+      <w:pPr>
+        <w:pStyle w:val="BodyText"/>
+      </w:pPr>
+      <w:r>
+        <w:t xml:space="preserve">The AI picks 12–20 real search words for every listing. Older listings without them still get a line built from the brand, model and title. Only words that fit the item are used, because eBay and Mercari punish unrelated keywords.</w:t>
+      </w:r>
+    </w:p>
     <w:bookmarkEnd w:id="75"/>
+    <w:bookmarkEnd w:id="76"/>
     <w:sectPr/>
   </w:body>
 </w:document>

--- a/docs/Next_Owner_Market_User_Guide.docx
+++ b/docs/Next_Owner_Market_User_Guide.docx
@@ -2,7 +2,7 @@
 <file path=word/document.xml><?xml version="1.0" encoding="utf-8"?>
 <w:document xmlns:w="http://schemas.openxmlformats.org/wordprocessingml/2006/main" xmlns:m="http://schemas.openxmlformats.org/officeDocument/2006/math" xmlns:r="http://schemas.openxmlformats.org/officeDocument/2006/relationships" xmlns:o="urn:schemas-microsoft-com:office:office" xmlns:v="urn:schemas-microsoft-com:vml" xmlns:w10="urn:schemas-microsoft-com:office:word" xmlns:a="http://schemas.openxmlformats.org/drawingml/2006/main" xmlns:pic="http://schemas.openxmlformats.org/drawingml/2006/picture" xmlns:wp="http://schemas.openxmlformats.org/drawingml/2006/wordprocessingDrawing">
   <w:body>
-    <w:bookmarkStart w:id="76" w:name="X1452e13f906b9fc343603a64fb4c0fd70c69517"/>
+    <w:bookmarkStart w:id="77" w:name="X1452e13f906b9fc343603a64fb4c0fd70c69517"/>
     <w:p>
       <w:pPr>
         <w:pStyle w:val="Heading1"/>
@@ -8335,7 +8335,120 @@
       </w:r>
     </w:p>
     <w:bookmarkEnd w:id="75"/>
+    <w:bookmarkStart w:id="76" w:name="if-the-ai-cant-read-a-photo-oct-3-2026"/>
+    <w:p>
+      <w:pPr>
+        <w:pStyle w:val="Heading2"/>
+      </w:pPr>
+      <w:r>
+        <w:t xml:space="preserve">If the AI can't read a photo (Oct 3, 2026)</w:t>
+      </w:r>
+    </w:p>
+    <w:p>
+      <w:pPr>
+        <w:pStyle w:val="FirstParagraph"/>
+      </w:pPr>
+      <w:r>
+        <w:t xml:space="preserve">On</w:t>
+      </w:r>
+      <w:r>
+        <w:t xml:space="preserve"> </w:t>
+      </w:r>
+      <w:r>
+        <w:rPr>
+          <w:bCs/>
+          <w:b/>
+        </w:rPr>
+        <w:t xml:space="preserve">Add item</w:t>
+      </w:r>
+      <w:r>
+        <w:t xml:space="preserve">, if the AI can't write the listing, you get three buttons:</w:t>
+      </w:r>
+      <w:r>
+        <w:t xml:space="preserve"> </w:t>
+      </w:r>
+      <w:r>
+        <w:rPr>
+          <w:bCs/>
+          <w:b/>
+        </w:rPr>
+        <w:t xml:space="preserve">🔄 Try again</w:t>
+      </w:r>
+      <w:r>
+        <w:t xml:space="preserve">,</w:t>
+      </w:r>
+      <w:r>
+        <w:t xml:space="preserve"> </w:t>
+      </w:r>
+      <w:r>
+        <w:rPr>
+          <w:bCs/>
+          <w:b/>
+        </w:rPr>
+        <w:t xml:space="preserve">✏️ Fill it in myself</w:t>
+      </w:r>
+      <w:r>
+        <w:t xml:space="preserve"> </w:t>
+      </w:r>
+      <w:r>
+        <w:t xml:space="preserve">(it starts with your notes) and</w:t>
+      </w:r>
+      <w:r>
+        <w:t xml:space="preserve"> </w:t>
+      </w:r>
+      <w:r>
+        <w:rPr>
+          <w:bCs/>
+          <w:b/>
+        </w:rPr>
+        <w:t xml:space="preserve">Start over with a new item</w:t>
+      </w:r>
+      <w:r>
+        <w:t xml:space="preserve">. Your photos and notes stay, and nothing is charged. It never hangs: after 90 seconds it stops and shows those buttons.</w:t>
+      </w:r>
+    </w:p>
+    <w:p>
+      <w:pPr>
+        <w:pStyle w:val="BodyText"/>
+      </w:pPr>
+      <w:r>
+        <w:t xml:space="preserve">Tapping</w:t>
+      </w:r>
+      <w:r>
+        <w:t xml:space="preserve"> </w:t>
+      </w:r>
+      <w:r>
+        <w:rPr>
+          <w:bCs/>
+          <w:b/>
+        </w:rPr>
+        <w:t xml:space="preserve">➕ Add</w:t>
+      </w:r>
+      <w:r>
+        <w:t xml:space="preserve"> </w:t>
+      </w:r>
+      <w:r>
+        <w:t xml:space="preserve">(or any menu button) while you're already on that page now starts it fresh. Every listing has an</w:t>
+      </w:r>
+      <w:r>
+        <w:t xml:space="preserve"> </w:t>
+      </w:r>
+      <w:r>
+        <w:rPr>
+          <w:bCs/>
+          <w:b/>
+        </w:rPr>
+        <w:t xml:space="preserve">✏️ Edit</w:t>
+      </w:r>
+      <w:r>
+        <w:t xml:space="preserve"> </w:t>
+      </w:r>
+      <w:r>
+        <w:t xml:space="preserve">button at the top, next to its status.</w:t>
+      </w:r>
+    </w:p>
     <w:bookmarkEnd w:id="76"/>
+    <w:bookmarkEnd w:id="77"/>
     <w:sectPr/>
   </w:body>
 </w:document>

--- a/docs/Next_Owner_Market_User_Guide.docx
+++ b/docs/Next_Owner_Market_User_Guide.docx
@@ -2,7 +2,7 @@
 <file path=word/document.xml><?xml version="1.0" encoding="utf-8"?>
 <w:document xmlns:w="http://schemas.openxmlformats.org/wordprocessingml/2006/main" xmlns:m="http://schemas.openxmlformats.org/officeDocument/2006/math" xmlns:r="http://schemas.openxmlformats.org/officeDocument/2006/relationships" xmlns:o="urn:schemas-microsoft-com:office:office" xmlns:v="urn:schemas-microsoft-com:vml" xmlns:w10="urn:schemas-microsoft-com:office:word" xmlns:a="http://schemas.openxmlformats.org/drawingml/2006/main" xmlns:pic="http://schemas.openxmlformats.org/drawingml/2006/picture" xmlns:wp="http://schemas.openxmlformats.org/drawingml/2006/wordprocessingDrawing">
   <w:body>
-    <w:bookmarkStart w:id="77" w:name="X1452e13f906b9fc343603a64fb4c0fd70c69517"/>
+    <w:bookmarkStart w:id="78" w:name="X1452e13f906b9fc343603a64fb4c0fd70c69517"/>
     <w:p>
       <w:pPr>
         <w:pStyle w:val="Heading1"/>
@@ -8448,7 +8448,73 @@
       </w:r>
     </w:p>
     <w:bookmarkEnd w:id="76"/>
+    <w:bookmarkStart w:id="77" w:name="X3da2067224820edf274a4949382bfcaee4f75d0"/>
+    <w:p>
+      <w:pPr>
+        <w:pStyle w:val="Heading2"/>
+      </w:pPr>
+      <w:r>
+        <w:t xml:space="preserve">Share a listing: on the internet twice (Oct 3, 2026)</w:t>
+      </w:r>
+    </w:p>
+    <w:p>
+      <w:pPr>
+        <w:pStyle w:val="FirstParagraph"/>
+      </w:pPr>
+      <w:r>
+        <w:t xml:space="preserve">Once an item is listed in the store, its page shows a big</w:t>
+      </w:r>
+      <w:r>
+        <w:t xml:space="preserve"> </w:t>
+      </w:r>
+      <w:r>
+        <w:rPr>
+          <w:bCs/>
+          <w:b/>
+        </w:rPr>
+        <w:t xml:space="preserve">📣 Share this find</w:t>
+      </w:r>
+      <w:r>
+        <w:t xml:space="preserve"> </w:t>
+      </w:r>
+      <w:r>
+        <w:t xml:space="preserve">button. One tap gives it a second page on our site, its "find" page, with the photo, what it's worth and a</w:t>
+      </w:r>
+      <w:r>
+        <w:t xml:space="preserve"> </w:t>
+      </w:r>
+      <w:r>
+        <w:rPr>
+          <w:bCs/>
+          <w:b/>
+        </w:rPr>
+        <w:t xml:space="preserve">🛒 For sale now</w:t>
+      </w:r>
+      <w:r>
+        <w:t xml:space="preserve"> </w:t>
+      </w:r>
+      <w:r>
+        <w:t xml:space="preserve">button back to your listing. Both pages go out to the search engines, so the item shows up twice. Then tap</w:t>
+      </w:r>
+      <w:r>
+        <w:t xml:space="preserve"> </w:t>
+      </w:r>
+      <w:r>
+        <w:rPr>
+          <w:bCs/>
+          <w:b/>
+        </w:rPr>
+        <w:t xml:space="preserve">📲 Also send it to Facebook or a friend</w:t>
+      </w:r>
+      <w:r>
+        <w:t xml:space="preserve"> </w:t>
+      </w:r>
+      <w:r>
+        <w:t xml:space="preserve">to share the listing link anywhere.</w:t>
+      </w:r>
+    </w:p>
     <w:bookmarkEnd w:id="77"/>
+    <w:bookmarkEnd w:id="78"/>
     <w:sectPr/>
   </w:body>
 </w:document>

--- a/docs/Next_Owner_Market_User_Guide.docx
+++ b/docs/Next_Owner_Market_User_Guide.docx
@@ -4385,13 +4385,13 @@
           <w:bCs/>
           <w:b/>
         </w:rPr>
-        <w:t xml:space="preserve">New-seller limits.</w:t>
-      </w:r>
-      <w:r>
-        <w:t xml:space="preserve"> </w:t>
-      </w:r>
-      <w:r>
-        <w:t xml:space="preserve">5 live listings and $500 total until 3 sales are completed.</w:t>
+        <w:t xml:space="preserve">Listing limits.</w:t>
+      </w:r>
+      <w:r>
+        <w:t xml:space="preserve"> </w:t>
+      </w:r>
+      <w:r>
+        <w:t xml:space="preserve">Free accounts can have 10 live listings. Paying members (Pro, Power Seller) have no limit. (The old new-seller limit of 5 listings and $500 until 3 sales was removed Oct 3, 2026.)</w:t>
       </w:r>
     </w:p>
     <w:p>

--- a/docs/Next_Owner_Market_User_Guide.docx
+++ b/docs/Next_Owner_Market_User_Guide.docx
@@ -2,7 +2,7 @@
 <file path=word/document.xml><?xml version="1.0" encoding="utf-8"?>
 <w:document xmlns:w="http://schemas.openxmlformats.org/wordprocessingml/2006/main" xmlns:m="http://schemas.openxmlformats.org/officeDocument/2006/math" xmlns:r="http://schemas.openxmlformats.org/officeDocument/2006/relationships" xmlns:o="urn:schemas-microsoft-com:office:office" xmlns:v="urn:schemas-microsoft-com:vml" xmlns:w10="urn:schemas-microsoft-com:office:word" xmlns:a="http://schemas.openxmlformats.org/drawingml/2006/main" xmlns:pic="http://schemas.openxmlformats.org/drawingml/2006/picture" xmlns:wp="http://schemas.openxmlformats.org/drawingml/2006/wordprocessingDrawing">
   <w:body>
-    <w:bookmarkStart w:id="78" w:name="X1452e13f906b9fc343603a64fb4c0fd70c69517"/>
+    <w:bookmarkStart w:id="79" w:name="X1452e13f906b9fc343603a64fb4c0fd70c69517"/>
     <w:p>
       <w:pPr>
         <w:pStyle w:val="Heading1"/>
@@ -8514,7 +8514,152 @@
       </w:r>
     </w:p>
     <w:bookmarkEnd w:id="77"/>
+    <w:bookmarkStart w:id="78" w:name="Xa2fe61530608b746ac59e2521112d184d2169b7"/>
+    <w:p>
+      <w:pPr>
+        <w:pStyle w:val="Heading2"/>
+      </w:pPr>
+      <w:r>
+        <w:t xml:space="preserve">Our name and web address on other sites (Oct 3, 2026)</w:t>
+      </w:r>
+    </w:p>
+    <w:p>
+      <w:pPr>
+        <w:pStyle w:val="FirstParagraph"/>
+      </w:pPr>
+      <w:r>
+        <w:t xml:space="preserve">Each site's copy follows that site's rules about pointing to other sites:</w:t>
+      </w:r>
+    </w:p>
+    <w:tbl>
+      <w:tblPr>
+        <w:tblStyle w:val="Table"/>
+        <w:tblW w:type="auto" w:w="0"/>
+        <w:tblLook w:firstRow="1" w:lastRow="0" w:firstColumn="0" w:lastColumn="0" w:noHBand="0" w:noVBand="0" w:val="0020"/>
+        <w:jc w:val="start"/>
+      </w:tblPr>
+      <w:tblGrid>
+        <w:gridCol w:w="3960"/>
+        <w:gridCol w:w="3960"/>
+      </w:tblGrid>
+      <w:tr>
+        <w:trPr>
+          <w:tblHeader w:val="true"/>
+        </w:trPr>
+        <w:tc>
+          <w:tcPr/>
+          <w:p>
+            <w:pPr>
+              <w:pStyle w:val="Compact"/>
+              <w:jc w:val="left"/>
+            </w:pPr>
+            <w:r>
+              <w:t xml:space="preserve">Site</w:t>
+            </w:r>
+          </w:p>
+        </w:tc>
+        <w:tc>
+          <w:tcPr/>
+          <w:p>
+            <w:pPr>
+              <w:pStyle w:val="Compact"/>
+              <w:jc w:val="left"/>
+            </w:pPr>
+            <w:r>
+              <w:t xml:space="preserve">What's at the bottom</w:t>
+            </w:r>
+          </w:p>
+        </w:tc>
+      </w:tr>
+      <w:tr>
+        <w:tc>
+          <w:tcPr/>
+          <w:p>
+            <w:pPr>
+              <w:pStyle w:val="Compact"/>
+              <w:jc w:val="left"/>
+            </w:pPr>
+            <w:r>
+              <w:t xml:space="preserve">Craigslist</w:t>
+            </w:r>
+          </w:p>
+        </w:tc>
+        <w:tc>
+          <w:tcPr/>
+          <w:p>
+            <w:pPr>
+              <w:pStyle w:val="Compact"/>
+              <w:jc w:val="left"/>
+            </w:pPr>
+            <w:r>
+              <w:t xml:space="preserve">Item number, our name and our web address (links are allowed)</w:t>
+            </w:r>
+          </w:p>
+        </w:tc>
+      </w:tr>
+      <w:tr>
+        <w:tc>
+          <w:tcPr/>
+          <w:p>
+            <w:pPr>
+              <w:pStyle w:val="Compact"/>
+              <w:jc w:val="left"/>
+            </w:pPr>
+            <w:r>
+              <w:t xml:space="preserve">Facebook, OfferUp</w:t>
+            </w:r>
+          </w:p>
+        </w:tc>
+        <w:tc>
+          <w:tcPr/>
+          <w:p>
+            <w:pPr>
+              <w:pStyle w:val="Compact"/>
+              <w:jc w:val="left"/>
+            </w:pPr>
+            <w:r>
+              <w:t xml:space="preserve">Item number and our name, no web address (a web address can get a listing hidden as spam)</w:t>
+            </w:r>
+          </w:p>
+        </w:tc>
+      </w:tr>
+      <w:tr>
+        <w:tc>
+          <w:tcPr/>
+          <w:p>
+            <w:pPr>
+              <w:pStyle w:val="Compact"/>
+              <w:jc w:val="left"/>
+            </w:pPr>
+            <w:r>
+              <w:t xml:space="preserve">eBay, Mercari, Poshmark, Etsy, Depop, Vinted</w:t>
+            </w:r>
+          </w:p>
+        </w:tc>
+        <w:tc>
+          <w:tcPr/>
+          <w:p>
+            <w:pPr>
+              <w:pStyle w:val="Compact"/>
+              <w:jc w:val="left"/>
+            </w:pPr>
+            <w:r>
+              <w:t xml:space="preserve">Item number only. These sites ban links to other sites and steering buyers off their site, and it can get your account suspended.</w:t>
+            </w:r>
+          </w:p>
+        </w:tc>
+      </w:tr>
+    </w:tbl>
+    <w:p>
+      <w:pPr>
+        <w:pStyle w:val="BodyText"/>
+      </w:pPr>
+      <w:r>
+        <w:t xml:space="preserve">To point people to the store, share the listing itself (📣 Share this find), not inside another site's listing.</w:t>
+      </w:r>
+    </w:p>
     <w:bookmarkEnd w:id="78"/>
+    <w:bookmarkEnd w:id="79"/>
     <w:sectPr/>
   </w:body>
 </w:document>

--- a/docs/Next_Owner_Market_User_Guide.docx
+++ b/docs/Next_Owner_Market_User_Guide.docx
@@ -2,7 +2,7 @@
 <file path=word/document.xml><?xml version="1.0" encoding="utf-8"?>
 <w:document xmlns:w="http://schemas.openxmlformats.org/wordprocessingml/2006/main" xmlns:m="http://schemas.openxmlformats.org/officeDocument/2006/math" xmlns:r="http://schemas.openxmlformats.org/officeDocument/2006/relationships" xmlns:o="urn:schemas-microsoft-com:office:office" xmlns:v="urn:schemas-microsoft-com:vml" xmlns:w10="urn:schemas-microsoft-com:office:word" xmlns:a="http://schemas.openxmlformats.org/drawingml/2006/main" xmlns:pic="http://schemas.openxmlformats.org/drawingml/2006/picture" xmlns:wp="http://schemas.openxmlformats.org/drawingml/2006/wordprocessingDrawing">
   <w:body>
-    <w:bookmarkStart w:id="79" w:name="X1452e13f906b9fc343603a64fb4c0fd70c69517"/>
+    <w:bookmarkStart w:id="80" w:name="X1452e13f906b9fc343603a64fb4c0fd70c69517"/>
     <w:p>
       <w:pPr>
         <w:pStyle w:val="Heading1"/>
@@ -8659,7 +8659,230 @@
       </w:r>
     </w:p>
     <w:bookmarkEnd w:id="78"/>
+    <w:bookmarkStart w:id="79" w:name="X59a40392c85bcb955a5fb2e7a9376c70093f10e"/>
+    <w:p>
+      <w:pPr>
+        <w:pStyle w:val="Heading2"/>
+      </w:pPr>
+      <w:r>
+        <w:t xml:space="preserve">Every site's listing follows that site's rules (Oct 3, 2026)</w:t>
+      </w:r>
+    </w:p>
+    <w:p>
+      <w:pPr>
+        <w:pStyle w:val="FirstParagraph"/>
+      </w:pPr>
+      <w:r>
+        <w:t xml:space="preserve">So no seller gets their account shut down, each site's copy is written to that site's own rules:</w:t>
+      </w:r>
+    </w:p>
+    <w:tbl>
+      <w:tblPr>
+        <w:tblStyle w:val="Table"/>
+        <w:tblW w:type="auto" w:w="0"/>
+        <w:tblLook w:firstRow="1" w:lastRow="0" w:firstColumn="0" w:lastColumn="0" w:noHBand="0" w:noVBand="0" w:val="0020"/>
+        <w:jc w:val="start"/>
+      </w:tblPr>
+      <w:tblGrid>
+        <w:gridCol w:w="3960"/>
+        <w:gridCol w:w="3960"/>
+      </w:tblGrid>
+      <w:tr>
+        <w:trPr>
+          <w:tblHeader w:val="true"/>
+        </w:trPr>
+        <w:tc>
+          <w:tcPr/>
+          <w:p>
+            <w:pPr>
+              <w:pStyle w:val="Compact"/>
+              <w:jc w:val="left"/>
+            </w:pPr>
+            <w:r>
+              <w:t xml:space="preserve">Site</w:t>
+            </w:r>
+          </w:p>
+        </w:tc>
+        <w:tc>
+          <w:tcPr/>
+          <w:p>
+            <w:pPr>
+              <w:pStyle w:val="Compact"/>
+              <w:jc w:val="left"/>
+            </w:pPr>
+            <w:r>
+              <w:t xml:space="preserve">What the copy does</w:t>
+            </w:r>
+          </w:p>
+        </w:tc>
+      </w:tr>
+      <w:tr>
+        <w:tc>
+          <w:tcPr/>
+          <w:p>
+            <w:pPr>
+              <w:pStyle w:val="Compact"/>
+              <w:jc w:val="left"/>
+            </w:pPr>
+            <w:r>
+              <w:t xml:space="preserve">Facebook, OfferUp</w:t>
+            </w:r>
+          </w:p>
+        </w:tc>
+        <w:tc>
+          <w:tcPr/>
+          <w:p>
+            <w:pPr>
+              <w:pStyle w:val="Compact"/>
+              <w:jc w:val="left"/>
+            </w:pPr>
+            <w:r>
+              <w:t xml:space="preserve">Our name, no web address; a "Keywords:" line (up to 15)</w:t>
+            </w:r>
+          </w:p>
+        </w:tc>
+      </w:tr>
+      <w:tr>
+        <w:tc>
+          <w:tcPr/>
+          <w:p>
+            <w:pPr>
+              <w:pStyle w:val="Compact"/>
+              <w:jc w:val="left"/>
+            </w:pPr>
+            <w:r>
+              <w:t xml:space="preserve">eBay, Poshmark</w:t>
+            </w:r>
+          </w:p>
+        </w:tc>
+        <w:tc>
+          <w:tcPr/>
+          <w:p>
+            <w:pPr>
+              <w:pStyle w:val="Compact"/>
+              <w:jc w:val="left"/>
+            </w:pPr>
+            <w:r>
+              <w:t xml:space="preserve">One short "Also searched as:" line (6 words), item number only, no links</w:t>
+            </w:r>
+          </w:p>
+        </w:tc>
+      </w:tr>
+      <w:tr>
+        <w:tc>
+          <w:tcPr/>
+          <w:p>
+            <w:pPr>
+              <w:pStyle w:val="Compact"/>
+              <w:jc w:val="left"/>
+            </w:pPr>
+            <w:r>
+              <w:t xml:space="preserve">Craigslist</w:t>
+            </w:r>
+          </w:p>
+        </w:tc>
+        <w:tc>
+          <w:tcPr/>
+          <w:p>
+            <w:pPr>
+              <w:pStyle w:val="Compact"/>
+              <w:jc w:val="left"/>
+            </w:pPr>
+            <w:r>
+              <w:t xml:space="preserve">No keyword list and no web address (Craigslist flags both)</w:t>
+            </w:r>
+          </w:p>
+        </w:tc>
+      </w:tr>
+      <w:tr>
+        <w:tc>
+          <w:tcPr/>
+          <w:p>
+            <w:pPr>
+              <w:pStyle w:val="Compact"/>
+              <w:jc w:val="left"/>
+            </w:pPr>
+            <w:r>
+              <w:t xml:space="preserve">Mercari</w:t>
+            </w:r>
+          </w:p>
+        </w:tc>
+        <w:tc>
+          <w:tcPr/>
+          <w:p>
+            <w:pPr>
+              <w:pStyle w:val="Compact"/>
+              <w:jc w:val="left"/>
+            </w:pPr>
+            <w:r>
+              <w:t xml:space="preserve">5 search words plus 3 hashtags</w:t>
+            </w:r>
+          </w:p>
+        </w:tc>
+      </w:tr>
+      <w:tr>
+        <w:tc>
+          <w:tcPr/>
+          <w:p>
+            <w:pPr>
+              <w:pStyle w:val="Compact"/>
+              <w:jc w:val="left"/>
+            </w:pPr>
+            <w:r>
+              <w:t xml:space="preserve">Vinted, Depop</w:t>
+            </w:r>
+          </w:p>
+        </w:tc>
+        <w:tc>
+          <w:tcPr/>
+          <w:p>
+            <w:pPr>
+              <w:pStyle w:val="Compact"/>
+              <w:jc w:val="left"/>
+            </w:pPr>
+            <w:r>
+              <w:t xml:space="preserve">5 hashtags. Depop keeps the whole thing under 1,000 characters.</w:t>
+            </w:r>
+          </w:p>
+        </w:tc>
+      </w:tr>
+      <w:tr>
+        <w:tc>
+          <w:tcPr/>
+          <w:p>
+            <w:pPr>
+              <w:pStyle w:val="Compact"/>
+              <w:jc w:val="left"/>
+            </w:pPr>
+            <w:r>
+              <w:t xml:space="preserve">Etsy</w:t>
+            </w:r>
+          </w:p>
+        </w:tc>
+        <w:tc>
+          <w:tcPr/>
+          <w:p>
+            <w:pPr>
+              <w:pStyle w:val="Compact"/>
+              <w:jc w:val="left"/>
+            </w:pPr>
+            <w:r>
+              <w:t xml:space="preserve">Only shows a listing when the item is 20+ years old or handmade. Otherwise it says "Not for Etsy," because reselling newer items can get an Etsy shop suspended.</w:t>
+            </w:r>
+          </w:p>
+        </w:tc>
+      </w:tr>
+    </w:tbl>
+    <w:p>
+      <w:pPr>
+        <w:pStyle w:val="BodyText"/>
+      </w:pPr>
+      <w:r>
+        <w:t xml:space="preserve">Keywords never name another brand or say "like X," "not X" or "X style," and never use question marks; several sites remove listings for that. Each site's "How to post" tips now include its must-know rule, such as one listing per item and Craigslist reposts no more than every 48 hours.</w:t>
+      </w:r>
+    </w:p>
     <w:bookmarkEnd w:id="79"/>
+    <w:bookmarkEnd w:id="80"/>
     <w:sectPr/>
   </w:body>
 </w:document>

--- a/docs/Next_Owner_Market_User_Guide.docx
+++ b/docs/Next_Owner_Market_User_Guide.docx
@@ -2,7 +2,7 @@
 <file path=word/document.xml><?xml version="1.0" encoding="utf-8"?>
 <w:document xmlns:w="http://schemas.openxmlformats.org/wordprocessingml/2006/main" xmlns:m="http://schemas.openxmlformats.org/officeDocument/2006/math" xmlns:r="http://schemas.openxmlformats.org/officeDocument/2006/relationships" xmlns:o="urn:schemas-microsoft-com:office:office" xmlns:v="urn:schemas-microsoft-com:vml" xmlns:w10="urn:schemas-microsoft-com:office:word" xmlns:a="http://schemas.openxmlformats.org/drawingml/2006/main" xmlns:pic="http://schemas.openxmlformats.org/drawingml/2006/picture" xmlns:wp="http://schemas.openxmlformats.org/drawingml/2006/wordprocessingDrawing">
   <w:body>
-    <w:bookmarkStart w:id="80" w:name="X1452e13f906b9fc343603a64fb4c0fd70c69517"/>
+    <w:bookmarkStart w:id="81" w:name="X1452e13f906b9fc343603a64fb4c0fd70c69517"/>
     <w:p>
       <w:pPr>
         <w:pStyle w:val="Heading1"/>
@@ -8882,7 +8882,94 @@
       </w:r>
     </w:p>
     <w:bookmarkEnd w:id="79"/>
+    <w:bookmarkStart w:id="80" w:name="clean-all-photos-at-once-oct-5-2026"/>
+    <w:p>
+      <w:pPr>
+        <w:pStyle w:val="Heading2"/>
+      </w:pPr>
+      <w:r>
+        <w:t xml:space="preserve">Clean all photos at once (Oct 5, 2026)</w:t>
+      </w:r>
+    </w:p>
+    <w:p>
+      <w:pPr>
+        <w:pStyle w:val="FirstParagraph"/>
+      </w:pPr>
+      <w:r>
+        <w:t xml:space="preserve">Under the photos on Add item and Edit are two buttons:</w:t>
+      </w:r>
+      <w:r>
+        <w:t xml:space="preserve"> </w:t>
+      </w:r>
+      <w:r>
+        <w:rPr>
+          <w:bCs/>
+          <w:b/>
+        </w:rPr>
+        <w:t xml:space="preserve">✨ Touch up all photos</w:t>
+      </w:r>
+      <w:r>
+        <w:t xml:space="preserve"> </w:t>
+      </w:r>
+      <w:r>
+        <w:t xml:space="preserve">and</w:t>
+      </w:r>
+      <w:r>
+        <w:t xml:space="preserve"> </w:t>
+      </w:r>
+      <w:r>
+        <w:rPr>
+          <w:bCs/>
+          <w:b/>
+        </w:rPr>
+        <w:t xml:space="preserve">⬜ Clean all backgrounds</w:t>
+      </w:r>
+      <w:r>
+        <w:t xml:space="preserve">. They work on the photos you've already added, right away, and on any you add after. A count shows progress. The first background clean can take up to a minute while it loads. To fix just one photo, tap</w:t>
+      </w:r>
+      <w:r>
+        <w:t xml:space="preserve"> </w:t>
+      </w:r>
+      <w:r>
+        <w:rPr>
+          <w:bCs/>
+          <w:b/>
+        </w:rPr>
+        <w:t xml:space="preserve">✨ Touch up</w:t>
+      </w:r>
+      <w:r>
+        <w:t xml:space="preserve"> </w:t>
+      </w:r>
+      <w:r>
+        <w:t xml:space="preserve">on that photo.</w:t>
+      </w:r>
+    </w:p>
+    <w:p>
+      <w:pPr>
+        <w:pStyle w:val="BodyText"/>
+      </w:pPr>
+      <w:r>
+        <w:t xml:space="preserve">(Before this they were checkboxes that only changed photos added</w:t>
+      </w:r>
+      <w:r>
+        <w:t xml:space="preserve"> </w:t>
+      </w:r>
+      <w:r>
+        <w:rPr>
+          <w:iCs/>
+          <w:i/>
+        </w:rPr>
+        <w:t xml:space="preserve">after</w:t>
+      </w:r>
+      <w:r>
+        <w:t xml:space="preserve"> </w:t>
+      </w:r>
+      <w:r>
+        <w:t xml:space="preserve">ticking them, so picking photos first did nothing. Nikki reported it.)</w:t>
+      </w:r>
+    </w:p>
     <w:bookmarkEnd w:id="80"/>
+    <w:bookmarkEnd w:id="81"/>
     <w:sectPr/>
   </w:body>
 </w:document>

--- a/docs/Next_Owner_Market_User_Guide.docx
+++ b/docs/Next_Owner_Market_User_Guide.docx
@@ -2,7 +2,7 @@
 <file path=word/document.xml><?xml version="1.0" encoding="utf-8"?>
 <w:document xmlns:w="http://schemas.openxmlformats.org/wordprocessingml/2006/main" xmlns:m="http://schemas.openxmlformats.org/officeDocument/2006/math" xmlns:r="http://schemas.openxmlformats.org/officeDocument/2006/relationships" xmlns:o="urn:schemas-microsoft-com:office:office" xmlns:v="urn:schemas-microsoft-com:vml" xmlns:w10="urn:schemas-microsoft-com:office:word" xmlns:a="http://schemas.openxmlformats.org/drawingml/2006/main" xmlns:pic="http://schemas.openxmlformats.org/drawingml/2006/picture" xmlns:wp="http://schemas.openxmlformats.org/drawingml/2006/wordprocessingDrawing">
   <w:body>
-    <w:bookmarkStart w:id="81" w:name="X1452e13f906b9fc343603a64fb4c0fd70c69517"/>
+    <w:bookmarkStart w:id="82" w:name="X1452e13f906b9fc343603a64fb4c0fd70c69517"/>
     <w:p>
       <w:pPr>
         <w:pStyle w:val="Heading1"/>
@@ -8969,7 +8969,82 @@
       </w:r>
     </w:p>
     <w:bookmarkEnd w:id="80"/>
+    <w:bookmarkStart w:id="81" w:name="Xc3f851db8f6c65a564dc15420a1c084293584d8"/>
+    <w:p>
+      <w:pPr>
+        <w:pStyle w:val="Heading2"/>
+      </w:pPr>
+      <w:r>
+        <w:t xml:space="preserve">Contact, About, Returns and Shipping pages (Oct 5, 2026)</w:t>
+      </w:r>
+    </w:p>
+    <w:p>
+      <w:pPr>
+        <w:pStyle w:val="FirstParagraph"/>
+      </w:pPr>
+      <w:r>
+        <w:t xml:space="preserve">Every public page now has a footer:</w:t>
+      </w:r>
+      <w:r>
+        <w:t xml:space="preserve"> </w:t>
+      </w:r>
+      <w:r>
+        <w:rPr>
+          <w:bCs/>
+          <w:b/>
+        </w:rPr>
+        <w:t xml:space="preserve">Contact · About · Returns · Shipping · Terms · Privacy</w:t>
+      </w:r>
+      <w:r>
+        <w:t xml:space="preserve">.</w:t>
+      </w:r>
+    </w:p>
+    <w:p>
+      <w:pPr>
+        <w:numPr>
+          <w:ilvl w:val="0"/>
+          <w:numId w:val="1036"/>
+        </w:numPr>
+        <w:pStyle w:val="Compact"/>
+      </w:pPr>
+      <w:r>
+        <w:rPr>
+          <w:bCs/>
+          <w:b/>
+        </w:rPr>
+        <w:t xml:space="preserve">Returns:</w:t>
+      </w:r>
+      <w:r>
+        <w:t xml:space="preserve"> </w:t>
+      </w:r>
+      <w:r>
+        <w:t xml:space="preserve">not as described, damaged or never arrived = full refund including shipping, if you report it within 3 days after delivery. No returns for change of mind.</w:t>
+      </w:r>
+    </w:p>
+    <w:p>
+      <w:pPr>
+        <w:numPr>
+          <w:ilvl w:val="0"/>
+          <w:numId w:val="1036"/>
+        </w:numPr>
+        <w:pStyle w:val="Compact"/>
+      </w:pPr>
+      <w:r>
+        <w:rPr>
+          <w:bCs/>
+          <w:b/>
+        </w:rPr>
+        <w:t xml:space="preserve">Shipping:</w:t>
+      </w:r>
+      <w:r>
+        <w:t xml:space="preserve"> </w:t>
+      </w:r>
+      <w:r>
+        <w:t xml:space="preserve">US only. The cost shows at checkout. Items Next Owner Market sells ship within 1–3 business days. Pickup is free.</w:t>
+      </w:r>
+    </w:p>
     <w:bookmarkEnd w:id="81"/>
+    <w:bookmarkEnd w:id="82"/>
     <w:sectPr/>
   </w:body>
 </w:document>
@@ -9451,6 +9526,9 @@
     <w:abstractNumId w:val="991"/>
   </w:num>
   <w:num w:numId="1035">
+    <w:abstractNumId w:val="991"/>
+  </w:num>
+  <w:num w:numId="1036">
     <w:abstractNumId w:val="991"/>
   </w:num>
 </w:numbering>

--- a/docs/Next_Owner_Market_User_Guide.docx
+++ b/docs/Next_Owner_Market_User_Guide.docx
@@ -2,7 +2,7 @@
 <file path=word/document.xml><?xml version="1.0" encoding="utf-8"?>
 <w:document xmlns:w="http://schemas.openxmlformats.org/wordprocessingml/2006/main" xmlns:m="http://schemas.openxmlformats.org/officeDocument/2006/math" xmlns:r="http://schemas.openxmlformats.org/officeDocument/2006/relationships" xmlns:o="urn:schemas-microsoft-com:office:office" xmlns:v="urn:schemas-microsoft-com:vml" xmlns:w10="urn:schemas-microsoft-com:office:word" xmlns:a="http://schemas.openxmlformats.org/drawingml/2006/main" xmlns:pic="http://schemas.openxmlformats.org/drawingml/2006/picture" xmlns:wp="http://schemas.openxmlformats.org/drawingml/2006/wordprocessingDrawing">
   <w:body>
-    <w:bookmarkStart w:id="82" w:name="X1452e13f906b9fc343603a64fb4c0fd70c69517"/>
+    <w:bookmarkStart w:id="83" w:name="X1452e13f906b9fc343603a64fb4c0fd70c69517"/>
     <w:p>
       <w:pPr>
         <w:pStyle w:val="Heading1"/>
@@ -9044,7 +9044,25 @@
       </w:r>
     </w:p>
     <w:bookmarkEnd w:id="81"/>
+    <w:bookmarkStart w:id="82" w:name="your-to-do-list-twice-a-day-oct-5-2026"/>
+    <w:p>
+      <w:pPr>
+        <w:pStyle w:val="Heading2"/>
+      </w:pPr>
+      <w:r>
+        <w:t xml:space="preserve">Your to-do list, twice a day (Oct 5, 2026)</w:t>
+      </w:r>
+    </w:p>
+    <w:p>
+      <w:pPr>
+        <w:pStyle w:val="FirstParagraph"/>
+      </w:pPr>
+      <w:r>
+        <w:t xml:space="preserve">At 11 AM and 5 PM you get your whole to-do list by email and text: urgent first, with the steps for the urgent ones. Tap ✓ on an item in 📝 To-do when it's done and it stops coming.</w:t>
+      </w:r>
+    </w:p>
     <w:bookmarkEnd w:id="82"/>
+    <w:bookmarkEnd w:id="83"/>
     <w:sectPr/>
   </w:body>
 </w:document>

--- a/docs/Next_Owner_Market_User_Guide.docx
+++ b/docs/Next_Owner_Market_User_Guide.docx
@@ -2,7 +2,7 @@
 <file path=word/document.xml><?xml version="1.0" encoding="utf-8"?>
 <w:document xmlns:w="http://schemas.openxmlformats.org/wordprocessingml/2006/main" xmlns:m="http://schemas.openxmlformats.org/officeDocument/2006/math" xmlns:r="http://schemas.openxmlformats.org/officeDocument/2006/relationships" xmlns:o="urn:schemas-microsoft-com:office:office" xmlns:v="urn:schemas-microsoft-com:vml" xmlns:w10="urn:schemas-microsoft-com:office:word" xmlns:a="http://schemas.openxmlformats.org/drawingml/2006/main" xmlns:pic="http://schemas.openxmlformats.org/drawingml/2006/picture" xmlns:wp="http://schemas.openxmlformats.org/drawingml/2006/wordprocessingDrawing">
   <w:body>
-    <w:bookmarkStart w:id="83" w:name="X1452e13f906b9fc343603a64fb4c0fd70c69517"/>
+    <w:bookmarkStart w:id="84" w:name="X1452e13f906b9fc343603a64fb4c0fd70c69517"/>
     <w:p>
       <w:pPr>
         <w:pStyle w:val="Heading1"/>
@@ -9062,7 +9062,25 @@
       </w:r>
     </w:p>
     <w:bookmarkEnd w:id="82"/>
+    <w:bookmarkStart w:id="83" w:name="cleaner-ai-writing-oct-5-2026"/>
+    <w:p>
+      <w:pPr>
+        <w:pStyle w:val="Heading2"/>
+      </w:pPr>
+      <w:r>
+        <w:t xml:space="preserve">Cleaner AI writing (Oct 5, 2026)</w:t>
+      </w:r>
+    </w:p>
+    <w:p>
+      <w:pPr>
+        <w:pStyle w:val="FirstParagraph"/>
+      </w:pPr>
+      <w:r>
+        <w:t xml:space="preserve">AI-written titles and descriptions no longer contain long dashes (—) or curly quotes, which make a listing look machine-written on Facebook. This also applies when you copy a listing for another site.</w:t>
+      </w:r>
+    </w:p>
     <w:bookmarkEnd w:id="83"/>
+    <w:bookmarkEnd w:id="84"/>
     <w:sectPr/>
   </w:body>
 </w:document>

--- a/docs/Next_Owner_Market_User_Guide.docx
+++ b/docs/Next_Owner_Market_User_Guide.docx
@@ -2,7 +2,7 @@
 <file path=word/document.xml><?xml version="1.0" encoding="utf-8"?>
 <w:document xmlns:w="http://schemas.openxmlformats.org/wordprocessingml/2006/main" xmlns:m="http://schemas.openxmlformats.org/officeDocument/2006/math" xmlns:r="http://schemas.openxmlformats.org/officeDocument/2006/relationships" xmlns:o="urn:schemas-microsoft-com:office:office" xmlns:v="urn:schemas-microsoft-com:vml" xmlns:w10="urn:schemas-microsoft-com:office:word" xmlns:a="http://schemas.openxmlformats.org/drawingml/2006/main" xmlns:pic="http://schemas.openxmlformats.org/drawingml/2006/picture" xmlns:wp="http://schemas.openxmlformats.org/drawingml/2006/wordprocessingDrawing">
   <w:body>
-    <w:bookmarkStart w:id="84" w:name="X1452e13f906b9fc343603a64fb4c0fd70c69517"/>
+    <w:bookmarkStart w:id="85" w:name="X1452e13f906b9fc343603a64fb4c0fd70c69517"/>
     <w:p>
       <w:pPr>
         <w:pStyle w:val="Heading1"/>
@@ -9080,7 +9080,140 @@
       </w:r>
     </w:p>
     <w:bookmarkEnd w:id="83"/>
+    <w:bookmarkStart w:id="84" w:name="Xae7cc49ac09defe199842bec05c1d3347fa397f"/>
+    <w:p>
+      <w:pPr>
+        <w:pStyle w:val="Heading2"/>
+      </w:pPr>
+      <w:r>
+        <w:t xml:space="preserve">Share or check another, right under the answer (Oct 9, 2026)</w:t>
+      </w:r>
+    </w:p>
+    <w:p>
+      <w:pPr>
+        <w:pStyle w:val="FirstParagraph"/>
+      </w:pPr>
+      <w:r>
+        <w:t xml:space="preserve">On</w:t>
+      </w:r>
+      <w:r>
+        <w:t xml:space="preserve"> </w:t>
+      </w:r>
+      <w:r>
+        <w:rPr>
+          <w:bCs/>
+          <w:b/>
+        </w:rPr>
+        <w:t xml:space="preserve">What's it worth?</w:t>
+      </w:r>
+      <w:r>
+        <w:t xml:space="preserve">,</w:t>
+      </w:r>
+      <w:r>
+        <w:t xml:space="preserve"> </w:t>
+      </w:r>
+      <w:r>
+        <w:rPr>
+          <w:bCs/>
+          <w:b/>
+        </w:rPr>
+        <w:t xml:space="preserve">Buy or Pass</w:t>
+      </w:r>
+      <w:r>
+        <w:t xml:space="preserve"> </w:t>
+      </w:r>
+      <w:r>
+        <w:t xml:space="preserve">and</w:t>
+      </w:r>
+      <w:r>
+        <w:t xml:space="preserve"> </w:t>
+      </w:r>
+      <w:r>
+        <w:rPr>
+          <w:bCs/>
+          <w:b/>
+        </w:rPr>
+        <w:t xml:space="preserve">Sort the pile</w:t>
+      </w:r>
+      <w:r>
+        <w:t xml:space="preserve">, two big buttons sit right under the answer:</w:t>
+      </w:r>
+    </w:p>
+    <w:p>
+      <w:pPr>
+        <w:numPr>
+          <w:ilvl w:val="0"/>
+          <w:numId w:val="1037"/>
+        </w:numPr>
+        <w:pStyle w:val="Compact"/>
+      </w:pPr>
+      <w:r>
+        <w:rPr>
+          <w:bCs/>
+          <w:b/>
+        </w:rPr>
+        <w:t xml:space="preserve">📤 Share</w:t>
+      </w:r>
+      <w:r>
+        <w:t xml:space="preserve"> </w:t>
+      </w:r>
+      <w:r>
+        <w:t xml:space="preserve">opens your phone's share menu (Messages, Facebook, email, Copy link…), so you can send the find to anyone before you list it. No name or location is shared.</w:t>
+      </w:r>
+    </w:p>
+    <w:p>
+      <w:pPr>
+        <w:numPr>
+          <w:ilvl w:val="0"/>
+          <w:numId w:val="1037"/>
+        </w:numPr>
+        <w:pStyle w:val="Compact"/>
+      </w:pPr>
+      <w:r>
+        <w:rPr>
+          <w:bCs/>
+          <w:b/>
+        </w:rPr>
+        <w:t xml:space="preserve">📸 Check another</w:t>
+      </w:r>
+      <w:r>
+        <w:t xml:space="preserve"> </w:t>
+      </w:r>
+      <w:r>
+        <w:t xml:space="preserve">(or</w:t>
+      </w:r>
+      <w:r>
+        <w:t xml:space="preserve"> </w:t>
+      </w:r>
+      <w:r>
+        <w:rPr>
+          <w:bCs/>
+          <w:b/>
+        </w:rPr>
+        <w:t xml:space="preserve">Check next</w:t>
+      </w:r>
+      <w:r>
+        <w:t xml:space="preserve"> </w:t>
+      </w:r>
+      <w:r>
+        <w:t xml:space="preserve">/</w:t>
+      </w:r>
+      <w:r>
+        <w:t xml:space="preserve"> </w:t>
+      </w:r>
+      <w:r>
+        <w:rPr>
+          <w:bCs/>
+          <w:b/>
+        </w:rPr>
+        <w:t xml:space="preserve">Sort another</w:t>
+      </w:r>
+      <w:r>
+        <w:t xml:space="preserve">) clears the screen for the next item.</w:t>
+      </w:r>
+    </w:p>
     <w:bookmarkEnd w:id="84"/>
+    <w:bookmarkEnd w:id="85"/>
     <w:sectPr/>
   </w:body>
 </w:document>
@@ -9565,6 +9698,9 @@
     <w:abstractNumId w:val="991"/>
   </w:num>
   <w:num w:numId="1036">
+    <w:abstractNumId w:val="991"/>
+  </w:num>
+  <w:num w:numId="1037">
     <w:abstractNumId w:val="991"/>
   </w:num>
 </w:numbering>

--- a/docs/Next_Owner_Market_User_Guide.docx
+++ b/docs/Next_Owner_Market_User_Guide.docx
@@ -9210,6 +9210,53 @@
       </w:r>
       <w:r>
         <w:t xml:space="preserve">) clears the screen for the next item.</w:t>
+      </w:r>
+    </w:p>
+    <w:p>
+      <w:pPr>
+        <w:pStyle w:val="FirstParagraph"/>
+      </w:pPr>
+      <w:r>
+        <w:rPr>
+          <w:bCs/>
+          <w:b/>
+        </w:rPr>
+        <w:t xml:space="preserve">Also still there:</w:t>
+      </w:r>
+      <w:r>
+        <w:t xml:space="preserve"> </w:t>
+      </w:r>
+      <w:r>
+        <w:t xml:space="preserve">the</w:t>
+      </w:r>
+      <w:r>
+        <w:t xml:space="preserve"> </w:t>
+      </w:r>
+      <w:r>
+        <w:rPr>
+          <w:bCs/>
+          <w:b/>
+        </w:rPr>
+        <w:t xml:space="preserve">📣 Share this find</w:t>
+      </w:r>
+      <w:r>
+        <w:t xml:space="preserve"> </w:t>
+      </w:r>
+      <w:r>
+        <w:t xml:space="preserve">box (on Sort the pile,</w:t>
+      </w:r>
+      <w:r>
+        <w:t xml:space="preserve"> </w:t>
+      </w:r>
+      <w:r>
+        <w:rPr>
+          <w:bCs/>
+          <w:b/>
+        </w:rPr>
+        <w:t xml:space="preserve">📣 Share these finds</w:t>
+      </w:r>
+      <w:r>
+        <w:t xml:space="preserve">) lower on the page. It puts the find on our website as its own page that people searching Google can find. If you already tapped 📤 Share, that page already exists and the box says so. Tapping both never makes two pages.</w:t>
       </w:r>
     </w:p>
     <w:bookmarkEnd w:id="84"/>

--- a/docs/Next_Owner_Market_User_Guide.docx
+++ b/docs/Next_Owner_Market_User_Guide.docx
@@ -2,7 +2,7 @@
 <file path=word/document.xml><?xml version="1.0" encoding="utf-8"?>
 <w:document xmlns:w="http://schemas.openxmlformats.org/wordprocessingml/2006/main" xmlns:m="http://schemas.openxmlformats.org/officeDocument/2006/math" xmlns:r="http://schemas.openxmlformats.org/officeDocument/2006/relationships" xmlns:o="urn:schemas-microsoft-com:office:office" xmlns:v="urn:schemas-microsoft-com:vml" xmlns:w10="urn:schemas-microsoft-com:office:word" xmlns:a="http://schemas.openxmlformats.org/drawingml/2006/main" xmlns:pic="http://schemas.openxmlformats.org/drawingml/2006/picture" xmlns:wp="http://schemas.openxmlformats.org/drawingml/2006/wordprocessingDrawing">
   <w:body>
-    <w:bookmarkStart w:id="85" w:name="X1452e13f906b9fc343603a64fb4c0fd70c69517"/>
+    <w:bookmarkStart w:id="86" w:name="X1452e13f906b9fc343603a64fb4c0fd70c69517"/>
     <w:p>
       <w:pPr>
         <w:pStyle w:val="Heading1"/>
@@ -9260,7 +9260,429 @@
       </w:r>
     </w:p>
     <w:bookmarkEnd w:id="84"/>
+    <w:bookmarkStart w:id="85" w:name="Xfab7125e1fb5434d6f81909bde8dbf0effbf144"/>
+    <w:p>
+      <w:pPr>
+        <w:pStyle w:val="Heading2"/>
+      </w:pPr>
+      <w:r>
+        <w:t xml:space="preserve">🔎 Find it for less (Oct 9, 2026)</w:t>
+      </w:r>
+    </w:p>
+    <w:p>
+      <w:pPr>
+        <w:pStyle w:val="FirstParagraph"/>
+      </w:pPr>
+      <w:r>
+        <w:rPr>
+          <w:bCs/>
+          <w:b/>
+        </w:rPr>
+        <w:t xml:space="preserve">What it's for:</w:t>
+      </w:r>
+      <w:r>
+        <w:t xml:space="preserve"> </w:t>
+      </w:r>
+      <w:r>
+        <w:t xml:space="preserve">you need a part, a bulb, a filter, a battery, a blade, anything, and you don't want to pay too much. Real example: the dealer wanted $750 for a 2012 Prius EGR valve; the tool found the same part for $77.</w:t>
+      </w:r>
+    </w:p>
+    <w:p>
+      <w:pPr>
+        <w:numPr>
+          <w:ilvl w:val="0"/>
+          <w:numId w:val="1038"/>
+        </w:numPr>
+        <w:pStyle w:val="Compact"/>
+      </w:pPr>
+      <w:r>
+        <w:t xml:space="preserve">Tap</w:t>
+      </w:r>
+      <w:r>
+        <w:t xml:space="preserve"> </w:t>
+      </w:r>
+      <w:r>
+        <w:rPr>
+          <w:bCs/>
+          <w:b/>
+        </w:rPr>
+        <w:t xml:space="preserve">🔎 Need a part? Find it for less</w:t>
+      </w:r>
+      <w:r>
+        <w:t xml:space="preserve"> </w:t>
+      </w:r>
+      <w:r>
+        <w:t xml:space="preserve">on the home page (also in Tools, and on the What's it worth page).</w:t>
+      </w:r>
+    </w:p>
+    <w:p>
+      <w:pPr>
+        <w:numPr>
+          <w:ilvl w:val="0"/>
+          <w:numId w:val="1038"/>
+        </w:numPr>
+        <w:pStyle w:val="Compact"/>
+      </w:pPr>
+      <w:r>
+        <w:t xml:space="preserve">Type what you need, tap</w:t>
+      </w:r>
+      <w:r>
+        <w:t xml:space="preserve"> </w:t>
+      </w:r>
+      <w:r>
+        <w:rPr>
+          <w:bCs/>
+          <w:b/>
+        </w:rPr>
+        <w:t xml:space="preserve">🎤 Talk</w:t>
+      </w:r>
+      <w:r>
+        <w:t xml:space="preserve"> </w:t>
+      </w:r>
+      <w:r>
+        <w:t xml:space="preserve">and say it, or tap</w:t>
+      </w:r>
+      <w:r>
+        <w:t xml:space="preserve"> </w:t>
+      </w:r>
+      <w:r>
+        <w:rPr>
+          <w:bCs/>
+          <w:b/>
+        </w:rPr>
+        <w:t xml:space="preserve">🖼 Pick photo</w:t>
+      </w:r>
+      <w:r>
+        <w:t xml:space="preserve"> </w:t>
+      </w:r>
+      <w:r>
+        <w:t xml:space="preserve">for a picture of the old part or its label (📸 Camera is the second choice). Add the brand, model or year if you know it.</w:t>
+      </w:r>
+    </w:p>
+    <w:p>
+      <w:pPr>
+        <w:numPr>
+          <w:ilvl w:val="0"/>
+          <w:numId w:val="1038"/>
+        </w:numPr>
+        <w:pStyle w:val="Compact"/>
+      </w:pPr>
+      <w:r>
+        <w:t xml:space="preserve">Tap</w:t>
+      </w:r>
+      <w:r>
+        <w:t xml:space="preserve"> </w:t>
+      </w:r>
+      <w:r>
+        <w:rPr>
+          <w:bCs/>
+          <w:b/>
+        </w:rPr>
+        <w:t xml:space="preserve">🔎 Find it for less</w:t>
+      </w:r>
+      <w:r>
+        <w:t xml:space="preserve">. It checks real stores right now. About 20 seconds.</w:t>
+      </w:r>
+    </w:p>
+    <w:p>
+      <w:pPr>
+        <w:numPr>
+          <w:ilvl w:val="0"/>
+          <w:numId w:val="1038"/>
+        </w:numPr>
+        <w:pStyle w:val="Compact"/>
+      </w:pPr>
+      <w:r>
+        <w:t xml:space="preserve">You get, top to bottom:</w:t>
+      </w:r>
+    </w:p>
+    <w:p>
+      <w:pPr>
+        <w:numPr>
+          <w:ilvl w:val="1"/>
+          <w:numId w:val="1039"/>
+        </w:numPr>
+        <w:pStyle w:val="Compact"/>
+      </w:pPr>
+      <w:r>
+        <w:rPr>
+          <w:bCs/>
+          <w:b/>
+        </w:rPr>
+        <w:t xml:space="preserve">You need</w:t>
+      </w:r>
+      <w:r>
+        <w:t xml:space="preserve">: the exact part and part number, the</w:t>
+      </w:r>
+      <w:r>
+        <w:t xml:space="preserve"> </w:t>
+      </w:r>
+      <w:r>
+        <w:rPr>
+          <w:bCs/>
+          <w:b/>
+        </w:rPr>
+        <w:t xml:space="preserve">best price found</w:t>
+      </w:r>
+      <w:r>
+        <w:t xml:space="preserve">, and</w:t>
+      </w:r>
+      <w:r>
+        <w:t xml:space="preserve"> </w:t>
+      </w:r>
+      <w:r>
+        <w:rPr>
+          <w:bCs/>
+          <w:b/>
+        </w:rPr>
+        <w:t xml:space="preserve">🎉 Save about $X</w:t>
+      </w:r>
+      <w:r>
+        <w:t xml:space="preserve"> </w:t>
+      </w:r>
+      <w:r>
+        <w:t xml:space="preserve">compared to what a dealer or shop charges.</w:t>
+      </w:r>
+    </w:p>
+    <w:p>
+      <w:pPr>
+        <w:numPr>
+          <w:ilvl w:val="1"/>
+          <w:numId w:val="1039"/>
+        </w:numPr>
+        <w:pStyle w:val="Compact"/>
+      </w:pPr>
+      <w:r>
+        <w:rPr>
+          <w:bCs/>
+          <w:b/>
+        </w:rPr>
+        <w:t xml:space="preserve">📤 Share · 🔎 Find another</w:t>
+      </w:r>
+      <w:r>
+        <w:t xml:space="preserve">, side by side (same spot as every other tool).</w:t>
+      </w:r>
+    </w:p>
+    <w:p>
+      <w:pPr>
+        <w:numPr>
+          <w:ilvl w:val="1"/>
+          <w:numId w:val="1039"/>
+        </w:numPr>
+        <w:pStyle w:val="Compact"/>
+      </w:pPr>
+      <w:r>
+        <w:rPr>
+          <w:bCs/>
+          <w:b/>
+        </w:rPr>
+        <w:t xml:space="preserve">Where to buy it</w:t>
+      </w:r>
+      <w:r>
+        <w:t xml:space="preserve">: cheapest first. Tap</w:t>
+      </w:r>
+      <w:r>
+        <w:t xml:space="preserve"> </w:t>
+      </w:r>
+      <w:r>
+        <w:rPr>
+          <w:bCs/>
+          <w:b/>
+        </w:rPr>
+        <w:t xml:space="preserve">Open at (store)</w:t>
+      </w:r>
+      <w:r>
+        <w:t xml:space="preserve">. If we couldn't confirm the exact page, the button says</w:t>
+      </w:r>
+      <w:r>
+        <w:t xml:space="preserve"> </w:t>
+      </w:r>
+      <w:r>
+        <w:rPr>
+          <w:bCs/>
+          <w:b/>
+        </w:rPr>
+        <w:t xml:space="preserve">Search (store)</w:t>
+      </w:r>
+      <w:r>
+        <w:t xml:space="preserve"> </w:t>
+      </w:r>
+      <w:r>
+        <w:t xml:space="preserve">instead, so you never land on a dead link.</w:t>
+      </w:r>
+    </w:p>
+    <w:p>
+      <w:pPr>
+        <w:numPr>
+          <w:ilvl w:val="1"/>
+          <w:numId w:val="1039"/>
+        </w:numPr>
+        <w:pStyle w:val="Compact"/>
+      </w:pPr>
+      <w:r>
+        <w:rPr>
+          <w:bCs/>
+          <w:b/>
+        </w:rPr>
+        <w:t xml:space="preserve">🙋 Too much hassle? Find it for me</w:t>
+      </w:r>
+      <w:r>
+        <w:t xml:space="preserve">: we track it down for you. Free to ask; if we find it and you want it, the fee is 10% of the price (at least $10). No find, no fee. Tick "I could use help getting it put in, too" if you want install help.</w:t>
+      </w:r>
+    </w:p>
+    <w:p>
+      <w:pPr>
+        <w:numPr>
+          <w:ilvl w:val="1"/>
+          <w:numId w:val="1039"/>
+        </w:numPr>
+        <w:pStyle w:val="Compact"/>
+      </w:pPr>
+      <w:r>
+        <w:rPr>
+          <w:bCs/>
+          <w:b/>
+        </w:rPr>
+        <w:t xml:space="preserve">✅ Make sure it matches</w:t>
+      </w:r>
+      <w:r>
+        <w:t xml:space="preserve">: the specs to check before you buy.</w:t>
+      </w:r>
+    </w:p>
+    <w:p>
+      <w:pPr>
+        <w:numPr>
+          <w:ilvl w:val="1"/>
+          <w:numId w:val="1039"/>
+        </w:numPr>
+        <w:pStyle w:val="Compact"/>
+      </w:pPr>
+      <w:r>
+        <w:rPr>
+          <w:bCs/>
+          <w:b/>
+        </w:rPr>
+        <w:t xml:space="preserve">🔧 Do it yourself?</w:t>
+      </w:r>
+      <w:r>
+        <w:t xml:space="preserve">: how hard, how long, tools, steps, and</w:t>
+      </w:r>
+      <w:r>
+        <w:t xml:space="preserve"> </w:t>
+      </w:r>
+      <w:r>
+        <w:rPr>
+          <w:bCs/>
+          <w:b/>
+        </w:rPr>
+        <w:t xml:space="preserve">▶️ Watch how it's done</w:t>
+      </w:r>
+      <w:r>
+        <w:t xml:space="preserve"> </w:t>
+      </w:r>
+      <w:r>
+        <w:t xml:space="preserve">(opens YouTube).</w:t>
+      </w:r>
+    </w:p>
+    <w:p>
+      <w:pPr>
+        <w:numPr>
+          <w:ilvl w:val="1"/>
+          <w:numId w:val="1039"/>
+        </w:numPr>
+        <w:pStyle w:val="Compact"/>
+      </w:pPr>
+      <w:r>
+        <w:rPr>
+          <w:bCs/>
+          <w:b/>
+        </w:rPr>
+        <w:t xml:space="preserve">💡 Even cheaper</w:t>
+      </w:r>
+      <w:r>
+        <w:t xml:space="preserve"> </w:t>
+      </w:r>
+      <w:r>
+        <w:t xml:space="preserve">and</w:t>
+      </w:r>
+      <w:r>
+        <w:t xml:space="preserve"> </w:t>
+      </w:r>
+      <w:r>
+        <w:rPr>
+          <w:bCs/>
+          <w:b/>
+        </w:rPr>
+        <w:t xml:space="preserve">👀 Watch out</w:t>
+      </w:r>
+      <w:r>
+        <w:t xml:space="preserve">.</w:t>
+      </w:r>
+    </w:p>
+    <w:p>
+      <w:pPr>
+        <w:numPr>
+          <w:ilvl w:val="0"/>
+          <w:numId w:val="1038"/>
+        </w:numPr>
+        <w:pStyle w:val="Compact"/>
+      </w:pPr>
+      <w:r>
+        <w:t xml:space="preserve">Signed in, every find is saved in</w:t>
+      </w:r>
+      <w:r>
+        <w:t xml:space="preserve"> </w:t>
+      </w:r>
+      <w:r>
+        <w:rPr>
+          <w:bCs/>
+          <w:b/>
+        </w:rPr>
+        <w:t xml:space="preserve">📂 My lookups</w:t>
+      </w:r>
+      <w:r>
+        <w:t xml:space="preserve"> </w:t>
+      </w:r>
+      <w:r>
+        <w:t xml:space="preserve">under the</w:t>
+      </w:r>
+      <w:r>
+        <w:t xml:space="preserve"> </w:t>
+      </w:r>
+      <w:r>
+        <w:rPr>
+          <w:bCs/>
+          <w:b/>
+        </w:rPr>
+        <w:t xml:space="preserve">🔎 Finds</w:t>
+      </w:r>
+      <w:r>
+        <w:t xml:space="preserve"> </w:t>
+      </w:r>
+      <w:r>
+        <w:t xml:space="preserve">tab.</w:t>
+      </w:r>
+    </w:p>
+    <w:p>
+      <w:pPr>
+        <w:pStyle w:val="FirstParagraph"/>
+      </w:pPr>
+      <w:r>
+        <w:rPr>
+          <w:bCs/>
+          <w:b/>
+        </w:rPr>
+        <w:t xml:space="preserve">Cost:</w:t>
+      </w:r>
+      <w:r>
+        <w:t xml:space="preserve"> </w:t>
+      </w:r>
+      <w:r>
+        <w:t xml:space="preserve">first find free with no account. After that, one AI use per find.</w:t>
+      </w:r>
+    </w:p>
     <w:bookmarkEnd w:id="85"/>
+    <w:bookmarkEnd w:id="86"/>
     <w:sectPr/>
   </w:body>
 </w:document>
@@ -9748,6 +10170,39 @@
     <w:abstractNumId w:val="991"/>
   </w:num>
   <w:num w:numId="1037">
+    <w:abstractNumId w:val="991"/>
+  </w:num>
+  <w:num w:numId="1038">
+    <w:abstractNumId w:val="99411"/>
+    <w:lvlOverride w:ilvl="0">
+      <w:startOverride w:val="1"/>
+    </w:lvlOverride>
+    <w:lvlOverride w:ilvl="1">
+      <w:startOverride w:val="1"/>
+    </w:lvlOverride>
+    <w:lvlOverride w:ilvl="2">
+      <w:startOverride w:val="1"/>
+    </w:lvlOverride>
+    <w:lvlOverride w:ilvl="3">
+      <w:startOverride w:val="1"/>
+    </w:lvlOverride>
+    <w:lvlOverride w:ilvl="4">
+      <w:startOverride w:val="1"/>
+    </w:lvlOverride>
+    <w:lvlOverride w:ilvl="5">
+      <w:startOverride w:val="1"/>
+    </w:lvlOverride>
+    <w:lvlOverride w:ilvl="6">
+      <w:startOverride w:val="1"/>
+    </w:lvlOverride>
+    <w:lvlOverride w:ilvl="7">
+      <w:startOverride w:val="1"/>
+    </w:lvlOverride>
+    <w:lvlOverride w:ilvl="8">
+      <w:startOverride w:val="1"/>
+    </w:lvlOverride>
+  </w:num>
+  <w:num w:numId="1039">
     <w:abstractNumId w:val="991"/>
   </w:num>
 </w:numbering>

--- a/docs/Next_Owner_Market_User_Guide.docx
+++ b/docs/Next_Owner_Market_User_Guide.docx
@@ -2,7 +2,7 @@
 <file path=word/document.xml><?xml version="1.0" encoding="utf-8"?>
 <w:document xmlns:w="http://schemas.openxmlformats.org/wordprocessingml/2006/main" xmlns:m="http://schemas.openxmlformats.org/officeDocument/2006/math" xmlns:r="http://schemas.openxmlformats.org/officeDocument/2006/relationships" xmlns:o="urn:schemas-microsoft-com:office:office" xmlns:v="urn:schemas-microsoft-com:vml" xmlns:w10="urn:schemas-microsoft-com:office:word" xmlns:a="http://schemas.openxmlformats.org/drawingml/2006/main" xmlns:pic="http://schemas.openxmlformats.org/drawingml/2006/picture" xmlns:wp="http://schemas.openxmlformats.org/drawingml/2006/wordprocessingDrawing">
   <w:body>
-    <w:bookmarkStart w:id="86" w:name="X1452e13f906b9fc343603a64fb4c0fd70c69517"/>
+    <w:bookmarkStart w:id="87" w:name="X1452e13f906b9fc343603a64fb4c0fd70c69517"/>
     <w:p>
       <w:pPr>
         <w:pStyle w:val="Heading1"/>
@@ -1804,7 +1804,7 @@
     </w:p>
     <w:bookmarkEnd w:id="30"/>
     <w:bookmarkEnd w:id="31"/>
-    <w:bookmarkStart w:id="51" w:name="Xcb1a7bc3074739d39c5062a1e84f4d7ea1d8b67"/>
+    <w:bookmarkStart w:id="52" w:name="Xcb1a7bc3074739d39c5062a1e84f4d7ea1d8b67"/>
     <w:p>
       <w:pPr>
         <w:pStyle w:val="Heading2"/>
@@ -2551,12 +2551,192 @@
       </w:r>
     </w:p>
     <w:bookmarkEnd w:id="34"/>
-    <w:bookmarkStart w:id="35" w:name="X7f5455860ac7b0bef4d679c9caf09f6677608a3"/>
+    <w:bookmarkStart w:id="35" w:name="Xcf4ae84c60cd5bd8dd2630610718573b9abfe38"/>
     <w:p>
       <w:pPr>
         <w:pStyle w:val="Heading3"/>
       </w:pPr>
       <w:r>
+        <w:t xml:space="preserve">4.3b 📂 Bring in Facebook ads (/app/import) and 🔁 Relist list (/app/relist)</w:t>
+      </w:r>
+    </w:p>
+    <w:p>
+      <w:pPr>
+        <w:pStyle w:val="FirstParagraph"/>
+      </w:pPr>
+      <w:r>
+        <w:t xml:space="preserve">For moving old Facebook Marketplace ads into the app and reposting them fresh (added Oct 23, 2026).</w:t>
+      </w:r>
+    </w:p>
+    <w:p>
+      <w:pPr>
+        <w:numPr>
+          <w:ilvl w:val="0"/>
+          <w:numId w:val="1010"/>
+        </w:numPr>
+        <w:pStyle w:val="Compact"/>
+      </w:pPr>
+      <w:r>
+        <w:t xml:space="preserve">In Chrome, open your Marketplace selling page and have the Claude bar on the right collect every ad into</w:t>
+      </w:r>
+      <w:r>
+        <w:t xml:space="preserve"> </w:t>
+      </w:r>
+      <w:r>
+        <w:rPr>
+          <w:bCs/>
+          <w:b/>
+        </w:rPr>
+        <w:t xml:space="preserve">facebook_listings.json</w:t>
+      </w:r>
+      <w:r>
+        <w:t xml:space="preserve"> </w:t>
+      </w:r>
+      <w:r>
+        <w:t xml:space="preserve">(it downloads the file).</w:t>
+      </w:r>
+    </w:p>
+    <w:p>
+      <w:pPr>
+        <w:numPr>
+          <w:ilvl w:val="0"/>
+          <w:numId w:val="1010"/>
+        </w:numPr>
+        <w:pStyle w:val="Compact"/>
+      </w:pPr>
+      <w:r>
+        <w:t xml:space="preserve">Menu →</w:t>
+      </w:r>
+      <w:r>
+        <w:t xml:space="preserve"> </w:t>
+      </w:r>
+      <w:r>
+        <w:rPr>
+          <w:bCs/>
+          <w:b/>
+        </w:rPr>
+        <w:t xml:space="preserve">📂 Bring in Facebook ads</w:t>
+      </w:r>
+      <w:r>
+        <w:t xml:space="preserve"> </w:t>
+      </w:r>
+      <w:r>
+        <w:t xml:space="preserve">→</w:t>
+      </w:r>
+      <w:r>
+        <w:t xml:space="preserve"> </w:t>
+      </w:r>
+      <w:r>
+        <w:rPr>
+          <w:bCs/>
+          <w:b/>
+        </w:rPr>
+        <w:t xml:space="preserve">Pick facebook_listings.json</w:t>
+      </w:r>
+      <w:r>
+        <w:t xml:space="preserve"> </w:t>
+      </w:r>
+      <w:r>
+        <w:t xml:space="preserve">→</w:t>
+      </w:r>
+      <w:r>
+        <w:t xml:space="preserve"> </w:t>
+      </w:r>
+      <w:r>
+        <w:rPr>
+          <w:bCs/>
+          <w:b/>
+        </w:rPr>
+        <w:t xml:space="preserve">✨ Bring in N ads</w:t>
+      </w:r>
+      <w:r>
+        <w:t xml:space="preserve">. Keep the screen open. Each ad comes in with its photos in a new order (photo 2 becomes the cover), each photo slightly cropped and touched up, a new AI-written title and description, and</w:t>
+      </w:r>
+      <w:r>
+        <w:t xml:space="preserve"> </w:t>
+      </w:r>
+      <w:r>
+        <w:rPr>
+          <w:bCs/>
+          <w:b/>
+        </w:rPr>
+        <w:t xml:space="preserve">your same price</w:t>
+      </w:r>
+      <w:r>
+        <w:t xml:space="preserve">. Picking the file again skips the ones already in. Do it within a day or two: Facebook's photo links expire.</w:t>
+      </w:r>
+    </w:p>
+    <w:p>
+      <w:pPr>
+        <w:numPr>
+          <w:ilvl w:val="0"/>
+          <w:numId w:val="1010"/>
+        </w:numPr>
+        <w:pStyle w:val="Compact"/>
+      </w:pPr>
+      <w:r>
+        <w:t xml:space="preserve">Menu →</w:t>
+      </w:r>
+      <w:r>
+        <w:t xml:space="preserve"> </w:t>
+      </w:r>
+      <w:r>
+        <w:rPr>
+          <w:bCs/>
+          <w:b/>
+        </w:rPr>
+        <w:t xml:space="preserve">🔁 Relist Facebook ads</w:t>
+      </w:r>
+      <w:r>
+        <w:t xml:space="preserve">. Ten a day. For each:</w:t>
+      </w:r>
+      <w:r>
+        <w:t xml:space="preserve"> </w:t>
+      </w:r>
+      <w:r>
+        <w:rPr>
+          <w:bCs/>
+          <w:b/>
+        </w:rPr>
+        <w:t xml:space="preserve">① delete the old ad</w:t>
+      </w:r>
+      <w:r>
+        <w:t xml:space="preserve">,</w:t>
+      </w:r>
+      <w:r>
+        <w:t xml:space="preserve"> </w:t>
+      </w:r>
+      <w:r>
+        <w:rPr>
+          <w:bCs/>
+          <w:b/>
+        </w:rPr>
+        <w:t xml:space="preserve">② copy the new listing and save the photos</w:t>
+      </w:r>
+      <w:r>
+        <w:t xml:space="preserve">,</w:t>
+      </w:r>
+      <w:r>
+        <w:t xml:space="preserve"> </w:t>
+      </w:r>
+      <w:r>
+        <w:rPr>
+          <w:bCs/>
+          <w:b/>
+        </w:rPr>
+        <w:t xml:space="preserve">③ Posted it</w:t>
+      </w:r>
+      <w:r>
+        <w:t xml:space="preserve">. Deleting first keeps Facebook from flagging a duplicate.</w:t>
+      </w:r>
+    </w:p>
+    <w:bookmarkEnd w:id="35"/>
+    <w:bookmarkStart w:id="36" w:name="X7f5455860ac7b0bef4d679c9caf09f6677608a3"/>
+    <w:p>
+      <w:pPr>
+        <w:pStyle w:val="Heading3"/>
+      </w:pPr>
+      <w:r>
         <w:t xml:space="preserve">4.4 Review (/app/review)</w:t>
       </w:r>
     </w:p>
@@ -2617,8 +2797,8 @@
         <w:t xml:space="preserve">. Approved items leave the queue. Consignor items always pass through here.</w:t>
       </w:r>
     </w:p>
-    <w:bookmarkEnd w:id="35"/>
-    <w:bookmarkStart w:id="36" w:name="X1f262441b983331098a0573302ebbc5aaf73498"/>
+    <w:bookmarkEnd w:id="36"/>
+    <w:bookmarkStart w:id="37" w:name="X1f262441b983331098a0573302ebbc5aaf73498"/>
     <w:p>
       <w:pPr>
         <w:pStyle w:val="Heading3"/>
@@ -2639,7 +2819,7 @@
       <w:pPr>
         <w:numPr>
           <w:ilvl w:val="0"/>
-          <w:numId w:val="1010"/>
+          <w:numId w:val="1011"/>
         </w:numPr>
         <w:pStyle w:val="Compact"/>
       </w:pPr>
@@ -2661,7 +2841,7 @@
       <w:pPr>
         <w:numPr>
           <w:ilvl w:val="0"/>
-          <w:numId w:val="1010"/>
+          <w:numId w:val="1011"/>
         </w:numPr>
         <w:pStyle w:val="Compact"/>
       </w:pPr>
@@ -2683,7 +2863,7 @@
       <w:pPr>
         <w:numPr>
           <w:ilvl w:val="0"/>
-          <w:numId w:val="1010"/>
+          <w:numId w:val="1011"/>
         </w:numPr>
         <w:pStyle w:val="Compact"/>
       </w:pPr>
@@ -2721,7 +2901,7 @@
       <w:pPr>
         <w:numPr>
           <w:ilvl w:val="0"/>
-          <w:numId w:val="1010"/>
+          <w:numId w:val="1011"/>
         </w:numPr>
         <w:pStyle w:val="Compact"/>
       </w:pPr>
@@ -2737,7 +2917,7 @@
       <w:pPr>
         <w:numPr>
           <w:ilvl w:val="0"/>
-          <w:numId w:val="1010"/>
+          <w:numId w:val="1011"/>
         </w:numPr>
         <w:pStyle w:val="Compact"/>
       </w:pPr>
@@ -2759,7 +2939,7 @@
       <w:pPr>
         <w:numPr>
           <w:ilvl w:val="0"/>
-          <w:numId w:val="1010"/>
+          <w:numId w:val="1011"/>
         </w:numPr>
         <w:pStyle w:val="Compact"/>
       </w:pPr>
@@ -2781,7 +2961,7 @@
       <w:pPr>
         <w:numPr>
           <w:ilvl w:val="0"/>
-          <w:numId w:val="1010"/>
+          <w:numId w:val="1011"/>
         </w:numPr>
         <w:pStyle w:val="Compact"/>
       </w:pPr>
@@ -2803,7 +2983,7 @@
       <w:pPr>
         <w:numPr>
           <w:ilvl w:val="0"/>
-          <w:numId w:val="1010"/>
+          <w:numId w:val="1011"/>
         </w:numPr>
         <w:pStyle w:val="Compact"/>
       </w:pPr>
@@ -2811,8 +2991,8 @@
         <w:t xml:space="preserve">Activity log — who did what, when.</w:t>
       </w:r>
     </w:p>
-    <w:bookmarkEnd w:id="36"/>
-    <w:bookmarkStart w:id="37" w:name="X5b194047a1f281db7f3b9e7ba849aba675287ba"/>
+    <w:bookmarkEnd w:id="37"/>
+    <w:bookmarkStart w:id="38" w:name="X5b194047a1f281db7f3b9e7ba849aba675287ba"/>
     <w:p>
       <w:pPr>
         <w:pStyle w:val="Heading3"/>
@@ -2877,8 +3057,8 @@
         <w:t xml:space="preserve">(4×6 hang tag with description and price). Each carries the SKU, title, price, bin, and a QR code that opens the item's page. Print one or a whole batch from the Inventory select mode. Works with any printer via the phone's print dialog; label-printer presets can be added.</w:t>
       </w:r>
     </w:p>
-    <w:bookmarkEnd w:id="37"/>
-    <w:bookmarkStart w:id="38" w:name="Xe7297d43e4b3d50d20aee3b30ce37a3372c7505"/>
+    <w:bookmarkEnd w:id="38"/>
+    <w:bookmarkStart w:id="39" w:name="Xe7297d43e4b3d50d20aee3b30ce37a3372c7505"/>
     <w:p>
       <w:pPr>
         <w:pStyle w:val="Heading3"/>
@@ -2899,7 +3079,7 @@
       <w:pPr>
         <w:numPr>
           <w:ilvl w:val="0"/>
-          <w:numId w:val="1011"/>
+          <w:numId w:val="1012"/>
         </w:numPr>
         <w:pStyle w:val="Compact"/>
       </w:pPr>
@@ -2911,7 +3091,7 @@
       <w:pPr>
         <w:numPr>
           <w:ilvl w:val="0"/>
-          <w:numId w:val="1011"/>
+          <w:numId w:val="1012"/>
         </w:numPr>
         <w:pStyle w:val="Compact"/>
       </w:pPr>
@@ -2933,7 +3113,7 @@
       <w:pPr>
         <w:numPr>
           <w:ilvl w:val="0"/>
-          <w:numId w:val="1011"/>
+          <w:numId w:val="1012"/>
         </w:numPr>
         <w:pStyle w:val="Compact"/>
       </w:pPr>
@@ -2955,7 +3135,7 @@
       <w:pPr>
         <w:numPr>
           <w:ilvl w:val="0"/>
-          <w:numId w:val="1011"/>
+          <w:numId w:val="1012"/>
         </w:numPr>
         <w:pStyle w:val="Compact"/>
       </w:pPr>
@@ -2977,7 +3157,7 @@
       <w:pPr>
         <w:numPr>
           <w:ilvl w:val="0"/>
-          <w:numId w:val="1011"/>
+          <w:numId w:val="1012"/>
         </w:numPr>
         <w:pStyle w:val="Compact"/>
       </w:pPr>
@@ -2995,8 +3175,8 @@
         <w:t xml:space="preserve">— jumps to the subscriber list.</w:t>
       </w:r>
     </w:p>
-    <w:bookmarkEnd w:id="38"/>
-    <w:bookmarkStart w:id="39" w:name="Xf1989b286842e0935c331250d1d2258ede8ddf0"/>
+    <w:bookmarkEnd w:id="39"/>
+    <w:bookmarkStart w:id="40" w:name="Xf1989b286842e0935c331250d1d2258ede8ddf0"/>
     <w:p>
       <w:pPr>
         <w:pStyle w:val="Heading3"/>
@@ -3055,8 +3235,8 @@
         <w:t xml:space="preserve">. Buyer name, city, and rating show so you know who you're dealing with.</w:t>
       </w:r>
     </w:p>
-    <w:bookmarkEnd w:id="39"/>
-    <w:bookmarkStart w:id="40" w:name="Xc4b208f73a9fbc64eaebe74404345dbd71f1954"/>
+    <w:bookmarkEnd w:id="40"/>
+    <w:bookmarkStart w:id="41" w:name="Xc4b208f73a9fbc64eaebe74404345dbd71f1954"/>
     <w:p>
       <w:pPr>
         <w:pStyle w:val="Heading3"/>
@@ -3077,7 +3257,7 @@
       <w:pPr>
         <w:numPr>
           <w:ilvl w:val="0"/>
-          <w:numId w:val="1012"/>
+          <w:numId w:val="1013"/>
         </w:numPr>
         <w:pStyle w:val="Compact"/>
       </w:pPr>
@@ -3128,7 +3308,7 @@
       <w:pPr>
         <w:numPr>
           <w:ilvl w:val="0"/>
-          <w:numId w:val="1012"/>
+          <w:numId w:val="1013"/>
         </w:numPr>
         <w:pStyle w:val="Compact"/>
       </w:pPr>
@@ -3176,7 +3356,7 @@
       <w:pPr>
         <w:numPr>
           <w:ilvl w:val="0"/>
-          <w:numId w:val="1012"/>
+          <w:numId w:val="1013"/>
         </w:numPr>
         <w:pStyle w:val="Compact"/>
       </w:pPr>
@@ -3198,7 +3378,7 @@
       <w:pPr>
         <w:numPr>
           <w:ilvl w:val="0"/>
-          <w:numId w:val="1012"/>
+          <w:numId w:val="1013"/>
         </w:numPr>
         <w:pStyle w:val="Compact"/>
       </w:pPr>
@@ -3253,8 +3433,8 @@
         <w:t xml:space="preserve">Consignors see only their own orders and enter codes for their own hand-offs.</w:t>
       </w:r>
     </w:p>
-    <w:bookmarkEnd w:id="40"/>
-    <w:bookmarkStart w:id="41" w:name="X5becd7be8d5740b41af26e158ed92a906af4941"/>
+    <w:bookmarkEnd w:id="41"/>
+    <w:bookmarkStart w:id="42" w:name="X5becd7be8d5740b41af26e158ed92a906af4941"/>
     <w:p>
       <w:pPr>
         <w:pStyle w:val="Heading3"/>
@@ -3287,8 +3467,8 @@
         <w:t xml:space="preserve">and reply there. They see the buyer's first name and the thread, never the contact. Replies reach the buyer by email instantly; phone-only buyers see it in their account.</w:t>
       </w:r>
     </w:p>
-    <w:bookmarkEnd w:id="41"/>
-    <w:bookmarkStart w:id="42" w:name="X5c5581c47a78f402ac0630140c4f4c73e1764cd"/>
+    <w:bookmarkEnd w:id="42"/>
+    <w:bookmarkStart w:id="43" w:name="X5c5581c47a78f402ac0630140c4f4c73e1764cd"/>
     <w:p>
       <w:pPr>
         <w:pStyle w:val="Heading3"/>
@@ -3305,8 +3485,8 @@
         <w:t xml:space="preserve">All "looking for" requests: what, budget, distance, contact, status (open → searching → matched → fulfilled). Text or email the person from the row. Carry this list when you buy pallets. Automatic matches show when a fitting item is listed.</w:t>
       </w:r>
     </w:p>
-    <w:bookmarkEnd w:id="42"/>
-    <w:bookmarkStart w:id="43" w:name="X3b009d647e181dbb56f10b95b6a257841b541b4"/>
+    <w:bookmarkEnd w:id="43"/>
+    <w:bookmarkStart w:id="44" w:name="X3b009d647e181dbb56f10b95b6a257841b541b4"/>
     <w:p>
       <w:pPr>
         <w:pStyle w:val="Heading3"/>
@@ -3352,8 +3532,8 @@
         <w:t xml:space="preserve">. Post slots for the week every Sunday so buyers always have times to choose.</w:t>
       </w:r>
     </w:p>
-    <w:bookmarkEnd w:id="43"/>
-    <w:bookmarkStart w:id="44" w:name="Xd9c68c11cf21800b4d6f5c0c0e52524b34e9289"/>
+    <w:bookmarkEnd w:id="44"/>
+    <w:bookmarkStart w:id="45" w:name="Xd9c68c11cf21800b4d6f5c0c0e52524b34e9289"/>
     <w:p>
       <w:pPr>
         <w:pStyle w:val="Heading3"/>
@@ -3383,8 +3563,8 @@
         <w:t xml:space="preserve">, add notes. Tap a bin to see what's in it.</w:t>
       </w:r>
     </w:p>
-    <w:bookmarkEnd w:id="44"/>
-    <w:bookmarkStart w:id="45" w:name="X1593226d85b7dad9fb7f42cb9abb42b13214a77"/>
+    <w:bookmarkEnd w:id="45"/>
+    <w:bookmarkStart w:id="46" w:name="X1593226d85b7dad9fb7f42cb9abb42b13214a77"/>
     <w:p>
       <w:pPr>
         <w:pStyle w:val="Heading3"/>
@@ -3397,7 +3577,7 @@
       <w:pPr>
         <w:numPr>
           <w:ilvl w:val="0"/>
-          <w:numId w:val="1013"/>
+          <w:numId w:val="1014"/>
         </w:numPr>
         <w:pStyle w:val="Compact"/>
       </w:pPr>
@@ -3419,7 +3599,7 @@
       <w:pPr>
         <w:numPr>
           <w:ilvl w:val="0"/>
-          <w:numId w:val="1013"/>
+          <w:numId w:val="1014"/>
         </w:numPr>
         <w:pStyle w:val="Compact"/>
       </w:pPr>
@@ -3441,7 +3621,7 @@
       <w:pPr>
         <w:numPr>
           <w:ilvl w:val="0"/>
-          <w:numId w:val="1013"/>
+          <w:numId w:val="1014"/>
         </w:numPr>
         <w:pStyle w:val="Compact"/>
       </w:pPr>
@@ -3463,7 +3643,7 @@
       <w:pPr>
         <w:numPr>
           <w:ilvl w:val="0"/>
-          <w:numId w:val="1013"/>
+          <w:numId w:val="1014"/>
         </w:numPr>
         <w:pStyle w:val="Compact"/>
       </w:pPr>
@@ -3501,7 +3681,7 @@
       <w:pPr>
         <w:numPr>
           <w:ilvl w:val="0"/>
-          <w:numId w:val="1013"/>
+          <w:numId w:val="1014"/>
         </w:numPr>
         <w:pStyle w:val="Compact"/>
       </w:pPr>
@@ -3523,7 +3703,7 @@
       <w:pPr>
         <w:numPr>
           <w:ilvl w:val="0"/>
-          <w:numId w:val="1013"/>
+          <w:numId w:val="1014"/>
         </w:numPr>
         <w:pStyle w:val="Compact"/>
       </w:pPr>
@@ -3545,7 +3725,7 @@
       <w:pPr>
         <w:numPr>
           <w:ilvl w:val="0"/>
-          <w:numId w:val="1013"/>
+          <w:numId w:val="1014"/>
         </w:numPr>
         <w:pStyle w:val="Compact"/>
       </w:pPr>
@@ -3563,8 +3743,8 @@
         <w:t xml:space="preserve">— sales, items, or subscribers. Tax-ready columns: date, SKU, sale price, cost, shipping, fees, commission, consignor due, channel, payment method.</w:t>
       </w:r>
     </w:p>
-    <w:bookmarkEnd w:id="45"/>
-    <w:bookmarkStart w:id="46" w:name="X892b0caf210e49829b0c8f4603c30ae4010485b"/>
+    <w:bookmarkEnd w:id="46"/>
+    <w:bookmarkStart w:id="47" w:name="X892b0caf210e49829b0c8f4603c30ae4010485b"/>
     <w:p>
       <w:pPr>
         <w:pStyle w:val="Heading3"/>
@@ -3639,8 +3819,8 @@
         <w:t xml:space="preserve">, business name, contact, location, notes. Only an admin can make another admin. Users can never change their own role, plan, or credits; that's locked in the database. See their items and balance.</w:t>
       </w:r>
     </w:p>
-    <w:bookmarkEnd w:id="46"/>
-    <w:bookmarkStart w:id="47" w:name="X761b9479be6e1ccf878d4af9d2f8ea55545f6a9"/>
+    <w:bookmarkEnd w:id="47"/>
+    <w:bookmarkStart w:id="48" w:name="X761b9479be6e1ccf878d4af9d2f8ea55545f6a9"/>
     <w:p>
       <w:pPr>
         <w:pStyle w:val="Heading3"/>
@@ -3683,8 +3863,8 @@
         <w:t xml:space="preserve">. Goes to everyone on the list with photos, prices, a store button, your address, and an unsubscribe link. Free tier: 100/day, 3,000/month.</w:t>
       </w:r>
     </w:p>
-    <w:bookmarkEnd w:id="47"/>
-    <w:bookmarkStart w:id="48" w:name="X434adf16432d1cefa4baf77f115ed7d18d88270"/>
+    <w:bookmarkEnd w:id="48"/>
+    <w:bookmarkStart w:id="49" w:name="X434adf16432d1cefa4baf77f115ed7d18d88270"/>
     <w:p>
       <w:pPr>
         <w:pStyle w:val="Heading3"/>
@@ -3701,8 +3881,8 @@
         <w:t xml:space="preserve">Your email and text list. Counts by source (store box, message, signup, wanted, pickup). Export CSV to Mailchimp, Gmail, or a texting service for a "new arrivals" blast.</w:t>
       </w:r>
     </w:p>
-    <w:bookmarkEnd w:id="48"/>
-    <w:bookmarkStart w:id="49" w:name="Xcc492f38b580f3a02fd9a281155890c7e3bd029"/>
+    <w:bookmarkEnd w:id="49"/>
+    <w:bookmarkStart w:id="50" w:name="Xcc492f38b580f3a02fd9a281155890c7e3bd029"/>
     <w:p>
       <w:pPr>
         <w:pStyle w:val="Heading3"/>
@@ -3781,8 +3961,8 @@
         </w:pict>
       </w:r>
     </w:p>
-    <w:bookmarkEnd w:id="49"/>
-    <w:bookmarkStart w:id="50" w:name="X711fd5c63ad0c01ade3867443faf563d1693a75"/>
+    <w:bookmarkEnd w:id="50"/>
+    <w:bookmarkStart w:id="51" w:name="X711fd5c63ad0c01ade3867443faf563d1693a75"/>
     <w:p>
       <w:pPr>
         <w:pStyle w:val="Heading3"/>
@@ -3821,9 +4001,9 @@
         <w:t xml:space="preserve">). When someone they invite goes Pro, both get a free month, applied automatically to their Stripe bill.</w:t>
       </w:r>
     </w:p>
-    <w:bookmarkEnd w:id="50"/>
     <w:bookmarkEnd w:id="51"/>
-    <w:bookmarkStart w:id="52" w:name="X6d0cfc05150a815e3ec951494cf44175d125e73"/>
+    <w:bookmarkEnd w:id="52"/>
+    <w:bookmarkStart w:id="53" w:name="X6d0cfc05150a815e3ec951494cf44175d125e73"/>
     <w:p>
       <w:pPr>
         <w:pStyle w:val="Heading2"/>
@@ -3836,7 +4016,7 @@
       <w:pPr>
         <w:numPr>
           <w:ilvl w:val="0"/>
-          <w:numId w:val="1014"/>
+          <w:numId w:val="1015"/>
         </w:numPr>
         <w:pStyle w:val="Compact"/>
       </w:pPr>
@@ -3864,7 +4044,7 @@
       <w:pPr>
         <w:numPr>
           <w:ilvl w:val="0"/>
-          <w:numId w:val="1014"/>
+          <w:numId w:val="1015"/>
         </w:numPr>
         <w:pStyle w:val="Compact"/>
       </w:pPr>
@@ -3876,7 +4056,7 @@
       <w:pPr>
         <w:numPr>
           <w:ilvl w:val="0"/>
-          <w:numId w:val="1014"/>
+          <w:numId w:val="1015"/>
         </w:numPr>
         <w:pStyle w:val="Compact"/>
       </w:pPr>
@@ -3901,7 +4081,7 @@
       <w:pPr>
         <w:numPr>
           <w:ilvl w:val="0"/>
-          <w:numId w:val="1014"/>
+          <w:numId w:val="1015"/>
         </w:numPr>
         <w:pStyle w:val="Compact"/>
       </w:pPr>
@@ -3913,7 +4093,7 @@
       <w:pPr>
         <w:numPr>
           <w:ilvl w:val="0"/>
-          <w:numId w:val="1014"/>
+          <w:numId w:val="1015"/>
         </w:numPr>
         <w:pStyle w:val="Compact"/>
       </w:pPr>
@@ -3935,7 +4115,7 @@
       <w:pPr>
         <w:numPr>
           <w:ilvl w:val="0"/>
-          <w:numId w:val="1014"/>
+          <w:numId w:val="1015"/>
         </w:numPr>
         <w:pStyle w:val="Compact"/>
       </w:pPr>
@@ -3947,7 +4127,7 @@
       <w:pPr>
         <w:numPr>
           <w:ilvl w:val="0"/>
-          <w:numId w:val="1014"/>
+          <w:numId w:val="1015"/>
         </w:numPr>
         <w:pStyle w:val="Compact"/>
       </w:pPr>
@@ -4169,8 +4349,8 @@
         </w:pict>
       </w:r>
     </w:p>
-    <w:bookmarkEnd w:id="52"/>
-    <w:bookmarkStart w:id="53" w:name="part-6--day-to-day-playbook"/>
+    <w:bookmarkEnd w:id="53"/>
+    <w:bookmarkStart w:id="54" w:name="part-6--day-to-day-playbook"/>
     <w:p>
       <w:pPr>
         <w:pStyle w:val="Heading2"/>
@@ -4195,7 +4375,7 @@
       <w:pPr>
         <w:numPr>
           <w:ilvl w:val="0"/>
-          <w:numId w:val="1015"/>
+          <w:numId w:val="1016"/>
         </w:numPr>
         <w:pStyle w:val="Compact"/>
       </w:pPr>
@@ -4207,7 +4387,7 @@
       <w:pPr>
         <w:numPr>
           <w:ilvl w:val="0"/>
-          <w:numId w:val="1015"/>
+          <w:numId w:val="1016"/>
         </w:numPr>
         <w:pStyle w:val="Compact"/>
       </w:pPr>
@@ -4219,7 +4399,7 @@
       <w:pPr>
         <w:numPr>
           <w:ilvl w:val="0"/>
-          <w:numId w:val="1015"/>
+          <w:numId w:val="1016"/>
         </w:numPr>
         <w:pStyle w:val="Compact"/>
       </w:pPr>
@@ -4231,7 +4411,7 @@
       <w:pPr>
         <w:numPr>
           <w:ilvl w:val="0"/>
-          <w:numId w:val="1015"/>
+          <w:numId w:val="1016"/>
         </w:numPr>
         <w:pStyle w:val="Compact"/>
       </w:pPr>
@@ -4318,8 +4498,8 @@
         </w:pict>
       </w:r>
     </w:p>
-    <w:bookmarkEnd w:id="53"/>
-    <w:bookmarkStart w:id="54" w:name="Xaabc82db9d262ab6426eaf3205a95d67605ce41"/>
+    <w:bookmarkEnd w:id="54"/>
+    <w:bookmarkStart w:id="55" w:name="Xaabc82db9d262ab6426eaf3205a95d67605ce41"/>
     <w:p>
       <w:pPr>
         <w:pStyle w:val="Heading2"/>
@@ -4332,7 +4512,7 @@
       <w:pPr>
         <w:numPr>
           <w:ilvl w:val="0"/>
-          <w:numId w:val="1016"/>
+          <w:numId w:val="1017"/>
         </w:numPr>
         <w:pStyle w:val="Compact"/>
       </w:pPr>
@@ -4354,7 +4534,7 @@
       <w:pPr>
         <w:numPr>
           <w:ilvl w:val="0"/>
-          <w:numId w:val="1016"/>
+          <w:numId w:val="1017"/>
         </w:numPr>
         <w:pStyle w:val="Compact"/>
       </w:pPr>
@@ -4376,7 +4556,7 @@
       <w:pPr>
         <w:numPr>
           <w:ilvl w:val="0"/>
-          <w:numId w:val="1016"/>
+          <w:numId w:val="1017"/>
         </w:numPr>
         <w:pStyle w:val="Compact"/>
       </w:pPr>
@@ -4398,7 +4578,7 @@
       <w:pPr>
         <w:numPr>
           <w:ilvl w:val="0"/>
-          <w:numId w:val="1016"/>
+          <w:numId w:val="1017"/>
         </w:numPr>
         <w:pStyle w:val="Compact"/>
       </w:pPr>
@@ -4420,7 +4600,7 @@
       <w:pPr>
         <w:numPr>
           <w:ilvl w:val="0"/>
-          <w:numId w:val="1016"/>
+          <w:numId w:val="1017"/>
         </w:numPr>
         <w:pStyle w:val="Compact"/>
       </w:pPr>
@@ -4442,7 +4622,7 @@
       <w:pPr>
         <w:numPr>
           <w:ilvl w:val="0"/>
-          <w:numId w:val="1016"/>
+          <w:numId w:val="1017"/>
         </w:numPr>
         <w:pStyle w:val="Compact"/>
       </w:pPr>
@@ -4464,7 +4644,7 @@
       <w:pPr>
         <w:numPr>
           <w:ilvl w:val="0"/>
-          <w:numId w:val="1016"/>
+          <w:numId w:val="1017"/>
         </w:numPr>
         <w:pStyle w:val="Compact"/>
       </w:pPr>
@@ -4486,7 +4666,7 @@
       <w:pPr>
         <w:numPr>
           <w:ilvl w:val="0"/>
-          <w:numId w:val="1016"/>
+          <w:numId w:val="1017"/>
         </w:numPr>
         <w:pStyle w:val="Compact"/>
       </w:pPr>
@@ -4504,8 +4684,8 @@
         <w:t xml:space="preserve">any account from People; suspended sellers can't list or sell.</w:t>
       </w:r>
     </w:p>
-    <w:bookmarkEnd w:id="54"/>
-    <w:bookmarkStart w:id="55" w:name="part-6c--whats-new-september-30-2026"/>
+    <w:bookmarkEnd w:id="55"/>
+    <w:bookmarkStart w:id="56" w:name="part-6c--whats-new-september-30-2026"/>
     <w:p>
       <w:pPr>
         <w:pStyle w:val="Heading2"/>
@@ -4530,7 +4710,7 @@
       <w:pPr>
         <w:numPr>
           <w:ilvl w:val="0"/>
-          <w:numId w:val="1017"/>
+          <w:numId w:val="1018"/>
         </w:numPr>
         <w:pStyle w:val="Compact"/>
       </w:pPr>
@@ -4558,7 +4738,7 @@
       <w:pPr>
         <w:numPr>
           <w:ilvl w:val="0"/>
-          <w:numId w:val="1017"/>
+          <w:numId w:val="1018"/>
         </w:numPr>
         <w:pStyle w:val="Compact"/>
       </w:pPr>
@@ -4596,7 +4776,7 @@
       <w:pPr>
         <w:numPr>
           <w:ilvl w:val="0"/>
-          <w:numId w:val="1017"/>
+          <w:numId w:val="1018"/>
         </w:numPr>
         <w:pStyle w:val="Compact"/>
       </w:pPr>
@@ -4624,7 +4804,7 @@
       <w:pPr>
         <w:numPr>
           <w:ilvl w:val="0"/>
-          <w:numId w:val="1017"/>
+          <w:numId w:val="1018"/>
         </w:numPr>
         <w:pStyle w:val="Compact"/>
       </w:pPr>
@@ -4661,7 +4841,7 @@
       <w:pPr>
         <w:numPr>
           <w:ilvl w:val="0"/>
-          <w:numId w:val="1018"/>
+          <w:numId w:val="1019"/>
         </w:numPr>
         <w:pStyle w:val="Compact"/>
       </w:pPr>
@@ -4689,7 +4869,7 @@
       <w:pPr>
         <w:numPr>
           <w:ilvl w:val="0"/>
-          <w:numId w:val="1018"/>
+          <w:numId w:val="1019"/>
         </w:numPr>
         <w:pStyle w:val="Compact"/>
       </w:pPr>
@@ -4701,7 +4881,7 @@
       <w:pPr>
         <w:numPr>
           <w:ilvl w:val="0"/>
-          <w:numId w:val="1018"/>
+          <w:numId w:val="1019"/>
         </w:numPr>
         <w:pStyle w:val="Compact"/>
       </w:pPr>
@@ -4725,7 +4905,7 @@
       <w:pPr>
         <w:numPr>
           <w:ilvl w:val="0"/>
-          <w:numId w:val="1019"/>
+          <w:numId w:val="1020"/>
         </w:numPr>
         <w:pStyle w:val="Compact"/>
       </w:pPr>
@@ -4744,7 +4924,7 @@
       <w:pPr>
         <w:numPr>
           <w:ilvl w:val="0"/>
-          <w:numId w:val="1019"/>
+          <w:numId w:val="1020"/>
         </w:numPr>
         <w:pStyle w:val="Compact"/>
       </w:pPr>
@@ -4763,7 +4943,7 @@
       <w:pPr>
         <w:numPr>
           <w:ilvl w:val="0"/>
-          <w:numId w:val="1019"/>
+          <w:numId w:val="1020"/>
         </w:numPr>
         <w:pStyle w:val="Compact"/>
       </w:pPr>
@@ -4782,7 +4962,7 @@
       <w:pPr>
         <w:numPr>
           <w:ilvl w:val="0"/>
-          <w:numId w:val="1019"/>
+          <w:numId w:val="1020"/>
         </w:numPr>
         <w:pStyle w:val="Compact"/>
       </w:pPr>
@@ -4816,7 +4996,7 @@
       <w:pPr>
         <w:numPr>
           <w:ilvl w:val="0"/>
-          <w:numId w:val="1020"/>
+          <w:numId w:val="1021"/>
         </w:numPr>
         <w:pStyle w:val="Compact"/>
       </w:pPr>
@@ -4838,7 +5018,7 @@
       <w:pPr>
         <w:numPr>
           <w:ilvl w:val="0"/>
-          <w:numId w:val="1020"/>
+          <w:numId w:val="1021"/>
         </w:numPr>
         <w:pStyle w:val="Compact"/>
       </w:pPr>
@@ -4857,7 +5037,7 @@
       <w:pPr>
         <w:numPr>
           <w:ilvl w:val="0"/>
-          <w:numId w:val="1020"/>
+          <w:numId w:val="1021"/>
         </w:numPr>
         <w:pStyle w:val="Compact"/>
       </w:pPr>
@@ -4876,7 +5056,7 @@
       <w:pPr>
         <w:numPr>
           <w:ilvl w:val="0"/>
-          <w:numId w:val="1020"/>
+          <w:numId w:val="1021"/>
         </w:numPr>
         <w:pStyle w:val="Compact"/>
       </w:pPr>
@@ -4907,7 +5087,7 @@
       <w:pPr>
         <w:numPr>
           <w:ilvl w:val="0"/>
-          <w:numId w:val="1021"/>
+          <w:numId w:val="1022"/>
         </w:numPr>
         <w:pStyle w:val="Compact"/>
       </w:pPr>
@@ -4929,7 +5109,7 @@
       <w:pPr>
         <w:numPr>
           <w:ilvl w:val="0"/>
-          <w:numId w:val="1021"/>
+          <w:numId w:val="1022"/>
         </w:numPr>
         <w:pStyle w:val="Compact"/>
       </w:pPr>
@@ -4951,7 +5131,7 @@
       <w:pPr>
         <w:numPr>
           <w:ilvl w:val="0"/>
-          <w:numId w:val="1021"/>
+          <w:numId w:val="1022"/>
         </w:numPr>
         <w:pStyle w:val="Compact"/>
       </w:pPr>
@@ -4973,7 +5153,7 @@
       <w:pPr>
         <w:numPr>
           <w:ilvl w:val="0"/>
-          <w:numId w:val="1021"/>
+          <w:numId w:val="1022"/>
         </w:numPr>
         <w:pStyle w:val="Compact"/>
       </w:pPr>
@@ -4997,7 +5177,7 @@
       <w:pPr>
         <w:numPr>
           <w:ilvl w:val="0"/>
-          <w:numId w:val="1022"/>
+          <w:numId w:val="1023"/>
         </w:numPr>
         <w:pStyle w:val="Compact"/>
       </w:pPr>
@@ -5019,7 +5199,7 @@
       <w:pPr>
         <w:numPr>
           <w:ilvl w:val="0"/>
-          <w:numId w:val="1022"/>
+          <w:numId w:val="1023"/>
         </w:numPr>
         <w:pStyle w:val="Compact"/>
       </w:pPr>
@@ -5041,7 +5221,7 @@
       <w:pPr>
         <w:numPr>
           <w:ilvl w:val="0"/>
-          <w:numId w:val="1022"/>
+          <w:numId w:val="1023"/>
         </w:numPr>
         <w:pStyle w:val="Compact"/>
       </w:pPr>
@@ -5060,7 +5240,7 @@
       <w:pPr>
         <w:numPr>
           <w:ilvl w:val="0"/>
-          <w:numId w:val="1022"/>
+          <w:numId w:val="1023"/>
         </w:numPr>
         <w:pStyle w:val="Compact"/>
       </w:pPr>
@@ -5094,7 +5274,7 @@
       <w:pPr>
         <w:numPr>
           <w:ilvl w:val="0"/>
-          <w:numId w:val="1023"/>
+          <w:numId w:val="1024"/>
         </w:numPr>
         <w:pStyle w:val="Compact"/>
       </w:pPr>
@@ -5116,7 +5296,7 @@
       <w:pPr>
         <w:numPr>
           <w:ilvl w:val="0"/>
-          <w:numId w:val="1023"/>
+          <w:numId w:val="1024"/>
         </w:numPr>
         <w:pStyle w:val="Compact"/>
       </w:pPr>
@@ -5135,7 +5315,7 @@
       <w:pPr>
         <w:numPr>
           <w:ilvl w:val="0"/>
-          <w:numId w:val="1023"/>
+          <w:numId w:val="1024"/>
         </w:numPr>
         <w:pStyle w:val="Compact"/>
       </w:pPr>
@@ -5157,7 +5337,7 @@
       <w:pPr>
         <w:numPr>
           <w:ilvl w:val="0"/>
-          <w:numId w:val="1023"/>
+          <w:numId w:val="1024"/>
         </w:numPr>
         <w:pStyle w:val="Compact"/>
       </w:pPr>
@@ -5176,7 +5356,7 @@
       <w:pPr>
         <w:numPr>
           <w:ilvl w:val="0"/>
-          <w:numId w:val="1023"/>
+          <w:numId w:val="1024"/>
         </w:numPr>
         <w:pStyle w:val="Compact"/>
       </w:pPr>
@@ -5198,7 +5378,7 @@
       <w:pPr>
         <w:numPr>
           <w:ilvl w:val="0"/>
-          <w:numId w:val="1023"/>
+          <w:numId w:val="1024"/>
         </w:numPr>
         <w:pStyle w:val="Compact"/>
       </w:pPr>
@@ -5236,7 +5416,7 @@
       <w:pPr>
         <w:numPr>
           <w:ilvl w:val="0"/>
-          <w:numId w:val="1023"/>
+          <w:numId w:val="1024"/>
         </w:numPr>
         <w:pStyle w:val="Compact"/>
       </w:pPr>
@@ -5323,7 +5503,7 @@
       <w:pPr>
         <w:numPr>
           <w:ilvl w:val="0"/>
-          <w:numId w:val="1023"/>
+          <w:numId w:val="1024"/>
         </w:numPr>
         <w:pStyle w:val="Compact"/>
       </w:pPr>
@@ -5338,8 +5518,8 @@
         <w:t xml:space="preserve">: buyer weekly "new near you" (Thursdays), seller weekly report (Mondays), win-back at 30 days, Pro offer when free credits run out, Facebook Page auto-posting (needs a token; steps in Operations), a daily health check of every outside service, a Monday digest to staff. Milestones now start at $25 and $50; nudges fire at 10 views / 2 saves; milestone texts for people with text alerts on. Operations gained a Read-me-first for new hires, the Outside-the-site registry with live status, and every automatic email word for word. Settings has a Facebook Page ID/token box.</w:t>
       </w:r>
     </w:p>
-    <w:bookmarkEnd w:id="55"/>
-    <w:bookmarkStart w:id="58" w:name="part-7--sharing-the-store"/>
+    <w:bookmarkEnd w:id="56"/>
+    <w:bookmarkStart w:id="59" w:name="part-7--sharing-the-store"/>
     <w:p>
       <w:pPr>
         <w:pStyle w:val="Heading2"/>
@@ -5352,7 +5532,7 @@
       <w:pPr>
         <w:numPr>
           <w:ilvl w:val="0"/>
-          <w:numId w:val="1024"/>
+          <w:numId w:val="1025"/>
         </w:numPr>
         <w:pStyle w:val="Compact"/>
       </w:pPr>
@@ -5377,7 +5557,7 @@
       <w:pPr>
         <w:numPr>
           <w:ilvl w:val="0"/>
-          <w:numId w:val="1024"/>
+          <w:numId w:val="1025"/>
         </w:numPr>
         <w:pStyle w:val="Compact"/>
       </w:pPr>
@@ -5389,7 +5569,7 @@
       <w:pPr>
         <w:numPr>
           <w:ilvl w:val="0"/>
-          <w:numId w:val="1024"/>
+          <w:numId w:val="1025"/>
         </w:numPr>
         <w:pStyle w:val="Compact"/>
       </w:pPr>
@@ -5399,7 +5579,7 @@
       <w:r>
         <w:t xml:space="preserve"> </w:t>
       </w:r>
-      <w:hyperlink r:id="rId56">
+      <w:hyperlink r:id="rId57">
         <w:r>
           <w:rPr>
             <w:rStyle w:val="Hyperlink"/>
@@ -5414,7 +5594,7 @@
       <w:pPr>
         <w:numPr>
           <w:ilvl w:val="0"/>
-          <w:numId w:val="1024"/>
+          <w:numId w:val="1025"/>
         </w:numPr>
         <w:pStyle w:val="Compact"/>
       </w:pPr>
@@ -5424,7 +5604,7 @@
       <w:r>
         <w:t xml:space="preserve"> </w:t>
       </w:r>
-      <w:hyperlink r:id="rId57">
+      <w:hyperlink r:id="rId58">
         <w:r>
           <w:rPr>
             <w:rStyle w:val="Hyperlink"/>
@@ -5450,8 +5630,8 @@
         </w:pict>
       </w:r>
     </w:p>
-    <w:bookmarkEnd w:id="58"/>
-    <w:bookmarkStart w:id="59" w:name="Xac76e462ed03799ac44caee0a2758d76f0a5d6e"/>
+    <w:bookmarkEnd w:id="59"/>
+    <w:bookmarkStart w:id="60" w:name="Xac76e462ed03799ac44caee0a2758d76f0a5d6e"/>
     <w:p>
       <w:pPr>
         <w:pStyle w:val="Heading2"/>
@@ -5464,7 +5644,7 @@
       <w:pPr>
         <w:numPr>
           <w:ilvl w:val="0"/>
-          <w:numId w:val="1025"/>
+          <w:numId w:val="1026"/>
         </w:numPr>
         <w:pStyle w:val="Compact"/>
       </w:pPr>
@@ -5476,7 +5656,7 @@
       <w:pPr>
         <w:numPr>
           <w:ilvl w:val="0"/>
-          <w:numId w:val="1025"/>
+          <w:numId w:val="1026"/>
         </w:numPr>
         <w:pStyle w:val="Compact"/>
       </w:pPr>
@@ -5488,7 +5668,7 @@
       <w:pPr>
         <w:numPr>
           <w:ilvl w:val="0"/>
-          <w:numId w:val="1025"/>
+          <w:numId w:val="1026"/>
         </w:numPr>
         <w:pStyle w:val="Compact"/>
       </w:pPr>
@@ -5500,7 +5680,7 @@
       <w:pPr>
         <w:numPr>
           <w:ilvl w:val="0"/>
-          <w:numId w:val="1025"/>
+          <w:numId w:val="1026"/>
         </w:numPr>
         <w:pStyle w:val="Compact"/>
       </w:pPr>
@@ -5512,7 +5692,7 @@
       <w:pPr>
         <w:numPr>
           <w:ilvl w:val="0"/>
-          <w:numId w:val="1025"/>
+          <w:numId w:val="1026"/>
         </w:numPr>
         <w:pStyle w:val="Compact"/>
       </w:pPr>
@@ -5524,7 +5704,7 @@
       <w:pPr>
         <w:numPr>
           <w:ilvl w:val="0"/>
-          <w:numId w:val="1025"/>
+          <w:numId w:val="1026"/>
         </w:numPr>
         <w:pStyle w:val="Compact"/>
       </w:pPr>
@@ -5536,7 +5716,7 @@
       <w:pPr>
         <w:numPr>
           <w:ilvl w:val="0"/>
-          <w:numId w:val="1025"/>
+          <w:numId w:val="1026"/>
         </w:numPr>
         <w:pStyle w:val="Compact"/>
       </w:pPr>
@@ -5548,7 +5728,7 @@
       <w:pPr>
         <w:numPr>
           <w:ilvl w:val="0"/>
-          <w:numId w:val="1025"/>
+          <w:numId w:val="1026"/>
         </w:numPr>
         <w:pStyle w:val="Compact"/>
       </w:pPr>
@@ -5563,8 +5743,8 @@
         </w:pict>
       </w:r>
     </w:p>
-    <w:bookmarkEnd w:id="59"/>
-    <w:bookmarkStart w:id="60" w:name="part-8b--legal-pages"/>
+    <w:bookmarkEnd w:id="60"/>
+    <w:bookmarkStart w:id="61" w:name="part-8b--legal-pages"/>
     <w:p>
       <w:pPr>
         <w:pStyle w:val="Heading2"/>
@@ -5607,8 +5787,8 @@
         <w:t xml:space="preserve">are live, linked from the store footer, the sign-up form, and the Buy button. Have a lawyer review the terms before heavy promotion.</w:t>
       </w:r>
     </w:p>
-    <w:bookmarkEnd w:id="60"/>
-    <w:bookmarkStart w:id="61" w:name="part-9--quick-facts"/>
+    <w:bookmarkEnd w:id="61"/>
+    <w:bookmarkStart w:id="62" w:name="part-9--quick-facts"/>
     <w:p>
       <w:pPr>
         <w:pStyle w:val="Heading2"/>
@@ -5621,7 +5801,7 @@
       <w:pPr>
         <w:numPr>
           <w:ilvl w:val="0"/>
-          <w:numId w:val="1026"/>
+          <w:numId w:val="1027"/>
         </w:numPr>
         <w:pStyle w:val="Compact"/>
       </w:pPr>
@@ -5633,7 +5813,7 @@
       <w:pPr>
         <w:numPr>
           <w:ilvl w:val="0"/>
-          <w:numId w:val="1026"/>
+          <w:numId w:val="1027"/>
         </w:numPr>
         <w:pStyle w:val="Compact"/>
       </w:pPr>
@@ -5645,7 +5825,7 @@
       <w:pPr>
         <w:numPr>
           <w:ilvl w:val="0"/>
-          <w:numId w:val="1026"/>
+          <w:numId w:val="1027"/>
         </w:numPr>
         <w:pStyle w:val="Compact"/>
       </w:pPr>
@@ -5657,7 +5837,7 @@
       <w:pPr>
         <w:numPr>
           <w:ilvl w:val="0"/>
-          <w:numId w:val="1026"/>
+          <w:numId w:val="1027"/>
         </w:numPr>
         <w:pStyle w:val="Compact"/>
       </w:pPr>
@@ -5669,7 +5849,7 @@
       <w:pPr>
         <w:numPr>
           <w:ilvl w:val="0"/>
-          <w:numId w:val="1026"/>
+          <w:numId w:val="1027"/>
         </w:numPr>
         <w:pStyle w:val="Compact"/>
       </w:pPr>
@@ -5829,8 +6009,8 @@
         <w:t xml:space="preserve">the email key is send-only (the safe kind), so the old check showed "Broken" even while emails were delivering; Health now judges by real sends.</w:t>
       </w:r>
     </w:p>
-    <w:bookmarkEnd w:id="61"/>
-    <w:bookmarkStart w:id="62" w:name="the-new-visitor-redesign-oct-1-2026"/>
+    <w:bookmarkEnd w:id="62"/>
+    <w:bookmarkStart w:id="63" w:name="the-new-visitor-redesign-oct-1-2026"/>
     <w:p>
       <w:pPr>
         <w:pStyle w:val="Heading2"/>
@@ -6131,7 +6311,7 @@
       <w:pPr>
         <w:numPr>
           <w:ilvl w:val="0"/>
-          <w:numId w:val="1027"/>
+          <w:numId w:val="1028"/>
         </w:numPr>
         <w:pStyle w:val="Compact"/>
       </w:pPr>
@@ -6153,7 +6333,7 @@
       <w:pPr>
         <w:numPr>
           <w:ilvl w:val="0"/>
-          <w:numId w:val="1027"/>
+          <w:numId w:val="1028"/>
         </w:numPr>
         <w:pStyle w:val="Compact"/>
       </w:pPr>
@@ -6175,7 +6355,7 @@
       <w:pPr>
         <w:numPr>
           <w:ilvl w:val="0"/>
-          <w:numId w:val="1027"/>
+          <w:numId w:val="1028"/>
         </w:numPr>
         <w:pStyle w:val="Compact"/>
       </w:pPr>
@@ -6197,7 +6377,7 @@
       <w:pPr>
         <w:numPr>
           <w:ilvl w:val="0"/>
-          <w:numId w:val="1027"/>
+          <w:numId w:val="1028"/>
         </w:numPr>
         <w:pStyle w:val="Compact"/>
       </w:pPr>
@@ -6267,8 +6447,8 @@
         <w:t xml:space="preserve">the Google Shopping feed (what Merchant Center reads), the new-items feed and the sitemap were being saved once at build time, and the last build saved an empty Google feed. They're now made fresh on request (cached at the edge for 15 to 30 minutes), and if the database ever doesn't answer they return "try again later" instead of an empty list, so Google keeps its last good copy. The morning sweep checks that both feeds have items.</w:t>
       </w:r>
     </w:p>
-    <w:bookmarkEnd w:id="62"/>
-    <w:bookmarkStart w:id="63" w:name="Xf96c76047641fee63af2299afe63d7779b3ca8c"/>
+    <w:bookmarkEnd w:id="63"/>
+    <w:bookmarkStart w:id="64" w:name="Xf96c76047641fee63af2299afe63d7779b3ca8c"/>
     <w:p>
       <w:pPr>
         <w:pStyle w:val="Heading2"/>
@@ -6317,8 +6497,8 @@
         <w:t xml:space="preserve">opens the camera right there, which is handy in a store aisle.</w:t>
       </w:r>
     </w:p>
-    <w:bookmarkEnd w:id="63"/>
-    <w:bookmarkStart w:id="64" w:name="buy-or-pass-in-a-thrift-store-oct-1-2026"/>
+    <w:bookmarkEnd w:id="64"/>
+    <w:bookmarkStart w:id="65" w:name="buy-or-pass-in-a-thrift-store-oct-1-2026"/>
     <w:p>
       <w:pPr>
         <w:pStyle w:val="Heading2"/>
@@ -6380,7 +6560,7 @@
       <w:pPr>
         <w:numPr>
           <w:ilvl w:val="0"/>
-          <w:numId w:val="1028"/>
+          <w:numId w:val="1029"/>
         </w:numPr>
         <w:pStyle w:val="Compact"/>
       </w:pPr>
@@ -6392,7 +6572,7 @@
       <w:pPr>
         <w:numPr>
           <w:ilvl w:val="0"/>
-          <w:numId w:val="1028"/>
+          <w:numId w:val="1029"/>
         </w:numPr>
         <w:pStyle w:val="Compact"/>
       </w:pPr>
@@ -6404,7 +6584,7 @@
       <w:pPr>
         <w:numPr>
           <w:ilvl w:val="0"/>
-          <w:numId w:val="1028"/>
+          <w:numId w:val="1029"/>
         </w:numPr>
         <w:pStyle w:val="Compact"/>
       </w:pPr>
@@ -6428,7 +6608,7 @@
       <w:pPr>
         <w:numPr>
           <w:ilvl w:val="0"/>
-          <w:numId w:val="1029"/>
+          <w:numId w:val="1030"/>
         </w:numPr>
         <w:pStyle w:val="Compact"/>
       </w:pPr>
@@ -6450,7 +6630,7 @@
       <w:pPr>
         <w:numPr>
           <w:ilvl w:val="0"/>
-          <w:numId w:val="1029"/>
+          <w:numId w:val="1030"/>
         </w:numPr>
         <w:pStyle w:val="Compact"/>
       </w:pPr>
@@ -6472,7 +6652,7 @@
       <w:pPr>
         <w:numPr>
           <w:ilvl w:val="0"/>
-          <w:numId w:val="1029"/>
+          <w:numId w:val="1030"/>
         </w:numPr>
         <w:pStyle w:val="Compact"/>
       </w:pPr>
@@ -6490,8 +6670,8 @@
         <w:t xml:space="preserve">sends a heads-up on color-tag day.</w:t>
       </w:r>
     </w:p>
-    <w:bookmarkEnd w:id="64"/>
-    <w:bookmarkStart w:id="65" w:name="share-every-find-oct-1-2026"/>
+    <w:bookmarkEnd w:id="65"/>
+    <w:bookmarkStart w:id="66" w:name="share-every-find-oct-1-2026"/>
     <w:p>
       <w:pPr>
         <w:pStyle w:val="Heading2"/>
@@ -6560,8 +6740,8 @@
         <w:t xml:space="preserve">gives you unlimited checks if 5 a day isn't enough.</w:t>
       </w:r>
     </w:p>
-    <w:bookmarkEnd w:id="65"/>
-    <w:bookmarkStart w:id="66" w:name="fix-a-wrong-answer-oct-2-2026"/>
+    <w:bookmarkEnd w:id="66"/>
+    <w:bookmarkStart w:id="67" w:name="fix-a-wrong-answer-oct-2-2026"/>
     <w:p>
       <w:pPr>
         <w:pStyle w:val="Heading2"/>
@@ -6612,8 +6792,8 @@
         <w:t xml:space="preserve">It re-checks your same photos with your correction. It's free and doesn't use one of your lookups.</w:t>
       </w:r>
     </w:p>
-    <w:bookmarkEnd w:id="66"/>
-    <w:bookmarkStart w:id="67" w:name="missing-a-part-find-it-oct-2-2026"/>
+    <w:bookmarkEnd w:id="67"/>
+    <w:bookmarkStart w:id="68" w:name="missing-a-part-find-it-oct-2-2026"/>
     <w:p>
       <w:pPr>
         <w:pStyle w:val="Heading2"/>
@@ -6650,7 +6830,7 @@
       <w:pPr>
         <w:numPr>
           <w:ilvl w:val="0"/>
-          <w:numId w:val="1030"/>
+          <w:numId w:val="1031"/>
         </w:numPr>
         <w:pStyle w:val="Compact"/>
       </w:pPr>
@@ -6662,7 +6842,7 @@
       <w:pPr>
         <w:numPr>
           <w:ilvl w:val="0"/>
-          <w:numId w:val="1030"/>
+          <w:numId w:val="1031"/>
         </w:numPr>
         <w:pStyle w:val="Compact"/>
       </w:pPr>
@@ -6674,7 +6854,7 @@
       <w:pPr>
         <w:numPr>
           <w:ilvl w:val="0"/>
-          <w:numId w:val="1030"/>
+          <w:numId w:val="1031"/>
         </w:numPr>
         <w:pStyle w:val="Compact"/>
       </w:pPr>
@@ -6702,7 +6882,7 @@
       <w:pPr>
         <w:numPr>
           <w:ilvl w:val="0"/>
-          <w:numId w:val="1030"/>
+          <w:numId w:val="1031"/>
         </w:numPr>
         <w:pStyle w:val="Compact"/>
       </w:pPr>
@@ -6766,8 +6946,8 @@
         <w:t xml:space="preserve">("the filter is missing") and it checks for the part.</w:t>
       </w:r>
     </w:p>
-    <w:bookmarkEnd w:id="67"/>
-    <w:bookmarkStart w:id="68" w:name="Xed51aaddfdaaeed07435f6fbedd83690ff035bb"/>
+    <w:bookmarkEnd w:id="68"/>
+    <w:bookmarkStart w:id="69" w:name="Xed51aaddfdaaeed07435f6fbedd83690ff035bb"/>
     <w:p>
       <w:pPr>
         <w:pStyle w:val="Heading2"/>
@@ -6842,7 +7022,7 @@
       <w:pPr>
         <w:numPr>
           <w:ilvl w:val="0"/>
-          <w:numId w:val="1031"/>
+          <w:numId w:val="1032"/>
         </w:numPr>
         <w:pStyle w:val="Compact"/>
       </w:pPr>
@@ -6861,7 +7041,7 @@
       <w:pPr>
         <w:numPr>
           <w:ilvl w:val="0"/>
-          <w:numId w:val="1031"/>
+          <w:numId w:val="1032"/>
         </w:numPr>
         <w:pStyle w:val="Compact"/>
       </w:pPr>
@@ -6880,7 +7060,7 @@
       <w:pPr>
         <w:numPr>
           <w:ilvl w:val="0"/>
-          <w:numId w:val="1031"/>
+          <w:numId w:val="1032"/>
         </w:numPr>
         <w:pStyle w:val="Compact"/>
       </w:pPr>
@@ -6899,7 +7079,7 @@
       <w:pPr>
         <w:numPr>
           <w:ilvl w:val="0"/>
-          <w:numId w:val="1031"/>
+          <w:numId w:val="1032"/>
         </w:numPr>
         <w:pStyle w:val="Compact"/>
       </w:pPr>
@@ -6934,7 +7114,7 @@
       <w:pPr>
         <w:numPr>
           <w:ilvl w:val="0"/>
-          <w:numId w:val="1031"/>
+          <w:numId w:val="1032"/>
         </w:numPr>
         <w:pStyle w:val="Compact"/>
       </w:pPr>
@@ -7049,8 +7229,8 @@
         <w:t xml:space="preserve">under any piece.</w:t>
       </w:r>
     </w:p>
-    <w:bookmarkEnd w:id="68"/>
-    <w:bookmarkStart w:id="69" w:name="plans-and-ai-uses-oct-2-2026"/>
+    <w:bookmarkEnd w:id="69"/>
+    <w:bookmarkStart w:id="70" w:name="plans-and-ai-uses-oct-2-2026"/>
     <w:p>
       <w:pPr>
         <w:pStyle w:val="Heading2"/>
@@ -7398,8 +7578,8 @@
         <w:t xml:space="preserve">the box that pops up has one button: Add 100 AI uses. Plans are one tap below it.</w:t>
       </w:r>
     </w:p>
-    <w:bookmarkEnd w:id="69"/>
-    <w:bookmarkStart w:id="70" w:name="as-is-cleaned-up-or-tested-oct-2-2026"/>
+    <w:bookmarkEnd w:id="70"/>
+    <w:bookmarkStart w:id="71" w:name="as-is-cleaned-up-or-tested-oct-2-2026"/>
     <w:p>
       <w:pPr>
         <w:pStyle w:val="Heading2"/>
@@ -7449,7 +7629,7 @@
       <w:pPr>
         <w:numPr>
           <w:ilvl w:val="0"/>
-          <w:numId w:val="1032"/>
+          <w:numId w:val="1033"/>
         </w:numPr>
         <w:pStyle w:val="Compact"/>
       </w:pPr>
@@ -7471,7 +7651,7 @@
       <w:pPr>
         <w:numPr>
           <w:ilvl w:val="0"/>
-          <w:numId w:val="1032"/>
+          <w:numId w:val="1033"/>
         </w:numPr>
         <w:pStyle w:val="Compact"/>
       </w:pPr>
@@ -7490,7 +7670,7 @@
       <w:pPr>
         <w:numPr>
           <w:ilvl w:val="0"/>
-          <w:numId w:val="1032"/>
+          <w:numId w:val="1033"/>
         </w:numPr>
         <w:pStyle w:val="Compact"/>
       </w:pPr>
@@ -7509,7 +7689,7 @@
       <w:pPr>
         <w:numPr>
           <w:ilvl w:val="0"/>
-          <w:numId w:val="1032"/>
+          <w:numId w:val="1033"/>
         </w:numPr>
         <w:pStyle w:val="Compact"/>
       </w:pPr>
@@ -7548,8 +7728,8 @@
         <w:t xml:space="preserve">and the price updates. Listings written by the AI say "untested" plainly unless you said it works.</w:t>
       </w:r>
     </w:p>
-    <w:bookmarkEnd w:id="70"/>
-    <w:bookmarkStart w:id="71" w:name="X50912bb37eeb3be85453fd34d498d2e19346950"/>
+    <w:bookmarkEnd w:id="71"/>
+    <w:bookmarkStart w:id="72" w:name="X50912bb37eeb3be85453fd34d498d2e19346950"/>
     <w:p>
       <w:pPr>
         <w:pStyle w:val="Heading2"/>
@@ -7602,7 +7782,7 @@
       <w:pPr>
         <w:numPr>
           <w:ilvl w:val="0"/>
-          <w:numId w:val="1033"/>
+          <w:numId w:val="1034"/>
         </w:numPr>
         <w:pStyle w:val="Compact"/>
       </w:pPr>
@@ -7640,7 +7820,7 @@
       <w:pPr>
         <w:numPr>
           <w:ilvl w:val="0"/>
-          <w:numId w:val="1033"/>
+          <w:numId w:val="1034"/>
         </w:numPr>
         <w:pStyle w:val="Compact"/>
       </w:pPr>
@@ -7662,7 +7842,7 @@
       <w:pPr>
         <w:numPr>
           <w:ilvl w:val="0"/>
-          <w:numId w:val="1033"/>
+          <w:numId w:val="1034"/>
         </w:numPr>
         <w:pStyle w:val="Compact"/>
       </w:pPr>
@@ -7697,7 +7877,7 @@
       <w:pPr>
         <w:numPr>
           <w:ilvl w:val="0"/>
-          <w:numId w:val="1033"/>
+          <w:numId w:val="1034"/>
         </w:numPr>
         <w:pStyle w:val="Compact"/>
       </w:pPr>
@@ -7719,7 +7899,7 @@
       <w:pPr>
         <w:numPr>
           <w:ilvl w:val="0"/>
-          <w:numId w:val="1033"/>
+          <w:numId w:val="1034"/>
         </w:numPr>
         <w:pStyle w:val="Compact"/>
       </w:pPr>
@@ -7751,7 +7931,7 @@
       <w:pPr>
         <w:numPr>
           <w:ilvl w:val="0"/>
-          <w:numId w:val="1033"/>
+          <w:numId w:val="1034"/>
         </w:numPr>
         <w:pStyle w:val="Compact"/>
       </w:pPr>
@@ -7769,8 +7949,8 @@
         <w:t xml:space="preserve">now jumps you back to the top.</w:t>
       </w:r>
     </w:p>
-    <w:bookmarkEnd w:id="71"/>
-    <w:bookmarkStart w:id="72" w:name="X7a6cb5deef22213dbf4ee25dbc99e194a5de089"/>
+    <w:bookmarkEnd w:id="72"/>
+    <w:bookmarkStart w:id="73" w:name="X7a6cb5deef22213dbf4ee25dbc99e194a5de089"/>
     <w:p>
       <w:pPr>
         <w:pStyle w:val="Heading2"/>
@@ -7804,7 +7984,7 @@
       <w:pPr>
         <w:numPr>
           <w:ilvl w:val="0"/>
-          <w:numId w:val="1034"/>
+          <w:numId w:val="1035"/>
         </w:numPr>
         <w:pStyle w:val="Compact"/>
       </w:pPr>
@@ -7845,7 +8025,7 @@
       <w:pPr>
         <w:numPr>
           <w:ilvl w:val="0"/>
-          <w:numId w:val="1034"/>
+          <w:numId w:val="1035"/>
         </w:numPr>
         <w:pStyle w:val="Compact"/>
       </w:pPr>
@@ -7857,7 +8037,7 @@
       <w:pPr>
         <w:numPr>
           <w:ilvl w:val="0"/>
-          <w:numId w:val="1034"/>
+          <w:numId w:val="1035"/>
         </w:numPr>
         <w:pStyle w:val="Compact"/>
       </w:pPr>
@@ -7886,8 +8066,8 @@
         <w:t xml:space="preserve">The owner gets every one right away. Your own sends show on that page with where they stand: 📬 Got it, 🛠 We're on it, ✅ Done or ⏸ Not right now, plus any note from us.</w:t>
       </w:r>
     </w:p>
-    <w:bookmarkEnd w:id="72"/>
-    <w:bookmarkStart w:id="73" w:name="change-the-words-by-talking-oct-2-2026"/>
+    <w:bookmarkEnd w:id="73"/>
+    <w:bookmarkStart w:id="74" w:name="change-the-words-by-talking-oct-2-2026"/>
     <w:p>
       <w:pPr>
         <w:pStyle w:val="Heading2"/>
@@ -8003,8 +8183,8 @@
         <w:t xml:space="preserve">what you tell the AI ("they're dusty from the warehouse but new") is used as facts. The listing just says "New, never used." It never says "seller says…" or repeats your notes.</w:t>
       </w:r>
     </w:p>
-    <w:bookmarkEnd w:id="73"/>
-    <w:bookmarkStart w:id="74" w:name="X3edbd78f013ceb92743cfabca21265ecc47cd37"/>
+    <w:bookmarkEnd w:id="74"/>
+    <w:bookmarkStart w:id="75" w:name="X3edbd78f013ceb92743cfabca21265ecc47cd37"/>
     <w:p>
       <w:pPr>
         <w:pStyle w:val="Heading2"/>
@@ -8041,7 +8221,7 @@
       <w:pPr>
         <w:numPr>
           <w:ilvl w:val="0"/>
-          <w:numId w:val="1035"/>
+          <w:numId w:val="1036"/>
         </w:numPr>
         <w:pStyle w:val="Compact"/>
       </w:pPr>
@@ -8076,7 +8256,7 @@
       <w:pPr>
         <w:numPr>
           <w:ilvl w:val="0"/>
-          <w:numId w:val="1035"/>
+          <w:numId w:val="1036"/>
         </w:numPr>
         <w:pStyle w:val="Compact"/>
       </w:pPr>
@@ -8095,7 +8275,7 @@
       <w:pPr>
         <w:numPr>
           <w:ilvl w:val="0"/>
-          <w:numId w:val="1035"/>
+          <w:numId w:val="1036"/>
         </w:numPr>
         <w:pStyle w:val="Compact"/>
       </w:pPr>
@@ -8114,7 +8294,7 @@
       <w:pPr>
         <w:numPr>
           <w:ilvl w:val="0"/>
-          <w:numId w:val="1035"/>
+          <w:numId w:val="1036"/>
         </w:numPr>
         <w:pStyle w:val="Compact"/>
       </w:pPr>
@@ -8153,8 +8333,8 @@
         <w:t xml:space="preserve">photograph the label or model plate to make it exact. On a lot, each piece shows its year and what it sold for new. On Sort the pile, each item's line shows "made 1990 · new $250" when it can tell.</w:t>
       </w:r>
     </w:p>
-    <w:bookmarkEnd w:id="74"/>
-    <w:bookmarkStart w:id="75" w:name="Xea09e90ccf2cf58559e470983020236bf2b77dd"/>
+    <w:bookmarkEnd w:id="75"/>
+    <w:bookmarkStart w:id="76" w:name="Xea09e90ccf2cf58559e470983020236bf2b77dd"/>
     <w:p>
       <w:pPr>
         <w:pStyle w:val="Heading2"/>
@@ -8334,8 +8514,8 @@
         <w:t xml:space="preserve">The AI picks 12–20 real search words for every listing. Older listings without them still get a line built from the brand, model and title. Only words that fit the item are used, because eBay and Mercari punish unrelated keywords.</w:t>
       </w:r>
     </w:p>
-    <w:bookmarkEnd w:id="75"/>
-    <w:bookmarkStart w:id="76" w:name="if-the-ai-cant-read-a-photo-oct-3-2026"/>
+    <w:bookmarkEnd w:id="76"/>
+    <w:bookmarkStart w:id="77" w:name="if-the-ai-cant-read-a-photo-oct-3-2026"/>
     <w:p>
       <w:pPr>
         <w:pStyle w:val="Heading2"/>
@@ -8447,8 +8627,8 @@
         <w:t xml:space="preserve">button at the top, next to its status.</w:t>
       </w:r>
     </w:p>
-    <w:bookmarkEnd w:id="76"/>
-    <w:bookmarkStart w:id="77" w:name="X3da2067224820edf274a4949382bfcaee4f75d0"/>
+    <w:bookmarkEnd w:id="77"/>
+    <w:bookmarkStart w:id="78" w:name="X3da2067224820edf274a4949382bfcaee4f75d0"/>
     <w:p>
       <w:pPr>
         <w:pStyle w:val="Heading2"/>
@@ -8513,8 +8693,8 @@
         <w:t xml:space="preserve">to share the listing link anywhere.</w:t>
       </w:r>
     </w:p>
-    <w:bookmarkEnd w:id="77"/>
-    <w:bookmarkStart w:id="78" w:name="Xa2fe61530608b746ac59e2521112d184d2169b7"/>
+    <w:bookmarkEnd w:id="78"/>
+    <w:bookmarkStart w:id="79" w:name="Xa2fe61530608b746ac59e2521112d184d2169b7"/>
     <w:p>
       <w:pPr>
         <w:pStyle w:val="Heading2"/>
@@ -8658,8 +8838,8 @@
         <w:t xml:space="preserve">To point people to the store, share the listing itself (📣 Share this find), not inside another site's listing.</w:t>
       </w:r>
     </w:p>
-    <w:bookmarkEnd w:id="78"/>
-    <w:bookmarkStart w:id="79" w:name="X59a40392c85bcb955a5fb2e7a9376c70093f10e"/>
+    <w:bookmarkEnd w:id="79"/>
+    <w:bookmarkStart w:id="80" w:name="X59a40392c85bcb955a5fb2e7a9376c70093f10e"/>
     <w:p>
       <w:pPr>
         <w:pStyle w:val="Heading2"/>
@@ -8881,8 +9061,8 @@
         <w:t xml:space="preserve">Keywords never name another brand or say "like X," "not X" or "X style," and never use question marks; several sites remove listings for that. Each site's "How to post" tips now include its must-know rule, such as one listing per item and Craigslist reposts no more than every 48 hours.</w:t>
       </w:r>
     </w:p>
-    <w:bookmarkEnd w:id="79"/>
-    <w:bookmarkStart w:id="80" w:name="clean-all-photos-at-once-oct-5-2026"/>
+    <w:bookmarkEnd w:id="80"/>
+    <w:bookmarkStart w:id="81" w:name="clean-all-photos-at-once-oct-5-2026"/>
     <w:p>
       <w:pPr>
         <w:pStyle w:val="Heading2"/>
@@ -8968,8 +9148,8 @@
         <w:t xml:space="preserve">ticking them, so picking photos first did nothing. Nikki reported it.)</w:t>
       </w:r>
     </w:p>
-    <w:bookmarkEnd w:id="80"/>
-    <w:bookmarkStart w:id="81" w:name="Xc3f851db8f6c65a564dc15420a1c084293584d8"/>
+    <w:bookmarkEnd w:id="81"/>
+    <w:bookmarkStart w:id="82" w:name="Xc3f851db8f6c65a564dc15420a1c084293584d8"/>
     <w:p>
       <w:pPr>
         <w:pStyle w:val="Heading2"/>
@@ -9003,7 +9183,7 @@
       <w:pPr>
         <w:numPr>
           <w:ilvl w:val="0"/>
-          <w:numId w:val="1036"/>
+          <w:numId w:val="1037"/>
         </w:numPr>
         <w:pStyle w:val="Compact"/>
       </w:pPr>
@@ -9025,7 +9205,7 @@
       <w:pPr>
         <w:numPr>
           <w:ilvl w:val="0"/>
-          <w:numId w:val="1036"/>
+          <w:numId w:val="1037"/>
         </w:numPr>
         <w:pStyle w:val="Compact"/>
       </w:pPr>
@@ -9043,8 +9223,8 @@
         <w:t xml:space="preserve">US only. The cost shows at checkout. Items Next Owner Market sells ship within 1–3 business days. Pickup is free.</w:t>
       </w:r>
     </w:p>
-    <w:bookmarkEnd w:id="81"/>
-    <w:bookmarkStart w:id="82" w:name="your-to-do-list-twice-a-day-oct-5-2026"/>
+    <w:bookmarkEnd w:id="82"/>
+    <w:bookmarkStart w:id="83" w:name="your-to-do-list-twice-a-day-oct-5-2026"/>
     <w:p>
       <w:pPr>
         <w:pStyle w:val="Heading2"/>
@@ -9061,8 +9241,8 @@
         <w:t xml:space="preserve">At 11 AM and 5 PM you get your whole to-do list by email and text: urgent first, with the steps for the urgent ones. Tap ✓ on an item in 📝 To-do when it's done and it stops coming.</w:t>
       </w:r>
     </w:p>
-    <w:bookmarkEnd w:id="82"/>
-    <w:bookmarkStart w:id="83" w:name="cleaner-ai-writing-oct-5-2026"/>
+    <w:bookmarkEnd w:id="83"/>
+    <w:bookmarkStart w:id="84" w:name="cleaner-ai-writing-oct-5-2026"/>
     <w:p>
       <w:pPr>
         <w:pStyle w:val="Heading2"/>
@@ -9079,8 +9259,8 @@
         <w:t xml:space="preserve">AI-written titles and descriptions no longer contain long dashes (—) or curly quotes, which make a listing look machine-written on Facebook. This also applies when you copy a listing for another site.</w:t>
       </w:r>
     </w:p>
-    <w:bookmarkEnd w:id="83"/>
-    <w:bookmarkStart w:id="84" w:name="Xae7cc49ac09defe199842bec05c1d3347fa397f"/>
+    <w:bookmarkEnd w:id="84"/>
+    <w:bookmarkStart w:id="85" w:name="Xae7cc49ac09defe199842bec05c1d3347fa397f"/>
     <w:p>
       <w:pPr>
         <w:pStyle w:val="Heading2"/>
@@ -9143,7 +9323,7 @@
       <w:pPr>
         <w:numPr>
           <w:ilvl w:val="0"/>
-          <w:numId w:val="1037"/>
+          <w:numId w:val="1038"/>
         </w:numPr>
         <w:pStyle w:val="Compact"/>
       </w:pPr>
@@ -9165,7 +9345,7 @@
       <w:pPr>
         <w:numPr>
           <w:ilvl w:val="0"/>
-          <w:numId w:val="1037"/>
+          <w:numId w:val="1038"/>
         </w:numPr>
         <w:pStyle w:val="Compact"/>
       </w:pPr>
@@ -9259,8 +9439,8 @@
         <w:t xml:space="preserve">) lower on the page. It puts the find on our website as its own page that people searching Google can find. If you already tapped 📤 Share, that page already exists and the box says so. Tapping both never makes two pages.</w:t>
       </w:r>
     </w:p>
-    <w:bookmarkEnd w:id="84"/>
-    <w:bookmarkStart w:id="85" w:name="Xfab7125e1fb5434d6f81909bde8dbf0effbf144"/>
+    <w:bookmarkEnd w:id="85"/>
+    <w:bookmarkStart w:id="86" w:name="Xfab7125e1fb5434d6f81909bde8dbf0effbf144"/>
     <w:p>
       <w:pPr>
         <w:pStyle w:val="Heading2"/>
@@ -9291,7 +9471,7 @@
       <w:pPr>
         <w:numPr>
           <w:ilvl w:val="0"/>
-          <w:numId w:val="1038"/>
+          <w:numId w:val="1039"/>
         </w:numPr>
         <w:pStyle w:val="Compact"/>
       </w:pPr>
@@ -9319,7 +9499,7 @@
       <w:pPr>
         <w:numPr>
           <w:ilvl w:val="0"/>
-          <w:numId w:val="1038"/>
+          <w:numId w:val="1039"/>
         </w:numPr>
         <w:pStyle w:val="Compact"/>
       </w:pPr>
@@ -9363,7 +9543,7 @@
       <w:pPr>
         <w:numPr>
           <w:ilvl w:val="0"/>
-          <w:numId w:val="1038"/>
+          <w:numId w:val="1039"/>
         </w:numPr>
         <w:pStyle w:val="Compact"/>
       </w:pPr>
@@ -9388,7 +9568,7 @@
       <w:pPr>
         <w:numPr>
           <w:ilvl w:val="0"/>
-          <w:numId w:val="1038"/>
+          <w:numId w:val="1039"/>
         </w:numPr>
         <w:pStyle w:val="Compact"/>
       </w:pPr>
@@ -9400,234 +9580,234 @@
       <w:pPr>
         <w:numPr>
           <w:ilvl w:val="1"/>
+          <w:numId w:val="1040"/>
+        </w:numPr>
+        <w:pStyle w:val="Compact"/>
+      </w:pPr>
+      <w:r>
+        <w:rPr>
+          <w:bCs/>
+          <w:b/>
+        </w:rPr>
+        <w:t xml:space="preserve">You need</w:t>
+      </w:r>
+      <w:r>
+        <w:t xml:space="preserve">: the exact part and part number, the</w:t>
+      </w:r>
+      <w:r>
+        <w:t xml:space="preserve"> </w:t>
+      </w:r>
+      <w:r>
+        <w:rPr>
+          <w:bCs/>
+          <w:b/>
+        </w:rPr>
+        <w:t xml:space="preserve">best price found</w:t>
+      </w:r>
+      <w:r>
+        <w:t xml:space="preserve">, and</w:t>
+      </w:r>
+      <w:r>
+        <w:t xml:space="preserve"> </w:t>
+      </w:r>
+      <w:r>
+        <w:rPr>
+          <w:bCs/>
+          <w:b/>
+        </w:rPr>
+        <w:t xml:space="preserve">🎉 Save about $X</w:t>
+      </w:r>
+      <w:r>
+        <w:t xml:space="preserve"> </w:t>
+      </w:r>
+      <w:r>
+        <w:t xml:space="preserve">compared to what a dealer or shop charges.</w:t>
+      </w:r>
+    </w:p>
+    <w:p>
+      <w:pPr>
+        <w:numPr>
+          <w:ilvl w:val="1"/>
+          <w:numId w:val="1040"/>
+        </w:numPr>
+        <w:pStyle w:val="Compact"/>
+      </w:pPr>
+      <w:r>
+        <w:rPr>
+          <w:bCs/>
+          <w:b/>
+        </w:rPr>
+        <w:t xml:space="preserve">📤 Share · 🔎 Find another</w:t>
+      </w:r>
+      <w:r>
+        <w:t xml:space="preserve">, side by side (same spot as every other tool).</w:t>
+      </w:r>
+    </w:p>
+    <w:p>
+      <w:pPr>
+        <w:numPr>
+          <w:ilvl w:val="1"/>
+          <w:numId w:val="1040"/>
+        </w:numPr>
+        <w:pStyle w:val="Compact"/>
+      </w:pPr>
+      <w:r>
+        <w:rPr>
+          <w:bCs/>
+          <w:b/>
+        </w:rPr>
+        <w:t xml:space="preserve">Where to buy it</w:t>
+      </w:r>
+      <w:r>
+        <w:t xml:space="preserve">: cheapest first. Tap</w:t>
+      </w:r>
+      <w:r>
+        <w:t xml:space="preserve"> </w:t>
+      </w:r>
+      <w:r>
+        <w:rPr>
+          <w:bCs/>
+          <w:b/>
+        </w:rPr>
+        <w:t xml:space="preserve">Open at (store)</w:t>
+      </w:r>
+      <w:r>
+        <w:t xml:space="preserve">. If we couldn't confirm the exact page, the button says</w:t>
+      </w:r>
+      <w:r>
+        <w:t xml:space="preserve"> </w:t>
+      </w:r>
+      <w:r>
+        <w:rPr>
+          <w:bCs/>
+          <w:b/>
+        </w:rPr>
+        <w:t xml:space="preserve">Search (store)</w:t>
+      </w:r>
+      <w:r>
+        <w:t xml:space="preserve"> </w:t>
+      </w:r>
+      <w:r>
+        <w:t xml:space="preserve">instead, so you never land on a dead link.</w:t>
+      </w:r>
+    </w:p>
+    <w:p>
+      <w:pPr>
+        <w:numPr>
+          <w:ilvl w:val="1"/>
+          <w:numId w:val="1040"/>
+        </w:numPr>
+        <w:pStyle w:val="Compact"/>
+      </w:pPr>
+      <w:r>
+        <w:rPr>
+          <w:bCs/>
+          <w:b/>
+        </w:rPr>
+        <w:t xml:space="preserve">🙋 Too much hassle? Find it for me</w:t>
+      </w:r>
+      <w:r>
+        <w:t xml:space="preserve">: we track it down for you. Free to ask; if we find it and you want it, the fee is 10% of the price (at least $10). No find, no fee. Tick "I could use help getting it put in, too" if you want install help.</w:t>
+      </w:r>
+    </w:p>
+    <w:p>
+      <w:pPr>
+        <w:numPr>
+          <w:ilvl w:val="1"/>
+          <w:numId w:val="1040"/>
+        </w:numPr>
+        <w:pStyle w:val="Compact"/>
+      </w:pPr>
+      <w:r>
+        <w:rPr>
+          <w:bCs/>
+          <w:b/>
+        </w:rPr>
+        <w:t xml:space="preserve">✅ Make sure it matches</w:t>
+      </w:r>
+      <w:r>
+        <w:t xml:space="preserve">: the specs to check before you buy.</w:t>
+      </w:r>
+    </w:p>
+    <w:p>
+      <w:pPr>
+        <w:numPr>
+          <w:ilvl w:val="1"/>
+          <w:numId w:val="1040"/>
+        </w:numPr>
+        <w:pStyle w:val="Compact"/>
+      </w:pPr>
+      <w:r>
+        <w:rPr>
+          <w:bCs/>
+          <w:b/>
+        </w:rPr>
+        <w:t xml:space="preserve">🔧 Do it yourself?</w:t>
+      </w:r>
+      <w:r>
+        <w:t xml:space="preserve">: how hard, how long, tools, steps, and</w:t>
+      </w:r>
+      <w:r>
+        <w:t xml:space="preserve"> </w:t>
+      </w:r>
+      <w:r>
+        <w:rPr>
+          <w:bCs/>
+          <w:b/>
+        </w:rPr>
+        <w:t xml:space="preserve">▶️ Watch how it's done</w:t>
+      </w:r>
+      <w:r>
+        <w:t xml:space="preserve"> </w:t>
+      </w:r>
+      <w:r>
+        <w:t xml:space="preserve">(opens YouTube).</w:t>
+      </w:r>
+    </w:p>
+    <w:p>
+      <w:pPr>
+        <w:numPr>
+          <w:ilvl w:val="1"/>
+          <w:numId w:val="1040"/>
+        </w:numPr>
+        <w:pStyle w:val="Compact"/>
+      </w:pPr>
+      <w:r>
+        <w:rPr>
+          <w:bCs/>
+          <w:b/>
+        </w:rPr>
+        <w:t xml:space="preserve">💡 Even cheaper</w:t>
+      </w:r>
+      <w:r>
+        <w:t xml:space="preserve"> </w:t>
+      </w:r>
+      <w:r>
+        <w:t xml:space="preserve">and</w:t>
+      </w:r>
+      <w:r>
+        <w:t xml:space="preserve"> </w:t>
+      </w:r>
+      <w:r>
+        <w:rPr>
+          <w:bCs/>
+          <w:b/>
+        </w:rPr>
+        <w:t xml:space="preserve">👀 Watch out</w:t>
+      </w:r>
+      <w:r>
+        <w:t xml:space="preserve">.</w:t>
+      </w:r>
+    </w:p>
+    <w:p>
+      <w:pPr>
+        <w:numPr>
+          <w:ilvl w:val="0"/>
           <w:numId w:val="1039"/>
         </w:numPr>
         <w:pStyle w:val="Compact"/>
       </w:pPr>
       <w:r>
-        <w:rPr>
-          <w:bCs/>
-          <w:b/>
-        </w:rPr>
-        <w:t xml:space="preserve">You need</w:t>
-      </w:r>
-      <w:r>
-        <w:t xml:space="preserve">: the exact part and part number, the</w:t>
-      </w:r>
-      <w:r>
-        <w:t xml:space="preserve"> </w:t>
-      </w:r>
-      <w:r>
-        <w:rPr>
-          <w:bCs/>
-          <w:b/>
-        </w:rPr>
-        <w:t xml:space="preserve">best price found</w:t>
-      </w:r>
-      <w:r>
-        <w:t xml:space="preserve">, and</w:t>
-      </w:r>
-      <w:r>
-        <w:t xml:space="preserve"> </w:t>
-      </w:r>
-      <w:r>
-        <w:rPr>
-          <w:bCs/>
-          <w:b/>
-        </w:rPr>
-        <w:t xml:space="preserve">🎉 Save about $X</w:t>
-      </w:r>
-      <w:r>
-        <w:t xml:space="preserve"> </w:t>
-      </w:r>
-      <w:r>
-        <w:t xml:space="preserve">compared to what a dealer or shop charges.</w:t>
-      </w:r>
-    </w:p>
-    <w:p>
-      <w:pPr>
-        <w:numPr>
-          <w:ilvl w:val="1"/>
-          <w:numId w:val="1039"/>
-        </w:numPr>
-        <w:pStyle w:val="Compact"/>
-      </w:pPr>
-      <w:r>
-        <w:rPr>
-          <w:bCs/>
-          <w:b/>
-        </w:rPr>
-        <w:t xml:space="preserve">📤 Share · 🔎 Find another</w:t>
-      </w:r>
-      <w:r>
-        <w:t xml:space="preserve">, side by side (same spot as every other tool).</w:t>
-      </w:r>
-    </w:p>
-    <w:p>
-      <w:pPr>
-        <w:numPr>
-          <w:ilvl w:val="1"/>
-          <w:numId w:val="1039"/>
-        </w:numPr>
-        <w:pStyle w:val="Compact"/>
-      </w:pPr>
-      <w:r>
-        <w:rPr>
-          <w:bCs/>
-          <w:b/>
-        </w:rPr>
-        <w:t xml:space="preserve">Where to buy it</w:t>
-      </w:r>
-      <w:r>
-        <w:t xml:space="preserve">: cheapest first. Tap</w:t>
-      </w:r>
-      <w:r>
-        <w:t xml:space="preserve"> </w:t>
-      </w:r>
-      <w:r>
-        <w:rPr>
-          <w:bCs/>
-          <w:b/>
-        </w:rPr>
-        <w:t xml:space="preserve">Open at (store)</w:t>
-      </w:r>
-      <w:r>
-        <w:t xml:space="preserve">. If we couldn't confirm the exact page, the button says</w:t>
-      </w:r>
-      <w:r>
-        <w:t xml:space="preserve"> </w:t>
-      </w:r>
-      <w:r>
-        <w:rPr>
-          <w:bCs/>
-          <w:b/>
-        </w:rPr>
-        <w:t xml:space="preserve">Search (store)</w:t>
-      </w:r>
-      <w:r>
-        <w:t xml:space="preserve"> </w:t>
-      </w:r>
-      <w:r>
-        <w:t xml:space="preserve">instead, so you never land on a dead link.</w:t>
-      </w:r>
-    </w:p>
-    <w:p>
-      <w:pPr>
-        <w:numPr>
-          <w:ilvl w:val="1"/>
-          <w:numId w:val="1039"/>
-        </w:numPr>
-        <w:pStyle w:val="Compact"/>
-      </w:pPr>
-      <w:r>
-        <w:rPr>
-          <w:bCs/>
-          <w:b/>
-        </w:rPr>
-        <w:t xml:space="preserve">🙋 Too much hassle? Find it for me</w:t>
-      </w:r>
-      <w:r>
-        <w:t xml:space="preserve">: we track it down for you. Free to ask; if we find it and you want it, the fee is 10% of the price (at least $10). No find, no fee. Tick "I could use help getting it put in, too" if you want install help.</w:t>
-      </w:r>
-    </w:p>
-    <w:p>
-      <w:pPr>
-        <w:numPr>
-          <w:ilvl w:val="1"/>
-          <w:numId w:val="1039"/>
-        </w:numPr>
-        <w:pStyle w:val="Compact"/>
-      </w:pPr>
-      <w:r>
-        <w:rPr>
-          <w:bCs/>
-          <w:b/>
-        </w:rPr>
-        <w:t xml:space="preserve">✅ Make sure it matches</w:t>
-      </w:r>
-      <w:r>
-        <w:t xml:space="preserve">: the specs to check before you buy.</w:t>
-      </w:r>
-    </w:p>
-    <w:p>
-      <w:pPr>
-        <w:numPr>
-          <w:ilvl w:val="1"/>
-          <w:numId w:val="1039"/>
-        </w:numPr>
-        <w:pStyle w:val="Compact"/>
-      </w:pPr>
-      <w:r>
-        <w:rPr>
-          <w:bCs/>
-          <w:b/>
-        </w:rPr>
-        <w:t xml:space="preserve">🔧 Do it yourself?</w:t>
-      </w:r>
-      <w:r>
-        <w:t xml:space="preserve">: how hard, how long, tools, steps, and</w:t>
-      </w:r>
-      <w:r>
-        <w:t xml:space="preserve"> </w:t>
-      </w:r>
-      <w:r>
-        <w:rPr>
-          <w:bCs/>
-          <w:b/>
-        </w:rPr>
-        <w:t xml:space="preserve">▶️ Watch how it's done</w:t>
-      </w:r>
-      <w:r>
-        <w:t xml:space="preserve"> </w:t>
-      </w:r>
-      <w:r>
-        <w:t xml:space="preserve">(opens YouTube).</w:t>
-      </w:r>
-    </w:p>
-    <w:p>
-      <w:pPr>
-        <w:numPr>
-          <w:ilvl w:val="1"/>
-          <w:numId w:val="1039"/>
-        </w:numPr>
-        <w:pStyle w:val="Compact"/>
-      </w:pPr>
-      <w:r>
-        <w:rPr>
-          <w:bCs/>
-          <w:b/>
-        </w:rPr>
-        <w:t xml:space="preserve">💡 Even cheaper</w:t>
-      </w:r>
-      <w:r>
-        <w:t xml:space="preserve"> </w:t>
-      </w:r>
-      <w:r>
-        <w:t xml:space="preserve">and</w:t>
-      </w:r>
-      <w:r>
-        <w:t xml:space="preserve"> </w:t>
-      </w:r>
-      <w:r>
-        <w:rPr>
-          <w:bCs/>
-          <w:b/>
-        </w:rPr>
-        <w:t xml:space="preserve">👀 Watch out</w:t>
-      </w:r>
-      <w:r>
-        <w:t xml:space="preserve">.</w:t>
-      </w:r>
-    </w:p>
-    <w:p>
-      <w:pPr>
-        <w:numPr>
-          <w:ilvl w:val="0"/>
-          <w:numId w:val="1038"/>
-        </w:numPr>
-        <w:pStyle w:val="Compact"/>
-      </w:pPr>
-      <w:r>
         <w:t xml:space="preserve">Signed in, every find is saved in</w:t>
       </w:r>
       <w:r>
@@ -9681,8 +9861,8 @@
         <w:t xml:space="preserve">first find free with no account. After that, one AI use per find.</w:t>
       </w:r>
     </w:p>
-    <w:bookmarkEnd w:id="85"/>
     <w:bookmarkEnd w:id="86"/>
+    <w:bookmarkEnd w:id="87"/>
     <w:sectPr/>
   </w:body>
 </w:document>
@@ -10035,18 +10215,6 @@
     <w:abstractNumId w:val="991"/>
   </w:num>
   <w:num w:numId="1010">
-    <w:abstractNumId w:val="991"/>
-  </w:num>
-  <w:num w:numId="1011">
-    <w:abstractNumId w:val="991"/>
-  </w:num>
-  <w:num w:numId="1012">
-    <w:abstractNumId w:val="991"/>
-  </w:num>
-  <w:num w:numId="1013">
-    <w:abstractNumId w:val="991"/>
-  </w:num>
-  <w:num w:numId="1014">
     <w:abstractNumId w:val="99411"/>
     <w:lvlOverride w:ilvl="0">
       <w:startOverride w:val="1"/>
@@ -10075,6 +10243,18 @@
     <w:lvlOverride w:ilvl="8">
       <w:startOverride w:val="1"/>
     </w:lvlOverride>
+  </w:num>
+  <w:num w:numId="1011">
+    <w:abstractNumId w:val="991"/>
+  </w:num>
+  <w:num w:numId="1012">
+    <w:abstractNumId w:val="991"/>
+  </w:num>
+  <w:num w:numId="1013">
+    <w:abstractNumId w:val="991"/>
+  </w:num>
+  <w:num w:numId="1014">
+    <w:abstractNumId w:val="991"/>
   </w:num>
   <w:num w:numId="1015">
     <w:abstractNumId w:val="99411"/>
@@ -10107,7 +10287,34 @@
     </w:lvlOverride>
   </w:num>
   <w:num w:numId="1016">
-    <w:abstractNumId w:val="991"/>
+    <w:abstractNumId w:val="99411"/>
+    <w:lvlOverride w:ilvl="0">
+      <w:startOverride w:val="1"/>
+    </w:lvlOverride>
+    <w:lvlOverride w:ilvl="1">
+      <w:startOverride w:val="1"/>
+    </w:lvlOverride>
+    <w:lvlOverride w:ilvl="2">
+      <w:startOverride w:val="1"/>
+    </w:lvlOverride>
+    <w:lvlOverride w:ilvl="3">
+      <w:startOverride w:val="1"/>
+    </w:lvlOverride>
+    <w:lvlOverride w:ilvl="4">
+      <w:startOverride w:val="1"/>
+    </w:lvlOverride>
+    <w:lvlOverride w:ilvl="5">
+      <w:startOverride w:val="1"/>
+    </w:lvlOverride>
+    <w:lvlOverride w:ilvl="6">
+      <w:startOverride w:val="1"/>
+    </w:lvlOverride>
+    <w:lvlOverride w:ilvl="7">
+      <w:startOverride w:val="1"/>
+    </w:lvlOverride>
+    <w:lvlOverride w:ilvl="8">
+      <w:startOverride w:val="1"/>
+    </w:lvlOverride>
   </w:num>
   <w:num w:numId="1017">
     <w:abstractNumId w:val="991"/>
@@ -10173,6 +10380,9 @@
     <w:abstractNumId w:val="991"/>
   </w:num>
   <w:num w:numId="1038">
+    <w:abstractNumId w:val="991"/>
+  </w:num>
+  <w:num w:numId="1039">
     <w:abstractNumId w:val="99411"/>
     <w:lvlOverride w:ilvl="0">
       <w:startOverride w:val="1"/>
@@ -10202,7 +10412,7 @@
       <w:startOverride w:val="1"/>
     </w:lvlOverride>
   </w:num>
-  <w:num w:numId="1039">
+  <w:num w:numId="1040">
     <w:abstractNumId w:val="991"/>
   </w:num>
 </w:numbering>

--- a/docs/Next_Owner_Market_User_Guide.docx
+++ b/docs/Next_Owner_Market_User_Guide.docx
@@ -2728,6 +2728,66 @@
       </w:r>
       <w:r>
         <w:t xml:space="preserve">. Deleting first keeps Facebook from flagging a duplicate.</w:t>
+      </w:r>
+    </w:p>
+    <w:p>
+      <w:pPr>
+        <w:numPr>
+          <w:ilvl w:val="0"/>
+          <w:numId w:val="1010"/>
+        </w:numPr>
+        <w:pStyle w:val="Compact"/>
+      </w:pPr>
+      <w:r>
+        <w:rPr>
+          <w:bCs/>
+          <w:b/>
+        </w:rPr>
+        <w:t xml:space="preserve">How many a day?</w:t>
+      </w:r>
+      <w:r>
+        <w:t xml:space="preserve"> </w:t>
+      </w:r>
+      <w:r>
+        <w:t xml:space="preserve">Tap 10, 15, 20 or 30 at the top of the Relist list. The next batch is ready each day. Facebook only lets approved business partners post listings from outside apps, so the app gets them ready and you tap Post.</w:t>
+      </w:r>
+    </w:p>
+    <w:p>
+      <w:pPr>
+        <w:numPr>
+          <w:ilvl w:val="0"/>
+          <w:numId w:val="1010"/>
+        </w:numPr>
+        <w:pStyle w:val="Compact"/>
+      </w:pPr>
+      <w:r>
+        <w:rPr>
+          <w:bCs/>
+          <w:b/>
+        </w:rPr>
+        <w:t xml:space="preserve">📉 Lower the price until it sells.</w:t>
+      </w:r>
+      <w:r>
+        <w:t xml:space="preserve"> </w:t>
+      </w:r>
+      <w:r>
+        <w:t xml:space="preserve">At the bottom of the Relist list: drop %, every how many days, and the lowest it can go (% of the price).</w:t>
+      </w:r>
+      <w:r>
+        <w:t xml:space="preserve"> </w:t>
+      </w:r>
+      <w:r>
+        <w:rPr>
+          <w:bCs/>
+          <w:b/>
+        </w:rPr>
+        <w:t xml:space="preserve">Turn on for all</w:t>
+      </w:r>
+      <w:r>
+        <w:t xml:space="preserve"> </w:t>
+      </w:r>
+      <w:r>
+        <w:t xml:space="preserve">sets every Facebook ad; each item's own page can still be set differently. The app lowers the price on our site, and every drop shows at the top of the Relist list as "$X → $Y" so you change it on Facebook too and tap ✅ Done.</w:t>
       </w:r>
     </w:p>
     <w:bookmarkEnd w:id="35"/>

--- a/docs/Next_Owner_Market_User_Guide.docx
+++ b/docs/Next_Owner_Market_User_Guide.docx
@@ -2749,7 +2749,7 @@
         <w:t xml:space="preserve"> </w:t>
       </w:r>
       <w:r>
-        <w:t xml:space="preserve">Tap 10, 15, 20 or 30 at the top of the Relist list. The next batch is ready each day. Facebook only lets approved business partners post listings from outside apps, so the app gets them ready and you tap Post.</w:t>
+        <w:t xml:space="preserve">Tap 20, 30, 40 or 50 at the top of the Relist list (30 is the default; about 130 ads take 5 days). Facebook publishes no daily limit; sellers report 15–30 a day is safe on an established account and about 50 is too many. Space them about 15 minutes apart. Facebook only lets approved business partners post listings from outside apps, so the app gets them ready and you tap Post.</w:t>
       </w:r>
     </w:p>
     <w:p>

--- a/docs/Next_Owner_Market_User_Guide.docx
+++ b/docs/Next_Owner_Market_User_Guide.docx
@@ -2574,7 +2574,6 @@
           <w:ilvl w:val="0"/>
           <w:numId w:val="1010"/>
         </w:numPr>
-        <w:pStyle w:val="Compact"/>
       </w:pPr>
       <w:r>
         <w:t xml:space="preserve">In Chrome, open your Marketplace selling page and have the Claude bar on the right collect every ad into</w:t>
@@ -2602,7 +2601,6 @@
           <w:ilvl w:val="0"/>
           <w:numId w:val="1010"/>
         </w:numPr>
-        <w:pStyle w:val="Compact"/>
       </w:pPr>
       <w:r>
         <w:t xml:space="preserve">Menu →</w:t>
@@ -2672,7 +2670,6 @@
           <w:ilvl w:val="0"/>
           <w:numId w:val="1010"/>
         </w:numPr>
-        <w:pStyle w:val="Compact"/>
       </w:pPr>
       <w:r>
         <w:t xml:space="preserve">Menu →</w:t>
@@ -2736,7 +2733,6 @@
           <w:ilvl w:val="0"/>
           <w:numId w:val="1010"/>
         </w:numPr>
-        <w:pStyle w:val="Compact"/>
       </w:pPr>
       <w:r>
         <w:rPr>
@@ -2758,7 +2754,6 @@
           <w:ilvl w:val="0"/>
           <w:numId w:val="1010"/>
         </w:numPr>
-        <w:pStyle w:val="Compact"/>
       </w:pPr>
       <w:r>
         <w:rPr>
@@ -2788,6 +2783,80 @@
       </w:r>
       <w:r>
         <w:t xml:space="preserve">sets every Facebook ad; each item's own page can still be set differently. The app lowers the price on our site, and every drop shows at the top of the Relist list as "$X → $Y" so you change it on Facebook too and tap ✅ Done.</w:t>
+      </w:r>
+    </w:p>
+    <w:p>
+      <w:pPr>
+        <w:numPr>
+          <w:ilvl w:val="0"/>
+          <w:numId w:val="1010"/>
+        </w:numPr>
+      </w:pPr>
+      <w:r>
+        <w:rPr>
+          <w:bCs/>
+          <w:b/>
+        </w:rPr>
+        <w:t xml:space="preserve">📣 Post them one at a time (random waits)</w:t>
+      </w:r>
+      <w:r>
+        <w:t xml:space="preserve"> </w:t>
+      </w:r>
+      <w:r>
+        <w:t xml:space="preserve">(/app/relist/next). Shows ONE listing at a time in plain labeled text (title, price, category, condition, description, photos in order, old ad link). After</w:t>
+      </w:r>
+      <w:r>
+        <w:t xml:space="preserve"> </w:t>
+      </w:r>
+      <w:r>
+        <w:rPr>
+          <w:bCs/>
+          <w:b/>
+        </w:rPr>
+        <w:t xml:space="preserve">✅ Posted it</w:t>
+      </w:r>
+      <w:r>
+        <w:t xml:space="preserve"> </w:t>
+      </w:r>
+      <w:r>
+        <w:t xml:space="preserve">it picks a random wait between your "wait at least" and "up to" minutes (default 5–20) and shows the next one by itself when it's due; it says</w:t>
+      </w:r>
+      <w:r>
+        <w:t xml:space="preserve"> </w:t>
+      </w:r>
+      <w:r>
+        <w:rPr>
+          <w:bCs/>
+          <w:b/>
+        </w:rPr>
+        <w:t xml:space="preserve">DONE FOR TODAY. STOP.</w:t>
+      </w:r>
+      <w:r>
+        <w:t xml:space="preserve"> </w:t>
+      </w:r>
+      <w:r>
+        <w:t xml:space="preserve">at your daily number. Claude in Chrome can work this page for you: save the prompt below as a Claude in Chrome shortcut and schedule it daily (Chrome must be open and the computer awake). Facebook doesn't allow unapproved automation tools, so automated posting carries some risk to the account; the random waits and fresh photos and text keep it looking like normal selling.</w:t>
+      </w:r>
+    </w:p>
+    <w:p>
+      <w:pPr>
+        <w:numPr>
+          <w:ilvl w:val="0"/>
+          <w:numId w:val="1000"/>
+        </w:numPr>
+      </w:pPr>
+      <w:r>
+        <w:t xml:space="preserve">Prompt:</w:t>
+      </w:r>
+      <w:r>
+        <w:t xml:space="preserve"> </w:t>
+      </w:r>
+      <w:r>
+        <w:rPr>
+          <w:iCs/>
+          <w:i/>
+        </w:rPr>
+        <w:t xml:space="preserve">Open nextownermarket.com/app/relist/next and keep following that page until it says DONE FOR TODAY or ALL DONE. If it says WAIT, wait until the time shown, then reload it. Otherwise: STEP 1, open the old ad link and delete that listing. STEP 2, open Facebook's Create new listing page, fill in the title, price, category, condition and description exactly as the page shows, and add the photos in the order shown. Publish it. STEP 3, go back to the app page and tap ✅ Posted it. Change nothing else on Facebook. If Facebook shows a warning, a limit, a security check or anything unexpected, stop and tell me.</w:t>
       </w:r>
     </w:p>
     <w:bookmarkEnd w:id="35"/>

--- a/docs/Next_Owner_Market_User_Guide.docx
+++ b/docs/Next_Owner_Market_User_Guide.docx
@@ -2,7 +2,7 @@
 <file path=word/document.xml><?xml version="1.0" encoding="utf-8"?>
 <w:document xmlns:w="http://schemas.openxmlformats.org/wordprocessingml/2006/main" xmlns:m="http://schemas.openxmlformats.org/officeDocument/2006/math" xmlns:r="http://schemas.openxmlformats.org/officeDocument/2006/relationships" xmlns:o="urn:schemas-microsoft-com:office:office" xmlns:v="urn:schemas-microsoft-com:vml" xmlns:w10="urn:schemas-microsoft-com:office:word" xmlns:a="http://schemas.openxmlformats.org/drawingml/2006/main" xmlns:pic="http://schemas.openxmlformats.org/drawingml/2006/picture" xmlns:wp="http://schemas.openxmlformats.org/drawingml/2006/wordprocessingDrawing">
   <w:body>
-    <w:bookmarkStart w:id="87" w:name="X1452e13f906b9fc343603a64fb4c0fd70c69517"/>
+    <w:bookmarkStart w:id="88" w:name="X1452e13f906b9fc343603a64fb4c0fd70c69517"/>
     <w:p>
       <w:pPr>
         <w:pStyle w:val="Heading1"/>
@@ -1804,7 +1804,7 @@
     </w:p>
     <w:bookmarkEnd w:id="30"/>
     <w:bookmarkEnd w:id="31"/>
-    <w:bookmarkStart w:id="52" w:name="Xcb1a7bc3074739d39c5062a1e84f4d7ea1d8b67"/>
+    <w:bookmarkStart w:id="53" w:name="Xcb1a7bc3074739d39c5062a1e84f4d7ea1d8b67"/>
     <w:p>
       <w:pPr>
         <w:pStyle w:val="Heading2"/>
@@ -2551,13 +2551,13 @@
       </w:r>
     </w:p>
     <w:bookmarkEnd w:id="34"/>
-    <w:bookmarkStart w:id="35" w:name="Xcf4ae84c60cd5bd8dd2630610718573b9abfe38"/>
+    <w:bookmarkStart w:id="35" w:name="X31e73fb8465feb0ba23870e3ee1e4e3e718b7c6"/>
     <w:p>
       <w:pPr>
         <w:pStyle w:val="Heading3"/>
       </w:pPr>
       <w:r>
-        <w:t xml:space="preserve">4.3b 📂 Bring in Facebook ads (/app/import) and 🔁 Relist list (/app/relist)</w:t>
+        <w:t xml:space="preserve">4.3c 💲 Price check (/app/prices): owner only</w:t>
       </w:r>
     </w:p>
     <w:p>
@@ -2565,7 +2565,185 @@
         <w:pStyle w:val="FirstParagraph"/>
       </w:pPr>
       <w:r>
+        <w:t xml:space="preserve">Every item you own, with your price next to real-comps prices (added Oct 23, 2026). Tap</w:t>
+      </w:r>
+      <w:r>
+        <w:t xml:space="preserve"> </w:t>
+      </w:r>
+      <w:r>
+        <w:rPr>
+          <w:bCs/>
+          <w:b/>
+        </w:rPr>
+        <w:t xml:space="preserve">🔎 Check prices</w:t>
+      </w:r>
+      <w:r>
+        <w:t xml:space="preserve"> </w:t>
+      </w:r>
+      <w:r>
+        <w:t xml:space="preserve">and each item gets a live search of eBay sold and listed prices, Marketplace asks and new retail (about 20 seconds and about 15¢ each; three run at a time). For each item you see</w:t>
+      </w:r>
+      <w:r>
+        <w:t xml:space="preserve"> </w:t>
+      </w:r>
+      <w:r>
+        <w:rPr>
+          <w:bCs/>
+          <w:b/>
+        </w:rPr>
+        <w:t xml:space="preserve">Top</w:t>
+      </w:r>
+      <w:r>
+        <w:t xml:space="preserve"> </w:t>
+      </w:r>
+      <w:r>
+        <w:t xml:space="preserve">(patient, about a month),</w:t>
+      </w:r>
+      <w:r>
+        <w:t xml:space="preserve"> </w:t>
+      </w:r>
+      <w:r>
+        <w:rPr>
+          <w:bCs/>
+          <w:b/>
+        </w:rPr>
+        <w:t xml:space="preserve">List</w:t>
+      </w:r>
+      <w:r>
+        <w:t xml:space="preserve"> </w:t>
+      </w:r>
+      <w:r>
+        <w:t xml:space="preserve">(sells in 1–2 weeks with room for offers),</w:t>
+      </w:r>
+      <w:r>
+        <w:t xml:space="preserve"> </w:t>
+      </w:r>
+      <w:r>
+        <w:rPr>
+          <w:bCs/>
+          <w:b/>
+        </w:rPr>
+        <w:t xml:space="preserve">Fast</w:t>
+      </w:r>
+      <w:r>
+        <w:t xml:space="preserve"> </w:t>
+      </w:r>
+      <w:r>
+        <w:t xml:space="preserve">(blow-out, a few days) and</w:t>
+      </w:r>
+      <w:r>
+        <w:t xml:space="preserve"> </w:t>
+      </w:r>
+      <w:r>
+        <w:rPr>
+          <w:bCs/>
+          <w:b/>
+        </w:rPr>
+        <w:t xml:space="preserve">Lowest</w:t>
+      </w:r>
+      <w:r>
+        <w:t xml:space="preserve"> </w:t>
+      </w:r>
+      <w:r>
+        <w:t xml:space="preserve">(stop here; hold or sell for parts instead), plus</w:t>
+      </w:r>
+      <w:r>
+        <w:t xml:space="preserve"> </w:t>
+      </w:r>
+      <w:r>
+        <w:rPr>
+          <w:bCs/>
+          <w:b/>
+        </w:rPr>
+        <w:t xml:space="preserve">🛑 HOLD</w:t>
+      </w:r>
+      <w:r>
+        <w:t xml:space="preserve"> </w:t>
+      </w:r>
+      <w:r>
+        <w:t xml:space="preserve">on things worth keeping for top dollar, a one-line why, and the comps it's based on with links. Tap</w:t>
+      </w:r>
+      <w:r>
+        <w:t xml:space="preserve"> </w:t>
+      </w:r>
+      <w:r>
+        <w:rPr>
+          <w:bCs/>
+          <w:b/>
+        </w:rPr>
+        <w:t xml:space="preserve">Use $List</w:t>
+      </w:r>
+      <w:r>
+        <w:t xml:space="preserve"> </w:t>
+      </w:r>
+      <w:r>
+        <w:t xml:space="preserve">or</w:t>
+      </w:r>
+      <w:r>
+        <w:t xml:space="preserve"> </w:t>
+      </w:r>
+      <w:r>
+        <w:rPr>
+          <w:bCs/>
+          <w:b/>
+        </w:rPr>
+        <w:t xml:space="preserve">Use $Fast</w:t>
+      </w:r>
+      <w:r>
+        <w:t xml:space="preserve"> </w:t>
+      </w:r>
+      <w:r>
+        <w:t xml:space="preserve">per item, or</w:t>
+      </w:r>
+      <w:r>
+        <w:t xml:space="preserve"> </w:t>
+      </w:r>
+      <w:r>
+        <w:rPr>
+          <w:bCs/>
+          <w:b/>
+        </w:rPr>
+        <w:t xml:space="preserve">Set all to List / Fast</w:t>
+      </w:r>
+      <w:r>
+        <w:t xml:space="preserve"> </w:t>
+      </w:r>
+      <w:r>
+        <w:t xml:space="preserve">(HOLD items are skipped). If an item has automatic drops on, its lowest drop is set to the Lowest price. Prices changed on Facebook ads show on the Relist list to change there too. Filters: Priced above List, 🛑 Hold, Not checked.</w:t>
+      </w:r>
+    </w:p>
+    <w:bookmarkEnd w:id="35"/>
+    <w:bookmarkStart w:id="36" w:name="X2b2abb8c494cbf1c043b9cd5ee3d40ed8f6f506"/>
+    <w:p>
+      <w:pPr>
+        <w:pStyle w:val="Heading3"/>
+      </w:pPr>
+      <w:r>
+        <w:t xml:space="preserve">4.3b 📂 Bring in Facebook ads (/app/import) and 🔁 Relist list (/app/relist): owner only</w:t>
+      </w:r>
+    </w:p>
+    <w:p>
+      <w:pPr>
+        <w:pStyle w:val="FirstParagraph"/>
+      </w:pPr>
+      <w:r>
         <w:t xml:space="preserve">For moving old Facebook Marketplace ads into the app and reposting them fresh (added Oct 23, 2026).</w:t>
+      </w:r>
+      <w:r>
+        <w:t xml:space="preserve"> </w:t>
+      </w:r>
+      <w:r>
+        <w:rPr>
+          <w:bCs/>
+          <w:b/>
+        </w:rPr>
+        <w:t xml:space="preserve">Owner only:</w:t>
+      </w:r>
+      <w:r>
+        <w:t xml:space="preserve"> </w:t>
+      </w:r>
+      <w:r>
+        <w:t xml:space="preserve">only the admin account sees these menu items and pages; staff, sellers and buyers can't open them.</w:t>
       </w:r>
     </w:p>
     <w:p>
@@ -2856,11 +3034,11 @@
           <w:iCs/>
           <w:i/>
         </w:rPr>
-        <w:t xml:space="preserve">Open nextownermarket.com/app/relist/next and keep following that page until it says DONE FOR TODAY or ALL DONE. If it says WAIT, wait until the time shown, then reload it. Otherwise: STEP 1, open the old ad link and delete that listing. STEP 2, open Facebook's Create new listing page, fill in the title, price, category, condition and description exactly as the page shows, and add the photos in the order shown. Publish it. STEP 3, go back to the app page and tap ✅ Posted it. Change nothing else on Facebook. If Facebook shows a warning, a limit, a security check or anything unexpected, stop and tell me.</w:t>
-      </w:r>
-    </w:p>
-    <w:bookmarkEnd w:id="35"/>
-    <w:bookmarkStart w:id="36" w:name="X7f5455860ac7b0bef4d679c9caf09f6677608a3"/>
+        <w:t xml:space="preserve">Open nextownermarket.com/app/relist/next and keep following that page until it says DONE FOR TODAY or ALL DONE. If it says WAIT, wait until the time shown, then reload it. Otherwise: STEP 1, open the old ad link and delete that listing. STEP 2, open Facebook's Create new listing page, fill in the title, price, category, condition, location and description exactly as the page shows, and add the photos in the order shown (for a vehicle or boat, use Facebook's vehicle listing form instead). Publish it. STEP 3, go back to the app page and tap ✅ Posted it. Change nothing else on Facebook. If Facebook shows a warning, a limit, a security check or anything unexpected, stop and tell me.</w:t>
+      </w:r>
+    </w:p>
+    <w:bookmarkEnd w:id="36"/>
+    <w:bookmarkStart w:id="37" w:name="X7f5455860ac7b0bef4d679c9caf09f6677608a3"/>
     <w:p>
       <w:pPr>
         <w:pStyle w:val="Heading3"/>
@@ -2926,8 +3104,8 @@
         <w:t xml:space="preserve">. Approved items leave the queue. Consignor items always pass through here.</w:t>
       </w:r>
     </w:p>
-    <w:bookmarkEnd w:id="36"/>
-    <w:bookmarkStart w:id="37" w:name="X1f262441b983331098a0573302ebbc5aaf73498"/>
+    <w:bookmarkEnd w:id="37"/>
+    <w:bookmarkStart w:id="38" w:name="X1f262441b983331098a0573302ebbc5aaf73498"/>
     <w:p>
       <w:pPr>
         <w:pStyle w:val="Heading3"/>
@@ -3120,8 +3298,8 @@
         <w:t xml:space="preserve">Activity log — who did what, when.</w:t>
       </w:r>
     </w:p>
-    <w:bookmarkEnd w:id="37"/>
-    <w:bookmarkStart w:id="38" w:name="X5b194047a1f281db7f3b9e7ba849aba675287ba"/>
+    <w:bookmarkEnd w:id="38"/>
+    <w:bookmarkStart w:id="39" w:name="X5b194047a1f281db7f3b9e7ba849aba675287ba"/>
     <w:p>
       <w:pPr>
         <w:pStyle w:val="Heading3"/>
@@ -3186,8 +3364,8 @@
         <w:t xml:space="preserve">(4×6 hang tag with description and price). Each carries the SKU, title, price, bin, and a QR code that opens the item's page. Print one or a whole batch from the Inventory select mode. Works with any printer via the phone's print dialog; label-printer presets can be added.</w:t>
       </w:r>
     </w:p>
-    <w:bookmarkEnd w:id="38"/>
-    <w:bookmarkStart w:id="39" w:name="Xe7297d43e4b3d50d20aee3b30ce37a3372c7505"/>
+    <w:bookmarkEnd w:id="39"/>
+    <w:bookmarkStart w:id="40" w:name="Xe7297d43e4b3d50d20aee3b30ce37a3372c7505"/>
     <w:p>
       <w:pPr>
         <w:pStyle w:val="Heading3"/>
@@ -3304,8 +3482,8 @@
         <w:t xml:space="preserve">— jumps to the subscriber list.</w:t>
       </w:r>
     </w:p>
-    <w:bookmarkEnd w:id="39"/>
-    <w:bookmarkStart w:id="40" w:name="Xf1989b286842e0935c331250d1d2258ede8ddf0"/>
+    <w:bookmarkEnd w:id="40"/>
+    <w:bookmarkStart w:id="41" w:name="Xf1989b286842e0935c331250d1d2258ede8ddf0"/>
     <w:p>
       <w:pPr>
         <w:pStyle w:val="Heading3"/>
@@ -3364,8 +3542,8 @@
         <w:t xml:space="preserve">. Buyer name, city, and rating show so you know who you're dealing with.</w:t>
       </w:r>
     </w:p>
-    <w:bookmarkEnd w:id="40"/>
-    <w:bookmarkStart w:id="41" w:name="Xc4b208f73a9fbc64eaebe74404345dbd71f1954"/>
+    <w:bookmarkEnd w:id="41"/>
+    <w:bookmarkStart w:id="42" w:name="Xc4b208f73a9fbc64eaebe74404345dbd71f1954"/>
     <w:p>
       <w:pPr>
         <w:pStyle w:val="Heading3"/>
@@ -3562,8 +3740,8 @@
         <w:t xml:space="preserve">Consignors see only their own orders and enter codes for their own hand-offs.</w:t>
       </w:r>
     </w:p>
-    <w:bookmarkEnd w:id="41"/>
-    <w:bookmarkStart w:id="42" w:name="X5becd7be8d5740b41af26e158ed92a906af4941"/>
+    <w:bookmarkEnd w:id="42"/>
+    <w:bookmarkStart w:id="43" w:name="X5becd7be8d5740b41af26e158ed92a906af4941"/>
     <w:p>
       <w:pPr>
         <w:pStyle w:val="Heading3"/>
@@ -3596,8 +3774,8 @@
         <w:t xml:space="preserve">and reply there. They see the buyer's first name and the thread, never the contact. Replies reach the buyer by email instantly; phone-only buyers see it in their account.</w:t>
       </w:r>
     </w:p>
-    <w:bookmarkEnd w:id="42"/>
-    <w:bookmarkStart w:id="43" w:name="X5c5581c47a78f402ac0630140c4f4c73e1764cd"/>
+    <w:bookmarkEnd w:id="43"/>
+    <w:bookmarkStart w:id="44" w:name="X5c5581c47a78f402ac0630140c4f4c73e1764cd"/>
     <w:p>
       <w:pPr>
         <w:pStyle w:val="Heading3"/>
@@ -3614,8 +3792,8 @@
         <w:t xml:space="preserve">All "looking for" requests: what, budget, distance, contact, status (open → searching → matched → fulfilled). Text or email the person from the row. Carry this list when you buy pallets. Automatic matches show when a fitting item is listed.</w:t>
       </w:r>
     </w:p>
-    <w:bookmarkEnd w:id="43"/>
-    <w:bookmarkStart w:id="44" w:name="X3b009d647e181dbb56f10b95b6a257841b541b4"/>
+    <w:bookmarkEnd w:id="44"/>
+    <w:bookmarkStart w:id="45" w:name="X3b009d647e181dbb56f10b95b6a257841b541b4"/>
     <w:p>
       <w:pPr>
         <w:pStyle w:val="Heading3"/>
@@ -3661,8 +3839,8 @@
         <w:t xml:space="preserve">. Post slots for the week every Sunday so buyers always have times to choose.</w:t>
       </w:r>
     </w:p>
-    <w:bookmarkEnd w:id="44"/>
-    <w:bookmarkStart w:id="45" w:name="Xd9c68c11cf21800b4d6f5c0c0e52524b34e9289"/>
+    <w:bookmarkEnd w:id="45"/>
+    <w:bookmarkStart w:id="46" w:name="Xd9c68c11cf21800b4d6f5c0c0e52524b34e9289"/>
     <w:p>
       <w:pPr>
         <w:pStyle w:val="Heading3"/>
@@ -3692,8 +3870,8 @@
         <w:t xml:space="preserve">, add notes. Tap a bin to see what's in it.</w:t>
       </w:r>
     </w:p>
-    <w:bookmarkEnd w:id="45"/>
-    <w:bookmarkStart w:id="46" w:name="X1593226d85b7dad9fb7f42cb9abb42b13214a77"/>
+    <w:bookmarkEnd w:id="46"/>
+    <w:bookmarkStart w:id="47" w:name="X1593226d85b7dad9fb7f42cb9abb42b13214a77"/>
     <w:p>
       <w:pPr>
         <w:pStyle w:val="Heading3"/>
@@ -3872,8 +4050,8 @@
         <w:t xml:space="preserve">— sales, items, or subscribers. Tax-ready columns: date, SKU, sale price, cost, shipping, fees, commission, consignor due, channel, payment method.</w:t>
       </w:r>
     </w:p>
-    <w:bookmarkEnd w:id="46"/>
-    <w:bookmarkStart w:id="47" w:name="X892b0caf210e49829b0c8f4603c30ae4010485b"/>
+    <w:bookmarkEnd w:id="47"/>
+    <w:bookmarkStart w:id="48" w:name="X892b0caf210e49829b0c8f4603c30ae4010485b"/>
     <w:p>
       <w:pPr>
         <w:pStyle w:val="Heading3"/>
@@ -3948,8 +4126,8 @@
         <w:t xml:space="preserve">, business name, contact, location, notes. Only an admin can make another admin. Users can never change their own role, plan, or credits; that's locked in the database. See their items and balance.</w:t>
       </w:r>
     </w:p>
-    <w:bookmarkEnd w:id="47"/>
-    <w:bookmarkStart w:id="48" w:name="X761b9479be6e1ccf878d4af9d2f8ea55545f6a9"/>
+    <w:bookmarkEnd w:id="48"/>
+    <w:bookmarkStart w:id="49" w:name="X761b9479be6e1ccf878d4af9d2f8ea55545f6a9"/>
     <w:p>
       <w:pPr>
         <w:pStyle w:val="Heading3"/>
@@ -3992,8 +4170,8 @@
         <w:t xml:space="preserve">. Goes to everyone on the list with photos, prices, a store button, your address, and an unsubscribe link. Free tier: 100/day, 3,000/month.</w:t>
       </w:r>
     </w:p>
-    <w:bookmarkEnd w:id="48"/>
-    <w:bookmarkStart w:id="49" w:name="X434adf16432d1cefa4baf77f115ed7d18d88270"/>
+    <w:bookmarkEnd w:id="49"/>
+    <w:bookmarkStart w:id="50" w:name="X434adf16432d1cefa4baf77f115ed7d18d88270"/>
     <w:p>
       <w:pPr>
         <w:pStyle w:val="Heading3"/>
@@ -4010,8 +4188,8 @@
         <w:t xml:space="preserve">Your email and text list. Counts by source (store box, message, signup, wanted, pickup). Export CSV to Mailchimp, Gmail, or a texting service for a "new arrivals" blast.</w:t>
       </w:r>
     </w:p>
-    <w:bookmarkEnd w:id="49"/>
-    <w:bookmarkStart w:id="50" w:name="Xcc492f38b580f3a02fd9a281155890c7e3bd029"/>
+    <w:bookmarkEnd w:id="50"/>
+    <w:bookmarkStart w:id="51" w:name="Xcc492f38b580f3a02fd9a281155890c7e3bd029"/>
     <w:p>
       <w:pPr>
         <w:pStyle w:val="Heading3"/>
@@ -4090,8 +4268,8 @@
         </w:pict>
       </w:r>
     </w:p>
-    <w:bookmarkEnd w:id="50"/>
-    <w:bookmarkStart w:id="51" w:name="X711fd5c63ad0c01ade3867443faf563d1693a75"/>
+    <w:bookmarkEnd w:id="51"/>
+    <w:bookmarkStart w:id="52" w:name="X711fd5c63ad0c01ade3867443faf563d1693a75"/>
     <w:p>
       <w:pPr>
         <w:pStyle w:val="Heading3"/>
@@ -4130,9 +4308,9 @@
         <w:t xml:space="preserve">). When someone they invite goes Pro, both get a free month, applied automatically to their Stripe bill.</w:t>
       </w:r>
     </w:p>
-    <w:bookmarkEnd w:id="51"/>
     <w:bookmarkEnd w:id="52"/>
-    <w:bookmarkStart w:id="53" w:name="X6d0cfc05150a815e3ec951494cf44175d125e73"/>
+    <w:bookmarkEnd w:id="53"/>
+    <w:bookmarkStart w:id="54" w:name="X6d0cfc05150a815e3ec951494cf44175d125e73"/>
     <w:p>
       <w:pPr>
         <w:pStyle w:val="Heading2"/>
@@ -4478,8 +4656,8 @@
         </w:pict>
       </w:r>
     </w:p>
-    <w:bookmarkEnd w:id="53"/>
-    <w:bookmarkStart w:id="54" w:name="part-6--day-to-day-playbook"/>
+    <w:bookmarkEnd w:id="54"/>
+    <w:bookmarkStart w:id="55" w:name="part-6--day-to-day-playbook"/>
     <w:p>
       <w:pPr>
         <w:pStyle w:val="Heading2"/>
@@ -4627,8 +4805,8 @@
         </w:pict>
       </w:r>
     </w:p>
-    <w:bookmarkEnd w:id="54"/>
-    <w:bookmarkStart w:id="55" w:name="Xaabc82db9d262ab6426eaf3205a95d67605ce41"/>
+    <w:bookmarkEnd w:id="55"/>
+    <w:bookmarkStart w:id="56" w:name="Xaabc82db9d262ab6426eaf3205a95d67605ce41"/>
     <w:p>
       <w:pPr>
         <w:pStyle w:val="Heading2"/>
@@ -4813,8 +4991,8 @@
         <w:t xml:space="preserve">any account from People; suspended sellers can't list or sell.</w:t>
       </w:r>
     </w:p>
-    <w:bookmarkEnd w:id="55"/>
-    <w:bookmarkStart w:id="56" w:name="part-6c--whats-new-september-30-2026"/>
+    <w:bookmarkEnd w:id="56"/>
+    <w:bookmarkStart w:id="57" w:name="part-6c--whats-new-september-30-2026"/>
     <w:p>
       <w:pPr>
         <w:pStyle w:val="Heading2"/>
@@ -5647,8 +5825,8 @@
         <w:t xml:space="preserve">: buyer weekly "new near you" (Thursdays), seller weekly report (Mondays), win-back at 30 days, Pro offer when free credits run out, Facebook Page auto-posting (needs a token; steps in Operations), a daily health check of every outside service, a Monday digest to staff. Milestones now start at $25 and $50; nudges fire at 10 views / 2 saves; milestone texts for people with text alerts on. Operations gained a Read-me-first for new hires, the Outside-the-site registry with live status, and every automatic email word for word. Settings has a Facebook Page ID/token box.</w:t>
       </w:r>
     </w:p>
-    <w:bookmarkEnd w:id="56"/>
-    <w:bookmarkStart w:id="59" w:name="part-7--sharing-the-store"/>
+    <w:bookmarkEnd w:id="57"/>
+    <w:bookmarkStart w:id="60" w:name="part-7--sharing-the-store"/>
     <w:p>
       <w:pPr>
         <w:pStyle w:val="Heading2"/>
@@ -5708,7 +5886,7 @@
       <w:r>
         <w:t xml:space="preserve"> </w:t>
       </w:r>
-      <w:hyperlink r:id="rId57">
+      <w:hyperlink r:id="rId58">
         <w:r>
           <w:rPr>
             <w:rStyle w:val="Hyperlink"/>
@@ -5733,7 +5911,7 @@
       <w:r>
         <w:t xml:space="preserve"> </w:t>
       </w:r>
-      <w:hyperlink r:id="rId58">
+      <w:hyperlink r:id="rId59">
         <w:r>
           <w:rPr>
             <w:rStyle w:val="Hyperlink"/>
@@ -5759,8 +5937,8 @@
         </w:pict>
       </w:r>
     </w:p>
-    <w:bookmarkEnd w:id="59"/>
-    <w:bookmarkStart w:id="60" w:name="Xac76e462ed03799ac44caee0a2758d76f0a5d6e"/>
+    <w:bookmarkEnd w:id="60"/>
+    <w:bookmarkStart w:id="61" w:name="Xac76e462ed03799ac44caee0a2758d76f0a5d6e"/>
     <w:p>
       <w:pPr>
         <w:pStyle w:val="Heading2"/>
@@ -5872,8 +6050,8 @@
         </w:pict>
       </w:r>
     </w:p>
-    <w:bookmarkEnd w:id="60"/>
-    <w:bookmarkStart w:id="61" w:name="part-8b--legal-pages"/>
+    <w:bookmarkEnd w:id="61"/>
+    <w:bookmarkStart w:id="62" w:name="part-8b--legal-pages"/>
     <w:p>
       <w:pPr>
         <w:pStyle w:val="Heading2"/>
@@ -5916,8 +6094,8 @@
         <w:t xml:space="preserve">are live, linked from the store footer, the sign-up form, and the Buy button. Have a lawyer review the terms before heavy promotion.</w:t>
       </w:r>
     </w:p>
-    <w:bookmarkEnd w:id="61"/>
-    <w:bookmarkStart w:id="62" w:name="part-9--quick-facts"/>
+    <w:bookmarkEnd w:id="62"/>
+    <w:bookmarkStart w:id="63" w:name="part-9--quick-facts"/>
     <w:p>
       <w:pPr>
         <w:pStyle w:val="Heading2"/>
@@ -6138,8 +6316,8 @@
         <w:t xml:space="preserve">the email key is send-only (the safe kind), so the old check showed "Broken" even while emails were delivering; Health now judges by real sends.</w:t>
       </w:r>
     </w:p>
-    <w:bookmarkEnd w:id="62"/>
-    <w:bookmarkStart w:id="63" w:name="the-new-visitor-redesign-oct-1-2026"/>
+    <w:bookmarkEnd w:id="63"/>
+    <w:bookmarkStart w:id="64" w:name="the-new-visitor-redesign-oct-1-2026"/>
     <w:p>
       <w:pPr>
         <w:pStyle w:val="Heading2"/>
@@ -6576,8 +6754,8 @@
         <w:t xml:space="preserve">the Google Shopping feed (what Merchant Center reads), the new-items feed and the sitemap were being saved once at build time, and the last build saved an empty Google feed. They're now made fresh on request (cached at the edge for 15 to 30 minutes), and if the database ever doesn't answer they return "try again later" instead of an empty list, so Google keeps its last good copy. The morning sweep checks that both feeds have items.</w:t>
       </w:r>
     </w:p>
-    <w:bookmarkEnd w:id="63"/>
-    <w:bookmarkStart w:id="64" w:name="Xf96c76047641fee63af2299afe63d7779b3ca8c"/>
+    <w:bookmarkEnd w:id="64"/>
+    <w:bookmarkStart w:id="65" w:name="Xf96c76047641fee63af2299afe63d7779b3ca8c"/>
     <w:p>
       <w:pPr>
         <w:pStyle w:val="Heading2"/>
@@ -6626,8 +6804,8 @@
         <w:t xml:space="preserve">opens the camera right there, which is handy in a store aisle.</w:t>
       </w:r>
     </w:p>
-    <w:bookmarkEnd w:id="64"/>
-    <w:bookmarkStart w:id="65" w:name="buy-or-pass-in-a-thrift-store-oct-1-2026"/>
+    <w:bookmarkEnd w:id="65"/>
+    <w:bookmarkStart w:id="66" w:name="buy-or-pass-in-a-thrift-store-oct-1-2026"/>
     <w:p>
       <w:pPr>
         <w:pStyle w:val="Heading2"/>
@@ -6799,8 +6977,8 @@
         <w:t xml:space="preserve">sends a heads-up on color-tag day.</w:t>
       </w:r>
     </w:p>
-    <w:bookmarkEnd w:id="65"/>
-    <w:bookmarkStart w:id="66" w:name="share-every-find-oct-1-2026"/>
+    <w:bookmarkEnd w:id="66"/>
+    <w:bookmarkStart w:id="67" w:name="share-every-find-oct-1-2026"/>
     <w:p>
       <w:pPr>
         <w:pStyle w:val="Heading2"/>
@@ -6869,8 +7047,8 @@
         <w:t xml:space="preserve">gives you unlimited checks if 5 a day isn't enough.</w:t>
       </w:r>
     </w:p>
-    <w:bookmarkEnd w:id="66"/>
-    <w:bookmarkStart w:id="67" w:name="fix-a-wrong-answer-oct-2-2026"/>
+    <w:bookmarkEnd w:id="67"/>
+    <w:bookmarkStart w:id="68" w:name="fix-a-wrong-answer-oct-2-2026"/>
     <w:p>
       <w:pPr>
         <w:pStyle w:val="Heading2"/>
@@ -6921,8 +7099,8 @@
         <w:t xml:space="preserve">It re-checks your same photos with your correction. It's free and doesn't use one of your lookups.</w:t>
       </w:r>
     </w:p>
-    <w:bookmarkEnd w:id="67"/>
-    <w:bookmarkStart w:id="68" w:name="missing-a-part-find-it-oct-2-2026"/>
+    <w:bookmarkEnd w:id="68"/>
+    <w:bookmarkStart w:id="69" w:name="missing-a-part-find-it-oct-2-2026"/>
     <w:p>
       <w:pPr>
         <w:pStyle w:val="Heading2"/>
@@ -7075,8 +7253,8 @@
         <w:t xml:space="preserve">("the filter is missing") and it checks for the part.</w:t>
       </w:r>
     </w:p>
-    <w:bookmarkEnd w:id="68"/>
-    <w:bookmarkStart w:id="69" w:name="Xed51aaddfdaaeed07435f6fbedd83690ff035bb"/>
+    <w:bookmarkEnd w:id="69"/>
+    <w:bookmarkStart w:id="70" w:name="Xed51aaddfdaaeed07435f6fbedd83690ff035bb"/>
     <w:p>
       <w:pPr>
         <w:pStyle w:val="Heading2"/>
@@ -7358,8 +7536,8 @@
         <w:t xml:space="preserve">under any piece.</w:t>
       </w:r>
     </w:p>
-    <w:bookmarkEnd w:id="69"/>
-    <w:bookmarkStart w:id="70" w:name="plans-and-ai-uses-oct-2-2026"/>
+    <w:bookmarkEnd w:id="70"/>
+    <w:bookmarkStart w:id="71" w:name="plans-and-ai-uses-oct-2-2026"/>
     <w:p>
       <w:pPr>
         <w:pStyle w:val="Heading2"/>
@@ -7707,8 +7885,8 @@
         <w:t xml:space="preserve">the box that pops up has one button: Add 100 AI uses. Plans are one tap below it.</w:t>
       </w:r>
     </w:p>
-    <w:bookmarkEnd w:id="70"/>
-    <w:bookmarkStart w:id="71" w:name="as-is-cleaned-up-or-tested-oct-2-2026"/>
+    <w:bookmarkEnd w:id="71"/>
+    <w:bookmarkStart w:id="72" w:name="as-is-cleaned-up-or-tested-oct-2-2026"/>
     <w:p>
       <w:pPr>
         <w:pStyle w:val="Heading2"/>
@@ -7857,8 +8035,8 @@
         <w:t xml:space="preserve">and the price updates. Listings written by the AI say "untested" plainly unless you said it works.</w:t>
       </w:r>
     </w:p>
-    <w:bookmarkEnd w:id="71"/>
-    <w:bookmarkStart w:id="72" w:name="X50912bb37eeb3be85453fd34d498d2e19346950"/>
+    <w:bookmarkEnd w:id="72"/>
+    <w:bookmarkStart w:id="73" w:name="X50912bb37eeb3be85453fd34d498d2e19346950"/>
     <w:p>
       <w:pPr>
         <w:pStyle w:val="Heading2"/>
@@ -8078,8 +8256,8 @@
         <w:t xml:space="preserve">now jumps you back to the top.</w:t>
       </w:r>
     </w:p>
-    <w:bookmarkEnd w:id="72"/>
-    <w:bookmarkStart w:id="73" w:name="X7a6cb5deef22213dbf4ee25dbc99e194a5de089"/>
+    <w:bookmarkEnd w:id="73"/>
+    <w:bookmarkStart w:id="74" w:name="X7a6cb5deef22213dbf4ee25dbc99e194a5de089"/>
     <w:p>
       <w:pPr>
         <w:pStyle w:val="Heading2"/>
@@ -8195,8 +8373,8 @@
         <w:t xml:space="preserve">The owner gets every one right away. Your own sends show on that page with where they stand: 📬 Got it, 🛠 We're on it, ✅ Done or ⏸ Not right now, plus any note from us.</w:t>
       </w:r>
     </w:p>
-    <w:bookmarkEnd w:id="73"/>
-    <w:bookmarkStart w:id="74" w:name="change-the-words-by-talking-oct-2-2026"/>
+    <w:bookmarkEnd w:id="74"/>
+    <w:bookmarkStart w:id="75" w:name="change-the-words-by-talking-oct-2-2026"/>
     <w:p>
       <w:pPr>
         <w:pStyle w:val="Heading2"/>
@@ -8312,8 +8490,8 @@
         <w:t xml:space="preserve">what you tell the AI ("they're dusty from the warehouse but new") is used as facts. The listing just says "New, never used." It never says "seller says…" or repeats your notes.</w:t>
       </w:r>
     </w:p>
-    <w:bookmarkEnd w:id="74"/>
-    <w:bookmarkStart w:id="75" w:name="X3edbd78f013ceb92743cfabca21265ecc47cd37"/>
+    <w:bookmarkEnd w:id="75"/>
+    <w:bookmarkStart w:id="76" w:name="X3edbd78f013ceb92743cfabca21265ecc47cd37"/>
     <w:p>
       <w:pPr>
         <w:pStyle w:val="Heading2"/>
@@ -8462,8 +8640,8 @@
         <w:t xml:space="preserve">photograph the label or model plate to make it exact. On a lot, each piece shows its year and what it sold for new. On Sort the pile, each item's line shows "made 1990 · new $250" when it can tell.</w:t>
       </w:r>
     </w:p>
-    <w:bookmarkEnd w:id="75"/>
-    <w:bookmarkStart w:id="76" w:name="Xea09e90ccf2cf58559e470983020236bf2b77dd"/>
+    <w:bookmarkEnd w:id="76"/>
+    <w:bookmarkStart w:id="77" w:name="Xea09e90ccf2cf58559e470983020236bf2b77dd"/>
     <w:p>
       <w:pPr>
         <w:pStyle w:val="Heading2"/>
@@ -8643,8 +8821,8 @@
         <w:t xml:space="preserve">The AI picks 12–20 real search words for every listing. Older listings without them still get a line built from the brand, model and title. Only words that fit the item are used, because eBay and Mercari punish unrelated keywords.</w:t>
       </w:r>
     </w:p>
-    <w:bookmarkEnd w:id="76"/>
-    <w:bookmarkStart w:id="77" w:name="if-the-ai-cant-read-a-photo-oct-3-2026"/>
+    <w:bookmarkEnd w:id="77"/>
+    <w:bookmarkStart w:id="78" w:name="if-the-ai-cant-read-a-photo-oct-3-2026"/>
     <w:p>
       <w:pPr>
         <w:pStyle w:val="Heading2"/>
@@ -8756,8 +8934,8 @@
         <w:t xml:space="preserve">button at the top, next to its status.</w:t>
       </w:r>
     </w:p>
-    <w:bookmarkEnd w:id="77"/>
-    <w:bookmarkStart w:id="78" w:name="X3da2067224820edf274a4949382bfcaee4f75d0"/>
+    <w:bookmarkEnd w:id="78"/>
+    <w:bookmarkStart w:id="79" w:name="X3da2067224820edf274a4949382bfcaee4f75d0"/>
     <w:p>
       <w:pPr>
         <w:pStyle w:val="Heading2"/>
@@ -8822,8 +9000,8 @@
         <w:t xml:space="preserve">to share the listing link anywhere.</w:t>
       </w:r>
     </w:p>
-    <w:bookmarkEnd w:id="78"/>
-    <w:bookmarkStart w:id="79" w:name="Xa2fe61530608b746ac59e2521112d184d2169b7"/>
+    <w:bookmarkEnd w:id="79"/>
+    <w:bookmarkStart w:id="80" w:name="Xa2fe61530608b746ac59e2521112d184d2169b7"/>
     <w:p>
       <w:pPr>
         <w:pStyle w:val="Heading2"/>
@@ -8967,8 +9145,8 @@
         <w:t xml:space="preserve">To point people to the store, share the listing itself (📣 Share this find), not inside another site's listing.</w:t>
       </w:r>
     </w:p>
-    <w:bookmarkEnd w:id="79"/>
-    <w:bookmarkStart w:id="80" w:name="X59a40392c85bcb955a5fb2e7a9376c70093f10e"/>
+    <w:bookmarkEnd w:id="80"/>
+    <w:bookmarkStart w:id="81" w:name="X59a40392c85bcb955a5fb2e7a9376c70093f10e"/>
     <w:p>
       <w:pPr>
         <w:pStyle w:val="Heading2"/>
@@ -9190,8 +9368,8 @@
         <w:t xml:space="preserve">Keywords never name another brand or say "like X," "not X" or "X style," and never use question marks; several sites remove listings for that. Each site's "How to post" tips now include its must-know rule, such as one listing per item and Craigslist reposts no more than every 48 hours.</w:t>
       </w:r>
     </w:p>
-    <w:bookmarkEnd w:id="80"/>
-    <w:bookmarkStart w:id="81" w:name="clean-all-photos-at-once-oct-5-2026"/>
+    <w:bookmarkEnd w:id="81"/>
+    <w:bookmarkStart w:id="82" w:name="clean-all-photos-at-once-oct-5-2026"/>
     <w:p>
       <w:pPr>
         <w:pStyle w:val="Heading2"/>
@@ -9277,8 +9455,8 @@
         <w:t xml:space="preserve">ticking them, so picking photos first did nothing. Nikki reported it.)</w:t>
       </w:r>
     </w:p>
-    <w:bookmarkEnd w:id="81"/>
-    <w:bookmarkStart w:id="82" w:name="Xc3f851db8f6c65a564dc15420a1c084293584d8"/>
+    <w:bookmarkEnd w:id="82"/>
+    <w:bookmarkStart w:id="83" w:name="Xc3f851db8f6c65a564dc15420a1c084293584d8"/>
     <w:p>
       <w:pPr>
         <w:pStyle w:val="Heading2"/>
@@ -9352,8 +9530,8 @@
         <w:t xml:space="preserve">US only. The cost shows at checkout. Items Next Owner Market sells ship within 1–3 business days. Pickup is free.</w:t>
       </w:r>
     </w:p>
-    <w:bookmarkEnd w:id="82"/>
-    <w:bookmarkStart w:id="83" w:name="your-to-do-list-twice-a-day-oct-5-2026"/>
+    <w:bookmarkEnd w:id="83"/>
+    <w:bookmarkStart w:id="84" w:name="your-to-do-list-twice-a-day-oct-5-2026"/>
     <w:p>
       <w:pPr>
         <w:pStyle w:val="Heading2"/>
@@ -9370,8 +9548,8 @@
         <w:t xml:space="preserve">At 11 AM and 5 PM you get your whole to-do list by email and text: urgent first, with the steps for the urgent ones. Tap ✓ on an item in 📝 To-do when it's done and it stops coming.</w:t>
       </w:r>
     </w:p>
-    <w:bookmarkEnd w:id="83"/>
-    <w:bookmarkStart w:id="84" w:name="cleaner-ai-writing-oct-5-2026"/>
+    <w:bookmarkEnd w:id="84"/>
+    <w:bookmarkStart w:id="85" w:name="cleaner-ai-writing-oct-5-2026"/>
     <w:p>
       <w:pPr>
         <w:pStyle w:val="Heading2"/>
@@ -9388,8 +9566,8 @@
         <w:t xml:space="preserve">AI-written titles and descriptions no longer contain long dashes (—) or curly quotes, which make a listing look machine-written on Facebook. This also applies when you copy a listing for another site.</w:t>
       </w:r>
     </w:p>
-    <w:bookmarkEnd w:id="84"/>
-    <w:bookmarkStart w:id="85" w:name="Xae7cc49ac09defe199842bec05c1d3347fa397f"/>
+    <w:bookmarkEnd w:id="85"/>
+    <w:bookmarkStart w:id="86" w:name="Xae7cc49ac09defe199842bec05c1d3347fa397f"/>
     <w:p>
       <w:pPr>
         <w:pStyle w:val="Heading2"/>
@@ -9568,8 +9746,8 @@
         <w:t xml:space="preserve">) lower on the page. It puts the find on our website as its own page that people searching Google can find. If you already tapped 📤 Share, that page already exists and the box says so. Tapping both never makes two pages.</w:t>
       </w:r>
     </w:p>
-    <w:bookmarkEnd w:id="85"/>
-    <w:bookmarkStart w:id="86" w:name="Xfab7125e1fb5434d6f81909bde8dbf0effbf144"/>
+    <w:bookmarkEnd w:id="86"/>
+    <w:bookmarkStart w:id="87" w:name="Xfab7125e1fb5434d6f81909bde8dbf0effbf144"/>
     <w:p>
       <w:pPr>
         <w:pStyle w:val="Heading2"/>
@@ -9990,8 +10168,8 @@
         <w:t xml:space="preserve">first find free with no account. After that, one AI use per find.</w:t>
       </w:r>
     </w:p>
-    <w:bookmarkEnd w:id="86"/>
     <w:bookmarkEnd w:id="87"/>
+    <w:bookmarkEnd w:id="88"/>
     <w:sectPr/>
   </w:body>
 </w:document>

--- a/docs/Next_Owner_Market_User_Guide.docx
+++ b/docs/Next_Owner_Market_User_Guide.docx
@@ -2929,6 +2929,111 @@
     <w:p>
       <w:pPr>
         <w:numPr>
+          <w:ilvl w:val="1"/>
+          <w:numId w:val="1011"/>
+        </w:numPr>
+        <w:pStyle w:val="Compact"/>
+      </w:pPr>
+      <w:r>
+        <w:rPr>
+          <w:bCs/>
+          <w:b/>
+        </w:rPr>
+        <w:t xml:space="preserve">✋ Choose:</w:t>
+      </w:r>
+      <w:r>
+        <w:t xml:space="preserve"> </w:t>
+      </w:r>
+      <w:r>
+        <w:t xml:space="preserve">at the top of the Relist list, tap</w:t>
+      </w:r>
+      <w:r>
+        <w:t xml:space="preserve"> </w:t>
+      </w:r>
+      <w:r>
+        <w:rPr>
+          <w:bCs/>
+          <w:b/>
+        </w:rPr>
+        <w:t xml:space="preserve">✋ Choose</w:t>
+      </w:r>
+      <w:r>
+        <w:t xml:space="preserve"> </w:t>
+      </w:r>
+      <w:r>
+        <w:t xml:space="preserve">to see every waiting ad.</w:t>
+      </w:r>
+      <w:r>
+        <w:t xml:space="preserve"> </w:t>
+      </w:r>
+      <w:r>
+        <w:rPr>
+          <w:bCs/>
+          <w:b/>
+        </w:rPr>
+        <w:t xml:space="preserve">⭐ Post next</w:t>
+      </w:r>
+      <w:r>
+        <w:t xml:space="preserve"> </w:t>
+      </w:r>
+      <w:r>
+        <w:t xml:space="preserve">puts it at the front of the line (in the order you tap);</w:t>
+      </w:r>
+      <w:r>
+        <w:t xml:space="preserve"> </w:t>
+      </w:r>
+      <w:r>
+        <w:rPr>
+          <w:bCs/>
+          <w:b/>
+        </w:rPr>
+        <w:t xml:space="preserve">🚫 Skip</w:t>
+      </w:r>
+      <w:r>
+        <w:t xml:space="preserve"> </w:t>
+      </w:r>
+      <w:r>
+        <w:t xml:space="preserve">keeps it from being relisted. Everything else follows after your picks. The Next post page uses the same order.</w:t>
+      </w:r>
+    </w:p>
+    <w:p>
+      <w:pPr>
+        <w:numPr>
+          <w:ilvl w:val="1"/>
+          <w:numId w:val="1011"/>
+        </w:numPr>
+        <w:pStyle w:val="Compact"/>
+      </w:pPr>
+      <w:r>
+        <w:rPr>
+          <w:bCs/>
+          <w:b/>
+        </w:rPr>
+        <w:t xml:space="preserve">✏️ Edit:</w:t>
+      </w:r>
+      <w:r>
+        <w:t xml:space="preserve"> </w:t>
+      </w:r>
+      <w:r>
+        <w:t xml:space="preserve">every ad on the Relist list and the Next post page has</w:t>
+      </w:r>
+      <w:r>
+        <w:t xml:space="preserve"> </w:t>
+      </w:r>
+      <w:r>
+        <w:rPr>
+          <w:bCs/>
+          <w:b/>
+        </w:rPr>
+        <w:t xml:space="preserve">✏️ Edit price, title, description, town</w:t>
+      </w:r>
+      <w:r>
+        <w:t xml:space="preserve">. Save, and the repost uses your changes. Photos and everything else are on the item's own page (② Copy the new listing).</w:t>
+      </w:r>
+    </w:p>
+    <w:p>
+      <w:pPr>
+        <w:numPr>
           <w:ilvl w:val="0"/>
           <w:numId w:val="1010"/>
         </w:numPr>
@@ -3126,7 +3231,7 @@
       <w:pPr>
         <w:numPr>
           <w:ilvl w:val="0"/>
-          <w:numId w:val="1011"/>
+          <w:numId w:val="1012"/>
         </w:numPr>
         <w:pStyle w:val="Compact"/>
       </w:pPr>
@@ -3148,7 +3253,7 @@
       <w:pPr>
         <w:numPr>
           <w:ilvl w:val="0"/>
-          <w:numId w:val="1011"/>
+          <w:numId w:val="1012"/>
         </w:numPr>
         <w:pStyle w:val="Compact"/>
       </w:pPr>
@@ -3170,7 +3275,7 @@
       <w:pPr>
         <w:numPr>
           <w:ilvl w:val="0"/>
-          <w:numId w:val="1011"/>
+          <w:numId w:val="1012"/>
         </w:numPr>
         <w:pStyle w:val="Compact"/>
       </w:pPr>
@@ -3208,7 +3313,7 @@
       <w:pPr>
         <w:numPr>
           <w:ilvl w:val="0"/>
-          <w:numId w:val="1011"/>
+          <w:numId w:val="1012"/>
         </w:numPr>
         <w:pStyle w:val="Compact"/>
       </w:pPr>
@@ -3224,7 +3329,7 @@
       <w:pPr>
         <w:numPr>
           <w:ilvl w:val="0"/>
-          <w:numId w:val="1011"/>
+          <w:numId w:val="1012"/>
         </w:numPr>
         <w:pStyle w:val="Compact"/>
       </w:pPr>
@@ -3246,7 +3351,7 @@
       <w:pPr>
         <w:numPr>
           <w:ilvl w:val="0"/>
-          <w:numId w:val="1011"/>
+          <w:numId w:val="1012"/>
         </w:numPr>
         <w:pStyle w:val="Compact"/>
       </w:pPr>
@@ -3268,7 +3373,7 @@
       <w:pPr>
         <w:numPr>
           <w:ilvl w:val="0"/>
-          <w:numId w:val="1011"/>
+          <w:numId w:val="1012"/>
         </w:numPr>
         <w:pStyle w:val="Compact"/>
       </w:pPr>
@@ -3290,7 +3395,7 @@
       <w:pPr>
         <w:numPr>
           <w:ilvl w:val="0"/>
-          <w:numId w:val="1011"/>
+          <w:numId w:val="1012"/>
         </w:numPr>
         <w:pStyle w:val="Compact"/>
       </w:pPr>
@@ -3386,7 +3491,7 @@
       <w:pPr>
         <w:numPr>
           <w:ilvl w:val="0"/>
-          <w:numId w:val="1012"/>
+          <w:numId w:val="1013"/>
         </w:numPr>
         <w:pStyle w:val="Compact"/>
       </w:pPr>
@@ -3398,7 +3503,7 @@
       <w:pPr>
         <w:numPr>
           <w:ilvl w:val="0"/>
-          <w:numId w:val="1012"/>
+          <w:numId w:val="1013"/>
         </w:numPr>
         <w:pStyle w:val="Compact"/>
       </w:pPr>
@@ -3420,7 +3525,7 @@
       <w:pPr>
         <w:numPr>
           <w:ilvl w:val="0"/>
-          <w:numId w:val="1012"/>
+          <w:numId w:val="1013"/>
         </w:numPr>
         <w:pStyle w:val="Compact"/>
       </w:pPr>
@@ -3442,7 +3547,7 @@
       <w:pPr>
         <w:numPr>
           <w:ilvl w:val="0"/>
-          <w:numId w:val="1012"/>
+          <w:numId w:val="1013"/>
         </w:numPr>
         <w:pStyle w:val="Compact"/>
       </w:pPr>
@@ -3464,7 +3569,7 @@
       <w:pPr>
         <w:numPr>
           <w:ilvl w:val="0"/>
-          <w:numId w:val="1012"/>
+          <w:numId w:val="1013"/>
         </w:numPr>
         <w:pStyle w:val="Compact"/>
       </w:pPr>
@@ -3564,7 +3669,7 @@
       <w:pPr>
         <w:numPr>
           <w:ilvl w:val="0"/>
-          <w:numId w:val="1013"/>
+          <w:numId w:val="1014"/>
         </w:numPr>
         <w:pStyle w:val="Compact"/>
       </w:pPr>
@@ -3615,7 +3720,7 @@
       <w:pPr>
         <w:numPr>
           <w:ilvl w:val="0"/>
-          <w:numId w:val="1013"/>
+          <w:numId w:val="1014"/>
         </w:numPr>
         <w:pStyle w:val="Compact"/>
       </w:pPr>
@@ -3663,7 +3768,7 @@
       <w:pPr>
         <w:numPr>
           <w:ilvl w:val="0"/>
-          <w:numId w:val="1013"/>
+          <w:numId w:val="1014"/>
         </w:numPr>
         <w:pStyle w:val="Compact"/>
       </w:pPr>
@@ -3685,7 +3790,7 @@
       <w:pPr>
         <w:numPr>
           <w:ilvl w:val="0"/>
-          <w:numId w:val="1013"/>
+          <w:numId w:val="1014"/>
         </w:numPr>
         <w:pStyle w:val="Compact"/>
       </w:pPr>
@@ -3884,7 +3989,7 @@
       <w:pPr>
         <w:numPr>
           <w:ilvl w:val="0"/>
-          <w:numId w:val="1014"/>
+          <w:numId w:val="1015"/>
         </w:numPr>
         <w:pStyle w:val="Compact"/>
       </w:pPr>
@@ -3906,7 +4011,7 @@
       <w:pPr>
         <w:numPr>
           <w:ilvl w:val="0"/>
-          <w:numId w:val="1014"/>
+          <w:numId w:val="1015"/>
         </w:numPr>
         <w:pStyle w:val="Compact"/>
       </w:pPr>
@@ -3928,7 +4033,7 @@
       <w:pPr>
         <w:numPr>
           <w:ilvl w:val="0"/>
-          <w:numId w:val="1014"/>
+          <w:numId w:val="1015"/>
         </w:numPr>
         <w:pStyle w:val="Compact"/>
       </w:pPr>
@@ -3950,7 +4055,7 @@
       <w:pPr>
         <w:numPr>
           <w:ilvl w:val="0"/>
-          <w:numId w:val="1014"/>
+          <w:numId w:val="1015"/>
         </w:numPr>
         <w:pStyle w:val="Compact"/>
       </w:pPr>
@@ -3988,7 +4093,7 @@
       <w:pPr>
         <w:numPr>
           <w:ilvl w:val="0"/>
-          <w:numId w:val="1014"/>
+          <w:numId w:val="1015"/>
         </w:numPr>
         <w:pStyle w:val="Compact"/>
       </w:pPr>
@@ -4010,7 +4115,7 @@
       <w:pPr>
         <w:numPr>
           <w:ilvl w:val="0"/>
-          <w:numId w:val="1014"/>
+          <w:numId w:val="1015"/>
         </w:numPr>
         <w:pStyle w:val="Compact"/>
       </w:pPr>
@@ -4032,7 +4137,7 @@
       <w:pPr>
         <w:numPr>
           <w:ilvl w:val="0"/>
-          <w:numId w:val="1014"/>
+          <w:numId w:val="1015"/>
         </w:numPr>
         <w:pStyle w:val="Compact"/>
       </w:pPr>
@@ -4323,7 +4428,7 @@
       <w:pPr>
         <w:numPr>
           <w:ilvl w:val="0"/>
-          <w:numId w:val="1015"/>
+          <w:numId w:val="1016"/>
         </w:numPr>
         <w:pStyle w:val="Compact"/>
       </w:pPr>
@@ -4351,7 +4456,7 @@
       <w:pPr>
         <w:numPr>
           <w:ilvl w:val="0"/>
-          <w:numId w:val="1015"/>
+          <w:numId w:val="1016"/>
         </w:numPr>
         <w:pStyle w:val="Compact"/>
       </w:pPr>
@@ -4363,7 +4468,7 @@
       <w:pPr>
         <w:numPr>
           <w:ilvl w:val="0"/>
-          <w:numId w:val="1015"/>
+          <w:numId w:val="1016"/>
         </w:numPr>
         <w:pStyle w:val="Compact"/>
       </w:pPr>
@@ -4388,7 +4493,7 @@
       <w:pPr>
         <w:numPr>
           <w:ilvl w:val="0"/>
-          <w:numId w:val="1015"/>
+          <w:numId w:val="1016"/>
         </w:numPr>
         <w:pStyle w:val="Compact"/>
       </w:pPr>
@@ -4400,7 +4505,7 @@
       <w:pPr>
         <w:numPr>
           <w:ilvl w:val="0"/>
-          <w:numId w:val="1015"/>
+          <w:numId w:val="1016"/>
         </w:numPr>
         <w:pStyle w:val="Compact"/>
       </w:pPr>
@@ -4422,7 +4527,7 @@
       <w:pPr>
         <w:numPr>
           <w:ilvl w:val="0"/>
-          <w:numId w:val="1015"/>
+          <w:numId w:val="1016"/>
         </w:numPr>
         <w:pStyle w:val="Compact"/>
       </w:pPr>
@@ -4434,7 +4539,7 @@
       <w:pPr>
         <w:numPr>
           <w:ilvl w:val="0"/>
-          <w:numId w:val="1015"/>
+          <w:numId w:val="1016"/>
         </w:numPr>
         <w:pStyle w:val="Compact"/>
       </w:pPr>
@@ -4682,7 +4787,7 @@
       <w:pPr>
         <w:numPr>
           <w:ilvl w:val="0"/>
-          <w:numId w:val="1016"/>
+          <w:numId w:val="1017"/>
         </w:numPr>
         <w:pStyle w:val="Compact"/>
       </w:pPr>
@@ -4694,7 +4799,7 @@
       <w:pPr>
         <w:numPr>
           <w:ilvl w:val="0"/>
-          <w:numId w:val="1016"/>
+          <w:numId w:val="1017"/>
         </w:numPr>
         <w:pStyle w:val="Compact"/>
       </w:pPr>
@@ -4706,7 +4811,7 @@
       <w:pPr>
         <w:numPr>
           <w:ilvl w:val="0"/>
-          <w:numId w:val="1016"/>
+          <w:numId w:val="1017"/>
         </w:numPr>
         <w:pStyle w:val="Compact"/>
       </w:pPr>
@@ -4718,7 +4823,7 @@
       <w:pPr>
         <w:numPr>
           <w:ilvl w:val="0"/>
-          <w:numId w:val="1016"/>
+          <w:numId w:val="1017"/>
         </w:numPr>
         <w:pStyle w:val="Compact"/>
       </w:pPr>
@@ -4819,7 +4924,7 @@
       <w:pPr>
         <w:numPr>
           <w:ilvl w:val="0"/>
-          <w:numId w:val="1017"/>
+          <w:numId w:val="1018"/>
         </w:numPr>
         <w:pStyle w:val="Compact"/>
       </w:pPr>
@@ -4841,7 +4946,7 @@
       <w:pPr>
         <w:numPr>
           <w:ilvl w:val="0"/>
-          <w:numId w:val="1017"/>
+          <w:numId w:val="1018"/>
         </w:numPr>
         <w:pStyle w:val="Compact"/>
       </w:pPr>
@@ -4863,7 +4968,7 @@
       <w:pPr>
         <w:numPr>
           <w:ilvl w:val="0"/>
-          <w:numId w:val="1017"/>
+          <w:numId w:val="1018"/>
         </w:numPr>
         <w:pStyle w:val="Compact"/>
       </w:pPr>
@@ -4885,7 +4990,7 @@
       <w:pPr>
         <w:numPr>
           <w:ilvl w:val="0"/>
-          <w:numId w:val="1017"/>
+          <w:numId w:val="1018"/>
         </w:numPr>
         <w:pStyle w:val="Compact"/>
       </w:pPr>
@@ -4907,7 +5012,7 @@
       <w:pPr>
         <w:numPr>
           <w:ilvl w:val="0"/>
-          <w:numId w:val="1017"/>
+          <w:numId w:val="1018"/>
         </w:numPr>
         <w:pStyle w:val="Compact"/>
       </w:pPr>
@@ -4929,7 +5034,7 @@
       <w:pPr>
         <w:numPr>
           <w:ilvl w:val="0"/>
-          <w:numId w:val="1017"/>
+          <w:numId w:val="1018"/>
         </w:numPr>
         <w:pStyle w:val="Compact"/>
       </w:pPr>
@@ -4951,7 +5056,7 @@
       <w:pPr>
         <w:numPr>
           <w:ilvl w:val="0"/>
-          <w:numId w:val="1017"/>
+          <w:numId w:val="1018"/>
         </w:numPr>
         <w:pStyle w:val="Compact"/>
       </w:pPr>
@@ -4973,7 +5078,7 @@
       <w:pPr>
         <w:numPr>
           <w:ilvl w:val="0"/>
-          <w:numId w:val="1017"/>
+          <w:numId w:val="1018"/>
         </w:numPr>
         <w:pStyle w:val="Compact"/>
       </w:pPr>
@@ -5017,7 +5122,7 @@
       <w:pPr>
         <w:numPr>
           <w:ilvl w:val="0"/>
-          <w:numId w:val="1018"/>
+          <w:numId w:val="1019"/>
         </w:numPr>
         <w:pStyle w:val="Compact"/>
       </w:pPr>
@@ -5045,7 +5150,7 @@
       <w:pPr>
         <w:numPr>
           <w:ilvl w:val="0"/>
-          <w:numId w:val="1018"/>
+          <w:numId w:val="1019"/>
         </w:numPr>
         <w:pStyle w:val="Compact"/>
       </w:pPr>
@@ -5083,7 +5188,7 @@
       <w:pPr>
         <w:numPr>
           <w:ilvl w:val="0"/>
-          <w:numId w:val="1018"/>
+          <w:numId w:val="1019"/>
         </w:numPr>
         <w:pStyle w:val="Compact"/>
       </w:pPr>
@@ -5111,7 +5216,7 @@
       <w:pPr>
         <w:numPr>
           <w:ilvl w:val="0"/>
-          <w:numId w:val="1018"/>
+          <w:numId w:val="1019"/>
         </w:numPr>
         <w:pStyle w:val="Compact"/>
       </w:pPr>
@@ -5148,7 +5253,7 @@
       <w:pPr>
         <w:numPr>
           <w:ilvl w:val="0"/>
-          <w:numId w:val="1019"/>
+          <w:numId w:val="1020"/>
         </w:numPr>
         <w:pStyle w:val="Compact"/>
       </w:pPr>
@@ -5176,7 +5281,7 @@
       <w:pPr>
         <w:numPr>
           <w:ilvl w:val="0"/>
-          <w:numId w:val="1019"/>
+          <w:numId w:val="1020"/>
         </w:numPr>
         <w:pStyle w:val="Compact"/>
       </w:pPr>
@@ -5188,7 +5293,7 @@
       <w:pPr>
         <w:numPr>
           <w:ilvl w:val="0"/>
-          <w:numId w:val="1019"/>
+          <w:numId w:val="1020"/>
         </w:numPr>
         <w:pStyle w:val="Compact"/>
       </w:pPr>
@@ -5212,7 +5317,7 @@
       <w:pPr>
         <w:numPr>
           <w:ilvl w:val="0"/>
-          <w:numId w:val="1020"/>
+          <w:numId w:val="1021"/>
         </w:numPr>
         <w:pStyle w:val="Compact"/>
       </w:pPr>
@@ -5231,7 +5336,7 @@
       <w:pPr>
         <w:numPr>
           <w:ilvl w:val="0"/>
-          <w:numId w:val="1020"/>
+          <w:numId w:val="1021"/>
         </w:numPr>
         <w:pStyle w:val="Compact"/>
       </w:pPr>
@@ -5250,7 +5355,7 @@
       <w:pPr>
         <w:numPr>
           <w:ilvl w:val="0"/>
-          <w:numId w:val="1020"/>
+          <w:numId w:val="1021"/>
         </w:numPr>
         <w:pStyle w:val="Compact"/>
       </w:pPr>
@@ -5269,7 +5374,7 @@
       <w:pPr>
         <w:numPr>
           <w:ilvl w:val="0"/>
-          <w:numId w:val="1020"/>
+          <w:numId w:val="1021"/>
         </w:numPr>
         <w:pStyle w:val="Compact"/>
       </w:pPr>
@@ -5303,7 +5408,7 @@
       <w:pPr>
         <w:numPr>
           <w:ilvl w:val="0"/>
-          <w:numId w:val="1021"/>
+          <w:numId w:val="1022"/>
         </w:numPr>
         <w:pStyle w:val="Compact"/>
       </w:pPr>
@@ -5325,7 +5430,7 @@
       <w:pPr>
         <w:numPr>
           <w:ilvl w:val="0"/>
-          <w:numId w:val="1021"/>
+          <w:numId w:val="1022"/>
         </w:numPr>
         <w:pStyle w:val="Compact"/>
       </w:pPr>
@@ -5344,7 +5449,7 @@
       <w:pPr>
         <w:numPr>
           <w:ilvl w:val="0"/>
-          <w:numId w:val="1021"/>
+          <w:numId w:val="1022"/>
         </w:numPr>
         <w:pStyle w:val="Compact"/>
       </w:pPr>
@@ -5363,7 +5468,7 @@
       <w:pPr>
         <w:numPr>
           <w:ilvl w:val="0"/>
-          <w:numId w:val="1021"/>
+          <w:numId w:val="1022"/>
         </w:numPr>
         <w:pStyle w:val="Compact"/>
       </w:pPr>
@@ -5394,7 +5499,7 @@
       <w:pPr>
         <w:numPr>
           <w:ilvl w:val="0"/>
-          <w:numId w:val="1022"/>
+          <w:numId w:val="1023"/>
         </w:numPr>
         <w:pStyle w:val="Compact"/>
       </w:pPr>
@@ -5416,7 +5521,7 @@
       <w:pPr>
         <w:numPr>
           <w:ilvl w:val="0"/>
-          <w:numId w:val="1022"/>
+          <w:numId w:val="1023"/>
         </w:numPr>
         <w:pStyle w:val="Compact"/>
       </w:pPr>
@@ -5438,7 +5543,7 @@
       <w:pPr>
         <w:numPr>
           <w:ilvl w:val="0"/>
-          <w:numId w:val="1022"/>
+          <w:numId w:val="1023"/>
         </w:numPr>
         <w:pStyle w:val="Compact"/>
       </w:pPr>
@@ -5460,7 +5565,7 @@
       <w:pPr>
         <w:numPr>
           <w:ilvl w:val="0"/>
-          <w:numId w:val="1022"/>
+          <w:numId w:val="1023"/>
         </w:numPr>
         <w:pStyle w:val="Compact"/>
       </w:pPr>
@@ -5484,7 +5589,7 @@
       <w:pPr>
         <w:numPr>
           <w:ilvl w:val="0"/>
-          <w:numId w:val="1023"/>
+          <w:numId w:val="1024"/>
         </w:numPr>
         <w:pStyle w:val="Compact"/>
       </w:pPr>
@@ -5506,7 +5611,7 @@
       <w:pPr>
         <w:numPr>
           <w:ilvl w:val="0"/>
-          <w:numId w:val="1023"/>
+          <w:numId w:val="1024"/>
         </w:numPr>
         <w:pStyle w:val="Compact"/>
       </w:pPr>
@@ -5528,7 +5633,7 @@
       <w:pPr>
         <w:numPr>
           <w:ilvl w:val="0"/>
-          <w:numId w:val="1023"/>
+          <w:numId w:val="1024"/>
         </w:numPr>
         <w:pStyle w:val="Compact"/>
       </w:pPr>
@@ -5547,7 +5652,7 @@
       <w:pPr>
         <w:numPr>
           <w:ilvl w:val="0"/>
-          <w:numId w:val="1023"/>
+          <w:numId w:val="1024"/>
         </w:numPr>
         <w:pStyle w:val="Compact"/>
       </w:pPr>
@@ -5581,7 +5686,7 @@
       <w:pPr>
         <w:numPr>
           <w:ilvl w:val="0"/>
-          <w:numId w:val="1024"/>
+          <w:numId w:val="1025"/>
         </w:numPr>
         <w:pStyle w:val="Compact"/>
       </w:pPr>
@@ -5603,7 +5708,7 @@
       <w:pPr>
         <w:numPr>
           <w:ilvl w:val="0"/>
-          <w:numId w:val="1024"/>
+          <w:numId w:val="1025"/>
         </w:numPr>
         <w:pStyle w:val="Compact"/>
       </w:pPr>
@@ -5622,7 +5727,7 @@
       <w:pPr>
         <w:numPr>
           <w:ilvl w:val="0"/>
-          <w:numId w:val="1024"/>
+          <w:numId w:val="1025"/>
         </w:numPr>
         <w:pStyle w:val="Compact"/>
       </w:pPr>
@@ -5644,7 +5749,7 @@
       <w:pPr>
         <w:numPr>
           <w:ilvl w:val="0"/>
-          <w:numId w:val="1024"/>
+          <w:numId w:val="1025"/>
         </w:numPr>
         <w:pStyle w:val="Compact"/>
       </w:pPr>
@@ -5663,7 +5768,7 @@
       <w:pPr>
         <w:numPr>
           <w:ilvl w:val="0"/>
-          <w:numId w:val="1024"/>
+          <w:numId w:val="1025"/>
         </w:numPr>
         <w:pStyle w:val="Compact"/>
       </w:pPr>
@@ -5685,7 +5790,7 @@
       <w:pPr>
         <w:numPr>
           <w:ilvl w:val="0"/>
-          <w:numId w:val="1024"/>
+          <w:numId w:val="1025"/>
         </w:numPr>
         <w:pStyle w:val="Compact"/>
       </w:pPr>
@@ -5723,7 +5828,7 @@
       <w:pPr>
         <w:numPr>
           <w:ilvl w:val="0"/>
-          <w:numId w:val="1024"/>
+          <w:numId w:val="1025"/>
         </w:numPr>
         <w:pStyle w:val="Compact"/>
       </w:pPr>
@@ -5810,7 +5915,7 @@
       <w:pPr>
         <w:numPr>
           <w:ilvl w:val="0"/>
-          <w:numId w:val="1024"/>
+          <w:numId w:val="1025"/>
         </w:numPr>
         <w:pStyle w:val="Compact"/>
       </w:pPr>
@@ -5839,7 +5944,7 @@
       <w:pPr>
         <w:numPr>
           <w:ilvl w:val="0"/>
-          <w:numId w:val="1025"/>
+          <w:numId w:val="1026"/>
         </w:numPr>
         <w:pStyle w:val="Compact"/>
       </w:pPr>
@@ -5864,7 +5969,7 @@
       <w:pPr>
         <w:numPr>
           <w:ilvl w:val="0"/>
-          <w:numId w:val="1025"/>
+          <w:numId w:val="1026"/>
         </w:numPr>
         <w:pStyle w:val="Compact"/>
       </w:pPr>
@@ -5876,7 +5981,7 @@
       <w:pPr>
         <w:numPr>
           <w:ilvl w:val="0"/>
-          <w:numId w:val="1025"/>
+          <w:numId w:val="1026"/>
         </w:numPr>
         <w:pStyle w:val="Compact"/>
       </w:pPr>
@@ -5901,7 +6006,7 @@
       <w:pPr>
         <w:numPr>
           <w:ilvl w:val="0"/>
-          <w:numId w:val="1025"/>
+          <w:numId w:val="1026"/>
         </w:numPr>
         <w:pStyle w:val="Compact"/>
       </w:pPr>
@@ -5951,7 +6056,7 @@
       <w:pPr>
         <w:numPr>
           <w:ilvl w:val="0"/>
-          <w:numId w:val="1026"/>
+          <w:numId w:val="1027"/>
         </w:numPr>
         <w:pStyle w:val="Compact"/>
       </w:pPr>
@@ -5963,7 +6068,7 @@
       <w:pPr>
         <w:numPr>
           <w:ilvl w:val="0"/>
-          <w:numId w:val="1026"/>
+          <w:numId w:val="1027"/>
         </w:numPr>
         <w:pStyle w:val="Compact"/>
       </w:pPr>
@@ -5975,7 +6080,7 @@
       <w:pPr>
         <w:numPr>
           <w:ilvl w:val="0"/>
-          <w:numId w:val="1026"/>
+          <w:numId w:val="1027"/>
         </w:numPr>
         <w:pStyle w:val="Compact"/>
       </w:pPr>
@@ -5987,7 +6092,7 @@
       <w:pPr>
         <w:numPr>
           <w:ilvl w:val="0"/>
-          <w:numId w:val="1026"/>
+          <w:numId w:val="1027"/>
         </w:numPr>
         <w:pStyle w:val="Compact"/>
       </w:pPr>
@@ -5999,7 +6104,7 @@
       <w:pPr>
         <w:numPr>
           <w:ilvl w:val="0"/>
-          <w:numId w:val="1026"/>
+          <w:numId w:val="1027"/>
         </w:numPr>
         <w:pStyle w:val="Compact"/>
       </w:pPr>
@@ -6011,7 +6116,7 @@
       <w:pPr>
         <w:numPr>
           <w:ilvl w:val="0"/>
-          <w:numId w:val="1026"/>
+          <w:numId w:val="1027"/>
         </w:numPr>
         <w:pStyle w:val="Compact"/>
       </w:pPr>
@@ -6023,7 +6128,7 @@
       <w:pPr>
         <w:numPr>
           <w:ilvl w:val="0"/>
-          <w:numId w:val="1026"/>
+          <w:numId w:val="1027"/>
         </w:numPr>
         <w:pStyle w:val="Compact"/>
       </w:pPr>
@@ -6035,7 +6140,7 @@
       <w:pPr>
         <w:numPr>
           <w:ilvl w:val="0"/>
-          <w:numId w:val="1026"/>
+          <w:numId w:val="1027"/>
         </w:numPr>
         <w:pStyle w:val="Compact"/>
       </w:pPr>
@@ -6108,7 +6213,7 @@
       <w:pPr>
         <w:numPr>
           <w:ilvl w:val="0"/>
-          <w:numId w:val="1027"/>
+          <w:numId w:val="1028"/>
         </w:numPr>
         <w:pStyle w:val="Compact"/>
       </w:pPr>
@@ -6120,7 +6225,7 @@
       <w:pPr>
         <w:numPr>
           <w:ilvl w:val="0"/>
-          <w:numId w:val="1027"/>
+          <w:numId w:val="1028"/>
         </w:numPr>
         <w:pStyle w:val="Compact"/>
       </w:pPr>
@@ -6132,7 +6237,7 @@
       <w:pPr>
         <w:numPr>
           <w:ilvl w:val="0"/>
-          <w:numId w:val="1027"/>
+          <w:numId w:val="1028"/>
         </w:numPr>
         <w:pStyle w:val="Compact"/>
       </w:pPr>
@@ -6144,7 +6249,7 @@
       <w:pPr>
         <w:numPr>
           <w:ilvl w:val="0"/>
-          <w:numId w:val="1027"/>
+          <w:numId w:val="1028"/>
         </w:numPr>
         <w:pStyle w:val="Compact"/>
       </w:pPr>
@@ -6156,7 +6261,7 @@
       <w:pPr>
         <w:numPr>
           <w:ilvl w:val="0"/>
-          <w:numId w:val="1027"/>
+          <w:numId w:val="1028"/>
         </w:numPr>
         <w:pStyle w:val="Compact"/>
       </w:pPr>
@@ -6618,7 +6723,7 @@
       <w:pPr>
         <w:numPr>
           <w:ilvl w:val="0"/>
-          <w:numId w:val="1028"/>
+          <w:numId w:val="1029"/>
         </w:numPr>
         <w:pStyle w:val="Compact"/>
       </w:pPr>
@@ -6640,7 +6745,7 @@
       <w:pPr>
         <w:numPr>
           <w:ilvl w:val="0"/>
-          <w:numId w:val="1028"/>
+          <w:numId w:val="1029"/>
         </w:numPr>
         <w:pStyle w:val="Compact"/>
       </w:pPr>
@@ -6662,7 +6767,7 @@
       <w:pPr>
         <w:numPr>
           <w:ilvl w:val="0"/>
-          <w:numId w:val="1028"/>
+          <w:numId w:val="1029"/>
         </w:numPr>
         <w:pStyle w:val="Compact"/>
       </w:pPr>
@@ -6684,7 +6789,7 @@
       <w:pPr>
         <w:numPr>
           <w:ilvl w:val="0"/>
-          <w:numId w:val="1028"/>
+          <w:numId w:val="1029"/>
         </w:numPr>
         <w:pStyle w:val="Compact"/>
       </w:pPr>
@@ -6867,7 +6972,7 @@
       <w:pPr>
         <w:numPr>
           <w:ilvl w:val="0"/>
-          <w:numId w:val="1029"/>
+          <w:numId w:val="1030"/>
         </w:numPr>
         <w:pStyle w:val="Compact"/>
       </w:pPr>
@@ -6879,7 +6984,7 @@
       <w:pPr>
         <w:numPr>
           <w:ilvl w:val="0"/>
-          <w:numId w:val="1029"/>
+          <w:numId w:val="1030"/>
         </w:numPr>
         <w:pStyle w:val="Compact"/>
       </w:pPr>
@@ -6891,7 +6996,7 @@
       <w:pPr>
         <w:numPr>
           <w:ilvl w:val="0"/>
-          <w:numId w:val="1029"/>
+          <w:numId w:val="1030"/>
         </w:numPr>
         <w:pStyle w:val="Compact"/>
       </w:pPr>
@@ -6915,7 +7020,7 @@
       <w:pPr>
         <w:numPr>
           <w:ilvl w:val="0"/>
-          <w:numId w:val="1030"/>
+          <w:numId w:val="1031"/>
         </w:numPr>
         <w:pStyle w:val="Compact"/>
       </w:pPr>
@@ -6937,7 +7042,7 @@
       <w:pPr>
         <w:numPr>
           <w:ilvl w:val="0"/>
-          <w:numId w:val="1030"/>
+          <w:numId w:val="1031"/>
         </w:numPr>
         <w:pStyle w:val="Compact"/>
       </w:pPr>
@@ -6959,7 +7064,7 @@
       <w:pPr>
         <w:numPr>
           <w:ilvl w:val="0"/>
-          <w:numId w:val="1030"/>
+          <w:numId w:val="1031"/>
         </w:numPr>
         <w:pStyle w:val="Compact"/>
       </w:pPr>
@@ -7137,7 +7242,7 @@
       <w:pPr>
         <w:numPr>
           <w:ilvl w:val="0"/>
-          <w:numId w:val="1031"/>
+          <w:numId w:val="1032"/>
         </w:numPr>
         <w:pStyle w:val="Compact"/>
       </w:pPr>
@@ -7149,7 +7254,7 @@
       <w:pPr>
         <w:numPr>
           <w:ilvl w:val="0"/>
-          <w:numId w:val="1031"/>
+          <w:numId w:val="1032"/>
         </w:numPr>
         <w:pStyle w:val="Compact"/>
       </w:pPr>
@@ -7161,7 +7266,7 @@
       <w:pPr>
         <w:numPr>
           <w:ilvl w:val="0"/>
-          <w:numId w:val="1031"/>
+          <w:numId w:val="1032"/>
         </w:numPr>
         <w:pStyle w:val="Compact"/>
       </w:pPr>
@@ -7189,7 +7294,7 @@
       <w:pPr>
         <w:numPr>
           <w:ilvl w:val="0"/>
-          <w:numId w:val="1031"/>
+          <w:numId w:val="1032"/>
         </w:numPr>
         <w:pStyle w:val="Compact"/>
       </w:pPr>
@@ -7329,7 +7434,7 @@
       <w:pPr>
         <w:numPr>
           <w:ilvl w:val="0"/>
-          <w:numId w:val="1032"/>
+          <w:numId w:val="1033"/>
         </w:numPr>
         <w:pStyle w:val="Compact"/>
       </w:pPr>
@@ -7348,7 +7453,7 @@
       <w:pPr>
         <w:numPr>
           <w:ilvl w:val="0"/>
-          <w:numId w:val="1032"/>
+          <w:numId w:val="1033"/>
         </w:numPr>
         <w:pStyle w:val="Compact"/>
       </w:pPr>
@@ -7367,7 +7472,7 @@
       <w:pPr>
         <w:numPr>
           <w:ilvl w:val="0"/>
-          <w:numId w:val="1032"/>
+          <w:numId w:val="1033"/>
         </w:numPr>
         <w:pStyle w:val="Compact"/>
       </w:pPr>
@@ -7386,7 +7491,7 @@
       <w:pPr>
         <w:numPr>
           <w:ilvl w:val="0"/>
-          <w:numId w:val="1032"/>
+          <w:numId w:val="1033"/>
         </w:numPr>
         <w:pStyle w:val="Compact"/>
       </w:pPr>
@@ -7421,7 +7526,7 @@
       <w:pPr>
         <w:numPr>
           <w:ilvl w:val="0"/>
-          <w:numId w:val="1032"/>
+          <w:numId w:val="1033"/>
         </w:numPr>
         <w:pStyle w:val="Compact"/>
       </w:pPr>
@@ -7936,7 +8041,7 @@
       <w:pPr>
         <w:numPr>
           <w:ilvl w:val="0"/>
-          <w:numId w:val="1033"/>
+          <w:numId w:val="1034"/>
         </w:numPr>
         <w:pStyle w:val="Compact"/>
       </w:pPr>
@@ -7958,7 +8063,7 @@
       <w:pPr>
         <w:numPr>
           <w:ilvl w:val="0"/>
-          <w:numId w:val="1033"/>
+          <w:numId w:val="1034"/>
         </w:numPr>
         <w:pStyle w:val="Compact"/>
       </w:pPr>
@@ -7977,7 +8082,7 @@
       <w:pPr>
         <w:numPr>
           <w:ilvl w:val="0"/>
-          <w:numId w:val="1033"/>
+          <w:numId w:val="1034"/>
         </w:numPr>
         <w:pStyle w:val="Compact"/>
       </w:pPr>
@@ -7996,7 +8101,7 @@
       <w:pPr>
         <w:numPr>
           <w:ilvl w:val="0"/>
-          <w:numId w:val="1033"/>
+          <w:numId w:val="1034"/>
         </w:numPr>
         <w:pStyle w:val="Compact"/>
       </w:pPr>
@@ -8089,7 +8194,7 @@
       <w:pPr>
         <w:numPr>
           <w:ilvl w:val="0"/>
-          <w:numId w:val="1034"/>
+          <w:numId w:val="1035"/>
         </w:numPr>
         <w:pStyle w:val="Compact"/>
       </w:pPr>
@@ -8127,7 +8232,7 @@
       <w:pPr>
         <w:numPr>
           <w:ilvl w:val="0"/>
-          <w:numId w:val="1034"/>
+          <w:numId w:val="1035"/>
         </w:numPr>
         <w:pStyle w:val="Compact"/>
       </w:pPr>
@@ -8149,7 +8254,7 @@
       <w:pPr>
         <w:numPr>
           <w:ilvl w:val="0"/>
-          <w:numId w:val="1034"/>
+          <w:numId w:val="1035"/>
         </w:numPr>
         <w:pStyle w:val="Compact"/>
       </w:pPr>
@@ -8184,7 +8289,7 @@
       <w:pPr>
         <w:numPr>
           <w:ilvl w:val="0"/>
-          <w:numId w:val="1034"/>
+          <w:numId w:val="1035"/>
         </w:numPr>
         <w:pStyle w:val="Compact"/>
       </w:pPr>
@@ -8206,7 +8311,7 @@
       <w:pPr>
         <w:numPr>
           <w:ilvl w:val="0"/>
-          <w:numId w:val="1034"/>
+          <w:numId w:val="1035"/>
         </w:numPr>
         <w:pStyle w:val="Compact"/>
       </w:pPr>
@@ -8238,7 +8343,7 @@
       <w:pPr>
         <w:numPr>
           <w:ilvl w:val="0"/>
-          <w:numId w:val="1034"/>
+          <w:numId w:val="1035"/>
         </w:numPr>
         <w:pStyle w:val="Compact"/>
       </w:pPr>
@@ -8291,7 +8396,7 @@
       <w:pPr>
         <w:numPr>
           <w:ilvl w:val="0"/>
-          <w:numId w:val="1035"/>
+          <w:numId w:val="1036"/>
         </w:numPr>
         <w:pStyle w:val="Compact"/>
       </w:pPr>
@@ -8332,7 +8437,7 @@
       <w:pPr>
         <w:numPr>
           <w:ilvl w:val="0"/>
-          <w:numId w:val="1035"/>
+          <w:numId w:val="1036"/>
         </w:numPr>
         <w:pStyle w:val="Compact"/>
       </w:pPr>
@@ -8344,7 +8449,7 @@
       <w:pPr>
         <w:numPr>
           <w:ilvl w:val="0"/>
-          <w:numId w:val="1035"/>
+          <w:numId w:val="1036"/>
         </w:numPr>
         <w:pStyle w:val="Compact"/>
       </w:pPr>
@@ -8528,7 +8633,7 @@
       <w:pPr>
         <w:numPr>
           <w:ilvl w:val="0"/>
-          <w:numId w:val="1036"/>
+          <w:numId w:val="1037"/>
         </w:numPr>
         <w:pStyle w:val="Compact"/>
       </w:pPr>
@@ -8563,7 +8668,7 @@
       <w:pPr>
         <w:numPr>
           <w:ilvl w:val="0"/>
-          <w:numId w:val="1036"/>
+          <w:numId w:val="1037"/>
         </w:numPr>
         <w:pStyle w:val="Compact"/>
       </w:pPr>
@@ -8582,7 +8687,7 @@
       <w:pPr>
         <w:numPr>
           <w:ilvl w:val="0"/>
-          <w:numId w:val="1036"/>
+          <w:numId w:val="1037"/>
         </w:numPr>
         <w:pStyle w:val="Compact"/>
       </w:pPr>
@@ -8601,7 +8706,7 @@
       <w:pPr>
         <w:numPr>
           <w:ilvl w:val="0"/>
-          <w:numId w:val="1036"/>
+          <w:numId w:val="1037"/>
         </w:numPr>
         <w:pStyle w:val="Compact"/>
       </w:pPr>
@@ -9490,7 +9595,7 @@
       <w:pPr>
         <w:numPr>
           <w:ilvl w:val="0"/>
-          <w:numId w:val="1037"/>
+          <w:numId w:val="1038"/>
         </w:numPr>
         <w:pStyle w:val="Compact"/>
       </w:pPr>
@@ -9512,7 +9617,7 @@
       <w:pPr>
         <w:numPr>
           <w:ilvl w:val="0"/>
-          <w:numId w:val="1037"/>
+          <w:numId w:val="1038"/>
         </w:numPr>
         <w:pStyle w:val="Compact"/>
       </w:pPr>
@@ -9630,7 +9735,7 @@
       <w:pPr>
         <w:numPr>
           <w:ilvl w:val="0"/>
-          <w:numId w:val="1038"/>
+          <w:numId w:val="1039"/>
         </w:numPr>
         <w:pStyle w:val="Compact"/>
       </w:pPr>
@@ -9652,7 +9757,7 @@
       <w:pPr>
         <w:numPr>
           <w:ilvl w:val="0"/>
-          <w:numId w:val="1038"/>
+          <w:numId w:val="1039"/>
         </w:numPr>
         <w:pStyle w:val="Compact"/>
       </w:pPr>
@@ -9778,7 +9883,7 @@
       <w:pPr>
         <w:numPr>
           <w:ilvl w:val="0"/>
-          <w:numId w:val="1039"/>
+          <w:numId w:val="1040"/>
         </w:numPr>
         <w:pStyle w:val="Compact"/>
       </w:pPr>
@@ -9806,7 +9911,7 @@
       <w:pPr>
         <w:numPr>
           <w:ilvl w:val="0"/>
-          <w:numId w:val="1039"/>
+          <w:numId w:val="1040"/>
         </w:numPr>
         <w:pStyle w:val="Compact"/>
       </w:pPr>
@@ -9850,7 +9955,7 @@
       <w:pPr>
         <w:numPr>
           <w:ilvl w:val="0"/>
-          <w:numId w:val="1039"/>
+          <w:numId w:val="1040"/>
         </w:numPr>
         <w:pStyle w:val="Compact"/>
       </w:pPr>
@@ -9875,7 +9980,7 @@
       <w:pPr>
         <w:numPr>
           <w:ilvl w:val="0"/>
-          <w:numId w:val="1039"/>
+          <w:numId w:val="1040"/>
         </w:numPr>
         <w:pStyle w:val="Compact"/>
       </w:pPr>
@@ -9887,230 +9992,230 @@
       <w:pPr>
         <w:numPr>
           <w:ilvl w:val="1"/>
+          <w:numId w:val="1041"/>
+        </w:numPr>
+        <w:pStyle w:val="Compact"/>
+      </w:pPr>
+      <w:r>
+        <w:rPr>
+          <w:bCs/>
+          <w:b/>
+        </w:rPr>
+        <w:t xml:space="preserve">You need</w:t>
+      </w:r>
+      <w:r>
+        <w:t xml:space="preserve">: the exact part and part number, the</w:t>
+      </w:r>
+      <w:r>
+        <w:t xml:space="preserve"> </w:t>
+      </w:r>
+      <w:r>
+        <w:rPr>
+          <w:bCs/>
+          <w:b/>
+        </w:rPr>
+        <w:t xml:space="preserve">best price found</w:t>
+      </w:r>
+      <w:r>
+        <w:t xml:space="preserve">, and</w:t>
+      </w:r>
+      <w:r>
+        <w:t xml:space="preserve"> </w:t>
+      </w:r>
+      <w:r>
+        <w:rPr>
+          <w:bCs/>
+          <w:b/>
+        </w:rPr>
+        <w:t xml:space="preserve">🎉 Save about $X</w:t>
+      </w:r>
+      <w:r>
+        <w:t xml:space="preserve"> </w:t>
+      </w:r>
+      <w:r>
+        <w:t xml:space="preserve">compared to what a dealer or shop charges.</w:t>
+      </w:r>
+    </w:p>
+    <w:p>
+      <w:pPr>
+        <w:numPr>
+          <w:ilvl w:val="1"/>
+          <w:numId w:val="1041"/>
+        </w:numPr>
+        <w:pStyle w:val="Compact"/>
+      </w:pPr>
+      <w:r>
+        <w:rPr>
+          <w:bCs/>
+          <w:b/>
+        </w:rPr>
+        <w:t xml:space="preserve">📤 Share · 🔎 Find another</w:t>
+      </w:r>
+      <w:r>
+        <w:t xml:space="preserve">, side by side (same spot as every other tool).</w:t>
+      </w:r>
+    </w:p>
+    <w:p>
+      <w:pPr>
+        <w:numPr>
+          <w:ilvl w:val="1"/>
+          <w:numId w:val="1041"/>
+        </w:numPr>
+        <w:pStyle w:val="Compact"/>
+      </w:pPr>
+      <w:r>
+        <w:rPr>
+          <w:bCs/>
+          <w:b/>
+        </w:rPr>
+        <w:t xml:space="preserve">Where to buy it</w:t>
+      </w:r>
+      <w:r>
+        <w:t xml:space="preserve">: cheapest first. Tap</w:t>
+      </w:r>
+      <w:r>
+        <w:t xml:space="preserve"> </w:t>
+      </w:r>
+      <w:r>
+        <w:rPr>
+          <w:bCs/>
+          <w:b/>
+        </w:rPr>
+        <w:t xml:space="preserve">Open at (store)</w:t>
+      </w:r>
+      <w:r>
+        <w:t xml:space="preserve">. If we couldn't confirm the exact page, the button says</w:t>
+      </w:r>
+      <w:r>
+        <w:t xml:space="preserve"> </w:t>
+      </w:r>
+      <w:r>
+        <w:rPr>
+          <w:bCs/>
+          <w:b/>
+        </w:rPr>
+        <w:t xml:space="preserve">Search (store)</w:t>
+      </w:r>
+      <w:r>
+        <w:t xml:space="preserve"> </w:t>
+      </w:r>
+      <w:r>
+        <w:t xml:space="preserve">instead, so you never land on a dead link.</w:t>
+      </w:r>
+    </w:p>
+    <w:p>
+      <w:pPr>
+        <w:numPr>
+          <w:ilvl w:val="1"/>
+          <w:numId w:val="1041"/>
+        </w:numPr>
+        <w:pStyle w:val="Compact"/>
+      </w:pPr>
+      <w:r>
+        <w:rPr>
+          <w:bCs/>
+          <w:b/>
+        </w:rPr>
+        <w:t xml:space="preserve">🙋 Too much hassle? Find it for me</w:t>
+      </w:r>
+      <w:r>
+        <w:t xml:space="preserve">: we track it down for you. Free to ask; if we find it and you want it, the fee is 10% of the price (at least $10). No find, no fee. Tick "I could use help getting it put in, too" if you want install help.</w:t>
+      </w:r>
+    </w:p>
+    <w:p>
+      <w:pPr>
+        <w:numPr>
+          <w:ilvl w:val="1"/>
+          <w:numId w:val="1041"/>
+        </w:numPr>
+        <w:pStyle w:val="Compact"/>
+      </w:pPr>
+      <w:r>
+        <w:rPr>
+          <w:bCs/>
+          <w:b/>
+        </w:rPr>
+        <w:t xml:space="preserve">✅ Make sure it matches</w:t>
+      </w:r>
+      <w:r>
+        <w:t xml:space="preserve">: the specs to check before you buy.</w:t>
+      </w:r>
+    </w:p>
+    <w:p>
+      <w:pPr>
+        <w:numPr>
+          <w:ilvl w:val="1"/>
+          <w:numId w:val="1041"/>
+        </w:numPr>
+        <w:pStyle w:val="Compact"/>
+      </w:pPr>
+      <w:r>
+        <w:rPr>
+          <w:bCs/>
+          <w:b/>
+        </w:rPr>
+        <w:t xml:space="preserve">🔧 Do it yourself?</w:t>
+      </w:r>
+      <w:r>
+        <w:t xml:space="preserve">: how hard, how long, tools, steps, and</w:t>
+      </w:r>
+      <w:r>
+        <w:t xml:space="preserve"> </w:t>
+      </w:r>
+      <w:r>
+        <w:rPr>
+          <w:bCs/>
+          <w:b/>
+        </w:rPr>
+        <w:t xml:space="preserve">▶️ Watch how it's done</w:t>
+      </w:r>
+      <w:r>
+        <w:t xml:space="preserve"> </w:t>
+      </w:r>
+      <w:r>
+        <w:t xml:space="preserve">(opens YouTube).</w:t>
+      </w:r>
+    </w:p>
+    <w:p>
+      <w:pPr>
+        <w:numPr>
+          <w:ilvl w:val="1"/>
+          <w:numId w:val="1041"/>
+        </w:numPr>
+        <w:pStyle w:val="Compact"/>
+      </w:pPr>
+      <w:r>
+        <w:rPr>
+          <w:bCs/>
+          <w:b/>
+        </w:rPr>
+        <w:t xml:space="preserve">💡 Even cheaper</w:t>
+      </w:r>
+      <w:r>
+        <w:t xml:space="preserve"> </w:t>
+      </w:r>
+      <w:r>
+        <w:t xml:space="preserve">and</w:t>
+      </w:r>
+      <w:r>
+        <w:t xml:space="preserve"> </w:t>
+      </w:r>
+      <w:r>
+        <w:rPr>
+          <w:bCs/>
+          <w:b/>
+        </w:rPr>
+        <w:t xml:space="preserve">👀 Watch out</w:t>
+      </w:r>
+      <w:r>
+        <w:t xml:space="preserve">.</w:t>
+      </w:r>
+    </w:p>
+    <w:p>
+      <w:pPr>
+        <w:numPr>
+          <w:ilvl w:val="0"/>
           <w:numId w:val="1040"/>
-        </w:numPr>
-        <w:pStyle w:val="Compact"/>
-      </w:pPr>
-      <w:r>
-        <w:rPr>
-          <w:bCs/>
-          <w:b/>
-        </w:rPr>
-        <w:t xml:space="preserve">You need</w:t>
-      </w:r>
-      <w:r>
-        <w:t xml:space="preserve">: the exact part and part number, the</w:t>
-      </w:r>
-      <w:r>
-        <w:t xml:space="preserve"> </w:t>
-      </w:r>
-      <w:r>
-        <w:rPr>
-          <w:bCs/>
-          <w:b/>
-        </w:rPr>
-        <w:t xml:space="preserve">best price found</w:t>
-      </w:r>
-      <w:r>
-        <w:t xml:space="preserve">, and</w:t>
-      </w:r>
-      <w:r>
-        <w:t xml:space="preserve"> </w:t>
-      </w:r>
-      <w:r>
-        <w:rPr>
-          <w:bCs/>
-          <w:b/>
-        </w:rPr>
-        <w:t xml:space="preserve">🎉 Save about $X</w:t>
-      </w:r>
-      <w:r>
-        <w:t xml:space="preserve"> </w:t>
-      </w:r>
-      <w:r>
-        <w:t xml:space="preserve">compared to what a dealer or shop charges.</w:t>
-      </w:r>
-    </w:p>
-    <w:p>
-      <w:pPr>
-        <w:numPr>
-          <w:ilvl w:val="1"/>
-          <w:numId w:val="1040"/>
-        </w:numPr>
-        <w:pStyle w:val="Compact"/>
-      </w:pPr>
-      <w:r>
-        <w:rPr>
-          <w:bCs/>
-          <w:b/>
-        </w:rPr>
-        <w:t xml:space="preserve">📤 Share · 🔎 Find another</w:t>
-      </w:r>
-      <w:r>
-        <w:t xml:space="preserve">, side by side (same spot as every other tool).</w:t>
-      </w:r>
-    </w:p>
-    <w:p>
-      <w:pPr>
-        <w:numPr>
-          <w:ilvl w:val="1"/>
-          <w:numId w:val="1040"/>
-        </w:numPr>
-        <w:pStyle w:val="Compact"/>
-      </w:pPr>
-      <w:r>
-        <w:rPr>
-          <w:bCs/>
-          <w:b/>
-        </w:rPr>
-        <w:t xml:space="preserve">Where to buy it</w:t>
-      </w:r>
-      <w:r>
-        <w:t xml:space="preserve">: cheapest first. Tap</w:t>
-      </w:r>
-      <w:r>
-        <w:t xml:space="preserve"> </w:t>
-      </w:r>
-      <w:r>
-        <w:rPr>
-          <w:bCs/>
-          <w:b/>
-        </w:rPr>
-        <w:t xml:space="preserve">Open at (store)</w:t>
-      </w:r>
-      <w:r>
-        <w:t xml:space="preserve">. If we couldn't confirm the exact page, the button says</w:t>
-      </w:r>
-      <w:r>
-        <w:t xml:space="preserve"> </w:t>
-      </w:r>
-      <w:r>
-        <w:rPr>
-          <w:bCs/>
-          <w:b/>
-        </w:rPr>
-        <w:t xml:space="preserve">Search (store)</w:t>
-      </w:r>
-      <w:r>
-        <w:t xml:space="preserve"> </w:t>
-      </w:r>
-      <w:r>
-        <w:t xml:space="preserve">instead, so you never land on a dead link.</w:t>
-      </w:r>
-    </w:p>
-    <w:p>
-      <w:pPr>
-        <w:numPr>
-          <w:ilvl w:val="1"/>
-          <w:numId w:val="1040"/>
-        </w:numPr>
-        <w:pStyle w:val="Compact"/>
-      </w:pPr>
-      <w:r>
-        <w:rPr>
-          <w:bCs/>
-          <w:b/>
-        </w:rPr>
-        <w:t xml:space="preserve">🙋 Too much hassle? Find it for me</w:t>
-      </w:r>
-      <w:r>
-        <w:t xml:space="preserve">: we track it down for you. Free to ask; if we find it and you want it, the fee is 10% of the price (at least $10). No find, no fee. Tick "I could use help getting it put in, too" if you want install help.</w:t>
-      </w:r>
-    </w:p>
-    <w:p>
-      <w:pPr>
-        <w:numPr>
-          <w:ilvl w:val="1"/>
-          <w:numId w:val="1040"/>
-        </w:numPr>
-        <w:pStyle w:val="Compact"/>
-      </w:pPr>
-      <w:r>
-        <w:rPr>
-          <w:bCs/>
-          <w:b/>
-        </w:rPr>
-        <w:t xml:space="preserve">✅ Make sure it matches</w:t>
-      </w:r>
-      <w:r>
-        <w:t xml:space="preserve">: the specs to check before you buy.</w:t>
-      </w:r>
-    </w:p>
-    <w:p>
-      <w:pPr>
-        <w:numPr>
-          <w:ilvl w:val="1"/>
-          <w:numId w:val="1040"/>
-        </w:numPr>
-        <w:pStyle w:val="Compact"/>
-      </w:pPr>
-      <w:r>
-        <w:rPr>
-          <w:bCs/>
-          <w:b/>
-        </w:rPr>
-        <w:t xml:space="preserve">🔧 Do it yourself?</w:t>
-      </w:r>
-      <w:r>
-        <w:t xml:space="preserve">: how hard, how long, tools, steps, and</w:t>
-      </w:r>
-      <w:r>
-        <w:t xml:space="preserve"> </w:t>
-      </w:r>
-      <w:r>
-        <w:rPr>
-          <w:bCs/>
-          <w:b/>
-        </w:rPr>
-        <w:t xml:space="preserve">▶️ Watch how it's done</w:t>
-      </w:r>
-      <w:r>
-        <w:t xml:space="preserve"> </w:t>
-      </w:r>
-      <w:r>
-        <w:t xml:space="preserve">(opens YouTube).</w:t>
-      </w:r>
-    </w:p>
-    <w:p>
-      <w:pPr>
-        <w:numPr>
-          <w:ilvl w:val="1"/>
-          <w:numId w:val="1040"/>
-        </w:numPr>
-        <w:pStyle w:val="Compact"/>
-      </w:pPr>
-      <w:r>
-        <w:rPr>
-          <w:bCs/>
-          <w:b/>
-        </w:rPr>
-        <w:t xml:space="preserve">💡 Even cheaper</w:t>
-      </w:r>
-      <w:r>
-        <w:t xml:space="preserve"> </w:t>
-      </w:r>
-      <w:r>
-        <w:t xml:space="preserve">and</w:t>
-      </w:r>
-      <w:r>
-        <w:t xml:space="preserve"> </w:t>
-      </w:r>
-      <w:r>
-        <w:rPr>
-          <w:bCs/>
-          <w:b/>
-        </w:rPr>
-        <w:t xml:space="preserve">👀 Watch out</w:t>
-      </w:r>
-      <w:r>
-        <w:t xml:space="preserve">.</w:t>
-      </w:r>
-    </w:p>
-    <w:p>
-      <w:pPr>
-        <w:numPr>
-          <w:ilvl w:val="0"/>
-          <w:numId w:val="1039"/>
         </w:numPr>
         <w:pStyle w:val="Compact"/>
       </w:pPr>
@@ -10564,34 +10669,7 @@
     <w:abstractNumId w:val="991"/>
   </w:num>
   <w:num w:numId="1015">
-    <w:abstractNumId w:val="99411"/>
-    <w:lvlOverride w:ilvl="0">
-      <w:startOverride w:val="1"/>
-    </w:lvlOverride>
-    <w:lvlOverride w:ilvl="1">
-      <w:startOverride w:val="1"/>
-    </w:lvlOverride>
-    <w:lvlOverride w:ilvl="2">
-      <w:startOverride w:val="1"/>
-    </w:lvlOverride>
-    <w:lvlOverride w:ilvl="3">
-      <w:startOverride w:val="1"/>
-    </w:lvlOverride>
-    <w:lvlOverride w:ilvl="4">
-      <w:startOverride w:val="1"/>
-    </w:lvlOverride>
-    <w:lvlOverride w:ilvl="5">
-      <w:startOverride w:val="1"/>
-    </w:lvlOverride>
-    <w:lvlOverride w:ilvl="6">
-      <w:startOverride w:val="1"/>
-    </w:lvlOverride>
-    <w:lvlOverride w:ilvl="7">
-      <w:startOverride w:val="1"/>
-    </w:lvlOverride>
-    <w:lvlOverride w:ilvl="8">
-      <w:startOverride w:val="1"/>
-    </w:lvlOverride>
+    <w:abstractNumId w:val="991"/>
   </w:num>
   <w:num w:numId="1016">
     <w:abstractNumId w:val="99411"/>
@@ -10624,7 +10702,34 @@
     </w:lvlOverride>
   </w:num>
   <w:num w:numId="1017">
-    <w:abstractNumId w:val="991"/>
+    <w:abstractNumId w:val="99411"/>
+    <w:lvlOverride w:ilvl="0">
+      <w:startOverride w:val="1"/>
+    </w:lvlOverride>
+    <w:lvlOverride w:ilvl="1">
+      <w:startOverride w:val="1"/>
+    </w:lvlOverride>
+    <w:lvlOverride w:ilvl="2">
+      <w:startOverride w:val="1"/>
+    </w:lvlOverride>
+    <w:lvlOverride w:ilvl="3">
+      <w:startOverride w:val="1"/>
+    </w:lvlOverride>
+    <w:lvlOverride w:ilvl="4">
+      <w:startOverride w:val="1"/>
+    </w:lvlOverride>
+    <w:lvlOverride w:ilvl="5">
+      <w:startOverride w:val="1"/>
+    </w:lvlOverride>
+    <w:lvlOverride w:ilvl="6">
+      <w:startOverride w:val="1"/>
+    </w:lvlOverride>
+    <w:lvlOverride w:ilvl="7">
+      <w:startOverride w:val="1"/>
+    </w:lvlOverride>
+    <w:lvlOverride w:ilvl="8">
+      <w:startOverride w:val="1"/>
+    </w:lvlOverride>
   </w:num>
   <w:num w:numId="1018">
     <w:abstractNumId w:val="991"/>
@@ -10690,6 +10795,9 @@
     <w:abstractNumId w:val="991"/>
   </w:num>
   <w:num w:numId="1039">
+    <w:abstractNumId w:val="991"/>
+  </w:num>
+  <w:num w:numId="1040">
     <w:abstractNumId w:val="99411"/>
     <w:lvlOverride w:ilvl="0">
       <w:startOverride w:val="1"/>
@@ -10719,7 +10827,7 @@
       <w:startOverride w:val="1"/>
     </w:lvlOverride>
   </w:num>
-  <w:num w:numId="1040">
+  <w:num w:numId="1041">
     <w:abstractNumId w:val="991"/>
   </w:num>
 </w:numbering>

--- a/docs/Next_Owner_Market_User_Guide.docx
+++ b/docs/Next_Owner_Market_User_Guide.docx
@@ -2781,7 +2781,7 @@
         </w:numPr>
       </w:pPr>
       <w:r>
-        <w:t xml:space="preserve">Menu →</w:t>
+        <w:t xml:space="preserve">(Or send the file to Claude: it can load it on the server side so nothing has to stay open; that's how the first 141 came in on Oct 23.) Menu →</w:t>
       </w:r>
       <w:r>
         <w:t xml:space="preserve"> </w:t>

--- a/docs/Next_Owner_Market_User_Guide.docx
+++ b/docs/Next_Owner_Market_User_Guide.docx
@@ -2863,17 +2863,33 @@
         <w:t xml:space="preserve">🔁 Relist Facebook ads</w:t>
       </w:r>
       <w:r>
-        <w:t xml:space="preserve">. Ten a day. For each:</w:t>
-      </w:r>
-      <w:r>
-        <w:t xml:space="preserve"> </w:t>
-      </w:r>
-      <w:r>
-        <w:rPr>
-          <w:bCs/>
-          <w:b/>
-        </w:rPr>
-        <w:t xml:space="preserve">① delete the old ad</w:t>
+        <w:t xml:space="preserve">. Ten a day. Each ad says</w:t>
+      </w:r>
+      <w:r>
+        <w:t xml:space="preserve"> </w:t>
+      </w:r>
+      <w:r>
+        <w:rPr>
+          <w:bCs/>
+          <w:b/>
+        </w:rPr>
+        <w:t xml:space="preserve">Not posted yet</w:t>
+      </w:r>
+      <w:r>
+        <w:t xml:space="preserve"> </w:t>
+      </w:r>
+      <w:r>
+        <w:t xml:space="preserve">and shows 3 steps:</w:t>
+      </w:r>
+      <w:r>
+        <w:t xml:space="preserve"> </w:t>
+      </w:r>
+      <w:r>
+        <w:rPr>
+          <w:bCs/>
+          <w:b/>
+        </w:rPr>
+        <w:t xml:space="preserve">Step 1: delete the old ad on Facebook</w:t>
       </w:r>
       <w:r>
         <w:t xml:space="preserve">,</w:t>
@@ -2886,7 +2902,7 @@
           <w:bCs/>
           <w:b/>
         </w:rPr>
-        <w:t xml:space="preserve">② copy the new listing and save the photos</w:t>
+        <w:t xml:space="preserve">Step 2: copy the new listing and save the photos</w:t>
       </w:r>
       <w:r>
         <w:t xml:space="preserve">,</w:t>
@@ -2899,10 +2915,13 @@
           <w:bCs/>
           <w:b/>
         </w:rPr>
-        <w:t xml:space="preserve">③ Posted it</w:t>
-      </w:r>
-      <w:r>
-        <w:t xml:space="preserve">. Deleting first keeps Facebook from flagging a duplicate.</w:t>
+        <w:t xml:space="preserve">Step 3: tap after it's posted on Facebook</w:t>
+      </w:r>
+      <w:r>
+        <w:t xml:space="preserve"> </w:t>
+      </w:r>
+      <w:r>
+        <w:t xml:space="preserve">(that's what moves it off the list). Deleting first keeps Facebook from flagging a duplicate.</w:t>
       </w:r>
     </w:p>
     <w:p>
@@ -2994,6 +3013,28 @@
       </w:r>
       <w:r>
         <w:t xml:space="preserve">keeps it from being relisted. Everything else follows after your picks. The Next post page uses the same order.</w:t>
+      </w:r>
+    </w:p>
+    <w:p>
+      <w:pPr>
+        <w:numPr>
+          <w:ilvl w:val="1"/>
+          <w:numId w:val="1011"/>
+        </w:numPr>
+        <w:pStyle w:val="Compact"/>
+      </w:pPr>
+      <w:r>
+        <w:rPr>
+          <w:bCs/>
+          <w:b/>
+        </w:rPr>
+        <w:t xml:space="preserve">🗑 Delete:</w:t>
+      </w:r>
+      <w:r>
+        <w:t xml:space="preserve"> </w:t>
+      </w:r>
+      <w:r>
+        <w:t xml:space="preserve">every ad in ✋ Choose and Today's list has a delete button, and so does every item in Review. Deleted items go to ☰ More → 🗑 Deleted and can be brought back. Deleting in the app doesn't touch Facebook.</w:t>
       </w:r>
     </w:p>
     <w:p>

--- a/docs/Next_Owner_Market_User_Guide.docx
+++ b/docs/Next_Owner_Market_User_Guide.docx
@@ -2942,7 +2942,20 @@
         <w:t xml:space="preserve"> </w:t>
       </w:r>
       <w:r>
-        <w:t xml:space="preserve">Tap 20, 30, 40 or 50 at the top of the Relist list (30 is the default; about 130 ads take 5 days). Facebook publishes no daily limit; sellers report 15–30 a day is safe on an established account and about 50 is too many. Space them about 15 minutes apart. Facebook only lets approved business partners post listings from outside apps, so the app gets them ready and you tap Post.</w:t>
+        <w:t xml:space="preserve">Tap 10, 15, 20 or 30 at the top of the Relist list.</w:t>
+      </w:r>
+      <w:r>
+        <w:t xml:space="preserve"> </w:t>
+      </w:r>
+      <w:r>
+        <w:rPr>
+          <w:bCs/>
+          <w:b/>
+        </w:rPr>
+        <w:t xml:space="preserve">15 is the default, 15–40 minutes apart</w:t>
+      </w:r>
+      <w:r>
+        <w:t xml:space="preserve">, because losing Marketplace would cost far more than a few days. Facebook publishes no limit; sellers report 10–15 a day is safe for an account new to posting this way and 15–30 once it's been going with no warnings; every relist is a delete plus a post. Go up only after a week with no warnings. Facebook only lets approved business partners post listings from outside apps, so the app gets them ready and you tap Post.</w:t>
       </w:r>
     </w:p>
     <w:p>
@@ -3075,6 +3088,117 @@
     <w:p>
       <w:pPr>
         <w:numPr>
+          <w:ilvl w:val="1"/>
+          <w:numId w:val="1011"/>
+        </w:numPr>
+        <w:pStyle w:val="Compact"/>
+      </w:pPr>
+      <w:r>
+        <w:rPr>
+          <w:bCs/>
+          <w:b/>
+        </w:rPr>
+        <w:t xml:space="preserve">🤖 Let Claude in Chrome post them:</w:t>
+      </w:r>
+      <w:r>
+        <w:t xml:space="preserve"> </w:t>
+      </w:r>
+      <w:r>
+        <w:t xml:space="preserve">the top of the Relist list has</w:t>
+      </w:r>
+      <w:r>
+        <w:t xml:space="preserve"> </w:t>
+      </w:r>
+      <w:r>
+        <w:rPr>
+          <w:bCs/>
+          <w:b/>
+        </w:rPr>
+        <w:t xml:space="preserve">📋 Copy the instructions for Claude</w:t>
+      </w:r>
+      <w:r>
+        <w:t xml:space="preserve">. On your computer, open Chrome signed in to Facebook and nextownermarket.com, open the Claude bar on the right, paste, send, and leave Chrome open. The app never touches Facebook; Claude in Chrome does the clicks in your own browser, one ad at a time, deleting the old ad first, with random waits. The per-ad Steps 1–3 below it are for doing one by hand.</w:t>
+      </w:r>
+    </w:p>
+    <w:p>
+      <w:pPr>
+        <w:numPr>
+          <w:ilvl w:val="1"/>
+          <w:numId w:val="1011"/>
+        </w:numPr>
+        <w:pStyle w:val="Compact"/>
+      </w:pPr>
+      <w:r>
+        <w:rPr>
+          <w:bCs/>
+          <w:b/>
+        </w:rPr>
+        <w:t xml:space="preserve">Duplicates skipped (Oct 23):</w:t>
+      </w:r>
+      <w:r>
+        <w:t xml:space="preserve"> </w:t>
+      </w:r>
+      <w:r>
+        <w:t xml:space="preserve">8 extra copies of the same ad (same old title and price) were marked 🚫 Skip so the same thing isn't posted twice: 1 file cabinet at $15, 1 at $20, 1 set of poplar legs, 2 pallet racking lots, 2 Hummer rim sets, 1 M3D printer. Tap ↩ Undo skip in ✋ Choose if any were really separate items.</w:t>
+      </w:r>
+    </w:p>
+    <w:p>
+      <w:pPr>
+        <w:numPr>
+          <w:ilvl w:val="1"/>
+          <w:numId w:val="1011"/>
+        </w:numPr>
+        <w:pStyle w:val="Compact"/>
+      </w:pPr>
+      <w:r>
+        <w:rPr>
+          <w:bCs/>
+          <w:b/>
+        </w:rPr>
+        <w:t xml:space="preserve">📅 On Facebook now:</w:t>
+      </w:r>
+      <w:r>
+        <w:t xml:space="preserve"> </w:t>
+      </w:r>
+      <w:r>
+        <w:t xml:space="preserve">every ad you've reposted, with the date it went up and how many days old it is, oldest first. Ads older than</w:t>
+      </w:r>
+      <w:r>
+        <w:t xml:space="preserve"> </w:t>
+      </w:r>
+      <w:r>
+        <w:rPr>
+          <w:bCs/>
+          <w:b/>
+        </w:rPr>
+        <w:t xml:space="preserve">Relist after N days</w:t>
+      </w:r>
+      <w:r>
+        <w:t xml:space="preserve"> </w:t>
+      </w:r>
+      <w:r>
+        <w:t xml:space="preserve">(14 to start; you set it) turn red and the section opens by itself.</w:t>
+      </w:r>
+      <w:r>
+        <w:t xml:space="preserve"> </w:t>
+      </w:r>
+      <w:r>
+        <w:rPr>
+          <w:bCs/>
+          <w:b/>
+        </w:rPr>
+        <w:t xml:space="preserve">🔁 Relist now</w:t>
+      </w:r>
+      <w:r>
+        <w:t xml:space="preserve"> </w:t>
+      </w:r>
+      <w:r>
+        <w:t xml:space="preserve">puts one back at the front of the line. The app keeps track of everything: the new ad's link is saved when it's posted (the "New ad link" box on the Next post page), so next time Step 1 opens exactly that ad to delete it.</w:t>
+      </w:r>
+    </w:p>
+    <w:p>
+      <w:pPr>
+        <w:numPr>
           <w:ilvl w:val="0"/>
           <w:numId w:val="1010"/>
         </w:numPr>
@@ -3143,7 +3267,7 @@
         <w:t xml:space="preserve"> </w:t>
       </w:r>
       <w:r>
-        <w:t xml:space="preserve">it picks a random wait between your "wait at least" and "up to" minutes (default 5–20) and shows the next one by itself when it's due; it says</w:t>
+        <w:t xml:space="preserve">it picks a random wait between your "wait at least" and "up to" minutes (default 15–40) and shows the next one by itself when it's due; it says</w:t>
       </w:r>
       <w:r>
         <w:t xml:space="preserve"> </w:t>
@@ -3180,7 +3304,7 @@
           <w:iCs/>
           <w:i/>
         </w:rPr>
-        <w:t xml:space="preserve">Open nextownermarket.com/app/relist/next and keep following that page until it says DONE FOR TODAY or ALL DONE. If it says WAIT, wait until the time shown, then reload it. Otherwise: STEP 1, open the old ad link and delete that listing. STEP 2, open Facebook's Create new listing page, fill in the title, price, category, condition, location and description exactly as the page shows, and add the photos in the order shown (for a vehicle or boat, use Facebook's vehicle listing form instead). Publish it. STEP 3, go back to the app page and tap ✅ Posted it. Change nothing else on Facebook. If Facebook shows a warning, a limit, a security check or anything unexpected, stop and tell me.</w:t>
+        <w:t xml:space="preserve">Open nextownermarket.com/app/relist/next and keep following that page until it says DONE FOR TODAY or ALL DONE. If it says WAIT, wait until the time shown, then reload it. Otherwise: STEP 1, open the old ad link and delete that listing. STEP 2, open Facebook's Create new listing page, fill in the title, price, category, condition, location and description exactly as the page shows, and add the photos in the order shown (for a vehicle or boat, use Facebook's vehicle listing form instead). Publish it. STEP 3, open the new listing, copy its link, go back to the app page, paste the link in the "New ad link" box, and tap "I posted it on Facebook". Change nothing else on Facebook. If Facebook shows a warning, a limit, a security check or anything unexpected, stop and tell me.</w:t>
       </w:r>
     </w:p>
     <w:bookmarkEnd w:id="36"/>

--- a/docs/Next_Owner_Market_User_Guide.docx
+++ b/docs/Next_Owner_Market_User_Guide.docx
@@ -2952,7 +2952,7 @@
           <w:bCs/>
           <w:b/>
         </w:rPr>
-        <w:t xml:space="preserve">15 is the default, 15–40 minutes apart</w:t>
+        <w:t xml:space="preserve">15 is the default, a random 5–15 minutes apart (like 5, 8, 12, 15, mixed up)</w:t>
       </w:r>
       <w:r>
         <w:t xml:space="preserve">, because losing Marketplace would cost far more than a few days. Facebook publishes no limit; sellers report 10–15 a day is safe for an account new to posting this way and 15–30 once it's been going with no warnings; every relist is a delete plus a post. Go up only after a week with no warnings. Facebook only lets approved business partners post listings from outside apps, so the app gets them ready and you tap Post.</w:t>
@@ -3041,13 +3041,39 @@
           <w:bCs/>
           <w:b/>
         </w:rPr>
-        <w:t xml:space="preserve">🗑 Delete:</w:t>
-      </w:r>
-      <w:r>
-        <w:t xml:space="preserve"> </w:t>
-      </w:r>
-      <w:r>
-        <w:t xml:space="preserve">every ad in ✋ Choose and Today's list has a delete button, and so does every item in Review. Deleted items go to ☰ More → 🗑 Deleted and can be brought back. Deleting in the app doesn't touch Facebook.</w:t>
+        <w:t xml:space="preserve">📤 Off Facebook (don't repost):</w:t>
+      </w:r>
+      <w:r>
+        <w:t xml:space="preserve"> </w:t>
+      </w:r>
+      <w:r>
+        <w:t xml:space="preserve">in ✋ Choose, on Today's list and in 📅 On Facebook now. Claude in Chrome deletes that ad on Facebook and posts nothing; the Next post page shows it first as</w:t>
+      </w:r>
+      <w:r>
+        <w:t xml:space="preserve"> </w:t>
+      </w:r>
+      <w:r>
+        <w:rPr>
+          <w:bCs/>
+          <w:b/>
+        </w:rPr>
+        <w:t xml:space="preserve">REMOVE ONLY</w:t>
+      </w:r>
+      <w:r>
+        <w:t xml:space="preserve">, then</w:t>
+      </w:r>
+      <w:r>
+        <w:t xml:space="preserve"> </w:t>
+      </w:r>
+      <w:r>
+        <w:rPr>
+          <w:bCs/>
+          <w:b/>
+        </w:rPr>
+        <w:t xml:space="preserve">✅ I deleted it on Facebook</w:t>
+      </w:r>
+      <w:r>
+        <w:t xml:space="preserve">. The item stays in the app (and your store) unless you also tap 🗑 Delete from app.</w:t>
       </w:r>
     </w:p>
     <w:p>
@@ -3063,26 +3089,13 @@
           <w:bCs/>
           <w:b/>
         </w:rPr>
-        <w:t xml:space="preserve">✏️ Edit:</w:t>
-      </w:r>
-      <w:r>
-        <w:t xml:space="preserve"> </w:t>
-      </w:r>
-      <w:r>
-        <w:t xml:space="preserve">every ad on the Relist list and the Next post page has</w:t>
-      </w:r>
-      <w:r>
-        <w:t xml:space="preserve"> </w:t>
-      </w:r>
-      <w:r>
-        <w:rPr>
-          <w:bCs/>
-          <w:b/>
-        </w:rPr>
-        <w:t xml:space="preserve">✏️ Edit price, title, description, town</w:t>
-      </w:r>
-      <w:r>
-        <w:t xml:space="preserve">. Save, and the repost uses your changes. Photos and everything else are on the item's own page (② Copy the new listing).</w:t>
+        <w:t xml:space="preserve">🗑 Delete:</w:t>
+      </w:r>
+      <w:r>
+        <w:t xml:space="preserve"> </w:t>
+      </w:r>
+      <w:r>
+        <w:t xml:space="preserve">every ad in ✋ Choose and Today's list has a delete button, and so does every item in Review. Deleted items go to ☰ More → 🗑 Deleted and can be brought back. Deleting in the app doesn't touch Facebook.</w:t>
       </w:r>
     </w:p>
     <w:p>
@@ -3098,26 +3111,26 @@
           <w:bCs/>
           <w:b/>
         </w:rPr>
-        <w:t xml:space="preserve">🤖 Let Claude in Chrome post them:</w:t>
-      </w:r>
-      <w:r>
-        <w:t xml:space="preserve"> </w:t>
-      </w:r>
-      <w:r>
-        <w:t xml:space="preserve">the top of the Relist list has</w:t>
-      </w:r>
-      <w:r>
-        <w:t xml:space="preserve"> </w:t>
-      </w:r>
-      <w:r>
-        <w:rPr>
-          <w:bCs/>
-          <w:b/>
-        </w:rPr>
-        <w:t xml:space="preserve">📋 Copy the instructions for Claude</w:t>
-      </w:r>
-      <w:r>
-        <w:t xml:space="preserve">. On your computer, open Chrome signed in to Facebook and nextownermarket.com, open the Claude bar on the right, paste, send, and leave Chrome open. The app never touches Facebook; Claude in Chrome does the clicks in your own browser, one ad at a time, deleting the old ad first, with random waits. The per-ad Steps 1–3 below it are for doing one by hand.</w:t>
+        <w:t xml:space="preserve">✏️ Edit:</w:t>
+      </w:r>
+      <w:r>
+        <w:t xml:space="preserve"> </w:t>
+      </w:r>
+      <w:r>
+        <w:t xml:space="preserve">every ad on the Relist list and the Next post page has</w:t>
+      </w:r>
+      <w:r>
+        <w:t xml:space="preserve"> </w:t>
+      </w:r>
+      <w:r>
+        <w:rPr>
+          <w:bCs/>
+          <w:b/>
+        </w:rPr>
+        <w:t xml:space="preserve">✏️ Edit price, title, description, town</w:t>
+      </w:r>
+      <w:r>
+        <w:t xml:space="preserve">. Save, and the repost uses your changes. Photos and everything else are on the item's own page (② Copy the new listing).</w:t>
       </w:r>
     </w:p>
     <w:p>
@@ -3133,13 +3146,26 @@
           <w:bCs/>
           <w:b/>
         </w:rPr>
-        <w:t xml:space="preserve">Duplicates skipped (Oct 23):</w:t>
-      </w:r>
-      <w:r>
-        <w:t xml:space="preserve"> </w:t>
-      </w:r>
-      <w:r>
-        <w:t xml:space="preserve">8 extra copies of the same ad (same old title and price) were marked 🚫 Skip so the same thing isn't posted twice: 1 file cabinet at $15, 1 at $20, 1 set of poplar legs, 2 pallet racking lots, 2 Hummer rim sets, 1 M3D printer. Tap ↩ Undo skip in ✋ Choose if any were really separate items.</w:t>
+        <w:t xml:space="preserve">🤖 Let Claude in Chrome post them:</w:t>
+      </w:r>
+      <w:r>
+        <w:t xml:space="preserve"> </w:t>
+      </w:r>
+      <w:r>
+        <w:t xml:space="preserve">the top of the Relist list has</w:t>
+      </w:r>
+      <w:r>
+        <w:t xml:space="preserve"> </w:t>
+      </w:r>
+      <w:r>
+        <w:rPr>
+          <w:bCs/>
+          <w:b/>
+        </w:rPr>
+        <w:t xml:space="preserve">📋 Copy the instructions for Claude</w:t>
+      </w:r>
+      <w:r>
+        <w:t xml:space="preserve">. On your computer, open Chrome signed in to Facebook and nextownermarket.com, open the Claude bar on the right, paste, send, and leave Chrome open. The app never touches Facebook; Claude in Chrome does the clicks in your own browser, one ad at a time, deleting the old ad first, with random waits. The per-ad Steps 1–3 below it are for doing one by hand.</w:t>
       </w:r>
     </w:p>
     <w:p>
@@ -3155,6 +3181,28 @@
           <w:bCs/>
           <w:b/>
         </w:rPr>
+        <w:t xml:space="preserve">Duplicates skipped (Oct 23):</w:t>
+      </w:r>
+      <w:r>
+        <w:t xml:space="preserve"> </w:t>
+      </w:r>
+      <w:r>
+        <w:t xml:space="preserve">8 extra copies of the same ad (same old title and price) were marked 🚫 Skip so the same thing isn't posted twice: 1 file cabinet at $15, 1 at $20, 1 set of poplar legs, 2 pallet racking lots, 2 Hummer rim sets, 1 M3D printer. Tap ↩ Undo skip in ✋ Choose if any were really separate items.</w:t>
+      </w:r>
+    </w:p>
+    <w:p>
+      <w:pPr>
+        <w:numPr>
+          <w:ilvl w:val="1"/>
+          <w:numId w:val="1011"/>
+        </w:numPr>
+        <w:pStyle w:val="Compact"/>
+      </w:pPr>
+      <w:r>
+        <w:rPr>
+          <w:bCs/>
+          <w:b/>
+        </w:rPr>
         <w:t xml:space="preserve">📅 On Facebook now:</w:t>
       </w:r>
       <w:r>
@@ -3267,7 +3315,7 @@
         <w:t xml:space="preserve"> </w:t>
       </w:r>
       <w:r>
-        <w:t xml:space="preserve">it picks a random wait between your "wait at least" and "up to" minutes (default 15–40) and shows the next one by itself when it's due; it says</w:t>
+        <w:t xml:space="preserve">it picks a random wait between your "wait at least" and "up to" minutes (default 5–15) and shows the next one by itself when it's due; it says</w:t>
       </w:r>
       <w:r>
         <w:t xml:space="preserve"> </w:t>
@@ -3304,7 +3352,7 @@
           <w:iCs/>
           <w:i/>
         </w:rPr>
-        <w:t xml:space="preserve">Open nextownermarket.com/app/relist/next and keep following that page until it says DONE FOR TODAY or ALL DONE. If it says WAIT, wait until the time shown, then reload it. Otherwise: STEP 1, open the old ad link and delete that listing. STEP 2, open Facebook's Create new listing page, fill in the title, price, category, condition, location and description exactly as the page shows, and add the photos in the order shown (for a vehicle or boat, use Facebook's vehicle listing form instead). Publish it. STEP 3, open the new listing, copy its link, go back to the app page, paste the link in the "New ad link" box, and tap "I posted it on Facebook". Change nothing else on Facebook. If Facebook shows a warning, a limit, a security check or anything unexpected, stop and tell me.</w:t>
+        <w:t xml:space="preserve">Open nextownermarket.com/app/relist/next and keep following that page until it says DONE FOR TODAY or ALL DONE. If it says WAIT, wait until the time shown, then reload it. If the page says REMOVE ONLY, open that ad on Facebook, delete it, post nothing, and tap "I deleted it on Facebook". Otherwise: STEP 1, open the old ad link and delete that listing. STEP 2, open Facebook's Create new listing page, fill in the title, price, category, condition, location and description exactly as the page shows, and add the photos in the order shown (for a vehicle or boat, use Facebook's vehicle listing form instead). Publish it. STEP 3, open the new listing, copy its link, go back to the app page, paste the link in the "New ad link" box, and tap "I posted it on Facebook". Change nothing else on Facebook. If Facebook shows a warning, a limit, a security check or anything unexpected, stop and tell me.</w:t>
       </w:r>
     </w:p>
     <w:bookmarkEnd w:id="36"/>

--- a/docs/Next_Owner_Market_User_Guide.docx
+++ b/docs/Next_Owner_Market_User_Guide.docx
@@ -2971,61 +2971,45 @@
           <w:bCs/>
           <w:b/>
         </w:rPr>
-        <w:t xml:space="preserve">✋ Choose:</w:t>
-      </w:r>
-      <w:r>
-        <w:t xml:space="preserve"> </w:t>
-      </w:r>
-      <w:r>
-        <w:t xml:space="preserve">at the top of the Relist list, tap</w:t>
-      </w:r>
-      <w:r>
-        <w:t xml:space="preserve"> </w:t>
-      </w:r>
-      <w:r>
-        <w:rPr>
-          <w:bCs/>
-          <w:b/>
-        </w:rPr>
-        <w:t xml:space="preserve">✋ Choose</w:t>
-      </w:r>
-      <w:r>
-        <w:t xml:space="preserve"> </w:t>
-      </w:r>
-      <w:r>
-        <w:t xml:space="preserve">to see every waiting ad.</w:t>
-      </w:r>
-      <w:r>
-        <w:t xml:space="preserve"> </w:t>
-      </w:r>
-      <w:r>
-        <w:rPr>
-          <w:bCs/>
-          <w:b/>
-        </w:rPr>
-        <w:t xml:space="preserve">⭐ Post next</w:t>
-      </w:r>
-      <w:r>
-        <w:t xml:space="preserve"> </w:t>
-      </w:r>
-      <w:r>
-        <w:t xml:space="preserve">puts it at the front of the line (in the order you tap);</w:t>
-      </w:r>
-      <w:r>
-        <w:t xml:space="preserve"> </w:t>
-      </w:r>
-      <w:r>
-        <w:rPr>
-          <w:bCs/>
-          <w:b/>
-        </w:rPr>
-        <w:t xml:space="preserve">🚫 Skip</w:t>
-      </w:r>
-      <w:r>
-        <w:t xml:space="preserve"> </w:t>
-      </w:r>
-      <w:r>
-        <w:t xml:space="preserve">keeps it from being relisted. Everything else follows after your picks. The Next post page uses the same order.</w:t>
+        <w:t xml:space="preserve">📋 One line-up (Oct 23):</w:t>
+      </w:r>
+      <w:r>
+        <w:t xml:space="preserve"> </w:t>
+      </w:r>
+      <w:r>
+        <w:t xml:space="preserve">Choose and Today's list are now one list, every waiting ad numbered in posting order.</w:t>
+      </w:r>
+      <w:r>
+        <w:t xml:space="preserve"> </w:t>
+      </w:r>
+      <w:r>
+        <w:rPr>
+          <w:bCs/>
+          <w:b/>
+        </w:rPr>
+        <w:t xml:space="preserve">Today's batch is simply the top N</w:t>
+      </w:r>
+      <w:r>
+        <w:t xml:space="preserve"> </w:t>
+      </w:r>
+      <w:r>
+        <w:t xml:space="preserve">(your daily number), marked ⬇ TODAY, then ⬇ TOMORROW AND LATER. Order buttons:</w:t>
+      </w:r>
+      <w:r>
+        <w:t xml:space="preserve"> </w:t>
+      </w:r>
+      <w:r>
+        <w:rPr>
+          <w:bCs/>
+          <w:b/>
+        </w:rPr>
+        <w:t xml:space="preserve">📅 Oldest first</w:t>
+      </w:r>
+      <w:r>
+        <w:t xml:space="preserve"> </w:t>
+      </w:r>
+      <w:r>
+        <w:t xml:space="preserve">(default; by the date the ad first went up on Facebook), 💰 Highest price, Lowest price, Facebook order. ⭐ To front always goes first. Each ad has ⭐ To front, 🚫 Skip, 📤 Off FB, 🗑 Delete, ✏️ Edit, and "Do this one by hand instead" with Steps 1–3. Skipped ones are in a 🚫 Skipped section at the bottom with ↩ Undo skip.</w:t>
       </w:r>
     </w:p>
     <w:p>

--- a/docs/Next_Owner_Market_User_Guide.docx
+++ b/docs/Next_Owner_Market_User_Guide.docx
@@ -2956,6 +2956,114 @@
       </w:r>
       <w:r>
         <w:t xml:space="preserve">, because losing Marketplace would cost far more than a few days. Facebook publishes no limit; sellers report 10–15 a day is safe for an account new to posting this way and 15–30 once it's been going with no warnings; every relist is a delete plus a post. Go up only after a week with no warnings. Facebook only lets approved business partners post listings from outside apps, so the app gets them ready and you tap Post.</w:t>
+      </w:r>
+    </w:p>
+    <w:p>
+      <w:pPr>
+        <w:numPr>
+          <w:ilvl w:val="1"/>
+          <w:numId w:val="1011"/>
+        </w:numPr>
+        <w:pStyle w:val="Compact"/>
+      </w:pPr>
+      <w:r>
+        <w:rPr>
+          <w:bCs/>
+          <w:b/>
+        </w:rPr>
+        <w:t xml:space="preserve">💲 Prices on the list itself:</w:t>
+      </w:r>
+      <w:r>
+        <w:t xml:space="preserve"> </w:t>
+      </w:r>
+      <w:r>
+        <w:t xml:space="preserve">each ad in the line-up shows</w:t>
+      </w:r>
+      <w:r>
+        <w:t xml:space="preserve"> </w:t>
+      </w:r>
+      <w:r>
+        <w:rPr>
+          <w:bCs/>
+          <w:b/>
+        </w:rPr>
+        <w:t xml:space="preserve">Yours / List / Fast / Lowest</w:t>
+      </w:r>
+      <w:r>
+        <w:t xml:space="preserve"> </w:t>
+      </w:r>
+      <w:r>
+        <w:t xml:space="preserve">from a real-prices check, 🛑 HOLD when it's worth keeping for top dollar, a one-line why, and</w:t>
+      </w:r>
+      <w:r>
+        <w:t xml:space="preserve"> </w:t>
+      </w:r>
+      <w:r>
+        <w:rPr>
+          <w:bCs/>
+          <w:b/>
+        </w:rPr>
+        <w:t xml:space="preserve">Use List $X / Use Fast $X</w:t>
+      </w:r>
+      <w:r>
+        <w:t xml:space="preserve"> </w:t>
+      </w:r>
+      <w:r>
+        <w:t xml:space="preserve">buttons, so nothing has to be opened. Not checked yet: tap</w:t>
+      </w:r>
+      <w:r>
+        <w:t xml:space="preserve"> </w:t>
+      </w:r>
+      <w:r>
+        <w:rPr>
+          <w:bCs/>
+          <w:b/>
+        </w:rPr>
+        <w:t xml:space="preserve">🔎 Check real price</w:t>
+      </w:r>
+      <w:r>
+        <w:t xml:space="preserve"> </w:t>
+      </w:r>
+      <w:r>
+        <w:t xml:space="preserve">on one ad, or</w:t>
+      </w:r>
+      <w:r>
+        <w:t xml:space="preserve"> </w:t>
+      </w:r>
+      <w:r>
+        <w:rPr>
+          <w:bCs/>
+          <w:b/>
+        </w:rPr>
+        <w:t xml:space="preserve">🔎 Check real prices on all</w:t>
+      </w:r>
+      <w:r>
+        <w:t xml:space="preserve"> </w:t>
+      </w:r>
+      <w:r>
+        <w:t xml:space="preserve">at the top of the line-up (about 15¢ each). Price, title, description and town are editable right there with ✏️ Edit.</w:t>
+      </w:r>
+    </w:p>
+    <w:p>
+      <w:pPr>
+        <w:numPr>
+          <w:ilvl w:val="1"/>
+          <w:numId w:val="1011"/>
+        </w:numPr>
+        <w:pStyle w:val="Compact"/>
+      </w:pPr>
+      <w:r>
+        <w:rPr>
+          <w:bCs/>
+          <w:b/>
+        </w:rPr>
+        <w:t xml:space="preserve">Facebook dates and categories loaded (Oct 23):</w:t>
+      </w:r>
+      <w:r>
+        <w:t xml:space="preserve"> </w:t>
+      </w:r>
+      <w:r>
+        <w:t xml:space="preserve">all 141 ads have the date they first went up (oldest Apr 1, 2025; newest Oct 15, 2026; "Listed on M/D" with no year was read as the most recent one) and Facebook's own category name, which the Next post page now gives Claude in Chrome.</w:t>
       </w:r>
     </w:p>
     <w:p>

--- a/docs/Next_Owner_Market_User_Guide.docx
+++ b/docs/Next_Owner_Market_User_Guide.docx
@@ -2977,39 +2977,62 @@
         <w:t xml:space="preserve"> </w:t>
       </w:r>
       <w:r>
-        <w:t xml:space="preserve">each ad in the line-up shows</w:t>
-      </w:r>
-      <w:r>
-        <w:t xml:space="preserve"> </w:t>
-      </w:r>
-      <w:r>
-        <w:rPr>
-          <w:bCs/>
-          <w:b/>
-        </w:rPr>
-        <w:t xml:space="preserve">Yours / List / Fast / Lowest</w:t>
-      </w:r>
-      <w:r>
-        <w:t xml:space="preserve"> </w:t>
-      </w:r>
-      <w:r>
-        <w:t xml:space="preserve">from a real-prices check, 🛑 HOLD when it's worth keeping for top dollar, a one-line why, and</w:t>
-      </w:r>
-      <w:r>
-        <w:t xml:space="preserve"> </w:t>
-      </w:r>
-      <w:r>
-        <w:rPr>
-          <w:bCs/>
-          <w:b/>
-        </w:rPr>
-        <w:t xml:space="preserve">Use List $X / Use Fast $X</w:t>
-      </w:r>
-      <w:r>
-        <w:t xml:space="preserve"> </w:t>
-      </w:r>
-      <w:r>
-        <w:t xml:space="preserve">buttons, so nothing has to be opened. Not checked yet: tap</w:t>
+        <w:t xml:space="preserve">each ad shows four price boxes:</w:t>
+      </w:r>
+      <w:r>
+        <w:t xml:space="preserve"> </w:t>
+      </w:r>
+      <w:r>
+        <w:rPr>
+          <w:bCs/>
+          <w:b/>
+        </w:rPr>
+        <w:t xml:space="preserve">Mine</w:t>
+      </w:r>
+      <w:r>
+        <w:t xml:space="preserve"> </w:t>
+      </w:r>
+      <w:r>
+        <w:t xml:space="preserve">(your own Facebook price),</w:t>
+      </w:r>
+      <w:r>
+        <w:t xml:space="preserve"> </w:t>
+      </w:r>
+      <w:r>
+        <w:rPr>
+          <w:bCs/>
+          <w:b/>
+        </w:rPr>
+        <w:t xml:space="preserve">List</w:t>
+      </w:r>
+      <w:r>
+        <w:t xml:space="preserve">,</w:t>
+      </w:r>
+      <w:r>
+        <w:t xml:space="preserve"> </w:t>
+      </w:r>
+      <w:r>
+        <w:rPr>
+          <w:bCs/>
+          <w:b/>
+        </w:rPr>
+        <w:t xml:space="preserve">Fast</w:t>
+      </w:r>
+      <w:r>
+        <w:t xml:space="preserve">,</w:t>
+      </w:r>
+      <w:r>
+        <w:t xml:space="preserve"> </w:t>
+      </w:r>
+      <w:r>
+        <w:rPr>
+          <w:bCs/>
+          <w:b/>
+        </w:rPr>
+        <w:t xml:space="preserve">Lowest</w:t>
+      </w:r>
+      <w:r>
+        <w:t xml:space="preserve">. Tap any box to use that price; the one in use has a ✓ and a green line under the ad confirms it (if a save ever fails, it says why). List/Fast/Lowest fill in after a real-price check: tap</w:t>
       </w:r>
       <w:r>
         <w:t xml:space="preserve"> </w:t>
@@ -3025,23 +3048,7 @@
         <w:t xml:space="preserve"> </w:t>
       </w:r>
       <w:r>
-        <w:t xml:space="preserve">on one ad, or</w:t>
-      </w:r>
-      <w:r>
-        <w:t xml:space="preserve"> </w:t>
-      </w:r>
-      <w:r>
-        <w:rPr>
-          <w:bCs/>
-          <w:b/>
-        </w:rPr>
-        <w:t xml:space="preserve">🔎 Check real prices on all</w:t>
-      </w:r>
-      <w:r>
-        <w:t xml:space="preserve"> </w:t>
-      </w:r>
-      <w:r>
-        <w:t xml:space="preserve">at the top of the line-up (about 15¢ each). Price, title, description and town are editable right there with ✏️ Edit.</w:t>
+        <w:t xml:space="preserve">on that ad when you're deciding to relist it (about 11¢ on the app's AI bill), or ask Claude in chat to price them, which is covered by your Claude plan, and Claude writes the prices into the app. Nothing checks prices automatically (owner's choice, Oct 23). 🛑 HOLD and a one-line why show under the boxes.</w:t>
       </w:r>
     </w:p>
     <w:p>

--- a/docs/Next_Owner_Market_User_Guide.docx
+++ b/docs/Next_Owner_Market_User_Guide.docx
@@ -2956,6 +2956,44 @@
       </w:r>
       <w:r>
         <w:t xml:space="preserve">, because losing Marketplace would cost far more than a few days. Facebook publishes no limit; sellers report 10–15 a day is safe for an account new to posting this way and 15–30 once it's been going with no warnings; every relist is a delete plus a post. Go up only after a week with no warnings. Facebook only lets approved business partners post listings from outside apps, so the app gets them ready and you tap Post.</w:t>
+      </w:r>
+    </w:p>
+    <w:p>
+      <w:pPr>
+        <w:numPr>
+          <w:ilvl w:val="1"/>
+          <w:numId w:val="1011"/>
+        </w:numPr>
+        <w:pStyle w:val="Compact"/>
+      </w:pPr>
+      <w:r>
+        <w:rPr>
+          <w:bCs/>
+          <w:b/>
+        </w:rPr>
+        <w:t xml:space="preserve">↩ Undo everything (Oct 23):</w:t>
+      </w:r>
+      <w:r>
+        <w:t xml:space="preserve"> </w:t>
+      </w:r>
+      <w:r>
+        <w:t xml:space="preserve">tap a price box that's already in use (✓) to undo it: the price goes back to what it was before (or your own price). If you change the price with ✏️ Edit, the boxes just show which one matches; none gets a ✓ if it's your own number. After 🚫 Skip, 📤 Off FB, 🗑 Delete or 🔁 Relist, an</w:t>
+      </w:r>
+      <w:r>
+        <w:t xml:space="preserve"> </w:t>
+      </w:r>
+      <w:r>
+        <w:rPr>
+          <w:bCs/>
+          <w:b/>
+        </w:rPr>
+        <w:t xml:space="preserve">↩ Undo</w:t>
+      </w:r>
+      <w:r>
+        <w:t xml:space="preserve"> </w:t>
+      </w:r>
+      <w:r>
+        <w:t xml:space="preserve">bar pops up at the bottom of the screen; Delete's undo brings the item back with its photos. Skipped ads have ↩ Undo skip, and ads waiting to come off Facebook have ↩ Keep on Facebook.</w:t>
       </w:r>
     </w:p>
     <w:p>

--- a/docs/Next_Owner_Market_User_Guide.docx
+++ b/docs/Next_Owner_Market_User_Guide.docx
@@ -3162,7 +3162,7 @@
         <w:t xml:space="preserve"> </w:t>
       </w:r>
       <w:r>
-        <w:t xml:space="preserve">(default; by the date the ad first went up on Facebook), 💰 Highest price, Lowest price, Facebook order. ⭐ To front always goes first. Each ad has ⭐ To front, 🚫 Skip, 📤 Off FB, 🗑 Delete, ✏️ Edit, and "Do this one by hand instead" with Steps 1–3. Skipped ones are in a 🚫 Skipped section at the bottom with ↩ Undo skip.</w:t>
+        <w:t xml:space="preserve">(default; by the date the ad first went up on Facebook), 💰 Highest price, Lowest price, Facebook order. ⭐ To front always goes first. Each ad has ⭐ To front, 🚫 Skip, 📤 Off FB, 🗑 Delete, ✏️ Edit, and "Do this one by hand instead" with Steps 1–3. Skipped ads and duplicates are in a red-outlined 🚫 Skipped and duplicates box near the top (above the line-up), open, with ↩ Undo skip, 📤 Off FB and 🗑 Delete; items deleted from the app are in ☰ More → 🗑 Deleted.</w:t>
       </w:r>
     </w:p>
     <w:p>

--- a/docs/Next_Owner_Market_User_Guide.docx
+++ b/docs/Next_Owner_Market_User_Guide.docx
@@ -3109,6 +3109,41 @@
       </w:r>
       <w:r>
         <w:t xml:space="preserve">all 141 ads have the date they first went up (oldest Apr 1, 2025; newest Oct 15, 2026; "Listed on M/D" with no year was read as the most recent one) and Facebook's own category name, which the Next post page now gives Claude in Chrome.</w:t>
+      </w:r>
+    </w:p>
+    <w:p>
+      <w:pPr>
+        <w:numPr>
+          <w:ilvl w:val="1"/>
+          <w:numId w:val="1011"/>
+        </w:numPr>
+        <w:pStyle w:val="Compact"/>
+      </w:pPr>
+      <w:r>
+        <w:rPr>
+          <w:bCs/>
+          <w:b/>
+        </w:rPr>
+        <w:t xml:space="preserve">✅ Ready (Oct 23):</w:t>
+      </w:r>
+      <w:r>
+        <w:t xml:space="preserve"> </w:t>
+      </w:r>
+      <w:r>
+        <w:t xml:space="preserve">nothing is posted until you mark it</w:t>
+      </w:r>
+      <w:r>
+        <w:t xml:space="preserve"> </w:t>
+      </w:r>
+      <w:r>
+        <w:rPr>
+          <w:bCs/>
+          <w:b/>
+        </w:rPr>
+        <w:t xml:space="preserve">✅ Ready</w:t>
+      </w:r>
+      <w:r>
+        <w:t xml:space="preserve">. Look an ad over (price, title, photos, town), then tap ✅ Ready?; it moves into the ✅ READY group at the top, in the order you marked them. Claude in Chrome posts only ✅ Ready ads, up to your daily number, and only after you paste the instructions in and start it. Tap ✅ Ready ✓ again to take it back out. Everything else sits under NOT CHECKED YET. (📤 Off FB removals run on their own, because you asked for each one.)</w:t>
       </w:r>
     </w:p>
     <w:p>

--- a/docs/Next_Owner_Market_User_Guide.docx
+++ b/docs/Next_Owner_Market_User_Guide.docx
@@ -3514,7 +3514,7 @@
         </w:numPr>
       </w:pPr>
       <w:r>
-        <w:t xml:space="preserve">Prompt:</w:t>
+        <w:t xml:space="preserve">The page shows "The ad on Facebook says: …" (the old title and price) next to each old ad link, because the app's own title is the new rewritten one and won't match the old ad. Prompt (copy the current one from the 📋 button on the Relist list; it includes this):</w:t>
       </w:r>
       <w:r>
         <w:t xml:space="preserve"> </w:t>

--- a/docs/Next_Owner_Market_User_Guide.docx
+++ b/docs/Next_Owner_Market_User_Guide.docx
@@ -3487,7 +3487,7 @@
         <w:t xml:space="preserve"> </w:t>
       </w:r>
       <w:r>
-        <w:t xml:space="preserve">it picks a random wait between your "wait at least" and "up to" minutes (default 5–15) and shows the next one by itself when it's due; it says</w:t>
+        <w:t xml:space="preserve">it picks a random wait between your "wait at least" and "up to" minutes (default 3–8; removals wait only 1–3 minutes) and shows the next one by itself when it's due; it says</w:t>
       </w:r>
       <w:r>
         <w:t xml:space="preserve"> </w:t>

--- a/docs/Next_Owner_Market_User_Guide.docx
+++ b/docs/Next_Owner_Market_User_Guide.docx
@@ -3414,6 +3414,60 @@
       </w:r>
       <w:r>
         <w:t xml:space="preserve">puts one back at the front of the line. The app keeps track of everything: the new ad's link is saved when it's posted (the "New ad link" box on the Next post page), so next time Step 1 opens exactly that ad to delete it.</w:t>
+      </w:r>
+    </w:p>
+    <w:p>
+      <w:pPr>
+        <w:numPr>
+          <w:ilvl w:val="1"/>
+          <w:numId w:val="1011"/>
+        </w:numPr>
+        <w:pStyle w:val="Compact"/>
+      </w:pPr>
+      <w:r>
+        <w:rPr>
+          <w:bCs/>
+          <w:b/>
+        </w:rPr>
+        <w:t xml:space="preserve">🕖 Posting hours (Oct 24):</w:t>
+      </w:r>
+      <w:r>
+        <w:t xml:space="preserve"> </w:t>
+      </w:r>
+      <w:r>
+        <w:t xml:space="preserve">posts only go up between</w:t>
+      </w:r>
+      <w:r>
+        <w:t xml:space="preserve"> </w:t>
+      </w:r>
+      <w:r>
+        <w:rPr>
+          <w:bCs/>
+          <w:b/>
+        </w:rPr>
+        <w:t xml:space="preserve">7 AM and 7 PM Eastern</w:t>
+      </w:r>
+      <w:r>
+        <w:t xml:space="preserve"> </w:t>
+      </w:r>
+      <w:r>
+        <w:t xml:space="preserve">(change it under "Start posting at / Stop at"), like a work day. Outside those hours the Next post page says WAIT until 7 AM. The daily count now resets at</w:t>
+      </w:r>
+      <w:r>
+        <w:t xml:space="preserve"> </w:t>
+      </w:r>
+      <w:r>
+        <w:rPr>
+          <w:bCs/>
+          <w:b/>
+        </w:rPr>
+        <w:t xml:space="preserve">Eastern</w:t>
+      </w:r>
+      <w:r>
+        <w:t xml:space="preserve"> </w:t>
+      </w:r>
+      <w:r>
+        <w:t xml:space="preserve">midnight (it was resetting at 8 PM because the server runs on UTC). Best setup: in Claude in Chrome, save the copied instructions as a shortcut and schedule it daily at 7 AM.</w:t>
       </w:r>
     </w:p>
     <w:p>

--- a/docs/Next_Owner_Market_User_Guide.docx
+++ b/docs/Next_Owner_Market_User_Guide.docx
@@ -3109,6 +3109,89 @@
       </w:r>
       <w:r>
         <w:t xml:space="preserve">all 141 ads have the date they first went up (oldest Apr 1, 2025; newest Oct 15, 2026; "Listed on M/D" with no year was read as the most recent one) and Facebook's own category name, which the Next post page now gives Claude in Chrome.</w:t>
+      </w:r>
+    </w:p>
+    <w:p>
+      <w:pPr>
+        <w:numPr>
+          <w:ilvl w:val="1"/>
+          <w:numId w:val="1011"/>
+        </w:numPr>
+        <w:pStyle w:val="Compact"/>
+      </w:pPr>
+      <w:r>
+        <w:rPr>
+          <w:bCs/>
+          <w:b/>
+        </w:rPr>
+        <w:t xml:space="preserve">⏫ Order the Ready list (Oct 24):</w:t>
+      </w:r>
+      <w:r>
+        <w:t xml:space="preserve"> </w:t>
+      </w:r>
+      <w:r>
+        <w:t xml:space="preserve">every ad has</w:t>
+      </w:r>
+      <w:r>
+        <w:t xml:space="preserve"> </w:t>
+      </w:r>
+      <w:r>
+        <w:rPr>
+          <w:bCs/>
+          <w:b/>
+        </w:rPr>
+        <w:t xml:space="preserve">⏫ To #1</w:t>
+      </w:r>
+      <w:r>
+        <w:t xml:space="preserve"> </w:t>
+      </w:r>
+      <w:r>
+        <w:t xml:space="preserve">(moves it to the very top of the Ready list; on an ad that isn't checked yet it says</w:t>
+      </w:r>
+      <w:r>
+        <w:t xml:space="preserve"> </w:t>
+      </w:r>
+      <w:r>
+        <w:rPr>
+          <w:bCs/>
+          <w:b/>
+        </w:rPr>
+        <w:t xml:space="preserve">⏫ Ready + #1</w:t>
+      </w:r>
+      <w:r>
+        <w:t xml:space="preserve"> </w:t>
+      </w:r>
+      <w:r>
+        <w:t xml:space="preserve">and does both),</w:t>
+      </w:r>
+      <w:r>
+        <w:t xml:space="preserve"> </w:t>
+      </w:r>
+      <w:r>
+        <w:rPr>
+          <w:bCs/>
+          <w:b/>
+        </w:rPr>
+        <w:t xml:space="preserve">▲ Up one</w:t>
+      </w:r>
+      <w:r>
+        <w:t xml:space="preserve"> </w:t>
+      </w:r>
+      <w:r>
+        <w:t xml:space="preserve">and</w:t>
+      </w:r>
+      <w:r>
+        <w:t xml:space="preserve"> </w:t>
+      </w:r>
+      <w:r>
+        <w:rPr>
+          <w:bCs/>
+          <w:b/>
+        </w:rPr>
+        <w:t xml:space="preserve">▼ Down one</w:t>
+      </w:r>
+      <w:r>
+        <w:t xml:space="preserve">. Ready ads post top to bottom, so put the most important ones first. The screen stays where you are, and the ad's number (#1, #2…) updates.</w:t>
       </w:r>
     </w:p>
     <w:p>

--- a/docs/Next_Owner_Market_User_Guide.docx
+++ b/docs/Next_Owner_Market_User_Guide.docx
@@ -3109,6 +3109,79 @@
       </w:r>
       <w:r>
         <w:t xml:space="preserve">all 141 ads have the date they first went up (oldest Apr 1, 2025; newest Oct 15, 2026; "Listed on M/D" with no year was read as the most recent one) and Facebook's own category name, which the Next post page now gives Claude in Chrome.</w:t>
+      </w:r>
+    </w:p>
+    <w:p>
+      <w:pPr>
+        <w:numPr>
+          <w:ilvl w:val="1"/>
+          <w:numId w:val="1011"/>
+        </w:numPr>
+        <w:pStyle w:val="Compact"/>
+      </w:pPr>
+      <w:r>
+        <w:rPr>
+          <w:bCs/>
+          <w:b/>
+        </w:rPr>
+        <w:t xml:space="preserve">⏬ To bottom and ↩ Not ready (Oct 24):</w:t>
+      </w:r>
+      <w:r>
+        <w:t xml:space="preserve"> </w:t>
+      </w:r>
+      <w:r>
+        <w:t xml:space="preserve">⏬ To bottom moves a Ready ad to the end of the Ready list. ↩ Not ready (the same button that said ✅ Ready?) takes it out of the line and back to Not checked yet; the Undo bar puts it back in its old spot.</w:t>
+      </w:r>
+    </w:p>
+    <w:p>
+      <w:pPr>
+        <w:numPr>
+          <w:ilvl w:val="1"/>
+          <w:numId w:val="1011"/>
+        </w:numPr>
+        <w:pStyle w:val="Compact"/>
+      </w:pPr>
+      <w:r>
+        <w:rPr>
+          <w:bCs/>
+          <w:b/>
+        </w:rPr>
+        <w:t xml:space="preserve">💰 Sold and sales tracking (Oct 24):</w:t>
+      </w:r>
+      <w:r>
+        <w:t xml:space="preserve"> </w:t>
+      </w:r>
+      <w:r>
+        <w:t xml:space="preserve">under 📅 On Facebook now, each ad has</w:t>
+      </w:r>
+      <w:r>
+        <w:t xml:space="preserve"> </w:t>
+      </w:r>
+      <w:r>
+        <w:rPr>
+          <w:bCs/>
+          <w:b/>
+        </w:rPr>
+        <w:t xml:space="preserve">💰 Sold</w:t>
+      </w:r>
+      <w:r>
+        <w:t xml:space="preserve">: sale price, who bought it (tap a name from people who messaged about it in the app, or type their Facebook name), phone/email, how they paid, and a box to have Claude in Chrome take the ad off Facebook. It records the sale and marks the item sold. The</w:t>
+      </w:r>
+      <w:r>
+        <w:t xml:space="preserve"> </w:t>
+      </w:r>
+      <w:r>
+        <w:rPr>
+          <w:bCs/>
+          <w:b/>
+        </w:rPr>
+        <w:t xml:space="preserve">💰 Sales from your Facebook ads</w:t>
+      </w:r>
+      <w:r>
+        <w:t xml:space="preserve"> </w:t>
+      </w:r>
+      <w:r>
+        <w:t xml:space="preserve">box at the top shows how many sold, total dollars, and the average days from repost to sale, with each sale listed. Items' own pages still have the full Record sale form.</w:t>
       </w:r>
     </w:p>
     <w:p>

--- a/docs/Next_Owner_Market_User_Guide.docx
+++ b/docs/Next_Owner_Market_User_Guide.docx
@@ -3109,6 +3109,28 @@
       </w:r>
       <w:r>
         <w:t xml:space="preserve">all 141 ads have the date they first went up (oldest Apr 1, 2025; newest Oct 15, 2026; "Listed on M/D" with no year was read as the most recent one) and Facebook's own category name, which the Next post page now gives Claude in Chrome.</w:t>
+      </w:r>
+    </w:p>
+    <w:p>
+      <w:pPr>
+        <w:numPr>
+          <w:ilvl w:val="1"/>
+          <w:numId w:val="1011"/>
+        </w:numPr>
+        <w:pStyle w:val="Compact"/>
+      </w:pPr>
+      <w:r>
+        <w:rPr>
+          <w:bCs/>
+          <w:b/>
+        </w:rPr>
+        <w:t xml:space="preserve">🖼 See the photos (Oct 24):</w:t>
+      </w:r>
+      <w:r>
+        <w:t xml:space="preserve"> </w:t>
+      </w:r>
+      <w:r>
+        <w:t xml:space="preserve">tap any ad's picture on the Relist list to open all its photos full screen; swipe or tap ‹ › to go through them, tap a small one at the bottom to jump to it, × or tap outside to close. The little number on a picture is how many photos it has.</w:t>
       </w:r>
     </w:p>
     <w:p>

--- a/docs/Next_Owner_Market_User_Guide.docx
+++ b/docs/Next_Owner_Market_User_Guide.docx
@@ -3131,6 +3131,22 @@
       </w:r>
       <w:r>
         <w:t xml:space="preserve">tap any ad's picture on the Relist list to open all its photos full screen; swipe or tap ‹ › to go through them, tap a small one at the bottom to jump to it, × or tap outside to close. The little number on a picture is how many photos it has.</w:t>
+      </w:r>
+      <w:r>
+        <w:t xml:space="preserve"> </w:t>
+      </w:r>
+      <w:r>
+        <w:rPr>
+          <w:bCs/>
+          <w:b/>
+        </w:rPr>
+        <w:t xml:space="preserve">Rearrange:</w:t>
+      </w:r>
+      <w:r>
+        <w:t xml:space="preserve"> </w:t>
+      </w:r>
+      <w:r>
+        <w:t xml:space="preserve">on the photo you're looking at, tap ⭐ Make cover (it becomes the first photo Facebook shows), ◀ Earlier or Later ▶. The order saves right away and is the order the Chrome Claude uploads them in.</w:t>
       </w:r>
     </w:p>
     <w:p>

--- a/docs/Next_Owner_Market_User_Guide.docx
+++ b/docs/Next_Owner_Market_User_Guide.docx
@@ -3109,6 +3109,41 @@
       </w:r>
       <w:r>
         <w:t xml:space="preserve">all 141 ads have the date they first went up (oldest Apr 1, 2025; newest Oct 15, 2026; "Listed on M/D" with no year was read as the most recent one) and Facebook's own category name, which the Next post page now gives Claude in Chrome.</w:t>
+      </w:r>
+    </w:p>
+    <w:p>
+      <w:pPr>
+        <w:numPr>
+          <w:ilvl w:val="1"/>
+          <w:numId w:val="1011"/>
+        </w:numPr>
+        <w:pStyle w:val="Compact"/>
+      </w:pPr>
+      <w:r>
+        <w:rPr>
+          <w:bCs/>
+          <w:b/>
+        </w:rPr>
+        <w:t xml:space="preserve">⚡ Post now (Oct 24):</w:t>
+      </w:r>
+      <w:r>
+        <w:t xml:space="preserve"> </w:t>
+      </w:r>
+      <w:r>
+        <w:t xml:space="preserve">on any ad, tap</w:t>
+      </w:r>
+      <w:r>
+        <w:t xml:space="preserve"> </w:t>
+      </w:r>
+      <w:r>
+        <w:rPr>
+          <w:bCs/>
+          <w:b/>
+        </w:rPr>
+        <w:t xml:space="preserve">⚡ Post now (extra, skips the daily limit)</w:t>
+      </w:r>
+      <w:r>
+        <w:t xml:space="preserve">. It jumps ahead of everything, marks it Ready if it wasn't, and posts on the next run even if today's number is used up or it's outside posting hours (it still waits the random minutes between posts). Extra posts don't count toward the daily number, so the regular schedule is unchanged and starts again next morning. Tap ⚡ Posting now again to cancel. To post them right away, start Claude in Chrome with the copied instructions.</w:t>
       </w:r>
     </w:p>
     <w:p>

--- a/docs/Next_Owner_Market_User_Guide.docx
+++ b/docs/Next_Owner_Market_User_Guide.docx
@@ -3109,6 +3109,41 @@
       </w:r>
       <w:r>
         <w:t xml:space="preserve">all 141 ads have the date they first went up (oldest Apr 1, 2025; newest Oct 15, 2026; "Listed on M/D" with no year was read as the most recent one) and Facebook's own category name, which the Next post page now gives Claude in Chrome.</w:t>
+      </w:r>
+    </w:p>
+    <w:p>
+      <w:pPr>
+        <w:numPr>
+          <w:ilvl w:val="1"/>
+          <w:numId w:val="1011"/>
+        </w:numPr>
+        <w:pStyle w:val="Compact"/>
+      </w:pPr>
+      <w:r>
+        <w:rPr>
+          <w:bCs/>
+          <w:b/>
+        </w:rPr>
+        <w:t xml:space="preserve">🏷 Sold ads are never deleted (Oct 24):</w:t>
+      </w:r>
+      <w:r>
+        <w:t xml:space="preserve"> </w:t>
+      </w:r>
+      <w:r>
+        <w:t xml:space="preserve">if Facebook shows an old ad as Sold or Sold and shipped, Claude in Chrome leaves it exactly as it is (Facebook won't delete sold-and-shipped ads anyway) and taps</w:t>
+      </w:r>
+      <w:r>
+        <w:t xml:space="preserve"> </w:t>
+      </w:r>
+      <w:r>
+        <w:rPr>
+          <w:bCs/>
+          <w:b/>
+        </w:rPr>
+        <w:t xml:space="preserve">🏷 It's marked Sold on Facebook</w:t>
+      </w:r>
+      <w:r>
+        <w:t xml:space="preserve">. The item is marked sold in the app, isn't reposted, and shows in the 💰 Sales box as "marked Sold on Facebook (ad kept)." The 💰 Sold button on the Relist list also leaves the Facebook ad alone now.</w:t>
       </w:r>
     </w:p>
     <w:p>

--- a/docs/Next_Owner_Market_User_Guide.docx
+++ b/docs/Next_Owner_Market_User_Guide.docx
@@ -3130,7 +3130,7 @@
         <w:t xml:space="preserve"> </w:t>
       </w:r>
       <w:r>
-        <w:t xml:space="preserve">if Facebook shows an old ad as Sold or Sold and shipped, Claude in Chrome leaves it exactly as it is (Facebook won't delete sold-and-shipped ads anyway) and taps</w:t>
+        <w:t xml:space="preserve">if Facebook shows an old ad as Sold, Sold and shipped, or Out of stock, Claude in Chrome leaves it exactly as it is (Facebook won't delete sold-and-shipped ads anyway) and taps</w:t>
       </w:r>
       <w:r>
         <w:t xml:space="preserve"> </w:t>

--- a/docs/Next_Owner_Market_User_Guide.docx
+++ b/docs/Next_Owner_Market_User_Guide.docx
@@ -2952,7 +2952,7 @@
           <w:bCs/>
           <w:b/>
         </w:rPr>
-        <w:t xml:space="preserve">15 is the default, a random 5–15 minutes apart (like 5, 8, 12, 15, mixed up)</w:t>
+        <w:t xml:space="preserve">15 is the default, a random 3–8 minutes apart</w:t>
       </w:r>
       <w:r>
         <w:t xml:space="preserve">, because losing Marketplace would cost far more than a few days. Facebook publishes no limit; sellers report 10–15 a day is safe for an account new to posting this way and 15–30 once it's been going with no warnings; every relist is a delete plus a post. Go up only after a week with no warnings. Facebook only lets approved business partners post listings from outside apps, so the app gets them ready and you tap Post.</w:t>

--- a/docs/Next_Owner_Market_User_Guide.docx
+++ b/docs/Next_Owner_Market_User_Guide.docx
@@ -3732,6 +3732,86 @@
       </w:r>
       <w:r>
         <w:t xml:space="preserve">midnight (it was resetting at 8 PM because the server runs on UTC). Best setup: in Claude in Chrome, save the copied instructions as a shortcut and schedule it daily at 7 AM.</w:t>
+      </w:r>
+    </w:p>
+    <w:p>
+      <w:pPr>
+        <w:numPr>
+          <w:ilvl w:val="1"/>
+          <w:numId w:val="1011"/>
+        </w:numPr>
+        <w:pStyle w:val="Compact"/>
+      </w:pPr>
+      <w:r>
+        <w:rPr>
+          <w:bCs/>
+          <w:b/>
+        </w:rPr>
+        <w:t xml:space="preserve">📦 Shipping (Oct 25):</w:t>
+      </w:r>
+      <w:r>
+        <w:t xml:space="preserve"> </w:t>
+      </w:r>
+      <w:r>
+        <w:t xml:space="preserve">every ad card says</w:t>
+      </w:r>
+      <w:r>
+        <w:t xml:space="preserve"> </w:t>
+      </w:r>
+      <w:r>
+        <w:rPr>
+          <w:bCs/>
+          <w:b/>
+        </w:rPr>
+        <w:t xml:space="preserve">📦 Ships · N lb packed · box L×W×H in</w:t>
+      </w:r>
+      <w:r>
+        <w:t xml:space="preserve"> </w:t>
+      </w:r>
+      <w:r>
+        <w:t xml:space="preserve">or</w:t>
+      </w:r>
+      <w:r>
+        <w:t xml:space="preserve"> </w:t>
+      </w:r>
+      <w:r>
+        <w:rPr>
+          <w:bCs/>
+          <w:b/>
+        </w:rPr>
+        <w:t xml:space="preserve">🚚 Pickup only</w:t>
+      </w:r>
+      <w:r>
+        <w:t xml:space="preserve">. ✏️ Edit has a Shipping part: tap 📦 Ships or 🚚 Pickup only and fix the packed weight and box size. Weights came from real spec pages (manufacturer specs, manuals, eBay catalog), with packing added; the link shows under the boxes. Facebook ships packages up to</w:t>
+      </w:r>
+      <w:r>
+        <w:t xml:space="preserve"> </w:t>
+      </w:r>
+      <w:r>
+        <w:rPr>
+          <w:bCs/>
+          <w:b/>
+        </w:rPr>
+        <w:t xml:space="preserve">70 lb</w:t>
+      </w:r>
+      <w:r>
+        <w:t xml:space="preserve">; heavier, gas cylinders, chemical kits and big lots stay pickup only. On the Next post page a</w:t>
+      </w:r>
+      <w:r>
+        <w:t xml:space="preserve"> </w:t>
+      </w:r>
+      <w:r>
+        <w:rPr>
+          <w:bCs/>
+          <w:b/>
+        </w:rPr>
+        <w:t xml:space="preserve">Delivery</w:t>
+      </w:r>
+      <w:r>
+        <w:t xml:space="preserve"> </w:t>
+      </w:r>
+      <w:r>
+        <w:t xml:space="preserve">line tells Claude in Chrome what to set: pickup only, or shipping with that weight (a prepaid label tier if Facebook offers one, otherwise your own label with the shipping charge shown, a far-zone ground estimate so you never come up short). Ship within Facebook's deadline or the order cancels; shipped sales carry Facebook's selling fee, pickup stays free. The website's own checkout uses the same weight and box.</w:t>
       </w:r>
     </w:p>
     <w:p>

--- a/docs/Next_Owner_Market_User_Guide.docx
+++ b/docs/Next_Owner_Market_User_Guide.docx
@@ -3747,29 +3747,13 @@
           <w:bCs/>
           <w:b/>
         </w:rPr>
-        <w:t xml:space="preserve">📦 Shipping (Oct 25):</w:t>
-      </w:r>
-      <w:r>
-        <w:t xml:space="preserve"> </w:t>
-      </w:r>
-      <w:r>
-        <w:t xml:space="preserve">every ad card says</w:t>
-      </w:r>
-      <w:r>
-        <w:t xml:space="preserve"> </w:t>
-      </w:r>
-      <w:r>
-        <w:rPr>
-          <w:bCs/>
-          <w:b/>
-        </w:rPr>
-        <w:t xml:space="preserve">📦 Ships · N lb packed · box L×W×H in</w:t>
-      </w:r>
-      <w:r>
-        <w:t xml:space="preserve"> </w:t>
-      </w:r>
-      <w:r>
-        <w:t xml:space="preserve">or</w:t>
+        <w:t xml:space="preserve">📦 Shipping, you pick per ad (Oct 26):</w:t>
+      </w:r>
+      <w:r>
+        <w:t xml:space="preserve"> </w:t>
+      </w:r>
+      <w:r>
+        <w:t xml:space="preserve">✏️ Edit → Shipping has three choices:</w:t>
       </w:r>
       <w:r>
         <w:t xml:space="preserve"> </w:t>
@@ -3782,20 +3766,65 @@
         <w:t xml:space="preserve">🚚 Pickup only</w:t>
       </w:r>
       <w:r>
-        <w:t xml:space="preserve">. ✏️ Edit has a Shipping part: tap 📦 Ships or 🚚 Pickup only and fix the packed weight and box size. Weights came from real spec pages (manufacturer specs, manuals, eBay catalog), with packing added; the link shows under the boxes. Facebook ships packages up to</w:t>
-      </w:r>
-      <w:r>
-        <w:t xml:space="preserve"> </w:t>
-      </w:r>
-      <w:r>
-        <w:rPr>
-          <w:bCs/>
-          <w:b/>
-        </w:rPr>
-        <w:t xml:space="preserve">70 lb</w:t>
-      </w:r>
-      <w:r>
-        <w:t xml:space="preserve">; heavier, gas cylinders, chemical kits and big lots stay pickup only. On the Next post page a</w:t>
+        <w:t xml:space="preserve"> </w:t>
+      </w:r>
+      <w:r>
+        <w:t xml:space="preserve">(the start for every ad),</w:t>
+      </w:r>
+      <w:r>
+        <w:t xml:space="preserve"> </w:t>
+      </w:r>
+      <w:r>
+        <w:rPr>
+          <w:bCs/>
+          <w:b/>
+        </w:rPr>
+        <w:t xml:space="preserve">📦 Ship through Facebook (prepaid label)</w:t>
+      </w:r>
+      <w:r>
+        <w:t xml:space="preserve">, or</w:t>
+      </w:r>
+      <w:r>
+        <w:t xml:space="preserve"> </w:t>
+      </w:r>
+      <w:r>
+        <w:rPr>
+          <w:bCs/>
+          <w:b/>
+        </w:rPr>
+        <w:t xml:space="preserve">✉️ Pickup on Facebook, I ship it myself (buyer pays)</w:t>
+      </w:r>
+      <w:r>
+        <w:t xml:space="preserve">. The card shows which one, the packed weight and box, and "✓ fits Facebook shipping" when the box is small enough. How Facebook shipping works on your account (checked on your own listing screen): one prepaid USPS Ground Advantage label, Facebook asks</w:t>
+      </w:r>
+      <w:r>
+        <w:t xml:space="preserve"> </w:t>
+      </w:r>
+      <w:r>
+        <w:rPr>
+          <w:bCs/>
+          <w:b/>
+        </w:rPr>
+        <w:t xml:space="preserve">only the weight</w:t>
+      </w:r>
+      <w:r>
+        <w:t xml:space="preserve">, and shows one shipping price before any buyer exists (11 lb = $19.45, about what USPS charges for a middle-distance zone). So the buyer's price does</w:t>
+      </w:r>
+      <w:r>
+        <w:t xml:space="preserve"> </w:t>
+      </w:r>
+      <w:r>
+        <w:rPr>
+          <w:bCs/>
+          <w:b/>
+        </w:rPr>
+        <w:t xml:space="preserve">not</w:t>
+      </w:r>
+      <w:r>
+        <w:t xml:space="preserve"> </w:t>
+      </w:r>
+      <w:r>
+        <w:t xml:space="preserve">change with where they live; Facebook averages the distance. What it doesn't cover is box size: the post office bills big boxes by size (L×W×H ÷ 166), and Facebook's label terms put any extra on the seller. When the box would be billed heavier than it weighs, the Facebook choice shows a red ⚠ and suggests ✉️ instead. Facebook takes 10% of price plus shipping on shipped sales. ✉️ posts the ad as pickup only and adds "Shipping available at the buyer's cost. Message me your ZIP code for an exact quote." to the description; you quote the real rate, take payment first, and ship. The Next post page's</w:t>
       </w:r>
       <w:r>
         <w:t xml:space="preserve"> </w:t>
@@ -3811,7 +3840,7 @@
         <w:t xml:space="preserve"> </w:t>
       </w:r>
       <w:r>
-        <w:t xml:space="preserve">line tells Claude in Chrome what to set: pickup only, or shipping with that weight (a prepaid label tier if Facebook offers one, otherwise your own label with the shipping charge shown, a far-zone ground estimate so you never come up short). Ship within Facebook's deadline or the order cancels; shipped sales carry Facebook's selling fee, pickup stays free. The website's own checkout uses the same weight and box.</w:t>
+        <w:t xml:space="preserve">line tells Claude in Chrome which of the three to set. Weights and boxes came from real spec pages (link under the boxes).</w:t>
       </w:r>
     </w:p>
     <w:p>

--- a/docs/Next_Owner_Market_User_Guide.docx
+++ b/docs/Next_Owner_Market_User_Guide.docx
@@ -3824,7 +3824,23 @@
         <w:t xml:space="preserve"> </w:t>
       </w:r>
       <w:r>
-        <w:t xml:space="preserve">change with where they live; Facebook averages the distance. What it doesn't cover is box size: the post office bills big boxes by size (L×W×H ÷ 166), and Facebook's label terms put any extra on the seller. When the box would be billed heavier than it weighs, the Facebook choice shows a red ⚠ and suggests ✉️ instead. Facebook takes 10% of price plus shipping on shipped sales. ✉️ posts the ad as pickup only and adds "Shipping available at the buyer's cost. Message me your ZIP code for an exact quote." to the description; you quote the real rate, take payment first, and ship. The Next post page's</w:t>
+        <w:t xml:space="preserve">change with where they live; Facebook averages the distance. What it doesn't cover is box size: the post office bills big boxes by size (L×W×H ÷ 166), and Facebook's label terms put any extra on the seller. Since Facebook asks only the weight, the app types the</w:t>
+      </w:r>
+      <w:r>
+        <w:t xml:space="preserve"> </w:t>
+      </w:r>
+      <w:r>
+        <w:rPr>
+          <w:bCs/>
+          <w:b/>
+        </w:rPr>
+        <w:t xml:space="preserve">billed weight</w:t>
+      </w:r>
+      <w:r>
+        <w:t xml:space="preserve"> </w:t>
+      </w:r>
+      <w:r>
+        <w:t xml:space="preserve">(the bigger of real weight and box size) into that box, so the label covers the box and the buyer pays for it; you double-check the box size before choosing 📦. If a box bills over 70 lb, it posts as pickup only. Facebook takes 10% of price plus shipping on shipped sales. ✉️ posts the ad as pickup only and adds "Shipping available at the buyer's cost. Message me your ZIP code for an exact quote." to the description; you quote the real rate, take payment first, and ship. The Next post page's</w:t>
       </w:r>
       <w:r>
         <w:t xml:space="preserve"> </w:t>
@@ -3841,6 +3857,60 @@
       </w:r>
       <w:r>
         <w:t xml:space="preserve">line tells Claude in Chrome which of the three to set. Weights and boxes came from real spec pages (link under the boxes).</w:t>
+      </w:r>
+    </w:p>
+    <w:p>
+      <w:pPr>
+        <w:numPr>
+          <w:ilvl w:val="1"/>
+          <w:numId w:val="1011"/>
+        </w:numPr>
+        <w:pStyle w:val="Compact"/>
+      </w:pPr>
+      <w:r>
+        <w:rPr>
+          <w:bCs/>
+          <w:b/>
+        </w:rPr>
+        <w:t xml:space="preserve">🔎 Search words (Oct 26):</w:t>
+      </w:r>
+      <w:r>
+        <w:t xml:space="preserve"> </w:t>
+      </w:r>
+      <w:r>
+        <w:t xml:space="preserve">every Facebook description ends with "Keywords:" (about 15 different search terms, no repeats; Facebook pushes down listings stuffed with the same word). Claude in Chrome also fills Facebook's</w:t>
+      </w:r>
+      <w:r>
+        <w:t xml:space="preserve"> </w:t>
+      </w:r>
+      <w:r>
+        <w:rPr>
+          <w:bCs/>
+          <w:b/>
+        </w:rPr>
+        <w:t xml:space="preserve">Product tags</w:t>
+      </w:r>
+      <w:r>
+        <w:t xml:space="preserve"> </w:t>
+      </w:r>
+      <w:r>
+        <w:t xml:space="preserve">box (up to 20, under More details) and the</w:t>
+      </w:r>
+      <w:r>
+        <w:t xml:space="preserve"> </w:t>
+      </w:r>
+      <w:r>
+        <w:rPr>
+          <w:bCs/>
+          <w:b/>
+        </w:rPr>
+        <w:t xml:space="preserve">Brand</w:t>
+      </w:r>
+      <w:r>
+        <w:t xml:space="preserve"> </w:t>
+      </w:r>
+      <w:r>
+        <w:t xml:space="preserve">box from the app. Title, category, location, photo count and reposting every 7–14 days matter most.</w:t>
       </w:r>
     </w:p>
     <w:p>

--- a/docs/Next_Owner_Market_User_Guide.docx
+++ b/docs/Next_Owner_Market_User_Guide.docx
@@ -2,7 +2,7 @@
 <file path=word/document.xml><?xml version="1.0" encoding="utf-8"?>
 <w:document xmlns:w="http://schemas.openxmlformats.org/wordprocessingml/2006/main" xmlns:m="http://schemas.openxmlformats.org/officeDocument/2006/math" xmlns:r="http://schemas.openxmlformats.org/officeDocument/2006/relationships" xmlns:o="urn:schemas-microsoft-com:office:office" xmlns:v="urn:schemas-microsoft-com:vml" xmlns:w10="urn:schemas-microsoft-com:office:word" xmlns:a="http://schemas.openxmlformats.org/drawingml/2006/main" xmlns:pic="http://schemas.openxmlformats.org/drawingml/2006/picture" xmlns:wp="http://schemas.openxmlformats.org/drawingml/2006/wordprocessingDrawing">
   <w:body>
-    <w:bookmarkStart w:id="88" w:name="X1452e13f906b9fc343603a64fb4c0fd70c69517"/>
+    <w:bookmarkStart w:id="89" w:name="X1452e13f906b9fc343603a64fb4c0fd70c69517"/>
     <w:p>
       <w:pPr>
         <w:pStyle w:val="Heading1"/>
@@ -1804,7 +1804,7 @@
     </w:p>
     <w:bookmarkEnd w:id="30"/>
     <w:bookmarkEnd w:id="31"/>
-    <w:bookmarkStart w:id="53" w:name="Xcb1a7bc3074739d39c5062a1e84f4d7ea1d8b67"/>
+    <w:bookmarkStart w:id="54" w:name="Xcb1a7bc3074739d39c5062a1e84f4d7ea1d8b67"/>
     <w:p>
       <w:pPr>
         <w:pStyle w:val="Heading2"/>
@@ -2551,13 +2551,13 @@
       </w:r>
     </w:p>
     <w:bookmarkEnd w:id="34"/>
-    <w:bookmarkStart w:id="35" w:name="X31e73fb8465feb0ba23870e3ee1e4e3e718b7c6"/>
+    <w:bookmarkStart w:id="35" w:name="X00117dfa240cdebb767ca0f1068faeb484b298e"/>
     <w:p>
       <w:pPr>
         <w:pStyle w:val="Heading3"/>
       </w:pPr>
       <w:r>
-        <w:t xml:space="preserve">4.3c 💲 Price check (/app/prices): owner only</w:t>
+        <w:t xml:space="preserve">4.3b2 🔬 Advanced What's it worth (/app/deep): owner only (Oct 26, 2026)</w:t>
       </w:r>
     </w:p>
     <w:p>
@@ -2565,185 +2565,7 @@
         <w:pStyle w:val="FirstParagraph"/>
       </w:pPr>
       <w:r>
-        <w:t xml:space="preserve">Every item you own, with your price next to real-comps prices (added Oct 23, 2026). Tap</w:t>
-      </w:r>
-      <w:r>
-        <w:t xml:space="preserve"> </w:t>
-      </w:r>
-      <w:r>
-        <w:rPr>
-          <w:bCs/>
-          <w:b/>
-        </w:rPr>
-        <w:t xml:space="preserve">🔎 Check prices</w:t>
-      </w:r>
-      <w:r>
-        <w:t xml:space="preserve"> </w:t>
-      </w:r>
-      <w:r>
-        <w:t xml:space="preserve">and each item gets a live search of eBay sold and listed prices, Marketplace asks and new retail (about 20 seconds and about 15¢ each; three run at a time). For each item you see</w:t>
-      </w:r>
-      <w:r>
-        <w:t xml:space="preserve"> </w:t>
-      </w:r>
-      <w:r>
-        <w:rPr>
-          <w:bCs/>
-          <w:b/>
-        </w:rPr>
-        <w:t xml:space="preserve">Top</w:t>
-      </w:r>
-      <w:r>
-        <w:t xml:space="preserve"> </w:t>
-      </w:r>
-      <w:r>
-        <w:t xml:space="preserve">(patient, about a month),</w:t>
-      </w:r>
-      <w:r>
-        <w:t xml:space="preserve"> </w:t>
-      </w:r>
-      <w:r>
-        <w:rPr>
-          <w:bCs/>
-          <w:b/>
-        </w:rPr>
-        <w:t xml:space="preserve">List</w:t>
-      </w:r>
-      <w:r>
-        <w:t xml:space="preserve"> </w:t>
-      </w:r>
-      <w:r>
-        <w:t xml:space="preserve">(sells in 1–2 weeks with room for offers),</w:t>
-      </w:r>
-      <w:r>
-        <w:t xml:space="preserve"> </w:t>
-      </w:r>
-      <w:r>
-        <w:rPr>
-          <w:bCs/>
-          <w:b/>
-        </w:rPr>
-        <w:t xml:space="preserve">Fast</w:t>
-      </w:r>
-      <w:r>
-        <w:t xml:space="preserve"> </w:t>
-      </w:r>
-      <w:r>
-        <w:t xml:space="preserve">(blow-out, a few days) and</w:t>
-      </w:r>
-      <w:r>
-        <w:t xml:space="preserve"> </w:t>
-      </w:r>
-      <w:r>
-        <w:rPr>
-          <w:bCs/>
-          <w:b/>
-        </w:rPr>
-        <w:t xml:space="preserve">Lowest</w:t>
-      </w:r>
-      <w:r>
-        <w:t xml:space="preserve"> </w:t>
-      </w:r>
-      <w:r>
-        <w:t xml:space="preserve">(stop here; hold or sell for parts instead), plus</w:t>
-      </w:r>
-      <w:r>
-        <w:t xml:space="preserve"> </w:t>
-      </w:r>
-      <w:r>
-        <w:rPr>
-          <w:bCs/>
-          <w:b/>
-        </w:rPr>
-        <w:t xml:space="preserve">🛑 HOLD</w:t>
-      </w:r>
-      <w:r>
-        <w:t xml:space="preserve"> </w:t>
-      </w:r>
-      <w:r>
-        <w:t xml:space="preserve">on things worth keeping for top dollar, a one-line why, and the comps it's based on with links. Tap</w:t>
-      </w:r>
-      <w:r>
-        <w:t xml:space="preserve"> </w:t>
-      </w:r>
-      <w:r>
-        <w:rPr>
-          <w:bCs/>
-          <w:b/>
-        </w:rPr>
-        <w:t xml:space="preserve">Use $List</w:t>
-      </w:r>
-      <w:r>
-        <w:t xml:space="preserve"> </w:t>
-      </w:r>
-      <w:r>
-        <w:t xml:space="preserve">or</w:t>
-      </w:r>
-      <w:r>
-        <w:t xml:space="preserve"> </w:t>
-      </w:r>
-      <w:r>
-        <w:rPr>
-          <w:bCs/>
-          <w:b/>
-        </w:rPr>
-        <w:t xml:space="preserve">Use $Fast</w:t>
-      </w:r>
-      <w:r>
-        <w:t xml:space="preserve"> </w:t>
-      </w:r>
-      <w:r>
-        <w:t xml:space="preserve">per item, or</w:t>
-      </w:r>
-      <w:r>
-        <w:t xml:space="preserve"> </w:t>
-      </w:r>
-      <w:r>
-        <w:rPr>
-          <w:bCs/>
-          <w:b/>
-        </w:rPr>
-        <w:t xml:space="preserve">Set all to List / Fast</w:t>
-      </w:r>
-      <w:r>
-        <w:t xml:space="preserve"> </w:t>
-      </w:r>
-      <w:r>
-        <w:t xml:space="preserve">(HOLD items are skipped). If an item has automatic drops on, its lowest drop is set to the Lowest price. Prices changed on Facebook ads show on the Relist list to change there too. Filters: Priced above List, 🛑 Hold, Not checked.</w:t>
-      </w:r>
-    </w:p>
-    <w:bookmarkEnd w:id="35"/>
-    <w:bookmarkStart w:id="36" w:name="X2b2abb8c494cbf1c043b9cd5ee3d40ed8f6f506"/>
-    <w:p>
-      <w:pPr>
-        <w:pStyle w:val="Heading3"/>
-      </w:pPr>
-      <w:r>
-        <w:t xml:space="preserve">4.3b 📂 Bring in Facebook ads (/app/import) and 🔁 Relist list (/app/relist): owner only</w:t>
-      </w:r>
-    </w:p>
-    <w:p>
-      <w:pPr>
-        <w:pStyle w:val="FirstParagraph"/>
-      </w:pPr>
-      <w:r>
-        <w:t xml:space="preserve">For moving old Facebook Marketplace ads into the app and reposting them fresh (added Oct 23, 2026).</w:t>
-      </w:r>
-      <w:r>
-        <w:t xml:space="preserve"> </w:t>
-      </w:r>
-      <w:r>
-        <w:rPr>
-          <w:bCs/>
-          <w:b/>
-        </w:rPr>
-        <w:t xml:space="preserve">Owner only:</w:t>
-      </w:r>
-      <w:r>
-        <w:t xml:space="preserve"> </w:t>
-      </w:r>
-      <w:r>
-        <w:t xml:space="preserve">only the admin account sees these menu items and pages; staff, sellers and buyers can't open them.</w:t>
+        <w:t xml:space="preserve">The deep version of What's it worth, for your own lookups (the regular What's it worth stays the same for beginners). Menu: Selling → 🔬 Advanced What's it worth.</w:t>
       </w:r>
     </w:p>
     <w:p>
@@ -2752,25 +2574,10 @@
           <w:ilvl w:val="0"/>
           <w:numId w:val="1010"/>
         </w:numPr>
-      </w:pPr>
-      <w:r>
-        <w:t xml:space="preserve">In Chrome, open your Marketplace selling page and have the Claude bar on the right collect every ad into</w:t>
-      </w:r>
-      <w:r>
-        <w:t xml:space="preserve"> </w:t>
-      </w:r>
-      <w:r>
-        <w:rPr>
-          <w:bCs/>
-          <w:b/>
-        </w:rPr>
-        <w:t xml:space="preserve">facebook_listings.json</w:t>
-      </w:r>
-      <w:r>
-        <w:t xml:space="preserve"> </w:t>
-      </w:r>
-      <w:r>
-        <w:t xml:space="preserve">(it downloads the file).</w:t>
+        <w:pStyle w:val="Compact"/>
+      </w:pPr>
+      <w:r>
+        <w:t xml:space="preserve">Pick photos (gallery first, camera second): the whole item, then the label, model and serial plate, and any damage. Say or type what you know (model, does it power on, what's missing, what you want to find out).</w:t>
       </w:r>
     </w:p>
     <w:p>
@@ -2779,183 +2586,23 @@
           <w:ilvl w:val="0"/>
           <w:numId w:val="1010"/>
         </w:numPr>
-      </w:pPr>
-      <w:r>
-        <w:t xml:space="preserve">(Or send the file to Claude: it can load it on the server side so nothing has to stay open; that's how the first 141 came in on Oct 23.) Menu →</w:t>
-      </w:r>
-      <w:r>
-        <w:t xml:space="preserve"> </w:t>
-      </w:r>
-      <w:r>
-        <w:rPr>
-          <w:bCs/>
-          <w:b/>
-        </w:rPr>
-        <w:t xml:space="preserve">📂 Bring in Facebook ads</w:t>
-      </w:r>
-      <w:r>
-        <w:t xml:space="preserve"> </w:t>
-      </w:r>
-      <w:r>
-        <w:t xml:space="preserve">→</w:t>
-      </w:r>
-      <w:r>
-        <w:t xml:space="preserve"> </w:t>
-      </w:r>
-      <w:r>
-        <w:rPr>
-          <w:bCs/>
-          <w:b/>
-        </w:rPr>
-        <w:t xml:space="preserve">Pick facebook_listings.json</w:t>
-      </w:r>
-      <w:r>
-        <w:t xml:space="preserve"> </w:t>
-      </w:r>
-      <w:r>
-        <w:t xml:space="preserve">→</w:t>
-      </w:r>
-      <w:r>
-        <w:t xml:space="preserve"> </w:t>
-      </w:r>
-      <w:r>
-        <w:rPr>
-          <w:bCs/>
-          <w:b/>
-        </w:rPr>
-        <w:t xml:space="preserve">✨ Bring in N ads</w:t>
-      </w:r>
-      <w:r>
-        <w:t xml:space="preserve">. Keep the screen open. Each ad comes in with its photos in a new order (photo 2 becomes the cover), each photo slightly cropped and touched up, a new AI-written title and description, and</w:t>
-      </w:r>
-      <w:r>
-        <w:t xml:space="preserve"> </w:t>
-      </w:r>
-      <w:r>
-        <w:rPr>
-          <w:bCs/>
-          <w:b/>
-        </w:rPr>
-        <w:t xml:space="preserve">your same price</w:t>
-      </w:r>
-      <w:r>
-        <w:t xml:space="preserve">. Picking the file again skips the ones already in. Do it within a day or two: Facebook's photo links expire.</w:t>
-      </w:r>
-    </w:p>
-    <w:p>
-      <w:pPr>
-        <w:numPr>
-          <w:ilvl w:val="0"/>
-          <w:numId w:val="1010"/>
-        </w:numPr>
-      </w:pPr>
-      <w:r>
-        <w:t xml:space="preserve">Menu →</w:t>
-      </w:r>
-      <w:r>
-        <w:t xml:space="preserve"> </w:t>
-      </w:r>
-      <w:r>
-        <w:rPr>
-          <w:bCs/>
-          <w:b/>
-        </w:rPr>
-        <w:t xml:space="preserve">🔁 Relist Facebook ads</w:t>
-      </w:r>
-      <w:r>
-        <w:t xml:space="preserve">. Ten a day. Each ad says</w:t>
-      </w:r>
-      <w:r>
-        <w:t xml:space="preserve"> </w:t>
-      </w:r>
-      <w:r>
-        <w:rPr>
-          <w:bCs/>
-          <w:b/>
-        </w:rPr>
-        <w:t xml:space="preserve">Not posted yet</w:t>
-      </w:r>
-      <w:r>
-        <w:t xml:space="preserve"> </w:t>
-      </w:r>
-      <w:r>
-        <w:t xml:space="preserve">and shows 3 steps:</w:t>
-      </w:r>
-      <w:r>
-        <w:t xml:space="preserve"> </w:t>
-      </w:r>
-      <w:r>
-        <w:rPr>
-          <w:bCs/>
-          <w:b/>
-        </w:rPr>
-        <w:t xml:space="preserve">Step 1: delete the old ad on Facebook</w:t>
-      </w:r>
-      <w:r>
-        <w:t xml:space="preserve">,</w:t>
-      </w:r>
-      <w:r>
-        <w:t xml:space="preserve"> </w:t>
-      </w:r>
-      <w:r>
-        <w:rPr>
-          <w:bCs/>
-          <w:b/>
-        </w:rPr>
-        <w:t xml:space="preserve">Step 2: copy the new listing and save the photos</w:t>
-      </w:r>
-      <w:r>
-        <w:t xml:space="preserve">,</w:t>
-      </w:r>
-      <w:r>
-        <w:t xml:space="preserve"> </w:t>
-      </w:r>
-      <w:r>
-        <w:rPr>
-          <w:bCs/>
-          <w:b/>
-        </w:rPr>
-        <w:t xml:space="preserve">Step 3: tap after it's posted on Facebook</w:t>
-      </w:r>
-      <w:r>
-        <w:t xml:space="preserve"> </w:t>
-      </w:r>
-      <w:r>
-        <w:t xml:space="preserve">(that's what moves it off the list). Deleting first keeps Facebook from flagging a duplicate.</w:t>
-      </w:r>
-    </w:p>
-    <w:p>
-      <w:pPr>
-        <w:numPr>
-          <w:ilvl w:val="0"/>
-          <w:numId w:val="1010"/>
-        </w:numPr>
-      </w:pPr>
-      <w:r>
-        <w:rPr>
-          <w:bCs/>
-          <w:b/>
-        </w:rPr>
-        <w:t xml:space="preserve">How many a day?</w:t>
-      </w:r>
-      <w:r>
-        <w:t xml:space="preserve"> </w:t>
-      </w:r>
-      <w:r>
-        <w:t xml:space="preserve">Tap 10, 15, 20 or 30 at the top of the Relist list.</w:t>
-      </w:r>
-      <w:r>
-        <w:t xml:space="preserve"> </w:t>
-      </w:r>
-      <w:r>
-        <w:rPr>
-          <w:bCs/>
-          <w:b/>
-        </w:rPr>
-        <w:t xml:space="preserve">15 is the default, a random 3–8 minutes apart</w:t>
-      </w:r>
-      <w:r>
-        <w:t xml:space="preserve">, because losing Marketplace would cost far more than a few days. Facebook publishes no limit; sellers report 10–15 a day is safe for an account new to posting this way and 15–30 once it's been going with no warnings; every relist is a delete plus a post. Go up only after a week with no warnings. Facebook only lets approved business partners post listings from outside apps, so the app gets them ready and you tap Post.</w:t>
+        <w:pStyle w:val="Compact"/>
+      </w:pPr>
+      <w:r>
+        <w:t xml:space="preserve">Tap</w:t>
+      </w:r>
+      <w:r>
+        <w:t xml:space="preserve"> </w:t>
+      </w:r>
+      <w:r>
+        <w:rPr>
+          <w:bCs/>
+          <w:b/>
+        </w:rPr>
+        <w:t xml:space="preserve">🔬 Run the deep check</w:t>
+      </w:r>
+      <w:r>
+        <w:t xml:space="preserve">. It runs live web searches (1 to 3 minutes, about 30¢ in AI cost) and builds a report:</w:t>
       </w:r>
     </w:p>
     <w:p>
@@ -2971,29 +2618,13 @@
           <w:bCs/>
           <w:b/>
         </w:rPr>
-        <w:t xml:space="preserve">↩ Undo everything (Oct 23):</w:t>
-      </w:r>
-      <w:r>
-        <w:t xml:space="preserve"> </w:t>
-      </w:r>
-      <w:r>
-        <w:t xml:space="preserve">tap a price box that's already in use (✓) to undo it: the price goes back to what it was before (or your own price). If you change the price with ✏️ Edit, the boxes just show which one matches; none gets a ✓ if it's your own number. After 🚫 Skip, 📤 Off FB, 🗑 Delete or 🔁 Relist, an</w:t>
-      </w:r>
-      <w:r>
-        <w:t xml:space="preserve"> </w:t>
-      </w:r>
-      <w:r>
-        <w:rPr>
-          <w:bCs/>
-          <w:b/>
-        </w:rPr>
-        <w:t xml:space="preserve">↩ Undo</w:t>
-      </w:r>
-      <w:r>
-        <w:t xml:space="preserve"> </w:t>
-      </w:r>
-      <w:r>
-        <w:t xml:space="preserve">bar pops up at the bottom of the screen; Delete's undo brings the item back with its photos. Skipped ads have ↩ Undo skip, and ads waiting to come off Facebook have ↩ Keep on Facebook.</w:t>
+        <w:t xml:space="preserve">Expected price</w:t>
+      </w:r>
+      <w:r>
+        <w:t xml:space="preserve"> </w:t>
+      </w:r>
+      <w:r>
+        <w:t xml:space="preserve">in big type, then List, Fast and Top, plus new/original retail, parts value and scrap value, real comps with links, who buys it, parts and other uses.</w:t>
       </w:r>
     </w:p>
     <w:p>
@@ -3009,84 +2640,13 @@
           <w:bCs/>
           <w:b/>
         </w:rPr>
-        <w:t xml:space="preserve">💲 Prices on the list itself:</w:t>
-      </w:r>
-      <w:r>
-        <w:t xml:space="preserve"> </w:t>
-      </w:r>
-      <w:r>
-        <w:t xml:space="preserve">each ad shows four price boxes:</w:t>
-      </w:r>
-      <w:r>
-        <w:t xml:space="preserve"> </w:t>
-      </w:r>
-      <w:r>
-        <w:rPr>
-          <w:bCs/>
-          <w:b/>
-        </w:rPr>
-        <w:t xml:space="preserve">Mine</w:t>
-      </w:r>
-      <w:r>
-        <w:t xml:space="preserve"> </w:t>
-      </w:r>
-      <w:r>
-        <w:t xml:space="preserve">(your own Facebook price),</w:t>
-      </w:r>
-      <w:r>
-        <w:t xml:space="preserve"> </w:t>
-      </w:r>
-      <w:r>
-        <w:rPr>
-          <w:bCs/>
-          <w:b/>
-        </w:rPr>
-        <w:t xml:space="preserve">List</w:t>
-      </w:r>
-      <w:r>
-        <w:t xml:space="preserve">,</w:t>
-      </w:r>
-      <w:r>
-        <w:t xml:space="preserve"> </w:t>
-      </w:r>
-      <w:r>
-        <w:rPr>
-          <w:bCs/>
-          <w:b/>
-        </w:rPr>
-        <w:t xml:space="preserve">Fast</w:t>
-      </w:r>
-      <w:r>
-        <w:t xml:space="preserve">,</w:t>
-      </w:r>
-      <w:r>
-        <w:t xml:space="preserve"> </w:t>
-      </w:r>
-      <w:r>
-        <w:rPr>
-          <w:bCs/>
-          <w:b/>
-        </w:rPr>
-        <w:t xml:space="preserve">Lowest</w:t>
-      </w:r>
-      <w:r>
-        <w:t xml:space="preserve">. Tap any box to use that price; the one in use has a ✓ and a green line under the ad confirms it (if a save ever fails, it says why). List/Fast/Lowest fill in after a real-price check: tap</w:t>
-      </w:r>
-      <w:r>
-        <w:t xml:space="preserve"> </w:t>
-      </w:r>
-      <w:r>
-        <w:rPr>
-          <w:bCs/>
-          <w:b/>
-        </w:rPr>
-        <w:t xml:space="preserve">🔎 Check real price</w:t>
-      </w:r>
-      <w:r>
-        <w:t xml:space="preserve"> </w:t>
-      </w:r>
-      <w:r>
-        <w:t xml:space="preserve">on that ad when you're deciding to relist it (about 11¢ on the app's AI bill), or ask Claude in chat to price them, which is covered by your Claude plan, and Claude writes the prices into the app. Nothing checks prices automatically (owner's choice, Oct 23). 🛑 HOLD and a one-line why show under the boxes.</w:t>
+        <w:t xml:space="preserve">🔧 How to test it:</w:t>
+      </w:r>
+      <w:r>
+        <w:t xml:space="preserve"> </w:t>
+      </w:r>
+      <w:r>
+        <w:t xml:space="preserve">safety warnings, tools you need, and numbered test steps, each with what "good" and "a problem" look like (for vintage electronics: slow power-up with a dim-bulb or variac, fuses, both channels, every input).</w:t>
       </w:r>
     </w:p>
     <w:p>
@@ -3102,13 +2662,13 @@
           <w:bCs/>
           <w:b/>
         </w:rPr>
-        <w:t xml:space="preserve">Facebook dates and categories loaded (Oct 23):</w:t>
-      </w:r>
-      <w:r>
-        <w:t xml:space="preserve"> </w:t>
-      </w:r>
-      <w:r>
-        <w:t xml:space="preserve">all 141 ads have the date they first went up (oldest Apr 1, 2025; newest Oct 15, 2026; "Listed on M/D" with no year was read as the most recent one) and Facebook's own category name, which the Next post page now gives Claude in Chrome.</w:t>
+        <w:t xml:space="preserve">🩺 Known problems and fixes</w:t>
+      </w:r>
+      <w:r>
+        <w:t xml:space="preserve"> </w:t>
+      </w:r>
+      <w:r>
+        <w:t xml:space="preserve">with rough costs, and whether fixing it is worth it.</w:t>
       </w:r>
     </w:p>
     <w:p>
@@ -3120,6 +2680,629 @@
         <w:pStyle w:val="Compact"/>
       </w:pPr>
       <w:r>
+        <w:t xml:space="preserve">Specs, manuals and service manuals, parts sources, a ready-to-paste listing with "Price box: $X", and sources.</w:t>
+      </w:r>
+    </w:p>
+    <w:p>
+      <w:pPr>
+        <w:numPr>
+          <w:ilvl w:val="0"/>
+          <w:numId w:val="1010"/>
+        </w:numPr>
+        <w:pStyle w:val="Compact"/>
+      </w:pPr>
+      <w:r>
+        <w:rPr>
+          <w:bCs/>
+          <w:b/>
+        </w:rPr>
+        <w:t xml:space="preserve">💬 Ask more about it:</w:t>
+      </w:r>
+      <w:r>
+        <w:t xml:space="preserve"> </w:t>
+      </w:r>
+      <w:r>
+        <w:t xml:space="preserve">type or say any follow-up question ("how do I check the bias?"). It searches again if needed, and the answer is saved in the report.</w:t>
+      </w:r>
+    </w:p>
+    <w:p>
+      <w:pPr>
+        <w:numPr>
+          <w:ilvl w:val="0"/>
+          <w:numId w:val="1010"/>
+        </w:numPr>
+        <w:pStyle w:val="Compact"/>
+      </w:pPr>
+      <w:r>
+        <w:rPr>
+          <w:bCs/>
+          <w:b/>
+        </w:rPr>
+        <w:t xml:space="preserve">📄 Download the Word white paper:</w:t>
+      </w:r>
+      <w:r>
+        <w:t xml:space="preserve"> </w:t>
+      </w:r>
+      <w:r>
+        <w:t xml:space="preserve">the whole report, with photos and every question and answer, as a .docx you can keep, print or send.</w:t>
+      </w:r>
+      <w:r>
+        <w:t xml:space="preserve"> </w:t>
+      </w:r>
+      <w:r>
+        <w:t xml:space="preserve">Every report is saved under "Saved reports" on the same page. Later this can become a paid add-on for other sellers.</w:t>
+      </w:r>
+    </w:p>
+    <w:bookmarkEnd w:id="35"/>
+    <w:bookmarkStart w:id="36" w:name="X31e73fb8465feb0ba23870e3ee1e4e3e718b7c6"/>
+    <w:p>
+      <w:pPr>
+        <w:pStyle w:val="Heading3"/>
+      </w:pPr>
+      <w:r>
+        <w:t xml:space="preserve">4.3c 💲 Price check (/app/prices): owner only</w:t>
+      </w:r>
+    </w:p>
+    <w:p>
+      <w:pPr>
+        <w:pStyle w:val="FirstParagraph"/>
+      </w:pPr>
+      <w:r>
+        <w:t xml:space="preserve">Every item you own, with your price next to real-comps prices (added Oct 23, 2026). Tap</w:t>
+      </w:r>
+      <w:r>
+        <w:t xml:space="preserve"> </w:t>
+      </w:r>
+      <w:r>
+        <w:rPr>
+          <w:bCs/>
+          <w:b/>
+        </w:rPr>
+        <w:t xml:space="preserve">🔎 Check prices</w:t>
+      </w:r>
+      <w:r>
+        <w:t xml:space="preserve"> </w:t>
+      </w:r>
+      <w:r>
+        <w:t xml:space="preserve">and each item gets a live search of eBay sold and listed prices, Marketplace asks and new retail (about 20 seconds and about 15¢ each; three run at a time). For each item you see</w:t>
+      </w:r>
+      <w:r>
+        <w:t xml:space="preserve"> </w:t>
+      </w:r>
+      <w:r>
+        <w:rPr>
+          <w:bCs/>
+          <w:b/>
+        </w:rPr>
+        <w:t xml:space="preserve">Top</w:t>
+      </w:r>
+      <w:r>
+        <w:t xml:space="preserve"> </w:t>
+      </w:r>
+      <w:r>
+        <w:t xml:space="preserve">(patient, about a month),</w:t>
+      </w:r>
+      <w:r>
+        <w:t xml:space="preserve"> </w:t>
+      </w:r>
+      <w:r>
+        <w:rPr>
+          <w:bCs/>
+          <w:b/>
+        </w:rPr>
+        <w:t xml:space="preserve">List</w:t>
+      </w:r>
+      <w:r>
+        <w:t xml:space="preserve"> </w:t>
+      </w:r>
+      <w:r>
+        <w:t xml:space="preserve">(sells in 1–2 weeks with room for offers),</w:t>
+      </w:r>
+      <w:r>
+        <w:t xml:space="preserve"> </w:t>
+      </w:r>
+      <w:r>
+        <w:rPr>
+          <w:bCs/>
+          <w:b/>
+        </w:rPr>
+        <w:t xml:space="preserve">Fast</w:t>
+      </w:r>
+      <w:r>
+        <w:t xml:space="preserve"> </w:t>
+      </w:r>
+      <w:r>
+        <w:t xml:space="preserve">(blow-out, a few days) and</w:t>
+      </w:r>
+      <w:r>
+        <w:t xml:space="preserve"> </w:t>
+      </w:r>
+      <w:r>
+        <w:rPr>
+          <w:bCs/>
+          <w:b/>
+        </w:rPr>
+        <w:t xml:space="preserve">Lowest</w:t>
+      </w:r>
+      <w:r>
+        <w:t xml:space="preserve"> </w:t>
+      </w:r>
+      <w:r>
+        <w:t xml:space="preserve">(stop here; hold or sell for parts instead), plus</w:t>
+      </w:r>
+      <w:r>
+        <w:t xml:space="preserve"> </w:t>
+      </w:r>
+      <w:r>
+        <w:rPr>
+          <w:bCs/>
+          <w:b/>
+        </w:rPr>
+        <w:t xml:space="preserve">🛑 HOLD</w:t>
+      </w:r>
+      <w:r>
+        <w:t xml:space="preserve"> </w:t>
+      </w:r>
+      <w:r>
+        <w:t xml:space="preserve">on things worth keeping for top dollar, a one-line why, and the comps it's based on with links. Tap</w:t>
+      </w:r>
+      <w:r>
+        <w:t xml:space="preserve"> </w:t>
+      </w:r>
+      <w:r>
+        <w:rPr>
+          <w:bCs/>
+          <w:b/>
+        </w:rPr>
+        <w:t xml:space="preserve">Use $List</w:t>
+      </w:r>
+      <w:r>
+        <w:t xml:space="preserve"> </w:t>
+      </w:r>
+      <w:r>
+        <w:t xml:space="preserve">or</w:t>
+      </w:r>
+      <w:r>
+        <w:t xml:space="preserve"> </w:t>
+      </w:r>
+      <w:r>
+        <w:rPr>
+          <w:bCs/>
+          <w:b/>
+        </w:rPr>
+        <w:t xml:space="preserve">Use $Fast</w:t>
+      </w:r>
+      <w:r>
+        <w:t xml:space="preserve"> </w:t>
+      </w:r>
+      <w:r>
+        <w:t xml:space="preserve">per item, or</w:t>
+      </w:r>
+      <w:r>
+        <w:t xml:space="preserve"> </w:t>
+      </w:r>
+      <w:r>
+        <w:rPr>
+          <w:bCs/>
+          <w:b/>
+        </w:rPr>
+        <w:t xml:space="preserve">Set all to List / Fast</w:t>
+      </w:r>
+      <w:r>
+        <w:t xml:space="preserve"> </w:t>
+      </w:r>
+      <w:r>
+        <w:t xml:space="preserve">(HOLD items are skipped). If an item has automatic drops on, its lowest drop is set to the Lowest price. Prices changed on Facebook ads show on the Relist list to change there too. Filters: Priced above List, 🛑 Hold, Not checked.</w:t>
+      </w:r>
+    </w:p>
+    <w:bookmarkEnd w:id="36"/>
+    <w:bookmarkStart w:id="37" w:name="X2b2abb8c494cbf1c043b9cd5ee3d40ed8f6f506"/>
+    <w:p>
+      <w:pPr>
+        <w:pStyle w:val="Heading3"/>
+      </w:pPr>
+      <w:r>
+        <w:t xml:space="preserve">4.3b 📂 Bring in Facebook ads (/app/import) and 🔁 Relist list (/app/relist): owner only</w:t>
+      </w:r>
+    </w:p>
+    <w:p>
+      <w:pPr>
+        <w:pStyle w:val="FirstParagraph"/>
+      </w:pPr>
+      <w:r>
+        <w:t xml:space="preserve">For moving old Facebook Marketplace ads into the app and reposting them fresh (added Oct 23, 2026).</w:t>
+      </w:r>
+      <w:r>
+        <w:t xml:space="preserve"> </w:t>
+      </w:r>
+      <w:r>
+        <w:rPr>
+          <w:bCs/>
+          <w:b/>
+        </w:rPr>
+        <w:t xml:space="preserve">Owner only:</w:t>
+      </w:r>
+      <w:r>
+        <w:t xml:space="preserve"> </w:t>
+      </w:r>
+      <w:r>
+        <w:t xml:space="preserve">only the admin account sees these menu items and pages; staff, sellers and buyers can't open them.</w:t>
+      </w:r>
+    </w:p>
+    <w:p>
+      <w:pPr>
+        <w:numPr>
+          <w:ilvl w:val="0"/>
+          <w:numId w:val="1012"/>
+        </w:numPr>
+      </w:pPr>
+      <w:r>
+        <w:t xml:space="preserve">In Chrome, open your Marketplace selling page and have the Claude bar on the right collect every ad into</w:t>
+      </w:r>
+      <w:r>
+        <w:t xml:space="preserve"> </w:t>
+      </w:r>
+      <w:r>
+        <w:rPr>
+          <w:bCs/>
+          <w:b/>
+        </w:rPr>
+        <w:t xml:space="preserve">facebook_listings.json</w:t>
+      </w:r>
+      <w:r>
+        <w:t xml:space="preserve"> </w:t>
+      </w:r>
+      <w:r>
+        <w:t xml:space="preserve">(it downloads the file).</w:t>
+      </w:r>
+    </w:p>
+    <w:p>
+      <w:pPr>
+        <w:numPr>
+          <w:ilvl w:val="0"/>
+          <w:numId w:val="1012"/>
+        </w:numPr>
+      </w:pPr>
+      <w:r>
+        <w:t xml:space="preserve">(Or send the file to Claude: it can load it on the server side so nothing has to stay open; that's how the first 141 came in on Oct 23.) Menu →</w:t>
+      </w:r>
+      <w:r>
+        <w:t xml:space="preserve"> </w:t>
+      </w:r>
+      <w:r>
+        <w:rPr>
+          <w:bCs/>
+          <w:b/>
+        </w:rPr>
+        <w:t xml:space="preserve">📂 Bring in Facebook ads</w:t>
+      </w:r>
+      <w:r>
+        <w:t xml:space="preserve"> </w:t>
+      </w:r>
+      <w:r>
+        <w:t xml:space="preserve">→</w:t>
+      </w:r>
+      <w:r>
+        <w:t xml:space="preserve"> </w:t>
+      </w:r>
+      <w:r>
+        <w:rPr>
+          <w:bCs/>
+          <w:b/>
+        </w:rPr>
+        <w:t xml:space="preserve">Pick facebook_listings.json</w:t>
+      </w:r>
+      <w:r>
+        <w:t xml:space="preserve"> </w:t>
+      </w:r>
+      <w:r>
+        <w:t xml:space="preserve">→</w:t>
+      </w:r>
+      <w:r>
+        <w:t xml:space="preserve"> </w:t>
+      </w:r>
+      <w:r>
+        <w:rPr>
+          <w:bCs/>
+          <w:b/>
+        </w:rPr>
+        <w:t xml:space="preserve">✨ Bring in N ads</w:t>
+      </w:r>
+      <w:r>
+        <w:t xml:space="preserve">. Keep the screen open. Each ad comes in with its photos in a new order (photo 2 becomes the cover), each photo slightly cropped and touched up, a new AI-written title and description, and</w:t>
+      </w:r>
+      <w:r>
+        <w:t xml:space="preserve"> </w:t>
+      </w:r>
+      <w:r>
+        <w:rPr>
+          <w:bCs/>
+          <w:b/>
+        </w:rPr>
+        <w:t xml:space="preserve">your same price</w:t>
+      </w:r>
+      <w:r>
+        <w:t xml:space="preserve">. Picking the file again skips the ones already in. Do it within a day or two: Facebook's photo links expire.</w:t>
+      </w:r>
+    </w:p>
+    <w:p>
+      <w:pPr>
+        <w:numPr>
+          <w:ilvl w:val="0"/>
+          <w:numId w:val="1012"/>
+        </w:numPr>
+      </w:pPr>
+      <w:r>
+        <w:t xml:space="preserve">Menu →</w:t>
+      </w:r>
+      <w:r>
+        <w:t xml:space="preserve"> </w:t>
+      </w:r>
+      <w:r>
+        <w:rPr>
+          <w:bCs/>
+          <w:b/>
+        </w:rPr>
+        <w:t xml:space="preserve">🔁 Relist Facebook ads</w:t>
+      </w:r>
+      <w:r>
+        <w:t xml:space="preserve">. Ten a day. Each ad says</w:t>
+      </w:r>
+      <w:r>
+        <w:t xml:space="preserve"> </w:t>
+      </w:r>
+      <w:r>
+        <w:rPr>
+          <w:bCs/>
+          <w:b/>
+        </w:rPr>
+        <w:t xml:space="preserve">Not posted yet</w:t>
+      </w:r>
+      <w:r>
+        <w:t xml:space="preserve"> </w:t>
+      </w:r>
+      <w:r>
+        <w:t xml:space="preserve">and shows 3 steps:</w:t>
+      </w:r>
+      <w:r>
+        <w:t xml:space="preserve"> </w:t>
+      </w:r>
+      <w:r>
+        <w:rPr>
+          <w:bCs/>
+          <w:b/>
+        </w:rPr>
+        <w:t xml:space="preserve">Step 1: delete the old ad on Facebook</w:t>
+      </w:r>
+      <w:r>
+        <w:t xml:space="preserve">,</w:t>
+      </w:r>
+      <w:r>
+        <w:t xml:space="preserve"> </w:t>
+      </w:r>
+      <w:r>
+        <w:rPr>
+          <w:bCs/>
+          <w:b/>
+        </w:rPr>
+        <w:t xml:space="preserve">Step 2: copy the new listing and save the photos</w:t>
+      </w:r>
+      <w:r>
+        <w:t xml:space="preserve">,</w:t>
+      </w:r>
+      <w:r>
+        <w:t xml:space="preserve"> </w:t>
+      </w:r>
+      <w:r>
+        <w:rPr>
+          <w:bCs/>
+          <w:b/>
+        </w:rPr>
+        <w:t xml:space="preserve">Step 3: tap after it's posted on Facebook</w:t>
+      </w:r>
+      <w:r>
+        <w:t xml:space="preserve"> </w:t>
+      </w:r>
+      <w:r>
+        <w:t xml:space="preserve">(that's what moves it off the list). Deleting first keeps Facebook from flagging a duplicate.</w:t>
+      </w:r>
+    </w:p>
+    <w:p>
+      <w:pPr>
+        <w:numPr>
+          <w:ilvl w:val="0"/>
+          <w:numId w:val="1012"/>
+        </w:numPr>
+      </w:pPr>
+      <w:r>
+        <w:rPr>
+          <w:bCs/>
+          <w:b/>
+        </w:rPr>
+        <w:t xml:space="preserve">How many a day?</w:t>
+      </w:r>
+      <w:r>
+        <w:t xml:space="preserve"> </w:t>
+      </w:r>
+      <w:r>
+        <w:t xml:space="preserve">Tap 10, 15, 20 or 30 at the top of the Relist list.</w:t>
+      </w:r>
+      <w:r>
+        <w:t xml:space="preserve"> </w:t>
+      </w:r>
+      <w:r>
+        <w:rPr>
+          <w:bCs/>
+          <w:b/>
+        </w:rPr>
+        <w:t xml:space="preserve">15 is the default, a random 3–8 minutes apart</w:t>
+      </w:r>
+      <w:r>
+        <w:t xml:space="preserve">, because losing Marketplace would cost far more than a few days. Facebook publishes no limit; sellers report 10–15 a day is safe for an account new to posting this way and 15–30 once it's been going with no warnings; every relist is a delete plus a post. Go up only after a week with no warnings. Facebook only lets approved business partners post listings from outside apps, so the app gets them ready and you tap Post.</w:t>
+      </w:r>
+    </w:p>
+    <w:p>
+      <w:pPr>
+        <w:numPr>
+          <w:ilvl w:val="1"/>
+          <w:numId w:val="1013"/>
+        </w:numPr>
+        <w:pStyle w:val="Compact"/>
+      </w:pPr>
+      <w:r>
+        <w:rPr>
+          <w:bCs/>
+          <w:b/>
+        </w:rPr>
+        <w:t xml:space="preserve">↩ Undo everything (Oct 23):</w:t>
+      </w:r>
+      <w:r>
+        <w:t xml:space="preserve"> </w:t>
+      </w:r>
+      <w:r>
+        <w:t xml:space="preserve">tap a price box that's already in use (✓) to undo it: the price goes back to what it was before (or your own price). If you change the price with ✏️ Edit, the boxes just show which one matches; none gets a ✓ if it's your own number. After 🚫 Skip, 📤 Off FB, 🗑 Delete or 🔁 Relist, an</w:t>
+      </w:r>
+      <w:r>
+        <w:t xml:space="preserve"> </w:t>
+      </w:r>
+      <w:r>
+        <w:rPr>
+          <w:bCs/>
+          <w:b/>
+        </w:rPr>
+        <w:t xml:space="preserve">↩ Undo</w:t>
+      </w:r>
+      <w:r>
+        <w:t xml:space="preserve"> </w:t>
+      </w:r>
+      <w:r>
+        <w:t xml:space="preserve">bar pops up at the bottom of the screen; Delete's undo brings the item back with its photos. Skipped ads have ↩ Undo skip, and ads waiting to come off Facebook have ↩ Keep on Facebook.</w:t>
+      </w:r>
+    </w:p>
+    <w:p>
+      <w:pPr>
+        <w:numPr>
+          <w:ilvl w:val="1"/>
+          <w:numId w:val="1013"/>
+        </w:numPr>
+        <w:pStyle w:val="Compact"/>
+      </w:pPr>
+      <w:r>
+        <w:rPr>
+          <w:bCs/>
+          <w:b/>
+        </w:rPr>
+        <w:t xml:space="preserve">💲 Prices on the list itself:</w:t>
+      </w:r>
+      <w:r>
+        <w:t xml:space="preserve"> </w:t>
+      </w:r>
+      <w:r>
+        <w:t xml:space="preserve">each ad shows four price boxes:</w:t>
+      </w:r>
+      <w:r>
+        <w:t xml:space="preserve"> </w:t>
+      </w:r>
+      <w:r>
+        <w:rPr>
+          <w:bCs/>
+          <w:b/>
+        </w:rPr>
+        <w:t xml:space="preserve">Mine</w:t>
+      </w:r>
+      <w:r>
+        <w:t xml:space="preserve"> </w:t>
+      </w:r>
+      <w:r>
+        <w:t xml:space="preserve">(your own Facebook price),</w:t>
+      </w:r>
+      <w:r>
+        <w:t xml:space="preserve"> </w:t>
+      </w:r>
+      <w:r>
+        <w:rPr>
+          <w:bCs/>
+          <w:b/>
+        </w:rPr>
+        <w:t xml:space="preserve">List</w:t>
+      </w:r>
+      <w:r>
+        <w:t xml:space="preserve">,</w:t>
+      </w:r>
+      <w:r>
+        <w:t xml:space="preserve"> </w:t>
+      </w:r>
+      <w:r>
+        <w:rPr>
+          <w:bCs/>
+          <w:b/>
+        </w:rPr>
+        <w:t xml:space="preserve">Fast</w:t>
+      </w:r>
+      <w:r>
+        <w:t xml:space="preserve">,</w:t>
+      </w:r>
+      <w:r>
+        <w:t xml:space="preserve"> </w:t>
+      </w:r>
+      <w:r>
+        <w:rPr>
+          <w:bCs/>
+          <w:b/>
+        </w:rPr>
+        <w:t xml:space="preserve">Lowest</w:t>
+      </w:r>
+      <w:r>
+        <w:t xml:space="preserve">. Tap any box to use that price; the one in use has a ✓ and a green line under the ad confirms it (if a save ever fails, it says why). List/Fast/Lowest fill in after a real-price check: tap</w:t>
+      </w:r>
+      <w:r>
+        <w:t xml:space="preserve"> </w:t>
+      </w:r>
+      <w:r>
+        <w:rPr>
+          <w:bCs/>
+          <w:b/>
+        </w:rPr>
+        <w:t xml:space="preserve">🔎 Check real price</w:t>
+      </w:r>
+      <w:r>
+        <w:t xml:space="preserve"> </w:t>
+      </w:r>
+      <w:r>
+        <w:t xml:space="preserve">on that ad when you're deciding to relist it (about 11¢ on the app's AI bill), or ask Claude in chat to price them, which is covered by your Claude plan, and Claude writes the prices into the app. Nothing checks prices automatically (owner's choice, Oct 23). 🛑 HOLD and a one-line why show under the boxes.</w:t>
+      </w:r>
+    </w:p>
+    <w:p>
+      <w:pPr>
+        <w:numPr>
+          <w:ilvl w:val="1"/>
+          <w:numId w:val="1013"/>
+        </w:numPr>
+        <w:pStyle w:val="Compact"/>
+      </w:pPr>
+      <w:r>
+        <w:rPr>
+          <w:bCs/>
+          <w:b/>
+        </w:rPr>
+        <w:t xml:space="preserve">Facebook dates and categories loaded (Oct 23):</w:t>
+      </w:r>
+      <w:r>
+        <w:t xml:space="preserve"> </w:t>
+      </w:r>
+      <w:r>
+        <w:t xml:space="preserve">all 141 ads have the date they first went up (oldest Apr 1, 2025; newest Oct 15, 2026; "Listed on M/D" with no year was read as the most recent one) and Facebook's own category name, which the Next post page now gives Claude in Chrome.</w:t>
+      </w:r>
+    </w:p>
+    <w:p>
+      <w:pPr>
+        <w:numPr>
+          <w:ilvl w:val="1"/>
+          <w:numId w:val="1013"/>
+        </w:numPr>
+        <w:pStyle w:val="Compact"/>
+      </w:pPr>
+      <w:r>
         <w:rPr>
           <w:bCs/>
           <w:b/>
@@ -3150,7 +3333,7 @@
       <w:pPr>
         <w:numPr>
           <w:ilvl w:val="1"/>
-          <w:numId w:val="1011"/>
+          <w:numId w:val="1013"/>
         </w:numPr>
         <w:pStyle w:val="Compact"/>
       </w:pPr>
@@ -3185,7 +3368,7 @@
       <w:pPr>
         <w:numPr>
           <w:ilvl w:val="1"/>
-          <w:numId w:val="1011"/>
+          <w:numId w:val="1013"/>
         </w:numPr>
         <w:pStyle w:val="Compact"/>
       </w:pPr>
@@ -3223,7 +3406,7 @@
       <w:pPr>
         <w:numPr>
           <w:ilvl w:val="1"/>
-          <w:numId w:val="1011"/>
+          <w:numId w:val="1013"/>
         </w:numPr>
         <w:pStyle w:val="Compact"/>
       </w:pPr>
@@ -3245,7 +3428,7 @@
       <w:pPr>
         <w:numPr>
           <w:ilvl w:val="1"/>
-          <w:numId w:val="1011"/>
+          <w:numId w:val="1013"/>
         </w:numPr>
         <w:pStyle w:val="Compact"/>
       </w:pPr>
@@ -3296,7 +3479,7 @@
       <w:pPr>
         <w:numPr>
           <w:ilvl w:val="1"/>
-          <w:numId w:val="1011"/>
+          <w:numId w:val="1013"/>
         </w:numPr>
         <w:pStyle w:val="Compact"/>
       </w:pPr>
@@ -3379,7 +3562,7 @@
       <w:pPr>
         <w:numPr>
           <w:ilvl w:val="1"/>
-          <w:numId w:val="1011"/>
+          <w:numId w:val="1013"/>
         </w:numPr>
         <w:pStyle w:val="Compact"/>
       </w:pPr>
@@ -3414,7 +3597,7 @@
       <w:pPr>
         <w:numPr>
           <w:ilvl w:val="1"/>
-          <w:numId w:val="1011"/>
+          <w:numId w:val="1013"/>
         </w:numPr>
         <w:pStyle w:val="Compact"/>
       </w:pPr>
@@ -3468,7 +3651,7 @@
       <w:pPr>
         <w:numPr>
           <w:ilvl w:val="1"/>
-          <w:numId w:val="1011"/>
+          <w:numId w:val="1013"/>
         </w:numPr>
         <w:pStyle w:val="Compact"/>
       </w:pPr>
@@ -3516,7 +3699,7 @@
       <w:pPr>
         <w:numPr>
           <w:ilvl w:val="1"/>
-          <w:numId w:val="1011"/>
+          <w:numId w:val="1013"/>
         </w:numPr>
         <w:pStyle w:val="Compact"/>
       </w:pPr>
@@ -3538,7 +3721,7 @@
       <w:pPr>
         <w:numPr>
           <w:ilvl w:val="1"/>
-          <w:numId w:val="1011"/>
+          <w:numId w:val="1013"/>
         </w:numPr>
         <w:pStyle w:val="Compact"/>
       </w:pPr>
@@ -3573,7 +3756,7 @@
       <w:pPr>
         <w:numPr>
           <w:ilvl w:val="1"/>
-          <w:numId w:val="1011"/>
+          <w:numId w:val="1013"/>
         </w:numPr>
         <w:pStyle w:val="Compact"/>
       </w:pPr>
@@ -3608,7 +3791,7 @@
       <w:pPr>
         <w:numPr>
           <w:ilvl w:val="1"/>
-          <w:numId w:val="1011"/>
+          <w:numId w:val="1013"/>
         </w:numPr>
         <w:pStyle w:val="Compact"/>
       </w:pPr>
@@ -3630,7 +3813,7 @@
       <w:pPr>
         <w:numPr>
           <w:ilvl w:val="1"/>
-          <w:numId w:val="1011"/>
+          <w:numId w:val="1013"/>
         </w:numPr>
         <w:pStyle w:val="Compact"/>
       </w:pPr>
@@ -3684,7 +3867,7 @@
       <w:pPr>
         <w:numPr>
           <w:ilvl w:val="1"/>
-          <w:numId w:val="1011"/>
+          <w:numId w:val="1013"/>
         </w:numPr>
         <w:pStyle w:val="Compact"/>
       </w:pPr>
@@ -3738,7 +3921,7 @@
       <w:pPr>
         <w:numPr>
           <w:ilvl w:val="1"/>
-          <w:numId w:val="1011"/>
+          <w:numId w:val="1013"/>
         </w:numPr>
         <w:pStyle w:val="Compact"/>
       </w:pPr>
@@ -3863,7 +4046,7 @@
       <w:pPr>
         <w:numPr>
           <w:ilvl w:val="1"/>
-          <w:numId w:val="1011"/>
+          <w:numId w:val="1013"/>
         </w:numPr>
         <w:pStyle w:val="Compact"/>
       </w:pPr>
@@ -3917,7 +4100,7 @@
       <w:pPr>
         <w:numPr>
           <w:ilvl w:val="0"/>
-          <w:numId w:val="1010"/>
+          <w:numId w:val="1012"/>
         </w:numPr>
       </w:pPr>
       <w:r>
@@ -3954,7 +4137,7 @@
       <w:pPr>
         <w:numPr>
           <w:ilvl w:val="0"/>
-          <w:numId w:val="1010"/>
+          <w:numId w:val="1012"/>
         </w:numPr>
       </w:pPr>
       <w:r>
@@ -4024,8 +4207,8 @@
         <w:t xml:space="preserve">Open nextownermarket.com/app/relist/next and keep following that page until it says DONE FOR TODAY or ALL DONE. If it says WAIT, wait until the time shown, then reload it. If the page says REMOVE ONLY, open that ad on Facebook, delete it, post nothing, and tap "I deleted it on Facebook". Otherwise: STEP 1, open the old ad link and delete that listing. STEP 2, open Facebook's Create new listing page, fill in the title, price, category, condition, location and description exactly as the page shows, and add the photos in the order shown (for a vehicle or boat, use Facebook's vehicle listing form instead). Publish it. STEP 3, open the new listing, copy its link, go back to the app page, paste the link in the "New ad link" box, and tap "I posted it on Facebook". Change nothing else on Facebook. If Facebook shows a warning, a limit, a security check or anything unexpected, stop and tell me.</w:t>
       </w:r>
     </w:p>
-    <w:bookmarkEnd w:id="36"/>
-    <w:bookmarkStart w:id="37" w:name="X7f5455860ac7b0bef4d679c9caf09f6677608a3"/>
+    <w:bookmarkEnd w:id="37"/>
+    <w:bookmarkStart w:id="38" w:name="X7f5455860ac7b0bef4d679c9caf09f6677608a3"/>
     <w:p>
       <w:pPr>
         <w:pStyle w:val="Heading3"/>
@@ -4091,8 +4274,8 @@
         <w:t xml:space="preserve">. Approved items leave the queue. Consignor items always pass through here.</w:t>
       </w:r>
     </w:p>
-    <w:bookmarkEnd w:id="37"/>
-    <w:bookmarkStart w:id="38" w:name="X1f262441b983331098a0573302ebbc5aaf73498"/>
+    <w:bookmarkEnd w:id="38"/>
+    <w:bookmarkStart w:id="39" w:name="X1f262441b983331098a0573302ebbc5aaf73498"/>
     <w:p>
       <w:pPr>
         <w:pStyle w:val="Heading3"/>
@@ -4113,7 +4296,7 @@
       <w:pPr>
         <w:numPr>
           <w:ilvl w:val="0"/>
-          <w:numId w:val="1012"/>
+          <w:numId w:val="1014"/>
         </w:numPr>
         <w:pStyle w:val="Compact"/>
       </w:pPr>
@@ -4135,7 +4318,7 @@
       <w:pPr>
         <w:numPr>
           <w:ilvl w:val="0"/>
-          <w:numId w:val="1012"/>
+          <w:numId w:val="1014"/>
         </w:numPr>
         <w:pStyle w:val="Compact"/>
       </w:pPr>
@@ -4157,7 +4340,7 @@
       <w:pPr>
         <w:numPr>
           <w:ilvl w:val="0"/>
-          <w:numId w:val="1012"/>
+          <w:numId w:val="1014"/>
         </w:numPr>
         <w:pStyle w:val="Compact"/>
       </w:pPr>
@@ -4195,7 +4378,7 @@
       <w:pPr>
         <w:numPr>
           <w:ilvl w:val="0"/>
-          <w:numId w:val="1012"/>
+          <w:numId w:val="1014"/>
         </w:numPr>
         <w:pStyle w:val="Compact"/>
       </w:pPr>
@@ -4211,7 +4394,7 @@
       <w:pPr>
         <w:numPr>
           <w:ilvl w:val="0"/>
-          <w:numId w:val="1012"/>
+          <w:numId w:val="1014"/>
         </w:numPr>
         <w:pStyle w:val="Compact"/>
       </w:pPr>
@@ -4233,7 +4416,7 @@
       <w:pPr>
         <w:numPr>
           <w:ilvl w:val="0"/>
-          <w:numId w:val="1012"/>
+          <w:numId w:val="1014"/>
         </w:numPr>
         <w:pStyle w:val="Compact"/>
       </w:pPr>
@@ -4255,7 +4438,7 @@
       <w:pPr>
         <w:numPr>
           <w:ilvl w:val="0"/>
-          <w:numId w:val="1012"/>
+          <w:numId w:val="1014"/>
         </w:numPr>
         <w:pStyle w:val="Compact"/>
       </w:pPr>
@@ -4277,7 +4460,7 @@
       <w:pPr>
         <w:numPr>
           <w:ilvl w:val="0"/>
-          <w:numId w:val="1012"/>
+          <w:numId w:val="1014"/>
         </w:numPr>
         <w:pStyle w:val="Compact"/>
       </w:pPr>
@@ -4285,8 +4468,8 @@
         <w:t xml:space="preserve">Activity log — who did what, when.</w:t>
       </w:r>
     </w:p>
-    <w:bookmarkEnd w:id="38"/>
-    <w:bookmarkStart w:id="39" w:name="X5b194047a1f281db7f3b9e7ba849aba675287ba"/>
+    <w:bookmarkEnd w:id="39"/>
+    <w:bookmarkStart w:id="40" w:name="X5b194047a1f281db7f3b9e7ba849aba675287ba"/>
     <w:p>
       <w:pPr>
         <w:pStyle w:val="Heading3"/>
@@ -4351,8 +4534,8 @@
         <w:t xml:space="preserve">(4×6 hang tag with description and price). Each carries the SKU, title, price, bin, and a QR code that opens the item's page. Print one or a whole batch from the Inventory select mode. Works with any printer via the phone's print dialog; label-printer presets can be added.</w:t>
       </w:r>
     </w:p>
-    <w:bookmarkEnd w:id="39"/>
-    <w:bookmarkStart w:id="40" w:name="Xe7297d43e4b3d50d20aee3b30ce37a3372c7505"/>
+    <w:bookmarkEnd w:id="40"/>
+    <w:bookmarkStart w:id="41" w:name="Xe7297d43e4b3d50d20aee3b30ce37a3372c7505"/>
     <w:p>
       <w:pPr>
         <w:pStyle w:val="Heading3"/>
@@ -4373,7 +4556,7 @@
       <w:pPr>
         <w:numPr>
           <w:ilvl w:val="0"/>
-          <w:numId w:val="1013"/>
+          <w:numId w:val="1015"/>
         </w:numPr>
         <w:pStyle w:val="Compact"/>
       </w:pPr>
@@ -4385,7 +4568,7 @@
       <w:pPr>
         <w:numPr>
           <w:ilvl w:val="0"/>
-          <w:numId w:val="1013"/>
+          <w:numId w:val="1015"/>
         </w:numPr>
         <w:pStyle w:val="Compact"/>
       </w:pPr>
@@ -4407,7 +4590,7 @@
       <w:pPr>
         <w:numPr>
           <w:ilvl w:val="0"/>
-          <w:numId w:val="1013"/>
+          <w:numId w:val="1015"/>
         </w:numPr>
         <w:pStyle w:val="Compact"/>
       </w:pPr>
@@ -4429,7 +4612,7 @@
       <w:pPr>
         <w:numPr>
           <w:ilvl w:val="0"/>
-          <w:numId w:val="1013"/>
+          <w:numId w:val="1015"/>
         </w:numPr>
         <w:pStyle w:val="Compact"/>
       </w:pPr>
@@ -4451,7 +4634,7 @@
       <w:pPr>
         <w:numPr>
           <w:ilvl w:val="0"/>
-          <w:numId w:val="1013"/>
+          <w:numId w:val="1015"/>
         </w:numPr>
         <w:pStyle w:val="Compact"/>
       </w:pPr>
@@ -4469,8 +4652,8 @@
         <w:t xml:space="preserve">— jumps to the subscriber list.</w:t>
       </w:r>
     </w:p>
-    <w:bookmarkEnd w:id="40"/>
-    <w:bookmarkStart w:id="41" w:name="Xf1989b286842e0935c331250d1d2258ede8ddf0"/>
+    <w:bookmarkEnd w:id="41"/>
+    <w:bookmarkStart w:id="42" w:name="Xf1989b286842e0935c331250d1d2258ede8ddf0"/>
     <w:p>
       <w:pPr>
         <w:pStyle w:val="Heading3"/>
@@ -4529,8 +4712,8 @@
         <w:t xml:space="preserve">. Buyer name, city, and rating show so you know who you're dealing with.</w:t>
       </w:r>
     </w:p>
-    <w:bookmarkEnd w:id="41"/>
-    <w:bookmarkStart w:id="42" w:name="Xc4b208f73a9fbc64eaebe74404345dbd71f1954"/>
+    <w:bookmarkEnd w:id="42"/>
+    <w:bookmarkStart w:id="43" w:name="Xc4b208f73a9fbc64eaebe74404345dbd71f1954"/>
     <w:p>
       <w:pPr>
         <w:pStyle w:val="Heading3"/>
@@ -4551,7 +4734,7 @@
       <w:pPr>
         <w:numPr>
           <w:ilvl w:val="0"/>
-          <w:numId w:val="1014"/>
+          <w:numId w:val="1016"/>
         </w:numPr>
         <w:pStyle w:val="Compact"/>
       </w:pPr>
@@ -4602,7 +4785,7 @@
       <w:pPr>
         <w:numPr>
           <w:ilvl w:val="0"/>
-          <w:numId w:val="1014"/>
+          <w:numId w:val="1016"/>
         </w:numPr>
         <w:pStyle w:val="Compact"/>
       </w:pPr>
@@ -4650,7 +4833,7 @@
       <w:pPr>
         <w:numPr>
           <w:ilvl w:val="0"/>
-          <w:numId w:val="1014"/>
+          <w:numId w:val="1016"/>
         </w:numPr>
         <w:pStyle w:val="Compact"/>
       </w:pPr>
@@ -4672,7 +4855,7 @@
       <w:pPr>
         <w:numPr>
           <w:ilvl w:val="0"/>
-          <w:numId w:val="1014"/>
+          <w:numId w:val="1016"/>
         </w:numPr>
         <w:pStyle w:val="Compact"/>
       </w:pPr>
@@ -4727,8 +4910,8 @@
         <w:t xml:space="preserve">Consignors see only their own orders and enter codes for their own hand-offs.</w:t>
       </w:r>
     </w:p>
-    <w:bookmarkEnd w:id="42"/>
-    <w:bookmarkStart w:id="43" w:name="X5becd7be8d5740b41af26e158ed92a906af4941"/>
+    <w:bookmarkEnd w:id="43"/>
+    <w:bookmarkStart w:id="44" w:name="X5becd7be8d5740b41af26e158ed92a906af4941"/>
     <w:p>
       <w:pPr>
         <w:pStyle w:val="Heading3"/>
@@ -4761,8 +4944,8 @@
         <w:t xml:space="preserve">and reply there. They see the buyer's first name and the thread, never the contact. Replies reach the buyer by email instantly; phone-only buyers see it in their account.</w:t>
       </w:r>
     </w:p>
-    <w:bookmarkEnd w:id="43"/>
-    <w:bookmarkStart w:id="44" w:name="X5c5581c47a78f402ac0630140c4f4c73e1764cd"/>
+    <w:bookmarkEnd w:id="44"/>
+    <w:bookmarkStart w:id="45" w:name="X5c5581c47a78f402ac0630140c4f4c73e1764cd"/>
     <w:p>
       <w:pPr>
         <w:pStyle w:val="Heading3"/>
@@ -4779,8 +4962,8 @@
         <w:t xml:space="preserve">All "looking for" requests: what, budget, distance, contact, status (open → searching → matched → fulfilled). Text or email the person from the row. Carry this list when you buy pallets. Automatic matches show when a fitting item is listed.</w:t>
       </w:r>
     </w:p>
-    <w:bookmarkEnd w:id="44"/>
-    <w:bookmarkStart w:id="45" w:name="X3b009d647e181dbb56f10b95b6a257841b541b4"/>
+    <w:bookmarkEnd w:id="45"/>
+    <w:bookmarkStart w:id="46" w:name="X3b009d647e181dbb56f10b95b6a257841b541b4"/>
     <w:p>
       <w:pPr>
         <w:pStyle w:val="Heading3"/>
@@ -4826,8 +5009,8 @@
         <w:t xml:space="preserve">. Post slots for the week every Sunday so buyers always have times to choose.</w:t>
       </w:r>
     </w:p>
-    <w:bookmarkEnd w:id="45"/>
-    <w:bookmarkStart w:id="46" w:name="Xd9c68c11cf21800b4d6f5c0c0e52524b34e9289"/>
+    <w:bookmarkEnd w:id="46"/>
+    <w:bookmarkStart w:id="47" w:name="Xd9c68c11cf21800b4d6f5c0c0e52524b34e9289"/>
     <w:p>
       <w:pPr>
         <w:pStyle w:val="Heading3"/>
@@ -4857,8 +5040,8 @@
         <w:t xml:space="preserve">, add notes. Tap a bin to see what's in it.</w:t>
       </w:r>
     </w:p>
-    <w:bookmarkEnd w:id="46"/>
-    <w:bookmarkStart w:id="47" w:name="X1593226d85b7dad9fb7f42cb9abb42b13214a77"/>
+    <w:bookmarkEnd w:id="47"/>
+    <w:bookmarkStart w:id="48" w:name="X1593226d85b7dad9fb7f42cb9abb42b13214a77"/>
     <w:p>
       <w:pPr>
         <w:pStyle w:val="Heading3"/>
@@ -4871,7 +5054,7 @@
       <w:pPr>
         <w:numPr>
           <w:ilvl w:val="0"/>
-          <w:numId w:val="1015"/>
+          <w:numId w:val="1017"/>
         </w:numPr>
         <w:pStyle w:val="Compact"/>
       </w:pPr>
@@ -4893,7 +5076,7 @@
       <w:pPr>
         <w:numPr>
           <w:ilvl w:val="0"/>
-          <w:numId w:val="1015"/>
+          <w:numId w:val="1017"/>
         </w:numPr>
         <w:pStyle w:val="Compact"/>
       </w:pPr>
@@ -4915,7 +5098,7 @@
       <w:pPr>
         <w:numPr>
           <w:ilvl w:val="0"/>
-          <w:numId w:val="1015"/>
+          <w:numId w:val="1017"/>
         </w:numPr>
         <w:pStyle w:val="Compact"/>
       </w:pPr>
@@ -4937,7 +5120,7 @@
       <w:pPr>
         <w:numPr>
           <w:ilvl w:val="0"/>
-          <w:numId w:val="1015"/>
+          <w:numId w:val="1017"/>
         </w:numPr>
         <w:pStyle w:val="Compact"/>
       </w:pPr>
@@ -4975,7 +5158,7 @@
       <w:pPr>
         <w:numPr>
           <w:ilvl w:val="0"/>
-          <w:numId w:val="1015"/>
+          <w:numId w:val="1017"/>
         </w:numPr>
         <w:pStyle w:val="Compact"/>
       </w:pPr>
@@ -4997,7 +5180,7 @@
       <w:pPr>
         <w:numPr>
           <w:ilvl w:val="0"/>
-          <w:numId w:val="1015"/>
+          <w:numId w:val="1017"/>
         </w:numPr>
         <w:pStyle w:val="Compact"/>
       </w:pPr>
@@ -5019,7 +5202,7 @@
       <w:pPr>
         <w:numPr>
           <w:ilvl w:val="0"/>
-          <w:numId w:val="1015"/>
+          <w:numId w:val="1017"/>
         </w:numPr>
         <w:pStyle w:val="Compact"/>
       </w:pPr>
@@ -5037,8 +5220,8 @@
         <w:t xml:space="preserve">— sales, items, or subscribers. Tax-ready columns: date, SKU, sale price, cost, shipping, fees, commission, consignor due, channel, payment method.</w:t>
       </w:r>
     </w:p>
-    <w:bookmarkEnd w:id="47"/>
-    <w:bookmarkStart w:id="48" w:name="X892b0caf210e49829b0c8f4603c30ae4010485b"/>
+    <w:bookmarkEnd w:id="48"/>
+    <w:bookmarkStart w:id="49" w:name="X892b0caf210e49829b0c8f4603c30ae4010485b"/>
     <w:p>
       <w:pPr>
         <w:pStyle w:val="Heading3"/>
@@ -5113,8 +5296,8 @@
         <w:t xml:space="preserve">, business name, contact, location, notes. Only an admin can make another admin. Users can never change their own role, plan, or credits; that's locked in the database. See their items and balance.</w:t>
       </w:r>
     </w:p>
-    <w:bookmarkEnd w:id="48"/>
-    <w:bookmarkStart w:id="49" w:name="X761b9479be6e1ccf878d4af9d2f8ea55545f6a9"/>
+    <w:bookmarkEnd w:id="49"/>
+    <w:bookmarkStart w:id="50" w:name="X761b9479be6e1ccf878d4af9d2f8ea55545f6a9"/>
     <w:p>
       <w:pPr>
         <w:pStyle w:val="Heading3"/>
@@ -5157,8 +5340,8 @@
         <w:t xml:space="preserve">. Goes to everyone on the list with photos, prices, a store button, your address, and an unsubscribe link. Free tier: 100/day, 3,000/month.</w:t>
       </w:r>
     </w:p>
-    <w:bookmarkEnd w:id="49"/>
-    <w:bookmarkStart w:id="50" w:name="X434adf16432d1cefa4baf77f115ed7d18d88270"/>
+    <w:bookmarkEnd w:id="50"/>
+    <w:bookmarkStart w:id="51" w:name="X434adf16432d1cefa4baf77f115ed7d18d88270"/>
     <w:p>
       <w:pPr>
         <w:pStyle w:val="Heading3"/>
@@ -5175,8 +5358,8 @@
         <w:t xml:space="preserve">Your email and text list. Counts by source (store box, message, signup, wanted, pickup). Export CSV to Mailchimp, Gmail, or a texting service for a "new arrivals" blast.</w:t>
       </w:r>
     </w:p>
-    <w:bookmarkEnd w:id="50"/>
-    <w:bookmarkStart w:id="51" w:name="Xcc492f38b580f3a02fd9a281155890c7e3bd029"/>
+    <w:bookmarkEnd w:id="51"/>
+    <w:bookmarkStart w:id="52" w:name="Xcc492f38b580f3a02fd9a281155890c7e3bd029"/>
     <w:p>
       <w:pPr>
         <w:pStyle w:val="Heading3"/>
@@ -5255,8 +5438,8 @@
         </w:pict>
       </w:r>
     </w:p>
-    <w:bookmarkEnd w:id="51"/>
-    <w:bookmarkStart w:id="52" w:name="X711fd5c63ad0c01ade3867443faf563d1693a75"/>
+    <w:bookmarkEnd w:id="52"/>
+    <w:bookmarkStart w:id="53" w:name="X711fd5c63ad0c01ade3867443faf563d1693a75"/>
     <w:p>
       <w:pPr>
         <w:pStyle w:val="Heading3"/>
@@ -5295,9 +5478,9 @@
         <w:t xml:space="preserve">). When someone they invite goes Pro, both get a free month, applied automatically to their Stripe bill.</w:t>
       </w:r>
     </w:p>
-    <w:bookmarkEnd w:id="52"/>
     <w:bookmarkEnd w:id="53"/>
-    <w:bookmarkStart w:id="54" w:name="X6d0cfc05150a815e3ec951494cf44175d125e73"/>
+    <w:bookmarkEnd w:id="54"/>
+    <w:bookmarkStart w:id="55" w:name="X6d0cfc05150a815e3ec951494cf44175d125e73"/>
     <w:p>
       <w:pPr>
         <w:pStyle w:val="Heading2"/>
@@ -5310,7 +5493,7 @@
       <w:pPr>
         <w:numPr>
           <w:ilvl w:val="0"/>
-          <w:numId w:val="1016"/>
+          <w:numId w:val="1018"/>
         </w:numPr>
         <w:pStyle w:val="Compact"/>
       </w:pPr>
@@ -5338,7 +5521,7 @@
       <w:pPr>
         <w:numPr>
           <w:ilvl w:val="0"/>
-          <w:numId w:val="1016"/>
+          <w:numId w:val="1018"/>
         </w:numPr>
         <w:pStyle w:val="Compact"/>
       </w:pPr>
@@ -5350,7 +5533,7 @@
       <w:pPr>
         <w:numPr>
           <w:ilvl w:val="0"/>
-          <w:numId w:val="1016"/>
+          <w:numId w:val="1018"/>
         </w:numPr>
         <w:pStyle w:val="Compact"/>
       </w:pPr>
@@ -5375,7 +5558,7 @@
       <w:pPr>
         <w:numPr>
           <w:ilvl w:val="0"/>
-          <w:numId w:val="1016"/>
+          <w:numId w:val="1018"/>
         </w:numPr>
         <w:pStyle w:val="Compact"/>
       </w:pPr>
@@ -5387,7 +5570,7 @@
       <w:pPr>
         <w:numPr>
           <w:ilvl w:val="0"/>
-          <w:numId w:val="1016"/>
+          <w:numId w:val="1018"/>
         </w:numPr>
         <w:pStyle w:val="Compact"/>
       </w:pPr>
@@ -5409,7 +5592,7 @@
       <w:pPr>
         <w:numPr>
           <w:ilvl w:val="0"/>
-          <w:numId w:val="1016"/>
+          <w:numId w:val="1018"/>
         </w:numPr>
         <w:pStyle w:val="Compact"/>
       </w:pPr>
@@ -5421,7 +5604,7 @@
       <w:pPr>
         <w:numPr>
           <w:ilvl w:val="0"/>
-          <w:numId w:val="1016"/>
+          <w:numId w:val="1018"/>
         </w:numPr>
         <w:pStyle w:val="Compact"/>
       </w:pPr>
@@ -5643,8 +5826,8 @@
         </w:pict>
       </w:r>
     </w:p>
-    <w:bookmarkEnd w:id="54"/>
-    <w:bookmarkStart w:id="55" w:name="part-6--day-to-day-playbook"/>
+    <w:bookmarkEnd w:id="55"/>
+    <w:bookmarkStart w:id="56" w:name="part-6--day-to-day-playbook"/>
     <w:p>
       <w:pPr>
         <w:pStyle w:val="Heading2"/>
@@ -5669,7 +5852,7 @@
       <w:pPr>
         <w:numPr>
           <w:ilvl w:val="0"/>
-          <w:numId w:val="1017"/>
+          <w:numId w:val="1019"/>
         </w:numPr>
         <w:pStyle w:val="Compact"/>
       </w:pPr>
@@ -5681,7 +5864,7 @@
       <w:pPr>
         <w:numPr>
           <w:ilvl w:val="0"/>
-          <w:numId w:val="1017"/>
+          <w:numId w:val="1019"/>
         </w:numPr>
         <w:pStyle w:val="Compact"/>
       </w:pPr>
@@ -5693,7 +5876,7 @@
       <w:pPr>
         <w:numPr>
           <w:ilvl w:val="0"/>
-          <w:numId w:val="1017"/>
+          <w:numId w:val="1019"/>
         </w:numPr>
         <w:pStyle w:val="Compact"/>
       </w:pPr>
@@ -5705,7 +5888,7 @@
       <w:pPr>
         <w:numPr>
           <w:ilvl w:val="0"/>
-          <w:numId w:val="1017"/>
+          <w:numId w:val="1019"/>
         </w:numPr>
         <w:pStyle w:val="Compact"/>
       </w:pPr>
@@ -5792,8 +5975,8 @@
         </w:pict>
       </w:r>
     </w:p>
-    <w:bookmarkEnd w:id="55"/>
-    <w:bookmarkStart w:id="56" w:name="Xaabc82db9d262ab6426eaf3205a95d67605ce41"/>
+    <w:bookmarkEnd w:id="56"/>
+    <w:bookmarkStart w:id="57" w:name="Xaabc82db9d262ab6426eaf3205a95d67605ce41"/>
     <w:p>
       <w:pPr>
         <w:pStyle w:val="Heading2"/>
@@ -5806,7 +5989,7 @@
       <w:pPr>
         <w:numPr>
           <w:ilvl w:val="0"/>
-          <w:numId w:val="1018"/>
+          <w:numId w:val="1020"/>
         </w:numPr>
         <w:pStyle w:val="Compact"/>
       </w:pPr>
@@ -5828,7 +6011,7 @@
       <w:pPr>
         <w:numPr>
           <w:ilvl w:val="0"/>
-          <w:numId w:val="1018"/>
+          <w:numId w:val="1020"/>
         </w:numPr>
         <w:pStyle w:val="Compact"/>
       </w:pPr>
@@ -5850,7 +6033,7 @@
       <w:pPr>
         <w:numPr>
           <w:ilvl w:val="0"/>
-          <w:numId w:val="1018"/>
+          <w:numId w:val="1020"/>
         </w:numPr>
         <w:pStyle w:val="Compact"/>
       </w:pPr>
@@ -5872,7 +6055,7 @@
       <w:pPr>
         <w:numPr>
           <w:ilvl w:val="0"/>
-          <w:numId w:val="1018"/>
+          <w:numId w:val="1020"/>
         </w:numPr>
         <w:pStyle w:val="Compact"/>
       </w:pPr>
@@ -5894,7 +6077,7 @@
       <w:pPr>
         <w:numPr>
           <w:ilvl w:val="0"/>
-          <w:numId w:val="1018"/>
+          <w:numId w:val="1020"/>
         </w:numPr>
         <w:pStyle w:val="Compact"/>
       </w:pPr>
@@ -5916,7 +6099,7 @@
       <w:pPr>
         <w:numPr>
           <w:ilvl w:val="0"/>
-          <w:numId w:val="1018"/>
+          <w:numId w:val="1020"/>
         </w:numPr>
         <w:pStyle w:val="Compact"/>
       </w:pPr>
@@ -5938,7 +6121,7 @@
       <w:pPr>
         <w:numPr>
           <w:ilvl w:val="0"/>
-          <w:numId w:val="1018"/>
+          <w:numId w:val="1020"/>
         </w:numPr>
         <w:pStyle w:val="Compact"/>
       </w:pPr>
@@ -5960,7 +6143,7 @@
       <w:pPr>
         <w:numPr>
           <w:ilvl w:val="0"/>
-          <w:numId w:val="1018"/>
+          <w:numId w:val="1020"/>
         </w:numPr>
         <w:pStyle w:val="Compact"/>
       </w:pPr>
@@ -5978,8 +6161,8 @@
         <w:t xml:space="preserve">any account from People; suspended sellers can't list or sell.</w:t>
       </w:r>
     </w:p>
-    <w:bookmarkEnd w:id="56"/>
-    <w:bookmarkStart w:id="57" w:name="part-6c--whats-new-september-30-2026"/>
+    <w:bookmarkEnd w:id="57"/>
+    <w:bookmarkStart w:id="58" w:name="part-6c--whats-new-september-30-2026"/>
     <w:p>
       <w:pPr>
         <w:pStyle w:val="Heading2"/>
@@ -6004,7 +6187,7 @@
       <w:pPr>
         <w:numPr>
           <w:ilvl w:val="0"/>
-          <w:numId w:val="1019"/>
+          <w:numId w:val="1021"/>
         </w:numPr>
         <w:pStyle w:val="Compact"/>
       </w:pPr>
@@ -6032,7 +6215,7 @@
       <w:pPr>
         <w:numPr>
           <w:ilvl w:val="0"/>
-          <w:numId w:val="1019"/>
+          <w:numId w:val="1021"/>
         </w:numPr>
         <w:pStyle w:val="Compact"/>
       </w:pPr>
@@ -6070,7 +6253,7 @@
       <w:pPr>
         <w:numPr>
           <w:ilvl w:val="0"/>
-          <w:numId w:val="1019"/>
+          <w:numId w:val="1021"/>
         </w:numPr>
         <w:pStyle w:val="Compact"/>
       </w:pPr>
@@ -6098,7 +6281,7 @@
       <w:pPr>
         <w:numPr>
           <w:ilvl w:val="0"/>
-          <w:numId w:val="1019"/>
+          <w:numId w:val="1021"/>
         </w:numPr>
         <w:pStyle w:val="Compact"/>
       </w:pPr>
@@ -6135,7 +6318,7 @@
       <w:pPr>
         <w:numPr>
           <w:ilvl w:val="0"/>
-          <w:numId w:val="1020"/>
+          <w:numId w:val="1022"/>
         </w:numPr>
         <w:pStyle w:val="Compact"/>
       </w:pPr>
@@ -6163,7 +6346,7 @@
       <w:pPr>
         <w:numPr>
           <w:ilvl w:val="0"/>
-          <w:numId w:val="1020"/>
+          <w:numId w:val="1022"/>
         </w:numPr>
         <w:pStyle w:val="Compact"/>
       </w:pPr>
@@ -6175,7 +6358,7 @@
       <w:pPr>
         <w:numPr>
           <w:ilvl w:val="0"/>
-          <w:numId w:val="1020"/>
+          <w:numId w:val="1022"/>
         </w:numPr>
         <w:pStyle w:val="Compact"/>
       </w:pPr>
@@ -6199,7 +6382,7 @@
       <w:pPr>
         <w:numPr>
           <w:ilvl w:val="0"/>
-          <w:numId w:val="1021"/>
+          <w:numId w:val="1023"/>
         </w:numPr>
         <w:pStyle w:val="Compact"/>
       </w:pPr>
@@ -6218,7 +6401,7 @@
       <w:pPr>
         <w:numPr>
           <w:ilvl w:val="0"/>
-          <w:numId w:val="1021"/>
+          <w:numId w:val="1023"/>
         </w:numPr>
         <w:pStyle w:val="Compact"/>
       </w:pPr>
@@ -6237,7 +6420,7 @@
       <w:pPr>
         <w:numPr>
           <w:ilvl w:val="0"/>
-          <w:numId w:val="1021"/>
+          <w:numId w:val="1023"/>
         </w:numPr>
         <w:pStyle w:val="Compact"/>
       </w:pPr>
@@ -6256,7 +6439,7 @@
       <w:pPr>
         <w:numPr>
           <w:ilvl w:val="0"/>
-          <w:numId w:val="1021"/>
+          <w:numId w:val="1023"/>
         </w:numPr>
         <w:pStyle w:val="Compact"/>
       </w:pPr>
@@ -6290,7 +6473,7 @@
       <w:pPr>
         <w:numPr>
           <w:ilvl w:val="0"/>
-          <w:numId w:val="1022"/>
+          <w:numId w:val="1024"/>
         </w:numPr>
         <w:pStyle w:val="Compact"/>
       </w:pPr>
@@ -6312,7 +6495,7 @@
       <w:pPr>
         <w:numPr>
           <w:ilvl w:val="0"/>
-          <w:numId w:val="1022"/>
+          <w:numId w:val="1024"/>
         </w:numPr>
         <w:pStyle w:val="Compact"/>
       </w:pPr>
@@ -6331,7 +6514,7 @@
       <w:pPr>
         <w:numPr>
           <w:ilvl w:val="0"/>
-          <w:numId w:val="1022"/>
+          <w:numId w:val="1024"/>
         </w:numPr>
         <w:pStyle w:val="Compact"/>
       </w:pPr>
@@ -6350,7 +6533,7 @@
       <w:pPr>
         <w:numPr>
           <w:ilvl w:val="0"/>
-          <w:numId w:val="1022"/>
+          <w:numId w:val="1024"/>
         </w:numPr>
         <w:pStyle w:val="Compact"/>
       </w:pPr>
@@ -6381,7 +6564,7 @@
       <w:pPr>
         <w:numPr>
           <w:ilvl w:val="0"/>
-          <w:numId w:val="1023"/>
+          <w:numId w:val="1025"/>
         </w:numPr>
         <w:pStyle w:val="Compact"/>
       </w:pPr>
@@ -6403,7 +6586,7 @@
       <w:pPr>
         <w:numPr>
           <w:ilvl w:val="0"/>
-          <w:numId w:val="1023"/>
+          <w:numId w:val="1025"/>
         </w:numPr>
         <w:pStyle w:val="Compact"/>
       </w:pPr>
@@ -6425,7 +6608,7 @@
       <w:pPr>
         <w:numPr>
           <w:ilvl w:val="0"/>
-          <w:numId w:val="1023"/>
+          <w:numId w:val="1025"/>
         </w:numPr>
         <w:pStyle w:val="Compact"/>
       </w:pPr>
@@ -6447,7 +6630,7 @@
       <w:pPr>
         <w:numPr>
           <w:ilvl w:val="0"/>
-          <w:numId w:val="1023"/>
+          <w:numId w:val="1025"/>
         </w:numPr>
         <w:pStyle w:val="Compact"/>
       </w:pPr>
@@ -6471,7 +6654,7 @@
       <w:pPr>
         <w:numPr>
           <w:ilvl w:val="0"/>
-          <w:numId w:val="1024"/>
+          <w:numId w:val="1026"/>
         </w:numPr>
         <w:pStyle w:val="Compact"/>
       </w:pPr>
@@ -6493,7 +6676,7 @@
       <w:pPr>
         <w:numPr>
           <w:ilvl w:val="0"/>
-          <w:numId w:val="1024"/>
+          <w:numId w:val="1026"/>
         </w:numPr>
         <w:pStyle w:val="Compact"/>
       </w:pPr>
@@ -6515,7 +6698,7 @@
       <w:pPr>
         <w:numPr>
           <w:ilvl w:val="0"/>
-          <w:numId w:val="1024"/>
+          <w:numId w:val="1026"/>
         </w:numPr>
         <w:pStyle w:val="Compact"/>
       </w:pPr>
@@ -6534,7 +6717,7 @@
       <w:pPr>
         <w:numPr>
           <w:ilvl w:val="0"/>
-          <w:numId w:val="1024"/>
+          <w:numId w:val="1026"/>
         </w:numPr>
         <w:pStyle w:val="Compact"/>
       </w:pPr>
@@ -6568,7 +6751,7 @@
       <w:pPr>
         <w:numPr>
           <w:ilvl w:val="0"/>
-          <w:numId w:val="1025"/>
+          <w:numId w:val="1027"/>
         </w:numPr>
         <w:pStyle w:val="Compact"/>
       </w:pPr>
@@ -6590,7 +6773,7 @@
       <w:pPr>
         <w:numPr>
           <w:ilvl w:val="0"/>
-          <w:numId w:val="1025"/>
+          <w:numId w:val="1027"/>
         </w:numPr>
         <w:pStyle w:val="Compact"/>
       </w:pPr>
@@ -6609,7 +6792,7 @@
       <w:pPr>
         <w:numPr>
           <w:ilvl w:val="0"/>
-          <w:numId w:val="1025"/>
+          <w:numId w:val="1027"/>
         </w:numPr>
         <w:pStyle w:val="Compact"/>
       </w:pPr>
@@ -6631,7 +6814,7 @@
       <w:pPr>
         <w:numPr>
           <w:ilvl w:val="0"/>
-          <w:numId w:val="1025"/>
+          <w:numId w:val="1027"/>
         </w:numPr>
         <w:pStyle w:val="Compact"/>
       </w:pPr>
@@ -6650,7 +6833,7 @@
       <w:pPr>
         <w:numPr>
           <w:ilvl w:val="0"/>
-          <w:numId w:val="1025"/>
+          <w:numId w:val="1027"/>
         </w:numPr>
         <w:pStyle w:val="Compact"/>
       </w:pPr>
@@ -6672,7 +6855,7 @@
       <w:pPr>
         <w:numPr>
           <w:ilvl w:val="0"/>
-          <w:numId w:val="1025"/>
+          <w:numId w:val="1027"/>
         </w:numPr>
         <w:pStyle w:val="Compact"/>
       </w:pPr>
@@ -6710,7 +6893,7 @@
       <w:pPr>
         <w:numPr>
           <w:ilvl w:val="0"/>
-          <w:numId w:val="1025"/>
+          <w:numId w:val="1027"/>
         </w:numPr>
         <w:pStyle w:val="Compact"/>
       </w:pPr>
@@ -6797,7 +6980,7 @@
       <w:pPr>
         <w:numPr>
           <w:ilvl w:val="0"/>
-          <w:numId w:val="1025"/>
+          <w:numId w:val="1027"/>
         </w:numPr>
         <w:pStyle w:val="Compact"/>
       </w:pPr>
@@ -6812,8 +6995,8 @@
         <w:t xml:space="preserve">: buyer weekly "new near you" (Thursdays), seller weekly report (Mondays), win-back at 30 days, Pro offer when free credits run out, Facebook Page auto-posting (needs a token; steps in Operations), a daily health check of every outside service, a Monday digest to staff. Milestones now start at $25 and $50; nudges fire at 10 views / 2 saves; milestone texts for people with text alerts on. Operations gained a Read-me-first for new hires, the Outside-the-site registry with live status, and every automatic email word for word. Settings has a Facebook Page ID/token box.</w:t>
       </w:r>
     </w:p>
-    <w:bookmarkEnd w:id="57"/>
-    <w:bookmarkStart w:id="60" w:name="part-7--sharing-the-store"/>
+    <w:bookmarkEnd w:id="58"/>
+    <w:bookmarkStart w:id="61" w:name="part-7--sharing-the-store"/>
     <w:p>
       <w:pPr>
         <w:pStyle w:val="Heading2"/>
@@ -6826,7 +7009,7 @@
       <w:pPr>
         <w:numPr>
           <w:ilvl w:val="0"/>
-          <w:numId w:val="1026"/>
+          <w:numId w:val="1028"/>
         </w:numPr>
         <w:pStyle w:val="Compact"/>
       </w:pPr>
@@ -6851,7 +7034,7 @@
       <w:pPr>
         <w:numPr>
           <w:ilvl w:val="0"/>
-          <w:numId w:val="1026"/>
+          <w:numId w:val="1028"/>
         </w:numPr>
         <w:pStyle w:val="Compact"/>
       </w:pPr>
@@ -6863,7 +7046,7 @@
       <w:pPr>
         <w:numPr>
           <w:ilvl w:val="0"/>
-          <w:numId w:val="1026"/>
+          <w:numId w:val="1028"/>
         </w:numPr>
         <w:pStyle w:val="Compact"/>
       </w:pPr>
@@ -6873,7 +7056,7 @@
       <w:r>
         <w:t xml:space="preserve"> </w:t>
       </w:r>
-      <w:hyperlink r:id="rId58">
+      <w:hyperlink r:id="rId59">
         <w:r>
           <w:rPr>
             <w:rStyle w:val="Hyperlink"/>
@@ -6888,7 +7071,7 @@
       <w:pPr>
         <w:numPr>
           <w:ilvl w:val="0"/>
-          <w:numId w:val="1026"/>
+          <w:numId w:val="1028"/>
         </w:numPr>
         <w:pStyle w:val="Compact"/>
       </w:pPr>
@@ -6898,7 +7081,7 @@
       <w:r>
         <w:t xml:space="preserve"> </w:t>
       </w:r>
-      <w:hyperlink r:id="rId59">
+      <w:hyperlink r:id="rId60">
         <w:r>
           <w:rPr>
             <w:rStyle w:val="Hyperlink"/>
@@ -6924,8 +7107,8 @@
         </w:pict>
       </w:r>
     </w:p>
-    <w:bookmarkEnd w:id="60"/>
-    <w:bookmarkStart w:id="61" w:name="Xac76e462ed03799ac44caee0a2758d76f0a5d6e"/>
+    <w:bookmarkEnd w:id="61"/>
+    <w:bookmarkStart w:id="62" w:name="Xac76e462ed03799ac44caee0a2758d76f0a5d6e"/>
     <w:p>
       <w:pPr>
         <w:pStyle w:val="Heading2"/>
@@ -6938,7 +7121,7 @@
       <w:pPr>
         <w:numPr>
           <w:ilvl w:val="0"/>
-          <w:numId w:val="1027"/>
+          <w:numId w:val="1029"/>
         </w:numPr>
         <w:pStyle w:val="Compact"/>
       </w:pPr>
@@ -6950,7 +7133,7 @@
       <w:pPr>
         <w:numPr>
           <w:ilvl w:val="0"/>
-          <w:numId w:val="1027"/>
+          <w:numId w:val="1029"/>
         </w:numPr>
         <w:pStyle w:val="Compact"/>
       </w:pPr>
@@ -6962,7 +7145,7 @@
       <w:pPr>
         <w:numPr>
           <w:ilvl w:val="0"/>
-          <w:numId w:val="1027"/>
+          <w:numId w:val="1029"/>
         </w:numPr>
         <w:pStyle w:val="Compact"/>
       </w:pPr>
@@ -6974,7 +7157,7 @@
       <w:pPr>
         <w:numPr>
           <w:ilvl w:val="0"/>
-          <w:numId w:val="1027"/>
+          <w:numId w:val="1029"/>
         </w:numPr>
         <w:pStyle w:val="Compact"/>
       </w:pPr>
@@ -6986,7 +7169,7 @@
       <w:pPr>
         <w:numPr>
           <w:ilvl w:val="0"/>
-          <w:numId w:val="1027"/>
+          <w:numId w:val="1029"/>
         </w:numPr>
         <w:pStyle w:val="Compact"/>
       </w:pPr>
@@ -6998,7 +7181,7 @@
       <w:pPr>
         <w:numPr>
           <w:ilvl w:val="0"/>
-          <w:numId w:val="1027"/>
+          <w:numId w:val="1029"/>
         </w:numPr>
         <w:pStyle w:val="Compact"/>
       </w:pPr>
@@ -7010,7 +7193,7 @@
       <w:pPr>
         <w:numPr>
           <w:ilvl w:val="0"/>
-          <w:numId w:val="1027"/>
+          <w:numId w:val="1029"/>
         </w:numPr>
         <w:pStyle w:val="Compact"/>
       </w:pPr>
@@ -7022,7 +7205,7 @@
       <w:pPr>
         <w:numPr>
           <w:ilvl w:val="0"/>
-          <w:numId w:val="1027"/>
+          <w:numId w:val="1029"/>
         </w:numPr>
         <w:pStyle w:val="Compact"/>
       </w:pPr>
@@ -7037,8 +7220,8 @@
         </w:pict>
       </w:r>
     </w:p>
-    <w:bookmarkEnd w:id="61"/>
-    <w:bookmarkStart w:id="62" w:name="part-8b--legal-pages"/>
+    <w:bookmarkEnd w:id="62"/>
+    <w:bookmarkStart w:id="63" w:name="part-8b--legal-pages"/>
     <w:p>
       <w:pPr>
         <w:pStyle w:val="Heading2"/>
@@ -7081,8 +7264,8 @@
         <w:t xml:space="preserve">are live, linked from the store footer, the sign-up form, and the Buy button. Have a lawyer review the terms before heavy promotion.</w:t>
       </w:r>
     </w:p>
-    <w:bookmarkEnd w:id="62"/>
-    <w:bookmarkStart w:id="63" w:name="part-9--quick-facts"/>
+    <w:bookmarkEnd w:id="63"/>
+    <w:bookmarkStart w:id="64" w:name="part-9--quick-facts"/>
     <w:p>
       <w:pPr>
         <w:pStyle w:val="Heading2"/>
@@ -7095,7 +7278,7 @@
       <w:pPr>
         <w:numPr>
           <w:ilvl w:val="0"/>
-          <w:numId w:val="1028"/>
+          <w:numId w:val="1030"/>
         </w:numPr>
         <w:pStyle w:val="Compact"/>
       </w:pPr>
@@ -7107,7 +7290,7 @@
       <w:pPr>
         <w:numPr>
           <w:ilvl w:val="0"/>
-          <w:numId w:val="1028"/>
+          <w:numId w:val="1030"/>
         </w:numPr>
         <w:pStyle w:val="Compact"/>
       </w:pPr>
@@ -7119,7 +7302,7 @@
       <w:pPr>
         <w:numPr>
           <w:ilvl w:val="0"/>
-          <w:numId w:val="1028"/>
+          <w:numId w:val="1030"/>
         </w:numPr>
         <w:pStyle w:val="Compact"/>
       </w:pPr>
@@ -7131,7 +7314,7 @@
       <w:pPr>
         <w:numPr>
           <w:ilvl w:val="0"/>
-          <w:numId w:val="1028"/>
+          <w:numId w:val="1030"/>
         </w:numPr>
         <w:pStyle w:val="Compact"/>
       </w:pPr>
@@ -7143,7 +7326,7 @@
       <w:pPr>
         <w:numPr>
           <w:ilvl w:val="0"/>
-          <w:numId w:val="1028"/>
+          <w:numId w:val="1030"/>
         </w:numPr>
         <w:pStyle w:val="Compact"/>
       </w:pPr>
@@ -7303,8 +7486,8 @@
         <w:t xml:space="preserve">the email key is send-only (the safe kind), so the old check showed "Broken" even while emails were delivering; Health now judges by real sends.</w:t>
       </w:r>
     </w:p>
-    <w:bookmarkEnd w:id="63"/>
-    <w:bookmarkStart w:id="64" w:name="the-new-visitor-redesign-oct-1-2026"/>
+    <w:bookmarkEnd w:id="64"/>
+    <w:bookmarkStart w:id="65" w:name="the-new-visitor-redesign-oct-1-2026"/>
     <w:p>
       <w:pPr>
         <w:pStyle w:val="Heading2"/>
@@ -7605,7 +7788,7 @@
       <w:pPr>
         <w:numPr>
           <w:ilvl w:val="0"/>
-          <w:numId w:val="1029"/>
+          <w:numId w:val="1031"/>
         </w:numPr>
         <w:pStyle w:val="Compact"/>
       </w:pPr>
@@ -7627,7 +7810,7 @@
       <w:pPr>
         <w:numPr>
           <w:ilvl w:val="0"/>
-          <w:numId w:val="1029"/>
+          <w:numId w:val="1031"/>
         </w:numPr>
         <w:pStyle w:val="Compact"/>
       </w:pPr>
@@ -7649,7 +7832,7 @@
       <w:pPr>
         <w:numPr>
           <w:ilvl w:val="0"/>
-          <w:numId w:val="1029"/>
+          <w:numId w:val="1031"/>
         </w:numPr>
         <w:pStyle w:val="Compact"/>
       </w:pPr>
@@ -7671,7 +7854,7 @@
       <w:pPr>
         <w:numPr>
           <w:ilvl w:val="0"/>
-          <w:numId w:val="1029"/>
+          <w:numId w:val="1031"/>
         </w:numPr>
         <w:pStyle w:val="Compact"/>
       </w:pPr>
@@ -7741,8 +7924,8 @@
         <w:t xml:space="preserve">the Google Shopping feed (what Merchant Center reads), the new-items feed and the sitemap were being saved once at build time, and the last build saved an empty Google feed. They're now made fresh on request (cached at the edge for 15 to 30 minutes), and if the database ever doesn't answer they return "try again later" instead of an empty list, so Google keeps its last good copy. The morning sweep checks that both feeds have items.</w:t>
       </w:r>
     </w:p>
-    <w:bookmarkEnd w:id="64"/>
-    <w:bookmarkStart w:id="65" w:name="Xf96c76047641fee63af2299afe63d7779b3ca8c"/>
+    <w:bookmarkEnd w:id="65"/>
+    <w:bookmarkStart w:id="66" w:name="Xf96c76047641fee63af2299afe63d7779b3ca8c"/>
     <w:p>
       <w:pPr>
         <w:pStyle w:val="Heading2"/>
@@ -7791,8 +7974,8 @@
         <w:t xml:space="preserve">opens the camera right there, which is handy in a store aisle.</w:t>
       </w:r>
     </w:p>
-    <w:bookmarkEnd w:id="65"/>
-    <w:bookmarkStart w:id="66" w:name="buy-or-pass-in-a-thrift-store-oct-1-2026"/>
+    <w:bookmarkEnd w:id="66"/>
+    <w:bookmarkStart w:id="67" w:name="buy-or-pass-in-a-thrift-store-oct-1-2026"/>
     <w:p>
       <w:pPr>
         <w:pStyle w:val="Heading2"/>
@@ -7854,7 +8037,7 @@
       <w:pPr>
         <w:numPr>
           <w:ilvl w:val="0"/>
-          <w:numId w:val="1030"/>
+          <w:numId w:val="1032"/>
         </w:numPr>
         <w:pStyle w:val="Compact"/>
       </w:pPr>
@@ -7866,7 +8049,7 @@
       <w:pPr>
         <w:numPr>
           <w:ilvl w:val="0"/>
-          <w:numId w:val="1030"/>
+          <w:numId w:val="1032"/>
         </w:numPr>
         <w:pStyle w:val="Compact"/>
       </w:pPr>
@@ -7878,7 +8061,7 @@
       <w:pPr>
         <w:numPr>
           <w:ilvl w:val="0"/>
-          <w:numId w:val="1030"/>
+          <w:numId w:val="1032"/>
         </w:numPr>
         <w:pStyle w:val="Compact"/>
       </w:pPr>
@@ -7902,7 +8085,7 @@
       <w:pPr>
         <w:numPr>
           <w:ilvl w:val="0"/>
-          <w:numId w:val="1031"/>
+          <w:numId w:val="1033"/>
         </w:numPr>
         <w:pStyle w:val="Compact"/>
       </w:pPr>
@@ -7924,7 +8107,7 @@
       <w:pPr>
         <w:numPr>
           <w:ilvl w:val="0"/>
-          <w:numId w:val="1031"/>
+          <w:numId w:val="1033"/>
         </w:numPr>
         <w:pStyle w:val="Compact"/>
       </w:pPr>
@@ -7946,7 +8129,7 @@
       <w:pPr>
         <w:numPr>
           <w:ilvl w:val="0"/>
-          <w:numId w:val="1031"/>
+          <w:numId w:val="1033"/>
         </w:numPr>
         <w:pStyle w:val="Compact"/>
       </w:pPr>
@@ -7964,8 +8147,8 @@
         <w:t xml:space="preserve">sends a heads-up on color-tag day.</w:t>
       </w:r>
     </w:p>
-    <w:bookmarkEnd w:id="66"/>
-    <w:bookmarkStart w:id="67" w:name="share-every-find-oct-1-2026"/>
+    <w:bookmarkEnd w:id="67"/>
+    <w:bookmarkStart w:id="68" w:name="share-every-find-oct-1-2026"/>
     <w:p>
       <w:pPr>
         <w:pStyle w:val="Heading2"/>
@@ -8034,8 +8217,8 @@
         <w:t xml:space="preserve">gives you unlimited checks if 5 a day isn't enough.</w:t>
       </w:r>
     </w:p>
-    <w:bookmarkEnd w:id="67"/>
-    <w:bookmarkStart w:id="68" w:name="fix-a-wrong-answer-oct-2-2026"/>
+    <w:bookmarkEnd w:id="68"/>
+    <w:bookmarkStart w:id="69" w:name="fix-a-wrong-answer-oct-2-2026"/>
     <w:p>
       <w:pPr>
         <w:pStyle w:val="Heading2"/>
@@ -8086,8 +8269,8 @@
         <w:t xml:space="preserve">It re-checks your same photos with your correction. It's free and doesn't use one of your lookups.</w:t>
       </w:r>
     </w:p>
-    <w:bookmarkEnd w:id="68"/>
-    <w:bookmarkStart w:id="69" w:name="missing-a-part-find-it-oct-2-2026"/>
+    <w:bookmarkEnd w:id="69"/>
+    <w:bookmarkStart w:id="70" w:name="missing-a-part-find-it-oct-2-2026"/>
     <w:p>
       <w:pPr>
         <w:pStyle w:val="Heading2"/>
@@ -8124,7 +8307,7 @@
       <w:pPr>
         <w:numPr>
           <w:ilvl w:val="0"/>
-          <w:numId w:val="1032"/>
+          <w:numId w:val="1034"/>
         </w:numPr>
         <w:pStyle w:val="Compact"/>
       </w:pPr>
@@ -8136,7 +8319,7 @@
       <w:pPr>
         <w:numPr>
           <w:ilvl w:val="0"/>
-          <w:numId w:val="1032"/>
+          <w:numId w:val="1034"/>
         </w:numPr>
         <w:pStyle w:val="Compact"/>
       </w:pPr>
@@ -8148,7 +8331,7 @@
       <w:pPr>
         <w:numPr>
           <w:ilvl w:val="0"/>
-          <w:numId w:val="1032"/>
+          <w:numId w:val="1034"/>
         </w:numPr>
         <w:pStyle w:val="Compact"/>
       </w:pPr>
@@ -8176,7 +8359,7 @@
       <w:pPr>
         <w:numPr>
           <w:ilvl w:val="0"/>
-          <w:numId w:val="1032"/>
+          <w:numId w:val="1034"/>
         </w:numPr>
         <w:pStyle w:val="Compact"/>
       </w:pPr>
@@ -8240,8 +8423,8 @@
         <w:t xml:space="preserve">("the filter is missing") and it checks for the part.</w:t>
       </w:r>
     </w:p>
-    <w:bookmarkEnd w:id="69"/>
-    <w:bookmarkStart w:id="70" w:name="Xed51aaddfdaaeed07435f6fbedd83690ff035bb"/>
+    <w:bookmarkEnd w:id="70"/>
+    <w:bookmarkStart w:id="71" w:name="Xed51aaddfdaaeed07435f6fbedd83690ff035bb"/>
     <w:p>
       <w:pPr>
         <w:pStyle w:val="Heading2"/>
@@ -8316,7 +8499,7 @@
       <w:pPr>
         <w:numPr>
           <w:ilvl w:val="0"/>
-          <w:numId w:val="1033"/>
+          <w:numId w:val="1035"/>
         </w:numPr>
         <w:pStyle w:val="Compact"/>
       </w:pPr>
@@ -8335,7 +8518,7 @@
       <w:pPr>
         <w:numPr>
           <w:ilvl w:val="0"/>
-          <w:numId w:val="1033"/>
+          <w:numId w:val="1035"/>
         </w:numPr>
         <w:pStyle w:val="Compact"/>
       </w:pPr>
@@ -8354,7 +8537,7 @@
       <w:pPr>
         <w:numPr>
           <w:ilvl w:val="0"/>
-          <w:numId w:val="1033"/>
+          <w:numId w:val="1035"/>
         </w:numPr>
         <w:pStyle w:val="Compact"/>
       </w:pPr>
@@ -8373,7 +8556,7 @@
       <w:pPr>
         <w:numPr>
           <w:ilvl w:val="0"/>
-          <w:numId w:val="1033"/>
+          <w:numId w:val="1035"/>
         </w:numPr>
         <w:pStyle w:val="Compact"/>
       </w:pPr>
@@ -8408,7 +8591,7 @@
       <w:pPr>
         <w:numPr>
           <w:ilvl w:val="0"/>
-          <w:numId w:val="1033"/>
+          <w:numId w:val="1035"/>
         </w:numPr>
         <w:pStyle w:val="Compact"/>
       </w:pPr>
@@ -8523,8 +8706,8 @@
         <w:t xml:space="preserve">under any piece.</w:t>
       </w:r>
     </w:p>
-    <w:bookmarkEnd w:id="70"/>
-    <w:bookmarkStart w:id="71" w:name="plans-and-ai-uses-oct-2-2026"/>
+    <w:bookmarkEnd w:id="71"/>
+    <w:bookmarkStart w:id="72" w:name="plans-and-ai-uses-oct-2-2026"/>
     <w:p>
       <w:pPr>
         <w:pStyle w:val="Heading2"/>
@@ -8872,8 +9055,8 @@
         <w:t xml:space="preserve">the box that pops up has one button: Add 100 AI uses. Plans are one tap below it.</w:t>
       </w:r>
     </w:p>
-    <w:bookmarkEnd w:id="71"/>
-    <w:bookmarkStart w:id="72" w:name="as-is-cleaned-up-or-tested-oct-2-2026"/>
+    <w:bookmarkEnd w:id="72"/>
+    <w:bookmarkStart w:id="73" w:name="as-is-cleaned-up-or-tested-oct-2-2026"/>
     <w:p>
       <w:pPr>
         <w:pStyle w:val="Heading2"/>
@@ -8923,7 +9106,7 @@
       <w:pPr>
         <w:numPr>
           <w:ilvl w:val="0"/>
-          <w:numId w:val="1034"/>
+          <w:numId w:val="1036"/>
         </w:numPr>
         <w:pStyle w:val="Compact"/>
       </w:pPr>
@@ -8945,7 +9128,7 @@
       <w:pPr>
         <w:numPr>
           <w:ilvl w:val="0"/>
-          <w:numId w:val="1034"/>
+          <w:numId w:val="1036"/>
         </w:numPr>
         <w:pStyle w:val="Compact"/>
       </w:pPr>
@@ -8964,7 +9147,7 @@
       <w:pPr>
         <w:numPr>
           <w:ilvl w:val="0"/>
-          <w:numId w:val="1034"/>
+          <w:numId w:val="1036"/>
         </w:numPr>
         <w:pStyle w:val="Compact"/>
       </w:pPr>
@@ -8983,7 +9166,7 @@
       <w:pPr>
         <w:numPr>
           <w:ilvl w:val="0"/>
-          <w:numId w:val="1034"/>
+          <w:numId w:val="1036"/>
         </w:numPr>
         <w:pStyle w:val="Compact"/>
       </w:pPr>
@@ -9022,8 +9205,8 @@
         <w:t xml:space="preserve">and the price updates. Listings written by the AI say "untested" plainly unless you said it works.</w:t>
       </w:r>
     </w:p>
-    <w:bookmarkEnd w:id="72"/>
-    <w:bookmarkStart w:id="73" w:name="X50912bb37eeb3be85453fd34d498d2e19346950"/>
+    <w:bookmarkEnd w:id="73"/>
+    <w:bookmarkStart w:id="74" w:name="X50912bb37eeb3be85453fd34d498d2e19346950"/>
     <w:p>
       <w:pPr>
         <w:pStyle w:val="Heading2"/>
@@ -9076,7 +9259,7 @@
       <w:pPr>
         <w:numPr>
           <w:ilvl w:val="0"/>
-          <w:numId w:val="1035"/>
+          <w:numId w:val="1037"/>
         </w:numPr>
         <w:pStyle w:val="Compact"/>
       </w:pPr>
@@ -9114,7 +9297,7 @@
       <w:pPr>
         <w:numPr>
           <w:ilvl w:val="0"/>
-          <w:numId w:val="1035"/>
+          <w:numId w:val="1037"/>
         </w:numPr>
         <w:pStyle w:val="Compact"/>
       </w:pPr>
@@ -9136,7 +9319,7 @@
       <w:pPr>
         <w:numPr>
           <w:ilvl w:val="0"/>
-          <w:numId w:val="1035"/>
+          <w:numId w:val="1037"/>
         </w:numPr>
         <w:pStyle w:val="Compact"/>
       </w:pPr>
@@ -9171,7 +9354,7 @@
       <w:pPr>
         <w:numPr>
           <w:ilvl w:val="0"/>
-          <w:numId w:val="1035"/>
+          <w:numId w:val="1037"/>
         </w:numPr>
         <w:pStyle w:val="Compact"/>
       </w:pPr>
@@ -9193,7 +9376,7 @@
       <w:pPr>
         <w:numPr>
           <w:ilvl w:val="0"/>
-          <w:numId w:val="1035"/>
+          <w:numId w:val="1037"/>
         </w:numPr>
         <w:pStyle w:val="Compact"/>
       </w:pPr>
@@ -9225,7 +9408,7 @@
       <w:pPr>
         <w:numPr>
           <w:ilvl w:val="0"/>
-          <w:numId w:val="1035"/>
+          <w:numId w:val="1037"/>
         </w:numPr>
         <w:pStyle w:val="Compact"/>
       </w:pPr>
@@ -9243,8 +9426,8 @@
         <w:t xml:space="preserve">now jumps you back to the top.</w:t>
       </w:r>
     </w:p>
-    <w:bookmarkEnd w:id="73"/>
-    <w:bookmarkStart w:id="74" w:name="X7a6cb5deef22213dbf4ee25dbc99e194a5de089"/>
+    <w:bookmarkEnd w:id="74"/>
+    <w:bookmarkStart w:id="75" w:name="X7a6cb5deef22213dbf4ee25dbc99e194a5de089"/>
     <w:p>
       <w:pPr>
         <w:pStyle w:val="Heading2"/>
@@ -9278,7 +9461,7 @@
       <w:pPr>
         <w:numPr>
           <w:ilvl w:val="0"/>
-          <w:numId w:val="1036"/>
+          <w:numId w:val="1038"/>
         </w:numPr>
         <w:pStyle w:val="Compact"/>
       </w:pPr>
@@ -9319,7 +9502,7 @@
       <w:pPr>
         <w:numPr>
           <w:ilvl w:val="0"/>
-          <w:numId w:val="1036"/>
+          <w:numId w:val="1038"/>
         </w:numPr>
         <w:pStyle w:val="Compact"/>
       </w:pPr>
@@ -9331,7 +9514,7 @@
       <w:pPr>
         <w:numPr>
           <w:ilvl w:val="0"/>
-          <w:numId w:val="1036"/>
+          <w:numId w:val="1038"/>
         </w:numPr>
         <w:pStyle w:val="Compact"/>
       </w:pPr>
@@ -9360,8 +9543,8 @@
         <w:t xml:space="preserve">The owner gets every one right away. Your own sends show on that page with where they stand: 📬 Got it, 🛠 We're on it, ✅ Done or ⏸ Not right now, plus any note from us.</w:t>
       </w:r>
     </w:p>
-    <w:bookmarkEnd w:id="74"/>
-    <w:bookmarkStart w:id="75" w:name="change-the-words-by-talking-oct-2-2026"/>
+    <w:bookmarkEnd w:id="75"/>
+    <w:bookmarkStart w:id="76" w:name="change-the-words-by-talking-oct-2-2026"/>
     <w:p>
       <w:pPr>
         <w:pStyle w:val="Heading2"/>
@@ -9477,8 +9660,8 @@
         <w:t xml:space="preserve">what you tell the AI ("they're dusty from the warehouse but new") is used as facts. The listing just says "New, never used." It never says "seller says…" or repeats your notes.</w:t>
       </w:r>
     </w:p>
-    <w:bookmarkEnd w:id="75"/>
-    <w:bookmarkStart w:id="76" w:name="X3edbd78f013ceb92743cfabca21265ecc47cd37"/>
+    <w:bookmarkEnd w:id="76"/>
+    <w:bookmarkStart w:id="77" w:name="X3edbd78f013ceb92743cfabca21265ecc47cd37"/>
     <w:p>
       <w:pPr>
         <w:pStyle w:val="Heading2"/>
@@ -9515,7 +9698,7 @@
       <w:pPr>
         <w:numPr>
           <w:ilvl w:val="0"/>
-          <w:numId w:val="1037"/>
+          <w:numId w:val="1039"/>
         </w:numPr>
         <w:pStyle w:val="Compact"/>
       </w:pPr>
@@ -9550,7 +9733,7 @@
       <w:pPr>
         <w:numPr>
           <w:ilvl w:val="0"/>
-          <w:numId w:val="1037"/>
+          <w:numId w:val="1039"/>
         </w:numPr>
         <w:pStyle w:val="Compact"/>
       </w:pPr>
@@ -9569,7 +9752,7 @@
       <w:pPr>
         <w:numPr>
           <w:ilvl w:val="0"/>
-          <w:numId w:val="1037"/>
+          <w:numId w:val="1039"/>
         </w:numPr>
         <w:pStyle w:val="Compact"/>
       </w:pPr>
@@ -9588,7 +9771,7 @@
       <w:pPr>
         <w:numPr>
           <w:ilvl w:val="0"/>
-          <w:numId w:val="1037"/>
+          <w:numId w:val="1039"/>
         </w:numPr>
         <w:pStyle w:val="Compact"/>
       </w:pPr>
@@ -9627,8 +9810,8 @@
         <w:t xml:space="preserve">photograph the label or model plate to make it exact. On a lot, each piece shows its year and what it sold for new. On Sort the pile, each item's line shows "made 1990 · new $250" when it can tell.</w:t>
       </w:r>
     </w:p>
-    <w:bookmarkEnd w:id="76"/>
-    <w:bookmarkStart w:id="77" w:name="Xea09e90ccf2cf58559e470983020236bf2b77dd"/>
+    <w:bookmarkEnd w:id="77"/>
+    <w:bookmarkStart w:id="78" w:name="Xea09e90ccf2cf58559e470983020236bf2b77dd"/>
     <w:p>
       <w:pPr>
         <w:pStyle w:val="Heading2"/>
@@ -9808,8 +9991,8 @@
         <w:t xml:space="preserve">The AI picks 12–20 real search words for every listing. Older listings without them still get a line built from the brand, model and title. Only words that fit the item are used, because eBay and Mercari punish unrelated keywords.</w:t>
       </w:r>
     </w:p>
-    <w:bookmarkEnd w:id="77"/>
-    <w:bookmarkStart w:id="78" w:name="if-the-ai-cant-read-a-photo-oct-3-2026"/>
+    <w:bookmarkEnd w:id="78"/>
+    <w:bookmarkStart w:id="79" w:name="if-the-ai-cant-read-a-photo-oct-3-2026"/>
     <w:p>
       <w:pPr>
         <w:pStyle w:val="Heading2"/>
@@ -9921,8 +10104,8 @@
         <w:t xml:space="preserve">button at the top, next to its status.</w:t>
       </w:r>
     </w:p>
-    <w:bookmarkEnd w:id="78"/>
-    <w:bookmarkStart w:id="79" w:name="X3da2067224820edf274a4949382bfcaee4f75d0"/>
+    <w:bookmarkEnd w:id="79"/>
+    <w:bookmarkStart w:id="80" w:name="X3da2067224820edf274a4949382bfcaee4f75d0"/>
     <w:p>
       <w:pPr>
         <w:pStyle w:val="Heading2"/>
@@ -9987,8 +10170,8 @@
         <w:t xml:space="preserve">to share the listing link anywhere.</w:t>
       </w:r>
     </w:p>
-    <w:bookmarkEnd w:id="79"/>
-    <w:bookmarkStart w:id="80" w:name="Xa2fe61530608b746ac59e2521112d184d2169b7"/>
+    <w:bookmarkEnd w:id="80"/>
+    <w:bookmarkStart w:id="81" w:name="Xa2fe61530608b746ac59e2521112d184d2169b7"/>
     <w:p>
       <w:pPr>
         <w:pStyle w:val="Heading2"/>
@@ -10132,8 +10315,8 @@
         <w:t xml:space="preserve">To point people to the store, share the listing itself (📣 Share this find), not inside another site's listing.</w:t>
       </w:r>
     </w:p>
-    <w:bookmarkEnd w:id="80"/>
-    <w:bookmarkStart w:id="81" w:name="X59a40392c85bcb955a5fb2e7a9376c70093f10e"/>
+    <w:bookmarkEnd w:id="81"/>
+    <w:bookmarkStart w:id="82" w:name="X59a40392c85bcb955a5fb2e7a9376c70093f10e"/>
     <w:p>
       <w:pPr>
         <w:pStyle w:val="Heading2"/>
@@ -10355,8 +10538,8 @@
         <w:t xml:space="preserve">Keywords never name another brand or say "like X," "not X" or "X style," and never use question marks; several sites remove listings for that. Each site's "How to post" tips now include its must-know rule, such as one listing per item and Craigslist reposts no more than every 48 hours.</w:t>
       </w:r>
     </w:p>
-    <w:bookmarkEnd w:id="81"/>
-    <w:bookmarkStart w:id="82" w:name="clean-all-photos-at-once-oct-5-2026"/>
+    <w:bookmarkEnd w:id="82"/>
+    <w:bookmarkStart w:id="83" w:name="clean-all-photos-at-once-oct-5-2026"/>
     <w:p>
       <w:pPr>
         <w:pStyle w:val="Heading2"/>
@@ -10442,8 +10625,8 @@
         <w:t xml:space="preserve">ticking them, so picking photos first did nothing. Nikki reported it.)</w:t>
       </w:r>
     </w:p>
-    <w:bookmarkEnd w:id="82"/>
-    <w:bookmarkStart w:id="83" w:name="Xc3f851db8f6c65a564dc15420a1c084293584d8"/>
+    <w:bookmarkEnd w:id="83"/>
+    <w:bookmarkStart w:id="84" w:name="Xc3f851db8f6c65a564dc15420a1c084293584d8"/>
     <w:p>
       <w:pPr>
         <w:pStyle w:val="Heading2"/>
@@ -10477,7 +10660,7 @@
       <w:pPr>
         <w:numPr>
           <w:ilvl w:val="0"/>
-          <w:numId w:val="1038"/>
+          <w:numId w:val="1040"/>
         </w:numPr>
         <w:pStyle w:val="Compact"/>
       </w:pPr>
@@ -10499,7 +10682,7 @@
       <w:pPr>
         <w:numPr>
           <w:ilvl w:val="0"/>
-          <w:numId w:val="1038"/>
+          <w:numId w:val="1040"/>
         </w:numPr>
         <w:pStyle w:val="Compact"/>
       </w:pPr>
@@ -10517,8 +10700,8 @@
         <w:t xml:space="preserve">US only. The cost shows at checkout. Items Next Owner Market sells ship within 1–3 business days. Pickup is free.</w:t>
       </w:r>
     </w:p>
-    <w:bookmarkEnd w:id="83"/>
-    <w:bookmarkStart w:id="84" w:name="your-to-do-list-twice-a-day-oct-5-2026"/>
+    <w:bookmarkEnd w:id="84"/>
+    <w:bookmarkStart w:id="85" w:name="your-to-do-list-twice-a-day-oct-5-2026"/>
     <w:p>
       <w:pPr>
         <w:pStyle w:val="Heading2"/>
@@ -10535,8 +10718,8 @@
         <w:t xml:space="preserve">At 11 AM and 5 PM you get your whole to-do list by email and text: urgent first, with the steps for the urgent ones. Tap ✓ on an item in 📝 To-do when it's done and it stops coming.</w:t>
       </w:r>
     </w:p>
-    <w:bookmarkEnd w:id="84"/>
-    <w:bookmarkStart w:id="85" w:name="cleaner-ai-writing-oct-5-2026"/>
+    <w:bookmarkEnd w:id="85"/>
+    <w:bookmarkStart w:id="86" w:name="cleaner-ai-writing-oct-5-2026"/>
     <w:p>
       <w:pPr>
         <w:pStyle w:val="Heading2"/>
@@ -10553,8 +10736,8 @@
         <w:t xml:space="preserve">AI-written titles and descriptions no longer contain long dashes (—) or curly quotes, which make a listing look machine-written on Facebook. This also applies when you copy a listing for another site.</w:t>
       </w:r>
     </w:p>
-    <w:bookmarkEnd w:id="85"/>
-    <w:bookmarkStart w:id="86" w:name="Xae7cc49ac09defe199842bec05c1d3347fa397f"/>
+    <w:bookmarkEnd w:id="86"/>
+    <w:bookmarkStart w:id="87" w:name="Xae7cc49ac09defe199842bec05c1d3347fa397f"/>
     <w:p>
       <w:pPr>
         <w:pStyle w:val="Heading2"/>
@@ -10617,7 +10800,7 @@
       <w:pPr>
         <w:numPr>
           <w:ilvl w:val="0"/>
-          <w:numId w:val="1039"/>
+          <w:numId w:val="1041"/>
         </w:numPr>
         <w:pStyle w:val="Compact"/>
       </w:pPr>
@@ -10639,7 +10822,7 @@
       <w:pPr>
         <w:numPr>
           <w:ilvl w:val="0"/>
-          <w:numId w:val="1039"/>
+          <w:numId w:val="1041"/>
         </w:numPr>
         <w:pStyle w:val="Compact"/>
       </w:pPr>
@@ -10733,8 +10916,8 @@
         <w:t xml:space="preserve">) lower on the page. It puts the find on our website as its own page that people searching Google can find. If you already tapped 📤 Share, that page already exists and the box says so. Tapping both never makes two pages.</w:t>
       </w:r>
     </w:p>
-    <w:bookmarkEnd w:id="86"/>
-    <w:bookmarkStart w:id="87" w:name="Xfab7125e1fb5434d6f81909bde8dbf0effbf144"/>
+    <w:bookmarkEnd w:id="87"/>
+    <w:bookmarkStart w:id="88" w:name="Xfab7125e1fb5434d6f81909bde8dbf0effbf144"/>
     <w:p>
       <w:pPr>
         <w:pStyle w:val="Heading2"/>
@@ -10765,7 +10948,7 @@
       <w:pPr>
         <w:numPr>
           <w:ilvl w:val="0"/>
-          <w:numId w:val="1040"/>
+          <w:numId w:val="1042"/>
         </w:numPr>
         <w:pStyle w:val="Compact"/>
       </w:pPr>
@@ -10793,7 +10976,7 @@
       <w:pPr>
         <w:numPr>
           <w:ilvl w:val="0"/>
-          <w:numId w:val="1040"/>
+          <w:numId w:val="1042"/>
         </w:numPr>
         <w:pStyle w:val="Compact"/>
       </w:pPr>
@@ -10837,7 +11020,7 @@
       <w:pPr>
         <w:numPr>
           <w:ilvl w:val="0"/>
-          <w:numId w:val="1040"/>
+          <w:numId w:val="1042"/>
         </w:numPr>
         <w:pStyle w:val="Compact"/>
       </w:pPr>
@@ -10862,7 +11045,7 @@
       <w:pPr>
         <w:numPr>
           <w:ilvl w:val="0"/>
-          <w:numId w:val="1040"/>
+          <w:numId w:val="1042"/>
         </w:numPr>
         <w:pStyle w:val="Compact"/>
       </w:pPr>
@@ -10874,7 +11057,7 @@
       <w:pPr>
         <w:numPr>
           <w:ilvl w:val="1"/>
-          <w:numId w:val="1041"/>
+          <w:numId w:val="1043"/>
         </w:numPr>
         <w:pStyle w:val="Compact"/>
       </w:pPr>
@@ -10922,7 +11105,7 @@
       <w:pPr>
         <w:numPr>
           <w:ilvl w:val="1"/>
-          <w:numId w:val="1041"/>
+          <w:numId w:val="1043"/>
         </w:numPr>
         <w:pStyle w:val="Compact"/>
       </w:pPr>
@@ -10941,7 +11124,7 @@
       <w:pPr>
         <w:numPr>
           <w:ilvl w:val="1"/>
-          <w:numId w:val="1041"/>
+          <w:numId w:val="1043"/>
         </w:numPr>
         <w:pStyle w:val="Compact"/>
       </w:pPr>
@@ -10989,7 +11172,7 @@
       <w:pPr>
         <w:numPr>
           <w:ilvl w:val="1"/>
-          <w:numId w:val="1041"/>
+          <w:numId w:val="1043"/>
         </w:numPr>
         <w:pStyle w:val="Compact"/>
       </w:pPr>
@@ -11008,7 +11191,7 @@
       <w:pPr>
         <w:numPr>
           <w:ilvl w:val="1"/>
-          <w:numId w:val="1041"/>
+          <w:numId w:val="1043"/>
         </w:numPr>
         <w:pStyle w:val="Compact"/>
       </w:pPr>
@@ -11027,7 +11210,7 @@
       <w:pPr>
         <w:numPr>
           <w:ilvl w:val="1"/>
-          <w:numId w:val="1041"/>
+          <w:numId w:val="1043"/>
         </w:numPr>
         <w:pStyle w:val="Compact"/>
       </w:pPr>
@@ -11062,7 +11245,7 @@
       <w:pPr>
         <w:numPr>
           <w:ilvl w:val="1"/>
-          <w:numId w:val="1041"/>
+          <w:numId w:val="1043"/>
         </w:numPr>
         <w:pStyle w:val="Compact"/>
       </w:pPr>
@@ -11097,7 +11280,7 @@
       <w:pPr>
         <w:numPr>
           <w:ilvl w:val="0"/>
-          <w:numId w:val="1040"/>
+          <w:numId w:val="1042"/>
         </w:numPr>
         <w:pStyle w:val="Compact"/>
       </w:pPr>
@@ -11155,8 +11338,8 @@
         <w:t xml:space="preserve">first find free with no account. After that, one AI use per find.</w:t>
       </w:r>
     </w:p>
-    <w:bookmarkEnd w:id="87"/>
     <w:bookmarkEnd w:id="88"/>
+    <w:bookmarkEnd w:id="89"/>
     <w:sectPr/>
   </w:body>
 </w:document>
@@ -11542,18 +11725,6 @@
     <w:abstractNumId w:val="991"/>
   </w:num>
   <w:num w:numId="1012">
-    <w:abstractNumId w:val="991"/>
-  </w:num>
-  <w:num w:numId="1013">
-    <w:abstractNumId w:val="991"/>
-  </w:num>
-  <w:num w:numId="1014">
-    <w:abstractNumId w:val="991"/>
-  </w:num>
-  <w:num w:numId="1015">
-    <w:abstractNumId w:val="991"/>
-  </w:num>
-  <w:num w:numId="1016">
     <w:abstractNumId w:val="99411"/>
     <w:lvlOverride w:ilvl="0">
       <w:startOverride w:val="1"/>
@@ -11583,7 +11754,22 @@
       <w:startOverride w:val="1"/>
     </w:lvlOverride>
   </w:num>
+  <w:num w:numId="1013">
+    <w:abstractNumId w:val="991"/>
+  </w:num>
+  <w:num w:numId="1014">
+    <w:abstractNumId w:val="991"/>
+  </w:num>
+  <w:num w:numId="1015">
+    <w:abstractNumId w:val="991"/>
+  </w:num>
+  <w:num w:numId="1016">
+    <w:abstractNumId w:val="991"/>
+  </w:num>
   <w:num w:numId="1017">
+    <w:abstractNumId w:val="991"/>
+  </w:num>
+  <w:num w:numId="1018">
     <w:abstractNumId w:val="99411"/>
     <w:lvlOverride w:ilvl="0">
       <w:startOverride w:val="1"/>
@@ -11613,11 +11799,35 @@
       <w:startOverride w:val="1"/>
     </w:lvlOverride>
   </w:num>
-  <w:num w:numId="1018">
-    <w:abstractNumId w:val="991"/>
-  </w:num>
   <w:num w:numId="1019">
-    <w:abstractNumId w:val="991"/>
+    <w:abstractNumId w:val="99411"/>
+    <w:lvlOverride w:ilvl="0">
+      <w:startOverride w:val="1"/>
+    </w:lvlOverride>
+    <w:lvlOverride w:ilvl="1">
+      <w:startOverride w:val="1"/>
+    </w:lvlOverride>
+    <w:lvlOverride w:ilvl="2">
+      <w:startOverride w:val="1"/>
+    </w:lvlOverride>
+    <w:lvlOverride w:ilvl="3">
+      <w:startOverride w:val="1"/>
+    </w:lvlOverride>
+    <w:lvlOverride w:ilvl="4">
+      <w:startOverride w:val="1"/>
+    </w:lvlOverride>
+    <w:lvlOverride w:ilvl="5">
+      <w:startOverride w:val="1"/>
+    </w:lvlOverride>
+    <w:lvlOverride w:ilvl="6">
+      <w:startOverride w:val="1"/>
+    </w:lvlOverride>
+    <w:lvlOverride w:ilvl="7">
+      <w:startOverride w:val="1"/>
+    </w:lvlOverride>
+    <w:lvlOverride w:ilvl="8">
+      <w:startOverride w:val="1"/>
+    </w:lvlOverride>
   </w:num>
   <w:num w:numId="1020">
     <w:abstractNumId w:val="991"/>
@@ -11680,6 +11890,12 @@
     <w:abstractNumId w:val="991"/>
   </w:num>
   <w:num w:numId="1040">
+    <w:abstractNumId w:val="991"/>
+  </w:num>
+  <w:num w:numId="1041">
+    <w:abstractNumId w:val="991"/>
+  </w:num>
+  <w:num w:numId="1042">
     <w:abstractNumId w:val="99411"/>
     <w:lvlOverride w:ilvl="0">
       <w:startOverride w:val="1"/>
@@ -11709,7 +11925,7 @@
       <w:startOverride w:val="1"/>
     </w:lvlOverride>
   </w:num>
-  <w:num w:numId="1041">
+  <w:num w:numId="1043">
     <w:abstractNumId w:val="991"/>
   </w:num>
 </w:numbering>

--- a/docs/Next_Owner_Market_User_Guide.docx
+++ b/docs/Next_Owner_Market_User_Guide.docx
@@ -2681,6 +2681,76 @@
       </w:pPr>
       <w:r>
         <w:t xml:space="preserve">Specs, manuals and service manuals, parts sources, a ready-to-paste listing with "Price box: $X", and sources.</w:t>
+      </w:r>
+    </w:p>
+    <w:p>
+      <w:pPr>
+        <w:numPr>
+          <w:ilvl w:val="0"/>
+          <w:numId w:val="1010"/>
+        </w:numPr>
+        <w:pStyle w:val="Compact"/>
+      </w:pPr>
+      <w:r>
+        <w:rPr>
+          <w:bCs/>
+          <w:b/>
+        </w:rPr>
+        <w:t xml:space="preserve">📝 Your listing</w:t>
+      </w:r>
+      <w:r>
+        <w:t xml:space="preserve"> </w:t>
+      </w:r>
+      <w:r>
+        <w:t xml:space="preserve">(the button under the Word download jumps to it):</w:t>
+      </w:r>
+      <w:r>
+        <w:t xml:space="preserve"> </w:t>
+      </w:r>
+      <w:r>
+        <w:rPr>
+          <w:bCs/>
+          <w:b/>
+        </w:rPr>
+        <w:t xml:space="preserve">📝 Make it a listing in my app</w:t>
+      </w:r>
+      <w:r>
+        <w:t xml:space="preserve"> </w:t>
+      </w:r>
+      <w:r>
+        <w:t xml:space="preserve">creates the draft listing with the title, description, price box, keywords and photos and opens it ("🎉 Your listing is written"). Not the way you want it? Type or say it in</w:t>
+      </w:r>
+      <w:r>
+        <w:t xml:space="preserve"> </w:t>
+      </w:r>
+      <w:r>
+        <w:rPr>
+          <w:bCs/>
+          <w:b/>
+        </w:rPr>
+        <w:t xml:space="preserve">✏️ Want it different?</w:t>
+      </w:r>
+      <w:r>
+        <w:t xml:space="preserve"> </w:t>
+      </w:r>
+      <w:r>
+        <w:t xml:space="preserve">("shorter", "price it at $150", "say it was serviced") and tap ✏️ Change it;</w:t>
+      </w:r>
+      <w:r>
+        <w:t xml:space="preserve"> </w:t>
+      </w:r>
+      <w:r>
+        <w:rPr>
+          <w:bCs/>
+          <w:b/>
+        </w:rPr>
+        <w:t xml:space="preserve">↩ Undo change</w:t>
+      </w:r>
+      <w:r>
+        <w:t xml:space="preserve"> </w:t>
+      </w:r>
+      <w:r>
+        <w:t xml:space="preserve">puts the version before back (every version is kept). Make your changes before tapping Make it a listing; after that, edit the listing on its own page.</w:t>
       </w:r>
     </w:p>
     <w:p>

--- a/docs/Next_Owner_Market_User_Guide.docx
+++ b/docs/Next_Owner_Market_User_Guide.docx
@@ -2680,7 +2680,57 @@
         <w:pStyle w:val="Compact"/>
       </w:pPr>
       <w:r>
+        <w:rPr>
+          <w:bCs/>
+          <w:b/>
+        </w:rPr>
+        <w:t xml:space="preserve">📦 Weight:</w:t>
+      </w:r>
+      <w:r>
+        <w:t xml:space="preserve"> </w:t>
+      </w:r>
+      <w:r>
+        <w:t xml:space="preserve">what it weighs, the packed shipping weight, and the box size (from the maker's spec when found); it goes into the listing it makes.</w:t>
+      </w:r>
+    </w:p>
+    <w:p>
+      <w:pPr>
+        <w:numPr>
+          <w:ilvl w:val="1"/>
+          <w:numId w:val="1011"/>
+        </w:numPr>
+        <w:pStyle w:val="Compact"/>
+      </w:pPr>
+      <w:r>
         <w:t xml:space="preserve">Specs, manuals and service manuals, parts sources, a ready-to-paste listing with "Price box: $X", and sources.</w:t>
+      </w:r>
+    </w:p>
+    <w:p>
+      <w:pPr>
+        <w:numPr>
+          <w:ilvl w:val="1"/>
+          <w:numId w:val="1011"/>
+        </w:numPr>
+        <w:pStyle w:val="Compact"/>
+      </w:pPr>
+      <w:r>
+        <w:t xml:space="preserve">If a report ever comes back incomplete, a red box offers</w:t>
+      </w:r>
+      <w:r>
+        <w:t xml:space="preserve"> </w:t>
+      </w:r>
+      <w:r>
+        <w:rPr>
+          <w:bCs/>
+          <w:b/>
+        </w:rPr>
+        <w:t xml:space="preserve">🔄 Run it again</w:t>
+      </w:r>
+      <w:r>
+        <w:t xml:space="preserve"> </w:t>
+      </w:r>
+      <w:r>
+        <w:t xml:space="preserve">(same photos and notes; it also refreshes a draft listing made from it). Every report also has 🔄 Run the report again at the bottom.</w:t>
       </w:r>
     </w:p>
     <w:p>
